--- a/reports/final_report/Nhom12_BaoCao.docx
+++ b/reports/final_report/Nhom12_BaoCao.docx
@@ -260,7 +260,7 @@
       <w:pPr>
         <w:sectPr>
           <w:pgSz w:w="12240" w:h="15840"/>
-          <w:pgMar w:top="1134" w:right="1134" w:bottom="1134" w:left="1701" w:header="720" w:footer="720" w:gutter="0"/>
+          <w:pgMar w:top="1701" w:right="1134" w:bottom="1701" w:left="1701" w:header="720" w:footer="720" w:gutter="0"/>
           <w:pgBorders w:offsetFrom="page">
             <w:top w:val="single" w:sz="24" w:space="24" w:color="1B365D"/>
             <w:left w:val="single" w:sz="24" w:space="24" w:color="1B365D"/>
@@ -280,10 +280,11 @@
         <w:rPr>
           <w:rFonts w:ascii="Times New Roman" w:hAnsi="Times New Roman" w:cs="Times New Roman" w:eastAsia="Times New Roman"/>
           <w:b/>
+          <w:i w:val="0"/>
           <w:color w:val="1B365D"/>
           <w:sz w:val="30"/>
         </w:rPr>
-        <w:t>Tóm tắt</w:t>
+        <w:t>TÓM TẮT</w:t>
       </w:r>
     </w:p>
     <w:p>
@@ -342,10 +343,11 @@
         <w:rPr>
           <w:rFonts w:ascii="Times New Roman" w:hAnsi="Times New Roman" w:cs="Times New Roman" w:eastAsia="Times New Roman"/>
           <w:b/>
+          <w:i w:val="0"/>
           <w:color w:val="1B365D"/>
           <w:sz w:val="30"/>
         </w:rPr>
-        <w:t>Mục lục</w:t>
+        <w:t>MỤC LỤC</w:t>
       </w:r>
     </w:p>
     <w:p>
@@ -370,10 +372,11 @@
         <w:rPr>
           <w:rFonts w:ascii="Times New Roman" w:hAnsi="Times New Roman" w:cs="Times New Roman" w:eastAsia="Times New Roman"/>
           <w:b/>
+          <w:i w:val="0"/>
           <w:color w:val="1B365D"/>
           <w:sz w:val="30"/>
         </w:rPr>
-        <w:t>Chương 1: Tổng quan đề tài và cơ sở lý thuyết</w:t>
+        <w:t>CHƯƠNG 1: TỔNG QUAN ĐỀ TÀI VÀ CƠ SỞ LÝ THUYẾT</w:t>
       </w:r>
     </w:p>
     <w:p>
@@ -384,6 +387,7 @@
         <w:rPr>
           <w:rFonts w:ascii="Times New Roman" w:hAnsi="Times New Roman" w:cs="Times New Roman" w:eastAsia="Times New Roman"/>
           <w:b/>
+          <w:i w:val="0"/>
           <w:color w:val="000000"/>
           <w:sz w:val="27"/>
         </w:rPr>
@@ -422,6 +426,7 @@
         <w:rPr>
           <w:rFonts w:ascii="Times New Roman" w:hAnsi="Times New Roman" w:cs="Times New Roman" w:eastAsia="Times New Roman"/>
           <w:b/>
+          <w:i w:val="0"/>
           <w:color w:val="000000"/>
           <w:sz w:val="27"/>
         </w:rPr>
@@ -496,6 +501,7 @@
         <w:rPr>
           <w:rFonts w:ascii="Times New Roman" w:hAnsi="Times New Roman" w:cs="Times New Roman" w:eastAsia="Times New Roman"/>
           <w:b/>
+          <w:i w:val="0"/>
           <w:color w:val="000000"/>
           <w:sz w:val="27"/>
         </w:rPr>
@@ -550,6 +556,7 @@
         <w:rPr>
           <w:rFonts w:ascii="Times New Roman" w:hAnsi="Times New Roman" w:cs="Times New Roman" w:eastAsia="Times New Roman"/>
           <w:b/>
+          <w:i w:val="0"/>
           <w:color w:val="000000"/>
           <w:sz w:val="27"/>
         </w:rPr>
@@ -580,6 +587,7 @@
         <w:rPr>
           <w:rFonts w:ascii="Times New Roman" w:hAnsi="Times New Roman" w:cs="Times New Roman" w:eastAsia="Times New Roman"/>
           <w:b/>
+          <w:i w:val="0"/>
           <w:color w:val="000000"/>
           <w:sz w:val="27"/>
         </w:rPr>
@@ -622,6 +630,7 @@
         <w:rPr>
           <w:rFonts w:ascii="Times New Roman" w:hAnsi="Times New Roman" w:cs="Times New Roman" w:eastAsia="Times New Roman"/>
           <w:b/>
+          <w:i w:val="0"/>
           <w:color w:val="000000"/>
           <w:sz w:val="27"/>
         </w:rPr>
@@ -1428,6 +1437,7 @@
         <w:rPr>
           <w:rFonts w:ascii="Times New Roman" w:hAnsi="Times New Roman" w:cs="Times New Roman" w:eastAsia="Times New Roman"/>
           <w:b/>
+          <w:i w:val="0"/>
           <w:color w:val="000000"/>
           <w:sz w:val="27"/>
         </w:rPr>
@@ -1526,6 +1536,7 @@
         <w:rPr>
           <w:rFonts w:ascii="Times New Roman" w:hAnsi="Times New Roman" w:cs="Times New Roman" w:eastAsia="Times New Roman"/>
           <w:b/>
+          <w:i w:val="0"/>
           <w:color w:val="000000"/>
           <w:sz w:val="27"/>
         </w:rPr>
@@ -2579,10 +2590,11 @@
         <w:rPr>
           <w:rFonts w:ascii="Times New Roman" w:hAnsi="Times New Roman" w:cs="Times New Roman" w:eastAsia="Times New Roman"/>
           <w:b/>
+          <w:i w:val="0"/>
           <w:color w:val="1B365D"/>
           <w:sz w:val="30"/>
         </w:rPr>
-        <w:t>Chương 2: Thu thập dữ liệu và khám phá EDA</w:t>
+        <w:t>CHƯƠNG 2: THU THẬP DỮ LIỆU VÀ KHÁM PHÁ EDA</w:t>
       </w:r>
     </w:p>
     <w:p>
@@ -2593,6 +2605,7 @@
         <w:rPr>
           <w:rFonts w:ascii="Times New Roman" w:hAnsi="Times New Roman" w:cs="Times New Roman" w:eastAsia="Times New Roman"/>
           <w:b/>
+          <w:i w:val="0"/>
           <w:color w:val="000000"/>
           <w:sz w:val="27"/>
         </w:rPr>
@@ -3285,6 +3298,7 @@
         <w:rPr>
           <w:rFonts w:ascii="Times New Roman" w:hAnsi="Times New Roman" w:cs="Times New Roman" w:eastAsia="Times New Roman"/>
           <w:b/>
+          <w:i w:val="0"/>
           <w:color w:val="000000"/>
           <w:sz w:val="27"/>
         </w:rPr>
@@ -3531,6 +3545,7 @@
         <w:rPr>
           <w:rFonts w:ascii="Times New Roman" w:hAnsi="Times New Roman" w:cs="Times New Roman" w:eastAsia="Times New Roman"/>
           <w:b/>
+          <w:i w:val="0"/>
           <w:color w:val="000000"/>
           <w:sz w:val="27"/>
         </w:rPr>
@@ -3597,6 +3612,7 @@
         <w:rPr>
           <w:rFonts w:ascii="Times New Roman" w:hAnsi="Times New Roman" w:cs="Times New Roman" w:eastAsia="Times New Roman"/>
           <w:b/>
+          <w:i w:val="0"/>
           <w:color w:val="000000"/>
           <w:sz w:val="27"/>
         </w:rPr>
@@ -3771,6 +3787,7 @@
         <w:rPr>
           <w:rFonts w:ascii="Times New Roman" w:hAnsi="Times New Roman" w:cs="Times New Roman" w:eastAsia="Times New Roman"/>
           <w:b/>
+          <w:i w:val="0"/>
           <w:color w:val="000000"/>
           <w:sz w:val="27"/>
         </w:rPr>
@@ -3901,6 +3918,7 @@
         <w:rPr>
           <w:rFonts w:ascii="Times New Roman" w:hAnsi="Times New Roman" w:cs="Times New Roman" w:eastAsia="Times New Roman"/>
           <w:b/>
+          <w:i w:val="0"/>
           <w:color w:val="000000"/>
           <w:sz w:val="27"/>
         </w:rPr>
@@ -4022,6 +4040,7 @@
         <w:rPr>
           <w:rFonts w:ascii="Times New Roman" w:hAnsi="Times New Roman" w:cs="Times New Roman" w:eastAsia="Times New Roman"/>
           <w:b/>
+          <w:i w:val="0"/>
           <w:color w:val="000000"/>
           <w:sz w:val="27"/>
         </w:rPr>
@@ -4119,6 +4138,7 @@
         <w:rPr>
           <w:rFonts w:ascii="Times New Roman" w:hAnsi="Times New Roman" w:cs="Times New Roman" w:eastAsia="Times New Roman"/>
           <w:b/>
+          <w:i w:val="0"/>
           <w:color w:val="000000"/>
           <w:sz w:val="27"/>
         </w:rPr>
@@ -4204,6 +4224,7 @@
         <w:rPr>
           <w:rFonts w:ascii="Times New Roman" w:hAnsi="Times New Roman" w:cs="Times New Roman" w:eastAsia="Times New Roman"/>
           <w:b/>
+          <w:i w:val="0"/>
           <w:color w:val="000000"/>
           <w:sz w:val="27"/>
         </w:rPr>
@@ -4226,10 +4247,11 @@
         <w:rPr>
           <w:rFonts w:ascii="Times New Roman" w:hAnsi="Times New Roman" w:cs="Times New Roman" w:eastAsia="Times New Roman"/>
           <w:b/>
+          <w:i w:val="0"/>
           <w:color w:val="1B365D"/>
           <w:sz w:val="30"/>
         </w:rPr>
-        <w:t>Chương 3: Phương pháp luận và thử nghiệm mô hình</w:t>
+        <w:t>CHƯƠNG 3: PHƯƠNG PHÁP LUẬN VÀ THỬ NGHIỆM MÔ HÌNH</w:t>
       </w:r>
     </w:p>
     <w:p>
@@ -4240,6 +4262,7 @@
         <w:rPr>
           <w:rFonts w:ascii="Times New Roman" w:hAnsi="Times New Roman" w:cs="Times New Roman" w:eastAsia="Times New Roman"/>
           <w:b/>
+          <w:i w:val="0"/>
           <w:color w:val="000000"/>
           <w:sz w:val="27"/>
         </w:rPr>
@@ -4262,6 +4285,7 @@
         <w:rPr>
           <w:rFonts w:ascii="Times New Roman" w:hAnsi="Times New Roman" w:cs="Times New Roman" w:eastAsia="Times New Roman"/>
           <w:b/>
+          <w:i w:val="0"/>
           <w:color w:val="000000"/>
           <w:sz w:val="27"/>
         </w:rPr>
@@ -5216,6 +5240,7 @@
         <w:rPr>
           <w:rFonts w:ascii="Times New Roman" w:hAnsi="Times New Roman" w:cs="Times New Roman" w:eastAsia="Times New Roman"/>
           <w:b/>
+          <w:i w:val="0"/>
           <w:color w:val="000000"/>
           <w:sz w:val="27"/>
         </w:rPr>
@@ -5302,6 +5327,7 @@
         <w:rPr>
           <w:rFonts w:ascii="Times New Roman" w:hAnsi="Times New Roman" w:cs="Times New Roman" w:eastAsia="Times New Roman"/>
           <w:b/>
+          <w:i w:val="0"/>
           <w:color w:val="000000"/>
           <w:sz w:val="27"/>
         </w:rPr>
@@ -5368,6 +5394,7 @@
         <w:rPr>
           <w:rFonts w:ascii="Times New Roman" w:hAnsi="Times New Roman" w:cs="Times New Roman" w:eastAsia="Times New Roman"/>
           <w:b/>
+          <w:i w:val="0"/>
           <w:color w:val="000000"/>
           <w:sz w:val="27"/>
         </w:rPr>
@@ -6053,6 +6080,7 @@
         <w:rPr>
           <w:rFonts w:ascii="Times New Roman" w:hAnsi="Times New Roman" w:cs="Times New Roman" w:eastAsia="Times New Roman"/>
           <w:b/>
+          <w:i w:val="0"/>
           <w:color w:val="000000"/>
           <w:sz w:val="27"/>
         </w:rPr>
@@ -6147,6 +6175,7 @@
         <w:rPr>
           <w:rFonts w:ascii="Times New Roman" w:hAnsi="Times New Roman" w:cs="Times New Roman" w:eastAsia="Times New Roman"/>
           <w:b/>
+          <w:i w:val="0"/>
           <w:color w:val="000000"/>
           <w:sz w:val="27"/>
         </w:rPr>
@@ -6847,6 +6876,7 @@
         <w:rPr>
           <w:rFonts w:ascii="Times New Roman" w:hAnsi="Times New Roman" w:cs="Times New Roman" w:eastAsia="Times New Roman"/>
           <w:b/>
+          <w:i w:val="0"/>
           <w:color w:val="000000"/>
           <w:sz w:val="27"/>
         </w:rPr>
@@ -8883,6 +8913,7 @@
         <w:rPr>
           <w:rFonts w:ascii="Times New Roman" w:hAnsi="Times New Roman" w:cs="Times New Roman" w:eastAsia="Times New Roman"/>
           <w:b/>
+          <w:i w:val="0"/>
           <w:color w:val="000000"/>
           <w:sz w:val="27"/>
         </w:rPr>
@@ -8917,10 +8948,11 @@
         <w:rPr>
           <w:rFonts w:ascii="Times New Roman" w:hAnsi="Times New Roman" w:cs="Times New Roman" w:eastAsia="Times New Roman"/>
           <w:b/>
+          <w:i w:val="0"/>
           <w:color w:val="1B365D"/>
           <w:sz w:val="30"/>
         </w:rPr>
-        <w:t>Chương 4: Kết quả thực nghiệm và diễn giải tri thức</w:t>
+        <w:t>CHƯƠNG 4: KẾT QUẢ THỰC NGHIỆM VÀ DIỄN GIẢI TRI THỨC</w:t>
       </w:r>
     </w:p>
     <w:p>
@@ -8931,6 +8963,7 @@
         <w:rPr>
           <w:rFonts w:ascii="Times New Roman" w:hAnsi="Times New Roman" w:cs="Times New Roman" w:eastAsia="Times New Roman"/>
           <w:b/>
+          <w:i w:val="0"/>
           <w:color w:val="000000"/>
           <w:sz w:val="27"/>
         </w:rPr>
@@ -9752,6 +9785,7 @@
         <w:rPr>
           <w:rFonts w:ascii="Times New Roman" w:hAnsi="Times New Roman" w:cs="Times New Roman" w:eastAsia="Times New Roman"/>
           <w:b/>
+          <w:i w:val="0"/>
           <w:color w:val="000000"/>
           <w:sz w:val="27"/>
         </w:rPr>
@@ -10573,6 +10607,7 @@
         <w:rPr>
           <w:rFonts w:ascii="Times New Roman" w:hAnsi="Times New Roman" w:cs="Times New Roman" w:eastAsia="Times New Roman"/>
           <w:b/>
+          <w:i w:val="0"/>
           <w:color w:val="000000"/>
           <w:sz w:val="27"/>
         </w:rPr>
@@ -12084,6 +12119,7 @@
         <w:rPr>
           <w:rFonts w:ascii="Times New Roman" w:hAnsi="Times New Roman" w:cs="Times New Roman" w:eastAsia="Times New Roman"/>
           <w:b/>
+          <w:i w:val="0"/>
           <w:color w:val="000000"/>
           <w:sz w:val="27"/>
         </w:rPr>
@@ -12855,6 +12891,7 @@
         <w:rPr>
           <w:rFonts w:ascii="Times New Roman" w:hAnsi="Times New Roman" w:cs="Times New Roman" w:eastAsia="Times New Roman"/>
           <w:b/>
+          <w:i w:val="0"/>
           <w:color w:val="000000"/>
           <w:sz w:val="27"/>
         </w:rPr>
@@ -14509,6 +14546,7 @@
         <w:rPr>
           <w:rFonts w:ascii="Times New Roman" w:hAnsi="Times New Roman" w:cs="Times New Roman" w:eastAsia="Times New Roman"/>
           <w:b/>
+          <w:i w:val="0"/>
           <w:color w:val="000000"/>
           <w:sz w:val="27"/>
         </w:rPr>
@@ -16208,6 +16246,7 @@
         <w:rPr>
           <w:rFonts w:ascii="Times New Roman" w:hAnsi="Times New Roman" w:cs="Times New Roman" w:eastAsia="Times New Roman"/>
           <w:b/>
+          <w:i w:val="0"/>
           <w:color w:val="000000"/>
           <w:sz w:val="27"/>
         </w:rPr>
@@ -16844,6 +16883,7 @@
         <w:rPr>
           <w:rFonts w:ascii="Times New Roman" w:hAnsi="Times New Roman" w:cs="Times New Roman" w:eastAsia="Times New Roman"/>
           <w:b/>
+          <w:i w:val="0"/>
           <w:color w:val="000000"/>
           <w:sz w:val="27"/>
         </w:rPr>
@@ -16984,6 +17024,7 @@
         <w:rPr>
           <w:rFonts w:ascii="Times New Roman" w:hAnsi="Times New Roman" w:cs="Times New Roman" w:eastAsia="Times New Roman"/>
           <w:b/>
+          <w:i w:val="0"/>
           <w:color w:val="000000"/>
           <w:sz w:val="27"/>
         </w:rPr>
@@ -17006,10 +17047,11 @@
         <w:rPr>
           <w:rFonts w:ascii="Times New Roman" w:hAnsi="Times New Roman" w:cs="Times New Roman" w:eastAsia="Times New Roman"/>
           <w:b/>
+          <w:i w:val="0"/>
           <w:color w:val="1B365D"/>
           <w:sz w:val="30"/>
         </w:rPr>
-        <w:t>Chương 5: Ứng dụng demo, kết luận và hướng phát triển</w:t>
+        <w:t>CHƯƠNG 5: ỨNG DỤNG DEMO, KẾT LUẬN VÀ HƯỚNG PHÁT TRIỂN</w:t>
       </w:r>
     </w:p>
     <w:p>
@@ -17020,6 +17062,7 @@
         <w:rPr>
           <w:rFonts w:ascii="Times New Roman" w:hAnsi="Times New Roman" w:cs="Times New Roman" w:eastAsia="Times New Roman"/>
           <w:b/>
+          <w:i w:val="0"/>
           <w:color w:val="000000"/>
           <w:sz w:val="27"/>
         </w:rPr>
@@ -17197,6 +17240,7 @@
         <w:rPr>
           <w:rFonts w:ascii="Times New Roman" w:hAnsi="Times New Roman" w:cs="Times New Roman" w:eastAsia="Times New Roman"/>
           <w:b/>
+          <w:i w:val="0"/>
           <w:color w:val="000000"/>
           <w:sz w:val="27"/>
         </w:rPr>
@@ -17263,6 +17307,7 @@
         <w:rPr>
           <w:rFonts w:ascii="Times New Roman" w:hAnsi="Times New Roman" w:cs="Times New Roman" w:eastAsia="Times New Roman"/>
           <w:b/>
+          <w:i w:val="0"/>
           <w:color w:val="000000"/>
           <w:sz w:val="27"/>
         </w:rPr>
@@ -17332,6 +17377,7 @@
         <w:rPr>
           <w:rFonts w:ascii="Times New Roman" w:hAnsi="Times New Roman" w:cs="Times New Roman" w:eastAsia="Times New Roman"/>
           <w:b/>
+          <w:i w:val="0"/>
           <w:color w:val="000000"/>
           <w:sz w:val="27"/>
         </w:rPr>
@@ -17370,6 +17416,7 @@
         <w:rPr>
           <w:rFonts w:ascii="Times New Roman" w:hAnsi="Times New Roman" w:cs="Times New Roman" w:eastAsia="Times New Roman"/>
           <w:b/>
+          <w:i w:val="0"/>
           <w:color w:val="000000"/>
           <w:sz w:val="27"/>
         </w:rPr>
@@ -17439,6 +17486,7 @@
         <w:rPr>
           <w:rFonts w:ascii="Times New Roman" w:hAnsi="Times New Roman" w:cs="Times New Roman" w:eastAsia="Times New Roman"/>
           <w:b/>
+          <w:i w:val="0"/>
           <w:color w:val="000000"/>
           <w:sz w:val="27"/>
         </w:rPr>
@@ -17461,10 +17509,11 @@
         <w:rPr>
           <w:rFonts w:ascii="Times New Roman" w:hAnsi="Times New Roman" w:cs="Times New Roman" w:eastAsia="Times New Roman"/>
           <w:b/>
+          <w:i w:val="0"/>
           <w:color w:val="1B365D"/>
           <w:sz w:val="30"/>
         </w:rPr>
-        <w:t>Tài liệu tham khảo</w:t>
+        <w:t>TÀI LIỆU THAM KHẢO</w:t>
       </w:r>
     </w:p>
     <w:p>
@@ -17575,10 +17624,11 @@
         <w:rPr>
           <w:rFonts w:ascii="Times New Roman" w:hAnsi="Times New Roman" w:cs="Times New Roman" w:eastAsia="Times New Roman"/>
           <w:b/>
+          <w:i w:val="0"/>
           <w:color w:val="1B365D"/>
           <w:sz w:val="30"/>
         </w:rPr>
-        <w:t>Phụ lục A: Bảng khảo sát số cụm năm 2019</w:t>
+        <w:t>PHỤ LỤC A: BẢNG KHẢO SÁT SỐ CỤM NĂM 2019</w:t>
       </w:r>
     </w:p>
     <w:p>
@@ -18380,10 +18430,11 @@
         <w:rPr>
           <w:rFonts w:ascii="Times New Roman" w:hAnsi="Times New Roman" w:cs="Times New Roman" w:eastAsia="Times New Roman"/>
           <w:b/>
+          <w:i w:val="0"/>
           <w:color w:val="1B365D"/>
           <w:sz w:val="30"/>
         </w:rPr>
-        <w:t>Phụ lục B: Kết quả quét tham số DBSCAN năm 2019</w:t>
+        <w:t>PHỤ LỤC B: KẾT QUẢ QUÉT THAM SỐ DBSCAN NĂM 2019</w:t>
       </w:r>
     </w:p>
     <w:p>
@@ -20298,7 +20349,7 @@
       <w:headerReference w:type="default" r:id="rId9"/>
       <w:footerReference w:type="default" r:id="rId10"/>
       <w:pgSz w:w="12240" w:h="15840"/>
-      <w:pgMar w:top="1134" w:right="1134" w:bottom="1134" w:left="1701" w:header="720" w:footer="720" w:gutter="0"/>
+      <w:pgMar w:top="1701" w:right="1134" w:bottom="1701" w:left="1701" w:header="720" w:footer="720" w:gutter="0"/>
       <w:pgBorders w:offsetFrom="page">
         <w:top w:val="single" w:sz="24" w:space="24" w:color="1B365D"/>
         <w:left w:val="single" w:sz="24" w:space="24" w:color="1B365D"/>
@@ -20725,7 +20776,7 @@
     <w:qFormat/>
     <w:rsid w:val="00FC693F"/>
     <w:pPr>
-      <w:spacing w:line="312" w:lineRule="auto" w:after="80" w:before="0"/>
+      <w:spacing w:line="360" w:lineRule="auto" w:after="80" w:before="0"/>
       <w:jc w:val="both"/>
     </w:pPr>
     <w:rPr>
@@ -20843,7 +20894,7 @@
     </w:pPr>
     <w:rPr>
       <w:rFonts w:ascii="Times New Roman" w:hAnsi="Times New Roman" w:cs="Times New Roman" w:eastAsia="Times New Roman"/>
-      <w:b/>
+      <w:b w:val="0"/>
       <w:bCs/>
       <w:i/>
       <w:color w:val="000000"/>
@@ -21263,7 +21314,7 @@
       <w:numPr>
         <w:numId w:val="1"/>
       </w:numPr>
-      <w:spacing w:after="40"/>
+      <w:spacing w:line="360" w:lineRule="auto" w:after="40"/>
       <w:contextualSpacing/>
     </w:pPr>
     <w:rPr>
@@ -21307,7 +21358,7 @@
       <w:numPr>
         <w:numId w:val="5"/>
       </w:numPr>
-      <w:spacing w:after="40"/>
+      <w:spacing w:line="360" w:lineRule="auto" w:after="40"/>
       <w:contextualSpacing/>
     </w:pPr>
     <w:rPr>

--- a/reports/final_report/Nhom12_BaoCao.docx
+++ b/reports/final_report/Nhom12_BaoCao.docx
@@ -243,7 +243,7 @@
       <w:pPr>
         <w:pStyle w:val="Heading1"/>
       </w:pPr>
-      <w:bookmarkStart w:id="0" w:name="_Toc243594347"/>
+      <w:bookmarkStart w:id="0" w:name="_Toc243609317"/>
       <w:r>
         <w:lastRenderedPageBreak/>
         <w:t>LỜI MỞ ĐẦU</w:t>
@@ -255,7 +255,19 @@
         <w:ind w:firstLine="720"/>
       </w:pPr>
       <w:r>
-        <w:t>Trong kỷ nguyên số hiện nay, khai phá dữ liệu (Data Mining) đóng vai trò then chốt trong việc khám phá tri thức tiềm ẩn từ dữ liệu lớn, hỗ trợ phân tích xu hướng và hoạch định chính sách phát triển kinh tế – xã hội. Đề tài "Phân nhóm quốc gia theo các yếu tố hạnh phúc" (World Happiness Report 2015–2019) được nhóm sinh viên ngành Khoa học dữ liệu lựa chọn nhằm giải quyết bài toán phân tầng tự nhiên các quốc gia trên thế giới dựa trên sáu yếu tố nền tảng: năng lực kinh tế (GDP bình quân đầu người), mạng lưới tương trợ xã hội, tuổi thọ kỳ vọng khỏe mạnh, quyền tự do lựa chọn cuộc sống, mức độ hào phóng cộng đồng và nhận thức về sự liêm chính của thể chế.</w:t>
+        <w:t xml:space="preserve">Trong kỷ nguyên số hiện nay, khai phá dữ liệu (Data Mining) đóng vai trò then chốt trong việc khám phá tri thức tiềm ẩn từ dữ liệu lớn, hỗ trợ phân tích xu hướng và hoạch định chính sách phát triển kinh tế – xã hội. Đề tài </w:t>
+      </w:r>
+      <w:r>
+        <w:t>“</w:t>
+      </w:r>
+      <w:r>
+        <w:t>Phân nhóm quốc gia theo các yếu tố hạnh phúc</w:t>
+      </w:r>
+      <w:r>
+        <w:t>”</w:t>
+      </w:r>
+      <w:r>
+        <w:t xml:space="preserve"> (World Happiness Report 2015–2019) được nhóm sinh viên ngành Khoa học dữ liệu lựa chọn nhằm giải quyết bài toán phân tầng tự nhiên các quốc gia trên thế giới dựa trên sáu yếu tố nền tảng: năng lực kinh tế (GDP bình quân đầu người), mạng lưới tương trợ xã hội, tuổi thọ kỳ vọng khỏe mạnh, quyền tự do lựa chọn cuộc sống, mức độ hào phóng cộng đồng và nhận thức về sự liêm chính của thể chế.</w:t>
       </w:r>
     </w:p>
     <w:p>
@@ -271,7 +283,13 @@
         <w:ind w:firstLine="720"/>
       </w:pPr>
       <w:r>
-        <w:t>Để hoàn thành đồ án, nhóm 12 xin bày tỏ lòng biết ơn sâu sắc và chân thành nhất đến ThS. Đinh Nguyễn Trọng Nghĩa – Giảng viên hướng dẫn học phần Khai thác dữ liệu – đã luôn tận tình định hướng phương pháp luận khoa học, đóng góp những ý kiến chuyên môn quý báu và chỉ ra các ranh giới thực nghiệm quan trọng. Nhóm cũng xin trân trọng cảm ơn quý Thầy, Cô thuộc Bộ môn Khoa học dữ liệu và Khoa Công nghệ Thông tin – Trường Đại học Công Thương TP. Hồ Chí Minh đã truyền đạt nền tảng tri thức vững chắc trong suốt quá trình đào tạo. Dù đã nỗ lực cao nhất, báo cáo khó tránh khỏi những hạn chế nhất định; nhóm rất mong nhận được những góp ý của Thầy và hội đồng để nghiên cứu ngày càng hoàn thiện hơn.</w:t>
+        <w:t>Để hoàn thành đồ án, nhóm 12 xin bày tỏ lòng biết ơn sâu sắc và chân thành nhất đến ThS. Đinh Nguyễn Trọng Nghĩa – Giảng viên hướng dẫn học phần Khai thác dữ liệu – đã luôn tận tình định hướng phương pháp luận khoa học, đóng góp những ý kiến chuyên môn quý báu và chỉ ra các ranh giới thực nghiệm quan trọng. Nhóm cũng xin trân trọng cảm ơn quý Thầy, Cô thuộc Bộ môn Khoa học dữ liệu và Khoa Công nghệ Thông tin – Trường Đại học Công Thương TP. Hồ Chí Minh đã truyền đạt nền tảng tri thức vững chắc trong suốt quá trình đào tạo. Dù đã nỗ lực cao nhất, báo cáo khó tránh khỏi những hạn chế nhất định</w:t>
+      </w:r>
+      <w:r>
+        <w:t>,</w:t>
+      </w:r>
+      <w:r>
+        <w:t xml:space="preserve"> nhóm rất mong nhận được những góp ý của Thầy và hội đồng để nghiên cứu ngày càng hoàn thiện hơn.</w:t>
       </w:r>
     </w:p>
     <w:p>
@@ -283,7 +301,7 @@
       <w:pPr>
         <w:pStyle w:val="Heading1"/>
       </w:pPr>
-      <w:bookmarkStart w:id="1" w:name="_Toc243594348"/>
+      <w:bookmarkStart w:id="1" w:name="_Toc243609318"/>
       <w:r>
         <w:lastRenderedPageBreak/>
         <w:t>TÓM TẮT</w:t>
@@ -295,7 +313,13 @@
         <w:ind w:firstLine="720"/>
       </w:pPr>
       <w:r>
-        <w:t>Báo cáo này trình bày kết quả gom cụm các quốc gia theo sáu yếu tố cơ sở của World Happiness Report giai đoạn 2015–2019: GDP bình quân đầu người, hỗ trợ xã hội, tuổi thọ khỏe mạnh, tự do lựa chọn cuộc sống, mức độ hào phóng và nhận thức tham nhũng. Dữ liệu thô gồm 782 bản ghi của 5 năm; sau khi loại bản ghi United Arab Emirates năm 2018 vì khuyết chỉ số tham nhũng, bảng phân tích còn 781 bản ghi.</w:t>
+        <w:t>Báo cáo này trình bày kết quả gom cụm các quốc gia theo sáu yếu tố cơ sở của World Happiness Report giai đoạn 2015–2019: GDP bình quân đầu người, hỗ trợ xã hội, tuổi thọ khỏe mạnh, tự do lựa chọn cuộc sống, mức độ hào phóng và nhận thức tham nhũng. Dữ liệu thô gồm 782 bản ghi của 5 năm</w:t>
+      </w:r>
+      <w:r>
+        <w:t>,</w:t>
+      </w:r>
+      <w:r>
+        <w:t xml:space="preserve"> sau khi loại bản ghi United Arab Emirates năm 2018 vì khuyết chỉ số tham nhũng, bảng phân tích còn 781 bản ghi.</w:t>
       </w:r>
     </w:p>
     <w:p>
@@ -315,20 +339,619 @@
       </w:r>
     </w:p>
     <w:p>
-      <w:r>
-        <w:br w:type="page"/>
-      </w:r>
+      <w:pPr>
+        <w:pStyle w:val="Heading1"/>
+      </w:pPr>
+      <w:bookmarkStart w:id="2" w:name="_Toc243609319"/>
+      <w:r>
+        <w:t>BẢNG PHÂN CÔNG NHIỆM VỤ</w:t>
+      </w:r>
+      <w:bookmarkEnd w:id="2"/>
     </w:p>
     <w:p>
+      <w:r>
+        <w:t>Bảng dưới đây thống kê chi tiết phần việc phụ trách chính, phần việc hỗ trợ và tỷ lệ đóng góp của từng thành viên trong quá trình thực hiện đồ án và thuyết trình video báo cáo:</w:t>
+      </w:r>
+    </w:p>
+    <w:tbl>
+      <w:tblPr>
+        <w:tblW w:w="0" w:type="auto"/>
+        <w:jc w:val="center"/>
+        <w:tblBorders>
+          <w:top w:val="single" w:sz="6" w:space="0" w:color="CCCCCC"/>
+          <w:bottom w:val="single" w:sz="6" w:space="0" w:color="CCCCCC"/>
+          <w:insideH w:val="single" w:sz="4" w:space="0" w:color="E0E0E0"/>
+        </w:tblBorders>
+        <w:tblLook w:val="04A0" w:firstRow="1" w:lastRow="0" w:firstColumn="1" w:lastColumn="0" w:noHBand="0" w:noVBand="1"/>
+      </w:tblPr>
+      <w:tblGrid>
+        <w:gridCol w:w="1814"/>
+        <w:gridCol w:w="3859"/>
+        <w:gridCol w:w="2549"/>
+        <w:gridCol w:w="850"/>
+      </w:tblGrid>
+      <w:tr>
+        <w:trPr>
+          <w:cantSplit/>
+          <w:tblHeader/>
+          <w:jc w:val="center"/>
+        </w:trPr>
+        <w:tc>
+          <w:tcPr>
+            <w:tcW w:w="1814" w:type="dxa"/>
+            <w:shd w:val="clear" w:color="auto" w:fill="F2F2F2"/>
+            <w:vAlign w:val="center"/>
+          </w:tcPr>
+          <w:p>
+            <w:pPr>
+              <w:spacing w:before="60" w:after="60" w:line="276" w:lineRule="auto"/>
+              <w:jc w:val="center"/>
+            </w:pPr>
+            <w:r>
+              <w:rPr>
+                <w:b/>
+                <w:sz w:val="21"/>
+              </w:rPr>
+              <w:t>Thành viên</w:t>
+            </w:r>
+          </w:p>
+        </w:tc>
+        <w:tc>
+          <w:tcPr>
+            <w:tcW w:w="3859" w:type="dxa"/>
+            <w:shd w:val="clear" w:color="auto" w:fill="F2F2F2"/>
+            <w:vAlign w:val="center"/>
+          </w:tcPr>
+          <w:p>
+            <w:pPr>
+              <w:spacing w:before="60" w:after="60" w:line="276" w:lineRule="auto"/>
+              <w:jc w:val="center"/>
+            </w:pPr>
+            <w:r>
+              <w:rPr>
+                <w:b/>
+                <w:sz w:val="21"/>
+              </w:rPr>
+              <w:t>Công việc chính (bao gồm phần thuyết trình video)</w:t>
+            </w:r>
+          </w:p>
+        </w:tc>
+        <w:tc>
+          <w:tcPr>
+            <w:tcW w:w="2549" w:type="dxa"/>
+            <w:shd w:val="clear" w:color="auto" w:fill="F2F2F2"/>
+            <w:vAlign w:val="center"/>
+          </w:tcPr>
+          <w:p>
+            <w:pPr>
+              <w:spacing w:before="60" w:after="60" w:line="276" w:lineRule="auto"/>
+              <w:jc w:val="center"/>
+            </w:pPr>
+            <w:r>
+              <w:rPr>
+                <w:b/>
+                <w:sz w:val="21"/>
+              </w:rPr>
+              <w:t>Công việc hỗ trợ</w:t>
+            </w:r>
+          </w:p>
+        </w:tc>
+        <w:tc>
+          <w:tcPr>
+            <w:tcW w:w="850" w:type="dxa"/>
+            <w:shd w:val="clear" w:color="auto" w:fill="F2F2F2"/>
+            <w:vAlign w:val="center"/>
+          </w:tcPr>
+          <w:p>
+            <w:pPr>
+              <w:spacing w:before="60" w:after="60" w:line="276" w:lineRule="auto"/>
+              <w:jc w:val="center"/>
+            </w:pPr>
+            <w:r>
+              <w:rPr>
+                <w:b/>
+                <w:sz w:val="21"/>
+              </w:rPr>
+              <w:t>Tỷ lệ đóng góp (%)</w:t>
+            </w:r>
+          </w:p>
+        </w:tc>
+      </w:tr>
+      <w:tr>
+        <w:trPr>
+          <w:cantSplit/>
+          <w:jc w:val="center"/>
+        </w:trPr>
+        <w:tc>
+          <w:tcPr>
+            <w:tcW w:w="1814" w:type="dxa"/>
+          </w:tcPr>
+          <w:p>
+            <w:pPr>
+              <w:spacing w:before="40" w:after="40" w:line="276" w:lineRule="auto"/>
+              <w:jc w:val="center"/>
+            </w:pPr>
+            <w:r>
+              <w:rPr>
+                <w:b/>
+                <w:sz w:val="19"/>
+              </w:rPr>
+              <w:t>Hà Mạnh Trường</w:t>
+            </w:r>
+          </w:p>
+          <w:p>
+            <w:pPr>
+              <w:spacing w:before="20" w:after="20" w:line="276" w:lineRule="auto"/>
+              <w:jc w:val="center"/>
+            </w:pPr>
+            <w:r>
+              <w:rPr>
+                <w:sz w:val="19"/>
+              </w:rPr>
+              <w:t>MSSV: 2045240326</w:t>
+            </w:r>
+          </w:p>
+          <w:p>
+            <w:pPr>
+              <w:spacing w:before="20" w:after="20" w:line="276" w:lineRule="auto"/>
+              <w:jc w:val="center"/>
+            </w:pPr>
+            <w:r>
+              <w:rPr>
+                <w:sz w:val="19"/>
+              </w:rPr>
+              <w:t>(Nhóm trưởng)</w:t>
+            </w:r>
+          </w:p>
+        </w:tc>
+        <w:tc>
+          <w:tcPr>
+            <w:tcW w:w="3859" w:type="dxa"/>
+          </w:tcPr>
+          <w:p>
+            <w:pPr>
+              <w:spacing w:before="40" w:after="40" w:line="276" w:lineRule="auto"/>
+              <w:jc w:val="left"/>
+            </w:pPr>
+            <w:r>
+              <w:rPr>
+                <w:sz w:val="19"/>
+              </w:rPr>
+              <w:t>• Thu thập và tiền xử lý dữ liệu 5 năm (2015–2019), xử lý khuyết thiếu UAE 2018, đồng bộ tên quốc gia và mã ISO-3 xuất bản data/interim/happiness_merged.csv 781 dòng sạch.</w:t>
+            </w:r>
+          </w:p>
+          <w:p>
+            <w:pPr>
+              <w:spacing w:before="20" w:after="20" w:line="276" w:lineRule="auto"/>
+              <w:jc w:val="left"/>
+            </w:pPr>
+            <w:r>
+              <w:rPr>
+                <w:sz w:val="19"/>
+              </w:rPr>
+              <w:t>• Điều phối tiến độ 11 bước, kiểm soát môi trường chạy lại và biên soạn Chương 1, Chương 2 Báo cáo Word.</w:t>
+            </w:r>
+          </w:p>
+          <w:p>
+            <w:pPr>
+              <w:spacing w:before="20" w:after="20" w:line="276" w:lineRule="auto"/>
+              <w:jc w:val="left"/>
+            </w:pPr>
+            <w:r>
+              <w:rPr>
+                <w:sz w:val="19"/>
+              </w:rPr>
+              <w:t>• Thuyết trình Phần 1 video báo cáo (Tổng quan &amp; Tiền xử lý dữ liệu, Slide 1–4, ~3.5 phút).</w:t>
+            </w:r>
+          </w:p>
+        </w:tc>
+        <w:tc>
+          <w:tcPr>
+            <w:tcW w:w="2549" w:type="dxa"/>
+          </w:tcPr>
+          <w:p>
+            <w:pPr>
+              <w:spacing w:before="40" w:after="40" w:line="276" w:lineRule="auto"/>
+              <w:jc w:val="left"/>
+            </w:pPr>
+            <w:r>
+              <w:rPr>
+                <w:sz w:val="19"/>
+              </w:rPr>
+              <w:t>• Rà soát phần thuật toán gom cụm from-scratch.</w:t>
+            </w:r>
+          </w:p>
+          <w:p>
+            <w:pPr>
+              <w:spacing w:before="20" w:after="20" w:line="276" w:lineRule="auto"/>
+              <w:jc w:val="left"/>
+            </w:pPr>
+            <w:r>
+              <w:rPr>
+                <w:sz w:val="19"/>
+              </w:rPr>
+              <w:t>• Đối chiếu tính nhất quán số liệu giữa báo cáo và các file CSV.</w:t>
+            </w:r>
+          </w:p>
+          <w:p>
+            <w:pPr>
+              <w:spacing w:before="20" w:after="20" w:line="276" w:lineRule="auto"/>
+              <w:jc w:val="left"/>
+            </w:pPr>
+            <w:r>
+              <w:rPr>
+                <w:sz w:val="19"/>
+              </w:rPr>
+              <w:t>• Hỗ trợ nạp dữ liệu cho demo Streamlit.</w:t>
+            </w:r>
+          </w:p>
+        </w:tc>
+        <w:tc>
+          <w:tcPr>
+            <w:tcW w:w="850" w:type="dxa"/>
+          </w:tcPr>
+          <w:p>
+            <w:pPr>
+              <w:spacing w:before="40" w:after="40" w:line="276" w:lineRule="auto"/>
+              <w:jc w:val="center"/>
+            </w:pPr>
+            <w:r>
+              <w:rPr>
+                <w:b/>
+                <w:sz w:val="19"/>
+              </w:rPr>
+              <w:t>34%</w:t>
+            </w:r>
+          </w:p>
+        </w:tc>
+      </w:tr>
+      <w:tr>
+        <w:trPr>
+          <w:cantSplit/>
+          <w:jc w:val="center"/>
+        </w:trPr>
+        <w:tc>
+          <w:tcPr>
+            <w:tcW w:w="1814" w:type="dxa"/>
+          </w:tcPr>
+          <w:p>
+            <w:pPr>
+              <w:spacing w:before="40" w:after="40" w:line="276" w:lineRule="auto"/>
+              <w:jc w:val="center"/>
+            </w:pPr>
+            <w:r>
+              <w:rPr>
+                <w:b/>
+                <w:sz w:val="19"/>
+              </w:rPr>
+              <w:t>Huỳnh Tâm Trí</w:t>
+            </w:r>
+          </w:p>
+          <w:p>
+            <w:pPr>
+              <w:spacing w:before="20" w:after="20" w:line="276" w:lineRule="auto"/>
+              <w:jc w:val="center"/>
+            </w:pPr>
+            <w:r>
+              <w:rPr>
+                <w:sz w:val="19"/>
+              </w:rPr>
+              <w:t>MSSV: 2045240315</w:t>
+            </w:r>
+          </w:p>
+          <w:p>
+            <w:pPr>
+              <w:spacing w:before="20" w:after="20" w:line="276" w:lineRule="auto"/>
+              <w:jc w:val="center"/>
+            </w:pPr>
+            <w:r>
+              <w:rPr>
+                <w:sz w:val="19"/>
+              </w:rPr>
+              <w:t>(Thành viên)</w:t>
+            </w:r>
+          </w:p>
+        </w:tc>
+        <w:tc>
+          <w:tcPr>
+            <w:tcW w:w="3859" w:type="dxa"/>
+          </w:tcPr>
+          <w:p>
+            <w:pPr>
+              <w:spacing w:before="40" w:after="40" w:line="276" w:lineRule="auto"/>
+              <w:jc w:val="left"/>
+            </w:pPr>
+            <w:r>
+              <w:rPr>
+                <w:sz w:val="19"/>
+              </w:rPr>
+              <w:t>• Tự cài đặt thuật toán from-scratch (K-Means++, Hierarchical Ward, DBSCAN) và các độ đo đánh giá (Silhouette, DB, CH, ARI) không dùng thư viện.</w:t>
+            </w:r>
+          </w:p>
+          <w:p>
+            <w:pPr>
+              <w:spacing w:before="20" w:after="20" w:line="276" w:lineRule="auto"/>
+              <w:jc w:val="left"/>
+            </w:pPr>
+            <w:r>
+              <w:rPr>
+                <w:sz w:val="19"/>
+              </w:rPr>
+              <w:t>• Thực nghiệm quét k từ 2 đến 9 thẩm định số cụm tối ưu k* = 3 cho cả 5 năm; so sánh đối chứng 5 cấu hình và đánh giá độ ổn định qua 10 seed.</w:t>
+            </w:r>
+          </w:p>
+          <w:p>
+            <w:pPr>
+              <w:spacing w:before="20" w:after="20" w:line="276" w:lineRule="auto"/>
+              <w:jc w:val="left"/>
+            </w:pPr>
+            <w:r>
+              <w:rPr>
+                <w:sz w:val="19"/>
+              </w:rPr>
+              <w:t>• Biên soạn Chương 3 và phần thực nghiệm Chương 4 Báo cáo Word.</w:t>
+            </w:r>
+          </w:p>
+          <w:p>
+            <w:pPr>
+              <w:spacing w:before="20" w:after="20" w:line="276" w:lineRule="auto"/>
+              <w:jc w:val="left"/>
+            </w:pPr>
+            <w:r>
+              <w:rPr>
+                <w:sz w:val="19"/>
+              </w:rPr>
+              <w:t>• Thuyết trình Phần 2 video báo cáo (Thuật toán from-scratch &amp; Thực nghiệm, Slide 5–9, ~4.0 phút).</w:t>
+            </w:r>
+          </w:p>
+        </w:tc>
+        <w:tc>
+          <w:tcPr>
+            <w:tcW w:w="2549" w:type="dxa"/>
+          </w:tcPr>
+          <w:p>
+            <w:pPr>
+              <w:spacing w:before="40" w:after="40" w:line="276" w:lineRule="auto"/>
+              <w:jc w:val="left"/>
+            </w:pPr>
+            <w:r>
+              <w:rPr>
+                <w:sz w:val="19"/>
+              </w:rPr>
+              <w:t>• Rà soát module nạp dữ liệu data_loader.py.</w:t>
+            </w:r>
+          </w:p>
+          <w:p>
+            <w:pPr>
+              <w:spacing w:before="20" w:after="20" w:line="276" w:lineRule="auto"/>
+              <w:jc w:val="left"/>
+            </w:pPr>
+            <w:r>
+              <w:rPr>
+                <w:sz w:val="19"/>
+              </w:rPr>
+              <w:t>• Xây dựng bộ test đối chứng thuật toán với scikit-learn/scipy.</w:t>
+            </w:r>
+          </w:p>
+          <w:p>
+            <w:pPr>
+              <w:spacing w:before="20" w:after="20" w:line="276" w:lineRule="auto"/>
+              <w:jc w:val="left"/>
+            </w:pPr>
+            <w:r>
+              <w:rPr>
+                <w:sz w:val="19"/>
+              </w:rPr>
+              <w:t>• Rà soát logic nạp mô hình của ứng dụng Streamlit.</w:t>
+            </w:r>
+          </w:p>
+        </w:tc>
+        <w:tc>
+          <w:tcPr>
+            <w:tcW w:w="850" w:type="dxa"/>
+          </w:tcPr>
+          <w:p>
+            <w:pPr>
+              <w:spacing w:before="40" w:after="40" w:line="276" w:lineRule="auto"/>
+              <w:jc w:val="center"/>
+            </w:pPr>
+            <w:r>
+              <w:rPr>
+                <w:b/>
+                <w:sz w:val="19"/>
+              </w:rPr>
+              <w:t>33%</w:t>
+            </w:r>
+          </w:p>
+        </w:tc>
+      </w:tr>
+      <w:tr>
+        <w:trPr>
+          <w:cantSplit/>
+          <w:jc w:val="center"/>
+        </w:trPr>
+        <w:tc>
+          <w:tcPr>
+            <w:tcW w:w="1814" w:type="dxa"/>
+          </w:tcPr>
+          <w:p>
+            <w:pPr>
+              <w:spacing w:before="40" w:after="40" w:line="276" w:lineRule="auto"/>
+              <w:jc w:val="center"/>
+            </w:pPr>
+            <w:r>
+              <w:rPr>
+                <w:b/>
+                <w:sz w:val="19"/>
+              </w:rPr>
+              <w:t>Ngô Quang Trung</w:t>
+            </w:r>
+          </w:p>
+          <w:p>
+            <w:pPr>
+              <w:spacing w:before="20" w:after="20" w:line="276" w:lineRule="auto"/>
+              <w:jc w:val="center"/>
+            </w:pPr>
+            <w:r>
+              <w:rPr>
+                <w:sz w:val="19"/>
+              </w:rPr>
+              <w:t>MSSV: 2045240325</w:t>
+            </w:r>
+          </w:p>
+          <w:p>
+            <w:pPr>
+              <w:spacing w:before="20" w:after="20" w:line="276" w:lineRule="auto"/>
+              <w:jc w:val="center"/>
+            </w:pPr>
+            <w:r>
+              <w:rPr>
+                <w:sz w:val="19"/>
+              </w:rPr>
+              <w:t>(Thành viên)</w:t>
+            </w:r>
+          </w:p>
+        </w:tc>
+        <w:tc>
+          <w:tcPr>
+            <w:tcW w:w="3859" w:type="dxa"/>
+          </w:tcPr>
+          <w:p>
+            <w:pPr>
+              <w:spacing w:before="40" w:after="40" w:line="276" w:lineRule="auto"/>
+              <w:jc w:val="left"/>
+            </w:pPr>
+            <w:r>
+              <w:rPr>
+                <w:sz w:val="19"/>
+              </w:rPr>
+              <w:t>• Phân tích khám phá dữ liệu (EDA), phân bố và ma trận tương quan; xây dựng chân dung kinh tế – xã hội 3 cụm tự nhiên.</w:t>
+            </w:r>
+          </w:p>
+          <w:p>
+            <w:pPr>
+              <w:spacing w:before="20" w:after="20" w:line="276" w:lineRule="auto"/>
+              <w:jc w:val="left"/>
+            </w:pPr>
+            <w:r>
+              <w:rPr>
+                <w:sz w:val="19"/>
+              </w:rPr>
+              <w:t>• Thực hiện hậu kiểm độc lập ANOVA điểm hạnh phúc; xây dựng thuật toán ghép cụm và lập bảng dịch chuyển cụm 156 quốc gia qua 5 năm.</w:t>
+            </w:r>
+          </w:p>
+          <w:p>
+            <w:pPr>
+              <w:spacing w:before="20" w:after="20" w:line="276" w:lineRule="auto"/>
+              <w:jc w:val="left"/>
+            </w:pPr>
+            <w:r>
+              <w:rPr>
+                <w:sz w:val="19"/>
+              </w:rPr>
+              <w:t>• Xây dựng toàn diện ứng dụng tương tác Demo Streamlit 4 tab; biên soạn phần diễn giải Chương 4, Chương 5 và thiết kế slide thuyết trình.</w:t>
+            </w:r>
+          </w:p>
+          <w:p>
+            <w:pPr>
+              <w:spacing w:before="20" w:after="20" w:line="276" w:lineRule="auto"/>
+              <w:jc w:val="left"/>
+            </w:pPr>
+            <w:r>
+              <w:rPr>
+                <w:sz w:val="19"/>
+              </w:rPr>
+              <w:t>• Thuyết trình Phần 3 video báo cáo (Diễn giải tri thức, Dịch chuyển cụm, Demo &amp; Kết luận, Slide 10–15, ~4.5 phút).</w:t>
+            </w:r>
+          </w:p>
+        </w:tc>
+        <w:tc>
+          <w:tcPr>
+            <w:tcW w:w="2549" w:type="dxa"/>
+          </w:tcPr>
+          <w:p>
+            <w:pPr>
+              <w:spacing w:before="40" w:after="40" w:line="276" w:lineRule="auto"/>
+              <w:jc w:val="left"/>
+            </w:pPr>
+            <w:r>
+              <w:rPr>
+                <w:sz w:val="19"/>
+              </w:rPr>
+              <w:t>• Rà soát notebook 01 và chất lượng dữ liệu interim.</w:t>
+            </w:r>
+          </w:p>
+          <w:p>
+            <w:pPr>
+              <w:spacing w:before="20" w:after="20" w:line="276" w:lineRule="auto"/>
+              <w:jc w:val="left"/>
+            </w:pPr>
+            <w:r>
+              <w:rPr>
+                <w:sz w:val="19"/>
+              </w:rPr>
+              <w:t>• Kiểm tra tính chính xác của bản đồ ISO-3.</w:t>
+            </w:r>
+          </w:p>
+          <w:p>
+            <w:pPr>
+              <w:spacing w:before="20" w:after="20" w:line="276" w:lineRule="auto"/>
+              <w:jc w:val="left"/>
+            </w:pPr>
+            <w:r>
+              <w:rPr>
+                <w:sz w:val="19"/>
+              </w:rPr>
+              <w:t>• Điều hành tổng duyệt rehearsal và kiểm soát thời lượng video &lt;= 12 phút.</w:t>
+            </w:r>
+          </w:p>
+        </w:tc>
+        <w:tc>
+          <w:tcPr>
+            <w:tcW w:w="850" w:type="dxa"/>
+          </w:tcPr>
+          <w:p>
+            <w:pPr>
+              <w:spacing w:before="40" w:after="40" w:line="276" w:lineRule="auto"/>
+              <w:jc w:val="center"/>
+            </w:pPr>
+            <w:r>
+              <w:rPr>
+                <w:b/>
+                <w:sz w:val="19"/>
+              </w:rPr>
+              <w:t>33%</w:t>
+            </w:r>
+          </w:p>
+        </w:tc>
+      </w:tr>
+    </w:tbl>
+    <w:p>
+      <w:pPr>
+        <w:spacing w:before="80" w:after="120"/>
+      </w:pPr>
+      <w:r>
+        <w:rPr>
+          <w:i/>
+          <w:sz w:val="20"/>
+        </w:rPr>
+        <w:t>Ghi chú: Nhóm cam kết cả 3 thành viên đều tham gia đầy đủ, bình đẳng và nắm vững toàn bộ pipeline 11 bước từ tiền xử lý đến thực nghiệm và diễn giải tri thức. Tổng tỷ lệ đóng góp: 100%.</w:t>
+      </w:r>
+    </w:p>
+    <w:p>
+      <w:r>
+        <w:br w:type="page"/>
+      </w:r>
+    </w:p>
+    <w:p>
       <w:pPr>
         <w:pStyle w:val="Heading1"/>
       </w:pPr>
-      <w:bookmarkStart w:id="2" w:name="_Toc243594349"/>
-      <w:r>
-        <w:lastRenderedPageBreak/>
+      <w:bookmarkStart w:id="3" w:name="_Toc243609320"/>
+      <w:r>
         <w:t>MỤC LỤC</w:t>
       </w:r>
-      <w:bookmarkEnd w:id="2"/>
+      <w:bookmarkEnd w:id="3"/>
     </w:p>
     <w:p>
       <w:pPr>
@@ -337,7 +960,12 @@
           <w:tab w:val="right" w:leader="dot" w:pos="9395"/>
         </w:tabs>
         <w:rPr>
+          <w:rFonts w:asciiTheme="minorHAnsi" w:eastAsiaTheme="minorEastAsia" w:hAnsiTheme="minorHAnsi" w:cstheme="minorBidi"/>
           <w:noProof/>
+          <w:kern w:val="2"/>
+          <w:sz w:val="24"/>
+          <w:szCs w:val="24"/>
+          <w14:ligatures w14:val="standardContextual"/>
         </w:rPr>
       </w:pPr>
       <w:r>
@@ -349,7 +977,7 @@
       <w:r>
         <w:fldChar w:fldCharType="separate"/>
       </w:r>
-      <w:hyperlink w:anchor="_Toc243594347" w:history="1">
+      <w:hyperlink w:anchor="_Toc243609317" w:history="1">
         <w:r>
           <w:rPr>
             <w:rStyle w:val="Hyperlink"/>
@@ -376,7 +1004,7 @@
             <w:noProof/>
             <w:webHidden/>
           </w:rPr>
-          <w:instrText xml:space="preserve"> PAGEREF _Toc243594347 \h </w:instrText>
+          <w:instrText xml:space="preserve"> PAGEREF _Toc243609317 \h </w:instrText>
         </w:r>
         <w:r>
           <w:rPr>
@@ -396,7 +1024,7 @@
             <w:noProof/>
             <w:webHidden/>
           </w:rPr>
-          <w:t>2</w:t>
+          <w:t>1</w:t>
         </w:r>
         <w:r>
           <w:rPr>
@@ -414,10 +1042,15 @@
           <w:tab w:val="right" w:leader="dot" w:pos="9395"/>
         </w:tabs>
         <w:rPr>
+          <w:rFonts w:asciiTheme="minorHAnsi" w:eastAsiaTheme="minorEastAsia" w:hAnsiTheme="minorHAnsi" w:cstheme="minorBidi"/>
           <w:noProof/>
+          <w:kern w:val="2"/>
+          <w:sz w:val="24"/>
+          <w:szCs w:val="24"/>
+          <w14:ligatures w14:val="standardContextual"/>
         </w:rPr>
       </w:pPr>
-      <w:hyperlink w:anchor="_Toc243594348" w:history="1">
+      <w:hyperlink w:anchor="_Toc243609318" w:history="1">
         <w:r>
           <w:rPr>
             <w:rStyle w:val="Hyperlink"/>
@@ -444,7 +1077,7 @@
             <w:noProof/>
             <w:webHidden/>
           </w:rPr>
-          <w:instrText xml:space="preserve"> PAGEREF _Toc243594348 \h </w:instrText>
+          <w:instrText xml:space="preserve"> PAGEREF _Toc243609318 \h </w:instrText>
         </w:r>
         <w:r>
           <w:rPr>
@@ -464,7 +1097,7 @@
             <w:noProof/>
             <w:webHidden/>
           </w:rPr>
-          <w:t>3</w:t>
+          <w:t>2</w:t>
         </w:r>
         <w:r>
           <w:rPr>
@@ -482,16 +1115,21 @@
           <w:tab w:val="right" w:leader="dot" w:pos="9395"/>
         </w:tabs>
         <w:rPr>
+          <w:rFonts w:asciiTheme="minorHAnsi" w:eastAsiaTheme="minorEastAsia" w:hAnsiTheme="minorHAnsi" w:cstheme="minorBidi"/>
           <w:noProof/>
+          <w:kern w:val="2"/>
+          <w:sz w:val="24"/>
+          <w:szCs w:val="24"/>
+          <w14:ligatures w14:val="standardContextual"/>
         </w:rPr>
       </w:pPr>
-      <w:hyperlink w:anchor="_Toc243594349" w:history="1">
+      <w:hyperlink w:anchor="_Toc243609319" w:history="1">
         <w:r>
           <w:rPr>
             <w:rStyle w:val="Hyperlink"/>
             <w:noProof/>
           </w:rPr>
-          <w:t>MỤC LỤC</w:t>
+          <w:t>BẢNG PHÂN CÔNG NHIỆM VỤ</w:t>
         </w:r>
         <w:r>
           <w:rPr>
@@ -512,7 +1150,7 @@
             <w:noProof/>
             <w:webHidden/>
           </w:rPr>
-          <w:instrText xml:space="preserve"> PAGEREF _Toc243594349 \h </w:instrText>
+          <w:instrText xml:space="preserve"> PAGEREF _Toc243609319 \h </w:instrText>
         </w:r>
         <w:r>
           <w:rPr>
@@ -532,7 +1170,7 @@
             <w:noProof/>
             <w:webHidden/>
           </w:rPr>
-          <w:t>4</w:t>
+          <w:t>3</w:t>
         </w:r>
         <w:r>
           <w:rPr>
@@ -550,30 +1188,21 @@
           <w:tab w:val="right" w:leader="dot" w:pos="9395"/>
         </w:tabs>
         <w:rPr>
+          <w:rFonts w:asciiTheme="minorHAnsi" w:eastAsiaTheme="minorEastAsia" w:hAnsiTheme="minorHAnsi" w:cstheme="minorBidi"/>
           <w:noProof/>
+          <w:kern w:val="2"/>
+          <w:sz w:val="24"/>
+          <w:szCs w:val="24"/>
+          <w14:ligatures w14:val="standardContextual"/>
         </w:rPr>
       </w:pPr>
-      <w:hyperlink w:anchor="_Toc243594350" w:history="1">
+      <w:hyperlink w:anchor="_Toc243609320" w:history="1">
         <w:r>
           <w:rPr>
             <w:rStyle w:val="Hyperlink"/>
             <w:noProof/>
           </w:rPr>
-          <w:t>DANH M</w:t>
-        </w:r>
-        <w:r>
-          <w:rPr>
-            <w:rStyle w:val="Hyperlink"/>
-            <w:noProof/>
-          </w:rPr>
-          <w:t>Ụ</w:t>
-        </w:r>
-        <w:r>
-          <w:rPr>
-            <w:rStyle w:val="Hyperlink"/>
-            <w:noProof/>
-          </w:rPr>
-          <w:t>C BẢNG</w:t>
+          <w:t>MỤC LỤC</w:t>
         </w:r>
         <w:r>
           <w:rPr>
@@ -594,7 +1223,7 @@
             <w:noProof/>
             <w:webHidden/>
           </w:rPr>
-          <w:instrText xml:space="preserve"> PAGEREF _Toc243594350 \h </w:instrText>
+          <w:instrText xml:space="preserve"> PAGEREF _Toc243609320 \h </w:instrText>
         </w:r>
         <w:r>
           <w:rPr>
@@ -614,7 +1243,7 @@
             <w:noProof/>
             <w:webHidden/>
           </w:rPr>
-          <w:t>7</w:t>
+          <w:t>5</w:t>
         </w:r>
         <w:r>
           <w:rPr>
@@ -632,16 +1261,21 @@
           <w:tab w:val="right" w:leader="dot" w:pos="9395"/>
         </w:tabs>
         <w:rPr>
+          <w:rFonts w:asciiTheme="minorHAnsi" w:eastAsiaTheme="minorEastAsia" w:hAnsiTheme="minorHAnsi" w:cstheme="minorBidi"/>
           <w:noProof/>
+          <w:kern w:val="2"/>
+          <w:sz w:val="24"/>
+          <w:szCs w:val="24"/>
+          <w14:ligatures w14:val="standardContextual"/>
         </w:rPr>
       </w:pPr>
-      <w:hyperlink w:anchor="_Toc243594351" w:history="1">
+      <w:hyperlink w:anchor="_Toc243609321" w:history="1">
         <w:r>
           <w:rPr>
             <w:rStyle w:val="Hyperlink"/>
             <w:noProof/>
           </w:rPr>
-          <w:t>DANH MỤC HÌNH ẢNH</w:t>
+          <w:t>DANH MỤC BẢNG</w:t>
         </w:r>
         <w:r>
           <w:rPr>
@@ -662,7 +1296,7 @@
             <w:noProof/>
             <w:webHidden/>
           </w:rPr>
-          <w:instrText xml:space="preserve"> PAGEREF _Toc243594351 \h </w:instrText>
+          <w:instrText xml:space="preserve"> PAGEREF _Toc243609321 \h </w:instrText>
         </w:r>
         <w:r>
           <w:rPr>
@@ -700,15 +1334,93 @@
           <w:tab w:val="right" w:leader="dot" w:pos="9395"/>
         </w:tabs>
         <w:rPr>
+          <w:rFonts w:asciiTheme="minorHAnsi" w:eastAsiaTheme="minorEastAsia" w:hAnsiTheme="minorHAnsi" w:cstheme="minorBidi"/>
           <w:noProof/>
+          <w:kern w:val="2"/>
+          <w:sz w:val="24"/>
+          <w:szCs w:val="24"/>
+          <w14:ligatures w14:val="standardContextual"/>
         </w:rPr>
       </w:pPr>
-      <w:hyperlink w:anchor="_Toc243594352" w:history="1">
+      <w:hyperlink w:anchor="_Toc243609322" w:history="1">
         <w:r>
           <w:rPr>
             <w:rStyle w:val="Hyperlink"/>
             <w:noProof/>
           </w:rPr>
+          <w:t>DANH MỤC HÌNH ẢNH</w:t>
+        </w:r>
+        <w:r>
+          <w:rPr>
+            <w:noProof/>
+            <w:webHidden/>
+          </w:rPr>
+          <w:tab/>
+        </w:r>
+        <w:r>
+          <w:rPr>
+            <w:noProof/>
+            <w:webHidden/>
+          </w:rPr>
+          <w:fldChar w:fldCharType="begin"/>
+        </w:r>
+        <w:r>
+          <w:rPr>
+            <w:noProof/>
+            <w:webHidden/>
+          </w:rPr>
+          <w:instrText xml:space="preserve"> PAGEREF _Toc243609322 \h </w:instrText>
+        </w:r>
+        <w:r>
+          <w:rPr>
+            <w:noProof/>
+            <w:webHidden/>
+          </w:rPr>
+        </w:r>
+        <w:r>
+          <w:rPr>
+            <w:noProof/>
+            <w:webHidden/>
+          </w:rPr>
+          <w:fldChar w:fldCharType="separate"/>
+        </w:r>
+        <w:r>
+          <w:rPr>
+            <w:noProof/>
+            <w:webHidden/>
+          </w:rPr>
+          <w:t>9</w:t>
+        </w:r>
+        <w:r>
+          <w:rPr>
+            <w:noProof/>
+            <w:webHidden/>
+          </w:rPr>
+          <w:fldChar w:fldCharType="end"/>
+        </w:r>
+      </w:hyperlink>
+    </w:p>
+    <w:p>
+      <w:pPr>
+        <w:pStyle w:val="TOC1"/>
+        <w:tabs>
+          <w:tab w:val="right" w:leader="dot" w:pos="9395"/>
+        </w:tabs>
+        <w:rPr>
+          <w:rFonts w:asciiTheme="minorHAnsi" w:eastAsiaTheme="minorEastAsia" w:hAnsiTheme="minorHAnsi" w:cstheme="minorBidi"/>
+          <w:noProof/>
+          <w:kern w:val="2"/>
+          <w:sz w:val="24"/>
+          <w:szCs w:val="24"/>
+          <w14:ligatures w14:val="standardContextual"/>
+        </w:rPr>
+      </w:pPr>
+      <w:hyperlink w:anchor="_Toc243609323" w:history="1">
+        <w:r>
+          <w:rPr>
+            <w:rStyle w:val="Hyperlink"/>
+            <w:noProof/>
+          </w:rPr>
           <w:t>CHƯƠNG 1: TỔNG QUAN ĐỀ TÀI VÀ CƠ SỞ LÝ THUYẾT</w:t>
         </w:r>
         <w:r>
@@ -730,7 +1442,7 @@
             <w:noProof/>
             <w:webHidden/>
           </w:rPr>
-          <w:instrText xml:space="preserve"> PAGEREF _Toc243594352 \h </w:instrText>
+          <w:instrText xml:space="preserve"> PAGEREF _Toc243609323 \h </w:instrText>
         </w:r>
         <w:r>
           <w:rPr>
@@ -750,7 +1462,7 @@
             <w:noProof/>
             <w:webHidden/>
           </w:rPr>
-          <w:t>9</w:t>
+          <w:t>10</w:t>
         </w:r>
         <w:r>
           <w:rPr>
@@ -768,10 +1480,15 @@
           <w:tab w:val="right" w:leader="dot" w:pos="9395"/>
         </w:tabs>
         <w:rPr>
+          <w:rFonts w:asciiTheme="minorHAnsi" w:eastAsiaTheme="minorEastAsia" w:hAnsiTheme="minorHAnsi" w:cstheme="minorBidi"/>
           <w:noProof/>
+          <w:kern w:val="2"/>
+          <w:sz w:val="24"/>
+          <w:szCs w:val="24"/>
+          <w14:ligatures w14:val="standardContextual"/>
         </w:rPr>
       </w:pPr>
-      <w:hyperlink w:anchor="_Toc243594353" w:history="1">
+      <w:hyperlink w:anchor="_Toc243609324" w:history="1">
         <w:r>
           <w:rPr>
             <w:rStyle w:val="Hyperlink"/>
@@ -798,7 +1515,7 @@
             <w:noProof/>
             <w:webHidden/>
           </w:rPr>
-          <w:instrText xml:space="preserve"> PAGEREF _Toc243594353 \h </w:instrText>
+          <w:instrText xml:space="preserve"> PAGEREF _Toc243609324 \h </w:instrText>
         </w:r>
         <w:r>
           <w:rPr>
@@ -818,7 +1535,7 @@
             <w:noProof/>
             <w:webHidden/>
           </w:rPr>
-          <w:t>9</w:t>
+          <w:t>10</w:t>
         </w:r>
         <w:r>
           <w:rPr>
@@ -836,10 +1553,15 @@
           <w:tab w:val="right" w:leader="dot" w:pos="9395"/>
         </w:tabs>
         <w:rPr>
+          <w:rFonts w:asciiTheme="minorHAnsi" w:eastAsiaTheme="minorEastAsia" w:hAnsiTheme="minorHAnsi" w:cstheme="minorBidi"/>
           <w:noProof/>
+          <w:kern w:val="2"/>
+          <w:sz w:val="24"/>
+          <w:szCs w:val="24"/>
+          <w14:ligatures w14:val="standardContextual"/>
         </w:rPr>
       </w:pPr>
-      <w:hyperlink w:anchor="_Toc243594354" w:history="1">
+      <w:hyperlink w:anchor="_Toc243609325" w:history="1">
         <w:r>
           <w:rPr>
             <w:rStyle w:val="Hyperlink"/>
@@ -866,7 +1588,7 @@
             <w:noProof/>
             <w:webHidden/>
           </w:rPr>
-          <w:instrText xml:space="preserve"> PAGEREF _Toc243594354 \h </w:instrText>
+          <w:instrText xml:space="preserve"> PAGEREF _Toc243609325 \h </w:instrText>
         </w:r>
         <w:r>
           <w:rPr>
@@ -886,7 +1608,7 @@
             <w:noProof/>
             <w:webHidden/>
           </w:rPr>
-          <w:t>9</w:t>
+          <w:t>10</w:t>
         </w:r>
         <w:r>
           <w:rPr>
@@ -904,10 +1626,15 @@
           <w:tab w:val="right" w:leader="dot" w:pos="9395"/>
         </w:tabs>
         <w:rPr>
+          <w:rFonts w:asciiTheme="minorHAnsi" w:eastAsiaTheme="minorEastAsia" w:hAnsiTheme="minorHAnsi" w:cstheme="minorBidi"/>
           <w:noProof/>
+          <w:kern w:val="2"/>
+          <w:sz w:val="24"/>
+          <w:szCs w:val="24"/>
+          <w14:ligatures w14:val="standardContextual"/>
         </w:rPr>
       </w:pPr>
-      <w:hyperlink w:anchor="_Toc243594355" w:history="1">
+      <w:hyperlink w:anchor="_Toc243609326" w:history="1">
         <w:r>
           <w:rPr>
             <w:rStyle w:val="Hyperlink"/>
@@ -934,7 +1661,7 @@
             <w:noProof/>
             <w:webHidden/>
           </w:rPr>
-          <w:instrText xml:space="preserve"> PAGEREF _Toc243594355 \h </w:instrText>
+          <w:instrText xml:space="preserve"> PAGEREF _Toc243609326 \h </w:instrText>
         </w:r>
         <w:r>
           <w:rPr>
@@ -954,7 +1681,7 @@
             <w:noProof/>
             <w:webHidden/>
           </w:rPr>
-          <w:t>10</w:t>
+          <w:t>11</w:t>
         </w:r>
         <w:r>
           <w:rPr>
@@ -972,10 +1699,15 @@
           <w:tab w:val="right" w:leader="dot" w:pos="9395"/>
         </w:tabs>
         <w:rPr>
+          <w:rFonts w:asciiTheme="minorHAnsi" w:eastAsiaTheme="minorEastAsia" w:hAnsiTheme="minorHAnsi" w:cstheme="minorBidi"/>
           <w:noProof/>
+          <w:kern w:val="2"/>
+          <w:sz w:val="24"/>
+          <w:szCs w:val="24"/>
+          <w14:ligatures w14:val="standardContextual"/>
         </w:rPr>
       </w:pPr>
-      <w:hyperlink w:anchor="_Toc243594356" w:history="1">
+      <w:hyperlink w:anchor="_Toc243609327" w:history="1">
         <w:r>
           <w:rPr>
             <w:rStyle w:val="Hyperlink"/>
@@ -1002,7 +1734,7 @@
             <w:noProof/>
             <w:webHidden/>
           </w:rPr>
-          <w:instrText xml:space="preserve"> PAGEREF _Toc243594356 \h </w:instrText>
+          <w:instrText xml:space="preserve"> PAGEREF _Toc243609327 \h </w:instrText>
         </w:r>
         <w:r>
           <w:rPr>
@@ -1022,7 +1754,7 @@
             <w:noProof/>
             <w:webHidden/>
           </w:rPr>
-          <w:t>10</w:t>
+          <w:t>11</w:t>
         </w:r>
         <w:r>
           <w:rPr>
@@ -1040,10 +1772,15 @@
           <w:tab w:val="right" w:leader="dot" w:pos="9395"/>
         </w:tabs>
         <w:rPr>
+          <w:rFonts w:asciiTheme="minorHAnsi" w:eastAsiaTheme="minorEastAsia" w:hAnsiTheme="minorHAnsi" w:cstheme="minorBidi"/>
           <w:noProof/>
+          <w:kern w:val="2"/>
+          <w:sz w:val="24"/>
+          <w:szCs w:val="24"/>
+          <w14:ligatures w14:val="standardContextual"/>
         </w:rPr>
       </w:pPr>
-      <w:hyperlink w:anchor="_Toc243594357" w:history="1">
+      <w:hyperlink w:anchor="_Toc243609328" w:history="1">
         <w:r>
           <w:rPr>
             <w:rStyle w:val="Hyperlink"/>
@@ -1070,7 +1807,7 @@
             <w:noProof/>
             <w:webHidden/>
           </w:rPr>
-          <w:instrText xml:space="preserve"> PAGEREF _Toc243594357 \h </w:instrText>
+          <w:instrText xml:space="preserve"> PAGEREF _Toc243609328 \h </w:instrText>
         </w:r>
         <w:r>
           <w:rPr>
@@ -1090,7 +1827,7 @@
             <w:noProof/>
             <w:webHidden/>
           </w:rPr>
-          <w:t>10</w:t>
+          <w:t>11</w:t>
         </w:r>
         <w:r>
           <w:rPr>
@@ -1108,10 +1845,15 @@
           <w:tab w:val="right" w:leader="dot" w:pos="9395"/>
         </w:tabs>
         <w:rPr>
+          <w:rFonts w:asciiTheme="minorHAnsi" w:eastAsiaTheme="minorEastAsia" w:hAnsiTheme="minorHAnsi" w:cstheme="minorBidi"/>
           <w:noProof/>
+          <w:kern w:val="2"/>
+          <w:sz w:val="24"/>
+          <w:szCs w:val="24"/>
+          <w14:ligatures w14:val="standardContextual"/>
         </w:rPr>
       </w:pPr>
-      <w:hyperlink w:anchor="_Toc243594358" w:history="1">
+      <w:hyperlink w:anchor="_Toc243609329" w:history="1">
         <w:r>
           <w:rPr>
             <w:rStyle w:val="Hyperlink"/>
@@ -1138,7 +1880,7 @@
             <w:noProof/>
             <w:webHidden/>
           </w:rPr>
-          <w:instrText xml:space="preserve"> PAGEREF _Toc243594358 \h </w:instrText>
+          <w:instrText xml:space="preserve"> PAGEREF _Toc243609329 \h </w:instrText>
         </w:r>
         <w:r>
           <w:rPr>
@@ -1158,7 +1900,7 @@
             <w:noProof/>
             <w:webHidden/>
           </w:rPr>
-          <w:t>11</w:t>
+          <w:t>12</w:t>
         </w:r>
         <w:r>
           <w:rPr>
@@ -1176,10 +1918,15 @@
           <w:tab w:val="right" w:leader="dot" w:pos="9395"/>
         </w:tabs>
         <w:rPr>
+          <w:rFonts w:asciiTheme="minorHAnsi" w:eastAsiaTheme="minorEastAsia" w:hAnsiTheme="minorHAnsi" w:cstheme="minorBidi"/>
           <w:noProof/>
+          <w:kern w:val="2"/>
+          <w:sz w:val="24"/>
+          <w:szCs w:val="24"/>
+          <w14:ligatures w14:val="standardContextual"/>
         </w:rPr>
       </w:pPr>
-      <w:hyperlink w:anchor="_Toc243594359" w:history="1">
+      <w:hyperlink w:anchor="_Toc243609330" w:history="1">
         <w:r>
           <w:rPr>
             <w:rStyle w:val="Hyperlink"/>
@@ -1206,7 +1953,7 @@
             <w:noProof/>
             <w:webHidden/>
           </w:rPr>
-          <w:instrText xml:space="preserve"> PAGEREF _Toc243594359 \h </w:instrText>
+          <w:instrText xml:space="preserve"> PAGEREF _Toc243609330 \h </w:instrText>
         </w:r>
         <w:r>
           <w:rPr>
@@ -1226,7 +1973,7 @@
             <w:noProof/>
             <w:webHidden/>
           </w:rPr>
-          <w:t>12</w:t>
+          <w:t>13</w:t>
         </w:r>
         <w:r>
           <w:rPr>
@@ -1244,10 +1991,15 @@
           <w:tab w:val="right" w:leader="dot" w:pos="9395"/>
         </w:tabs>
         <w:rPr>
+          <w:rFonts w:asciiTheme="minorHAnsi" w:eastAsiaTheme="minorEastAsia" w:hAnsiTheme="minorHAnsi" w:cstheme="minorBidi"/>
           <w:noProof/>
+          <w:kern w:val="2"/>
+          <w:sz w:val="24"/>
+          <w:szCs w:val="24"/>
+          <w14:ligatures w14:val="standardContextual"/>
         </w:rPr>
       </w:pPr>
-      <w:hyperlink w:anchor="_Toc243594360" w:history="1">
+      <w:hyperlink w:anchor="_Toc243609331" w:history="1">
         <w:r>
           <w:rPr>
             <w:rStyle w:val="Hyperlink"/>
@@ -1274,7 +2026,7 @@
             <w:noProof/>
             <w:webHidden/>
           </w:rPr>
-          <w:instrText xml:space="preserve"> PAGEREF _Toc243594360 \h </w:instrText>
+          <w:instrText xml:space="preserve"> PAGEREF _Toc243609331 \h </w:instrText>
         </w:r>
         <w:r>
           <w:rPr>
@@ -1294,7 +2046,7 @@
             <w:noProof/>
             <w:webHidden/>
           </w:rPr>
-          <w:t>14</w:t>
+          <w:t>15</w:t>
         </w:r>
         <w:r>
           <w:rPr>
@@ -1312,10 +2064,15 @@
           <w:tab w:val="right" w:leader="dot" w:pos="9395"/>
         </w:tabs>
         <w:rPr>
+          <w:rFonts w:asciiTheme="minorHAnsi" w:eastAsiaTheme="minorEastAsia" w:hAnsiTheme="minorHAnsi" w:cstheme="minorBidi"/>
           <w:noProof/>
+          <w:kern w:val="2"/>
+          <w:sz w:val="24"/>
+          <w:szCs w:val="24"/>
+          <w14:ligatures w14:val="standardContextual"/>
         </w:rPr>
       </w:pPr>
-      <w:hyperlink w:anchor="_Toc243594361" w:history="1">
+      <w:hyperlink w:anchor="_Toc243609332" w:history="1">
         <w:r>
           <w:rPr>
             <w:rStyle w:val="Hyperlink"/>
@@ -1342,7 +2099,7 @@
             <w:noProof/>
             <w:webHidden/>
           </w:rPr>
-          <w:instrText xml:space="preserve"> PAGEREF _Toc243594361 \h </w:instrText>
+          <w:instrText xml:space="preserve"> PAGEREF _Toc243609332 \h </w:instrText>
         </w:r>
         <w:r>
           <w:rPr>
@@ -1362,7 +2119,7 @@
             <w:noProof/>
             <w:webHidden/>
           </w:rPr>
-          <w:t>15</w:t>
+          <w:t>16</w:t>
         </w:r>
         <w:r>
           <w:rPr>
@@ -1380,10 +2137,15 @@
           <w:tab w:val="right" w:leader="dot" w:pos="9395"/>
         </w:tabs>
         <w:rPr>
+          <w:rFonts w:asciiTheme="minorHAnsi" w:eastAsiaTheme="minorEastAsia" w:hAnsiTheme="minorHAnsi" w:cstheme="minorBidi"/>
           <w:noProof/>
+          <w:kern w:val="2"/>
+          <w:sz w:val="24"/>
+          <w:szCs w:val="24"/>
+          <w14:ligatures w14:val="standardContextual"/>
         </w:rPr>
       </w:pPr>
-      <w:hyperlink w:anchor="_Toc243594362" w:history="1">
+      <w:hyperlink w:anchor="_Toc243609333" w:history="1">
         <w:r>
           <w:rPr>
             <w:rStyle w:val="Hyperlink"/>
@@ -1410,7 +2172,7 @@
             <w:noProof/>
             <w:webHidden/>
           </w:rPr>
-          <w:instrText xml:space="preserve"> PAGEREF _Toc243594362 \h </w:instrText>
+          <w:instrText xml:space="preserve"> PAGEREF _Toc243609333 \h </w:instrText>
         </w:r>
         <w:r>
           <w:rPr>
@@ -1430,7 +2192,7 @@
             <w:noProof/>
             <w:webHidden/>
           </w:rPr>
-          <w:t>15</w:t>
+          <w:t>16</w:t>
         </w:r>
         <w:r>
           <w:rPr>
@@ -1448,10 +2210,15 @@
           <w:tab w:val="right" w:leader="dot" w:pos="9395"/>
         </w:tabs>
         <w:rPr>
+          <w:rFonts w:asciiTheme="minorHAnsi" w:eastAsiaTheme="minorEastAsia" w:hAnsiTheme="minorHAnsi" w:cstheme="minorBidi"/>
           <w:noProof/>
+          <w:kern w:val="2"/>
+          <w:sz w:val="24"/>
+          <w:szCs w:val="24"/>
+          <w14:ligatures w14:val="standardContextual"/>
         </w:rPr>
       </w:pPr>
-      <w:hyperlink w:anchor="_Toc243594363" w:history="1">
+      <w:hyperlink w:anchor="_Toc243609334" w:history="1">
         <w:r>
           <w:rPr>
             <w:rStyle w:val="Hyperlink"/>
@@ -1478,7 +2245,7 @@
             <w:noProof/>
             <w:webHidden/>
           </w:rPr>
-          <w:instrText xml:space="preserve"> PAGEREF _Toc243594363 \h </w:instrText>
+          <w:instrText xml:space="preserve"> PAGEREF _Toc243609334 \h </w:instrText>
         </w:r>
         <w:r>
           <w:rPr>
@@ -1498,7 +2265,7 @@
             <w:noProof/>
             <w:webHidden/>
           </w:rPr>
-          <w:t>15</w:t>
+          <w:t>16</w:t>
         </w:r>
         <w:r>
           <w:rPr>
@@ -1516,10 +2283,15 @@
           <w:tab w:val="right" w:leader="dot" w:pos="9395"/>
         </w:tabs>
         <w:rPr>
+          <w:rFonts w:asciiTheme="minorHAnsi" w:eastAsiaTheme="minorEastAsia" w:hAnsiTheme="minorHAnsi" w:cstheme="minorBidi"/>
           <w:noProof/>
+          <w:kern w:val="2"/>
+          <w:sz w:val="24"/>
+          <w:szCs w:val="24"/>
+          <w14:ligatures w14:val="standardContextual"/>
         </w:rPr>
       </w:pPr>
-      <w:hyperlink w:anchor="_Toc243594364" w:history="1">
+      <w:hyperlink w:anchor="_Toc243609335" w:history="1">
         <w:r>
           <w:rPr>
             <w:rStyle w:val="Hyperlink"/>
@@ -1546,7 +2318,7 @@
             <w:noProof/>
             <w:webHidden/>
           </w:rPr>
-          <w:instrText xml:space="preserve"> PAGEREF _Toc243594364 \h </w:instrText>
+          <w:instrText xml:space="preserve"> PAGEREF _Toc243609335 \h </w:instrText>
         </w:r>
         <w:r>
           <w:rPr>
@@ -1566,7 +2338,7 @@
             <w:noProof/>
             <w:webHidden/>
           </w:rPr>
-          <w:t>16</w:t>
+          <w:t>17</w:t>
         </w:r>
         <w:r>
           <w:rPr>
@@ -1584,10 +2356,15 @@
           <w:tab w:val="right" w:leader="dot" w:pos="9395"/>
         </w:tabs>
         <w:rPr>
+          <w:rFonts w:asciiTheme="minorHAnsi" w:eastAsiaTheme="minorEastAsia" w:hAnsiTheme="minorHAnsi" w:cstheme="minorBidi"/>
           <w:noProof/>
+          <w:kern w:val="2"/>
+          <w:sz w:val="24"/>
+          <w:szCs w:val="24"/>
+          <w14:ligatures w14:val="standardContextual"/>
         </w:rPr>
       </w:pPr>
-      <w:hyperlink w:anchor="_Toc243594365" w:history="1">
+      <w:hyperlink w:anchor="_Toc243609336" w:history="1">
         <w:r>
           <w:rPr>
             <w:rStyle w:val="Hyperlink"/>
@@ -1614,7 +2391,7 @@
             <w:noProof/>
             <w:webHidden/>
           </w:rPr>
-          <w:instrText xml:space="preserve"> PAGEREF _Toc243594365 \h </w:instrText>
+          <w:instrText xml:space="preserve"> PAGEREF _Toc243609336 \h </w:instrText>
         </w:r>
         <w:r>
           <w:rPr>
@@ -1634,7 +2411,7 @@
             <w:noProof/>
             <w:webHidden/>
           </w:rPr>
-          <w:t>16</w:t>
+          <w:t>17</w:t>
         </w:r>
         <w:r>
           <w:rPr>
@@ -1652,10 +2429,15 @@
           <w:tab w:val="right" w:leader="dot" w:pos="9395"/>
         </w:tabs>
         <w:rPr>
+          <w:rFonts w:asciiTheme="minorHAnsi" w:eastAsiaTheme="minorEastAsia" w:hAnsiTheme="minorHAnsi" w:cstheme="minorBidi"/>
           <w:noProof/>
+          <w:kern w:val="2"/>
+          <w:sz w:val="24"/>
+          <w:szCs w:val="24"/>
+          <w14:ligatures w14:val="standardContextual"/>
         </w:rPr>
       </w:pPr>
-      <w:hyperlink w:anchor="_Toc243594366" w:history="1">
+      <w:hyperlink w:anchor="_Toc243609337" w:history="1">
         <w:r>
           <w:rPr>
             <w:rStyle w:val="Hyperlink"/>
@@ -1682,7 +2464,7 @@
             <w:noProof/>
             <w:webHidden/>
           </w:rPr>
-          <w:instrText xml:space="preserve"> PAGEREF _Toc243594366 \h </w:instrText>
+          <w:instrText xml:space="preserve"> PAGEREF _Toc243609337 \h </w:instrText>
         </w:r>
         <w:r>
           <w:rPr>
@@ -1702,7 +2484,7 @@
             <w:noProof/>
             <w:webHidden/>
           </w:rPr>
-          <w:t>17</w:t>
+          <w:t>18</w:t>
         </w:r>
         <w:r>
           <w:rPr>
@@ -1720,10 +2502,15 @@
           <w:tab w:val="right" w:leader="dot" w:pos="9395"/>
         </w:tabs>
         <w:rPr>
+          <w:rFonts w:asciiTheme="minorHAnsi" w:eastAsiaTheme="minorEastAsia" w:hAnsiTheme="minorHAnsi" w:cstheme="minorBidi"/>
           <w:noProof/>
+          <w:kern w:val="2"/>
+          <w:sz w:val="24"/>
+          <w:szCs w:val="24"/>
+          <w14:ligatures w14:val="standardContextual"/>
         </w:rPr>
       </w:pPr>
-      <w:hyperlink w:anchor="_Toc243594367" w:history="1">
+      <w:hyperlink w:anchor="_Toc243609338" w:history="1">
         <w:r>
           <w:rPr>
             <w:rStyle w:val="Hyperlink"/>
@@ -1750,7 +2537,7 @@
             <w:noProof/>
             <w:webHidden/>
           </w:rPr>
-          <w:instrText xml:space="preserve"> PAGEREF _Toc243594367 \h </w:instrText>
+          <w:instrText xml:space="preserve"> PAGEREF _Toc243609338 \h </w:instrText>
         </w:r>
         <w:r>
           <w:rPr>
@@ -1770,7 +2557,7 @@
             <w:noProof/>
             <w:webHidden/>
           </w:rPr>
-          <w:t>17</w:t>
+          <w:t>18</w:t>
         </w:r>
         <w:r>
           <w:rPr>
@@ -1788,10 +2575,15 @@
           <w:tab w:val="right" w:leader="dot" w:pos="9395"/>
         </w:tabs>
         <w:rPr>
+          <w:rFonts w:asciiTheme="minorHAnsi" w:eastAsiaTheme="minorEastAsia" w:hAnsiTheme="minorHAnsi" w:cstheme="minorBidi"/>
           <w:noProof/>
+          <w:kern w:val="2"/>
+          <w:sz w:val="24"/>
+          <w:szCs w:val="24"/>
+          <w14:ligatures w14:val="standardContextual"/>
         </w:rPr>
       </w:pPr>
-      <w:hyperlink w:anchor="_Toc243594368" w:history="1">
+      <w:hyperlink w:anchor="_Toc243609339" w:history="1">
         <w:r>
           <w:rPr>
             <w:rStyle w:val="Hyperlink"/>
@@ -1818,7 +2610,7 @@
             <w:noProof/>
             <w:webHidden/>
           </w:rPr>
-          <w:instrText xml:space="preserve"> PAGEREF _Toc243594368 \h </w:instrText>
+          <w:instrText xml:space="preserve"> PAGEREF _Toc243609339 \h </w:instrText>
         </w:r>
         <w:r>
           <w:rPr>
@@ -1838,7 +2630,7 @@
             <w:noProof/>
             <w:webHidden/>
           </w:rPr>
-          <w:t>18</w:t>
+          <w:t>19</w:t>
         </w:r>
         <w:r>
           <w:rPr>
@@ -1856,10 +2648,15 @@
           <w:tab w:val="right" w:leader="dot" w:pos="9395"/>
         </w:tabs>
         <w:rPr>
+          <w:rFonts w:asciiTheme="minorHAnsi" w:eastAsiaTheme="minorEastAsia" w:hAnsiTheme="minorHAnsi" w:cstheme="minorBidi"/>
           <w:noProof/>
+          <w:kern w:val="2"/>
+          <w:sz w:val="24"/>
+          <w:szCs w:val="24"/>
+          <w14:ligatures w14:val="standardContextual"/>
         </w:rPr>
       </w:pPr>
-      <w:hyperlink w:anchor="_Toc243594369" w:history="1">
+      <w:hyperlink w:anchor="_Toc243609340" w:history="1">
         <w:r>
           <w:rPr>
             <w:rStyle w:val="Hyperlink"/>
@@ -1886,7 +2683,7 @@
             <w:noProof/>
             <w:webHidden/>
           </w:rPr>
-          <w:instrText xml:space="preserve"> PAGEREF _Toc243594369 \h </w:instrText>
+          <w:instrText xml:space="preserve"> PAGEREF _Toc243609340 \h </w:instrText>
         </w:r>
         <w:r>
           <w:rPr>
@@ -1906,7 +2703,7 @@
             <w:noProof/>
             <w:webHidden/>
           </w:rPr>
-          <w:t>19</w:t>
+          <w:t>20</w:t>
         </w:r>
         <w:r>
           <w:rPr>
@@ -1924,16 +2721,21 @@
           <w:tab w:val="right" w:leader="dot" w:pos="9395"/>
         </w:tabs>
         <w:rPr>
+          <w:rFonts w:asciiTheme="minorHAnsi" w:eastAsiaTheme="minorEastAsia" w:hAnsiTheme="minorHAnsi" w:cstheme="minorBidi"/>
           <w:noProof/>
+          <w:kern w:val="2"/>
+          <w:sz w:val="24"/>
+          <w:szCs w:val="24"/>
+          <w14:ligatures w14:val="standardContextual"/>
         </w:rPr>
       </w:pPr>
-      <w:hyperlink w:anchor="_Toc243594370" w:history="1">
+      <w:hyperlink w:anchor="_Toc243609341" w:history="1">
         <w:r>
           <w:rPr>
             <w:rStyle w:val="Hyperlink"/>
             <w:noProof/>
           </w:rPr>
-          <w:t>2.9. Kết luận chương 2</w:t>
+          <w:t>2.9. Kết luận</w:t>
         </w:r>
         <w:r>
           <w:rPr>
@@ -1954,7 +2756,7 @@
             <w:noProof/>
             <w:webHidden/>
           </w:rPr>
-          <w:instrText xml:space="preserve"> PAGEREF _Toc243594370 \h </w:instrText>
+          <w:instrText xml:space="preserve"> PAGEREF _Toc243609341 \h </w:instrText>
         </w:r>
         <w:r>
           <w:rPr>
@@ -1974,7 +2776,7 @@
             <w:noProof/>
             <w:webHidden/>
           </w:rPr>
-          <w:t>19</w:t>
+          <w:t>20</w:t>
         </w:r>
         <w:r>
           <w:rPr>
@@ -1992,10 +2794,15 @@
           <w:tab w:val="right" w:leader="dot" w:pos="9395"/>
         </w:tabs>
         <w:rPr>
+          <w:rFonts w:asciiTheme="minorHAnsi" w:eastAsiaTheme="minorEastAsia" w:hAnsiTheme="minorHAnsi" w:cstheme="minorBidi"/>
           <w:noProof/>
+          <w:kern w:val="2"/>
+          <w:sz w:val="24"/>
+          <w:szCs w:val="24"/>
+          <w14:ligatures w14:val="standardContextual"/>
         </w:rPr>
       </w:pPr>
-      <w:hyperlink w:anchor="_Toc243594371" w:history="1">
+      <w:hyperlink w:anchor="_Toc243609342" w:history="1">
         <w:r>
           <w:rPr>
             <w:rStyle w:val="Hyperlink"/>
@@ -2022,7 +2829,7 @@
             <w:noProof/>
             <w:webHidden/>
           </w:rPr>
-          <w:instrText xml:space="preserve"> PAGEREF _Toc243594371 \h </w:instrText>
+          <w:instrText xml:space="preserve"> PAGEREF _Toc243609342 \h </w:instrText>
         </w:r>
         <w:r>
           <w:rPr>
@@ -2042,7 +2849,7 @@
             <w:noProof/>
             <w:webHidden/>
           </w:rPr>
-          <w:t>20</w:t>
+          <w:t>21</w:t>
         </w:r>
         <w:r>
           <w:rPr>
@@ -2060,10 +2867,15 @@
           <w:tab w:val="right" w:leader="dot" w:pos="9395"/>
         </w:tabs>
         <w:rPr>
+          <w:rFonts w:asciiTheme="minorHAnsi" w:eastAsiaTheme="minorEastAsia" w:hAnsiTheme="minorHAnsi" w:cstheme="minorBidi"/>
           <w:noProof/>
+          <w:kern w:val="2"/>
+          <w:sz w:val="24"/>
+          <w:szCs w:val="24"/>
+          <w14:ligatures w14:val="standardContextual"/>
         </w:rPr>
       </w:pPr>
-      <w:hyperlink w:anchor="_Toc243594372" w:history="1">
+      <w:hyperlink w:anchor="_Toc243609343" w:history="1">
         <w:r>
           <w:rPr>
             <w:rStyle w:val="Hyperlink"/>
@@ -2090,7 +2902,7 @@
             <w:noProof/>
             <w:webHidden/>
           </w:rPr>
-          <w:instrText xml:space="preserve"> PAGEREF _Toc243594372 \h </w:instrText>
+          <w:instrText xml:space="preserve"> PAGEREF _Toc243609343 \h </w:instrText>
         </w:r>
         <w:r>
           <w:rPr>
@@ -2110,7 +2922,7 @@
             <w:noProof/>
             <w:webHidden/>
           </w:rPr>
-          <w:t>20</w:t>
+          <w:t>21</w:t>
         </w:r>
         <w:r>
           <w:rPr>
@@ -2128,10 +2940,15 @@
           <w:tab w:val="right" w:leader="dot" w:pos="9395"/>
         </w:tabs>
         <w:rPr>
+          <w:rFonts w:asciiTheme="minorHAnsi" w:eastAsiaTheme="minorEastAsia" w:hAnsiTheme="minorHAnsi" w:cstheme="minorBidi"/>
           <w:noProof/>
+          <w:kern w:val="2"/>
+          <w:sz w:val="24"/>
+          <w:szCs w:val="24"/>
+          <w14:ligatures w14:val="standardContextual"/>
         </w:rPr>
       </w:pPr>
-      <w:hyperlink w:anchor="_Toc243594373" w:history="1">
+      <w:hyperlink w:anchor="_Toc243609344" w:history="1">
         <w:r>
           <w:rPr>
             <w:rStyle w:val="Hyperlink"/>
@@ -2158,7 +2975,7 @@
             <w:noProof/>
             <w:webHidden/>
           </w:rPr>
-          <w:instrText xml:space="preserve"> PAGEREF _Toc243594373 \h </w:instrText>
+          <w:instrText xml:space="preserve"> PAGEREF _Toc243609344 \h </w:instrText>
         </w:r>
         <w:r>
           <w:rPr>
@@ -2178,7 +2995,7 @@
             <w:noProof/>
             <w:webHidden/>
           </w:rPr>
-          <w:t>20</w:t>
+          <w:t>21</w:t>
         </w:r>
         <w:r>
           <w:rPr>
@@ -2196,10 +3013,15 @@
           <w:tab w:val="right" w:leader="dot" w:pos="9395"/>
         </w:tabs>
         <w:rPr>
+          <w:rFonts w:asciiTheme="minorHAnsi" w:eastAsiaTheme="minorEastAsia" w:hAnsiTheme="minorHAnsi" w:cstheme="minorBidi"/>
           <w:noProof/>
+          <w:kern w:val="2"/>
+          <w:sz w:val="24"/>
+          <w:szCs w:val="24"/>
+          <w14:ligatures w14:val="standardContextual"/>
         </w:rPr>
       </w:pPr>
-      <w:hyperlink w:anchor="_Toc243594374" w:history="1">
+      <w:hyperlink w:anchor="_Toc243609345" w:history="1">
         <w:r>
           <w:rPr>
             <w:rStyle w:val="Hyperlink"/>
@@ -2226,7 +3048,7 @@
             <w:noProof/>
             <w:webHidden/>
           </w:rPr>
-          <w:instrText xml:space="preserve"> PAGEREF _Toc243594374 \h </w:instrText>
+          <w:instrText xml:space="preserve"> PAGEREF _Toc243609345 \h </w:instrText>
         </w:r>
         <w:r>
           <w:rPr>
@@ -2246,7 +3068,7 @@
             <w:noProof/>
             <w:webHidden/>
           </w:rPr>
-          <w:t>21</w:t>
+          <w:t>22</w:t>
         </w:r>
         <w:r>
           <w:rPr>
@@ -2264,10 +3086,15 @@
           <w:tab w:val="right" w:leader="dot" w:pos="9395"/>
         </w:tabs>
         <w:rPr>
+          <w:rFonts w:asciiTheme="minorHAnsi" w:eastAsiaTheme="minorEastAsia" w:hAnsiTheme="minorHAnsi" w:cstheme="minorBidi"/>
           <w:noProof/>
+          <w:kern w:val="2"/>
+          <w:sz w:val="24"/>
+          <w:szCs w:val="24"/>
+          <w14:ligatures w14:val="standardContextual"/>
         </w:rPr>
       </w:pPr>
-      <w:hyperlink w:anchor="_Toc243594375" w:history="1">
+      <w:hyperlink w:anchor="_Toc243609346" w:history="1">
         <w:r>
           <w:rPr>
             <w:rStyle w:val="Hyperlink"/>
@@ -2294,7 +3121,7 @@
             <w:noProof/>
             <w:webHidden/>
           </w:rPr>
-          <w:instrText xml:space="preserve"> PAGEREF _Toc243594375 \h </w:instrText>
+          <w:instrText xml:space="preserve"> PAGEREF _Toc243609346 \h </w:instrText>
         </w:r>
         <w:r>
           <w:rPr>
@@ -2314,7 +3141,7 @@
             <w:noProof/>
             <w:webHidden/>
           </w:rPr>
-          <w:t>21</w:t>
+          <w:t>22</w:t>
         </w:r>
         <w:r>
           <w:rPr>
@@ -2332,10 +3159,15 @@
           <w:tab w:val="right" w:leader="dot" w:pos="9395"/>
         </w:tabs>
         <w:rPr>
+          <w:rFonts w:asciiTheme="minorHAnsi" w:eastAsiaTheme="minorEastAsia" w:hAnsiTheme="minorHAnsi" w:cstheme="minorBidi"/>
           <w:noProof/>
+          <w:kern w:val="2"/>
+          <w:sz w:val="24"/>
+          <w:szCs w:val="24"/>
+          <w14:ligatures w14:val="standardContextual"/>
         </w:rPr>
       </w:pPr>
-      <w:hyperlink w:anchor="_Toc243594376" w:history="1">
+      <w:hyperlink w:anchor="_Toc243609347" w:history="1">
         <w:r>
           <w:rPr>
             <w:rStyle w:val="Hyperlink"/>
@@ -2362,7 +3194,7 @@
             <w:noProof/>
             <w:webHidden/>
           </w:rPr>
-          <w:instrText xml:space="preserve"> PAGEREF _Toc243594376 \h </w:instrText>
+          <w:instrText xml:space="preserve"> PAGEREF _Toc243609347 \h </w:instrText>
         </w:r>
         <w:r>
           <w:rPr>
@@ -2382,7 +3214,7 @@
             <w:noProof/>
             <w:webHidden/>
           </w:rPr>
-          <w:t>22</w:t>
+          <w:t>23</w:t>
         </w:r>
         <w:r>
           <w:rPr>
@@ -2400,10 +3232,15 @@
           <w:tab w:val="right" w:leader="dot" w:pos="9395"/>
         </w:tabs>
         <w:rPr>
+          <w:rFonts w:asciiTheme="minorHAnsi" w:eastAsiaTheme="minorEastAsia" w:hAnsiTheme="minorHAnsi" w:cstheme="minorBidi"/>
           <w:noProof/>
+          <w:kern w:val="2"/>
+          <w:sz w:val="24"/>
+          <w:szCs w:val="24"/>
+          <w14:ligatures w14:val="standardContextual"/>
         </w:rPr>
       </w:pPr>
-      <w:hyperlink w:anchor="_Toc243594377" w:history="1">
+      <w:hyperlink w:anchor="_Toc243609348" w:history="1">
         <w:r>
           <w:rPr>
             <w:rStyle w:val="Hyperlink"/>
@@ -2430,7 +3267,7 @@
             <w:noProof/>
             <w:webHidden/>
           </w:rPr>
-          <w:instrText xml:space="preserve"> PAGEREF _Toc243594377 \h </w:instrText>
+          <w:instrText xml:space="preserve"> PAGEREF _Toc243609348 \h </w:instrText>
         </w:r>
         <w:r>
           <w:rPr>
@@ -2450,7 +3287,7 @@
             <w:noProof/>
             <w:webHidden/>
           </w:rPr>
-          <w:t>22</w:t>
+          <w:t>24</w:t>
         </w:r>
         <w:r>
           <w:rPr>
@@ -2468,10 +3305,15 @@
           <w:tab w:val="right" w:leader="dot" w:pos="9395"/>
         </w:tabs>
         <w:rPr>
+          <w:rFonts w:asciiTheme="minorHAnsi" w:eastAsiaTheme="minorEastAsia" w:hAnsiTheme="minorHAnsi" w:cstheme="minorBidi"/>
           <w:noProof/>
+          <w:kern w:val="2"/>
+          <w:sz w:val="24"/>
+          <w:szCs w:val="24"/>
+          <w14:ligatures w14:val="standardContextual"/>
         </w:rPr>
       </w:pPr>
-      <w:hyperlink w:anchor="_Toc243594378" w:history="1">
+      <w:hyperlink w:anchor="_Toc243609349" w:history="1">
         <w:r>
           <w:rPr>
             <w:rStyle w:val="Hyperlink"/>
@@ -2498,7 +3340,7 @@
             <w:noProof/>
             <w:webHidden/>
           </w:rPr>
-          <w:instrText xml:space="preserve"> PAGEREF _Toc243594378 \h </w:instrText>
+          <w:instrText xml:space="preserve"> PAGEREF _Toc243609349 \h </w:instrText>
         </w:r>
         <w:r>
           <w:rPr>
@@ -2518,7 +3360,7 @@
             <w:noProof/>
             <w:webHidden/>
           </w:rPr>
-          <w:t>23</w:t>
+          <w:t>24</w:t>
         </w:r>
         <w:r>
           <w:rPr>
@@ -2536,10 +3378,15 @@
           <w:tab w:val="right" w:leader="dot" w:pos="9395"/>
         </w:tabs>
         <w:rPr>
+          <w:rFonts w:asciiTheme="minorHAnsi" w:eastAsiaTheme="minorEastAsia" w:hAnsiTheme="minorHAnsi" w:cstheme="minorBidi"/>
           <w:noProof/>
+          <w:kern w:val="2"/>
+          <w:sz w:val="24"/>
+          <w:szCs w:val="24"/>
+          <w14:ligatures w14:val="standardContextual"/>
         </w:rPr>
       </w:pPr>
-      <w:hyperlink w:anchor="_Toc243594379" w:history="1">
+      <w:hyperlink w:anchor="_Toc243609350" w:history="1">
         <w:r>
           <w:rPr>
             <w:rStyle w:val="Hyperlink"/>
@@ -2566,7 +3413,7 @@
             <w:noProof/>
             <w:webHidden/>
           </w:rPr>
-          <w:instrText xml:space="preserve"> PAGEREF _Toc243594379 \h </w:instrText>
+          <w:instrText xml:space="preserve"> PAGEREF _Toc243609350 \h </w:instrText>
         </w:r>
         <w:r>
           <w:rPr>
@@ -2586,7 +3433,7 @@
             <w:noProof/>
             <w:webHidden/>
           </w:rPr>
-          <w:t>24</w:t>
+          <w:t>26</w:t>
         </w:r>
         <w:r>
           <w:rPr>
@@ -2604,10 +3451,15 @@
           <w:tab w:val="right" w:leader="dot" w:pos="9395"/>
         </w:tabs>
         <w:rPr>
+          <w:rFonts w:asciiTheme="minorHAnsi" w:eastAsiaTheme="minorEastAsia" w:hAnsiTheme="minorHAnsi" w:cstheme="minorBidi"/>
           <w:noProof/>
+          <w:kern w:val="2"/>
+          <w:sz w:val="24"/>
+          <w:szCs w:val="24"/>
+          <w14:ligatures w14:val="standardContextual"/>
         </w:rPr>
       </w:pPr>
-      <w:hyperlink w:anchor="_Toc243594380" w:history="1">
+      <w:hyperlink w:anchor="_Toc243609351" w:history="1">
         <w:r>
           <w:rPr>
             <w:rStyle w:val="Hyperlink"/>
@@ -2634,7 +3486,7 @@
             <w:noProof/>
             <w:webHidden/>
           </w:rPr>
-          <w:instrText xml:space="preserve"> PAGEREF _Toc243594380 \h </w:instrText>
+          <w:instrText xml:space="preserve"> PAGEREF _Toc243609351 \h </w:instrText>
         </w:r>
         <w:r>
           <w:rPr>
@@ -2654,7 +3506,7 @@
             <w:noProof/>
             <w:webHidden/>
           </w:rPr>
-          <w:t>25</w:t>
+          <w:t>27</w:t>
         </w:r>
         <w:r>
           <w:rPr>
@@ -2672,10 +3524,15 @@
           <w:tab w:val="right" w:leader="dot" w:pos="9395"/>
         </w:tabs>
         <w:rPr>
+          <w:rFonts w:asciiTheme="minorHAnsi" w:eastAsiaTheme="minorEastAsia" w:hAnsiTheme="minorHAnsi" w:cstheme="minorBidi"/>
           <w:noProof/>
+          <w:kern w:val="2"/>
+          <w:sz w:val="24"/>
+          <w:szCs w:val="24"/>
+          <w14:ligatures w14:val="standardContextual"/>
         </w:rPr>
       </w:pPr>
-      <w:hyperlink w:anchor="_Toc243594381" w:history="1">
+      <w:hyperlink w:anchor="_Toc243609352" w:history="1">
         <w:r>
           <w:rPr>
             <w:rStyle w:val="Hyperlink"/>
@@ -2702,7 +3559,7 @@
             <w:noProof/>
             <w:webHidden/>
           </w:rPr>
-          <w:instrText xml:space="preserve"> PAGEREF _Toc243594381 \h </w:instrText>
+          <w:instrText xml:space="preserve"> PAGEREF _Toc243609352 \h </w:instrText>
         </w:r>
         <w:r>
           <w:rPr>
@@ -2722,7 +3579,7 @@
             <w:noProof/>
             <w:webHidden/>
           </w:rPr>
-          <w:t>26</w:t>
+          <w:t>28</w:t>
         </w:r>
         <w:r>
           <w:rPr>
@@ -2740,10 +3597,15 @@
           <w:tab w:val="right" w:leader="dot" w:pos="9395"/>
         </w:tabs>
         <w:rPr>
+          <w:rFonts w:asciiTheme="minorHAnsi" w:eastAsiaTheme="minorEastAsia" w:hAnsiTheme="minorHAnsi" w:cstheme="minorBidi"/>
           <w:noProof/>
+          <w:kern w:val="2"/>
+          <w:sz w:val="24"/>
+          <w:szCs w:val="24"/>
+          <w14:ligatures w14:val="standardContextual"/>
         </w:rPr>
       </w:pPr>
-      <w:hyperlink w:anchor="_Toc243594382" w:history="1">
+      <w:hyperlink w:anchor="_Toc243609353" w:history="1">
         <w:r>
           <w:rPr>
             <w:rStyle w:val="Hyperlink"/>
@@ -2770,7 +3632,7 @@
             <w:noProof/>
             <w:webHidden/>
           </w:rPr>
-          <w:instrText xml:space="preserve"> PAGEREF _Toc243594382 \h </w:instrText>
+          <w:instrText xml:space="preserve"> PAGEREF _Toc243609353 \h </w:instrText>
         </w:r>
         <w:r>
           <w:rPr>
@@ -2790,7 +3652,7 @@
             <w:noProof/>
             <w:webHidden/>
           </w:rPr>
-          <w:t>26</w:t>
+          <w:t>28</w:t>
         </w:r>
         <w:r>
           <w:rPr>
@@ -2808,10 +3670,15 @@
           <w:tab w:val="right" w:leader="dot" w:pos="9395"/>
         </w:tabs>
         <w:rPr>
+          <w:rFonts w:asciiTheme="minorHAnsi" w:eastAsiaTheme="minorEastAsia" w:hAnsiTheme="minorHAnsi" w:cstheme="minorBidi"/>
           <w:noProof/>
+          <w:kern w:val="2"/>
+          <w:sz w:val="24"/>
+          <w:szCs w:val="24"/>
+          <w14:ligatures w14:val="standardContextual"/>
         </w:rPr>
       </w:pPr>
-      <w:hyperlink w:anchor="_Toc243594383" w:history="1">
+      <w:hyperlink w:anchor="_Toc243609354" w:history="1">
         <w:r>
           <w:rPr>
             <w:rStyle w:val="Hyperlink"/>
@@ -2838,7 +3705,7 @@
             <w:noProof/>
             <w:webHidden/>
           </w:rPr>
-          <w:instrText xml:space="preserve"> PAGEREF _Toc243594383 \h </w:instrText>
+          <w:instrText xml:space="preserve"> PAGEREF _Toc243609354 \h </w:instrText>
         </w:r>
         <w:r>
           <w:rPr>
@@ -2858,7 +3725,7 @@
             <w:noProof/>
             <w:webHidden/>
           </w:rPr>
-          <w:t>26</w:t>
+          <w:t>28</w:t>
         </w:r>
         <w:r>
           <w:rPr>
@@ -2876,10 +3743,15 @@
           <w:tab w:val="right" w:leader="dot" w:pos="9395"/>
         </w:tabs>
         <w:rPr>
+          <w:rFonts w:asciiTheme="minorHAnsi" w:eastAsiaTheme="minorEastAsia" w:hAnsiTheme="minorHAnsi" w:cstheme="minorBidi"/>
           <w:noProof/>
+          <w:kern w:val="2"/>
+          <w:sz w:val="24"/>
+          <w:szCs w:val="24"/>
+          <w14:ligatures w14:val="standardContextual"/>
         </w:rPr>
       </w:pPr>
-      <w:hyperlink w:anchor="_Toc243594384" w:history="1">
+      <w:hyperlink w:anchor="_Toc243609355" w:history="1">
         <w:r>
           <w:rPr>
             <w:rStyle w:val="Hyperlink"/>
@@ -2906,7 +3778,7 @@
             <w:noProof/>
             <w:webHidden/>
           </w:rPr>
-          <w:instrText xml:space="preserve"> PAGEREF _Toc243594384 \h </w:instrText>
+          <w:instrText xml:space="preserve"> PAGEREF _Toc243609355 \h </w:instrText>
         </w:r>
         <w:r>
           <w:rPr>
@@ -2926,7 +3798,7 @@
             <w:noProof/>
             <w:webHidden/>
           </w:rPr>
-          <w:t>27</w:t>
+          <w:t>29</w:t>
         </w:r>
         <w:r>
           <w:rPr>
@@ -2944,10 +3816,15 @@
           <w:tab w:val="right" w:leader="dot" w:pos="9395"/>
         </w:tabs>
         <w:rPr>
+          <w:rFonts w:asciiTheme="minorHAnsi" w:eastAsiaTheme="minorEastAsia" w:hAnsiTheme="minorHAnsi" w:cstheme="minorBidi"/>
           <w:noProof/>
+          <w:kern w:val="2"/>
+          <w:sz w:val="24"/>
+          <w:szCs w:val="24"/>
+          <w14:ligatures w14:val="standardContextual"/>
         </w:rPr>
       </w:pPr>
-      <w:hyperlink w:anchor="_Toc243594385" w:history="1">
+      <w:hyperlink w:anchor="_Toc243609356" w:history="1">
         <w:r>
           <w:rPr>
             <w:rStyle w:val="Hyperlink"/>
@@ -2974,7 +3851,7 @@
             <w:noProof/>
             <w:webHidden/>
           </w:rPr>
-          <w:instrText xml:space="preserve"> PAGEREF _Toc243594385 \h </w:instrText>
+          <w:instrText xml:space="preserve"> PAGEREF _Toc243609356 \h </w:instrText>
         </w:r>
         <w:r>
           <w:rPr>
@@ -2994,7 +3871,7 @@
             <w:noProof/>
             <w:webHidden/>
           </w:rPr>
-          <w:t>28</w:t>
+          <w:t>30</w:t>
         </w:r>
         <w:r>
           <w:rPr>
@@ -3012,10 +3889,15 @@
           <w:tab w:val="right" w:leader="dot" w:pos="9395"/>
         </w:tabs>
         <w:rPr>
+          <w:rFonts w:asciiTheme="minorHAnsi" w:eastAsiaTheme="minorEastAsia" w:hAnsiTheme="minorHAnsi" w:cstheme="minorBidi"/>
           <w:noProof/>
+          <w:kern w:val="2"/>
+          <w:sz w:val="24"/>
+          <w:szCs w:val="24"/>
+          <w14:ligatures w14:val="standardContextual"/>
         </w:rPr>
       </w:pPr>
-      <w:hyperlink w:anchor="_Toc243594386" w:history="1">
+      <w:hyperlink w:anchor="_Toc243609357" w:history="1">
         <w:r>
           <w:rPr>
             <w:rStyle w:val="Hyperlink"/>
@@ -3042,7 +3924,7 @@
             <w:noProof/>
             <w:webHidden/>
           </w:rPr>
-          <w:instrText xml:space="preserve"> PAGEREF _Toc243594386 \h </w:instrText>
+          <w:instrText xml:space="preserve"> PAGEREF _Toc243609357 \h </w:instrText>
         </w:r>
         <w:r>
           <w:rPr>
@@ -3062,7 +3944,7 @@
             <w:noProof/>
             <w:webHidden/>
           </w:rPr>
-          <w:t>30</w:t>
+          <w:t>32</w:t>
         </w:r>
         <w:r>
           <w:rPr>
@@ -3080,10 +3962,15 @@
           <w:tab w:val="right" w:leader="dot" w:pos="9395"/>
         </w:tabs>
         <w:rPr>
+          <w:rFonts w:asciiTheme="minorHAnsi" w:eastAsiaTheme="minorEastAsia" w:hAnsiTheme="minorHAnsi" w:cstheme="minorBidi"/>
           <w:noProof/>
+          <w:kern w:val="2"/>
+          <w:sz w:val="24"/>
+          <w:szCs w:val="24"/>
+          <w14:ligatures w14:val="standardContextual"/>
         </w:rPr>
       </w:pPr>
-      <w:hyperlink w:anchor="_Toc243594387" w:history="1">
+      <w:hyperlink w:anchor="_Toc243609358" w:history="1">
         <w:r>
           <w:rPr>
             <w:rStyle w:val="Hyperlink"/>
@@ -3110,7 +3997,7 @@
             <w:noProof/>
             <w:webHidden/>
           </w:rPr>
-          <w:instrText xml:space="preserve"> PAGEREF _Toc243594387 \h </w:instrText>
+          <w:instrText xml:space="preserve"> PAGEREF _Toc243609358 \h </w:instrText>
         </w:r>
         <w:r>
           <w:rPr>
@@ -3130,7 +4017,7 @@
             <w:noProof/>
             <w:webHidden/>
           </w:rPr>
-          <w:t>31</w:t>
+          <w:t>32</w:t>
         </w:r>
         <w:r>
           <w:rPr>
@@ -3148,10 +4035,15 @@
           <w:tab w:val="right" w:leader="dot" w:pos="9395"/>
         </w:tabs>
         <w:rPr>
+          <w:rFonts w:asciiTheme="minorHAnsi" w:eastAsiaTheme="minorEastAsia" w:hAnsiTheme="minorHAnsi" w:cstheme="minorBidi"/>
           <w:noProof/>
+          <w:kern w:val="2"/>
+          <w:sz w:val="24"/>
+          <w:szCs w:val="24"/>
+          <w14:ligatures w14:val="standardContextual"/>
         </w:rPr>
       </w:pPr>
-      <w:hyperlink w:anchor="_Toc243594388" w:history="1">
+      <w:hyperlink w:anchor="_Toc243609359" w:history="1">
         <w:r>
           <w:rPr>
             <w:rStyle w:val="Hyperlink"/>
@@ -3178,7 +4070,7 @@
             <w:noProof/>
             <w:webHidden/>
           </w:rPr>
-          <w:instrText xml:space="preserve"> PAGEREF _Toc243594388 \h </w:instrText>
+          <w:instrText xml:space="preserve"> PAGEREF _Toc243609359 \h </w:instrText>
         </w:r>
         <w:r>
           <w:rPr>
@@ -3198,7 +4090,7 @@
             <w:noProof/>
             <w:webHidden/>
           </w:rPr>
-          <w:t>32</w:t>
+          <w:t>33</w:t>
         </w:r>
         <w:r>
           <w:rPr>
@@ -3216,10 +4108,15 @@
           <w:tab w:val="right" w:leader="dot" w:pos="9395"/>
         </w:tabs>
         <w:rPr>
+          <w:rFonts w:asciiTheme="minorHAnsi" w:eastAsiaTheme="minorEastAsia" w:hAnsiTheme="minorHAnsi" w:cstheme="minorBidi"/>
           <w:noProof/>
+          <w:kern w:val="2"/>
+          <w:sz w:val="24"/>
+          <w:szCs w:val="24"/>
+          <w14:ligatures w14:val="standardContextual"/>
         </w:rPr>
       </w:pPr>
-      <w:hyperlink w:anchor="_Toc243594389" w:history="1">
+      <w:hyperlink w:anchor="_Toc243609360" w:history="1">
         <w:r>
           <w:rPr>
             <w:rStyle w:val="Hyperlink"/>
@@ -3246,7 +4143,7 @@
             <w:noProof/>
             <w:webHidden/>
           </w:rPr>
-          <w:instrText xml:space="preserve"> PAGEREF _Toc243594389 \h </w:instrText>
+          <w:instrText xml:space="preserve"> PAGEREF _Toc243609360 \h </w:instrText>
         </w:r>
         <w:r>
           <w:rPr>
@@ -3266,7 +4163,7 @@
             <w:noProof/>
             <w:webHidden/>
           </w:rPr>
-          <w:t>33</w:t>
+          <w:t>35</w:t>
         </w:r>
         <w:r>
           <w:rPr>
@@ -3284,10 +4181,15 @@
           <w:tab w:val="right" w:leader="dot" w:pos="9395"/>
         </w:tabs>
         <w:rPr>
+          <w:rFonts w:asciiTheme="minorHAnsi" w:eastAsiaTheme="minorEastAsia" w:hAnsiTheme="minorHAnsi" w:cstheme="minorBidi"/>
           <w:noProof/>
+          <w:kern w:val="2"/>
+          <w:sz w:val="24"/>
+          <w:szCs w:val="24"/>
+          <w14:ligatures w14:val="standardContextual"/>
         </w:rPr>
       </w:pPr>
-      <w:hyperlink w:anchor="_Toc243594390" w:history="1">
+      <w:hyperlink w:anchor="_Toc243609361" w:history="1">
         <w:r>
           <w:rPr>
             <w:rStyle w:val="Hyperlink"/>
@@ -3314,7 +4216,7 @@
             <w:noProof/>
             <w:webHidden/>
           </w:rPr>
-          <w:instrText xml:space="preserve"> PAGEREF _Toc243594390 \h </w:instrText>
+          <w:instrText xml:space="preserve"> PAGEREF _Toc243609361 \h </w:instrText>
         </w:r>
         <w:r>
           <w:rPr>
@@ -3334,7 +4236,7 @@
             <w:noProof/>
             <w:webHidden/>
           </w:rPr>
-          <w:t>34</w:t>
+          <w:t>36</w:t>
         </w:r>
         <w:r>
           <w:rPr>
@@ -3352,10 +4254,15 @@
           <w:tab w:val="right" w:leader="dot" w:pos="9395"/>
         </w:tabs>
         <w:rPr>
+          <w:rFonts w:asciiTheme="minorHAnsi" w:eastAsiaTheme="minorEastAsia" w:hAnsiTheme="minorHAnsi" w:cstheme="minorBidi"/>
           <w:noProof/>
+          <w:kern w:val="2"/>
+          <w:sz w:val="24"/>
+          <w:szCs w:val="24"/>
+          <w14:ligatures w14:val="standardContextual"/>
         </w:rPr>
       </w:pPr>
-      <w:hyperlink w:anchor="_Toc243594391" w:history="1">
+      <w:hyperlink w:anchor="_Toc243609362" w:history="1">
         <w:r>
           <w:rPr>
             <w:rStyle w:val="Hyperlink"/>
@@ -3382,7 +4289,7 @@
             <w:noProof/>
             <w:webHidden/>
           </w:rPr>
-          <w:instrText xml:space="preserve"> PAGEREF _Toc243594391 \h </w:instrText>
+          <w:instrText xml:space="preserve"> PAGEREF _Toc243609362 \h </w:instrText>
         </w:r>
         <w:r>
           <w:rPr>
@@ -3402,7 +4309,7 @@
             <w:noProof/>
             <w:webHidden/>
           </w:rPr>
-          <w:t>35</w:t>
+          <w:t>37</w:t>
         </w:r>
         <w:r>
           <w:rPr>
@@ -3420,10 +4327,15 @@
           <w:tab w:val="right" w:leader="dot" w:pos="9395"/>
         </w:tabs>
         <w:rPr>
+          <w:rFonts w:asciiTheme="minorHAnsi" w:eastAsiaTheme="minorEastAsia" w:hAnsiTheme="minorHAnsi" w:cstheme="minorBidi"/>
           <w:noProof/>
+          <w:kern w:val="2"/>
+          <w:sz w:val="24"/>
+          <w:szCs w:val="24"/>
+          <w14:ligatures w14:val="standardContextual"/>
         </w:rPr>
       </w:pPr>
-      <w:hyperlink w:anchor="_Toc243594392" w:history="1">
+      <w:hyperlink w:anchor="_Toc243609363" w:history="1">
         <w:r>
           <w:rPr>
             <w:rStyle w:val="Hyperlink"/>
@@ -3450,7 +4362,7 @@
             <w:noProof/>
             <w:webHidden/>
           </w:rPr>
-          <w:instrText xml:space="preserve"> PAGEREF _Toc243594392 \h </w:instrText>
+          <w:instrText xml:space="preserve"> PAGEREF _Toc243609363 \h </w:instrText>
         </w:r>
         <w:r>
           <w:rPr>
@@ -3470,7 +4382,7 @@
             <w:noProof/>
             <w:webHidden/>
           </w:rPr>
-          <w:t>35</w:t>
+          <w:t>37</w:t>
         </w:r>
         <w:r>
           <w:rPr>
@@ -3488,10 +4400,15 @@
           <w:tab w:val="right" w:leader="dot" w:pos="9395"/>
         </w:tabs>
         <w:rPr>
+          <w:rFonts w:asciiTheme="minorHAnsi" w:eastAsiaTheme="minorEastAsia" w:hAnsiTheme="minorHAnsi" w:cstheme="minorBidi"/>
           <w:noProof/>
+          <w:kern w:val="2"/>
+          <w:sz w:val="24"/>
+          <w:szCs w:val="24"/>
+          <w14:ligatures w14:val="standardContextual"/>
         </w:rPr>
       </w:pPr>
-      <w:hyperlink w:anchor="_Toc243594393" w:history="1">
+      <w:hyperlink w:anchor="_Toc243609364" w:history="1">
         <w:r>
           <w:rPr>
             <w:rStyle w:val="Hyperlink"/>
@@ -3518,7 +4435,7 @@
             <w:noProof/>
             <w:webHidden/>
           </w:rPr>
-          <w:instrText xml:space="preserve"> PAGEREF _Toc243594393 \h </w:instrText>
+          <w:instrText xml:space="preserve"> PAGEREF _Toc243609364 \h </w:instrText>
         </w:r>
         <w:r>
           <w:rPr>
@@ -3538,7 +4455,7 @@
             <w:noProof/>
             <w:webHidden/>
           </w:rPr>
-          <w:t>36</w:t>
+          <w:t>38</w:t>
         </w:r>
         <w:r>
           <w:rPr>
@@ -3556,10 +4473,15 @@
           <w:tab w:val="right" w:leader="dot" w:pos="9395"/>
         </w:tabs>
         <w:rPr>
+          <w:rFonts w:asciiTheme="minorHAnsi" w:eastAsiaTheme="minorEastAsia" w:hAnsiTheme="minorHAnsi" w:cstheme="minorBidi"/>
           <w:noProof/>
+          <w:kern w:val="2"/>
+          <w:sz w:val="24"/>
+          <w:szCs w:val="24"/>
+          <w14:ligatures w14:val="standardContextual"/>
         </w:rPr>
       </w:pPr>
-      <w:hyperlink w:anchor="_Toc243594394" w:history="1">
+      <w:hyperlink w:anchor="_Toc243609365" w:history="1">
         <w:r>
           <w:rPr>
             <w:rStyle w:val="Hyperlink"/>
@@ -3586,7 +4508,7 @@
             <w:noProof/>
             <w:webHidden/>
           </w:rPr>
-          <w:instrText xml:space="preserve"> PAGEREF _Toc243594394 \h </w:instrText>
+          <w:instrText xml:space="preserve"> PAGEREF _Toc243609365 \h </w:instrText>
         </w:r>
         <w:r>
           <w:rPr>
@@ -3606,7 +4528,7 @@
             <w:noProof/>
             <w:webHidden/>
           </w:rPr>
-          <w:t>36</w:t>
+          <w:t>38</w:t>
         </w:r>
         <w:r>
           <w:rPr>
@@ -3624,10 +4546,15 @@
           <w:tab w:val="right" w:leader="dot" w:pos="9395"/>
         </w:tabs>
         <w:rPr>
+          <w:rFonts w:asciiTheme="minorHAnsi" w:eastAsiaTheme="minorEastAsia" w:hAnsiTheme="minorHAnsi" w:cstheme="minorBidi"/>
           <w:noProof/>
+          <w:kern w:val="2"/>
+          <w:sz w:val="24"/>
+          <w:szCs w:val="24"/>
+          <w14:ligatures w14:val="standardContextual"/>
         </w:rPr>
       </w:pPr>
-      <w:hyperlink w:anchor="_Toc243594395" w:history="1">
+      <w:hyperlink w:anchor="_Toc243609366" w:history="1">
         <w:r>
           <w:rPr>
             <w:rStyle w:val="Hyperlink"/>
@@ -3654,7 +4581,7 @@
             <w:noProof/>
             <w:webHidden/>
           </w:rPr>
-          <w:instrText xml:space="preserve"> PAGEREF _Toc243594395 \h </w:instrText>
+          <w:instrText xml:space="preserve"> PAGEREF _Toc243609366 \h </w:instrText>
         </w:r>
         <w:r>
           <w:rPr>
@@ -3674,7 +4601,7 @@
             <w:noProof/>
             <w:webHidden/>
           </w:rPr>
-          <w:t>37</w:t>
+          <w:t>39</w:t>
         </w:r>
         <w:r>
           <w:rPr>
@@ -3692,10 +4619,15 @@
           <w:tab w:val="right" w:leader="dot" w:pos="9395"/>
         </w:tabs>
         <w:rPr>
+          <w:rFonts w:asciiTheme="minorHAnsi" w:eastAsiaTheme="minorEastAsia" w:hAnsiTheme="minorHAnsi" w:cstheme="minorBidi"/>
           <w:noProof/>
+          <w:kern w:val="2"/>
+          <w:sz w:val="24"/>
+          <w:szCs w:val="24"/>
+          <w14:ligatures w14:val="standardContextual"/>
         </w:rPr>
       </w:pPr>
-      <w:hyperlink w:anchor="_Toc243594396" w:history="1">
+      <w:hyperlink w:anchor="_Toc243609367" w:history="1">
         <w:r>
           <w:rPr>
             <w:rStyle w:val="Hyperlink"/>
@@ -3722,7 +4654,7 @@
             <w:noProof/>
             <w:webHidden/>
           </w:rPr>
-          <w:instrText xml:space="preserve"> PAGEREF _Toc243594396 \h </w:instrText>
+          <w:instrText xml:space="preserve"> PAGEREF _Toc243609367 \h </w:instrText>
         </w:r>
         <w:r>
           <w:rPr>
@@ -3742,7 +4674,7 @@
             <w:noProof/>
             <w:webHidden/>
           </w:rPr>
-          <w:t>37</w:t>
+          <w:t>39</w:t>
         </w:r>
         <w:r>
           <w:rPr>
@@ -3760,10 +4692,15 @@
           <w:tab w:val="right" w:leader="dot" w:pos="9395"/>
         </w:tabs>
         <w:rPr>
+          <w:rFonts w:asciiTheme="minorHAnsi" w:eastAsiaTheme="minorEastAsia" w:hAnsiTheme="minorHAnsi" w:cstheme="minorBidi"/>
           <w:noProof/>
+          <w:kern w:val="2"/>
+          <w:sz w:val="24"/>
+          <w:szCs w:val="24"/>
+          <w14:ligatures w14:val="standardContextual"/>
         </w:rPr>
       </w:pPr>
-      <w:hyperlink w:anchor="_Toc243594397" w:history="1">
+      <w:hyperlink w:anchor="_Toc243609368" w:history="1">
         <w:r>
           <w:rPr>
             <w:rStyle w:val="Hyperlink"/>
@@ -3790,7 +4727,7 @@
             <w:noProof/>
             <w:webHidden/>
           </w:rPr>
-          <w:instrText xml:space="preserve"> PAGEREF _Toc243594397 \h </w:instrText>
+          <w:instrText xml:space="preserve"> PAGEREF _Toc243609368 \h </w:instrText>
         </w:r>
         <w:r>
           <w:rPr>
@@ -3810,7 +4747,7 @@
             <w:noProof/>
             <w:webHidden/>
           </w:rPr>
-          <w:t>38</w:t>
+          <w:t>40</w:t>
         </w:r>
         <w:r>
           <w:rPr>
@@ -3828,10 +4765,15 @@
           <w:tab w:val="right" w:leader="dot" w:pos="9395"/>
         </w:tabs>
         <w:rPr>
+          <w:rFonts w:asciiTheme="minorHAnsi" w:eastAsiaTheme="minorEastAsia" w:hAnsiTheme="minorHAnsi" w:cstheme="minorBidi"/>
           <w:noProof/>
+          <w:kern w:val="2"/>
+          <w:sz w:val="24"/>
+          <w:szCs w:val="24"/>
+          <w14:ligatures w14:val="standardContextual"/>
         </w:rPr>
       </w:pPr>
-      <w:hyperlink w:anchor="_Toc243594398" w:history="1">
+      <w:hyperlink w:anchor="_Toc243609369" w:history="1">
         <w:r>
           <w:rPr>
             <w:rStyle w:val="Hyperlink"/>
@@ -3858,7 +4800,7 @@
             <w:noProof/>
             <w:webHidden/>
           </w:rPr>
-          <w:instrText xml:space="preserve"> PAGEREF _Toc243594398 \h </w:instrText>
+          <w:instrText xml:space="preserve"> PAGEREF _Toc243609369 \h </w:instrText>
         </w:r>
         <w:r>
           <w:rPr>
@@ -3878,7 +4820,7 @@
             <w:noProof/>
             <w:webHidden/>
           </w:rPr>
-          <w:t>39</w:t>
+          <w:t>41</w:t>
         </w:r>
         <w:r>
           <w:rPr>
@@ -3896,10 +4838,15 @@
           <w:tab w:val="right" w:leader="dot" w:pos="9395"/>
         </w:tabs>
         <w:rPr>
+          <w:rFonts w:asciiTheme="minorHAnsi" w:eastAsiaTheme="minorEastAsia" w:hAnsiTheme="minorHAnsi" w:cstheme="minorBidi"/>
           <w:noProof/>
+          <w:kern w:val="2"/>
+          <w:sz w:val="24"/>
+          <w:szCs w:val="24"/>
+          <w14:ligatures w14:val="standardContextual"/>
         </w:rPr>
       </w:pPr>
-      <w:hyperlink w:anchor="_Toc243594399" w:history="1">
+      <w:hyperlink w:anchor="_Toc243609370" w:history="1">
         <w:r>
           <w:rPr>
             <w:rStyle w:val="Hyperlink"/>
@@ -3926,7 +4873,7 @@
             <w:noProof/>
             <w:webHidden/>
           </w:rPr>
-          <w:instrText xml:space="preserve"> PAGEREF _Toc243594399 \h </w:instrText>
+          <w:instrText xml:space="preserve"> PAGEREF _Toc243609370 \h </w:instrText>
         </w:r>
         <w:r>
           <w:rPr>
@@ -3946,7 +4893,7 @@
             <w:noProof/>
             <w:webHidden/>
           </w:rPr>
-          <w:t>40</w:t>
+          <w:t>42</w:t>
         </w:r>
         <w:r>
           <w:rPr>
@@ -3964,10 +4911,15 @@
           <w:tab w:val="right" w:leader="dot" w:pos="9395"/>
         </w:tabs>
         <w:rPr>
+          <w:rFonts w:asciiTheme="minorHAnsi" w:eastAsiaTheme="minorEastAsia" w:hAnsiTheme="minorHAnsi" w:cstheme="minorBidi"/>
           <w:noProof/>
+          <w:kern w:val="2"/>
+          <w:sz w:val="24"/>
+          <w:szCs w:val="24"/>
+          <w14:ligatures w14:val="standardContextual"/>
         </w:rPr>
       </w:pPr>
-      <w:hyperlink w:anchor="_Toc243594400" w:history="1">
+      <w:hyperlink w:anchor="_Toc243609371" w:history="1">
         <w:r>
           <w:rPr>
             <w:rStyle w:val="Hyperlink"/>
@@ -3994,7 +4946,7 @@
             <w:noProof/>
             <w:webHidden/>
           </w:rPr>
-          <w:instrText xml:space="preserve"> PAGEREF _Toc243594400 \h </w:instrText>
+          <w:instrText xml:space="preserve"> PAGEREF _Toc243609371 \h </w:instrText>
         </w:r>
         <w:r>
           <w:rPr>
@@ -4014,7 +4966,7 @@
             <w:noProof/>
             <w:webHidden/>
           </w:rPr>
-          <w:t>41</w:t>
+          <w:t>43</w:t>
         </w:r>
         <w:r>
           <w:rPr>
@@ -4039,12 +4991,11 @@
       <w:pPr>
         <w:pStyle w:val="Heading1"/>
       </w:pPr>
-      <w:bookmarkStart w:id="3" w:name="_Toc243594350"/>
-      <w:r>
-        <w:lastRenderedPageBreak/>
+      <w:bookmarkStart w:id="4" w:name="_Toc243609321"/>
+      <w:r>
         <w:t>DANH MỤC BẢNG</w:t>
       </w:r>
-      <w:bookmarkEnd w:id="3"/>
+      <w:bookmarkEnd w:id="4"/>
     </w:p>
     <w:p>
       <w:pPr>
@@ -4068,7 +5019,7 @@
           <w:sz w:val="24"/>
         </w:rPr>
         <w:tab/>
-        <w:t>9</w:t>
+        <w:t>13</w:t>
       </w:r>
     </w:p>
     <w:p>
@@ -4093,7 +5044,7 @@
           <w:sz w:val="24"/>
         </w:rPr>
         <w:tab/>
-        <w:t>12</w:t>
+        <w:t>16</w:t>
       </w:r>
     </w:p>
     <w:p>
@@ -4118,7 +5069,7 @@
           <w:sz w:val="24"/>
         </w:rPr>
         <w:tab/>
-        <w:t>13</w:t>
+        <w:t>17</w:t>
       </w:r>
     </w:p>
     <w:p>
@@ -4143,7 +5094,7 @@
           <w:sz w:val="24"/>
         </w:rPr>
         <w:tab/>
-        <w:t>18</w:t>
+        <w:t>22</w:t>
       </w:r>
     </w:p>
     <w:p>
@@ -4168,7 +5119,7 @@
           <w:sz w:val="24"/>
         </w:rPr>
         <w:tab/>
-        <w:t>20</w:t>
+        <w:t>24</w:t>
       </w:r>
     </w:p>
     <w:p>
@@ -4193,7 +5144,7 @@
           <w:sz w:val="24"/>
         </w:rPr>
         <w:tab/>
-        <w:t>21</w:t>
+        <w:t>26</w:t>
       </w:r>
     </w:p>
     <w:p>
@@ -4218,7 +5169,7 @@
           <w:sz w:val="24"/>
         </w:rPr>
         <w:tab/>
-        <w:t>22</w:t>
+        <w:t>27</w:t>
       </w:r>
     </w:p>
     <w:p>
@@ -4243,7 +5194,7 @@
           <w:sz w:val="24"/>
         </w:rPr>
         <w:tab/>
-        <w:t>24</w:t>
+        <w:t>29</w:t>
       </w:r>
     </w:p>
     <w:p>
@@ -4268,7 +5219,7 @@
           <w:sz w:val="24"/>
         </w:rPr>
         <w:tab/>
-        <w:t>24</w:t>
+        <w:t>29</w:t>
       </w:r>
     </w:p>
     <w:p>
@@ -4293,7 +5244,7 @@
           <w:sz w:val="24"/>
         </w:rPr>
         <w:tab/>
-        <w:t>25</w:t>
+        <w:t>30</w:t>
       </w:r>
     </w:p>
     <w:p>
@@ -4318,7 +5269,7 @@
           <w:sz w:val="24"/>
         </w:rPr>
         <w:tab/>
-        <w:t>27</w:t>
+        <w:t>32</w:t>
       </w:r>
     </w:p>
     <w:p>
@@ -4343,7 +5294,7 @@
           <w:sz w:val="24"/>
         </w:rPr>
         <w:tab/>
-        <w:t>28</w:t>
+        <w:t>33</w:t>
       </w:r>
     </w:p>
     <w:p>
@@ -4368,7 +5319,7 @@
           <w:sz w:val="24"/>
         </w:rPr>
         <w:tab/>
-        <w:t>29</w:t>
+        <w:t>34</w:t>
       </w:r>
     </w:p>
     <w:p>
@@ -4393,7 +5344,7 @@
           <w:sz w:val="24"/>
         </w:rPr>
         <w:tab/>
-        <w:t>30</w:t>
+        <w:t>34</w:t>
       </w:r>
     </w:p>
     <w:p>
@@ -4418,7 +5369,7 @@
           <w:sz w:val="24"/>
         </w:rPr>
         <w:tab/>
-        <w:t>38</w:t>
+        <w:t>43</w:t>
       </w:r>
     </w:p>
     <w:p>
@@ -4443,7 +5394,7 @@
           <w:sz w:val="24"/>
         </w:rPr>
         <w:tab/>
-        <w:t>39</w:t>
+        <w:t>44</w:t>
       </w:r>
     </w:p>
     <w:p>
@@ -4455,12 +5406,11 @@
       <w:pPr>
         <w:pStyle w:val="Heading1"/>
       </w:pPr>
-      <w:bookmarkStart w:id="4" w:name="_Toc243594351"/>
-      <w:r>
-        <w:lastRenderedPageBreak/>
+      <w:bookmarkStart w:id="5" w:name="_Toc243609322"/>
+      <w:r>
         <w:t>DANH MỤC HÌNH ẢNH</w:t>
       </w:r>
-      <w:bookmarkEnd w:id="4"/>
+      <w:bookmarkEnd w:id="5"/>
     </w:p>
     <w:p>
       <w:pPr>
@@ -4484,7 +5434,7 @@
           <w:sz w:val="24"/>
         </w:rPr>
         <w:tab/>
-        <w:t>15</w:t>
+        <w:t>19</w:t>
       </w:r>
     </w:p>
     <w:p>
@@ -4509,7 +5459,7 @@
           <w:sz w:val="24"/>
         </w:rPr>
         <w:tab/>
-        <w:t>16</w:t>
+        <w:t>20</w:t>
       </w:r>
     </w:p>
     <w:p>
@@ -4534,7 +5484,7 @@
           <w:sz w:val="24"/>
         </w:rPr>
         <w:tab/>
-        <w:t>17</w:t>
+        <w:t>21</w:t>
       </w:r>
     </w:p>
     <w:p>
@@ -4559,7 +5509,7 @@
           <w:sz w:val="24"/>
         </w:rPr>
         <w:tab/>
-        <w:t>21</w:t>
+        <w:t>26</w:t>
       </w:r>
     </w:p>
     <w:p>
@@ -4584,7 +5534,7 @@
           <w:sz w:val="24"/>
         </w:rPr>
         <w:tab/>
-        <w:t>22</w:t>
+        <w:t>27</w:t>
       </w:r>
     </w:p>
     <w:p>
@@ -4609,7 +5559,7 @@
           <w:sz w:val="24"/>
         </w:rPr>
         <w:tab/>
-        <w:t>26</w:t>
+        <w:t>31</w:t>
       </w:r>
     </w:p>
     <w:p>
@@ -4634,7 +5584,7 @@
           <w:sz w:val="24"/>
         </w:rPr>
         <w:tab/>
-        <w:t>28</w:t>
+        <w:t>32</w:t>
       </w:r>
     </w:p>
     <w:p>
@@ -4659,7 +5609,7 @@
           <w:sz w:val="24"/>
         </w:rPr>
         <w:tab/>
-        <w:t>31</w:t>
+        <w:t>36</w:t>
       </w:r>
     </w:p>
     <w:p>
@@ -4684,7 +5634,7 @@
           <w:sz w:val="24"/>
         </w:rPr>
         <w:tab/>
-        <w:t>32</w:t>
+        <w:t>36</w:t>
       </w:r>
     </w:p>
     <w:p>
@@ -4709,7 +5659,7 @@
           <w:sz w:val="24"/>
         </w:rPr>
         <w:tab/>
-        <w:t>32</w:t>
+        <w:t>37</w:t>
       </w:r>
     </w:p>
     <w:p>
@@ -4734,7 +5684,7 @@
           <w:sz w:val="24"/>
         </w:rPr>
         <w:tab/>
-        <w:t>34</w:t>
+        <w:t>39</w:t>
       </w:r>
     </w:p>
     <w:p>
@@ -4746,37 +5696,28 @@
       <w:pPr>
         <w:pStyle w:val="Heading1"/>
       </w:pPr>
-      <w:bookmarkStart w:id="5" w:name="_Toc243594352"/>
-      <w:r>
-        <w:lastRenderedPageBreak/>
+      <w:bookmarkStart w:id="6" w:name="_Toc243609323"/>
+      <w:r>
         <w:t>CHƯƠNG 1: TỔNG QUAN ĐỀ TÀI VÀ CƠ SỞ LÝ THUYẾT</w:t>
-      </w:r>
-      <w:bookmarkEnd w:id="5"/>
-    </w:p>
-    <w:p>
-      <w:pPr>
-        <w:pStyle w:val="Heading2"/>
-      </w:pPr>
-      <w:bookmarkStart w:id="6" w:name="_Toc243594353"/>
-      <w:r>
-        <w:t>1.1. Bối cảnh và lý do chọn đề tài</w:t>
       </w:r>
       <w:bookmarkEnd w:id="6"/>
     </w:p>
     <w:p>
       <w:pPr>
-        <w:ind w:firstLine="720"/>
-      </w:pPr>
-      <w:r>
-        <w:t>World Happiness Report (WHR) là báo cáo thường niên công bố từ năm 2012, sử dụng dữ liệu khảo sát Gallup World Poll để xếp hạng mức độ hạnh phúc của các quốc gia. Bản 2017 công bố ngày 20/3/2017 xếp hạng 155 quốc gia. Điểm số của mỗi quốc gia lấy từ câu hỏi Cantril Ladder, tức người trả lời tự đánh giá cuộc sống hiện tại trên thang 0 đến 10.</w:t>
-      </w:r>
+        <w:pStyle w:val="Heading2"/>
+      </w:pPr>
+      <w:bookmarkStart w:id="7" w:name="_Toc243609324"/>
+      <w:r>
+        <w:t>1.1. Bối cảnh và lý do chọn đề tài</w:t>
+      </w:r>
+      <w:bookmarkEnd w:id="7"/>
     </w:p>
     <w:p>
       <w:pPr>
         <w:ind w:firstLine="720"/>
       </w:pPr>
       <w:r>
-        <w:t>Điểm hạnh phúc tổng hợp là một con số duy nhất nên khi đọc bảng xếp hạng, người xem khó thấy quốc gia yếu ở trục nào. Ví dụ một nước có GDP cao nhưng nhận thức tham nhũng kém vẫn có thể đứng gần một nước có GDP thấp hơn nhưng thể chế tốt. Gom cụm theo sáu yếu tố cơ sở cho phép tách các nhóm quốc gia theo cấu trúc đặc trưng thay vì theo một thứ hạng tổng.</w:t>
+        <w:t>World Happiness Report (WHR) là báo cáo thường niên công bố từ năm 2012, sử dụng dữ liệu khảo sát Gallup World Poll để xếp hạng mức độ hạnh phúc của các quốc gia. Bản 2017 công bố ngày 20/3/2017 xếp hạng 155 quốc gia. Điểm số của mỗi quốc gia lấy từ câu hỏi Cantril Ladder, tức người trả lời tự đánh giá cuộc sống hiện tại trên thang 0 đến 10.</w:t>
       </w:r>
     </w:p>
     <w:p>
@@ -4784,18 +5725,32 @@
         <w:ind w:firstLine="720"/>
       </w:pPr>
       <w:r>
-        <w:t>Nhóm chọn bài toán gom cụm vì dữ liệu không có nhãn mục tiêu cho bài toán phân lớp, và các đặc trưng đầu vào đều là thang đo liên tục. Kết quả dùng để mô tả cấu trúc nhóm trong từng năm; nhóm không đặt mục tiêu dự đoán điểm hạnh phúc hay chứng minh quan hệ nhân quả.</w:t>
+        <w:t>Điểm hạnh phúc tổng hợp là một con số duy nhất nên khi đọc bảng xếp hạng, người xem khó thấy quốc gia yếu ở trục nào. Ví dụ một nước có GDP cao nhưng nhận thức tham nhũng kém vẫn có thể đứng gần một nước có GDP thấp hơn nhưng thể chế tốt. Gom cụm theo sáu yếu tố cơ sở cho phép tách các nhóm quốc gia theo cấu trúc đặc trưng thay vì theo một thứ hạng tổng.</w:t>
       </w:r>
     </w:p>
     <w:p>
       <w:pPr>
+        <w:ind w:firstLine="720"/>
+      </w:pPr>
+      <w:r>
+        <w:t>Nhóm chọn bài toán gom cụm vì dữ liệu không có nhãn mục tiêu cho bài toán phân lớp, và các đặc trưng đầu vào đều là thang đo liên tục. Kết quả dùng để mô tả cấu trúc nhóm trong từng năm</w:t>
+      </w:r>
+      <w:r>
+        <w:t>,</w:t>
+      </w:r>
+      <w:r>
+        <w:t xml:space="preserve"> nhóm không đặt mục tiêu dự đoán điểm hạnh phúc hay chứng minh quan hệ nhân quả.</w:t>
+      </w:r>
+    </w:p>
+    <w:p>
+      <w:pPr>
         <w:pStyle w:val="Heading2"/>
       </w:pPr>
-      <w:bookmarkStart w:id="7" w:name="_Toc243594354"/>
+      <w:bookmarkStart w:id="8" w:name="_Toc243609325"/>
       <w:r>
         <w:t>1.2. Bài toán và câu hỏi nghiên cứu</w:t>
       </w:r>
-      <w:bookmarkEnd w:id="7"/>
+      <w:bookmarkEnd w:id="8"/>
     </w:p>
     <w:p>
       <w:pPr>
@@ -4852,7 +5807,6 @@
         <w:rPr>
           <w:b/>
         </w:rPr>
-        <w:lastRenderedPageBreak/>
         <w:t xml:space="preserve">3. </w:t>
       </w:r>
       <w:r>
@@ -4878,32 +5832,9 @@
       <w:pPr>
         <w:pStyle w:val="Heading2"/>
       </w:pPr>
-      <w:bookmarkStart w:id="8" w:name="_Toc243594355"/>
+      <w:bookmarkStart w:id="9" w:name="_Toc243609326"/>
       <w:r>
         <w:t>1.3. Nguồn dữ liệu</w:t>
-      </w:r>
-      <w:bookmarkEnd w:id="8"/>
-    </w:p>
-    <w:p>
-      <w:pPr>
-        <w:ind w:firstLine="720"/>
-      </w:pPr>
-      <w:r>
-        <w:t>Dữ liệu là bản tổng hợp World Happiness Report trên Kaggle, gồm năm tệp CSV cho các năm 2015 đến 2019, lưu tại data/raw/. Mỗi tệp có schema riêng và đều chứa tên quốc gia, thứ hạng, điểm hạnh phúc, sáu yếu tố cơ sở và một số cột phụ về sai số khảo sát. Chi tiết cấu trúc từng năm được trình bày ở Chương 2.</w:t>
-      </w:r>
-    </w:p>
-    <w:p>
-      <w:r>
-        <w:t>Tài liệu phương pháp luận của nhóm (thang đo Cantril Ladder, mô hình Dystopia, ý nghĩa sáu biến) được tổng hợp tại docs/nghien_cuu/whr_nguon_du_lieu.md.</w:t>
-      </w:r>
-    </w:p>
-    <w:p>
-      <w:pPr>
-        <w:pStyle w:val="Heading2"/>
-      </w:pPr>
-      <w:bookmarkStart w:id="9" w:name="_Toc243594356"/>
-      <w:r>
-        <w:t>1.4. Thang đo Cantril Ladder</w:t>
       </w:r>
       <w:bookmarkEnd w:id="9"/>
     </w:p>
@@ -4912,24 +5843,21 @@
         <w:ind w:firstLine="720"/>
       </w:pPr>
       <w:r>
-        <w:t>Gallup World Poll đo đánh giá cuộc sống bằng câu hỏi Cantril Ladder: người trả lời hình dung một chiếc thang có bậc từ 0 (cuộc sống tồi tệ nhất có thể) đến 10 (cuộc sống tốt nhất có thể) và chọn bậc cho cuộc sống hiện tại của mình. Điểm của quốc gia là trung bình có trọng số Gallup của các câu trả lời, tính trên mẫu đại diện khoảng 1.000 người trưởng thành mỗi nước.</w:t>
+        <w:t>Dữ liệu là bản tổng hợp World Happiness Report trên Kaggle, gồm năm tệp CSV cho các năm 2015 đến 2019, lưu tại data/raw/. Mỗi tệp có schema riêng và đều chứa tên quốc gia, thứ hạng, điểm hạnh phúc, sáu yếu tố cơ sở và một số cột phụ về sai số khảo sát. Chi tiết cấu trúc từng năm được trình bày ở Chương 2.</w:t>
       </w:r>
     </w:p>
     <w:p>
-      <w:pPr>
-        <w:ind w:firstLine="720"/>
-      </w:pPr>
-      <w:r>
-        <w:t>Vì là thang tự đánh giá, điểm số chịu ảnh hưởng của yếu tố văn hóa và kỳ vọng sống của từng dân tộc. Đây là lý do nhóm không dùng điểm hạnh phúc làm đặc trưng gom cụm, mà chỉ dùng để hậu kiểm sau khi đã phân nhóm.</w:t>
+      <w:r>
+        <w:t>Tài liệu phương pháp luận của nhóm (thang đo Cantril Ladder, mô hình Dystopia, ý nghĩa sáu biến) được tổng hợp tại docs/nghien_cuu/whr_nguon_du_lieu.md.</w:t>
       </w:r>
     </w:p>
     <w:p>
       <w:pPr>
         <w:pStyle w:val="Heading2"/>
       </w:pPr>
-      <w:bookmarkStart w:id="10" w:name="_Toc243594357"/>
-      <w:r>
-        <w:t>1.5. Mô hình Dystopia và Dystopia Residual</w:t>
+      <w:bookmarkStart w:id="10" w:name="_Toc243609327"/>
+      <w:r>
+        <w:t>1.4. Thang đo Cantril Ladder</w:t>
       </w:r>
       <w:bookmarkEnd w:id="10"/>
     </w:p>
@@ -4938,7 +5866,7 @@
         <w:ind w:firstLine="720"/>
       </w:pPr>
       <w:r>
-        <w:t>Dystopia là quốc gia giả định được nhóm tác giả WHR dựng từ giá trị thấp nhất thế giới quan sát được ở từng yếu tố trong sáu yếu tố cơ sở. Dystopia làm mốc chuẩn để mọi đóng góp của sáu yếu tố đều mang giá trị dương trong biểu đồ phân rã. Mức sống trung bình của Dystopia được ước lượng khoảng 1,85 trên thang 0–10.</w:t>
+        <w:t>Gallup World Poll đo đánh giá cuộc sống bằng câu hỏi Cantril Ladder: người trả lời hình dung một chiếc thang có bậc từ 0 (cuộc sống tồi tệ nhất có thể) đến 10 (cuộc sống tốt nhất có thể) và chọn bậc cho cuộc sống hiện tại của mình. Điểm của quốc gia là trung bình có trọng số Gallup của các câu trả lời, tính trên mẫu đại diện khoảng 1.000 người trưởng thành mỗi nước.</w:t>
       </w:r>
     </w:p>
     <w:p>
@@ -4946,19 +5874,50 @@
         <w:ind w:firstLine="720"/>
       </w:pPr>
       <w:r>
-        <w:lastRenderedPageBreak/>
-        <w:t>Trong dữ liệu, ba năm 2015–2017 có sẵn cột Dystopia Residual; hai năm 2018–2019 không có cột này nên nhóm tính lại bằng hiệu số giữa điểm hạnh phúc và tổng sáu yếu tố. Nhóm đã kiểm chứng đẳng thức happiness_score xấp xỉ tổng sáu yếu tố cộng dystopia_residual trên ba tệp 2015–2017: sai lệch tuyệt đối lớn nhất chỉ là 0,00051 do dữ liệu gốc đã làm tròn.</w:t>
+        <w:t>Vì là thang tự đánh giá, điểm số chịu ảnh hưởng của yếu tố văn hóa và kỳ vọng sống của từng dân tộc. Đây là lý do nhóm không dùng điểm hạnh phúc làm đặc trưng gom cụm, mà chỉ dùng để hậu kiểm sau khi đã phân nhóm.</w:t>
       </w:r>
     </w:p>
     <w:p>
       <w:pPr>
         <w:pStyle w:val="Heading2"/>
       </w:pPr>
-      <w:bookmarkStart w:id="11" w:name="_Toc243594358"/>
+      <w:bookmarkStart w:id="11" w:name="_Toc243609328"/>
+      <w:r>
+        <w:t>1.5. Mô hình Dystopia và Dystopia Residual</w:t>
+      </w:r>
+      <w:bookmarkEnd w:id="11"/>
+    </w:p>
+    <w:p>
+      <w:pPr>
+        <w:ind w:firstLine="720"/>
+      </w:pPr>
+      <w:r>
+        <w:t>Dystopia là quốc gia giả định được nhóm tác giả WHR dựng từ giá trị thấp nhất thế giới quan sát được ở từng yếu tố trong sáu yếu tố cơ sở. Dystopia làm mốc chuẩn để mọi đóng góp của sáu yếu tố đều mang giá trị dương trong biểu đồ phân rã. Mức sống trung bình của Dystopia được ước lượng khoảng 1,85 trên thang 0–10.</w:t>
+      </w:r>
+    </w:p>
+    <w:p>
+      <w:pPr>
+        <w:ind w:firstLine="720"/>
+      </w:pPr>
+      <w:r>
+        <w:t>Trong dữ liệu, ba năm 2015–2017 có sẵn cột Dystopia Residual</w:t>
+      </w:r>
+      <w:r>
+        <w:t>,</w:t>
+      </w:r>
+      <w:r>
+        <w:t xml:space="preserve"> hai năm 2018–2019 không có cột này nên nhóm tính lại bằng hiệu số giữa điểm hạnh phúc và tổng sáu yếu tố. Nhóm đã kiểm chứng đẳng thức happiness_score xấp xỉ tổng sáu yếu tố cộng dystopia_residual trên ba tệp 2015–2017: sai lệch tuyệt đối lớn nhất chỉ là 0,00051 do dữ liệu gốc đã làm tròn.</w:t>
+      </w:r>
+    </w:p>
+    <w:p>
+      <w:pPr>
+        <w:pStyle w:val="Heading2"/>
+      </w:pPr>
+      <w:bookmarkStart w:id="12" w:name="_Toc243609329"/>
       <w:r>
         <w:t>1.6. Sáu biến cơ sở</w:t>
       </w:r>
-      <w:bookmarkEnd w:id="11"/>
+      <w:bookmarkEnd w:id="12"/>
     </w:p>
     <w:p>
       <w:pPr>
@@ -5138,21 +6097,12 @@
               <w:spacing w:after="0"/>
               <w:jc w:val="left"/>
             </w:pPr>
-            <w:proofErr w:type="gramStart"/>
-            <w:r>
-              <w:rPr>
-                <w:color w:val="000000"/>
-                <w:sz w:val="22"/>
-              </w:rPr>
-              <w:t>Economy..</w:t>
-            </w:r>
-            <w:proofErr w:type="gramEnd"/>
-            <w:r>
-              <w:rPr>
-                <w:color w:val="000000"/>
-                <w:sz w:val="22"/>
-              </w:rPr>
-              <w:t>GDP.per.Capita.</w:t>
+            <w:r>
+              <w:rPr>
+                <w:color w:val="000000"/>
+                <w:sz w:val="22"/>
+              </w:rPr>
+              <w:t>Economy..GDP.per.Capita.</w:t>
             </w:r>
           </w:p>
         </w:tc>
@@ -5331,21 +6281,12 @@
               <w:spacing w:after="0"/>
               <w:jc w:val="left"/>
             </w:pPr>
-            <w:proofErr w:type="gramStart"/>
-            <w:r>
-              <w:rPr>
-                <w:color w:val="000000"/>
-                <w:sz w:val="22"/>
-              </w:rPr>
-              <w:t>Health..</w:t>
-            </w:r>
-            <w:proofErr w:type="gramEnd"/>
-            <w:r>
-              <w:rPr>
-                <w:color w:val="000000"/>
-                <w:sz w:val="22"/>
-              </w:rPr>
-              <w:t>Life.Expectancy.</w:t>
+            <w:r>
+              <w:rPr>
+                <w:color w:val="000000"/>
+                <w:sz w:val="22"/>
+              </w:rPr>
+              <w:t>Health..Life.Expectancy.</w:t>
             </w:r>
           </w:p>
         </w:tc>
@@ -5401,7 +6342,6 @@
                 <w:color w:val="000000"/>
                 <w:sz w:val="22"/>
               </w:rPr>
-              <w:lastRenderedPageBreak/>
               <w:t>freedom</w:t>
             </w:r>
           </w:p>
@@ -5617,21 +6557,12 @@
               <w:spacing w:after="0"/>
               <w:jc w:val="left"/>
             </w:pPr>
-            <w:proofErr w:type="gramStart"/>
-            <w:r>
-              <w:rPr>
-                <w:color w:val="000000"/>
-                <w:sz w:val="22"/>
-              </w:rPr>
-              <w:t>Trust..</w:t>
-            </w:r>
-            <w:proofErr w:type="gramEnd"/>
-            <w:r>
-              <w:rPr>
-                <w:color w:val="000000"/>
-                <w:sz w:val="22"/>
-              </w:rPr>
-              <w:t>Government.Corruption.</w:t>
+            <w:r>
+              <w:rPr>
+                <w:color w:val="000000"/>
+                <w:sz w:val="22"/>
+              </w:rPr>
+              <w:t>Trust..Government.Corruption.</w:t>
             </w:r>
           </w:p>
         </w:tc>
@@ -5683,25 +6614,43 @@
         <w:ind w:firstLine="720"/>
       </w:pPr>
       <w:r>
-        <w:t>Riêng corruption_perception được mã hóa sao cho giá trị cao tương ứng với ít tham nhũng. Kiểm tra nhanh trên tệp 2019: Phần Lan đạt 0,393 và Đan Mạch đạt 0,410, trong khi Nga chỉ 0,031 và Afghanistan 0,025. Khi viết nhận xét, nhóm luôn diễn giải theo hướng "điểm càng cao thì nhận thức tham nhũng càng thấp".</w:t>
+        <w:t xml:space="preserve">Riêng corruption_perception được mã hóa sao cho giá trị cao tương ứng với ít tham nhũng. Kiểm tra nhanh trên tệp 2019: Phần Lan đạt 0,393 và Đan Mạch đạt 0,410, trong khi Nga chỉ 0,031 và Afghanistan 0,025. Khi viết nhận xét, nhóm luôn diễn giải theo hướng </w:t>
+      </w:r>
+      <w:r>
+        <w:t>“</w:t>
+      </w:r>
+      <w:r>
+        <w:t>điểm càng cao thì nhận thức tham nhũng càng thấp</w:t>
+      </w:r>
+      <w:r>
+        <w:t>”</w:t>
+      </w:r>
+      <w:r>
+        <w:t>.</w:t>
       </w:r>
     </w:p>
     <w:p>
       <w:pPr>
         <w:pStyle w:val="Heading2"/>
       </w:pPr>
-      <w:bookmarkStart w:id="12" w:name="_Toc243594359"/>
+      <w:bookmarkStart w:id="13" w:name="_Toc243609330"/>
       <w:r>
         <w:t>1.7. Quy tắc vàng của đề tài</w:t>
       </w:r>
-      <w:bookmarkEnd w:id="12"/>
+      <w:bookmarkEnd w:id="13"/>
     </w:p>
     <w:p>
       <w:pPr>
         <w:ind w:firstLine="720"/>
       </w:pPr>
       <w:r>
-        <w:t>Quy tắc vàng: không đưa happiness_score và happiness_rank vào ma trận đặc trưng X. Việc gom cụm chỉ dựa trên sáu yếu tố cơ sở; điểm hạnh phúc dùng độc lập ở bước hậu kiểm.</w:t>
+        <w:t>Quy tắc vàng: không đưa happiness_score và happiness_rank vào ma trận đặc trưng X. Việc gom cụm chỉ dựa trên sáu yếu tố cơ sở</w:t>
+      </w:r>
+      <w:r>
+        <w:t>,</w:t>
+      </w:r>
+      <w:r>
+        <w:t xml:space="preserve"> điểm hạnh phúc dùng độc lập ở bước hậu kiểm.</w:t>
       </w:r>
     </w:p>
     <w:p>
@@ -5709,11 +6658,7 @@
         <w:ind w:firstLine="720"/>
       </w:pPr>
       <w:r>
-        <w:t xml:space="preserve">Có hai căn cứ. Thứ nhất, về mặt đại số, điểm hạnh phúc bằng tổng sáu yếu tố cộng phần dư Dystopia, nên nếu đưa vào X thì cụm sẽ bị chi phối bởi chính biến cần giải thích. </w:t>
-      </w:r>
-      <w:r>
-        <w:lastRenderedPageBreak/>
-        <w:t>Thứ hai, về mặt phương pháp, nếu dùng điểm hạnh phúc để gom cụm thì bước đối chiếu mất tính độc lập và không còn chứng minh được điều gì.</w:t>
+        <w:t>Có hai căn cứ. Thứ nhất, về mặt đại số, điểm hạnh phúc bằng tổng sáu yếu tố cộng phần dư Dystopia, nên nếu đưa vào X thì cụm sẽ bị chi phối bởi chính biến cần giải thích. Thứ hai, về mặt phương pháp, nếu dùng điểm hạnh phúc để gom cụm thì bước đối chiếu mất tính độc lập và không còn chứng minh được điều gì.</w:t>
       </w:r>
     </w:p>
     <w:p>
@@ -5727,7 +6672,13 @@
         <w:t xml:space="preserve"> </w:t>
       </w:r>
       <w:r>
-        <w:t>có sáu cột; đối chứng scripts/verify_scratch_implementations.py khẳng định X không chứa hai cột bị cấm</w:t>
+        <w:t>có sáu cột</w:t>
+      </w:r>
+      <w:r>
+        <w:t>,</w:t>
+      </w:r>
+      <w:r>
+        <w:t xml:space="preserve"> đối chứng scripts/verify_scratch_implementations.py khẳng định X không chứa hai cột bị cấm</w:t>
       </w:r>
       <w:r>
         <w:t>,</w:t>
@@ -5745,12 +6696,11 @@
       <w:pPr>
         <w:pStyle w:val="Heading2"/>
       </w:pPr>
-      <w:bookmarkStart w:id="13" w:name="_Toc243594360"/>
-      <w:r>
-        <w:lastRenderedPageBreak/>
+      <w:bookmarkStart w:id="14" w:name="_Toc243609331"/>
+      <w:r>
         <w:t>1.8. Đối chiếu 11 bước pipeline với cấu trúc báo cáo</w:t>
       </w:r>
-      <w:bookmarkEnd w:id="13"/>
+      <w:bookmarkEnd w:id="14"/>
     </w:p>
     <w:p>
       <w:pPr>
@@ -6688,18 +7638,17 @@
       <w:pPr>
         <w:pStyle w:val="Heading1"/>
       </w:pPr>
-      <w:bookmarkStart w:id="14" w:name="_Toc243594361"/>
-      <w:r>
-        <w:lastRenderedPageBreak/>
+      <w:bookmarkStart w:id="15" w:name="_Toc243609332"/>
+      <w:r>
         <w:t>CHƯƠNG 2: THU THẬP DỮ LIỆU VÀ KHÁM PHÁ EDA</w:t>
       </w:r>
-      <w:bookmarkEnd w:id="14"/>
+      <w:bookmarkEnd w:id="15"/>
     </w:p>
     <w:p>
       <w:pPr>
         <w:pStyle w:val="Heading2"/>
       </w:pPr>
-      <w:bookmarkStart w:id="15" w:name="_Toc243594362"/>
+      <w:bookmarkStart w:id="16" w:name="_Toc243609333"/>
       <w:r>
         <w:t xml:space="preserve">2.1. </w:t>
       </w:r>
@@ -6709,7 +7658,7 @@
       <w:r>
         <w:t xml:space="preserve"> trúc dữ liệu thô và tình trạng lệch schema</w:t>
       </w:r>
-      <w:bookmarkEnd w:id="15"/>
+      <w:bookmarkEnd w:id="16"/>
     </w:p>
     <w:p>
       <w:pPr>
@@ -7321,63 +8270,9 @@
       <w:pPr>
         <w:pStyle w:val="Heading2"/>
       </w:pPr>
-      <w:bookmarkStart w:id="16" w:name="_Toc243594363"/>
+      <w:bookmarkStart w:id="17" w:name="_Toc243609334"/>
       <w:r>
         <w:t>2.2. Đồng nhất tên cột</w:t>
-      </w:r>
-      <w:bookmarkEnd w:id="16"/>
-    </w:p>
-    <w:p>
-      <w:pPr>
-        <w:ind w:firstLine="720"/>
-      </w:pPr>
-      <w:r>
-        <w:t xml:space="preserve">Từ điển COLUMN_MAPPING trong src/data/data_loader.py ánh xạ toàn bộ tên cột gốc về mười ba tên snake_case thống nhất. Ví dụ Happiness Rank và Happiness.Rank và Overall rank đều về happiness_rank; Economy (GDP per Capita), </w:t>
-      </w:r>
-      <w:proofErr w:type="gramStart"/>
-      <w:r>
-        <w:t>Economy..</w:t>
-      </w:r>
-      <w:proofErr w:type="gramEnd"/>
-      <w:r>
-        <w:t xml:space="preserve">GDP.per.Capita. và GDP per capita đều về gdp_per_capita; Family và </w:t>
-      </w:r>
-      <w:proofErr w:type="gramStart"/>
-      <w:r>
-        <w:t>Social</w:t>
-      </w:r>
-      <w:proofErr w:type="gramEnd"/>
-      <w:r>
-        <w:t xml:space="preserve"> </w:t>
-      </w:r>
-      <w:r>
-        <w:lastRenderedPageBreak/>
-        <w:t>support đều về social_support. Hàm standardize_columns áp từ điển này cho từng tệp trước khi ghép.</w:t>
-      </w:r>
-    </w:p>
-    <w:p>
-      <w:pPr>
-        <w:ind w:firstLine="720"/>
-      </w:pPr>
-      <w:r>
-        <w:t xml:space="preserve">Ba cột sai số khảo sát (Standard Error, Lower/Upper Confidence Interval, Whisker.high, Whisker.low) bị loại. Lý </w:t>
-      </w:r>
-      <w:proofErr w:type="gramStart"/>
-      <w:r>
-        <w:t>do</w:t>
-      </w:r>
-      <w:proofErr w:type="gramEnd"/>
-      <w:r>
-        <w:t>: đây là sai số chọn mẫu và khoảng tin cậy của cuộc khảo sát, không phản ánh mức sống của quốc gia; nếu giữ lại thì khoảng cách Euclid bị nhiễu bởi độ chính xác khảo sát thay vì bởi chất lượng sống.</w:t>
-      </w:r>
-    </w:p>
-    <w:p>
-      <w:pPr>
-        <w:pStyle w:val="Heading2"/>
-      </w:pPr>
-      <w:bookmarkStart w:id="17" w:name="_Toc243594364"/>
-      <w:r>
-        <w:t>2.3. Xử lý giá trị khuyết của UAE năm 2018</w:t>
       </w:r>
       <w:bookmarkEnd w:id="17"/>
     </w:p>
@@ -7386,7 +8281,19 @@
         <w:ind w:firstLine="720"/>
       </w:pPr>
       <w:r>
-        <w:t>Tệp 2018 có đúng một giá trị khuyết trong toàn bộ năm năm: chỉ số Perceptions of corruption của United Arab Emirates. Nhóm không điền giá trị thiếu vì hai lý do. Thứ nhất, điền bằng trung bình sẽ tạo ra một giá trị giả cho một quốc gia, làm sai lệch kết quả gom cụm và không thể giải trình. Thứ hai, không thể bỏ cả cột corruption_perception chỉ vì một dòng, vì cột này là một trong sáu trụ cột và ảnh hưởng đến 155 quốc gia còn lại của năm 2018.</w:t>
+        <w:t>Từ điển COLUMN_MAPPING trong src/data/data_loader.py ánh xạ toàn bộ tên cột gốc về mười ba tên snake_case thống nhất. Ví dụ Happiness Rank và Happiness.Rank và Overall rank đều về happiness_rank</w:t>
+      </w:r>
+      <w:r>
+        <w:t>,</w:t>
+      </w:r>
+      <w:r>
+        <w:t xml:space="preserve"> Economy, Economy..GDP.per.Capita. và GDP per capita đều về gdp_per_capita</w:t>
+      </w:r>
+      <w:r>
+        <w:t>,</w:t>
+      </w:r>
+      <w:r>
+        <w:t xml:space="preserve"> Family và Social support đều về social_support. Hàm standardize_columns áp từ điển này cho từng tệp trước khi ghép.</w:t>
       </w:r>
     </w:p>
     <w:p>
@@ -7394,16 +8301,22 @@
         <w:ind w:firstLine="720"/>
       </w:pPr>
       <w:r>
-        <w:t>Nhóm loại đúng một dòng, đưa bảng phân tích về 781 bản ghi với cỡ mẫu theo năm là 158, 157, 155, 155 và 156. Trong bảng theo dõi dịch chuyển cụm, UAE vẫn xuất hiện nhưng cluster_2018 để trống, đây là khuyết thiếu có chủ đích và được ghi chú rõ.</w:t>
+        <w:t>Ba cột sai số khảo sát (Standard Error, Lower/Upper Confidence Interval, Whisker.high, Whisker.low) bị loại. Lý do: đây là sai số chọn mẫu và khoảng tin cậy của cuộc khảo sát, không phản ánh mức sống của quốc gia</w:t>
+      </w:r>
+      <w:r>
+        <w:t>,</w:t>
+      </w:r>
+      <w:r>
+        <w:t xml:space="preserve"> nếu giữ lại thì khoảng cách Euclid bị nhiễu bởi độ chính xác khảo sát thay vì bởi chất lượng sống.</w:t>
       </w:r>
     </w:p>
     <w:p>
       <w:pPr>
         <w:pStyle w:val="Heading2"/>
       </w:pPr>
-      <w:bookmarkStart w:id="18" w:name="_Toc243594365"/>
-      <w:r>
-        <w:t>2.4. Chuẩn hóa tên quốc gia và bổ sung mã ISO-3</w:t>
+      <w:bookmarkStart w:id="18" w:name="_Toc243609335"/>
+      <w:r>
+        <w:t>2.3. Xử lý giá trị khuyết của UAE năm 2018</w:t>
       </w:r>
       <w:bookmarkEnd w:id="18"/>
     </w:p>
@@ -7412,7 +8325,7 @@
         <w:ind w:firstLine="720"/>
       </w:pPr>
       <w:r>
-        <w:t>Tên quốc gia bị ghi khác nhau giữa các năm nên nếu giữ nguyên thì bảng theo dõi dịch chuyển sẽ tách một quốc gia thành nhiều dòng. Từ điển COUNTRY_NAME_FIXES xử lý các trường hợp: Macedonia về North Macedonia, Swaziland về Eswatini, Taiwan Province of China về Taiwan, Hong Kong S.A.R., China về Hong Kong, Trinidad &amp; Tobago về Trinidad and Tobago.</w:t>
+        <w:t>Tệp 2018 có đúng một giá trị khuyết trong toàn bộ năm năm: chỉ số Perceptions of corruption của United Arab Emirates. Nhóm không điền giá trị thiếu vì hai lý do. Thứ nhất, điền bằng trung bình sẽ tạo ra một giá trị giả cho một quốc gia, làm sai lệch kết quả gom cụm và không thể giải trình. Thứ hai, không thể bỏ cả cột corruption_perception chỉ vì một dòng, vì cột này là một trong sáu trụ cột và ảnh hưởng đến 155 quốc gia còn lại của năm 2018.</w:t>
       </w:r>
     </w:p>
     <w:p>
@@ -7420,20 +8333,16 @@
         <w:ind w:firstLine="720"/>
       </w:pPr>
       <w:r>
-        <w:t xml:space="preserve">Mã ISO-3 được sinh bằng hàm country_to_iso3 kèm bảng ghi đè cho các trường hợp đặc biệt (Kosovo về XKX, North Cyprus về CYP, Somaliland về SOM). Kết quả kiểm tra trên bảng interim: 781 trên 781 dòng có mã ISO-3 hợp lệ theo mẫu ba chữ cái in </w:t>
-      </w:r>
-      <w:r>
-        <w:lastRenderedPageBreak/>
-        <w:t>hoa; bảng có 164 quốc gia duy nhất xuyên năm năm và 162 mã ISO-3 phân biệt. Mã ISO-3 là điều kiện cần để vẽ bản đồ Choropleth trong ứng dụng demo ở Chương 5.</w:t>
+        <w:t>Nhóm loại đúng một dòng, đưa bảng phân tích về 781 bản ghi với cỡ mẫu theo năm là 158, 157, 155, 155 và 156. Trong bảng theo dõi dịch chuyển cụm, UAE vẫn xuất hiện nhưng cluster_2018 để trống, đây là khuyết thiếu có chủ đích và được ghi chú rõ.</w:t>
       </w:r>
     </w:p>
     <w:p>
       <w:pPr>
         <w:pStyle w:val="Heading2"/>
       </w:pPr>
-      <w:bookmarkStart w:id="19" w:name="_Toc243594366"/>
-      <w:r>
-        <w:t>2.5. Bảng dữ liệu trung gian</w:t>
+      <w:bookmarkStart w:id="19" w:name="_Toc243609336"/>
+      <w:r>
+        <w:t>2.4. Chuẩn hóa tên quốc gia và bổ sung mã ISO-3</w:t>
       </w:r>
       <w:bookmarkEnd w:id="19"/>
     </w:p>
@@ -7442,18 +8351,56 @@
         <w:ind w:firstLine="720"/>
       </w:pPr>
       <w:r>
-        <w:t>Sau tiền xử lý, nhóm xuất data/interim/happiness_merged.csv gồm 13 cột: country, region, happiness_rank, happiness_score, sáu yếu tố cơ sở, dystopia_residual, year và iso_alpha. Cột region chỉ có ở 2015–2016 nên được bù từ dữ liệu hai năm đầu và bảng dự phòng; cột này giữ lại để tham khảo, không dùng trong gom cụm.</w:t>
+        <w:t>Tên quốc gia bị ghi khác nhau giữa các năm nên nếu giữ nguyên thì bảng theo dõi dịch chuyển sẽ tách một quốc gia thành nhiều dòng. Từ điển COUNTRY_NAME_FIXES xử lý các trường hợp: Macedonia về North Macedonia, Swaziland về Eswatini, Taiwan Province of China về Taiwan, Hong Kong S.A.R., China về Hong Kong, Trinidad &amp; Tobago về Trinidad and Tobago.</w:t>
       </w:r>
     </w:p>
     <w:p>
       <w:pPr>
+        <w:ind w:firstLine="720"/>
+      </w:pPr>
+      <w:r>
+        <w:t>Mã ISO-3 được sinh bằng hàm country_to_iso3 kèm bảng ghi đè cho các trường hợp đặc biệt (Kosovo về XKX, North Cyprus về CYP, Somaliland về SOM). Kết quả kiểm tra trên bảng interim: 781 trên 781 dòng có mã ISO-3 hợp lệ theo mẫu ba chữ cái in hoa</w:t>
+      </w:r>
+      <w:r>
+        <w:t>,</w:t>
+      </w:r>
+      <w:r>
+        <w:t xml:space="preserve"> bảng có 164 quốc gia duy nhất xuyên năm năm và 162 mã ISO-3 phân biệt. Mã ISO-3 là điều kiện cần để vẽ bản đồ Choropleth trong ứng dụng demo ở Chương 5.</w:t>
+      </w:r>
+    </w:p>
+    <w:p>
+      <w:pPr>
         <w:pStyle w:val="Heading2"/>
       </w:pPr>
-      <w:bookmarkStart w:id="20" w:name="_Toc243594367"/>
+      <w:bookmarkStart w:id="20" w:name="_Toc243609337"/>
+      <w:r>
+        <w:t>2.5. Bảng dữ liệu trung gian</w:t>
+      </w:r>
+      <w:bookmarkEnd w:id="20"/>
+    </w:p>
+    <w:p>
+      <w:pPr>
+        <w:ind w:firstLine="720"/>
+      </w:pPr>
+      <w:r>
+        <w:t>Sau tiền xử lý, nhóm xuất data/interim/happiness_merged.csv gồm 13 cột: country, region, happiness_rank, happiness_score, sáu yếu tố cơ sở, dystopia_residual, year và iso_alpha. Cột region chỉ có ở 2015–2016 nên được bù từ dữ liệu hai năm đầu và bảng dự phòng</w:t>
+      </w:r>
+      <w:r>
+        <w:t>,</w:t>
+      </w:r>
+      <w:r>
+        <w:t xml:space="preserve"> cột này giữ lại để tham khảo, không dùng trong gom cụm.</w:t>
+      </w:r>
+    </w:p>
+    <w:p>
+      <w:pPr>
+        <w:pStyle w:val="Heading2"/>
+      </w:pPr>
+      <w:bookmarkStart w:id="21" w:name="_Toc243609338"/>
       <w:r>
         <w:t>2.6. Phân tích hình dạng phân phối</w:t>
       </w:r>
-      <w:bookmarkEnd w:id="20"/>
+      <w:bookmarkEnd w:id="21"/>
     </w:p>
     <w:p>
       <w:pPr>
@@ -7528,22 +8475,36 @@
         <w:ind w:firstLine="720"/>
       </w:pPr>
       <w:r>
-        <w:t xml:space="preserve">Hai đặc trưng lệch phải rõ: generosity có skewness 1,043 và corruption_perception có skewness 1,521. Bốn đặc trưng còn lại lệch nhẹ về bên trái: GDP bình quân đầu người </w:t>
-      </w:r>
-      <w:r>
-        <w:lastRenderedPageBreak/>
-        <w:t>−0,344; hỗ trợ xã hội −0,688; tuổi thọ khỏe mạnh −0,500; tự do −0,524. Phân phối lệch phải của corruption_perception cho thấy đa số quốc gia có điểm thấp, chỉ một nhóm nhỏ đạt điểm cao.</w:t>
+        <w:t>Hai đặc trưng lệch phải rõ: generosity có skewness 1,043 và corruption_perception có skewness 1,521. Bốn đặc trưng còn lại lệch nhẹ về bên trái: GDP bình quân đầu người −0,344</w:t>
+      </w:r>
+      <w:r>
+        <w:t>,</w:t>
+      </w:r>
+      <w:r>
+        <w:t xml:space="preserve"> hỗ trợ xã hội −0,688</w:t>
+      </w:r>
+      <w:r>
+        <w:t>,</w:t>
+      </w:r>
+      <w:r>
+        <w:t xml:space="preserve"> tuổi thọ khỏe mạnh −0,500</w:t>
+      </w:r>
+      <w:r>
+        <w:t>,</w:t>
+      </w:r>
+      <w:r>
+        <w:t xml:space="preserve"> tự do −0,524. Phân phối lệch phải của corruption_perception cho thấy đa số quốc gia có điểm thấp, chỉ một nhóm nhỏ đạt điểm cao.</w:t>
       </w:r>
     </w:p>
     <w:p>
       <w:pPr>
         <w:pStyle w:val="Heading2"/>
       </w:pPr>
-      <w:bookmarkStart w:id="21" w:name="_Toc243594368"/>
+      <w:bookmarkStart w:id="22" w:name="_Toc243609339"/>
       <w:r>
         <w:t>2.7. Tương quan Pearson</w:t>
       </w:r>
-      <w:bookmarkEnd w:id="21"/>
+      <w:bookmarkEnd w:id="22"/>
     </w:p>
     <w:p>
       <w:pPr>
@@ -7610,22 +8571,18 @@
         <w:ind w:firstLine="720"/>
       </w:pPr>
       <w:r>
-        <w:t xml:space="preserve">Cặp GDP bình quân đầu người và tuổi thọ khỏe mạnh đạt r = 0,79, vượt ngưỡng 0,7 nên cần lưu ý hiện tượng đa cộng tuyến khi diễn giải. Điểm hạnh phúc tương quan mạnh với GDP bình quân đầu người (r = 0,79) và tuổi thọ khỏe mạnh (r = 0,74), trong khi generosity gần như không tương quan (r = −0,01). Kết quả này củng cố nhận định rằng </w:t>
-      </w:r>
-      <w:r>
-        <w:lastRenderedPageBreak/>
-        <w:t>sáu yếu tố mô tả được phần lớn chênh lệch mức sống, nhưng không phải mọi yếu tố đều đóng góp như nhau.</w:t>
+        <w:t>Cặp GDP bình quân đầu người và tuổi thọ khỏe mạnh đạt r = 0,79, vượt ngưỡng 0,7 nên cần lưu ý hiện tượng đa cộng tuyến khi diễn giải. Điểm hạnh phúc tương quan mạnh với GDP bình quân đầu người (r = 0,79) và tuổi thọ khỏe mạnh (r = 0,74), trong khi generosity gần như không tương quan (r = −0,01). Kết quả này củng cố nhận định rằng sáu yếu tố mô tả được phần lớn chênh lệch mức sống, nhưng không phải mọi yếu tố đều đóng góp như nhau.</w:t>
       </w:r>
     </w:p>
     <w:p>
       <w:pPr>
         <w:pStyle w:val="Heading2"/>
       </w:pPr>
-      <w:bookmarkStart w:id="22" w:name="_Toc243594369"/>
+      <w:bookmarkStart w:id="23" w:name="_Toc243609340"/>
       <w:r>
         <w:t>2.8. Nhận diện ngoại lai</w:t>
       </w:r>
-      <w:bookmarkEnd w:id="22"/>
+      <w:bookmarkEnd w:id="23"/>
     </w:p>
     <w:p>
       <w:pPr>
@@ -7700,63 +8657,50 @@
         <w:ind w:firstLine="720"/>
       </w:pPr>
       <w:r>
-        <w:t>Số điểm ngoại lai theo quy tắc 1,5 lần IQR tập trung ở các nước thu nhập cao và một số nước châu Phi. Nhóm không loại các điểm này vì đó là quan sát thật, phản ánh chênh lệch thực tế giữa các quốc gia; vai trò của bước nhận diện ngoại lai là để chọn cách chuẩn hóa phù hợp ở Chương 3.</w:t>
+        <w:t>Số điểm ngoại lai theo quy tắc 1,5 lần IQR tập trung ở các nước thu nhập cao và một số nước châu Phi. Nhóm không loại các điểm này vì đó là quan sát thật, phản ánh chênh lệch thực tế giữa các quốc gia</w:t>
+      </w:r>
+      <w:r>
+        <w:t>,</w:t>
+      </w:r>
+      <w:r>
+        <w:t xml:space="preserve"> vai trò của bước nhận diện ngoại lai là để chọn cách chuẩn hóa phù hợp ở Chương 3.</w:t>
       </w:r>
     </w:p>
     <w:p>
       <w:pPr>
         <w:pStyle w:val="Heading2"/>
       </w:pPr>
-      <w:bookmarkStart w:id="23" w:name="_Toc243594370"/>
-      <w:r>
-        <w:t>2.9. Kết luận chương 2</w:t>
-      </w:r>
-      <w:bookmarkEnd w:id="23"/>
-    </w:p>
-    <w:p>
-      <w:pPr>
-        <w:ind w:firstLine="720"/>
-      </w:pPr>
-      <w:r>
-        <w:t>Bảng phân tích cuối cùng có 781 bản ghi sạch, sáu yếu tố không còn giá trị khuyết, tên cột và tên quốc gia đã đồng nhất, mã ISO-3 hợp lệ toàn bộ. Dữ liệu lệch thang đo giữa các trụ cột và có ngoại lai, nên bước chuẩn hóa ở Chương 3 là bắt buộc trước khi gom cụm.</w:t>
-      </w:r>
-    </w:p>
-    <w:p>
-      <w:pPr>
-        <w:pStyle w:val="Heading1"/>
-      </w:pPr>
-      <w:bookmarkStart w:id="24" w:name="_Toc243594371"/>
-      <w:r>
-        <w:lastRenderedPageBreak/>
-        <w:t>CHƯƠNG 3: PHƯƠNG PHÁP LUẬN VÀ THỬ NGHIỆM MÔ HÌNH</w:t>
+      <w:bookmarkStart w:id="24" w:name="_Toc243609341"/>
+      <w:r>
+        <w:t>2.9. Kết luận</w:t>
       </w:r>
       <w:bookmarkEnd w:id="24"/>
     </w:p>
     <w:p>
       <w:pPr>
-        <w:pStyle w:val="Heading2"/>
-      </w:pPr>
-      <w:bookmarkStart w:id="25" w:name="_Toc243594372"/>
-      <w:r>
-        <w:t>3.1. Ma trận đặc trưng</w:t>
+        <w:ind w:firstLine="720"/>
+      </w:pPr>
+      <w:r>
+        <w:t>Bảng phân tích cuối cùng có 781 bản ghi sạch, sáu yếu tố không còn giá trị khuyết, tên cột và tên quốc gia đã đồng nhất, mã ISO-3 hợp lệ toàn bộ. Dữ liệu lệch thang đo giữa các trụ cột và có ngoại lai, nên bước chuẩn hóa ở Chương 3 là bắt buộc trước khi gom cụm.</w:t>
+      </w:r>
+    </w:p>
+    <w:p>
+      <w:pPr>
+        <w:pStyle w:val="Heading1"/>
+      </w:pPr>
+      <w:bookmarkStart w:id="25" w:name="_Toc243609342"/>
+      <w:r>
+        <w:t>CHƯƠNG 3: PHƯƠNG PHÁP LUẬN VÀ THỬ NGHIỆM MÔ HÌNH</w:t>
       </w:r>
       <w:bookmarkEnd w:id="25"/>
     </w:p>
     <w:p>
       <w:pPr>
-        <w:ind w:firstLine="720"/>
-      </w:pPr>
-      <w:r>
-        <w:t>Mỗi quan sát là một quốc gia trong một năm. Ma trận đầu vào gồm sáu cột tương ứng sáu yếu tố cơ sở. Điểm hạnh phúc và thứ hạng hạnh phúc không nằm trong ma trận này, tuân theo quy tắc vàng ở Mục 1.7. Số dòng ma trận theo năm là 158, 157, 155, 155 và 156.</w:t>
-      </w:r>
-    </w:p>
-    <w:p>
-      <w:pPr>
         <w:pStyle w:val="Heading2"/>
       </w:pPr>
-      <w:bookmarkStart w:id="26" w:name="_Toc243594373"/>
-      <w:r>
-        <w:t>3.2. So sánh ba phương án chuẩn hóa</w:t>
+      <w:bookmarkStart w:id="26" w:name="_Toc243609343"/>
+      <w:r>
+        <w:t>3.1. Ma trận đặc trưng</w:t>
       </w:r>
       <w:bookmarkEnd w:id="26"/>
     </w:p>
@@ -7765,7 +8709,146 @@
         <w:ind w:firstLine="720"/>
       </w:pPr>
       <w:r>
-        <w:t>Nhóm giữ lại cả ba phương án chuẩn hóa cho K-Means để có căn cứ thực nghiệm thay vì chọn theo cảm tính. Z-score đưa từng biến về phân phối có trung bình 0 và độ lệch chuẩn 1 theo công thức z = (x − μ) / σ. Min-Max co giãn về đoạn [0, 1] theo công thức x' = (x − min) / (max − min). Phương án Raw giữ nguyên thang đo.</w:t>
+        <w:t>Mỗi quan sát là một quốc gia trong một năm. Ma trận đầu vào gồm sáu cột tương ứng sáu yếu tố cơ sở. Điểm hạnh phúc và thứ hạng hạnh phúc không nằm trong ma trận này, tuân theo quy tắc vàng ở Mục 1.7. Số dòng ma trận theo năm là 158, 157, 155, 155 và 156.</w:t>
+      </w:r>
+    </w:p>
+    <w:p>
+      <w:pPr>
+        <w:pStyle w:val="Heading2"/>
+      </w:pPr>
+      <w:bookmarkStart w:id="27" w:name="_Toc243609344"/>
+      <w:r>
+        <w:t>3.2. So sánh ba phương án chuẩn hóa</w:t>
+      </w:r>
+      <w:bookmarkEnd w:id="27"/>
+    </w:p>
+    <w:p>
+      <w:pPr>
+        <w:ind w:firstLine="720"/>
+      </w:pPr>
+      <w:r>
+        <w:t>Nhóm giữ lại cả ba phương án chuẩn hóa cho K-Means để có căn cứ thực nghiệm thay vì chọn theo cảm tính. Z-score đưa từng biến về phân phối có trung bình 0 và độ lệch chuẩn 1 theo công thức</w:t>
+      </w:r>
+      <w:r>
+        <w:t xml:space="preserve"> </w:t>
+      </w:r>
+      <m:oMath>
+        <m:r>
+          <w:rPr>
+            <w:rFonts w:ascii="Cambria Math" w:hAnsi="Cambria Math"/>
+          </w:rPr>
+          <m:t>z=</m:t>
+        </m:r>
+        <m:f>
+          <m:fPr>
+            <m:ctrlPr>
+              <w:rPr>
+                <w:rFonts w:ascii="Cambria Math" w:hAnsi="Cambria Math"/>
+              </w:rPr>
+            </m:ctrlPr>
+          </m:fPr>
+          <m:num>
+            <m:r>
+              <w:rPr>
+                <w:rFonts w:ascii="Cambria Math" w:hAnsi="Cambria Math"/>
+              </w:rPr>
+              <m:t>x-μ</m:t>
+            </m:r>
+          </m:num>
+          <m:den>
+            <m:r>
+              <w:rPr>
+                <w:rFonts w:ascii="Cambria Math" w:hAnsi="Cambria Math"/>
+              </w:rPr>
+              <m:t>σ</m:t>
+            </m:r>
+          </m:den>
+        </m:f>
+      </m:oMath>
+      <w:r>
+        <w:t>. Min-Max co giãn về đoạn [0</w:t>
+      </w:r>
+      <w:r>
+        <w:t>,</w:t>
+      </w:r>
+      <w:r>
+        <w:t xml:space="preserve"> 1] theo công thức </w:t>
+      </w:r>
+      <m:oMath>
+        <m:r>
+          <w:rPr>
+            <w:rFonts w:ascii="Cambria Math" w:hAnsi="Cambria Math"/>
+          </w:rPr>
+          <m:t>x'=</m:t>
+        </m:r>
+        <m:f>
+          <m:fPr>
+            <m:ctrlPr>
+              <w:rPr>
+                <w:rFonts w:ascii="Cambria Math" w:hAnsi="Cambria Math"/>
+              </w:rPr>
+            </m:ctrlPr>
+          </m:fPr>
+          <m:num>
+            <m:r>
+              <w:rPr>
+                <w:rFonts w:ascii="Cambria Math" w:hAnsi="Cambria Math"/>
+              </w:rPr>
+              <m:t>x-</m:t>
+            </m:r>
+            <m:r>
+              <m:rPr>
+                <m:sty m:val="p"/>
+              </m:rPr>
+              <w:rPr>
+                <w:rFonts w:ascii="Cambria Math" w:hAnsi="Cambria Math"/>
+              </w:rPr>
+              <m:t>min</m:t>
+            </m:r>
+          </m:num>
+          <m:den>
+            <m:func>
+              <m:funcPr>
+                <m:ctrlPr>
+                  <w:rPr>
+                    <w:rFonts w:ascii="Cambria Math" w:hAnsi="Cambria Math"/>
+                  </w:rPr>
+                </m:ctrlPr>
+              </m:funcPr>
+              <m:fName>
+                <m:r>
+                  <m:rPr>
+                    <m:sty m:val="p"/>
+                  </m:rPr>
+                  <w:rPr>
+                    <w:rFonts w:ascii="Cambria Math" w:hAnsi="Cambria Math"/>
+                  </w:rPr>
+                  <m:t>max</m:t>
+                </m:r>
+              </m:fName>
+              <m:e>
+                <m:r>
+                  <w:rPr>
+                    <w:rFonts w:ascii="Cambria Math" w:hAnsi="Cambria Math"/>
+                  </w:rPr>
+                  <m:t>-</m:t>
+                </m:r>
+              </m:e>
+            </m:func>
+            <m:r>
+              <m:rPr>
+                <m:sty m:val="p"/>
+              </m:rPr>
+              <w:rPr>
+                <w:rFonts w:ascii="Cambria Math" w:hAnsi="Cambria Math"/>
+              </w:rPr>
+              <m:t>min</m:t>
+            </m:r>
+          </m:den>
+        </m:f>
+      </m:oMath>
+      <w:r>
+        <w:t>. Phương án Raw giữ nguyên thang đo.</w:t>
       </w:r>
     </w:p>
     <w:p>
@@ -8625,7 +9708,6 @@
         <w:ind w:firstLine="720"/>
       </w:pPr>
       <w:r>
-        <w:lastRenderedPageBreak/>
         <w:t>Silhouette của Min-Max (0,3288) nhỉnh hơn Raw (0,3234) và Z-score (0,3180), nhưng chênh lệch chỉ khoảng 0,01. Cột Inertia không so sánh trực tiếp được giữa các phương án chuẩn hóa vì phụ thuộc thang đo. Nhóm chọn Z-score làm cấu hình chính vì lý do diễn giải: Z-score đưa sáu trụ cột về cùng đơn vị độ lệch chuẩn, giữ được cấu trúc tương quan giữa các biến, và ổn định qua các lần khởi tạo với ARI trung bình 0,9904. Kết quả của cả ba phương án vẫn được báo cáo đầy đủ để bảo đảm tính khách quan của thực nghiệm.</w:t>
       </w:r>
     </w:p>
@@ -8633,11 +9715,11 @@
       <w:pPr>
         <w:pStyle w:val="Heading2"/>
       </w:pPr>
-      <w:bookmarkStart w:id="27" w:name="_Toc243594374"/>
+      <w:bookmarkStart w:id="28" w:name="_Toc243609345"/>
       <w:r>
         <w:t>3.3. Thuật toán K-Means cài đặt từ đầu</w:t>
       </w:r>
-      <w:bookmarkEnd w:id="27"/>
+      <w:bookmarkEnd w:id="28"/>
     </w:p>
     <w:p>
       <w:pPr>
@@ -8649,143 +9731,179 @@
     </w:p>
     <w:p>
       <w:pPr>
-        <w:jc w:val="center"/>
+        <w:ind w:firstLine="720"/>
       </w:pPr>
       <m:oMathPara>
         <m:oMath>
+          <m:r>
+            <m:rPr>
+              <m:nor/>
+            </m:rPr>
+            <m:t>WCSS</m:t>
+          </m:r>
           <m:r>
             <w:rPr>
               <w:rFonts w:ascii="Cambria Math" w:hAnsi="Cambria Math"/>
             </w:rPr>
-            <m:t>WCSS=Σ</m:t>
+            <m:t>=</m:t>
           </m:r>
-          <m:d>
-            <m:dPr>
+          <m:nary>
+            <m:naryPr>
+              <m:chr m:val="∑"/>
+              <m:limLoc m:val="undOvr"/>
               <m:ctrlPr>
                 <w:rPr>
                   <w:rFonts w:ascii="Cambria Math" w:hAnsi="Cambria Math"/>
                 </w:rPr>
               </m:ctrlPr>
-            </m:dPr>
-            <m:e>
+            </m:naryPr>
+            <m:sub>
               <m:r>
                 <w:rPr>
                   <w:rFonts w:ascii="Cambria Math" w:hAnsi="Cambria Math"/>
                 </w:rPr>
-                <m:t>i=1..n</m:t>
+                <m:t>i=1</m:t>
               </m:r>
-            </m:e>
-          </m:d>
-          <m:d>
-            <m:dPr>
-              <m:begChr m:val="‖"/>
-              <m:endChr m:val="‖"/>
-              <m:ctrlPr>
+            </m:sub>
+            <m:sup>
+              <m:r>
                 <w:rPr>
                   <w:rFonts w:ascii="Cambria Math" w:hAnsi="Cambria Math"/>
-                  <w:i/>
                 </w:rPr>
-              </m:ctrlPr>
-            </m:dPr>
+                <m:t>n</m:t>
+              </m:r>
+            </m:sup>
             <m:e>
-              <m:sSub>
-                <m:sSubPr>
+              <m:sSup>
+                <m:sSupPr>
                   <m:ctrlPr>
                     <w:rPr>
                       <w:rFonts w:ascii="Cambria Math" w:hAnsi="Cambria Math"/>
                     </w:rPr>
                   </m:ctrlPr>
-                </m:sSubPr>
+                </m:sSupPr>
                 <m:e>
+                  <m:d>
+                    <m:dPr>
+                      <m:begChr m:val="‖"/>
+                      <m:endChr m:val="‖"/>
+                      <m:ctrlPr>
+                        <w:rPr>
+                          <w:rFonts w:ascii="Cambria Math" w:hAnsi="Cambria Math"/>
+                        </w:rPr>
+                      </m:ctrlPr>
+                    </m:dPr>
+                    <m:e>
+                      <m:sSub>
+                        <m:sSubPr>
+                          <m:ctrlPr>
+                            <w:rPr>
+                              <w:rFonts w:ascii="Cambria Math" w:hAnsi="Cambria Math"/>
+                            </w:rPr>
+                          </m:ctrlPr>
+                        </m:sSubPr>
+                        <m:e>
+                          <m:r>
+                            <w:rPr>
+                              <w:rFonts w:ascii="Cambria Math" w:hAnsi="Cambria Math"/>
+                            </w:rPr>
+                            <m:t>x</m:t>
+                          </m:r>
+                        </m:e>
+                        <m:sub>
+                          <m:r>
+                            <w:rPr>
+                              <w:rFonts w:ascii="Cambria Math" w:hAnsi="Cambria Math"/>
+                            </w:rPr>
+                            <m:t>i</m:t>
+                          </m:r>
+                        </m:sub>
+                      </m:sSub>
+                      <m:r>
+                        <w:rPr>
+                          <w:rFonts w:ascii="Cambria Math" w:hAnsi="Cambria Math"/>
+                        </w:rPr>
+                        <m:t>-</m:t>
+                      </m:r>
+                      <m:sSub>
+                        <m:sSubPr>
+                          <m:ctrlPr>
+                            <w:rPr>
+                              <w:rFonts w:ascii="Cambria Math" w:hAnsi="Cambria Math"/>
+                            </w:rPr>
+                          </m:ctrlPr>
+                        </m:sSubPr>
+                        <m:e>
+                          <m:r>
+                            <w:rPr>
+                              <w:rFonts w:ascii="Cambria Math" w:hAnsi="Cambria Math"/>
+                            </w:rPr>
+                            <m:t>μ</m:t>
+                          </m:r>
+                        </m:e>
+                        <m:sub>
+                          <m:r>
+                            <w:rPr>
+                              <w:rFonts w:ascii="Cambria Math" w:hAnsi="Cambria Math"/>
+                            </w:rPr>
+                            <m:t>c</m:t>
+                          </m:r>
+                          <m:d>
+                            <m:dPr>
+                              <m:ctrlPr>
+                                <w:rPr>
+                                  <w:rFonts w:ascii="Cambria Math" w:hAnsi="Cambria Math"/>
+                                </w:rPr>
+                              </m:ctrlPr>
+                            </m:dPr>
+                            <m:e>
+                              <m:r>
+                                <w:rPr>
+                                  <w:rFonts w:ascii="Cambria Math" w:hAnsi="Cambria Math"/>
+                                </w:rPr>
+                                <m:t>i</m:t>
+                              </m:r>
+                            </m:e>
+                          </m:d>
+                        </m:sub>
+                      </m:sSub>
+                    </m:e>
+                  </m:d>
+                </m:e>
+                <m:sup>
                   <m:r>
                     <w:rPr>
                       <w:rFonts w:ascii="Cambria Math" w:hAnsi="Cambria Math"/>
                     </w:rPr>
-                    <m:t>x</m:t>
+                    <m:t>2</m:t>
                   </m:r>
-                </m:e>
-                <m:sub>
-                  <m:r>
-                    <w:rPr>
-                      <w:rFonts w:ascii="Cambria Math" w:hAnsi="Cambria Math"/>
-                    </w:rPr>
-                    <m:t>i</m:t>
-                  </m:r>
-                </m:sub>
-              </m:sSub>
-              <m:r>
-                <w:rPr>
-                  <w:rFonts w:ascii="Cambria Math" w:hAnsi="Cambria Math"/>
-                </w:rPr>
-                <m:t>-</m:t>
-              </m:r>
-              <m:sSub>
-                <m:sSubPr>
-                  <m:ctrlPr>
-                    <w:rPr>
-                      <w:rFonts w:ascii="Cambria Math" w:hAnsi="Cambria Math"/>
-                    </w:rPr>
-                  </m:ctrlPr>
-                </m:sSubPr>
-                <m:e>
-                  <m:r>
-                    <w:rPr>
-                      <w:rFonts w:ascii="Cambria Math" w:hAnsi="Cambria Math"/>
-                    </w:rPr>
-                    <m:t>μ</m:t>
-                  </m:r>
-                </m:e>
-                <m:sub>
-                  <m:r>
-                    <w:rPr>
-                      <w:rFonts w:ascii="Cambria Math" w:hAnsi="Cambria Math"/>
-                    </w:rPr>
-                    <m:t>c</m:t>
-                  </m:r>
-                </m:sub>
-              </m:sSub>
-              <m:d>
-                <m:dPr>
-                  <m:ctrlPr>
-                    <w:rPr>
-                      <w:rFonts w:ascii="Cambria Math" w:hAnsi="Cambria Math"/>
-                    </w:rPr>
-                  </m:ctrlPr>
-                </m:dPr>
-                <m:e>
-                  <m:r>
-                    <w:rPr>
-                      <w:rFonts w:ascii="Cambria Math" w:hAnsi="Cambria Math"/>
-                    </w:rPr>
-                    <m:t>i</m:t>
-                  </m:r>
-                </m:e>
-              </m:d>
+                </m:sup>
+              </m:sSup>
             </m:e>
-          </m:d>
-          <m:r>
-            <w:rPr>
-              <w:rFonts w:ascii="Cambria Math" w:hAnsi="Cambria Math"/>
-            </w:rPr>
-            <m:t>²</m:t>
-          </m:r>
+          </m:nary>
         </m:oMath>
       </m:oMathPara>
     </w:p>
     <w:p>
       <w:r>
-        <w:t>Nhóm cài đặt khởi tạo K-Means++ thay vì chọn ngẫu nhiên thuần túy: tâm đầu tiên chọn ngẫu nhiên, các tâm sau chọn với xác suất tỉ lệ thuận với khoảng cách bình phương đến tâm gần nhất. Cách này giảm khả năng rơi vào cực tiểu địa phương. Với mỗi cấu hình, nhóm chạy n_init = 10 lần với các seed khác nhau và giữ lần có inertia nhỏ nhất; số vòng lặp tối đa là 100. Class SimpleKMeans lưu lại inertia_history và n_iter_ để truy vết quá trình hội tụ.</w:t>
+        <w:t>Nhóm cài đặt khởi tạo K-Means++ thay vì chọn ngẫu nhiên thuần túy: tâm đầu tiên chọn ngẫu nhiên, các tâm sau chọn với xác suất tỉ lệ thuận với khoảng cách bình phương đến tâm gần nhất. Cách này giảm khả năng rơi vào cực tiểu địa phương. Với mỗi cấu hình, nhóm chạy n_init = 10 lần với các seed khác nhau và giữ lần có inertia nhỏ nhất</w:t>
+      </w:r>
+      <w:r>
+        <w:t>.</w:t>
+      </w:r>
+      <w:r>
+        <w:t xml:space="preserve"> số vòng lặp tối đa là 100. Class SimpleKMeans lưu lại inertia_history và n_iter_ để truy vết quá trình hội tụ.</w:t>
       </w:r>
     </w:p>
     <w:p>
       <w:pPr>
         <w:pStyle w:val="Heading2"/>
       </w:pPr>
-      <w:bookmarkStart w:id="28" w:name="_Toc243594375"/>
+      <w:bookmarkStart w:id="29" w:name="_Toc243609346"/>
       <w:r>
         <w:t>3.4. Phân cấp Ward cài đặt từ đầu</w:t>
       </w:r>
-      <w:bookmarkEnd w:id="28"/>
+      <w:bookmarkEnd w:id="29"/>
     </w:p>
     <w:p>
       <w:r>
@@ -8796,6 +9914,9 @@
       <m:oMathPara>
         <m:oMath>
           <m:r>
+            <m:rPr>
+              <m:sty m:val="p"/>
+            </m:rPr>
             <w:rPr>
               <w:rFonts w:ascii="Cambria Math" w:hAnsi="Cambria Math"/>
             </w:rPr>
@@ -8829,81 +9950,66 @@
               <m:ctrlPr>
                 <w:rPr>
                   <w:rFonts w:ascii="Cambria Math" w:hAnsi="Cambria Math"/>
-                  <w:i/>
                 </w:rPr>
               </m:ctrlPr>
             </m:fPr>
             <m:num>
-              <m:d>
-                <m:dPr>
+              <m:sSub>
+                <m:sSubPr>
                   <m:ctrlPr>
                     <w:rPr>
                       <w:rFonts w:ascii="Cambria Math" w:hAnsi="Cambria Math"/>
-                      <w:i/>
                     </w:rPr>
                   </m:ctrlPr>
-                </m:dPr>
+                </m:sSubPr>
                 <m:e>
-                  <m:sSub>
-                    <m:sSubPr>
-                      <m:ctrlPr>
-                        <w:rPr>
-                          <w:rFonts w:ascii="Cambria Math" w:hAnsi="Cambria Math"/>
-                          <w:i/>
-                        </w:rPr>
-                      </m:ctrlPr>
-                    </m:sSubPr>
-                    <m:e>
-                      <m:r>
-                        <w:rPr>
-                          <w:rFonts w:ascii="Cambria Math" w:hAnsi="Cambria Math"/>
-                        </w:rPr>
-                        <m:t>n</m:t>
-                      </m:r>
-                    </m:e>
-                    <m:sub>
-                      <m:r>
-                        <w:rPr>
-                          <w:rFonts w:ascii="Cambria Math" w:hAnsi="Cambria Math"/>
-                        </w:rPr>
-                        <m:t>A</m:t>
-                      </m:r>
-                    </m:sub>
-                  </m:sSub>
                   <m:r>
                     <w:rPr>
                       <w:rFonts w:ascii="Cambria Math" w:hAnsi="Cambria Math"/>
                     </w:rPr>
-                    <m:t>·</m:t>
+                    <m:t>n</m:t>
                   </m:r>
-                  <m:sSub>
-                    <m:sSubPr>
-                      <m:ctrlPr>
-                        <w:rPr>
-                          <w:rFonts w:ascii="Cambria Math" w:hAnsi="Cambria Math"/>
-                          <w:i/>
-                        </w:rPr>
-                      </m:ctrlPr>
-                    </m:sSubPr>
-                    <m:e>
-                      <m:r>
-                        <w:rPr>
-                          <w:rFonts w:ascii="Cambria Math" w:hAnsi="Cambria Math"/>
-                        </w:rPr>
-                        <m:t>n</m:t>
-                      </m:r>
-                    </m:e>
-                    <m:sub>
-                      <m:r>
-                        <w:rPr>
-                          <w:rFonts w:ascii="Cambria Math" w:hAnsi="Cambria Math"/>
-                        </w:rPr>
-                        <m:t>B</m:t>
-                      </m:r>
-                    </m:sub>
-                  </m:sSub>
                 </m:e>
-              </m:d>
+                <m:sub>
+                  <m:r>
+                    <w:rPr>
+                      <w:rFonts w:ascii="Cambria Math" w:hAnsi="Cambria Math"/>
+                    </w:rPr>
+                    <m:t>A</m:t>
+                  </m:r>
+                </m:sub>
+              </m:sSub>
+              <m:r>
+                <w:rPr>
+                  <w:rFonts w:ascii="Cambria Math" w:hAnsi="Cambria Math"/>
+                </w:rPr>
+                <m:t>⋅</m:t>
+              </m:r>
+              <m:sSub>
+                <m:sSubPr>
+                  <m:ctrlPr>
+                    <w:rPr>
+                      <w:rFonts w:ascii="Cambria Math" w:hAnsi="Cambria Math"/>
+                    </w:rPr>
+                  </m:ctrlPr>
+                </m:sSubPr>
+                <m:e>
+                  <m:r>
+                    <w:rPr>
+                      <w:rFonts w:ascii="Cambria Math" w:hAnsi="Cambria Math"/>
+                    </w:rPr>
+                    <m:t>n</m:t>
+                  </m:r>
+                </m:e>
+                <m:sub>
+                  <m:r>
+                    <w:rPr>
+                      <w:rFonts w:ascii="Cambria Math" w:hAnsi="Cambria Math"/>
+                    </w:rPr>
+                    <m:t>B</m:t>
+                  </m:r>
+                </m:sub>
+              </m:sSub>
             </m:num>
             <m:den>
               <m:sSub>
@@ -8911,7 +10017,6 @@
                   <m:ctrlPr>
                     <w:rPr>
                       <w:rFonts w:ascii="Cambria Math" w:hAnsi="Cambria Math"/>
-                      <w:i/>
                     </w:rPr>
                   </m:ctrlPr>
                 </m:sSubPr>
@@ -8943,7 +10048,6 @@
                   <m:ctrlPr>
                     <w:rPr>
                       <w:rFonts w:ascii="Cambria Math" w:hAnsi="Cambria Math"/>
-                      <w:i/>
                     </w:rPr>
                   </m:ctrlPr>
                 </m:sSubPr>
@@ -8970,136 +10074,21 @@
             <w:rPr>
               <w:rFonts w:ascii="Cambria Math" w:hAnsi="Cambria Math"/>
             </w:rPr>
-            <m:t>·</m:t>
+            <m:t>⋅</m:t>
           </m:r>
-          <m:d>
-            <m:dPr>
-              <m:begChr m:val="‖"/>
-              <m:endChr m:val="‖"/>
-              <m:ctrlPr>
-                <w:rPr>
-                  <w:rFonts w:ascii="Cambria Math" w:hAnsi="Cambria Math"/>
-                  <w:i/>
-                </w:rPr>
-              </m:ctrlPr>
-            </m:dPr>
-            <m:e>
-              <m:sSub>
-                <m:sSubPr>
-                  <m:ctrlPr>
-                    <w:rPr>
-                      <w:rFonts w:ascii="Cambria Math" w:hAnsi="Cambria Math"/>
-                    </w:rPr>
-                  </m:ctrlPr>
-                </m:sSubPr>
-                <m:e>
-                  <m:r>
-                    <w:rPr>
-                      <w:rFonts w:ascii="Cambria Math" w:hAnsi="Cambria Math"/>
-                    </w:rPr>
-                    <m:t>μ</m:t>
-                  </m:r>
-                </m:e>
-                <m:sub>
-                  <m:r>
-                    <w:rPr>
-                      <w:rFonts w:ascii="Cambria Math" w:hAnsi="Cambria Math"/>
-                    </w:rPr>
-                    <m:t>A</m:t>
-                  </m:r>
-                </m:sub>
-              </m:sSub>
-              <m:r>
-                <w:rPr>
-                  <w:rFonts w:ascii="Cambria Math" w:hAnsi="Cambria Math"/>
-                </w:rPr>
-                <m:t>-</m:t>
-              </m:r>
-              <m:sSub>
-                <m:sSubPr>
-                  <m:ctrlPr>
-                    <w:rPr>
-                      <w:rFonts w:ascii="Cambria Math" w:hAnsi="Cambria Math"/>
-                    </w:rPr>
-                  </m:ctrlPr>
-                </m:sSubPr>
-                <m:e>
-                  <m:r>
-                    <w:rPr>
-                      <w:rFonts w:ascii="Cambria Math" w:hAnsi="Cambria Math"/>
-                    </w:rPr>
-                    <m:t>μ</m:t>
-                  </m:r>
-                </m:e>
-                <m:sub>
-                  <m:r>
-                    <w:rPr>
-                      <w:rFonts w:ascii="Cambria Math" w:hAnsi="Cambria Math"/>
-                    </w:rPr>
-                    <m:t>B</m:t>
-                  </m:r>
-                </m:sub>
-              </m:sSub>
-            </m:e>
-          </m:d>
-          <m:r>
-            <w:rPr>
-              <w:rFonts w:ascii="Cambria Math" w:hAnsi="Cambria Math"/>
-            </w:rPr>
-            <m:t>²</m:t>
-          </m:r>
-        </m:oMath>
-      </m:oMathPara>
-    </w:p>
-    <w:p>
-      <w:r>
-        <w:t>Sau khi gộp, khoảng cách giữa cụm mới và cụm còn lại được cập nhật theo công thức Lance–Williams:</w:t>
-      </w:r>
-    </w:p>
-    <w:p>
-      <m:oMathPara>
-        <m:oMath>
-          <m:r>
-            <w:rPr>
-              <w:rFonts w:ascii="Cambria Math" w:hAnsi="Cambria Math"/>
-            </w:rPr>
-            <w:lastRenderedPageBreak/>
-            <m:t>d</m:t>
-          </m:r>
-          <m:d>
-            <m:dPr>
+          <m:sSup>
+            <m:sSupPr>
               <m:ctrlPr>
                 <w:rPr>
                   <w:rFonts w:ascii="Cambria Math" w:hAnsi="Cambria Math"/>
                 </w:rPr>
               </m:ctrlPr>
-            </m:dPr>
-            <m:e>
-              <m:r>
-                <w:rPr>
-                  <w:rFonts w:ascii="Cambria Math" w:hAnsi="Cambria Math"/>
-                </w:rPr>
-                <m:t>A∪B,C</m:t>
-              </m:r>
-            </m:e>
-          </m:d>
-          <m:r>
-            <w:rPr>
-              <w:rFonts w:ascii="Cambria Math" w:hAnsi="Cambria Math"/>
-            </w:rPr>
-            <m:t>=</m:t>
-          </m:r>
-          <m:d>
-            <m:dPr>
-              <m:ctrlPr>
-                <w:rPr>
-                  <w:rFonts w:ascii="Cambria Math" w:hAnsi="Cambria Math"/>
-                </w:rPr>
-              </m:ctrlPr>
-            </m:dPr>
+            </m:sSupPr>
             <m:e>
               <m:d>
                 <m:dPr>
+                  <m:begChr m:val="‖"/>
+                  <m:endChr m:val="‖"/>
                   <m:ctrlPr>
                     <w:rPr>
                       <w:rFonts w:ascii="Cambria Math" w:hAnsi="Cambria Math"/>
@@ -9120,7 +10109,7 @@
                         <w:rPr>
                           <w:rFonts w:ascii="Cambria Math" w:hAnsi="Cambria Math"/>
                         </w:rPr>
-                        <m:t>n</m:t>
+                        <m:t>μ</m:t>
                       </m:r>
                     </m:e>
                     <m:sub>
@@ -9136,7 +10125,7 @@
                     <w:rPr>
                       <w:rFonts w:ascii="Cambria Math" w:hAnsi="Cambria Math"/>
                     </w:rPr>
-                    <m:t>+</m:t>
+                    <m:t>-</m:t>
                   </m:r>
                   <m:sSub>
                     <m:sSubPr>
@@ -9151,80 +10140,7 @@
                         <w:rPr>
                           <w:rFonts w:ascii="Cambria Math" w:hAnsi="Cambria Math"/>
                         </w:rPr>
-                        <m:t>n</m:t>
-                      </m:r>
-                    </m:e>
-                    <m:sub>
-                      <m:r>
-                        <w:rPr>
-                          <w:rFonts w:ascii="Cambria Math" w:hAnsi="Cambria Math"/>
-                        </w:rPr>
-                        <m:t>C</m:t>
-                      </m:r>
-                    </m:sub>
-                  </m:sSub>
-                </m:e>
-              </m:d>
-              <m:r>
-                <w:rPr>
-                  <w:rFonts w:ascii="Cambria Math" w:hAnsi="Cambria Math"/>
-                </w:rPr>
-                <m:t>/</m:t>
-              </m:r>
-              <m:d>
-                <m:dPr>
-                  <m:ctrlPr>
-                    <w:rPr>
-                      <w:rFonts w:ascii="Cambria Math" w:hAnsi="Cambria Math"/>
-                    </w:rPr>
-                  </m:ctrlPr>
-                </m:dPr>
-                <m:e>
-                  <m:sSub>
-                    <m:sSubPr>
-                      <m:ctrlPr>
-                        <w:rPr>
-                          <w:rFonts w:ascii="Cambria Math" w:hAnsi="Cambria Math"/>
-                        </w:rPr>
-                      </m:ctrlPr>
-                    </m:sSubPr>
-                    <m:e>
-                      <m:r>
-                        <w:rPr>
-                          <w:rFonts w:ascii="Cambria Math" w:hAnsi="Cambria Math"/>
-                        </w:rPr>
-                        <m:t>n</m:t>
-                      </m:r>
-                    </m:e>
-                    <m:sub>
-                      <m:r>
-                        <w:rPr>
-                          <w:rFonts w:ascii="Cambria Math" w:hAnsi="Cambria Math"/>
-                        </w:rPr>
-                        <m:t>A</m:t>
-                      </m:r>
-                    </m:sub>
-                  </m:sSub>
-                  <m:r>
-                    <w:rPr>
-                      <w:rFonts w:ascii="Cambria Math" w:hAnsi="Cambria Math"/>
-                    </w:rPr>
-                    <m:t>+</m:t>
-                  </m:r>
-                  <m:sSub>
-                    <m:sSubPr>
-                      <m:ctrlPr>
-                        <w:rPr>
-                          <w:rFonts w:ascii="Cambria Math" w:hAnsi="Cambria Math"/>
-                        </w:rPr>
-                      </m:ctrlPr>
-                    </m:sSubPr>
-                    <m:e>
-                      <m:r>
-                        <w:rPr>
-                          <w:rFonts w:ascii="Cambria Math" w:hAnsi="Cambria Math"/>
-                        </w:rPr>
-                        <m:t>n</m:t>
+                        <m:t>μ</m:t>
                       </m:r>
                     </m:e>
                     <m:sub>
@@ -9236,44 +10152,265 @@
                       </m:r>
                     </m:sub>
                   </m:sSub>
-                  <m:r>
-                    <w:rPr>
-                      <w:rFonts w:ascii="Cambria Math" w:hAnsi="Cambria Math"/>
-                    </w:rPr>
-                    <m:t>+</m:t>
-                  </m:r>
-                  <m:sSub>
-                    <m:sSubPr>
-                      <m:ctrlPr>
-                        <w:rPr>
-                          <w:rFonts w:ascii="Cambria Math" w:hAnsi="Cambria Math"/>
-                        </w:rPr>
-                      </m:ctrlPr>
-                    </m:sSubPr>
-                    <m:e>
-                      <m:r>
-                        <w:rPr>
-                          <w:rFonts w:ascii="Cambria Math" w:hAnsi="Cambria Math"/>
-                        </w:rPr>
-                        <m:t>n</m:t>
-                      </m:r>
-                    </m:e>
-                    <m:sub>
-                      <m:r>
-                        <w:rPr>
-                          <w:rFonts w:ascii="Cambria Math" w:hAnsi="Cambria Math"/>
-                        </w:rPr>
-                        <m:t>C</m:t>
-                      </m:r>
-                    </m:sub>
-                  </m:sSub>
                 </m:e>
               </m:d>
+            </m:e>
+            <m:sup>
+              <m:r>
+                <w:rPr>
+                  <w:rFonts w:ascii="Cambria Math" w:hAnsi="Cambria Math"/>
+                </w:rPr>
+                <m:t>2</m:t>
+              </m:r>
+            </m:sup>
+          </m:sSup>
+        </m:oMath>
+      </m:oMathPara>
+    </w:p>
+    <w:p>
+      <w:r>
+        <w:t>Sau khi gộp, khoảng cách giữa cụm mới và cụm còn lại được cập nhật theo công thức Lance–Williams:</w:t>
+      </w:r>
+    </w:p>
+    <w:p>
+      <m:oMathPara>
+        <m:oMath>
+          <m:r>
+            <w:rPr>
+              <w:rFonts w:ascii="Cambria Math" w:hAnsi="Cambria Math"/>
+              <w:sz w:val="24"/>
+              <w:szCs w:val="24"/>
+            </w:rPr>
+            <m:t>d</m:t>
+          </m:r>
+          <m:d>
+            <m:dPr>
+              <m:ctrlPr>
+                <w:rPr>
+                  <w:rFonts w:ascii="Cambria Math" w:hAnsi="Cambria Math"/>
+                  <w:sz w:val="24"/>
+                  <w:szCs w:val="24"/>
+                </w:rPr>
+              </m:ctrlPr>
+            </m:dPr>
+            <m:e>
+              <m:r>
+                <w:rPr>
+                  <w:rFonts w:ascii="Cambria Math" w:hAnsi="Cambria Math"/>
+                  <w:sz w:val="24"/>
+                  <w:szCs w:val="24"/>
+                </w:rPr>
+                <m:t>A∪B,C</m:t>
+              </m:r>
             </m:e>
           </m:d>
           <m:r>
             <w:rPr>
               <w:rFonts w:ascii="Cambria Math" w:hAnsi="Cambria Math"/>
+              <w:sz w:val="24"/>
+              <w:szCs w:val="24"/>
+            </w:rPr>
+            <m:t>=</m:t>
+          </m:r>
+          <m:f>
+            <m:fPr>
+              <m:ctrlPr>
+                <w:rPr>
+                  <w:rFonts w:ascii="Cambria Math" w:hAnsi="Cambria Math"/>
+                  <w:sz w:val="24"/>
+                  <w:szCs w:val="24"/>
+                </w:rPr>
+              </m:ctrlPr>
+            </m:fPr>
+            <m:num>
+              <m:sSub>
+                <m:sSubPr>
+                  <m:ctrlPr>
+                    <w:rPr>
+                      <w:rFonts w:ascii="Cambria Math" w:hAnsi="Cambria Math"/>
+                      <w:sz w:val="24"/>
+                      <w:szCs w:val="24"/>
+                    </w:rPr>
+                  </m:ctrlPr>
+                </m:sSubPr>
+                <m:e>
+                  <m:r>
+                    <w:rPr>
+                      <w:rFonts w:ascii="Cambria Math" w:hAnsi="Cambria Math"/>
+                      <w:sz w:val="24"/>
+                      <w:szCs w:val="24"/>
+                    </w:rPr>
+                    <m:t>n</m:t>
+                  </m:r>
+                </m:e>
+                <m:sub>
+                  <m:r>
+                    <w:rPr>
+                      <w:rFonts w:ascii="Cambria Math" w:hAnsi="Cambria Math"/>
+                      <w:sz w:val="24"/>
+                      <w:szCs w:val="24"/>
+                    </w:rPr>
+                    <m:t>A</m:t>
+                  </m:r>
+                </m:sub>
+              </m:sSub>
+              <m:r>
+                <w:rPr>
+                  <w:rFonts w:ascii="Cambria Math" w:hAnsi="Cambria Math"/>
+                  <w:sz w:val="24"/>
+                  <w:szCs w:val="24"/>
+                </w:rPr>
+                <m:t>+</m:t>
+              </m:r>
+              <m:sSub>
+                <m:sSubPr>
+                  <m:ctrlPr>
+                    <w:rPr>
+                      <w:rFonts w:ascii="Cambria Math" w:hAnsi="Cambria Math"/>
+                      <w:sz w:val="24"/>
+                      <w:szCs w:val="24"/>
+                    </w:rPr>
+                  </m:ctrlPr>
+                </m:sSubPr>
+                <m:e>
+                  <m:r>
+                    <w:rPr>
+                      <w:rFonts w:ascii="Cambria Math" w:hAnsi="Cambria Math"/>
+                      <w:sz w:val="24"/>
+                      <w:szCs w:val="24"/>
+                    </w:rPr>
+                    <m:t>n</m:t>
+                  </m:r>
+                </m:e>
+                <m:sub>
+                  <m:r>
+                    <w:rPr>
+                      <w:rFonts w:ascii="Cambria Math" w:hAnsi="Cambria Math"/>
+                      <w:sz w:val="24"/>
+                      <w:szCs w:val="24"/>
+                    </w:rPr>
+                    <m:t>C</m:t>
+                  </m:r>
+                </m:sub>
+              </m:sSub>
+            </m:num>
+            <m:den>
+              <m:sSub>
+                <m:sSubPr>
+                  <m:ctrlPr>
+                    <w:rPr>
+                      <w:rFonts w:ascii="Cambria Math" w:hAnsi="Cambria Math"/>
+                      <w:sz w:val="24"/>
+                      <w:szCs w:val="24"/>
+                    </w:rPr>
+                  </m:ctrlPr>
+                </m:sSubPr>
+                <m:e>
+                  <m:r>
+                    <w:rPr>
+                      <w:rFonts w:ascii="Cambria Math" w:hAnsi="Cambria Math"/>
+                      <w:sz w:val="24"/>
+                      <w:szCs w:val="24"/>
+                    </w:rPr>
+                    <m:t>n</m:t>
+                  </m:r>
+                </m:e>
+                <m:sub>
+                  <m:r>
+                    <w:rPr>
+                      <w:rFonts w:ascii="Cambria Math" w:hAnsi="Cambria Math"/>
+                      <w:sz w:val="24"/>
+                      <w:szCs w:val="24"/>
+                    </w:rPr>
+                    <m:t>A</m:t>
+                  </m:r>
+                </m:sub>
+              </m:sSub>
+              <m:r>
+                <w:rPr>
+                  <w:rFonts w:ascii="Cambria Math" w:hAnsi="Cambria Math"/>
+                  <w:sz w:val="24"/>
+                  <w:szCs w:val="24"/>
+                </w:rPr>
+                <m:t>+</m:t>
+              </m:r>
+              <m:sSub>
+                <m:sSubPr>
+                  <m:ctrlPr>
+                    <w:rPr>
+                      <w:rFonts w:ascii="Cambria Math" w:hAnsi="Cambria Math"/>
+                      <w:sz w:val="24"/>
+                      <w:szCs w:val="24"/>
+                    </w:rPr>
+                  </m:ctrlPr>
+                </m:sSubPr>
+                <m:e>
+                  <m:r>
+                    <w:rPr>
+                      <w:rFonts w:ascii="Cambria Math" w:hAnsi="Cambria Math"/>
+                      <w:sz w:val="24"/>
+                      <w:szCs w:val="24"/>
+                    </w:rPr>
+                    <m:t>n</m:t>
+                  </m:r>
+                </m:e>
+                <m:sub>
+                  <m:r>
+                    <w:rPr>
+                      <w:rFonts w:ascii="Cambria Math" w:hAnsi="Cambria Math"/>
+                      <w:sz w:val="24"/>
+                      <w:szCs w:val="24"/>
+                    </w:rPr>
+                    <m:t>B</m:t>
+                  </m:r>
+                </m:sub>
+              </m:sSub>
+              <m:r>
+                <w:rPr>
+                  <w:rFonts w:ascii="Cambria Math" w:hAnsi="Cambria Math"/>
+                  <w:sz w:val="24"/>
+                  <w:szCs w:val="24"/>
+                </w:rPr>
+                <m:t>+</m:t>
+              </m:r>
+              <m:sSub>
+                <m:sSubPr>
+                  <m:ctrlPr>
+                    <w:rPr>
+                      <w:rFonts w:ascii="Cambria Math" w:hAnsi="Cambria Math"/>
+                      <w:sz w:val="24"/>
+                      <w:szCs w:val="24"/>
+                    </w:rPr>
+                  </m:ctrlPr>
+                </m:sSubPr>
+                <m:e>
+                  <m:r>
+                    <w:rPr>
+                      <w:rFonts w:ascii="Cambria Math" w:hAnsi="Cambria Math"/>
+                      <w:sz w:val="24"/>
+                      <w:szCs w:val="24"/>
+                    </w:rPr>
+                    <m:t>n</m:t>
+                  </m:r>
+                </m:e>
+                <m:sub>
+                  <m:r>
+                    <w:rPr>
+                      <w:rFonts w:ascii="Cambria Math" w:hAnsi="Cambria Math"/>
+                      <w:sz w:val="24"/>
+                      <w:szCs w:val="24"/>
+                    </w:rPr>
+                    <m:t>C</m:t>
+                  </m:r>
+                </m:sub>
+              </m:sSub>
+            </m:den>
+          </m:f>
+          <m:r>
+            <w:rPr>
+              <w:rFonts w:ascii="Cambria Math" w:hAnsi="Cambria Math"/>
+              <w:sz w:val="24"/>
+              <w:szCs w:val="24"/>
             </w:rPr>
             <m:t>⋅d</m:t>
           </m:r>
@@ -9282,6 +10419,8 @@
               <m:ctrlPr>
                 <w:rPr>
                   <w:rFonts w:ascii="Cambria Math" w:hAnsi="Cambria Math"/>
+                  <w:sz w:val="24"/>
+                  <w:szCs w:val="24"/>
                 </w:rPr>
               </m:ctrlPr>
             </m:dPr>
@@ -9289,6 +10428,8 @@
               <m:r>
                 <w:rPr>
                   <w:rFonts w:ascii="Cambria Math" w:hAnsi="Cambria Math"/>
+                  <w:sz w:val="24"/>
+                  <w:szCs w:val="24"/>
                 </w:rPr>
                 <m:t>A,C</m:t>
               </m:r>
@@ -9297,194 +10438,210 @@
           <m:r>
             <w:rPr>
               <w:rFonts w:ascii="Cambria Math" w:hAnsi="Cambria Math"/>
+              <w:sz w:val="24"/>
+              <w:szCs w:val="24"/>
             </w:rPr>
             <m:t>+</m:t>
           </m:r>
-          <m:d>
-            <m:dPr>
+          <m:f>
+            <m:fPr>
               <m:ctrlPr>
                 <w:rPr>
                   <w:rFonts w:ascii="Cambria Math" w:hAnsi="Cambria Math"/>
+                  <w:sz w:val="24"/>
+                  <w:szCs w:val="24"/>
                 </w:rPr>
               </m:ctrlPr>
-            </m:dPr>
-            <m:e>
-              <m:d>
-                <m:dPr>
+            </m:fPr>
+            <m:num>
+              <m:sSub>
+                <m:sSubPr>
                   <m:ctrlPr>
                     <w:rPr>
                       <w:rFonts w:ascii="Cambria Math" w:hAnsi="Cambria Math"/>
+                      <w:sz w:val="24"/>
+                      <w:szCs w:val="24"/>
                     </w:rPr>
                   </m:ctrlPr>
-                </m:dPr>
+                </m:sSubPr>
                 <m:e>
-                  <m:sSub>
-                    <m:sSubPr>
-                      <m:ctrlPr>
-                        <w:rPr>
-                          <w:rFonts w:ascii="Cambria Math" w:hAnsi="Cambria Math"/>
-                        </w:rPr>
-                      </m:ctrlPr>
-                    </m:sSubPr>
-                    <m:e>
-                      <m:r>
-                        <w:rPr>
-                          <w:rFonts w:ascii="Cambria Math" w:hAnsi="Cambria Math"/>
-                        </w:rPr>
-                        <m:t>n</m:t>
-                      </m:r>
-                    </m:e>
-                    <m:sub>
-                      <m:r>
-                        <w:rPr>
-                          <w:rFonts w:ascii="Cambria Math" w:hAnsi="Cambria Math"/>
-                        </w:rPr>
-                        <m:t>B</m:t>
-                      </m:r>
-                    </m:sub>
-                  </m:sSub>
                   <m:r>
                     <w:rPr>
                       <w:rFonts w:ascii="Cambria Math" w:hAnsi="Cambria Math"/>
+                      <w:sz w:val="24"/>
+                      <w:szCs w:val="24"/>
                     </w:rPr>
-                    <m:t>+</m:t>
+                    <m:t>n</m:t>
                   </m:r>
-                  <m:sSub>
-                    <m:sSubPr>
-                      <m:ctrlPr>
-                        <w:rPr>
-                          <w:rFonts w:ascii="Cambria Math" w:hAnsi="Cambria Math"/>
-                        </w:rPr>
-                      </m:ctrlPr>
-                    </m:sSubPr>
-                    <m:e>
-                      <m:r>
-                        <w:rPr>
-                          <w:rFonts w:ascii="Cambria Math" w:hAnsi="Cambria Math"/>
-                        </w:rPr>
-                        <m:t>n</m:t>
-                      </m:r>
-                    </m:e>
-                    <m:sub>
-                      <m:r>
-                        <w:rPr>
-                          <w:rFonts w:ascii="Cambria Math" w:hAnsi="Cambria Math"/>
-                        </w:rPr>
-                        <m:t>C</m:t>
-                      </m:r>
-                    </m:sub>
-                  </m:sSub>
                 </m:e>
-              </m:d>
+                <m:sub>
+                  <m:r>
+                    <w:rPr>
+                      <w:rFonts w:ascii="Cambria Math" w:hAnsi="Cambria Math"/>
+                      <w:sz w:val="24"/>
+                      <w:szCs w:val="24"/>
+                    </w:rPr>
+                    <m:t>B</m:t>
+                  </m:r>
+                </m:sub>
+              </m:sSub>
               <m:r>
                 <w:rPr>
                   <w:rFonts w:ascii="Cambria Math" w:hAnsi="Cambria Math"/>
+                  <w:sz w:val="24"/>
+                  <w:szCs w:val="24"/>
                 </w:rPr>
-                <m:t>/</m:t>
+                <m:t>+</m:t>
               </m:r>
-              <m:d>
-                <m:dPr>
+              <m:sSub>
+                <m:sSubPr>
                   <m:ctrlPr>
                     <w:rPr>
                       <w:rFonts w:ascii="Cambria Math" w:hAnsi="Cambria Math"/>
+                      <w:sz w:val="24"/>
+                      <w:szCs w:val="24"/>
                     </w:rPr>
                   </m:ctrlPr>
-                </m:dPr>
+                </m:sSubPr>
                 <m:e>
-                  <m:sSub>
-                    <m:sSubPr>
-                      <m:ctrlPr>
-                        <w:rPr>
-                          <w:rFonts w:ascii="Cambria Math" w:hAnsi="Cambria Math"/>
-                        </w:rPr>
-                      </m:ctrlPr>
-                    </m:sSubPr>
-                    <m:e>
-                      <m:r>
-                        <w:rPr>
-                          <w:rFonts w:ascii="Cambria Math" w:hAnsi="Cambria Math"/>
-                        </w:rPr>
-                        <m:t>n</m:t>
-                      </m:r>
-                    </m:e>
-                    <m:sub>
-                      <m:r>
-                        <w:rPr>
-                          <w:rFonts w:ascii="Cambria Math" w:hAnsi="Cambria Math"/>
-                        </w:rPr>
-                        <m:t>A</m:t>
-                      </m:r>
-                    </m:sub>
-                  </m:sSub>
                   <m:r>
                     <w:rPr>
                       <w:rFonts w:ascii="Cambria Math" w:hAnsi="Cambria Math"/>
+                      <w:sz w:val="24"/>
+                      <w:szCs w:val="24"/>
                     </w:rPr>
-                    <m:t>+</m:t>
+                    <m:t>n</m:t>
                   </m:r>
-                  <m:sSub>
-                    <m:sSubPr>
-                      <m:ctrlPr>
-                        <w:rPr>
-                          <w:rFonts w:ascii="Cambria Math" w:hAnsi="Cambria Math"/>
-                        </w:rPr>
-                      </m:ctrlPr>
-                    </m:sSubPr>
-                    <m:e>
-                      <m:r>
-                        <w:rPr>
-                          <w:rFonts w:ascii="Cambria Math" w:hAnsi="Cambria Math"/>
-                        </w:rPr>
-                        <m:t>n</m:t>
-                      </m:r>
-                    </m:e>
-                    <m:sub>
-                      <m:r>
-                        <w:rPr>
-                          <w:rFonts w:ascii="Cambria Math" w:hAnsi="Cambria Math"/>
-                        </w:rPr>
-                        <m:t>B</m:t>
-                      </m:r>
-                    </m:sub>
-                  </m:sSub>
+                </m:e>
+                <m:sub>
                   <m:r>
                     <w:rPr>
                       <w:rFonts w:ascii="Cambria Math" w:hAnsi="Cambria Math"/>
+                      <w:sz w:val="24"/>
+                      <w:szCs w:val="24"/>
                     </w:rPr>
-                    <m:t>+</m:t>
+                    <m:t>C</m:t>
                   </m:r>
-                  <m:sSub>
-                    <m:sSubPr>
-                      <m:ctrlPr>
-                        <w:rPr>
-                          <w:rFonts w:ascii="Cambria Math" w:hAnsi="Cambria Math"/>
-                        </w:rPr>
-                      </m:ctrlPr>
-                    </m:sSubPr>
-                    <m:e>
-                      <m:r>
-                        <w:rPr>
-                          <w:rFonts w:ascii="Cambria Math" w:hAnsi="Cambria Math"/>
-                        </w:rPr>
-                        <m:t>n</m:t>
-                      </m:r>
-                    </m:e>
-                    <m:sub>
-                      <m:r>
-                        <w:rPr>
-                          <w:rFonts w:ascii="Cambria Math" w:hAnsi="Cambria Math"/>
-                        </w:rPr>
-                        <m:t>C</m:t>
-                      </m:r>
-                    </m:sub>
-                  </m:sSub>
+                </m:sub>
+              </m:sSub>
+            </m:num>
+            <m:den>
+              <m:sSub>
+                <m:sSubPr>
+                  <m:ctrlPr>
+                    <w:rPr>
+                      <w:rFonts w:ascii="Cambria Math" w:hAnsi="Cambria Math"/>
+                      <w:sz w:val="24"/>
+                      <w:szCs w:val="24"/>
+                    </w:rPr>
+                  </m:ctrlPr>
+                </m:sSubPr>
+                <m:e>
+                  <m:r>
+                    <w:rPr>
+                      <w:rFonts w:ascii="Cambria Math" w:hAnsi="Cambria Math"/>
+                      <w:sz w:val="24"/>
+                      <w:szCs w:val="24"/>
+                    </w:rPr>
+                    <m:t>n</m:t>
+                  </m:r>
                 </m:e>
-              </m:d>
-            </m:e>
-          </m:d>
+                <m:sub>
+                  <m:r>
+                    <w:rPr>
+                      <w:rFonts w:ascii="Cambria Math" w:hAnsi="Cambria Math"/>
+                      <w:sz w:val="24"/>
+                      <w:szCs w:val="24"/>
+                    </w:rPr>
+                    <m:t>A</m:t>
+                  </m:r>
+                </m:sub>
+              </m:sSub>
+              <m:r>
+                <w:rPr>
+                  <w:rFonts w:ascii="Cambria Math" w:hAnsi="Cambria Math"/>
+                  <w:sz w:val="24"/>
+                  <w:szCs w:val="24"/>
+                </w:rPr>
+                <m:t>+</m:t>
+              </m:r>
+              <m:sSub>
+                <m:sSubPr>
+                  <m:ctrlPr>
+                    <w:rPr>
+                      <w:rFonts w:ascii="Cambria Math" w:hAnsi="Cambria Math"/>
+                      <w:sz w:val="24"/>
+                      <w:szCs w:val="24"/>
+                    </w:rPr>
+                  </m:ctrlPr>
+                </m:sSubPr>
+                <m:e>
+                  <m:r>
+                    <w:rPr>
+                      <w:rFonts w:ascii="Cambria Math" w:hAnsi="Cambria Math"/>
+                      <w:sz w:val="24"/>
+                      <w:szCs w:val="24"/>
+                    </w:rPr>
+                    <m:t>n</m:t>
+                  </m:r>
+                </m:e>
+                <m:sub>
+                  <m:r>
+                    <w:rPr>
+                      <w:rFonts w:ascii="Cambria Math" w:hAnsi="Cambria Math"/>
+                      <w:sz w:val="24"/>
+                      <w:szCs w:val="24"/>
+                    </w:rPr>
+                    <m:t>B</m:t>
+                  </m:r>
+                </m:sub>
+              </m:sSub>
+              <m:r>
+                <w:rPr>
+                  <w:rFonts w:ascii="Cambria Math" w:hAnsi="Cambria Math"/>
+                  <w:sz w:val="24"/>
+                  <w:szCs w:val="24"/>
+                </w:rPr>
+                <m:t>+</m:t>
+              </m:r>
+              <m:sSub>
+                <m:sSubPr>
+                  <m:ctrlPr>
+                    <w:rPr>
+                      <w:rFonts w:ascii="Cambria Math" w:hAnsi="Cambria Math"/>
+                      <w:sz w:val="24"/>
+                      <w:szCs w:val="24"/>
+                    </w:rPr>
+                  </m:ctrlPr>
+                </m:sSubPr>
+                <m:e>
+                  <m:r>
+                    <w:rPr>
+                      <w:rFonts w:ascii="Cambria Math" w:hAnsi="Cambria Math"/>
+                      <w:sz w:val="24"/>
+                      <w:szCs w:val="24"/>
+                    </w:rPr>
+                    <m:t>n</m:t>
+                  </m:r>
+                </m:e>
+                <m:sub>
+                  <m:r>
+                    <w:rPr>
+                      <w:rFonts w:ascii="Cambria Math" w:hAnsi="Cambria Math"/>
+                      <w:sz w:val="24"/>
+                      <w:szCs w:val="24"/>
+                    </w:rPr>
+                    <m:t>C</m:t>
+                  </m:r>
+                </m:sub>
+              </m:sSub>
+            </m:den>
+          </m:f>
           <m:r>
             <w:rPr>
               <w:rFonts w:ascii="Cambria Math" w:hAnsi="Cambria Math"/>
+              <w:sz w:val="24"/>
+              <w:szCs w:val="24"/>
             </w:rPr>
             <m:t>⋅d</m:t>
           </m:r>
@@ -9493,6 +10650,8 @@
               <m:ctrlPr>
                 <w:rPr>
                   <w:rFonts w:ascii="Cambria Math" w:hAnsi="Cambria Math"/>
+                  <w:sz w:val="24"/>
+                  <w:szCs w:val="24"/>
                 </w:rPr>
               </m:ctrlPr>
             </m:dPr>
@@ -9500,6 +10659,8 @@
               <m:r>
                 <w:rPr>
                   <w:rFonts w:ascii="Cambria Math" w:hAnsi="Cambria Math"/>
+                  <w:sz w:val="24"/>
+                  <w:szCs w:val="24"/>
                 </w:rPr>
                 <m:t>B,C</m:t>
               </m:r>
@@ -9508,23 +10669,29 @@
           <m:r>
             <w:rPr>
               <w:rFonts w:ascii="Cambria Math" w:hAnsi="Cambria Math"/>
+              <w:sz w:val="24"/>
+              <w:szCs w:val="24"/>
             </w:rPr>
             <m:t>-</m:t>
           </m:r>
-          <m:d>
-            <m:dPr>
+          <m:f>
+            <m:fPr>
               <m:ctrlPr>
                 <w:rPr>
                   <w:rFonts w:ascii="Cambria Math" w:hAnsi="Cambria Math"/>
+                  <w:sz w:val="24"/>
+                  <w:szCs w:val="24"/>
                 </w:rPr>
               </m:ctrlPr>
-            </m:dPr>
-            <m:e>
+            </m:fPr>
+            <m:num>
               <m:sSub>
                 <m:sSubPr>
                   <m:ctrlPr>
                     <w:rPr>
                       <w:rFonts w:ascii="Cambria Math" w:hAnsi="Cambria Math"/>
+                      <w:sz w:val="24"/>
+                      <w:szCs w:val="24"/>
                     </w:rPr>
                   </m:ctrlPr>
                 </m:sSubPr>
@@ -9532,6 +10699,8 @@
                   <m:r>
                     <w:rPr>
                       <w:rFonts w:ascii="Cambria Math" w:hAnsi="Cambria Math"/>
+                      <w:sz w:val="24"/>
+                      <w:szCs w:val="24"/>
                     </w:rPr>
                     <m:t>n</m:t>
                   </m:r>
@@ -9540,120 +10709,131 @@
                   <m:r>
                     <w:rPr>
                       <w:rFonts w:ascii="Cambria Math" w:hAnsi="Cambria Math"/>
+                      <w:sz w:val="24"/>
+                      <w:szCs w:val="24"/>
                     </w:rPr>
                     <m:t>C</m:t>
+                  </m:r>
+                </m:sub>
+              </m:sSub>
+            </m:num>
+            <m:den>
+              <m:sSub>
+                <m:sSubPr>
+                  <m:ctrlPr>
+                    <w:rPr>
+                      <w:rFonts w:ascii="Cambria Math" w:hAnsi="Cambria Math"/>
+                      <w:sz w:val="24"/>
+                      <w:szCs w:val="24"/>
+                    </w:rPr>
+                  </m:ctrlPr>
+                </m:sSubPr>
+                <m:e>
+                  <m:r>
+                    <w:rPr>
+                      <w:rFonts w:ascii="Cambria Math" w:hAnsi="Cambria Math"/>
+                      <w:sz w:val="24"/>
+                      <w:szCs w:val="24"/>
+                    </w:rPr>
+                    <m:t>n</m:t>
+                  </m:r>
+                </m:e>
+                <m:sub>
+                  <m:r>
+                    <w:rPr>
+                      <w:rFonts w:ascii="Cambria Math" w:hAnsi="Cambria Math"/>
+                      <w:sz w:val="24"/>
+                      <w:szCs w:val="24"/>
+                    </w:rPr>
+                    <m:t>A</m:t>
                   </m:r>
                 </m:sub>
               </m:sSub>
               <m:r>
                 <w:rPr>
                   <w:rFonts w:ascii="Cambria Math" w:hAnsi="Cambria Math"/>
+                  <w:sz w:val="24"/>
+                  <w:szCs w:val="24"/>
                 </w:rPr>
-                <m:t>/</m:t>
+                <m:t>+</m:t>
               </m:r>
-              <m:d>
-                <m:dPr>
+              <m:sSub>
+                <m:sSubPr>
                   <m:ctrlPr>
                     <w:rPr>
                       <w:rFonts w:ascii="Cambria Math" w:hAnsi="Cambria Math"/>
+                      <w:sz w:val="24"/>
+                      <w:szCs w:val="24"/>
                     </w:rPr>
                   </m:ctrlPr>
-                </m:dPr>
+                </m:sSubPr>
                 <m:e>
-                  <m:sSub>
-                    <m:sSubPr>
-                      <m:ctrlPr>
-                        <w:rPr>
-                          <w:rFonts w:ascii="Cambria Math" w:hAnsi="Cambria Math"/>
-                        </w:rPr>
-                      </m:ctrlPr>
-                    </m:sSubPr>
-                    <m:e>
-                      <m:r>
-                        <w:rPr>
-                          <w:rFonts w:ascii="Cambria Math" w:hAnsi="Cambria Math"/>
-                        </w:rPr>
-                        <m:t>n</m:t>
-                      </m:r>
-                    </m:e>
-                    <m:sub>
-                      <m:r>
-                        <w:rPr>
-                          <w:rFonts w:ascii="Cambria Math" w:hAnsi="Cambria Math"/>
-                        </w:rPr>
-                        <m:t>A</m:t>
-                      </m:r>
-                    </m:sub>
-                  </m:sSub>
                   <m:r>
                     <w:rPr>
                       <w:rFonts w:ascii="Cambria Math" w:hAnsi="Cambria Math"/>
+                      <w:sz w:val="24"/>
+                      <w:szCs w:val="24"/>
                     </w:rPr>
-                    <m:t>+</m:t>
+                    <m:t>n</m:t>
                   </m:r>
-                  <m:sSub>
-                    <m:sSubPr>
-                      <m:ctrlPr>
-                        <w:rPr>
-                          <w:rFonts w:ascii="Cambria Math" w:hAnsi="Cambria Math"/>
-                        </w:rPr>
-                      </m:ctrlPr>
-                    </m:sSubPr>
-                    <m:e>
-                      <m:r>
-                        <w:rPr>
-                          <w:rFonts w:ascii="Cambria Math" w:hAnsi="Cambria Math"/>
-                        </w:rPr>
-                        <m:t>n</m:t>
-                      </m:r>
-                    </m:e>
-                    <m:sub>
-                      <m:r>
-                        <w:rPr>
-                          <w:rFonts w:ascii="Cambria Math" w:hAnsi="Cambria Math"/>
-                        </w:rPr>
-                        <m:t>B</m:t>
-                      </m:r>
-                    </m:sub>
-                  </m:sSub>
+                </m:e>
+                <m:sub>
                   <m:r>
                     <w:rPr>
                       <w:rFonts w:ascii="Cambria Math" w:hAnsi="Cambria Math"/>
+                      <w:sz w:val="24"/>
+                      <w:szCs w:val="24"/>
                     </w:rPr>
-                    <m:t>+</m:t>
+                    <m:t>B</m:t>
                   </m:r>
-                  <m:sSub>
-                    <m:sSubPr>
-                      <m:ctrlPr>
-                        <w:rPr>
-                          <w:rFonts w:ascii="Cambria Math" w:hAnsi="Cambria Math"/>
-                        </w:rPr>
-                      </m:ctrlPr>
-                    </m:sSubPr>
-                    <m:e>
-                      <m:r>
-                        <w:rPr>
-                          <w:rFonts w:ascii="Cambria Math" w:hAnsi="Cambria Math"/>
-                        </w:rPr>
-                        <m:t>n</m:t>
-                      </m:r>
-                    </m:e>
-                    <m:sub>
-                      <m:r>
-                        <w:rPr>
-                          <w:rFonts w:ascii="Cambria Math" w:hAnsi="Cambria Math"/>
-                        </w:rPr>
-                        <m:t>C</m:t>
-                      </m:r>
-                    </m:sub>
-                  </m:sSub>
+                </m:sub>
+              </m:sSub>
+              <m:r>
+                <w:rPr>
+                  <w:rFonts w:ascii="Cambria Math" w:hAnsi="Cambria Math"/>
+                  <w:sz w:val="24"/>
+                  <w:szCs w:val="24"/>
+                </w:rPr>
+                <m:t>+</m:t>
+              </m:r>
+              <m:sSub>
+                <m:sSubPr>
+                  <m:ctrlPr>
+                    <w:rPr>
+                      <w:rFonts w:ascii="Cambria Math" w:hAnsi="Cambria Math"/>
+                      <w:sz w:val="24"/>
+                      <w:szCs w:val="24"/>
+                    </w:rPr>
+                  </m:ctrlPr>
+                </m:sSubPr>
+                <m:e>
+                  <m:r>
+                    <w:rPr>
+                      <w:rFonts w:ascii="Cambria Math" w:hAnsi="Cambria Math"/>
+                      <w:sz w:val="24"/>
+                      <w:szCs w:val="24"/>
+                    </w:rPr>
+                    <m:t>n</m:t>
+                  </m:r>
                 </m:e>
-              </m:d>
-            </m:e>
-          </m:d>
+                <m:sub>
+                  <m:r>
+                    <w:rPr>
+                      <w:rFonts w:ascii="Cambria Math" w:hAnsi="Cambria Math"/>
+                      <w:sz w:val="24"/>
+                      <w:szCs w:val="24"/>
+                    </w:rPr>
+                    <m:t>C</m:t>
+                  </m:r>
+                </m:sub>
+              </m:sSub>
+            </m:den>
+          </m:f>
           <m:r>
             <w:rPr>
               <w:rFonts w:ascii="Cambria Math" w:hAnsi="Cambria Math"/>
+              <w:sz w:val="24"/>
+              <w:szCs w:val="24"/>
             </w:rPr>
             <m:t>⋅d</m:t>
           </m:r>
@@ -9662,6 +10842,8 @@
               <m:ctrlPr>
                 <w:rPr>
                   <w:rFonts w:ascii="Cambria Math" w:hAnsi="Cambria Math"/>
+                  <w:sz w:val="24"/>
+                  <w:szCs w:val="24"/>
                 </w:rPr>
               </m:ctrlPr>
             </m:dPr>
@@ -9669,6 +10851,8 @@
               <m:r>
                 <w:rPr>
                   <w:rFonts w:ascii="Cambria Math" w:hAnsi="Cambria Math"/>
+                  <w:sz w:val="24"/>
+                  <w:szCs w:val="24"/>
                 </w:rPr>
                 <m:t>A,B</m:t>
               </m:r>
@@ -9695,18 +10879,30 @@
       <w:pPr>
         <w:pStyle w:val="Heading2"/>
       </w:pPr>
-      <w:bookmarkStart w:id="29" w:name="_Toc243594376"/>
+      <w:bookmarkStart w:id="30" w:name="_Toc243609347"/>
       <w:r>
         <w:t>3.5. DBSCAN cài đặt từ đầu</w:t>
       </w:r>
-      <w:bookmarkEnd w:id="29"/>
+      <w:bookmarkEnd w:id="30"/>
     </w:p>
     <w:p>
       <w:pPr>
         <w:ind w:firstLine="720"/>
       </w:pPr>
       <w:r>
-        <w:t>DBSCAN phân loại điểm theo mật độ với hai tham số eps là bán kính và min_samples là số điểm tối thiểu. Điểm lõi có ít nhất min_samples điểm (kể cả nó) trong bán kính eps; điểm biên nằm trong bán kính của một điểm lõi; điểm còn lại gán nhãn nhiễu −1. Nhóm cài đặt SimpleDBSCAN bằng cách duyệt vùng lân cận và lan truyền nhãn.</w:t>
+        <w:t>DBSCAN phân loại điểm theo mật độ với hai tham số eps là bán kính và min_samples là số điểm tối thiểu. Điểm lõi có ít nhất min_samples điểm (kể cả nó) trong bán kính eps</w:t>
+      </w:r>
+      <w:r>
+        <w:t>,</w:t>
+      </w:r>
+      <w:r>
+        <w:t xml:space="preserve"> điểm biên nằm trong bán kính của một điểm lõi</w:t>
+      </w:r>
+      <w:r>
+        <w:t>,</w:t>
+      </w:r>
+      <w:r>
+        <w:t xml:space="preserve"> điểm còn lại gán nhãn nhiễu −1. Nhóm cài đặt SimpleDBSCAN bằng cách duyệt vùng lân cận và lan truyền nhãn.</w:t>
       </w:r>
     </w:p>
     <w:p>
@@ -10233,22 +11429,24 @@
         <w:ind w:firstLine="720"/>
       </w:pPr>
       <w:r>
-        <w:t xml:space="preserve">Với cấu hình tốt nhất eps = 1,2 và min_samples = 4, DBSCAN chỉ tạo 1 đến 2 cụm và đánh dấu 24 đến 35 điểm nhiễu; Silhouette đạt 0,2976 năm 2015 nhưng bằng 0 ở 2016 và 2017, âm ở 2019. Nguyên nhân là sáu đặc trưng sau chuẩn hóa có mật độ khá đồng đều, không tồn tại vùng dày đặc trưng để tách cụm. Nhóm giữ DBSCAN như phương án </w:t>
-      </w:r>
-      <w:r>
-        <w:lastRenderedPageBreak/>
-        <w:t>đối chứng để chứng minh dữ liệu quốc gia phù hợp hơn với phương pháp dựa trên khoảng cách.</w:t>
+        <w:t>Với cấu hình tốt nhất eps = 1,2 và min_samples = 4, DBSCAN chỉ tạo 1 đến 2 cụm và đánh dấu 24 đến 35 điểm nhiễu</w:t>
+      </w:r>
+      <w:r>
+        <w:t>,</w:t>
+      </w:r>
+      <w:r>
+        <w:t xml:space="preserve"> Silhouette đạt 0,2976 năm 2015 nhưng bằng 0 ở 2016 và 2017, âm ở 2019. Nguyên nhân là sáu đặc trưng sau chuẩn hóa có mật độ khá đồng đều, không tồn tại vùng dày đặc trưng để tách cụm. Nhóm giữ DBSCAN như phương án đối chứng để chứng minh dữ liệu quốc gia phù hợp hơn với phương pháp dựa trên khoảng cách.</w:t>
       </w:r>
     </w:p>
     <w:p>
       <w:pPr>
         <w:pStyle w:val="Heading2"/>
       </w:pPr>
-      <w:bookmarkStart w:id="30" w:name="_Toc243594377"/>
+      <w:bookmarkStart w:id="31" w:name="_Toc243609348"/>
       <w:r>
         <w:t>3.6. Các độ đo đánh giá</w:t>
       </w:r>
-      <w:bookmarkEnd w:id="30"/>
+      <w:bookmarkEnd w:id="31"/>
     </w:p>
     <w:p>
       <w:pPr>
@@ -10265,16 +11463,224 @@
       </w:r>
     </w:p>
     <w:p>
-      <w:r>
-        <w:t>s(i) = (b(i) − a(i)) / max(a(i), b(i)), giá trị nằm trong đoạn [−1; 1]</w:t>
-      </w:r>
+      <w:pPr>
+        <w:ind w:firstLine="720"/>
+      </w:pPr>
+      <m:oMathPara>
+        <m:oMath>
+          <m:r>
+            <w:rPr>
+              <w:rFonts w:ascii="Cambria Math" w:hAnsi="Cambria Math"/>
+            </w:rPr>
+            <m:t>s</m:t>
+          </m:r>
+          <m:d>
+            <m:dPr>
+              <m:ctrlPr>
+                <w:rPr>
+                  <w:rFonts w:ascii="Cambria Math" w:hAnsi="Cambria Math"/>
+                </w:rPr>
+              </m:ctrlPr>
+            </m:dPr>
+            <m:e>
+              <m:r>
+                <w:rPr>
+                  <w:rFonts w:ascii="Cambria Math" w:hAnsi="Cambria Math"/>
+                </w:rPr>
+                <m:t>i</m:t>
+              </m:r>
+            </m:e>
+          </m:d>
+          <m:r>
+            <w:rPr>
+              <w:rFonts w:ascii="Cambria Math" w:hAnsi="Cambria Math"/>
+            </w:rPr>
+            <m:t>=</m:t>
+          </m:r>
+          <m:f>
+            <m:fPr>
+              <m:ctrlPr>
+                <w:rPr>
+                  <w:rFonts w:ascii="Cambria Math" w:hAnsi="Cambria Math"/>
+                </w:rPr>
+              </m:ctrlPr>
+            </m:fPr>
+            <m:num>
+              <m:r>
+                <w:rPr>
+                  <w:rFonts w:ascii="Cambria Math" w:hAnsi="Cambria Math"/>
+                </w:rPr>
+                <m:t>b</m:t>
+              </m:r>
+              <m:d>
+                <m:dPr>
+                  <m:ctrlPr>
+                    <w:rPr>
+                      <w:rFonts w:ascii="Cambria Math" w:hAnsi="Cambria Math"/>
+                    </w:rPr>
+                  </m:ctrlPr>
+                </m:dPr>
+                <m:e>
+                  <m:r>
+                    <w:rPr>
+                      <w:rFonts w:ascii="Cambria Math" w:hAnsi="Cambria Math"/>
+                    </w:rPr>
+                    <m:t>i</m:t>
+                  </m:r>
+                </m:e>
+              </m:d>
+              <m:r>
+                <w:rPr>
+                  <w:rFonts w:ascii="Cambria Math" w:hAnsi="Cambria Math"/>
+                </w:rPr>
+                <m:t>-a</m:t>
+              </m:r>
+              <m:d>
+                <m:dPr>
+                  <m:ctrlPr>
+                    <w:rPr>
+                      <w:rFonts w:ascii="Cambria Math" w:hAnsi="Cambria Math"/>
+                    </w:rPr>
+                  </m:ctrlPr>
+                </m:dPr>
+                <m:e>
+                  <m:r>
+                    <w:rPr>
+                      <w:rFonts w:ascii="Cambria Math" w:hAnsi="Cambria Math"/>
+                    </w:rPr>
+                    <m:t>i</m:t>
+                  </m:r>
+                </m:e>
+              </m:d>
+            </m:num>
+            <m:den>
+              <m:func>
+                <m:funcPr>
+                  <m:ctrlPr>
+                    <w:rPr>
+                      <w:rFonts w:ascii="Cambria Math" w:hAnsi="Cambria Math"/>
+                    </w:rPr>
+                  </m:ctrlPr>
+                </m:funcPr>
+                <m:fName>
+                  <m:r>
+                    <m:rPr>
+                      <m:sty m:val="p"/>
+                    </m:rPr>
+                    <w:rPr>
+                      <w:rFonts w:ascii="Cambria Math" w:hAnsi="Cambria Math"/>
+                    </w:rPr>
+                    <m:t>max</m:t>
+                  </m:r>
+                </m:fName>
+                <m:e>
+                  <m:d>
+                    <m:dPr>
+                      <m:ctrlPr>
+                        <w:rPr>
+                          <w:rFonts w:ascii="Cambria Math" w:hAnsi="Cambria Math"/>
+                        </w:rPr>
+                      </m:ctrlPr>
+                    </m:dPr>
+                    <m:e>
+                      <m:r>
+                        <w:rPr>
+                          <w:rFonts w:ascii="Cambria Math" w:hAnsi="Cambria Math"/>
+                        </w:rPr>
+                        <m:t>a</m:t>
+                      </m:r>
+                      <m:d>
+                        <m:dPr>
+                          <m:ctrlPr>
+                            <w:rPr>
+                              <w:rFonts w:ascii="Cambria Math" w:hAnsi="Cambria Math"/>
+                            </w:rPr>
+                          </m:ctrlPr>
+                        </m:dPr>
+                        <m:e>
+                          <m:r>
+                            <w:rPr>
+                              <w:rFonts w:ascii="Cambria Math" w:hAnsi="Cambria Math"/>
+                            </w:rPr>
+                            <m:t>i</m:t>
+                          </m:r>
+                        </m:e>
+                      </m:d>
+                      <m:r>
+                        <w:rPr>
+                          <w:rFonts w:ascii="Cambria Math" w:hAnsi="Cambria Math"/>
+                        </w:rPr>
+                        <m:t>,b</m:t>
+                      </m:r>
+                      <m:d>
+                        <m:dPr>
+                          <m:ctrlPr>
+                            <w:rPr>
+                              <w:rFonts w:ascii="Cambria Math" w:hAnsi="Cambria Math"/>
+                            </w:rPr>
+                          </m:ctrlPr>
+                        </m:dPr>
+                        <m:e>
+                          <m:r>
+                            <w:rPr>
+                              <w:rFonts w:ascii="Cambria Math" w:hAnsi="Cambria Math"/>
+                            </w:rPr>
+                            <m:t>i</m:t>
+                          </m:r>
+                        </m:e>
+                      </m:d>
+                      <m:r>
+                        <w:rPr>
+                          <w:rFonts w:ascii="Cambria Math" w:hAnsi="Cambria Math"/>
+                        </w:rPr>
+                        <m:t>)</m:t>
+                      </m:r>
+                    </m:e>
+                  </m:d>
+                </m:e>
+              </m:func>
+            </m:den>
+          </m:f>
+          <m:r>
+            <w:rPr>
+              <w:rFonts w:ascii="Cambria Math" w:hAnsi="Cambria Math"/>
+            </w:rPr>
+            <m:t>∈</m:t>
+          </m:r>
+          <m:d>
+            <m:dPr>
+              <m:begChr m:val="["/>
+              <m:endChr m:val="]"/>
+              <m:ctrlPr>
+                <w:rPr>
+                  <w:rFonts w:ascii="Cambria Math" w:hAnsi="Cambria Math"/>
+                </w:rPr>
+              </m:ctrlPr>
+            </m:dPr>
+            <m:e>
+              <m:r>
+                <w:rPr>
+                  <w:rFonts w:ascii="Cambria Math" w:hAnsi="Cambria Math"/>
+                </w:rPr>
+                <m:t>-1,1</m:t>
+              </m:r>
+            </m:e>
+          </m:d>
+        </m:oMath>
+      </m:oMathPara>
     </w:p>
     <w:p>
       <w:pPr>
         <w:ind w:firstLine="720"/>
       </w:pPr>
       <w:r>
-        <w:t>Hệ số Silhouette của cả tập là trung bình của s(i); giá trị gần 1 nghĩa là cụm tách biệt, gần 0 là nằm sát ranh giới, âm là có khả năng gán sai cụm.</w:t>
+        <w:t>Hệ số Silhouette của cả tập là trung bình của s(i)</w:t>
+      </w:r>
+      <w:r>
+        <w:t>,</w:t>
+      </w:r>
+      <w:r>
+        <w:t xml:space="preserve"> giá trị gần 1 nghĩa là cụm tách biệt, gần 0 là nằm sát ranh giới, âm là có khả năng gán sai cụm.</w:t>
       </w:r>
     </w:p>
     <w:p>
@@ -10306,7 +11712,13 @@
         <w:t>Adjusted Rand Index (ARI)</w:t>
       </w:r>
       <w:r>
-        <w:t xml:space="preserve"> đo mức trùng khớp nhãn giữa hai lần chạy sau khi loại yếu tố ngẫu nhiên; ARI bằng 1 là trùng khớp hoàn toàn.</w:t>
+        <w:t xml:space="preserve"> đo mức trùng khớp nhãn giữa hai lần chạy sau khi loại yếu tố ngẫu nhiên</w:t>
+      </w:r>
+      <w:r>
+        <w:t>,</w:t>
+      </w:r>
+      <w:r>
+        <w:t xml:space="preserve"> ARI bằng 1 là trùng khớp hoàn toàn.</w:t>
       </w:r>
     </w:p>
     <w:p>
@@ -10321,18 +11733,24 @@
       <w:pPr>
         <w:pStyle w:val="Heading2"/>
       </w:pPr>
-      <w:bookmarkStart w:id="31" w:name="_Toc243594378"/>
+      <w:bookmarkStart w:id="32" w:name="_Toc243609349"/>
       <w:r>
         <w:t>3.7. Khảo sát số cụm tối ưu</w:t>
       </w:r>
-      <w:bookmarkEnd w:id="31"/>
+      <w:bookmarkEnd w:id="32"/>
     </w:p>
     <w:p>
       <w:pPr>
         <w:ind w:firstLine="720"/>
       </w:pPr>
       <w:r>
-        <w:t>Nhóm khảo sát k từ 2 đến 9 cho từng năm bằng Elbow trên Inertia kết hợp với Silhouette; bảng khảo sát gồm 40 dòng. Hình 3.1 là biểu đồ khuỷu tay và Silhouette của K-Means.</w:t>
+        <w:t>Nhóm khảo sát k từ 2 đến 9 cho từng năm bằng Elbow trên Inertia kết hợp với Silhouette</w:t>
+      </w:r>
+      <w:r>
+        <w:t>,</w:t>
+      </w:r>
+      <w:r>
+        <w:t xml:space="preserve"> bảng khảo sát gồm 40 dòng. Hình 3.1 là biểu đồ khuỷu tay và Silhouette của K-Means.</w:t>
       </w:r>
     </w:p>
     <w:p>
@@ -10344,7 +11762,6 @@
         <w:rPr>
           <w:noProof/>
         </w:rPr>
-        <w:lastRenderedPageBreak/>
         <w:drawing>
           <wp:inline distT="0" distB="0" distL="0" distR="0" wp14:anchorId="26EE8A08" wp14:editId="28321B31">
             <wp:extent cx="5577840" cy="1970302"/>
@@ -10922,7 +12339,7 @@
         <w:t xml:space="preserve"> = 3 ở cả năm năm, Silhouette cực đại tăng từ 0,2931 năm 2015 lên 0,3436 năm 2019. Vì k</w:t>
       </w:r>
       <w:r>
-        <w:t xml:space="preserve"> đồng thuận, nhóm giữ thêm cấu hình k = 3 làm đối chứng xuyên năm để phục vụ so sánh giữa các năm. Hình 3.2 là biểu đồ khảo sát số cụm riêng cho năm 2019.</w:t>
+        <w:t xml:space="preserve"> đồng thuận, nhóm giữ thêm cấu hình k = 3 làm đối chứng xuyên năm để phục vụ so sánh giữa các năm.</w:t>
       </w:r>
     </w:p>
     <w:p>
@@ -10934,7 +12351,6 @@
         <w:rPr>
           <w:noProof/>
         </w:rPr>
-        <w:lastRenderedPageBreak/>
         <w:drawing>
           <wp:inline distT="0" distB="0" distL="0" distR="0" wp14:anchorId="2549E8D1" wp14:editId="1F754E61">
             <wp:extent cx="4937760" cy="2821577"/>
@@ -10990,18 +12406,18 @@
       <w:pPr>
         <w:pStyle w:val="Heading2"/>
       </w:pPr>
-      <w:bookmarkStart w:id="32" w:name="_Toc243594379"/>
+      <w:bookmarkStart w:id="33" w:name="_Toc243609350"/>
       <w:r>
         <w:t>3.8. Kiểm tra độ ổn định</w:t>
       </w:r>
-      <w:bookmarkEnd w:id="32"/>
+      <w:bookmarkEnd w:id="33"/>
     </w:p>
     <w:p>
       <w:pPr>
         <w:ind w:firstLine="720"/>
       </w:pPr>
       <w:r>
-        <w:t>Nhóm chạy K-Means mười lần với mười seed khác nhau cho mỗi năm và tính ARI cho từng cặp trong 45 cặp. Bảng 3.4 là kết quả ARI của các cấu hình dùng Z-score.</w:t>
+        <w:t>Nhóm chạy K-Means mười lần với mười seed khác nhau cho mỗi năm và tính ARI cho từng cặp trong 45 cặp.</w:t>
       </w:r>
     </w:p>
     <w:p>
@@ -12352,7 +13768,6 @@
                 <w:color w:val="000000"/>
                 <w:sz w:val="22"/>
               </w:rPr>
-              <w:lastRenderedPageBreak/>
               <w:t>2018</w:t>
             </w:r>
           </w:p>
@@ -12775,47 +14190,82 @@
         <w:ind w:firstLine="720"/>
       </w:pPr>
       <w:r>
-        <w:t>ARI trung bình của K-Means/Z-score đạt 0,9763 đến 1,0000 với mức thấp nhất từng cặp là 0,9763; điều này cho thấy phân hoạch gần như không phụ thuộc seed. Ward và DBSCAN là thuật toán tất định nên ARI bằng 1,0000 giữa các lần chạy, nhóm ghi nhận kèm giải thích thay vì chạy lặp hình thức.</w:t>
+        <w:t>ARI trung bình của K-Means/Z-score đạt 0,9763 đến 1,0000 với mức thấp nhất từng cặp là 0,9763</w:t>
+      </w:r>
+      <w:r>
+        <w:t>,</w:t>
+      </w:r>
+      <w:r>
+        <w:t xml:space="preserve"> điều này cho thấy phân hoạch gần như không phụ thuộc seed. Ward và DBSCAN là thuật toán tất định nên ARI bằng 1,0000 giữa các lần chạy, nhóm ghi nhận kèm giải thích thay vì chạy lặp hình thức.</w:t>
       </w:r>
     </w:p>
     <w:p>
       <w:pPr>
         <w:pStyle w:val="Heading2"/>
       </w:pPr>
-      <w:bookmarkStart w:id="33" w:name="_Toc243594380"/>
+      <w:bookmarkStart w:id="34" w:name="_Toc243609351"/>
       <w:r>
         <w:t>3.9. Quy trình thực nghiệm</w:t>
-      </w:r>
-      <w:bookmarkEnd w:id="33"/>
-    </w:p>
-    <w:p>
-      <w:pPr>
-        <w:ind w:firstLine="720"/>
-      </w:pPr>
-      <w:r>
-        <w:t>Mỗi năm là một thí nghiệm độc lập. Quy trình gồm: nạp bảng interim; chọn sáu đặc trưng của năm; chuẩn hóa theo cấu hình; chạy thuật toán; tính Silhouette, Davies–Bouldin, Calinski–Harabasz; và hậu kiểm bằng điểm hạnh phúc. Tổng cộng năm cấu hình lõi nhân năm năm là 25 dòng kết quả, cộng với 60 dòng quét DBSCAN và 25 dòng độ ổn định ARI. Toàn bộ kết quả lưu tại reports/tables/.</w:t>
-      </w:r>
-    </w:p>
-    <w:p>
-      <w:pPr>
-        <w:pStyle w:val="Heading1"/>
-      </w:pPr>
-      <w:bookmarkStart w:id="34" w:name="_Toc243594381"/>
-      <w:r>
-        <w:lastRenderedPageBreak/>
-        <w:t>CHƯƠNG 4: KẾT QUẢ THỰC NGHIỆM VÀ DIỄN GIẢI TRI THỨC</w:t>
       </w:r>
       <w:bookmarkEnd w:id="34"/>
     </w:p>
     <w:p>
       <w:pPr>
+        <w:ind w:firstLine="720"/>
+      </w:pPr>
+      <w:r>
+        <w:t>Mỗi năm là một thí nghiệm độc lập. Quy trình gồm: nạp bảng interim</w:t>
+      </w:r>
+      <w:r>
+        <w:t>,</w:t>
+      </w:r>
+      <w:r>
+        <w:t xml:space="preserve"> chọn sáu đặc trưng của năm</w:t>
+      </w:r>
+      <w:r>
+        <w:t>,</w:t>
+      </w:r>
+      <w:r>
+        <w:t xml:space="preserve"> chuẩn hóa theo cấu hình</w:t>
+      </w:r>
+      <w:r>
+        <w:t>,</w:t>
+      </w:r>
+      <w:r>
+        <w:t xml:space="preserve"> chạy thuật toán</w:t>
+      </w:r>
+      <w:r>
+        <w:t>,</w:t>
+      </w:r>
+      <w:r>
+        <w:t xml:space="preserve"> tính Silhouette, Davies–Bouldin, Calinski–Harabasz</w:t>
+      </w:r>
+      <w:r>
+        <w:t>,</w:t>
+      </w:r>
+      <w:r>
+        <w:t xml:space="preserve"> và hậu kiểm bằng điểm hạnh phúc. Tổng cộng năm cấu hình lõi nhân năm năm là 25 dòng kết quả, cộng với 60 dòng quét DBSCAN và 25 dòng độ ổn định ARI. Toàn bộ kết quả lưu tại reports/tables/.</w:t>
+      </w:r>
+    </w:p>
+    <w:p>
+      <w:pPr>
+        <w:pStyle w:val="Heading1"/>
+      </w:pPr>
+      <w:bookmarkStart w:id="35" w:name="_Toc243609352"/>
+      <w:r>
+        <w:t>CHƯƠNG 4: KẾT QUẢ THỰC NGHIỆM VÀ DIỄN GIẢI TRI THỨC</w:t>
+      </w:r>
+      <w:bookmarkEnd w:id="35"/>
+    </w:p>
+    <w:p>
+      <w:pPr>
         <w:pStyle w:val="Heading2"/>
       </w:pPr>
-      <w:bookmarkStart w:id="35" w:name="_Toc243594382"/>
+      <w:bookmarkStart w:id="36" w:name="_Toc243609353"/>
       <w:r>
         <w:t>4.1. Chỉ số đánh giá của K-Means qua các năm</w:t>
       </w:r>
-      <w:bookmarkEnd w:id="35"/>
+      <w:bookmarkEnd w:id="36"/>
     </w:p>
     <w:p>
       <w:pPr>
@@ -13562,11 +15012,11 @@
       <w:pPr>
         <w:pStyle w:val="Heading2"/>
       </w:pPr>
-      <w:bookmarkStart w:id="36" w:name="_Toc243594383"/>
+      <w:bookmarkStart w:id="37" w:name="_Toc243609354"/>
       <w:r>
         <w:t>4.2. Chỉ số đánh giá của Ward và so sánh với K-Means</w:t>
       </w:r>
-      <w:bookmarkEnd w:id="36"/>
+      <w:bookmarkEnd w:id="37"/>
     </w:p>
     <w:p>
       <w:pPr>
@@ -14273,26 +15723,37 @@
         <w:ind w:firstLine="720"/>
       </w:pPr>
       <w:r>
-        <w:t>Ward có Silhouette thấp hơn K-Means ở cả năm năm (0,2541 đến 0,3104 so với 0,2931 đến 0,3436) và thời gian chạy lớn hơn (0,77 đến 1,42 giây so với 0,08 đến 0,39 giây). Cả hai thuật toán đều đồng thuận chọn ba cụm ở mọi năm; K-Means được chọn làm cấu hình kể chuyện chính vì chỉ số tách biệt tốt hơn và chi phí tính toán thấp hơn.</w:t>
+        <w:t>Ward có Silhouette thấp hơn K-Means ở cả năm năm (0,2541 đến 0,3104 so với 0,2931 đến 0,3436) và thời gian chạy lớn hơn (0,77 đến 1,42 giây so với 0,08 đến 0,39 giây). Cả hai thuật toán đều đồng thuận chọn ba cụm ở mọi năm</w:t>
+      </w:r>
+      <w:r>
+        <w:t>,</w:t>
+      </w:r>
+      <w:r>
+        <w:t xml:space="preserve"> K-Means được chọn làm cấu hình kể chuyện chính vì chỉ số tách biệt tốt hơn và chi phí tính toán thấp hơn.</w:t>
       </w:r>
     </w:p>
     <w:p>
       <w:pPr>
         <w:pStyle w:val="Heading2"/>
       </w:pPr>
-      <w:bookmarkStart w:id="37" w:name="_Toc243594384"/>
-      <w:r>
-        <w:lastRenderedPageBreak/>
+      <w:bookmarkStart w:id="38" w:name="_Toc243609355"/>
+      <w:r>
         <w:t>4.3. Chân dung ba cụm</w:t>
       </w:r>
-      <w:bookmarkEnd w:id="37"/>
+      <w:bookmarkEnd w:id="38"/>
     </w:p>
     <w:p>
       <w:pPr>
         <w:ind w:firstLine="720"/>
       </w:pPr>
       <w:r>
-        <w:t>Bảng 4.3 tổng hợp số lượng quốc gia và điểm hạnh phúc trung bình của từng cụm theo năm; số liệu lấy từ reports/tables/cluster_trends.csv.</w:t>
+        <w:t>Bảng 4.3 tổng hợp số lượng quốc gia và điểm hạnh phúc trung bình của từng cụm theo năm</w:t>
+      </w:r>
+      <w:r>
+        <w:t>,</w:t>
+      </w:r>
+      <w:r>
+        <w:t xml:space="preserve"> số liệu lấy từ reports/tables/cluster_trends.csv.</w:t>
       </w:r>
     </w:p>
     <w:p>
@@ -15586,48 +17047,77 @@
     </w:p>
     <w:p>
       <w:pPr>
+        <w:pStyle w:val="ListParagraph"/>
+        <w:numPr>
+          <w:ilvl w:val="0"/>
+          <w:numId w:val="19"/>
+        </w:numPr>
         <w:spacing w:before="40" w:line="312" w:lineRule="auto"/>
-        <w:ind w:left="425"/>
-      </w:pPr>
-      <w:r>
-        <w:rPr>
-          <w:b/>
-        </w:rPr>
-        <w:t xml:space="preserve">1. </w:t>
-      </w:r>
-      <w:r>
-        <w:t>Cụm 1 — Phát triển toàn diện: vượt trội đồng thời ở GDP, tuổi thọ và hỗ trợ xã hội, nhận thức tham nhũng cao nhất. Số quốc gia theo năm là 29, 27, 29, 24 và 28; điểm hạnh phúc trung bình từ 6,728 đến 6,846.</w:t>
+      </w:pPr>
+      <w:r>
+        <w:t xml:space="preserve">Cụm 1 </w:t>
+      </w:r>
+      <w:r>
+        <w:t>-</w:t>
+      </w:r>
+      <w:r>
+        <w:t xml:space="preserve"> Phát triển toàn diện: vượt trội đồng thời ở GDP, tuổi thọ và hỗ trợ xã hội, nhận thức tham nhũng cao nhất. Số quốc gia theo năm là 29, 27, 29, 24 và 28</w:t>
+      </w:r>
+      <w:r>
+        <w:t>,</w:t>
+      </w:r>
+      <w:r>
+        <w:t xml:space="preserve"> điểm hạnh phúc trung bình từ 6,728 đến 6,846.</w:t>
       </w:r>
     </w:p>
     <w:p>
       <w:pPr>
+        <w:pStyle w:val="ListParagraph"/>
+        <w:numPr>
+          <w:ilvl w:val="0"/>
+          <w:numId w:val="19"/>
+        </w:numPr>
         <w:spacing w:before="40" w:line="312" w:lineRule="auto"/>
-        <w:ind w:left="425"/>
-      </w:pPr>
-      <w:r>
-        <w:rPr>
-          <w:b/>
-        </w:rPr>
-        <w:t xml:space="preserve">2. </w:t>
-      </w:r>
-      <w:r>
-        <w:t>Cụm 2 — Đang phát triển phụ thuộc kinh tế: các chỉ số ở mức trung bình khá và chiếm số lượng đông nhất. Số quốc gia theo năm là 79, 84, 80, 85 và 82; điểm hạnh phúc trung bình từ 5,570 đến 5,608.</w:t>
+      </w:pPr>
+      <w:r>
+        <w:t xml:space="preserve">Cụm 2 </w:t>
+      </w:r>
+      <w:r>
+        <w:t>-</w:t>
+      </w:r>
+      <w:r>
+        <w:t xml:space="preserve"> Đang phát triển phụ thuộc kinh tế: các chỉ số ở mức trung bình khá và chiếm số lượng đông nhất. Số quốc gia theo năm là 79, 84, 80, 85 và 82</w:t>
+      </w:r>
+      <w:r>
+        <w:t>,</w:t>
+      </w:r>
+      <w:r>
+        <w:t xml:space="preserve"> điểm hạnh phúc trung bình từ 5,570 đến 5,608.</w:t>
       </w:r>
     </w:p>
     <w:p>
       <w:pPr>
+        <w:pStyle w:val="ListParagraph"/>
+        <w:numPr>
+          <w:ilvl w:val="0"/>
+          <w:numId w:val="19"/>
+        </w:numPr>
         <w:spacing w:before="40" w:line="312" w:lineRule="auto"/>
-        <w:ind w:left="425"/>
-      </w:pPr>
-      <w:r>
-        <w:rPr>
-          <w:b/>
-        </w:rPr>
-        <w:lastRenderedPageBreak/>
-        <w:t xml:space="preserve">3. </w:t>
-      </w:r>
-      <w:r>
-        <w:t>Cụm 3 — Dễ bị tổn thương và Khó khăn: điểm rất thấp ở hầu hết trụ cột kinh tế, y tế và tự do. Số quốc gia theo năm là 50, 46, 46, 46 và 46; điểm hạnh phúc trung bình từ 4,096 đến 4,263.</w:t>
+      </w:pPr>
+      <w:r>
+        <w:t xml:space="preserve">Cụm 3 </w:t>
+      </w:r>
+      <w:r>
+        <w:t>-</w:t>
+      </w:r>
+      <w:r>
+        <w:t xml:space="preserve"> Dễ bị tổn thương và Khó khăn: điểm rất thấp ở hầu hết trụ cột kinh tế, y tế và tự do. Số quốc gia theo năm là 50, 46, 46, 46 và 46</w:t>
+      </w:r>
+      <w:r>
+        <w:t>,</w:t>
+      </w:r>
+      <w:r>
+        <w:t xml:space="preserve"> điểm hạnh phúc trung bình từ 4,096 đến 4,263.</w:t>
       </w:r>
     </w:p>
     <w:p>
@@ -15702,11 +17192,11 @@
       <w:pPr>
         <w:pStyle w:val="Heading2"/>
       </w:pPr>
-      <w:bookmarkStart w:id="38" w:name="_Toc243594385"/>
+      <w:bookmarkStart w:id="39" w:name="_Toc243609356"/>
       <w:r>
         <w:t>4.4. Hậu kiểm độc lập bằng điểm hạnh phúc</w:t>
       </w:r>
-      <w:bookmarkEnd w:id="38"/>
+      <w:bookmarkEnd w:id="39"/>
     </w:p>
     <w:p>
       <w:pPr>
@@ -15717,6 +17207,9 @@
       </w:r>
     </w:p>
     <w:p>
+      <w:pPr>
+        <w:ind w:firstLine="720"/>
+      </w:pPr>
       <m:oMathPara>
         <m:oMath>
           <m:r>
@@ -15725,142 +17218,107 @@
             </w:rPr>
             <m:t>F=</m:t>
           </m:r>
-          <m:d>
-            <m:dPr>
+          <m:f>
+            <m:fPr>
               <m:ctrlPr>
                 <w:rPr>
                   <w:rFonts w:ascii="Cambria Math" w:hAnsi="Cambria Math"/>
                 </w:rPr>
               </m:ctrlPr>
-            </m:dPr>
-            <m:e>
-              <m:r>
-                <w:rPr>
-                  <w:rFonts w:ascii="Cambria Math" w:hAnsi="Cambria Math"/>
-                </w:rPr>
-                <m:t>S</m:t>
-              </m:r>
-              <m:sSub>
-                <m:sSubPr>
+            </m:fPr>
+            <m:num>
+              <m:f>
+                <m:fPr>
                   <m:ctrlPr>
                     <w:rPr>
                       <w:rFonts w:ascii="Cambria Math" w:hAnsi="Cambria Math"/>
                     </w:rPr>
                   </m:ctrlPr>
-                </m:sSubPr>
-                <m:e>
-                  <m:r>
-                    <w:rPr>
-                      <w:rFonts w:ascii="Cambria Math" w:hAnsi="Cambria Math"/>
-                    </w:rPr>
-                    <m:t>S</m:t>
-                  </m:r>
-                </m:e>
-                <m:sub>
-                  <m:r>
-                    <w:rPr>
-                      <w:rFonts w:ascii="Cambria Math" w:hAnsi="Cambria Math"/>
-                    </w:rPr>
-                    <m:t>between</m:t>
-                  </m:r>
-                </m:sub>
-              </m:sSub>
-              <m:r>
-                <w:rPr>
-                  <w:rFonts w:ascii="Cambria Math" w:hAnsi="Cambria Math"/>
-                </w:rPr>
-                <m:t>/</m:t>
-              </m:r>
-              <m:d>
-                <m:dPr>
-                  <m:ctrlPr>
-                    <w:rPr>
-                      <w:rFonts w:ascii="Cambria Math" w:hAnsi="Cambria Math"/>
-                    </w:rPr>
-                  </m:ctrlPr>
-                </m:dPr>
-                <m:e>
+                </m:fPr>
+                <m:num>
+                  <m:sSub>
+                    <m:sSubPr>
+                      <m:ctrlPr>
+                        <w:rPr>
+                          <w:rFonts w:ascii="Cambria Math" w:hAnsi="Cambria Math"/>
+                        </w:rPr>
+                      </m:ctrlPr>
+                    </m:sSubPr>
+                    <m:e>
+                      <m:r>
+                        <m:rPr>
+                          <m:nor/>
+                        </m:rPr>
+                        <m:t>SS</m:t>
+                      </m:r>
+                    </m:e>
+                    <m:sub>
+                      <m:r>
+                        <m:rPr>
+                          <m:nor/>
+                        </m:rPr>
+                        <m:t>between</m:t>
+                      </m:r>
+                    </m:sub>
+                  </m:sSub>
+                </m:num>
+                <m:den>
                   <m:r>
                     <w:rPr>
                       <w:rFonts w:ascii="Cambria Math" w:hAnsi="Cambria Math"/>
                     </w:rPr>
                     <m:t>k-1</m:t>
                   </m:r>
-                </m:e>
-              </m:d>
-            </m:e>
-          </m:d>
-          <m:r>
-            <w:rPr>
-              <w:rFonts w:ascii="Cambria Math" w:hAnsi="Cambria Math"/>
-            </w:rPr>
-            <m:t>/</m:t>
-          </m:r>
-          <m:d>
-            <m:dPr>
-              <m:ctrlPr>
-                <w:rPr>
-                  <w:rFonts w:ascii="Cambria Math" w:hAnsi="Cambria Math"/>
-                </w:rPr>
-              </m:ctrlPr>
-            </m:dPr>
-            <m:e>
-              <m:r>
-                <w:rPr>
-                  <w:rFonts w:ascii="Cambria Math" w:hAnsi="Cambria Math"/>
-                </w:rPr>
-                <m:t>S</m:t>
-              </m:r>
-              <m:sSub>
-                <m:sSubPr>
+                </m:den>
+              </m:f>
+            </m:num>
+            <m:den>
+              <m:f>
+                <m:fPr>
                   <m:ctrlPr>
                     <w:rPr>
                       <w:rFonts w:ascii="Cambria Math" w:hAnsi="Cambria Math"/>
                     </w:rPr>
                   </m:ctrlPr>
-                </m:sSubPr>
-                <m:e>
-                  <m:r>
-                    <w:rPr>
-                      <w:rFonts w:ascii="Cambria Math" w:hAnsi="Cambria Math"/>
-                    </w:rPr>
-                    <m:t>S</m:t>
-                  </m:r>
-                </m:e>
-                <m:sub>
-                  <m:r>
-                    <w:rPr>
-                      <w:rFonts w:ascii="Cambria Math" w:hAnsi="Cambria Math"/>
-                    </w:rPr>
-                    <m:t>within</m:t>
-                  </m:r>
-                </m:sub>
-              </m:sSub>
-              <m:r>
-                <w:rPr>
-                  <w:rFonts w:ascii="Cambria Math" w:hAnsi="Cambria Math"/>
-                </w:rPr>
-                <m:t>/</m:t>
-              </m:r>
-              <m:d>
-                <m:dPr>
-                  <m:ctrlPr>
-                    <w:rPr>
-                      <w:rFonts w:ascii="Cambria Math" w:hAnsi="Cambria Math"/>
-                    </w:rPr>
-                  </m:ctrlPr>
-                </m:dPr>
-                <m:e>
+                </m:fPr>
+                <m:num>
+                  <m:sSub>
+                    <m:sSubPr>
+                      <m:ctrlPr>
+                        <w:rPr>
+                          <w:rFonts w:ascii="Cambria Math" w:hAnsi="Cambria Math"/>
+                        </w:rPr>
+                      </m:ctrlPr>
+                    </m:sSubPr>
+                    <m:e>
+                      <m:r>
+                        <m:rPr>
+                          <m:nor/>
+                        </m:rPr>
+                        <m:t>SS</m:t>
+                      </m:r>
+                    </m:e>
+                    <m:sub>
+                      <m:r>
+                        <m:rPr>
+                          <m:nor/>
+                        </m:rPr>
+                        <m:t>within</m:t>
+                      </m:r>
+                    </m:sub>
+                  </m:sSub>
+                </m:num>
+                <m:den>
                   <m:r>
                     <w:rPr>
                       <w:rFonts w:ascii="Cambria Math" w:hAnsi="Cambria Math"/>
                     </w:rPr>
                     <m:t>n-k</m:t>
                   </m:r>
-                </m:e>
-              </m:d>
-            </m:e>
-          </m:d>
+                </m:den>
+              </m:f>
+            </m:den>
+          </m:f>
         </m:oMath>
       </m:oMathPara>
     </w:p>
@@ -15907,7 +17365,6 @@
                 <w:color w:val="000000"/>
                 <w:sz w:val="22"/>
               </w:rPr>
-              <w:lastRenderedPageBreak/>
               <w:t>Năm</w:t>
             </w:r>
           </w:p>
@@ -16460,7 +17917,7 @@
         <w:ind w:firstLine="720"/>
       </w:pPr>
       <w:r>
-        <w:t>Giá trị F đều trên 100, lớn hơn nhiều mức cần thiết để bác bỏ giả thuyết không ở mức ý nghĩa 1 phần trăm. Chênh lệch giữa điểm trung bình cụm cao nhất và thấp nhất nằm trong khoảng 2,465 đến 2,943 điểm trên thang 0–10 tùy cấu hình và năm. Hình 4.2 là biểu đồ hộp phân bố điểm hạnh phúc theo cụm qua năm năm.</w:t>
+        <w:t xml:space="preserve">Giá trị F đều trên 100, lớn hơn nhiều mức cần thiết để bác bỏ giả thuyết không ở mức ý nghĩa 1 phần trăm. Chênh lệch giữa điểm trung bình cụm cao nhất và thấp nhất nằm trong khoảng 2,465 đến 2,943 điểm trên thang 0–10 tùy cấu hình và năm. </w:t>
       </w:r>
     </w:p>
     <w:p>
@@ -16520,7 +17977,23 @@
           <w:color w:val="000000"/>
           <w:sz w:val="23"/>
         </w:rPr>
-        <w:t>Hình 4.2: Hậu kiểm độc lập, phân bố điểm hạnh phúc thực tế giữa ba cụm qua năm năm</w:t>
+        <w:t xml:space="preserve">Hình 4.2: Hậu kiểm độc lập, phân bố điểm hạnh phúc thực tế giữa ba cụm qua </w:t>
+      </w:r>
+      <w:r>
+        <w:rPr>
+          <w:i/>
+          <w:color w:val="000000"/>
+          <w:sz w:val="23"/>
+        </w:rPr>
+        <w:t xml:space="preserve">5 </w:t>
+      </w:r>
+      <w:r>
+        <w:rPr>
+          <w:i/>
+          <w:color w:val="000000"/>
+          <w:sz w:val="23"/>
+        </w:rPr>
+        <w:t>năm</w:t>
       </w:r>
     </w:p>
     <w:p>
@@ -16535,12 +18008,11 @@
       <w:pPr>
         <w:pStyle w:val="Heading2"/>
       </w:pPr>
-      <w:bookmarkStart w:id="39" w:name="_Toc243594386"/>
-      <w:r>
-        <w:lastRenderedPageBreak/>
+      <w:bookmarkStart w:id="40" w:name="_Toc243609357"/>
+      <w:r>
         <w:t>4.5. Cấu hình đối chứng k = 3</w:t>
       </w:r>
-      <w:bookmarkEnd w:id="39"/>
+      <w:bookmarkEnd w:id="40"/>
     </w:p>
     <w:p>
       <w:pPr>
@@ -18012,32 +19484,59 @@
       <w:pPr>
         <w:pStyle w:val="Heading2"/>
       </w:pPr>
-      <w:bookmarkStart w:id="40" w:name="_Toc243594387"/>
+      <w:bookmarkStart w:id="41" w:name="_Toc243609358"/>
       <w:r>
         <w:t>4.6. Ghép cụm liên năm</w:t>
       </w:r>
-      <w:bookmarkEnd w:id="40"/>
+      <w:bookmarkEnd w:id="41"/>
     </w:p>
     <w:p>
       <w:pPr>
         <w:ind w:firstLine="720"/>
       </w:pPr>
       <w:r>
-        <w:t>Nhãn cụm không so sánh trực tiếp được giữa các năm vì mỗi năm gom cụm riêng. Nhóm ghép cụm của hai năm liền kề bằng thuật toán tham lam: tính khoảng cách Euclid giữa mọi cặp tâm cụm, sắp xếp tăng dần, nếu khoảng cách chênh nhau dưới 10^-6 thì xét thêm chênh lệch điểm hạnh phúc trung bình; sau đó ghép lần lượt các cặp chưa dùng. Hàm xử lý nằm tại match_clusters_greedy trong src/models/clustering.py. Bảng 4.6 là kết quả ghép cụm liên năm.</w:t>
+        <w:t xml:space="preserve">Nhãn cụm không so sánh trực tiếp được giữa các năm vì mỗi năm gom cụm riêng. Nhóm ghép cụm của hai năm liền kề bằng thuật toán tham lam: tính khoảng cách Euclid giữa mọi cặp tâm cụm, sắp xếp tăng dần, nếu khoảng cách chênh nhau dưới </w:t>
+      </w:r>
+      <m:oMath>
+        <m:sSup>
+          <m:sSupPr>
+            <m:ctrlPr>
+              <w:rPr>
+                <w:rFonts w:ascii="Cambria Math" w:hAnsi="Cambria Math"/>
+              </w:rPr>
+            </m:ctrlPr>
+          </m:sSupPr>
+          <m:e>
+            <m:r>
+              <w:rPr>
+                <w:rFonts w:ascii="Cambria Math" w:hAnsi="Cambria Math"/>
+              </w:rPr>
+              <m:t>10</m:t>
+            </m:r>
+          </m:e>
+          <m:sup>
+            <m:r>
+              <w:rPr>
+                <w:rFonts w:ascii="Cambria Math" w:hAnsi="Cambria Math"/>
+              </w:rPr>
+              <m:t>-6</m:t>
+            </m:r>
+          </m:sup>
+        </m:sSup>
+      </m:oMath>
+      <w:r>
+        <w:t xml:space="preserve"> thì xét thêm chênh lệch điểm hạnh phúc trung bình</w:t>
+      </w:r>
+      <w:r>
+        <w:t>,</w:t>
+      </w:r>
+      <w:r>
+        <w:t xml:space="preserve"> sau đó ghép lần lượt các cặp chưa dùng. Hàm xử lý nằm tại match_clusters_greedy trong src/models/clustering.py.</w:t>
       </w:r>
     </w:p>
     <w:p>
       <w:pPr>
-        <w:spacing w:after="200" w:line="276" w:lineRule="auto"/>
-        <w:jc w:val="left"/>
-      </w:pPr>
-      <w:r>
-        <w:br w:type="page"/>
-      </w:r>
-    </w:p>
-    <w:p>
-      <w:pPr>
-        <w:spacing w:before="120" w:after="40"/>
+        <w:ind w:firstLine="720"/>
         <w:jc w:val="center"/>
       </w:pPr>
       <w:r>
@@ -18046,7 +19545,6 @@
           <w:color w:val="000000"/>
           <w:sz w:val="23"/>
         </w:rPr>
-        <w:lastRenderedPageBreak/>
         <w:t>Bảng 4.6: Kết quả ghép cụm liên năm theo khoảng cách tâm cụm</w:t>
       </w:r>
     </w:p>
@@ -19511,18 +21009,24 @@
         <w:ind w:firstLine="720"/>
       </w:pPr>
       <w:r>
-        <w:t>Khoảng cách tâm cụm của 12 cặp được ghép nằm trong khoảng 0,0571 đến 0,4196; chênh lệch điểm hạnh phúc giữa hai cụm được ghép tối đa 0,0921. Khoảng cách nhỏ cho thấy cấu trúc cụm giữa hai năm liền kề thay đổi ít.</w:t>
+        <w:t>Khoảng cách tâm cụm của 12 cặp được ghép nằm trong khoảng 0,0571 đến 0,4196</w:t>
+      </w:r>
+      <w:r>
+        <w:t>,</w:t>
+      </w:r>
+      <w:r>
+        <w:t xml:space="preserve"> chênh lệch điểm hạnh phúc giữa hai cụm được ghép tối đa 0,0921. Khoảng cách nhỏ cho thấy cấu trúc cụm giữa hai năm liền kề thay đổi ít.</w:t>
       </w:r>
     </w:p>
     <w:p>
       <w:pPr>
         <w:pStyle w:val="Heading2"/>
       </w:pPr>
-      <w:bookmarkStart w:id="41" w:name="_Toc243594388"/>
+      <w:bookmarkStart w:id="42" w:name="_Toc243609359"/>
       <w:r>
         <w:t>4.7. Dịch chuyển cụm của 156 quốc gia</w:t>
       </w:r>
-      <w:bookmarkEnd w:id="41"/>
+      <w:bookmarkEnd w:id="42"/>
     </w:p>
     <w:p>
       <w:pPr>
@@ -19853,15 +21357,7 @@
                 <w:color w:val="000000"/>
                 <w:sz w:val="22"/>
               </w:rPr>
-              <w:t xml:space="preserve">Botswana, Georgia, </w:t>
-            </w:r>
-            <w:r>
-              <w:rPr>
-                <w:color w:val="000000"/>
-                <w:sz w:val="22"/>
-              </w:rPr>
-              <w:lastRenderedPageBreak/>
-              <w:t>Indonesia, Myanmar</w:t>
+              <w:t>Botswana, Georgia, Indonesia, Myanmar</w:t>
             </w:r>
           </w:p>
         </w:tc>
@@ -19881,7 +21377,6 @@
                 <w:color w:val="000000"/>
                 <w:sz w:val="22"/>
               </w:rPr>
-              <w:lastRenderedPageBreak/>
               <w:t>Suy giảm nhóm</w:t>
             </w:r>
           </w:p>
@@ -19972,7 +21467,13 @@
         </w:numPr>
       </w:pPr>
       <w:r>
-        <w:t>Botswana chuyển lên nhóm trung bình từ năm 2016, hai chỉ số tăng mạnh nhất là tuổi thọ khỏe mạnh (+0,490) và GDP bình quân đầu người (+0,047); điểm hạnh phúc trong giai đoạn lại giảm 0,844, cho thấy dịch chuyển cụm theo sáu yếu tố không đồng nghĩa điểm hạnh phúc tăng.</w:t>
+        <w:t>Botswana chuyển lên nhóm trung bình từ năm 2016, hai chỉ số tăng mạnh nhất là tuổi thọ khỏe mạnh (+0,490) và GDP bình quân đầu người (+0,047)</w:t>
+      </w:r>
+      <w:r>
+        <w:t>,</w:t>
+      </w:r>
+      <w:r>
+        <w:t xml:space="preserve"> điểm hạnh phúc trong giai đoạn lại giảm 0,844, cho thấy dịch chuyển cụm theo sáu yếu tố không đồng nghĩa điểm hạnh phúc tăng.</w:t>
       </w:r>
     </w:p>
     <w:p>
@@ -19984,7 +21485,13 @@
         </w:numPr>
       </w:pPr>
       <w:r>
-        <w:t>Georgia chuyển lên nhóm trung bình từ năm 2019 nhờ hỗ trợ xã hội (+0,280) và GDP bình quân đầu người (+0,144); nhận thức tham nhũng lại giảm 0,219.</w:t>
+        <w:t>Georgia chuyển lên nhóm trung bình từ năm 2019 nhờ hỗ trợ xã hội (+0,280) và GDP bình quân đầu người (+0,144)</w:t>
+      </w:r>
+      <w:r>
+        <w:t>,</w:t>
+      </w:r>
+      <w:r>
+        <w:t xml:space="preserve"> nhận thức tham nhũng lại giảm 0,219.</w:t>
       </w:r>
     </w:p>
     <w:p>
@@ -20044,7 +21551,6 @@
         <w:rPr>
           <w:noProof/>
         </w:rPr>
-        <w:lastRenderedPageBreak/>
         <w:drawing>
           <wp:inline distT="0" distB="0" distL="0" distR="0" wp14:anchorId="6E8F5ACB" wp14:editId="0C9B139D">
             <wp:extent cx="5486400" cy="2957232"/>
@@ -20100,11 +21606,11 @@
       <w:pPr>
         <w:pStyle w:val="Heading2"/>
       </w:pPr>
-      <w:bookmarkStart w:id="42" w:name="_Toc243594389"/>
+      <w:bookmarkStart w:id="43" w:name="_Toc243609360"/>
       <w:r>
         <w:t>4.8. Phân bố cụm trên không gian PCA 2D</w:t>
       </w:r>
-      <w:bookmarkEnd w:id="42"/>
+      <w:bookmarkEnd w:id="43"/>
     </w:p>
     <w:p>
       <w:pPr>
@@ -20171,7 +21677,13 @@
         <w:ind w:firstLine="720"/>
       </w:pPr>
       <w:r>
-        <w:t>Ở mọi năm, ba cụm chiếm các vùng tương đối tách biệt trên mặt phẳng PCA; trật tự phân tách theo trục thứ nhất giữ nguyên qua các năm, phù hợp với kết quả Silhouette tăng dần về cuối giai đoạn.</w:t>
+        <w:t>Ở mọi năm, ba cụm chiếm các vùng tương đối tách biệt trên mặt phẳng PCA</w:t>
+      </w:r>
+      <w:r>
+        <w:t>,</w:t>
+      </w:r>
+      <w:r>
+        <w:t xml:space="preserve"> trật tự phân tách theo trục thứ nhất giữ nguyên qua các năm, phù hợp với kết quả Silhouette tăng dần về cuối giai đoạn.</w:t>
       </w:r>
     </w:p>
     <w:p>
@@ -20183,7 +21695,6 @@
         <w:rPr>
           <w:noProof/>
         </w:rPr>
-        <w:lastRenderedPageBreak/>
         <w:drawing>
           <wp:inline distT="0" distB="0" distL="0" distR="0" wp14:anchorId="7F06D740" wp14:editId="447CBE5E">
             <wp:extent cx="3840480" cy="2199548"/>
@@ -20239,55 +21750,64 @@
       <w:pPr>
         <w:pStyle w:val="Heading2"/>
       </w:pPr>
-      <w:bookmarkStart w:id="43" w:name="_Toc243594390"/>
+      <w:bookmarkStart w:id="44" w:name="_Toc243609361"/>
       <w:r>
         <w:t>4.9. Kết luận chương 4</w:t>
-      </w:r>
-      <w:bookmarkEnd w:id="43"/>
-    </w:p>
-    <w:p>
-      <w:pPr>
-        <w:ind w:firstLine="720"/>
-      </w:pPr>
-      <w:r>
-        <w:t>Trong phạm vi sáu đặc trưng và dữ liệu 2015–2019, ba cụm là cấu hình tối ưu đồng thuận; K-Means/Z-score cho Silhouette 0,293–0,344 và ổn định cao qua seed; Ward xác nhận cùng số cụm; DBSCAN không phù hợp với dữ liệu trong vùng tham số đã quét. Bước hậu kiểm bằng điểm hạnh phúc cho F từ 107,09 đến 159,18, chứng minh ba cụm phân hóa theo mức sống thực tế.</w:t>
-      </w:r>
-    </w:p>
-    <w:p>
-      <w:pPr>
-        <w:pStyle w:val="Heading1"/>
-      </w:pPr>
-      <w:bookmarkStart w:id="44" w:name="_Toc243594391"/>
-      <w:r>
-        <w:lastRenderedPageBreak/>
-        <w:t>CHƯƠNG 5: ỨNG DỤNG DEMO, KẾT LUẬN VÀ HƯỚNG PHÁT TRIỂN</w:t>
       </w:r>
       <w:bookmarkEnd w:id="44"/>
     </w:p>
     <w:p>
       <w:pPr>
-        <w:pStyle w:val="Heading2"/>
-      </w:pPr>
-      <w:bookmarkStart w:id="45" w:name="_Toc243594392"/>
-      <w:r>
-        <w:t>5.1. Kiến trúc ứng dụng demo Streamlit</w:t>
+        <w:ind w:firstLine="720"/>
+      </w:pPr>
+      <w:r>
+        <w:t>Trong phạm vi sáu đặc trưng và dữ liệu 2015–2019, ba cụm là cấu hình tối ưu đồng thuận</w:t>
+      </w:r>
+      <w:r>
+        <w:t>,</w:t>
+      </w:r>
+      <w:r>
+        <w:t xml:space="preserve"> K-Means/Z-score cho Silhouette 0,293–0,344 và ổn định cao qua seed</w:t>
+      </w:r>
+      <w:r>
+        <w:t>,</w:t>
+      </w:r>
+      <w:r>
+        <w:t xml:space="preserve"> Ward xác nhận cùng số cụm</w:t>
+      </w:r>
+      <w:r>
+        <w:t>,</w:t>
+      </w:r>
+      <w:r>
+        <w:t xml:space="preserve"> DBSCAN không phù hợp với dữ liệu trong vùng tham số đã quét. Bước hậu kiểm bằng điểm hạnh phúc cho F từ 107,09 đến 159,18, chứng minh ba cụm phân hóa theo mức sống thực tế.</w:t>
+      </w:r>
+    </w:p>
+    <w:p>
+      <w:pPr>
+        <w:pStyle w:val="Heading1"/>
+      </w:pPr>
+      <w:bookmarkStart w:id="45" w:name="_Toc243609362"/>
+      <w:r>
+        <w:t>CHƯƠNG 5: ỨNG DỤNG DEMO, KẾT LUẬN VÀ HƯỚNG PHÁT TRIỂN</w:t>
       </w:r>
       <w:bookmarkEnd w:id="45"/>
     </w:p>
     <w:p>
       <w:pPr>
+        <w:pStyle w:val="Heading2"/>
+      </w:pPr>
+      <w:bookmarkStart w:id="46" w:name="_Toc243609363"/>
+      <w:r>
+        <w:t>5.1. Kiến trúc ứng dụng demo Streamlit</w:t>
+      </w:r>
+      <w:bookmarkEnd w:id="46"/>
+    </w:p>
+    <w:p>
+      <w:pPr>
         <w:ind w:firstLine="425"/>
       </w:pPr>
       <w:r>
-        <w:t>Ứng dụng app/app.py đọc trực tiếp dữ liệu đã sinh ở các mốc M1 đến M3 và gồm bốn tab tương tác. Mọi hàm nạp dữ liệu được bọc @</w:t>
-      </w:r>
-      <w:proofErr w:type="gramStart"/>
-      <w:r>
-        <w:t>st.cache</w:t>
-      </w:r>
-      <w:proofErr w:type="gramEnd"/>
-      <w:r>
-        <w:t>_data để không phải đọc lại đĩa khi người dùng đổi lựa chọn.</w:t>
+        <w:t>Ứng dụng app/app.py đọc trực tiếp dữ liệu đã sinh ở các mốc M1 đến M3 và gồm bốn tab tương tác. Mọi hàm nạp dữ liệu được bọc @st.cache_data để không phải đọc lại đĩa khi người dùng đổi lựa chọn.</w:t>
       </w:r>
     </w:p>
     <w:p>
@@ -20300,7 +21820,13 @@
         <w:spacing w:before="40" w:line="312" w:lineRule="auto"/>
       </w:pPr>
       <w:r>
-        <w:t>Tab Tổng quan cụm và Radar: chọn năm từ 2015 đến 2019 và thuật toán K-Means hoặc Ward; hiển thị thẻ chỉ số Silhouette, Davies–Bouldin, Calinski–Harabasz và Radar Chart so sánh sáu đặc trưng trung bình của ba cụm.</w:t>
+        <w:t>Tab Tổng quan cụm và Radar: chọn năm từ 2015 đến 2019 và thuật toán K-Means hoặc Ward</w:t>
+      </w:r>
+      <w:r>
+        <w:t>,</w:t>
+      </w:r>
+      <w:r>
+        <w:t xml:space="preserve"> hiển thị thẻ chỉ số Silhouette, Davies–Bouldin, Calinski–Harabasz và Radar Chart so sánh sáu đặc trưng trung bình của ba cụm.</w:t>
       </w:r>
     </w:p>
     <w:p>
@@ -20313,7 +21839,13 @@
         <w:spacing w:before="40" w:line="312" w:lineRule="auto"/>
       </w:pPr>
       <w:r>
-        <w:t>Tab Bản đồ thế giới: vẽ bản đồ Choropleth bằng Plotly, tô màu theo cụm và dùng mã ISO-3 trong cột iso3; khi rê chuột hiển thị tên quốc gia, mã ISO-3, nhóm cụm và điểm hạnh phúc.</w:t>
+        <w:t>Tab Bản đồ thế giới: vẽ bản đồ Choropleth bằng Plotly, tô màu theo cụm và dùng mã ISO-3 trong cột iso3</w:t>
+      </w:r>
+      <w:r>
+        <w:t>,</w:t>
+      </w:r>
+      <w:r>
+        <w:t xml:space="preserve"> khi rê chuột hiển thị tên quốc gia, mã ISO-3, nhóm cụm và điểm hạnh phúc.</w:t>
       </w:r>
     </w:p>
     <w:p>
@@ -20351,7 +21883,6 @@
         <w:rPr>
           <w:noProof/>
         </w:rPr>
-        <w:lastRenderedPageBreak/>
         <w:drawing>
           <wp:inline distT="0" distB="0" distL="0" distR="0" wp14:anchorId="009FE967" wp14:editId="11C9D250">
             <wp:extent cx="5303520" cy="3503683"/>
@@ -20407,45 +21938,35 @@
       <w:pPr>
         <w:pStyle w:val="Heading2"/>
       </w:pPr>
-      <w:bookmarkStart w:id="46" w:name="_Toc243594393"/>
+      <w:bookmarkStart w:id="47" w:name="_Toc243609364"/>
       <w:r>
         <w:t>5.2. Kiểm thử ứng dụng</w:t>
       </w:r>
-      <w:bookmarkEnd w:id="46"/>
+      <w:bookmarkEnd w:id="47"/>
     </w:p>
     <w:p>
       <w:pPr>
         <w:ind w:firstLine="720"/>
       </w:pPr>
       <w:r>
-        <w:t xml:space="preserve">Ứng dụng được kiểm thử tự động bằng </w:t>
-      </w:r>
-      <w:proofErr w:type="gramStart"/>
-      <w:r>
-        <w:t>streamlit.testing</w:t>
-      </w:r>
-      <w:proofErr w:type="gramEnd"/>
-      <w:r>
-        <w:t>.v</w:t>
-      </w:r>
-      <w:proofErr w:type="gramStart"/>
-      <w:r>
-        <w:t>1.AppTest</w:t>
-      </w:r>
-      <w:proofErr w:type="gramEnd"/>
-      <w:r>
-        <w:t xml:space="preserve"> trong scripts/audit_m4_app_and_slides.py. Kết quả: chạy toàn bộ app không phát sinh ngoại lệ; hiển thị đúng bốn tab, sáu thanh trượt, mười hai thẻ chỉ số và bốn biểu đồ Plotly. Khi đổi thuật toán từ K-Means sang Ward, các thẻ chỉ số thay đổi từ 0,3436 / 1,0703 / 86,0 thành 0,3104 / 1,0019 / 68,2, xác nhận ứng dụng không hardcode số liệu.</w:t>
+        <w:t>Ứng dụng được kiểm thử tự động bằng streamlit.testing.v1.AppTest trong scripts/audit_m4_app_and_slides.py. Kết quả: chạy toàn bộ app không phát sinh ngoại lệ</w:t>
+      </w:r>
+      <w:r>
+        <w:t>,</w:t>
+      </w:r>
+      <w:r>
+        <w:t xml:space="preserve"> hiển thị đúng bốn tab, sáu thanh trượt, mười hai thẻ chỉ số và bốn biểu đồ Plotly. Khi đổi thuật toán từ K-Means sang Ward, các thẻ chỉ số thay đổi từ 0,3436 / 1,0703 / 86,0 thành 0,3104 / 1,0019 / 68,2, xác nhận ứng dụng không hardcode số liệu.</w:t>
       </w:r>
     </w:p>
     <w:p>
       <w:pPr>
         <w:pStyle w:val="Heading2"/>
       </w:pPr>
-      <w:bookmarkStart w:id="47" w:name="_Toc243594394"/>
+      <w:bookmarkStart w:id="48" w:name="_Toc243609365"/>
       <w:r>
         <w:t>5.3. Đóng góp chính của đồ án</w:t>
       </w:r>
-      <w:bookmarkEnd w:id="47"/>
+      <w:bookmarkEnd w:id="48"/>
     </w:p>
     <w:p>
       <w:pPr>
@@ -20489,8 +22010,13 @@
         <w:spacing w:before="40" w:line="312" w:lineRule="auto"/>
       </w:pPr>
       <w:r>
-        <w:lastRenderedPageBreak/>
-        <w:t>Thực nghiệm năm cấu hình nhân năm năm, khảo sát số cụm, quét tham số DBSCAN và kiểm tra độ ổn định qua mười seed; toàn bộ kết quả lưu thành CSV.</w:t>
+        <w:t>Thực nghiệm năm cấu hình nhân năm năm, khảo sát số cụm, quét tham số DBSCAN và kiểm tra độ ổn định qua mười seed</w:t>
+      </w:r>
+      <w:r>
+        <w:t>,</w:t>
+      </w:r>
+      <w:r>
+        <w:t xml:space="preserve"> toàn bộ kết quả lưu thành CSV.</w:t>
       </w:r>
     </w:p>
     <w:p>
@@ -20523,11 +22049,11 @@
       <w:pPr>
         <w:pStyle w:val="Heading2"/>
       </w:pPr>
-      <w:bookmarkStart w:id="48" w:name="_Toc243594395"/>
+      <w:bookmarkStart w:id="49" w:name="_Toc243609366"/>
       <w:r>
         <w:t>5.4. Hạn chế</w:t>
       </w:r>
-      <w:bookmarkEnd w:id="48"/>
+      <w:bookmarkEnd w:id="49"/>
     </w:p>
     <w:p>
       <w:pPr>
@@ -20550,18 +22076,24 @@
         <w:ind w:firstLine="720"/>
       </w:pPr>
       <w:r>
-        <w:t>Về phạm vi: kết luận chỉ đúng cho sáu đặc trưng, dữ liệu 2015–2019 và dải tham số của thí nghiệm; báo cáo không chứng minh quan hệ nhân quả giữa sáu yếu tố và mức hạnh phúc.</w:t>
+        <w:t>Về phạm vi: kết luận chỉ đúng cho sáu đặc trưng, dữ liệu 2015–2019 và dải tham số của thí nghiệm</w:t>
+      </w:r>
+      <w:r>
+        <w:t>,</w:t>
+      </w:r>
+      <w:r>
+        <w:t xml:space="preserve"> báo cáo không chứng minh quan hệ nhân quả giữa sáu yếu tố và mức hạnh phúc.</w:t>
       </w:r>
     </w:p>
     <w:p>
       <w:pPr>
         <w:pStyle w:val="Heading2"/>
       </w:pPr>
-      <w:bookmarkStart w:id="49" w:name="_Toc243594396"/>
+      <w:bookmarkStart w:id="50" w:name="_Toc243609367"/>
       <w:r>
         <w:t>5.5. Hướng phát triển</w:t>
       </w:r>
-      <w:bookmarkEnd w:id="49"/>
+      <w:bookmarkEnd w:id="50"/>
     </w:p>
     <w:p>
       <w:pPr>
@@ -20625,7 +22157,6 @@
         <w:spacing w:before="40" w:line="312" w:lineRule="auto"/>
       </w:pPr>
       <w:r>
-        <w:lastRenderedPageBreak/>
         <w:t>Đưa demo lên dashboard công khai</w:t>
       </w:r>
     </w:p>
@@ -20633,40 +22164,45 @@
       <w:pPr>
         <w:pStyle w:val="Heading2"/>
       </w:pPr>
-      <w:bookmarkStart w:id="50" w:name="_Toc243594397"/>
+      <w:bookmarkStart w:id="51" w:name="_Toc243609368"/>
       <w:r>
         <w:t>5.6. Kết luận</w:t>
-      </w:r>
-      <w:bookmarkEnd w:id="50"/>
-    </w:p>
-    <w:p>
-      <w:pPr>
-        <w:ind w:firstLine="720"/>
-      </w:pPr>
-      <w:r>
-        <w:t>Trên dữ liệu 2015–2019 và sáu yếu tố cơ sở, ba cụm là cấu hình tối ưu đồng thuận ở cả năm năm. K-Means với Z-score cho Silhouette 0,293–0,344, Davies–Bouldin 1,00–1,07 và Calinski–Harabasz 74,95–86,02; kết quả ổn định qua mười seed với ARI thấp nhất 0,9763. Ba cụm tương ứng với các nhóm phát triển toàn diện, đang phát triển và khó khăn, phân hóa rõ rệt khi hậu kiểm bằng điểm hạnh phúc với F từ 107,09 đến 159,18. Bảng dịch chuyển cho thấy 142 trong 156 quốc gia giữ nguyên cụm cả năm năm.</w:t>
-      </w:r>
-    </w:p>
-    <w:p>
-      <w:pPr>
-        <w:pStyle w:val="Heading1"/>
-      </w:pPr>
-      <w:bookmarkStart w:id="51" w:name="_Toc243594398"/>
-      <w:r>
-        <w:lastRenderedPageBreak/>
-        <w:t>TÀI LIỆU THAM KHẢO</w:t>
       </w:r>
       <w:bookmarkEnd w:id="51"/>
     </w:p>
     <w:p>
       <w:pPr>
+        <w:ind w:firstLine="720"/>
+      </w:pPr>
+      <w:r>
+        <w:t>Trên dữ liệu 2015–2019 và sáu yếu tố cơ sở, ba cụm là cấu hình tối ưu đồng thuận ở cả năm năm. K-Means với Z-score cho Silhouette 0,293–0,344, Davies–Bouldin 1,00–1,07 và Calinski–Harabasz 74,95–86,02</w:t>
+      </w:r>
+      <w:r>
+        <w:t>,</w:t>
+      </w:r>
+      <w:r>
+        <w:t xml:space="preserve"> kết quả ổn định qua mười seed với ARI thấp nhất 0,9763. Ba cụm tương ứng với các nhóm phát triển toàn diện, đang phát triển và khó khăn, phân hóa rõ rệt khi hậu kiểm bằng điểm hạnh phúc với F từ 107,09 đến 159,18. Bảng dịch chuyển cho thấy 142 trong 156 quốc gia giữ nguyên cụm cả năm năm.</w:t>
+      </w:r>
+    </w:p>
+    <w:p>
+      <w:pPr>
+        <w:pStyle w:val="Heading1"/>
+      </w:pPr>
+      <w:bookmarkStart w:id="52" w:name="_Toc243609369"/>
+      <w:r>
+        <w:t>TÀI LIỆU THAM KHẢO</w:t>
+      </w:r>
+      <w:bookmarkEnd w:id="52"/>
+    </w:p>
+    <w:p>
+      <w:pPr>
         <w:pStyle w:val="ListParagraph"/>
         <w:numPr>
           <w:ilvl w:val="0"/>
-          <w:numId w:val="17"/>
+          <w:numId w:val="21"/>
         </w:numPr>
         <w:spacing w:before="40" w:line="312" w:lineRule="auto"/>
-        <w:ind w:left="709"/>
+        <w:ind w:left="284" w:firstLine="0"/>
         <w:rPr>
           <w:color w:val="000000" w:themeColor="text1"/>
         </w:rPr>
@@ -20678,7 +22214,7 @@
             <w:color w:val="000000" w:themeColor="text1"/>
             <w:u w:val="none"/>
           </w:rPr>
-          <w:t>Helliwell, J. F., Layard, R., Sachs, J. D. (chủ biên), World Happiness Report các bản 2015–2019, Mạng lưới Giải pháp Phát triển Bền vững Liên Hợp Quốc (UN SDSN).</w:t>
+          <w:t>J. F. Helliwell, R. Layard, and J. D. Sachs, Eds., World Happiness Report (2015–2019). New York, NY, USA: Sustainable Development Solutions Network (SDSN), 2015–2019.</w:t>
         </w:r>
       </w:hyperlink>
     </w:p>
@@ -20687,10 +22223,10 @@
         <w:pStyle w:val="ListParagraph"/>
         <w:numPr>
           <w:ilvl w:val="0"/>
-          <w:numId w:val="17"/>
+          <w:numId w:val="21"/>
         </w:numPr>
         <w:spacing w:before="40" w:line="312" w:lineRule="auto"/>
-        <w:ind w:left="709"/>
+        <w:ind w:left="284" w:firstLine="0"/>
         <w:rPr>
           <w:color w:val="000000" w:themeColor="text1"/>
         </w:rPr>
@@ -20702,7 +22238,39 @@
             <w:color w:val="000000" w:themeColor="text1"/>
             <w:u w:val="none"/>
           </w:rPr>
-          <w:t>Bộ dữ liệu World Happiness Report trên nền tảng Kaggle và mô tả kèm trong repo: data/Aboutdataset.md.</w:t>
+          <w:t xml:space="preserve">Sustainable Development Solutions Network, </w:t>
+        </w:r>
+        <w:r>
+          <w:rPr>
+            <w:rStyle w:val="Hyperlink"/>
+            <w:color w:val="000000" w:themeColor="text1"/>
+            <w:u w:val="none"/>
+          </w:rPr>
+          <w:t>“</w:t>
+        </w:r>
+        <w:r>
+          <w:rPr>
+            <w:rStyle w:val="Hyperlink"/>
+            <w:color w:val="000000" w:themeColor="text1"/>
+            <w:u w:val="none"/>
+          </w:rPr>
+          <w:t>World Happiness Report,</w:t>
+        </w:r>
+        <w:r>
+          <w:rPr>
+            <w:rStyle w:val="Hyperlink"/>
+            <w:color w:val="000000" w:themeColor="text1"/>
+            <w:u w:val="none"/>
+          </w:rPr>
+          <w:t>”</w:t>
+        </w:r>
+        <w:r>
+          <w:rPr>
+            <w:rStyle w:val="Hyperlink"/>
+            <w:color w:val="000000" w:themeColor="text1"/>
+            <w:u w:val="none"/>
+          </w:rPr>
+          <w:t xml:space="preserve"> Kaggle, 2019. [Online Dataset].(Mô tả chi tiết tại repo: data/Aboutdataset.md).</w:t>
         </w:r>
       </w:hyperlink>
     </w:p>
@@ -20711,10 +22279,10 @@
         <w:pStyle w:val="ListParagraph"/>
         <w:numPr>
           <w:ilvl w:val="0"/>
-          <w:numId w:val="17"/>
+          <w:numId w:val="21"/>
         </w:numPr>
         <w:spacing w:before="40" w:line="312" w:lineRule="auto"/>
-        <w:ind w:left="709"/>
+        <w:ind w:left="284" w:firstLine="0"/>
         <w:rPr>
           <w:color w:val="000000" w:themeColor="text1"/>
         </w:rPr>
@@ -20726,7 +22294,39 @@
             <w:color w:val="000000" w:themeColor="text1"/>
             <w:u w:val="none"/>
           </w:rPr>
-          <w:t>Gallup World Poll, tài liệu phương pháp khảo sát toàn cầu và thang đo Cantril Self-Anchoring Striving Scale.</w:t>
+          <w:t xml:space="preserve">J. H. Ward Jr., </w:t>
+        </w:r>
+        <w:r>
+          <w:rPr>
+            <w:rStyle w:val="Hyperlink"/>
+            <w:color w:val="000000" w:themeColor="text1"/>
+            <w:u w:val="none"/>
+          </w:rPr>
+          <w:t>“</w:t>
+        </w:r>
+        <w:r>
+          <w:rPr>
+            <w:rStyle w:val="Hyperlink"/>
+            <w:color w:val="000000" w:themeColor="text1"/>
+            <w:u w:val="none"/>
+          </w:rPr>
+          <w:t>Hierarchical grouping to optimize an objective function,</w:t>
+        </w:r>
+        <w:r>
+          <w:rPr>
+            <w:rStyle w:val="Hyperlink"/>
+            <w:color w:val="000000" w:themeColor="text1"/>
+            <w:u w:val="none"/>
+          </w:rPr>
+          <w:t>”</w:t>
+        </w:r>
+        <w:r>
+          <w:rPr>
+            <w:rStyle w:val="Hyperlink"/>
+            <w:color w:val="000000" w:themeColor="text1"/>
+            <w:u w:val="none"/>
+          </w:rPr>
+          <w:t xml:space="preserve"> Journal of the American Statistical Association, vol. 58, no. 301, pp. 236–244, 1963, doi: 10.1080/01621459.1963.10500845.</w:t>
         </w:r>
       </w:hyperlink>
     </w:p>
@@ -20735,10 +22335,178 @@
         <w:pStyle w:val="ListParagraph"/>
         <w:numPr>
           <w:ilvl w:val="0"/>
-          <w:numId w:val="17"/>
+          <w:numId w:val="21"/>
         </w:numPr>
         <w:spacing w:before="40" w:line="312" w:lineRule="auto"/>
-        <w:ind w:left="709"/>
+        <w:ind w:left="284" w:firstLine="0"/>
+        <w:rPr>
+          <w:color w:val="000000" w:themeColor="text1"/>
+        </w:rPr>
+      </w:pPr>
+      <w:hyperlink r:id="rId23" w:history="1">
+        <w:r>
+          <w:rPr>
+            <w:rStyle w:val="Hyperlink"/>
+            <w:color w:val="000000" w:themeColor="text1"/>
+            <w:u w:val="none"/>
+          </w:rPr>
+          <w:t xml:space="preserve">M. Ester, H. P. Kriegel, J. Sander, and X. Xu, </w:t>
+        </w:r>
+        <w:r>
+          <w:rPr>
+            <w:rStyle w:val="Hyperlink"/>
+            <w:color w:val="000000" w:themeColor="text1"/>
+            <w:u w:val="none"/>
+          </w:rPr>
+          <w:t>“</w:t>
+        </w:r>
+        <w:r>
+          <w:rPr>
+            <w:rStyle w:val="Hyperlink"/>
+            <w:color w:val="000000" w:themeColor="text1"/>
+            <w:u w:val="none"/>
+          </w:rPr>
+          <w:t>A density-based algorithm for discovering clusters in large spatial databases with noise,</w:t>
+        </w:r>
+        <w:r>
+          <w:rPr>
+            <w:rStyle w:val="Hyperlink"/>
+            <w:color w:val="000000" w:themeColor="text1"/>
+            <w:u w:val="none"/>
+          </w:rPr>
+          <w:t>”</w:t>
+        </w:r>
+        <w:r>
+          <w:rPr>
+            <w:rStyle w:val="Hyperlink"/>
+            <w:color w:val="000000" w:themeColor="text1"/>
+            <w:u w:val="none"/>
+          </w:rPr>
+          <w:t xml:space="preserve"> in Proc. 2nd Int. Conf. Knowledge Discovery and Data Mining (KDD-96), Portland, OR, USA, 1996, pp. 226–231.</w:t>
+        </w:r>
+      </w:hyperlink>
+    </w:p>
+    <w:p>
+      <w:pPr>
+        <w:pStyle w:val="ListParagraph"/>
+        <w:numPr>
+          <w:ilvl w:val="0"/>
+          <w:numId w:val="21"/>
+        </w:numPr>
+        <w:spacing w:before="40" w:line="312" w:lineRule="auto"/>
+        <w:ind w:left="284" w:firstLine="0"/>
+        <w:rPr>
+          <w:color w:val="000000" w:themeColor="text1"/>
+        </w:rPr>
+      </w:pPr>
+      <w:hyperlink r:id="rId24" w:history="1">
+        <w:r>
+          <w:rPr>
+            <w:rStyle w:val="Hyperlink"/>
+            <w:color w:val="000000" w:themeColor="text1"/>
+            <w:u w:val="none"/>
+          </w:rPr>
+          <w:t xml:space="preserve">P. J. Rousseeuw, </w:t>
+        </w:r>
+        <w:r>
+          <w:rPr>
+            <w:rStyle w:val="Hyperlink"/>
+            <w:color w:val="000000" w:themeColor="text1"/>
+            <w:u w:val="none"/>
+          </w:rPr>
+          <w:t>“</w:t>
+        </w:r>
+        <w:r>
+          <w:rPr>
+            <w:rStyle w:val="Hyperlink"/>
+            <w:color w:val="000000" w:themeColor="text1"/>
+            <w:u w:val="none"/>
+          </w:rPr>
+          <w:t>Silhouettes: A graphical aid to the interpretation and validation of cluster analysis,</w:t>
+        </w:r>
+        <w:r>
+          <w:rPr>
+            <w:rStyle w:val="Hyperlink"/>
+            <w:color w:val="000000" w:themeColor="text1"/>
+            <w:u w:val="none"/>
+          </w:rPr>
+          <w:t>”</w:t>
+        </w:r>
+        <w:r>
+          <w:rPr>
+            <w:rStyle w:val="Hyperlink"/>
+            <w:color w:val="000000" w:themeColor="text1"/>
+            <w:u w:val="none"/>
+          </w:rPr>
+          <w:t xml:space="preserve"> Journal of Computational and Applied Mathematics, vol. 20, pp. 53–65, Nov. 1987, doi: 10.1016/0377-0427(87)90125-7.</w:t>
+        </w:r>
+      </w:hyperlink>
+    </w:p>
+    <w:p>
+      <w:pPr>
+        <w:pStyle w:val="ListParagraph"/>
+        <w:numPr>
+          <w:ilvl w:val="0"/>
+          <w:numId w:val="21"/>
+        </w:numPr>
+        <w:spacing w:before="40" w:line="312" w:lineRule="auto"/>
+        <w:ind w:left="284" w:firstLine="0"/>
+        <w:rPr>
+          <w:color w:val="000000" w:themeColor="text1"/>
+        </w:rPr>
+      </w:pPr>
+      <w:hyperlink r:id="rId25" w:history="1">
+        <w:r>
+          <w:rPr>
+            <w:rStyle w:val="Hyperlink"/>
+            <w:color w:val="000000" w:themeColor="text1"/>
+            <w:u w:val="none"/>
+          </w:rPr>
+          <w:t xml:space="preserve">L. Hubert and P. Arabie, </w:t>
+        </w:r>
+        <w:r>
+          <w:rPr>
+            <w:rStyle w:val="Hyperlink"/>
+            <w:color w:val="000000" w:themeColor="text1"/>
+            <w:u w:val="none"/>
+          </w:rPr>
+          <w:t>“</w:t>
+        </w:r>
+        <w:r>
+          <w:rPr>
+            <w:rStyle w:val="Hyperlink"/>
+            <w:color w:val="000000" w:themeColor="text1"/>
+            <w:u w:val="none"/>
+          </w:rPr>
+          <w:t>Comparing partitions,</w:t>
+        </w:r>
+        <w:r>
+          <w:rPr>
+            <w:rStyle w:val="Hyperlink"/>
+            <w:color w:val="000000" w:themeColor="text1"/>
+            <w:u w:val="none"/>
+          </w:rPr>
+          <w:t>”</w:t>
+        </w:r>
+        <w:r>
+          <w:rPr>
+            <w:rStyle w:val="Hyperlink"/>
+            <w:color w:val="000000" w:themeColor="text1"/>
+            <w:u w:val="none"/>
+          </w:rPr>
+          <w:t xml:space="preserve"> Journal of Classification, vol. 2, no. 1, pp. 193–218, Dec. 1985, doi: 10.1007/BF01908075.</w:t>
+        </w:r>
+      </w:hyperlink>
+    </w:p>
+    <w:p>
+      <w:pPr>
+        <w:pStyle w:val="ListParagraph"/>
+        <w:numPr>
+          <w:ilvl w:val="0"/>
+          <w:numId w:val="21"/>
+        </w:numPr>
+        <w:spacing w:before="40" w:line="312" w:lineRule="auto"/>
+        <w:ind w:left="284" w:firstLine="0"/>
         <w:rPr>
           <w:rStyle w:val="Hyperlink"/>
           <w:color w:val="000000" w:themeColor="text1"/>
@@ -20755,7 +22523,7 @@
         <w:rPr>
           <w:color w:val="000000" w:themeColor="text1"/>
         </w:rPr>
-        <w:instrText>HYPERLINK "https://www.tandfonline.com/doi/abs/10.1080/01621459.1963.10500845"</w:instrText>
+        <w:instrText>HYPERLINK "https://news.gallup.com/poll/122453/understanding-gallup-uses-cantril-scale.aspx" \t "_blank"</w:instrText>
       </w:r>
       <w:r>
         <w:rPr>
@@ -20774,7 +22542,7 @@
           <w:color w:val="000000" w:themeColor="text1"/>
           <w:u w:val="none"/>
         </w:rPr>
-        <w:t>Ward, J. H., H</w:t>
+        <w:t xml:space="preserve">Gallup, </w:t>
       </w:r>
       <w:r>
         <w:rPr>
@@ -20782,7 +22550,7 @@
           <w:color w:val="000000" w:themeColor="text1"/>
           <w:u w:val="none"/>
         </w:rPr>
-        <w:t>i</w:t>
+        <w:t>“</w:t>
       </w:r>
       <w:r>
         <w:rPr>
@@ -20790,7 +22558,7 @@
           <w:color w:val="000000" w:themeColor="text1"/>
           <w:u w:val="none"/>
         </w:rPr>
-        <w:t>erarchica</w:t>
+        <w:t>Understanding How Gallup Uses the Cantril Scale,</w:t>
       </w:r>
       <w:r>
         <w:rPr>
@@ -20798,7 +22566,7 @@
           <w:color w:val="000000" w:themeColor="text1"/>
           <w:u w:val="none"/>
         </w:rPr>
-        <w:t>l</w:t>
+        <w:t>”</w:t>
       </w:r>
       <w:r>
         <w:rPr>
@@ -20806,18 +22574,13 @@
           <w:color w:val="000000" w:themeColor="text1"/>
           <w:u w:val="none"/>
         </w:rPr>
-        <w:t xml:space="preserve"> Grouping to Optimize an Objective Function, Journal of the American Statistical Association, 1963.</w:t>
+        <w:t xml:space="preserve"> Gallup World Poll Methodology, 2009. [Online].</w:t>
       </w:r>
     </w:p>
     <w:p>
       <w:pPr>
-        <w:pStyle w:val="ListParagraph"/>
-        <w:numPr>
-          <w:ilvl w:val="0"/>
-          <w:numId w:val="17"/>
-        </w:numPr>
         <w:spacing w:before="40" w:line="312" w:lineRule="auto"/>
-        <w:ind w:left="709"/>
+        <w:ind w:left="349"/>
         <w:rPr>
           <w:color w:val="000000" w:themeColor="text1"/>
         </w:rPr>
@@ -20828,64 +22591,6 @@
         </w:rPr>
         <w:fldChar w:fldCharType="end"/>
       </w:r>
-      <w:hyperlink r:id="rId23" w:history="1">
-        <w:r>
-          <w:rPr>
-            <w:rStyle w:val="Hyperlink"/>
-            <w:color w:val="000000" w:themeColor="text1"/>
-            <w:u w:val="none"/>
-          </w:rPr>
-          <w:t>Ester, M., Kriegel, H. P., Sander, J., Xu, X., A Density-Based Algorithm for Discovering Clusters in Large Spatial Databases with Noise, KDD, 1996.</w:t>
-        </w:r>
-      </w:hyperlink>
-    </w:p>
-    <w:p>
-      <w:pPr>
-        <w:pStyle w:val="ListParagraph"/>
-        <w:numPr>
-          <w:ilvl w:val="0"/>
-          <w:numId w:val="17"/>
-        </w:numPr>
-        <w:spacing w:before="40" w:line="312" w:lineRule="auto"/>
-        <w:ind w:left="709"/>
-        <w:rPr>
-          <w:color w:val="000000" w:themeColor="text1"/>
-        </w:rPr>
-      </w:pPr>
-      <w:hyperlink r:id="rId24" w:history="1">
-        <w:r>
-          <w:rPr>
-            <w:rStyle w:val="Hyperlink"/>
-            <w:color w:val="000000" w:themeColor="text1"/>
-            <w:u w:val="none"/>
-          </w:rPr>
-          <w:t>Rousseeuw, P. J., Silhouettes: a Graphical Aid to the Interpretation and Validation of Cluster Analysis, Journal of Computational and Applied Mathematics, 1987.</w:t>
-        </w:r>
-      </w:hyperlink>
-    </w:p>
-    <w:p>
-      <w:pPr>
-        <w:pStyle w:val="ListParagraph"/>
-        <w:numPr>
-          <w:ilvl w:val="0"/>
-          <w:numId w:val="17"/>
-        </w:numPr>
-        <w:spacing w:before="40" w:line="312" w:lineRule="auto"/>
-        <w:ind w:left="709"/>
-        <w:rPr>
-          <w:color w:val="000000" w:themeColor="text1"/>
-        </w:rPr>
-      </w:pPr>
-      <w:hyperlink r:id="rId25" w:history="1">
-        <w:r>
-          <w:rPr>
-            <w:rStyle w:val="Hyperlink"/>
-            <w:color w:val="000000" w:themeColor="text1"/>
-            <w:u w:val="none"/>
-          </w:rPr>
-          <w:t>Hubert, L., Arabie, P., Comparing Partitions, Journal of Classification, 1985.</w:t>
-        </w:r>
-      </w:hyperlink>
       <w:r>
         <w:rPr>
           <w:color w:val="000000" w:themeColor="text1"/>
@@ -20895,28 +22600,13 @@
     </w:p>
     <w:p>
       <w:pPr>
-        <w:pStyle w:val="ListParagraph"/>
-        <w:numPr>
-          <w:ilvl w:val="0"/>
-          <w:numId w:val="17"/>
-        </w:numPr>
-        <w:spacing w:before="40" w:line="312" w:lineRule="auto"/>
-        <w:ind w:left="709"/>
-      </w:pPr>
-      <w:r>
-        <w:t>Bộ môn Khoa học Dữ liệu, Khoa Công nghệ Thông tin, Trường ĐH Công Thương TP.HCM, Tài liệu hướng dẫn đồ án môn học Khai thác dữ liệu, Mục 1.2 và Đề tài 16.</w:t>
-      </w:r>
-    </w:p>
-    <w:p>
-      <w:pPr>
         <w:pStyle w:val="Heading1"/>
       </w:pPr>
-      <w:bookmarkStart w:id="52" w:name="_Toc243594399"/>
-      <w:r>
-        <w:lastRenderedPageBreak/>
+      <w:bookmarkStart w:id="53" w:name="_Toc243609370"/>
+      <w:r>
         <w:t>PHỤ LỤC A: BẢNG KHẢO SÁT SỐ CỤM NĂM 2019</w:t>
       </w:r>
-      <w:bookmarkEnd w:id="52"/>
+      <w:bookmarkEnd w:id="53"/>
     </w:p>
     <w:p>
       <w:pPr>
@@ -21624,12 +23314,11 @@
       <w:pPr>
         <w:pStyle w:val="Heading1"/>
       </w:pPr>
-      <w:bookmarkStart w:id="53" w:name="_Toc243594400"/>
-      <w:r>
-        <w:lastRenderedPageBreak/>
+      <w:bookmarkStart w:id="54" w:name="_Toc243609371"/>
+      <w:r>
         <w:t>PHỤ LỤC B: KẾT QUẢ QUÉT THAM SỐ DBSCAN NĂM 2019</w:t>
       </w:r>
-      <w:bookmarkEnd w:id="53"/>
+      <w:bookmarkEnd w:id="54"/>
     </w:p>
     <w:p>
       <w:pPr>
@@ -23396,7 +25085,6 @@
     <w:sdtEndPr>
       <w:rPr>
         <w:noProof/>
-        <w:color w:val="0D0D0D" w:themeColor="text1" w:themeTint="F2"/>
       </w:rPr>
     </w:sdtEndPr>
     <w:sdtContent>
@@ -23686,6 +25374,182 @@
     </w:lvl>
   </w:abstractNum>
   <w:abstractNum w:abstractNumId="9" w15:restartNumberingAfterBreak="0">
+    <w:nsid w:val="141C3A3E"/>
+    <w:multiLevelType w:val="hybridMultilevel"/>
+    <w:tmpl w:val="1D4A09D2"/>
+    <w:lvl w:ilvl="0" w:tplc="3E329922">
+      <w:start w:val="1"/>
+      <w:numFmt w:val="decimal"/>
+      <w:lvlText w:val="%1."/>
+      <w:lvlJc w:val="left"/>
+      <w:pPr>
+        <w:ind w:left="785" w:hanging="360"/>
+      </w:pPr>
+      <w:rPr>
+        <w:rFonts w:hint="default"/>
+        <w:b/>
+      </w:rPr>
+    </w:lvl>
+    <w:lvl w:ilvl="1" w:tplc="04090019" w:tentative="1">
+      <w:start w:val="1"/>
+      <w:numFmt w:val="lowerLetter"/>
+      <w:lvlText w:val="%2."/>
+      <w:lvlJc w:val="left"/>
+      <w:pPr>
+        <w:ind w:left="1505" w:hanging="360"/>
+      </w:pPr>
+    </w:lvl>
+    <w:lvl w:ilvl="2" w:tplc="0409001B" w:tentative="1">
+      <w:start w:val="1"/>
+      <w:numFmt w:val="lowerRoman"/>
+      <w:lvlText w:val="%3."/>
+      <w:lvlJc w:val="right"/>
+      <w:pPr>
+        <w:ind w:left="2225" w:hanging="180"/>
+      </w:pPr>
+    </w:lvl>
+    <w:lvl w:ilvl="3" w:tplc="0409000F" w:tentative="1">
+      <w:start w:val="1"/>
+      <w:numFmt w:val="decimal"/>
+      <w:lvlText w:val="%4."/>
+      <w:lvlJc w:val="left"/>
+      <w:pPr>
+        <w:ind w:left="2945" w:hanging="360"/>
+      </w:pPr>
+    </w:lvl>
+    <w:lvl w:ilvl="4" w:tplc="04090019" w:tentative="1">
+      <w:start w:val="1"/>
+      <w:numFmt w:val="lowerLetter"/>
+      <w:lvlText w:val="%5."/>
+      <w:lvlJc w:val="left"/>
+      <w:pPr>
+        <w:ind w:left="3665" w:hanging="360"/>
+      </w:pPr>
+    </w:lvl>
+    <w:lvl w:ilvl="5" w:tplc="0409001B" w:tentative="1">
+      <w:start w:val="1"/>
+      <w:numFmt w:val="lowerRoman"/>
+      <w:lvlText w:val="%6."/>
+      <w:lvlJc w:val="right"/>
+      <w:pPr>
+        <w:ind w:left="4385" w:hanging="180"/>
+      </w:pPr>
+    </w:lvl>
+    <w:lvl w:ilvl="6" w:tplc="0409000F" w:tentative="1">
+      <w:start w:val="1"/>
+      <w:numFmt w:val="decimal"/>
+      <w:lvlText w:val="%7."/>
+      <w:lvlJc w:val="left"/>
+      <w:pPr>
+        <w:ind w:left="5105" w:hanging="360"/>
+      </w:pPr>
+    </w:lvl>
+    <w:lvl w:ilvl="7" w:tplc="04090019" w:tentative="1">
+      <w:start w:val="1"/>
+      <w:numFmt w:val="lowerLetter"/>
+      <w:lvlText w:val="%8."/>
+      <w:lvlJc w:val="left"/>
+      <w:pPr>
+        <w:ind w:left="5825" w:hanging="360"/>
+      </w:pPr>
+    </w:lvl>
+    <w:lvl w:ilvl="8" w:tplc="0409001B" w:tentative="1">
+      <w:start w:val="1"/>
+      <w:numFmt w:val="lowerRoman"/>
+      <w:lvlText w:val="%9."/>
+      <w:lvlJc w:val="right"/>
+      <w:pPr>
+        <w:ind w:left="6545" w:hanging="180"/>
+      </w:pPr>
+    </w:lvl>
+  </w:abstractNum>
+  <w:abstractNum w:abstractNumId="10" w15:restartNumberingAfterBreak="0">
+    <w:nsid w:val="199758F4"/>
+    <w:multiLevelType w:val="hybridMultilevel"/>
+    <w:tmpl w:val="B62C648A"/>
+    <w:lvl w:ilvl="0" w:tplc="0409000F">
+      <w:start w:val="1"/>
+      <w:numFmt w:val="decimal"/>
+      <w:lvlText w:val="%1."/>
+      <w:lvlJc w:val="left"/>
+      <w:pPr>
+        <w:ind w:left="1145" w:hanging="360"/>
+      </w:pPr>
+    </w:lvl>
+    <w:lvl w:ilvl="1" w:tplc="04090019" w:tentative="1">
+      <w:start w:val="1"/>
+      <w:numFmt w:val="lowerLetter"/>
+      <w:lvlText w:val="%2."/>
+      <w:lvlJc w:val="left"/>
+      <w:pPr>
+        <w:ind w:left="1865" w:hanging="360"/>
+      </w:pPr>
+    </w:lvl>
+    <w:lvl w:ilvl="2" w:tplc="0409001B" w:tentative="1">
+      <w:start w:val="1"/>
+      <w:numFmt w:val="lowerRoman"/>
+      <w:lvlText w:val="%3."/>
+      <w:lvlJc w:val="right"/>
+      <w:pPr>
+        <w:ind w:left="2585" w:hanging="180"/>
+      </w:pPr>
+    </w:lvl>
+    <w:lvl w:ilvl="3" w:tplc="0409000F" w:tentative="1">
+      <w:start w:val="1"/>
+      <w:numFmt w:val="decimal"/>
+      <w:lvlText w:val="%4."/>
+      <w:lvlJc w:val="left"/>
+      <w:pPr>
+        <w:ind w:left="3305" w:hanging="360"/>
+      </w:pPr>
+    </w:lvl>
+    <w:lvl w:ilvl="4" w:tplc="04090019" w:tentative="1">
+      <w:start w:val="1"/>
+      <w:numFmt w:val="lowerLetter"/>
+      <w:lvlText w:val="%5."/>
+      <w:lvlJc w:val="left"/>
+      <w:pPr>
+        <w:ind w:left="4025" w:hanging="360"/>
+      </w:pPr>
+    </w:lvl>
+    <w:lvl w:ilvl="5" w:tplc="0409001B" w:tentative="1">
+      <w:start w:val="1"/>
+      <w:numFmt w:val="lowerRoman"/>
+      <w:lvlText w:val="%6."/>
+      <w:lvlJc w:val="right"/>
+      <w:pPr>
+        <w:ind w:left="4745" w:hanging="180"/>
+      </w:pPr>
+    </w:lvl>
+    <w:lvl w:ilvl="6" w:tplc="0409000F" w:tentative="1">
+      <w:start w:val="1"/>
+      <w:numFmt w:val="decimal"/>
+      <w:lvlText w:val="%7."/>
+      <w:lvlJc w:val="left"/>
+      <w:pPr>
+        <w:ind w:left="5465" w:hanging="360"/>
+      </w:pPr>
+    </w:lvl>
+    <w:lvl w:ilvl="7" w:tplc="04090019" w:tentative="1">
+      <w:start w:val="1"/>
+      <w:numFmt w:val="lowerLetter"/>
+      <w:lvlText w:val="%8."/>
+      <w:lvlJc w:val="left"/>
+      <w:pPr>
+        <w:ind w:left="6185" w:hanging="360"/>
+      </w:pPr>
+    </w:lvl>
+    <w:lvl w:ilvl="8" w:tplc="0409001B" w:tentative="1">
+      <w:start w:val="1"/>
+      <w:numFmt w:val="lowerRoman"/>
+      <w:lvlText w:val="%9."/>
+      <w:lvlJc w:val="right"/>
+      <w:pPr>
+        <w:ind w:left="6905" w:hanging="180"/>
+      </w:pPr>
+    </w:lvl>
+  </w:abstractNum>
+  <w:abstractNum w:abstractNumId="11" w15:restartNumberingAfterBreak="0">
     <w:nsid w:val="1D534244"/>
     <w:multiLevelType w:val="hybridMultilevel"/>
     <w:tmpl w:val="BF3A97DA"/>
@@ -23771,7 +25635,7 @@
       </w:pPr>
     </w:lvl>
   </w:abstractNum>
-  <w:abstractNum w:abstractNumId="10" w15:restartNumberingAfterBreak="0">
+  <w:abstractNum w:abstractNumId="12" w15:restartNumberingAfterBreak="0">
     <w:nsid w:val="203302E4"/>
     <w:multiLevelType w:val="hybridMultilevel"/>
     <w:tmpl w:val="38103502"/>
@@ -23857,7 +25721,7 @@
       </w:pPr>
     </w:lvl>
   </w:abstractNum>
-  <w:abstractNum w:abstractNumId="11" w15:restartNumberingAfterBreak="0">
+  <w:abstractNum w:abstractNumId="13" w15:restartNumberingAfterBreak="0">
     <w:nsid w:val="2DA5497C"/>
     <w:multiLevelType w:val="hybridMultilevel"/>
     <w:tmpl w:val="16A4E22C"/>
@@ -23947,7 +25811,7 @@
       </w:pPr>
     </w:lvl>
   </w:abstractNum>
-  <w:abstractNum w:abstractNumId="12" w15:restartNumberingAfterBreak="0">
+  <w:abstractNum w:abstractNumId="14" w15:restartNumberingAfterBreak="0">
     <w:nsid w:val="33395DCE"/>
     <w:multiLevelType w:val="hybridMultilevel"/>
     <w:tmpl w:val="C6AEBD48"/>
@@ -24037,7 +25901,7 @@
       </w:pPr>
     </w:lvl>
   </w:abstractNum>
-  <w:abstractNum w:abstractNumId="13" w15:restartNumberingAfterBreak="0">
+  <w:abstractNum w:abstractNumId="15" w15:restartNumberingAfterBreak="0">
     <w:nsid w:val="371F55BF"/>
     <w:multiLevelType w:val="hybridMultilevel"/>
     <w:tmpl w:val="211EE4A2"/>
@@ -24127,7 +25991,7 @@
       </w:pPr>
     </w:lvl>
   </w:abstractNum>
-  <w:abstractNum w:abstractNumId="14" w15:restartNumberingAfterBreak="0">
+  <w:abstractNum w:abstractNumId="16" w15:restartNumberingAfterBreak="0">
     <w:nsid w:val="3F71126A"/>
     <w:multiLevelType w:val="hybridMultilevel"/>
     <w:tmpl w:val="49A48AF6"/>
@@ -24217,10 +26081,10 @@
       </w:pPr>
     </w:lvl>
   </w:abstractNum>
-  <w:abstractNum w:abstractNumId="15" w15:restartNumberingAfterBreak="0">
+  <w:abstractNum w:abstractNumId="17" w15:restartNumberingAfterBreak="0">
     <w:nsid w:val="42D22E65"/>
     <w:multiLevelType w:val="hybridMultilevel"/>
-    <w:tmpl w:val="1B46D506"/>
+    <w:tmpl w:val="752C9F70"/>
     <w:lvl w:ilvl="0" w:tplc="0409000F">
       <w:start w:val="1"/>
       <w:numFmt w:val="decimal"/>
@@ -24303,7 +26167,7 @@
       </w:pPr>
     </w:lvl>
   </w:abstractNum>
-  <w:abstractNum w:abstractNumId="16" w15:restartNumberingAfterBreak="0">
+  <w:abstractNum w:abstractNumId="18" w15:restartNumberingAfterBreak="0">
     <w:nsid w:val="49C31151"/>
     <w:multiLevelType w:val="hybridMultilevel"/>
     <w:tmpl w:val="1D581780"/>
@@ -24416,7 +26280,96 @@
       </w:rPr>
     </w:lvl>
   </w:abstractNum>
-  <w:abstractNum w:abstractNumId="17" w15:restartNumberingAfterBreak="0">
+  <w:abstractNum w:abstractNumId="19" w15:restartNumberingAfterBreak="0">
+    <w:nsid w:val="5225266E"/>
+    <w:multiLevelType w:val="hybridMultilevel"/>
+    <w:tmpl w:val="FB94EF48"/>
+    <w:lvl w:ilvl="0" w:tplc="BD1EA610">
+      <w:start w:val="1"/>
+      <w:numFmt w:val="decimal"/>
+      <w:lvlText w:val="[%1]"/>
+      <w:lvlJc w:val="left"/>
+      <w:pPr>
+        <w:ind w:left="1069" w:hanging="360"/>
+      </w:pPr>
+      <w:rPr>
+        <w:rFonts w:hint="default"/>
+      </w:rPr>
+    </w:lvl>
+    <w:lvl w:ilvl="1" w:tplc="04090019" w:tentative="1">
+      <w:start w:val="1"/>
+      <w:numFmt w:val="lowerLetter"/>
+      <w:lvlText w:val="%2."/>
+      <w:lvlJc w:val="left"/>
+      <w:pPr>
+        <w:ind w:left="1440" w:hanging="360"/>
+      </w:pPr>
+    </w:lvl>
+    <w:lvl w:ilvl="2" w:tplc="0409001B" w:tentative="1">
+      <w:start w:val="1"/>
+      <w:numFmt w:val="lowerRoman"/>
+      <w:lvlText w:val="%3."/>
+      <w:lvlJc w:val="right"/>
+      <w:pPr>
+        <w:ind w:left="2160" w:hanging="180"/>
+      </w:pPr>
+    </w:lvl>
+    <w:lvl w:ilvl="3" w:tplc="0409000F" w:tentative="1">
+      <w:start w:val="1"/>
+      <w:numFmt w:val="decimal"/>
+      <w:lvlText w:val="%4."/>
+      <w:lvlJc w:val="left"/>
+      <w:pPr>
+        <w:ind w:left="2880" w:hanging="360"/>
+      </w:pPr>
+    </w:lvl>
+    <w:lvl w:ilvl="4" w:tplc="04090019" w:tentative="1">
+      <w:start w:val="1"/>
+      <w:numFmt w:val="lowerLetter"/>
+      <w:lvlText w:val="%5."/>
+      <w:lvlJc w:val="left"/>
+      <w:pPr>
+        <w:ind w:left="3600" w:hanging="360"/>
+      </w:pPr>
+    </w:lvl>
+    <w:lvl w:ilvl="5" w:tplc="0409001B" w:tentative="1">
+      <w:start w:val="1"/>
+      <w:numFmt w:val="lowerRoman"/>
+      <w:lvlText w:val="%6."/>
+      <w:lvlJc w:val="right"/>
+      <w:pPr>
+        <w:ind w:left="4320" w:hanging="180"/>
+      </w:pPr>
+    </w:lvl>
+    <w:lvl w:ilvl="6" w:tplc="0409000F" w:tentative="1">
+      <w:start w:val="1"/>
+      <w:numFmt w:val="decimal"/>
+      <w:lvlText w:val="%7."/>
+      <w:lvlJc w:val="left"/>
+      <w:pPr>
+        <w:ind w:left="5040" w:hanging="360"/>
+      </w:pPr>
+    </w:lvl>
+    <w:lvl w:ilvl="7" w:tplc="04090019" w:tentative="1">
+      <w:start w:val="1"/>
+      <w:numFmt w:val="lowerLetter"/>
+      <w:lvlText w:val="%8."/>
+      <w:lvlJc w:val="left"/>
+      <w:pPr>
+        <w:ind w:left="5760" w:hanging="360"/>
+      </w:pPr>
+    </w:lvl>
+    <w:lvl w:ilvl="8" w:tplc="0409001B" w:tentative="1">
+      <w:start w:val="1"/>
+      <w:numFmt w:val="lowerRoman"/>
+      <w:lvlText w:val="%9."/>
+      <w:lvlJc w:val="right"/>
+      <w:pPr>
+        <w:ind w:left="6480" w:hanging="180"/>
+      </w:pPr>
+    </w:lvl>
+  </w:abstractNum>
+  <w:abstractNum w:abstractNumId="20" w15:restartNumberingAfterBreak="0">
     <w:nsid w:val="5B3011CC"/>
     <w:multiLevelType w:val="hybridMultilevel"/>
     <w:tmpl w:val="C5D4EF88"/>
@@ -24530,31 +26483,40 @@
     <w:abstractNumId w:val="0"/>
   </w:num>
   <w:num w:numId="10" w16cid:durableId="1346711186">
+    <w:abstractNumId w:val="18"/>
+  </w:num>
+  <w:num w:numId="11" w16cid:durableId="481392401">
+    <w:abstractNumId w:val="12"/>
+  </w:num>
+  <w:num w:numId="12" w16cid:durableId="221596583">
+    <w:abstractNumId w:val="13"/>
+  </w:num>
+  <w:num w:numId="13" w16cid:durableId="234127028">
+    <w:abstractNumId w:val="11"/>
+  </w:num>
+  <w:num w:numId="14" w16cid:durableId="1533885141">
+    <w:abstractNumId w:val="15"/>
+  </w:num>
+  <w:num w:numId="15" w16cid:durableId="993067606">
+    <w:abstractNumId w:val="20"/>
+  </w:num>
+  <w:num w:numId="16" w16cid:durableId="1138844222">
+    <w:abstractNumId w:val="14"/>
+  </w:num>
+  <w:num w:numId="17" w16cid:durableId="1065956820">
+    <w:abstractNumId w:val="17"/>
+  </w:num>
+  <w:num w:numId="18" w16cid:durableId="1837569404">
     <w:abstractNumId w:val="16"/>
   </w:num>
-  <w:num w:numId="11" w16cid:durableId="481392401">
+  <w:num w:numId="19" w16cid:durableId="103615725">
     <w:abstractNumId w:val="10"/>
   </w:num>
-  <w:num w:numId="12" w16cid:durableId="221596583">
-    <w:abstractNumId w:val="11"/>
-  </w:num>
-  <w:num w:numId="13" w16cid:durableId="234127028">
+  <w:num w:numId="20" w16cid:durableId="1060834194">
     <w:abstractNumId w:val="9"/>
   </w:num>
-  <w:num w:numId="14" w16cid:durableId="1533885141">
-    <w:abstractNumId w:val="13"/>
-  </w:num>
-  <w:num w:numId="15" w16cid:durableId="993067606">
-    <w:abstractNumId w:val="17"/>
-  </w:num>
-  <w:num w:numId="16" w16cid:durableId="1138844222">
-    <w:abstractNumId w:val="12"/>
-  </w:num>
-  <w:num w:numId="17" w16cid:durableId="1065956820">
-    <w:abstractNumId w:val="15"/>
-  </w:num>
-  <w:num w:numId="18" w16cid:durableId="1837569404">
-    <w:abstractNumId w:val="14"/>
+  <w:num w:numId="21" w16cid:durableId="525099853">
+    <w:abstractNumId w:val="19"/>
   </w:num>
 </w:numbering>
 </file>
@@ -25169,6 +27131,7 @@
   <w:style w:type="character" w:default="1" w:styleId="DefaultParagraphFont">
     <w:name w:val="Default Paragraph Font"/>
     <w:uiPriority w:val="1"/>
+    <w:semiHidden/>
     <w:unhideWhenUsed/>
   </w:style>
   <w:style w:type="table" w:default="1" w:styleId="TableNormal">
@@ -36015,6 +37978,18 @@
     <w:unhideWhenUsed/>
     <w:rsid w:val="00575FE6"/>
   </w:style>
+  <w:style w:type="paragraph" w:styleId="NormalWeb">
+    <w:name w:val="Normal (Web)"/>
+    <w:basedOn w:val="Normal"/>
+    <w:uiPriority w:val="99"/>
+    <w:semiHidden/>
+    <w:unhideWhenUsed/>
+    <w:rsid w:val="00561E82"/>
+    <w:rPr>
+      <w:sz w:val="24"/>
+      <w:szCs w:val="24"/>
+    </w:rPr>
+  </w:style>
 </w:styles>
 </file>
 

--- a/reports/final_report/Nhom12_BaoCao.docx
+++ b/reports/final_report/Nhom12_BaoCao.docx
@@ -243,7 +243,7 @@
       <w:pPr>
         <w:pStyle w:val="Heading1"/>
       </w:pPr>
-      <w:bookmarkStart w:id="0" w:name="_Toc243609317"/>
+      <w:bookmarkStart w:id="0" w:name="_Toc243610406"/>
       <w:r>
         <w:lastRenderedPageBreak/>
         <w:t>LỜI MỞ ĐẦU</w:t>
@@ -301,7 +301,7 @@
       <w:pPr>
         <w:pStyle w:val="Heading1"/>
       </w:pPr>
-      <w:bookmarkStart w:id="1" w:name="_Toc243609318"/>
+      <w:bookmarkStart w:id="1" w:name="_Toc243610407"/>
       <w:r>
         <w:lastRenderedPageBreak/>
         <w:t>TÓM TẮT</w:t>
@@ -342,26 +342,16 @@
       <w:pPr>
         <w:pStyle w:val="Heading1"/>
       </w:pPr>
-      <w:bookmarkStart w:id="2" w:name="_Toc243609319"/>
+      <w:bookmarkStart w:id="2" w:name="_Toc243610408"/>
       <w:r>
         <w:t>BẢNG PHÂN CÔNG NHIỆM VỤ</w:t>
       </w:r>
       <w:bookmarkEnd w:id="2"/>
-    </w:p>
-    <w:p>
-      <w:r>
-        <w:t>Bảng dưới đây thống kê chi tiết phần việc phụ trách chính, phần việc hỗ trợ và tỷ lệ đóng góp của từng thành viên trong quá trình thực hiện đồ án và thuyết trình video báo cáo:</w:t>
-      </w:r>
     </w:p>
     <w:tbl>
       <w:tblPr>
+        <w:tblStyle w:val="TableGrid"/>
         <w:tblW w:w="0" w:type="auto"/>
-        <w:jc w:val="center"/>
-        <w:tblBorders>
-          <w:top w:val="single" w:sz="6" w:space="0" w:color="CCCCCC"/>
-          <w:bottom w:val="single" w:sz="6" w:space="0" w:color="CCCCCC"/>
-          <w:insideH w:val="single" w:sz="4" w:space="0" w:color="E0E0E0"/>
-        </w:tblBorders>
         <w:tblLook w:val="04A0" w:firstRow="1" w:lastRow="0" w:firstColumn="1" w:lastColumn="0" w:noHBand="0" w:noVBand="1"/>
       </w:tblPr>
       <w:tblGrid>
@@ -371,16 +361,9 @@
         <w:gridCol w:w="850"/>
       </w:tblGrid>
       <w:tr>
-        <w:trPr>
-          <w:cantSplit/>
-          <w:tblHeader/>
-          <w:jc w:val="center"/>
-        </w:trPr>
         <w:tc>
           <w:tcPr>
             <w:tcW w:w="1814" w:type="dxa"/>
-            <w:shd w:val="clear" w:color="auto" w:fill="F2F2F2"/>
-            <w:vAlign w:val="center"/>
           </w:tcPr>
           <w:p>
             <w:pPr>
@@ -399,8 +382,6 @@
         <w:tc>
           <w:tcPr>
             <w:tcW w:w="3859" w:type="dxa"/>
-            <w:shd w:val="clear" w:color="auto" w:fill="F2F2F2"/>
-            <w:vAlign w:val="center"/>
           </w:tcPr>
           <w:p>
             <w:pPr>
@@ -412,15 +393,13 @@
                 <w:b/>
                 <w:sz w:val="21"/>
               </w:rPr>
-              <w:t>Công việc chính (bao gồm phần thuyết trình video)</w:t>
+              <w:t>Công việc chính</w:t>
             </w:r>
           </w:p>
         </w:tc>
         <w:tc>
           <w:tcPr>
             <w:tcW w:w="2549" w:type="dxa"/>
-            <w:shd w:val="clear" w:color="auto" w:fill="F2F2F2"/>
-            <w:vAlign w:val="center"/>
           </w:tcPr>
           <w:p>
             <w:pPr>
@@ -439,8 +418,6 @@
         <w:tc>
           <w:tcPr>
             <w:tcW w:w="850" w:type="dxa"/>
-            <w:shd w:val="clear" w:color="auto" w:fill="F2F2F2"/>
-            <w:vAlign w:val="center"/>
           </w:tcPr>
           <w:p>
             <w:pPr>
@@ -458,10 +435,6 @@
         </w:tc>
       </w:tr>
       <w:tr>
-        <w:trPr>
-          <w:cantSplit/>
-          <w:jc w:val="center"/>
-        </w:trPr>
         <w:tc>
           <w:tcPr>
             <w:tcW w:w="1814" w:type="dxa"/>
@@ -470,10 +443,13 @@
             <w:pPr>
               <w:spacing w:before="40" w:after="40" w:line="276" w:lineRule="auto"/>
               <w:jc w:val="center"/>
-            </w:pPr>
-            <w:r>
-              <w:rPr>
-                <w:b/>
+              <w:rPr>
+                <w:bCs/>
+              </w:rPr>
+            </w:pPr>
+            <w:r>
+              <w:rPr>
+                <w:bCs/>
                 <w:sz w:val="19"/>
               </w:rPr>
               <w:t>Hà Mạnh Trường</w:t>
@@ -483,9 +459,13 @@
             <w:pPr>
               <w:spacing w:before="20" w:after="20" w:line="276" w:lineRule="auto"/>
               <w:jc w:val="center"/>
-            </w:pPr>
-            <w:r>
-              <w:rPr>
+              <w:rPr>
+                <w:bCs/>
+              </w:rPr>
+            </w:pPr>
+            <w:r>
+              <w:rPr>
+                <w:bCs/>
                 <w:sz w:val="19"/>
               </w:rPr>
               <w:t>MSSV: 2045240326</w:t>
@@ -495,9 +475,13 @@
             <w:pPr>
               <w:spacing w:before="20" w:after="20" w:line="276" w:lineRule="auto"/>
               <w:jc w:val="center"/>
-            </w:pPr>
-            <w:r>
-              <w:rPr>
+              <w:rPr>
+                <w:bCs/>
+              </w:rPr>
+            </w:pPr>
+            <w:r>
+              <w:rPr>
+                <w:bCs/>
                 <w:sz w:val="19"/>
               </w:rPr>
               <w:t>(Nhóm trưởng)</w:t>
@@ -512,36 +496,62 @@
             <w:pPr>
               <w:spacing w:before="40" w:after="40" w:line="276" w:lineRule="auto"/>
               <w:jc w:val="left"/>
-            </w:pPr>
-            <w:r>
-              <w:rPr>
+              <w:rPr>
+                <w:bCs/>
+              </w:rPr>
+            </w:pPr>
+            <w:r>
+              <w:rPr>
+                <w:bCs/>
                 <w:sz w:val="19"/>
               </w:rPr>
-              <w:t>• Thu thập và tiền xử lý dữ liệu 5 năm (2015–2019), xử lý khuyết thiếu UAE 2018, đồng bộ tên quốc gia và mã ISO-3 xuất bản data/interim/happiness_merged.csv 781 dòng sạch.</w:t>
+              <w:t>Thu thập và tiền xử lý dữ liệu 5 năm (2015–2019), xử lý khuyết thiếu UAE 2018, đồng bộ tên quốc gia và mã ISO-3 xuất bản data/interim/happiness_merged.csv 781 dòng sạch.</w:t>
             </w:r>
           </w:p>
           <w:p>
             <w:pPr>
               <w:spacing w:before="20" w:after="20" w:line="276" w:lineRule="auto"/>
               <w:jc w:val="left"/>
-            </w:pPr>
-            <w:r>
-              <w:rPr>
+              <w:rPr>
+                <w:bCs/>
+              </w:rPr>
+            </w:pPr>
+            <w:r>
+              <w:rPr>
+                <w:bCs/>
                 <w:sz w:val="19"/>
               </w:rPr>
-              <w:t>• Điều phối tiến độ 11 bước, kiểm soát môi trường chạy lại và biên soạn Chương 1, Chương 2 Báo cáo Word.</w:t>
+              <w:t>Điều phối tiến độ 11 bước, kiểm soát môi trường chạy lại và biên soạn Chương 1, Chương 2 Báo cáo Word.</w:t>
             </w:r>
           </w:p>
           <w:p>
             <w:pPr>
               <w:spacing w:before="20" w:after="20" w:line="276" w:lineRule="auto"/>
               <w:jc w:val="left"/>
-            </w:pPr>
-            <w:r>
-              <w:rPr>
+              <w:rPr>
+                <w:bCs/>
+              </w:rPr>
+            </w:pPr>
+            <w:r>
+              <w:rPr>
+                <w:bCs/>
                 <w:sz w:val="19"/>
               </w:rPr>
-              <w:t>• Thuyết trình Phần 1 video báo cáo (Tổng quan &amp; Tiền xử lý dữ liệu, Slide 1–4, ~3.5 phút).</w:t>
+              <w:t xml:space="preserve">Thuyết trình Phần 1 video báo cáo (Tổng quan </w:t>
+            </w:r>
+            <w:r>
+              <w:rPr>
+                <w:bCs/>
+                <w:sz w:val="19"/>
+              </w:rPr>
+              <w:t>và</w:t>
+            </w:r>
+            <w:r>
+              <w:rPr>
+                <w:bCs/>
+                <w:sz w:val="19"/>
+              </w:rPr>
+              <w:t xml:space="preserve"> Tiền xử lý dữ liệu).</w:t>
             </w:r>
           </w:p>
         </w:tc>
@@ -553,36 +563,48 @@
             <w:pPr>
               <w:spacing w:before="40" w:after="40" w:line="276" w:lineRule="auto"/>
               <w:jc w:val="left"/>
-            </w:pPr>
-            <w:r>
-              <w:rPr>
+              <w:rPr>
+                <w:bCs/>
+              </w:rPr>
+            </w:pPr>
+            <w:r>
+              <w:rPr>
+                <w:bCs/>
                 <w:sz w:val="19"/>
               </w:rPr>
-              <w:t>• Rà soát phần thuật toán gom cụm from-scratch.</w:t>
+              <w:t>Rà soát phần thuật toán gom cụm from-scratch.</w:t>
             </w:r>
           </w:p>
           <w:p>
             <w:pPr>
               <w:spacing w:before="20" w:after="20" w:line="276" w:lineRule="auto"/>
               <w:jc w:val="left"/>
-            </w:pPr>
-            <w:r>
-              <w:rPr>
+              <w:rPr>
+                <w:bCs/>
+              </w:rPr>
+            </w:pPr>
+            <w:r>
+              <w:rPr>
+                <w:bCs/>
                 <w:sz w:val="19"/>
               </w:rPr>
-              <w:t>• Đối chiếu tính nhất quán số liệu giữa báo cáo và các file CSV.</w:t>
+              <w:t>Đối chiếu tính nhất quán số liệu giữa báo cáo và các file CSV.</w:t>
             </w:r>
           </w:p>
           <w:p>
             <w:pPr>
               <w:spacing w:before="20" w:after="20" w:line="276" w:lineRule="auto"/>
               <w:jc w:val="left"/>
-            </w:pPr>
-            <w:r>
-              <w:rPr>
+              <w:rPr>
+                <w:bCs/>
+              </w:rPr>
+            </w:pPr>
+            <w:r>
+              <w:rPr>
+                <w:bCs/>
                 <w:sz w:val="19"/>
               </w:rPr>
-              <w:t>• Hỗ trợ nạp dữ liệu cho demo Streamlit.</w:t>
+              <w:t>Hỗ trợ nạp dữ liệu cho demo Streamlit.</w:t>
             </w:r>
           </w:p>
         </w:tc>
@@ -594,10 +616,13 @@
             <w:pPr>
               <w:spacing w:before="40" w:after="40" w:line="276" w:lineRule="auto"/>
               <w:jc w:val="center"/>
-            </w:pPr>
-            <w:r>
-              <w:rPr>
-                <w:b/>
+              <w:rPr>
+                <w:bCs/>
+              </w:rPr>
+            </w:pPr>
+            <w:r>
+              <w:rPr>
+                <w:bCs/>
                 <w:sz w:val="19"/>
               </w:rPr>
               <w:t>34%</w:t>
@@ -606,10 +631,6 @@
         </w:tc>
       </w:tr>
       <w:tr>
-        <w:trPr>
-          <w:cantSplit/>
-          <w:jc w:val="center"/>
-        </w:trPr>
         <w:tc>
           <w:tcPr>
             <w:tcW w:w="1814" w:type="dxa"/>
@@ -618,10 +639,13 @@
             <w:pPr>
               <w:spacing w:before="40" w:after="40" w:line="276" w:lineRule="auto"/>
               <w:jc w:val="center"/>
-            </w:pPr>
-            <w:r>
-              <w:rPr>
-                <w:b/>
+              <w:rPr>
+                <w:bCs/>
+              </w:rPr>
+            </w:pPr>
+            <w:r>
+              <w:rPr>
+                <w:bCs/>
                 <w:sz w:val="19"/>
               </w:rPr>
               <w:t>Huỳnh Tâm Trí</w:t>
@@ -631,9 +655,13 @@
             <w:pPr>
               <w:spacing w:before="20" w:after="20" w:line="276" w:lineRule="auto"/>
               <w:jc w:val="center"/>
-            </w:pPr>
-            <w:r>
-              <w:rPr>
+              <w:rPr>
+                <w:bCs/>
+              </w:rPr>
+            </w:pPr>
+            <w:r>
+              <w:rPr>
+                <w:bCs/>
                 <w:sz w:val="19"/>
               </w:rPr>
               <w:t>MSSV: 2045240315</w:t>
@@ -643,9 +671,13 @@
             <w:pPr>
               <w:spacing w:before="20" w:after="20" w:line="276" w:lineRule="auto"/>
               <w:jc w:val="center"/>
-            </w:pPr>
-            <w:r>
-              <w:rPr>
+              <w:rPr>
+                <w:bCs/>
+              </w:rPr>
+            </w:pPr>
+            <w:r>
+              <w:rPr>
+                <w:bCs/>
                 <w:sz w:val="19"/>
               </w:rPr>
               <w:t>(Thành viên)</w:t>
@@ -660,48 +692,78 @@
             <w:pPr>
               <w:spacing w:before="40" w:after="40" w:line="276" w:lineRule="auto"/>
               <w:jc w:val="left"/>
-            </w:pPr>
-            <w:r>
-              <w:rPr>
+              <w:rPr>
+                <w:bCs/>
+              </w:rPr>
+            </w:pPr>
+            <w:r>
+              <w:rPr>
+                <w:bCs/>
                 <w:sz w:val="19"/>
               </w:rPr>
-              <w:t>• Tự cài đặt thuật toán from-scratch (K-Means++, Hierarchical Ward, DBSCAN) và các độ đo đánh giá (Silhouette, DB, CH, ARI) không dùng thư viện.</w:t>
+              <w:t>Tự cài đặt thuật toán from-scratch (K-Means++, Hierarchical Ward, DBSCAN) và các độ đo đánh giá (Silhouette, DB, CH, ARI) không dùng thư viện.</w:t>
             </w:r>
           </w:p>
           <w:p>
             <w:pPr>
               <w:spacing w:before="20" w:after="20" w:line="276" w:lineRule="auto"/>
               <w:jc w:val="left"/>
-            </w:pPr>
-            <w:r>
-              <w:rPr>
+              <w:rPr>
+                <w:bCs/>
+              </w:rPr>
+            </w:pPr>
+            <w:r>
+              <w:rPr>
+                <w:bCs/>
                 <w:sz w:val="19"/>
               </w:rPr>
-              <w:t>• Thực nghiệm quét k từ 2 đến 9 thẩm định số cụm tối ưu k* = 3 cho cả 5 năm; so sánh đối chứng 5 cấu hình và đánh giá độ ổn định qua 10 seed.</w:t>
+              <w:t>Thực nghiệm quét k từ 2 đến 9 thẩm định số cụm tối ưu k* = 3 cho cả 5 năm; so sánh đối chứng 5 cấu hình và đánh giá độ ổn định qua 10 seed.</w:t>
             </w:r>
           </w:p>
           <w:p>
             <w:pPr>
               <w:spacing w:before="20" w:after="20" w:line="276" w:lineRule="auto"/>
               <w:jc w:val="left"/>
-            </w:pPr>
-            <w:r>
-              <w:rPr>
+              <w:rPr>
+                <w:bCs/>
+              </w:rPr>
+            </w:pPr>
+            <w:r>
+              <w:rPr>
+                <w:bCs/>
                 <w:sz w:val="19"/>
               </w:rPr>
-              <w:t>• Biên soạn Chương 3 và phần thực nghiệm Chương 4 Báo cáo Word.</w:t>
+              <w:t>Biên soạn Chương 3 và phần thực nghiệm Chương 4 Báo cáo Word.</w:t>
             </w:r>
           </w:p>
           <w:p>
             <w:pPr>
               <w:spacing w:before="20" w:after="20" w:line="276" w:lineRule="auto"/>
               <w:jc w:val="left"/>
-            </w:pPr>
-            <w:r>
-              <w:rPr>
+              <w:rPr>
+                <w:bCs/>
+              </w:rPr>
+            </w:pPr>
+            <w:r>
+              <w:rPr>
+                <w:bCs/>
                 <w:sz w:val="19"/>
               </w:rPr>
-              <w:t>• Thuyết trình Phần 2 video báo cáo (Thuật toán from-scratch &amp; Thực nghiệm, Slide 5–9, ~4.0 phút).</w:t>
+              <w:t xml:space="preserve">Thuyết trình Phần 2 video báo cáo (Thuật toán from-scratch </w:t>
+            </w:r>
+            <w:r>
+              <w:rPr>
+                <w:bCs/>
+                <w:sz w:val="19"/>
+              </w:rPr>
+              <w:t>và</w:t>
+            </w:r>
+            <w:r>
+              <w:rPr>
+                <w:bCs/>
+                <w:sz w:val="19"/>
+              </w:rPr>
+              <w:t xml:space="preserve"> Thực nghiệm).</w:t>
             </w:r>
           </w:p>
         </w:tc>
@@ -713,36 +775,48 @@
             <w:pPr>
               <w:spacing w:before="40" w:after="40" w:line="276" w:lineRule="auto"/>
               <w:jc w:val="left"/>
-            </w:pPr>
-            <w:r>
-              <w:rPr>
+              <w:rPr>
+                <w:bCs/>
+              </w:rPr>
+            </w:pPr>
+            <w:r>
+              <w:rPr>
+                <w:bCs/>
                 <w:sz w:val="19"/>
               </w:rPr>
-              <w:t>• Rà soát module nạp dữ liệu data_loader.py.</w:t>
+              <w:t>Rà soát module nạp dữ liệu data_loader.py.</w:t>
             </w:r>
           </w:p>
           <w:p>
             <w:pPr>
               <w:spacing w:before="20" w:after="20" w:line="276" w:lineRule="auto"/>
               <w:jc w:val="left"/>
-            </w:pPr>
-            <w:r>
-              <w:rPr>
+              <w:rPr>
+                <w:bCs/>
+              </w:rPr>
+            </w:pPr>
+            <w:r>
+              <w:rPr>
+                <w:bCs/>
                 <w:sz w:val="19"/>
               </w:rPr>
-              <w:t>• Xây dựng bộ test đối chứng thuật toán với scikit-learn/scipy.</w:t>
+              <w:t>Xây dựng bộ test đối chứng thuật toán với scikit-learn/scipy.</w:t>
             </w:r>
           </w:p>
           <w:p>
             <w:pPr>
               <w:spacing w:before="20" w:after="20" w:line="276" w:lineRule="auto"/>
               <w:jc w:val="left"/>
-            </w:pPr>
-            <w:r>
-              <w:rPr>
+              <w:rPr>
+                <w:bCs/>
+              </w:rPr>
+            </w:pPr>
+            <w:r>
+              <w:rPr>
+                <w:bCs/>
                 <w:sz w:val="19"/>
               </w:rPr>
-              <w:t>• Rà soát logic nạp mô hình của ứng dụng Streamlit.</w:t>
+              <w:t>Rà soát logic nạp mô hình của ứng dụng Streamlit.</w:t>
             </w:r>
           </w:p>
         </w:tc>
@@ -754,10 +828,13 @@
             <w:pPr>
               <w:spacing w:before="40" w:after="40" w:line="276" w:lineRule="auto"/>
               <w:jc w:val="center"/>
-            </w:pPr>
-            <w:r>
-              <w:rPr>
-                <w:b/>
+              <w:rPr>
+                <w:bCs/>
+              </w:rPr>
+            </w:pPr>
+            <w:r>
+              <w:rPr>
+                <w:bCs/>
                 <w:sz w:val="19"/>
               </w:rPr>
               <w:t>33%</w:t>
@@ -766,10 +843,6 @@
         </w:tc>
       </w:tr>
       <w:tr>
-        <w:trPr>
-          <w:cantSplit/>
-          <w:jc w:val="center"/>
-        </w:trPr>
         <w:tc>
           <w:tcPr>
             <w:tcW w:w="1814" w:type="dxa"/>
@@ -778,10 +851,13 @@
             <w:pPr>
               <w:spacing w:before="40" w:after="40" w:line="276" w:lineRule="auto"/>
               <w:jc w:val="center"/>
-            </w:pPr>
-            <w:r>
-              <w:rPr>
-                <w:b/>
+              <w:rPr>
+                <w:bCs/>
+              </w:rPr>
+            </w:pPr>
+            <w:r>
+              <w:rPr>
+                <w:bCs/>
                 <w:sz w:val="19"/>
               </w:rPr>
               <w:t>Ngô Quang Trung</w:t>
@@ -791,9 +867,13 @@
             <w:pPr>
               <w:spacing w:before="20" w:after="20" w:line="276" w:lineRule="auto"/>
               <w:jc w:val="center"/>
-            </w:pPr>
-            <w:r>
-              <w:rPr>
+              <w:rPr>
+                <w:bCs/>
+              </w:rPr>
+            </w:pPr>
+            <w:r>
+              <w:rPr>
+                <w:bCs/>
                 <w:sz w:val="19"/>
               </w:rPr>
               <w:t>MSSV: 2045240325</w:t>
@@ -803,9 +883,13 @@
             <w:pPr>
               <w:spacing w:before="20" w:after="20" w:line="276" w:lineRule="auto"/>
               <w:jc w:val="center"/>
-            </w:pPr>
-            <w:r>
-              <w:rPr>
+              <w:rPr>
+                <w:bCs/>
+              </w:rPr>
+            </w:pPr>
+            <w:r>
+              <w:rPr>
+                <w:bCs/>
                 <w:sz w:val="19"/>
               </w:rPr>
               <w:t>(Thành viên)</w:t>
@@ -820,48 +904,64 @@
             <w:pPr>
               <w:spacing w:before="40" w:after="40" w:line="276" w:lineRule="auto"/>
               <w:jc w:val="left"/>
-            </w:pPr>
-            <w:r>
-              <w:rPr>
+              <w:rPr>
+                <w:bCs/>
+              </w:rPr>
+            </w:pPr>
+            <w:r>
+              <w:rPr>
+                <w:bCs/>
                 <w:sz w:val="19"/>
               </w:rPr>
-              <w:t>• Phân tích khám phá dữ liệu (EDA), phân bố và ma trận tương quan; xây dựng chân dung kinh tế – xã hội 3 cụm tự nhiên.</w:t>
+              <w:t>Phân tích khám phá dữ liệu (EDA), phân bố và ma trận tương quan; xây dựng chân dung kinh tế – xã hội 3 cụm tự nhiên.</w:t>
             </w:r>
           </w:p>
           <w:p>
             <w:pPr>
               <w:spacing w:before="20" w:after="20" w:line="276" w:lineRule="auto"/>
               <w:jc w:val="left"/>
-            </w:pPr>
-            <w:r>
-              <w:rPr>
+              <w:rPr>
+                <w:bCs/>
+              </w:rPr>
+            </w:pPr>
+            <w:r>
+              <w:rPr>
+                <w:bCs/>
                 <w:sz w:val="19"/>
               </w:rPr>
-              <w:t>• Thực hiện hậu kiểm độc lập ANOVA điểm hạnh phúc; xây dựng thuật toán ghép cụm và lập bảng dịch chuyển cụm 156 quốc gia qua 5 năm.</w:t>
+              <w:t>Thực hiện hậu kiểm độc lập ANOVA điểm hạnh phúc; xây dựng thuật toán ghép cụm và lập bảng dịch chuyển cụm 156 quốc gia qua 5 năm.</w:t>
             </w:r>
           </w:p>
           <w:p>
             <w:pPr>
               <w:spacing w:before="20" w:after="20" w:line="276" w:lineRule="auto"/>
               <w:jc w:val="left"/>
-            </w:pPr>
-            <w:r>
-              <w:rPr>
+              <w:rPr>
+                <w:bCs/>
+              </w:rPr>
+            </w:pPr>
+            <w:r>
+              <w:rPr>
+                <w:bCs/>
                 <w:sz w:val="19"/>
               </w:rPr>
-              <w:t>• Xây dựng toàn diện ứng dụng tương tác Demo Streamlit 4 tab; biên soạn phần diễn giải Chương 4, Chương 5 và thiết kế slide thuyết trình.</w:t>
+              <w:t>Xây dựng toàn diện ứng dụng tương tác Demo Streamlit 4 tab; biên soạn phần diễn giải Chương 4, Chương 5 và thiết kế slide thuyết trình.</w:t>
             </w:r>
           </w:p>
           <w:p>
             <w:pPr>
               <w:spacing w:before="20" w:after="20" w:line="276" w:lineRule="auto"/>
               <w:jc w:val="left"/>
-            </w:pPr>
-            <w:r>
-              <w:rPr>
+              <w:rPr>
+                <w:bCs/>
+              </w:rPr>
+            </w:pPr>
+            <w:r>
+              <w:rPr>
+                <w:bCs/>
                 <w:sz w:val="19"/>
               </w:rPr>
-              <w:t>• Thuyết trình Phần 3 video báo cáo (Diễn giải tri thức, Dịch chuyển cụm, Demo &amp; Kết luận, Slide 10–15, ~4.5 phút).</w:t>
+              <w:t>Thuyết trình Phần 3 video báo cáo (Diễn giải tri thức, Dịch chuyển cụm, Demo &amp; Kết luận).</w:t>
             </w:r>
           </w:p>
         </w:tc>
@@ -873,36 +973,48 @@
             <w:pPr>
               <w:spacing w:before="40" w:after="40" w:line="276" w:lineRule="auto"/>
               <w:jc w:val="left"/>
-            </w:pPr>
-            <w:r>
-              <w:rPr>
+              <w:rPr>
+                <w:bCs/>
+              </w:rPr>
+            </w:pPr>
+            <w:r>
+              <w:rPr>
+                <w:bCs/>
                 <w:sz w:val="19"/>
               </w:rPr>
-              <w:t>• Rà soát notebook 01 và chất lượng dữ liệu interim.</w:t>
+              <w:t>Rà soát notebook 01 và chất lượng dữ liệu interim.</w:t>
             </w:r>
           </w:p>
           <w:p>
             <w:pPr>
               <w:spacing w:before="20" w:after="20" w:line="276" w:lineRule="auto"/>
               <w:jc w:val="left"/>
-            </w:pPr>
-            <w:r>
-              <w:rPr>
+              <w:rPr>
+                <w:bCs/>
+              </w:rPr>
+            </w:pPr>
+            <w:r>
+              <w:rPr>
+                <w:bCs/>
                 <w:sz w:val="19"/>
               </w:rPr>
-              <w:t>• Kiểm tra tính chính xác của bản đồ ISO-3.</w:t>
+              <w:t>Kiểm tra tính chính xác của bản đồ ISO-3.</w:t>
             </w:r>
           </w:p>
           <w:p>
             <w:pPr>
               <w:spacing w:before="20" w:after="20" w:line="276" w:lineRule="auto"/>
               <w:jc w:val="left"/>
-            </w:pPr>
-            <w:r>
-              <w:rPr>
+              <w:rPr>
+                <w:bCs/>
+              </w:rPr>
+            </w:pPr>
+            <w:r>
+              <w:rPr>
+                <w:bCs/>
                 <w:sz w:val="19"/>
               </w:rPr>
-              <w:t>• Điều hành tổng duyệt rehearsal và kiểm soát thời lượng video &lt;= 12 phút.</w:t>
+              <w:t>Điều hành tổng duyệt rehearsal và kiểm soát thời lượng video &lt;= 12 phút.</w:t>
             </w:r>
           </w:p>
         </w:tc>
@@ -914,10 +1026,13 @@
             <w:pPr>
               <w:spacing w:before="40" w:after="40" w:line="276" w:lineRule="auto"/>
               <w:jc w:val="center"/>
-            </w:pPr>
-            <w:r>
-              <w:rPr>
-                <w:b/>
+              <w:rPr>
+                <w:bCs/>
+              </w:rPr>
+            </w:pPr>
+            <w:r>
+              <w:rPr>
+                <w:bCs/>
                 <w:sz w:val="19"/>
               </w:rPr>
               <w:t>33%</w:t>
@@ -928,26 +1043,9 @@
     </w:tbl>
     <w:p>
       <w:pPr>
-        <w:spacing w:before="80" w:after="120"/>
-      </w:pPr>
-      <w:r>
-        <w:rPr>
-          <w:i/>
-          <w:sz w:val="20"/>
-        </w:rPr>
-        <w:t>Ghi chú: Nhóm cam kết cả 3 thành viên đều tham gia đầy đủ, bình đẳng và nắm vững toàn bộ pipeline 11 bước từ tiền xử lý đến thực nghiệm và diễn giải tri thức. Tổng tỷ lệ đóng góp: 100%.</w:t>
-      </w:r>
-    </w:p>
-    <w:p>
-      <w:r>
-        <w:br w:type="page"/>
-      </w:r>
-    </w:p>
-    <w:p>
-      <w:pPr>
         <w:pStyle w:val="Heading1"/>
       </w:pPr>
-      <w:bookmarkStart w:id="3" w:name="_Toc243609320"/>
+      <w:bookmarkStart w:id="3" w:name="_Toc243610409"/>
       <w:r>
         <w:t>MỤC LỤC</w:t>
       </w:r>
@@ -977,7 +1075,7 @@
       <w:r>
         <w:fldChar w:fldCharType="separate"/>
       </w:r>
-      <w:hyperlink w:anchor="_Toc243609317" w:history="1">
+      <w:hyperlink w:anchor="_Toc243610406" w:history="1">
         <w:r>
           <w:rPr>
             <w:rStyle w:val="Hyperlink"/>
@@ -1004,7 +1102,7 @@
             <w:noProof/>
             <w:webHidden/>
           </w:rPr>
-          <w:instrText xml:space="preserve"> PAGEREF _Toc243609317 \h </w:instrText>
+          <w:instrText xml:space="preserve"> PAGEREF _Toc243610406 \h </w:instrText>
         </w:r>
         <w:r>
           <w:rPr>
@@ -1050,7 +1148,7 @@
           <w14:ligatures w14:val="standardContextual"/>
         </w:rPr>
       </w:pPr>
-      <w:hyperlink w:anchor="_Toc243609318" w:history="1">
+      <w:hyperlink w:anchor="_Toc243610407" w:history="1">
         <w:r>
           <w:rPr>
             <w:rStyle w:val="Hyperlink"/>
@@ -1077,7 +1175,7 @@
             <w:noProof/>
             <w:webHidden/>
           </w:rPr>
-          <w:instrText xml:space="preserve"> PAGEREF _Toc243609318 \h </w:instrText>
+          <w:instrText xml:space="preserve"> PAGEREF _Toc243610407 \h </w:instrText>
         </w:r>
         <w:r>
           <w:rPr>
@@ -1123,7 +1221,7 @@
           <w14:ligatures w14:val="standardContextual"/>
         </w:rPr>
       </w:pPr>
-      <w:hyperlink w:anchor="_Toc243609319" w:history="1">
+      <w:hyperlink w:anchor="_Toc243610408" w:history="1">
         <w:r>
           <w:rPr>
             <w:rStyle w:val="Hyperlink"/>
@@ -1150,7 +1248,7 @@
             <w:noProof/>
             <w:webHidden/>
           </w:rPr>
-          <w:instrText xml:space="preserve"> PAGEREF _Toc243609319 \h </w:instrText>
+          <w:instrText xml:space="preserve"> PAGEREF _Toc243610408 \h </w:instrText>
         </w:r>
         <w:r>
           <w:rPr>
@@ -1196,7 +1294,7 @@
           <w14:ligatures w14:val="standardContextual"/>
         </w:rPr>
       </w:pPr>
-      <w:hyperlink w:anchor="_Toc243609320" w:history="1">
+      <w:hyperlink w:anchor="_Toc243610409" w:history="1">
         <w:r>
           <w:rPr>
             <w:rStyle w:val="Hyperlink"/>
@@ -1223,7 +1321,7 @@
             <w:noProof/>
             <w:webHidden/>
           </w:rPr>
-          <w:instrText xml:space="preserve"> PAGEREF _Toc243609320 \h </w:instrText>
+          <w:instrText xml:space="preserve"> PAGEREF _Toc243610409 \h </w:instrText>
         </w:r>
         <w:r>
           <w:rPr>
@@ -1243,7 +1341,7 @@
             <w:noProof/>
             <w:webHidden/>
           </w:rPr>
-          <w:t>5</w:t>
+          <w:t>4</w:t>
         </w:r>
         <w:r>
           <w:rPr>
@@ -1269,7 +1367,7 @@
           <w14:ligatures w14:val="standardContextual"/>
         </w:rPr>
       </w:pPr>
-      <w:hyperlink w:anchor="_Toc243609321" w:history="1">
+      <w:hyperlink w:anchor="_Toc243610410" w:history="1">
         <w:r>
           <w:rPr>
             <w:rStyle w:val="Hyperlink"/>
@@ -1296,7 +1394,7 @@
             <w:noProof/>
             <w:webHidden/>
           </w:rPr>
-          <w:instrText xml:space="preserve"> PAGEREF _Toc243609321 \h </w:instrText>
+          <w:instrText xml:space="preserve"> PAGEREF _Toc243610410 \h </w:instrText>
         </w:r>
         <w:r>
           <w:rPr>
@@ -1316,7 +1414,7 @@
             <w:noProof/>
             <w:webHidden/>
           </w:rPr>
-          <w:t>8</w:t>
+          <w:t>7</w:t>
         </w:r>
         <w:r>
           <w:rPr>
@@ -1342,7 +1440,7 @@
           <w14:ligatures w14:val="standardContextual"/>
         </w:rPr>
       </w:pPr>
-      <w:hyperlink w:anchor="_Toc243609322" w:history="1">
+      <w:hyperlink w:anchor="_Toc243610411" w:history="1">
         <w:r>
           <w:rPr>
             <w:rStyle w:val="Hyperlink"/>
@@ -1369,7 +1467,7 @@
             <w:noProof/>
             <w:webHidden/>
           </w:rPr>
-          <w:instrText xml:space="preserve"> PAGEREF _Toc243609322 \h </w:instrText>
+          <w:instrText xml:space="preserve"> PAGEREF _Toc243610411 \h </w:instrText>
         </w:r>
         <w:r>
           <w:rPr>
@@ -1389,7 +1487,7 @@
             <w:noProof/>
             <w:webHidden/>
           </w:rPr>
-          <w:t>9</w:t>
+          <w:t>8</w:t>
         </w:r>
         <w:r>
           <w:rPr>
@@ -1415,7 +1513,7 @@
           <w14:ligatures w14:val="standardContextual"/>
         </w:rPr>
       </w:pPr>
-      <w:hyperlink w:anchor="_Toc243609323" w:history="1">
+      <w:hyperlink w:anchor="_Toc243610412" w:history="1">
         <w:r>
           <w:rPr>
             <w:rStyle w:val="Hyperlink"/>
@@ -1442,7 +1540,7 @@
             <w:noProof/>
             <w:webHidden/>
           </w:rPr>
-          <w:instrText xml:space="preserve"> PAGEREF _Toc243609323 \h </w:instrText>
+          <w:instrText xml:space="preserve"> PAGEREF _Toc243610412 \h </w:instrText>
         </w:r>
         <w:r>
           <w:rPr>
@@ -1462,7 +1560,7 @@
             <w:noProof/>
             <w:webHidden/>
           </w:rPr>
-          <w:t>10</w:t>
+          <w:t>9</w:t>
         </w:r>
         <w:r>
           <w:rPr>
@@ -1488,7 +1586,7 @@
           <w14:ligatures w14:val="standardContextual"/>
         </w:rPr>
       </w:pPr>
-      <w:hyperlink w:anchor="_Toc243609324" w:history="1">
+      <w:hyperlink w:anchor="_Toc243610413" w:history="1">
         <w:r>
           <w:rPr>
             <w:rStyle w:val="Hyperlink"/>
@@ -1515,7 +1613,7 @@
             <w:noProof/>
             <w:webHidden/>
           </w:rPr>
-          <w:instrText xml:space="preserve"> PAGEREF _Toc243609324 \h </w:instrText>
+          <w:instrText xml:space="preserve"> PAGEREF _Toc243610413 \h </w:instrText>
         </w:r>
         <w:r>
           <w:rPr>
@@ -1535,7 +1633,7 @@
             <w:noProof/>
             <w:webHidden/>
           </w:rPr>
-          <w:t>10</w:t>
+          <w:t>9</w:t>
         </w:r>
         <w:r>
           <w:rPr>
@@ -1561,7 +1659,7 @@
           <w14:ligatures w14:val="standardContextual"/>
         </w:rPr>
       </w:pPr>
-      <w:hyperlink w:anchor="_Toc243609325" w:history="1">
+      <w:hyperlink w:anchor="_Toc243610414" w:history="1">
         <w:r>
           <w:rPr>
             <w:rStyle w:val="Hyperlink"/>
@@ -1588,7 +1686,7 @@
             <w:noProof/>
             <w:webHidden/>
           </w:rPr>
-          <w:instrText xml:space="preserve"> PAGEREF _Toc243609325 \h </w:instrText>
+          <w:instrText xml:space="preserve"> PAGEREF _Toc243610414 \h </w:instrText>
         </w:r>
         <w:r>
           <w:rPr>
@@ -1608,7 +1706,7 @@
             <w:noProof/>
             <w:webHidden/>
           </w:rPr>
-          <w:t>10</w:t>
+          <w:t>9</w:t>
         </w:r>
         <w:r>
           <w:rPr>
@@ -1634,7 +1732,7 @@
           <w14:ligatures w14:val="standardContextual"/>
         </w:rPr>
       </w:pPr>
-      <w:hyperlink w:anchor="_Toc243609326" w:history="1">
+      <w:hyperlink w:anchor="_Toc243610415" w:history="1">
         <w:r>
           <w:rPr>
             <w:rStyle w:val="Hyperlink"/>
@@ -1661,7 +1759,7 @@
             <w:noProof/>
             <w:webHidden/>
           </w:rPr>
-          <w:instrText xml:space="preserve"> PAGEREF _Toc243609326 \h </w:instrText>
+          <w:instrText xml:space="preserve"> PAGEREF _Toc243610415 \h </w:instrText>
         </w:r>
         <w:r>
           <w:rPr>
@@ -1681,7 +1779,7 @@
             <w:noProof/>
             <w:webHidden/>
           </w:rPr>
-          <w:t>11</w:t>
+          <w:t>10</w:t>
         </w:r>
         <w:r>
           <w:rPr>
@@ -1707,7 +1805,7 @@
           <w14:ligatures w14:val="standardContextual"/>
         </w:rPr>
       </w:pPr>
-      <w:hyperlink w:anchor="_Toc243609327" w:history="1">
+      <w:hyperlink w:anchor="_Toc243610416" w:history="1">
         <w:r>
           <w:rPr>
             <w:rStyle w:val="Hyperlink"/>
@@ -1734,7 +1832,7 @@
             <w:noProof/>
             <w:webHidden/>
           </w:rPr>
-          <w:instrText xml:space="preserve"> PAGEREF _Toc243609327 \h </w:instrText>
+          <w:instrText xml:space="preserve"> PAGEREF _Toc243610416 \h </w:instrText>
         </w:r>
         <w:r>
           <w:rPr>
@@ -1754,7 +1852,7 @@
             <w:noProof/>
             <w:webHidden/>
           </w:rPr>
-          <w:t>11</w:t>
+          <w:t>10</w:t>
         </w:r>
         <w:r>
           <w:rPr>
@@ -1780,7 +1878,7 @@
           <w14:ligatures w14:val="standardContextual"/>
         </w:rPr>
       </w:pPr>
-      <w:hyperlink w:anchor="_Toc243609328" w:history="1">
+      <w:hyperlink w:anchor="_Toc243610417" w:history="1">
         <w:r>
           <w:rPr>
             <w:rStyle w:val="Hyperlink"/>
@@ -1807,7 +1905,7 @@
             <w:noProof/>
             <w:webHidden/>
           </w:rPr>
-          <w:instrText xml:space="preserve"> PAGEREF _Toc243609328 \h </w:instrText>
+          <w:instrText xml:space="preserve"> PAGEREF _Toc243610417 \h </w:instrText>
         </w:r>
         <w:r>
           <w:rPr>
@@ -1827,7 +1925,7 @@
             <w:noProof/>
             <w:webHidden/>
           </w:rPr>
-          <w:t>11</w:t>
+          <w:t>10</w:t>
         </w:r>
         <w:r>
           <w:rPr>
@@ -1853,7 +1951,7 @@
           <w14:ligatures w14:val="standardContextual"/>
         </w:rPr>
       </w:pPr>
-      <w:hyperlink w:anchor="_Toc243609329" w:history="1">
+      <w:hyperlink w:anchor="_Toc243610418" w:history="1">
         <w:r>
           <w:rPr>
             <w:rStyle w:val="Hyperlink"/>
@@ -1880,7 +1978,7 @@
             <w:noProof/>
             <w:webHidden/>
           </w:rPr>
-          <w:instrText xml:space="preserve"> PAGEREF _Toc243609329 \h </w:instrText>
+          <w:instrText xml:space="preserve"> PAGEREF _Toc243610418 \h </w:instrText>
         </w:r>
         <w:r>
           <w:rPr>
@@ -1900,7 +1998,7 @@
             <w:noProof/>
             <w:webHidden/>
           </w:rPr>
-          <w:t>12</w:t>
+          <w:t>11</w:t>
         </w:r>
         <w:r>
           <w:rPr>
@@ -1926,7 +2024,7 @@
           <w14:ligatures w14:val="standardContextual"/>
         </w:rPr>
       </w:pPr>
-      <w:hyperlink w:anchor="_Toc243609330" w:history="1">
+      <w:hyperlink w:anchor="_Toc243610419" w:history="1">
         <w:r>
           <w:rPr>
             <w:rStyle w:val="Hyperlink"/>
@@ -1953,7 +2051,7 @@
             <w:noProof/>
             <w:webHidden/>
           </w:rPr>
-          <w:instrText xml:space="preserve"> PAGEREF _Toc243609330 \h </w:instrText>
+          <w:instrText xml:space="preserve"> PAGEREF _Toc243610419 \h </w:instrText>
         </w:r>
         <w:r>
           <w:rPr>
@@ -1973,7 +2071,7 @@
             <w:noProof/>
             <w:webHidden/>
           </w:rPr>
-          <w:t>13</w:t>
+          <w:t>12</w:t>
         </w:r>
         <w:r>
           <w:rPr>
@@ -1999,7 +2097,7 @@
           <w14:ligatures w14:val="standardContextual"/>
         </w:rPr>
       </w:pPr>
-      <w:hyperlink w:anchor="_Toc243609331" w:history="1">
+      <w:hyperlink w:anchor="_Toc243610420" w:history="1">
         <w:r>
           <w:rPr>
             <w:rStyle w:val="Hyperlink"/>
@@ -2026,7 +2124,7 @@
             <w:noProof/>
             <w:webHidden/>
           </w:rPr>
-          <w:instrText xml:space="preserve"> PAGEREF _Toc243609331 \h </w:instrText>
+          <w:instrText xml:space="preserve"> PAGEREF _Toc243610420 \h </w:instrText>
         </w:r>
         <w:r>
           <w:rPr>
@@ -2046,7 +2144,7 @@
             <w:noProof/>
             <w:webHidden/>
           </w:rPr>
-          <w:t>15</w:t>
+          <w:t>14</w:t>
         </w:r>
         <w:r>
           <w:rPr>
@@ -2072,7 +2170,7 @@
           <w14:ligatures w14:val="standardContextual"/>
         </w:rPr>
       </w:pPr>
-      <w:hyperlink w:anchor="_Toc243609332" w:history="1">
+      <w:hyperlink w:anchor="_Toc243610421" w:history="1">
         <w:r>
           <w:rPr>
             <w:rStyle w:val="Hyperlink"/>
@@ -2099,7 +2197,7 @@
             <w:noProof/>
             <w:webHidden/>
           </w:rPr>
-          <w:instrText xml:space="preserve"> PAGEREF _Toc243609332 \h </w:instrText>
+          <w:instrText xml:space="preserve"> PAGEREF _Toc243610421 \h </w:instrText>
         </w:r>
         <w:r>
           <w:rPr>
@@ -2119,7 +2217,7 @@
             <w:noProof/>
             <w:webHidden/>
           </w:rPr>
-          <w:t>16</w:t>
+          <w:t>15</w:t>
         </w:r>
         <w:r>
           <w:rPr>
@@ -2145,7 +2243,7 @@
           <w14:ligatures w14:val="standardContextual"/>
         </w:rPr>
       </w:pPr>
-      <w:hyperlink w:anchor="_Toc243609333" w:history="1">
+      <w:hyperlink w:anchor="_Toc243610422" w:history="1">
         <w:r>
           <w:rPr>
             <w:rStyle w:val="Hyperlink"/>
@@ -2172,7 +2270,7 @@
             <w:noProof/>
             <w:webHidden/>
           </w:rPr>
-          <w:instrText xml:space="preserve"> PAGEREF _Toc243609333 \h </w:instrText>
+          <w:instrText xml:space="preserve"> PAGEREF _Toc243610422 \h </w:instrText>
         </w:r>
         <w:r>
           <w:rPr>
@@ -2192,7 +2290,7 @@
             <w:noProof/>
             <w:webHidden/>
           </w:rPr>
-          <w:t>16</w:t>
+          <w:t>15</w:t>
         </w:r>
         <w:r>
           <w:rPr>
@@ -2218,7 +2316,7 @@
           <w14:ligatures w14:val="standardContextual"/>
         </w:rPr>
       </w:pPr>
-      <w:hyperlink w:anchor="_Toc243609334" w:history="1">
+      <w:hyperlink w:anchor="_Toc243610423" w:history="1">
         <w:r>
           <w:rPr>
             <w:rStyle w:val="Hyperlink"/>
@@ -2245,7 +2343,7 @@
             <w:noProof/>
             <w:webHidden/>
           </w:rPr>
-          <w:instrText xml:space="preserve"> PAGEREF _Toc243609334 \h </w:instrText>
+          <w:instrText xml:space="preserve"> PAGEREF _Toc243610423 \h </w:instrText>
         </w:r>
         <w:r>
           <w:rPr>
@@ -2265,7 +2363,7 @@
             <w:noProof/>
             <w:webHidden/>
           </w:rPr>
-          <w:t>16</w:t>
+          <w:t>15</w:t>
         </w:r>
         <w:r>
           <w:rPr>
@@ -2291,7 +2389,7 @@
           <w14:ligatures w14:val="standardContextual"/>
         </w:rPr>
       </w:pPr>
-      <w:hyperlink w:anchor="_Toc243609335" w:history="1">
+      <w:hyperlink w:anchor="_Toc243610424" w:history="1">
         <w:r>
           <w:rPr>
             <w:rStyle w:val="Hyperlink"/>
@@ -2318,7 +2416,7 @@
             <w:noProof/>
             <w:webHidden/>
           </w:rPr>
-          <w:instrText xml:space="preserve"> PAGEREF _Toc243609335 \h </w:instrText>
+          <w:instrText xml:space="preserve"> PAGEREF _Toc243610424 \h </w:instrText>
         </w:r>
         <w:r>
           <w:rPr>
@@ -2338,7 +2436,7 @@
             <w:noProof/>
             <w:webHidden/>
           </w:rPr>
-          <w:t>17</w:t>
+          <w:t>16</w:t>
         </w:r>
         <w:r>
           <w:rPr>
@@ -2364,7 +2462,7 @@
           <w14:ligatures w14:val="standardContextual"/>
         </w:rPr>
       </w:pPr>
-      <w:hyperlink w:anchor="_Toc243609336" w:history="1">
+      <w:hyperlink w:anchor="_Toc243610425" w:history="1">
         <w:r>
           <w:rPr>
             <w:rStyle w:val="Hyperlink"/>
@@ -2391,7 +2489,7 @@
             <w:noProof/>
             <w:webHidden/>
           </w:rPr>
-          <w:instrText xml:space="preserve"> PAGEREF _Toc243609336 \h </w:instrText>
+          <w:instrText xml:space="preserve"> PAGEREF _Toc243610425 \h </w:instrText>
         </w:r>
         <w:r>
           <w:rPr>
@@ -2411,7 +2509,7 @@
             <w:noProof/>
             <w:webHidden/>
           </w:rPr>
-          <w:t>17</w:t>
+          <w:t>16</w:t>
         </w:r>
         <w:r>
           <w:rPr>
@@ -2437,7 +2535,7 @@
           <w14:ligatures w14:val="standardContextual"/>
         </w:rPr>
       </w:pPr>
-      <w:hyperlink w:anchor="_Toc243609337" w:history="1">
+      <w:hyperlink w:anchor="_Toc243610426" w:history="1">
         <w:r>
           <w:rPr>
             <w:rStyle w:val="Hyperlink"/>
@@ -2464,7 +2562,7 @@
             <w:noProof/>
             <w:webHidden/>
           </w:rPr>
-          <w:instrText xml:space="preserve"> PAGEREF _Toc243609337 \h </w:instrText>
+          <w:instrText xml:space="preserve"> PAGEREF _Toc243610426 \h </w:instrText>
         </w:r>
         <w:r>
           <w:rPr>
@@ -2484,7 +2582,7 @@
             <w:noProof/>
             <w:webHidden/>
           </w:rPr>
-          <w:t>18</w:t>
+          <w:t>17</w:t>
         </w:r>
         <w:r>
           <w:rPr>
@@ -2510,7 +2608,7 @@
           <w14:ligatures w14:val="standardContextual"/>
         </w:rPr>
       </w:pPr>
-      <w:hyperlink w:anchor="_Toc243609338" w:history="1">
+      <w:hyperlink w:anchor="_Toc243610427" w:history="1">
         <w:r>
           <w:rPr>
             <w:rStyle w:val="Hyperlink"/>
@@ -2537,7 +2635,7 @@
             <w:noProof/>
             <w:webHidden/>
           </w:rPr>
-          <w:instrText xml:space="preserve"> PAGEREF _Toc243609338 \h </w:instrText>
+          <w:instrText xml:space="preserve"> PAGEREF _Toc243610427 \h </w:instrText>
         </w:r>
         <w:r>
           <w:rPr>
@@ -2557,7 +2655,7 @@
             <w:noProof/>
             <w:webHidden/>
           </w:rPr>
-          <w:t>18</w:t>
+          <w:t>17</w:t>
         </w:r>
         <w:r>
           <w:rPr>
@@ -2583,7 +2681,7 @@
           <w14:ligatures w14:val="standardContextual"/>
         </w:rPr>
       </w:pPr>
-      <w:hyperlink w:anchor="_Toc243609339" w:history="1">
+      <w:hyperlink w:anchor="_Toc243610428" w:history="1">
         <w:r>
           <w:rPr>
             <w:rStyle w:val="Hyperlink"/>
@@ -2610,7 +2708,7 @@
             <w:noProof/>
             <w:webHidden/>
           </w:rPr>
-          <w:instrText xml:space="preserve"> PAGEREF _Toc243609339 \h </w:instrText>
+          <w:instrText xml:space="preserve"> PAGEREF _Toc243610428 \h </w:instrText>
         </w:r>
         <w:r>
           <w:rPr>
@@ -2630,7 +2728,7 @@
             <w:noProof/>
             <w:webHidden/>
           </w:rPr>
-          <w:t>19</w:t>
+          <w:t>18</w:t>
         </w:r>
         <w:r>
           <w:rPr>
@@ -2656,7 +2754,7 @@
           <w14:ligatures w14:val="standardContextual"/>
         </w:rPr>
       </w:pPr>
-      <w:hyperlink w:anchor="_Toc243609340" w:history="1">
+      <w:hyperlink w:anchor="_Toc243610429" w:history="1">
         <w:r>
           <w:rPr>
             <w:rStyle w:val="Hyperlink"/>
@@ -2683,7 +2781,7 @@
             <w:noProof/>
             <w:webHidden/>
           </w:rPr>
-          <w:instrText xml:space="preserve"> PAGEREF _Toc243609340 \h </w:instrText>
+          <w:instrText xml:space="preserve"> PAGEREF _Toc243610429 \h </w:instrText>
         </w:r>
         <w:r>
           <w:rPr>
@@ -2703,7 +2801,7 @@
             <w:noProof/>
             <w:webHidden/>
           </w:rPr>
-          <w:t>20</w:t>
+          <w:t>19</w:t>
         </w:r>
         <w:r>
           <w:rPr>
@@ -2729,7 +2827,7 @@
           <w14:ligatures w14:val="standardContextual"/>
         </w:rPr>
       </w:pPr>
-      <w:hyperlink w:anchor="_Toc243609341" w:history="1">
+      <w:hyperlink w:anchor="_Toc243610430" w:history="1">
         <w:r>
           <w:rPr>
             <w:rStyle w:val="Hyperlink"/>
@@ -2756,7 +2854,7 @@
             <w:noProof/>
             <w:webHidden/>
           </w:rPr>
-          <w:instrText xml:space="preserve"> PAGEREF _Toc243609341 \h </w:instrText>
+          <w:instrText xml:space="preserve"> PAGEREF _Toc243610430 \h </w:instrText>
         </w:r>
         <w:r>
           <w:rPr>
@@ -2776,7 +2874,7 @@
             <w:noProof/>
             <w:webHidden/>
           </w:rPr>
-          <w:t>20</w:t>
+          <w:t>19</w:t>
         </w:r>
         <w:r>
           <w:rPr>
@@ -2802,7 +2900,7 @@
           <w14:ligatures w14:val="standardContextual"/>
         </w:rPr>
       </w:pPr>
-      <w:hyperlink w:anchor="_Toc243609342" w:history="1">
+      <w:hyperlink w:anchor="_Toc243610431" w:history="1">
         <w:r>
           <w:rPr>
             <w:rStyle w:val="Hyperlink"/>
@@ -2829,7 +2927,7 @@
             <w:noProof/>
             <w:webHidden/>
           </w:rPr>
-          <w:instrText xml:space="preserve"> PAGEREF _Toc243609342 \h </w:instrText>
+          <w:instrText xml:space="preserve"> PAGEREF _Toc243610431 \h </w:instrText>
         </w:r>
         <w:r>
           <w:rPr>
@@ -2849,7 +2947,7 @@
             <w:noProof/>
             <w:webHidden/>
           </w:rPr>
-          <w:t>21</w:t>
+          <w:t>20</w:t>
         </w:r>
         <w:r>
           <w:rPr>
@@ -2875,7 +2973,7 @@
           <w14:ligatures w14:val="standardContextual"/>
         </w:rPr>
       </w:pPr>
-      <w:hyperlink w:anchor="_Toc243609343" w:history="1">
+      <w:hyperlink w:anchor="_Toc243610432" w:history="1">
         <w:r>
           <w:rPr>
             <w:rStyle w:val="Hyperlink"/>
@@ -2902,7 +3000,7 @@
             <w:noProof/>
             <w:webHidden/>
           </w:rPr>
-          <w:instrText xml:space="preserve"> PAGEREF _Toc243609343 \h </w:instrText>
+          <w:instrText xml:space="preserve"> PAGEREF _Toc243610432 \h </w:instrText>
         </w:r>
         <w:r>
           <w:rPr>
@@ -2922,7 +3020,7 @@
             <w:noProof/>
             <w:webHidden/>
           </w:rPr>
-          <w:t>21</w:t>
+          <w:t>20</w:t>
         </w:r>
         <w:r>
           <w:rPr>
@@ -2948,7 +3046,7 @@
           <w14:ligatures w14:val="standardContextual"/>
         </w:rPr>
       </w:pPr>
-      <w:hyperlink w:anchor="_Toc243609344" w:history="1">
+      <w:hyperlink w:anchor="_Toc243610433" w:history="1">
         <w:r>
           <w:rPr>
             <w:rStyle w:val="Hyperlink"/>
@@ -2975,7 +3073,7 @@
             <w:noProof/>
             <w:webHidden/>
           </w:rPr>
-          <w:instrText xml:space="preserve"> PAGEREF _Toc243609344 \h </w:instrText>
+          <w:instrText xml:space="preserve"> PAGEREF _Toc243610433 \h </w:instrText>
         </w:r>
         <w:r>
           <w:rPr>
@@ -2995,7 +3093,7 @@
             <w:noProof/>
             <w:webHidden/>
           </w:rPr>
-          <w:t>21</w:t>
+          <w:t>20</w:t>
         </w:r>
         <w:r>
           <w:rPr>
@@ -3021,7 +3119,7 @@
           <w14:ligatures w14:val="standardContextual"/>
         </w:rPr>
       </w:pPr>
-      <w:hyperlink w:anchor="_Toc243609345" w:history="1">
+      <w:hyperlink w:anchor="_Toc243610434" w:history="1">
         <w:r>
           <w:rPr>
             <w:rStyle w:val="Hyperlink"/>
@@ -3048,7 +3146,7 @@
             <w:noProof/>
             <w:webHidden/>
           </w:rPr>
-          <w:instrText xml:space="preserve"> PAGEREF _Toc243609345 \h </w:instrText>
+          <w:instrText xml:space="preserve"> PAGEREF _Toc243610434 \h </w:instrText>
         </w:r>
         <w:r>
           <w:rPr>
@@ -3068,7 +3166,7 @@
             <w:noProof/>
             <w:webHidden/>
           </w:rPr>
-          <w:t>22</w:t>
+          <w:t>21</w:t>
         </w:r>
         <w:r>
           <w:rPr>
@@ -3094,7 +3192,7 @@
           <w14:ligatures w14:val="standardContextual"/>
         </w:rPr>
       </w:pPr>
-      <w:hyperlink w:anchor="_Toc243609346" w:history="1">
+      <w:hyperlink w:anchor="_Toc243610435" w:history="1">
         <w:r>
           <w:rPr>
             <w:rStyle w:val="Hyperlink"/>
@@ -3121,7 +3219,7 @@
             <w:noProof/>
             <w:webHidden/>
           </w:rPr>
-          <w:instrText xml:space="preserve"> PAGEREF _Toc243609346 \h </w:instrText>
+          <w:instrText xml:space="preserve"> PAGEREF _Toc243610435 \h </w:instrText>
         </w:r>
         <w:r>
           <w:rPr>
@@ -3141,7 +3239,7 @@
             <w:noProof/>
             <w:webHidden/>
           </w:rPr>
-          <w:t>22</w:t>
+          <w:t>21</w:t>
         </w:r>
         <w:r>
           <w:rPr>
@@ -3167,7 +3265,7 @@
           <w14:ligatures w14:val="standardContextual"/>
         </w:rPr>
       </w:pPr>
-      <w:hyperlink w:anchor="_Toc243609347" w:history="1">
+      <w:hyperlink w:anchor="_Toc243610436" w:history="1">
         <w:r>
           <w:rPr>
             <w:rStyle w:val="Hyperlink"/>
@@ -3194,7 +3292,7 @@
             <w:noProof/>
             <w:webHidden/>
           </w:rPr>
-          <w:instrText xml:space="preserve"> PAGEREF _Toc243609347 \h </w:instrText>
+          <w:instrText xml:space="preserve"> PAGEREF _Toc243610436 \h </w:instrText>
         </w:r>
         <w:r>
           <w:rPr>
@@ -3214,7 +3312,7 @@
             <w:noProof/>
             <w:webHidden/>
           </w:rPr>
-          <w:t>23</w:t>
+          <w:t>22</w:t>
         </w:r>
         <w:r>
           <w:rPr>
@@ -3240,7 +3338,7 @@
           <w14:ligatures w14:val="standardContextual"/>
         </w:rPr>
       </w:pPr>
-      <w:hyperlink w:anchor="_Toc243609348" w:history="1">
+      <w:hyperlink w:anchor="_Toc243610437" w:history="1">
         <w:r>
           <w:rPr>
             <w:rStyle w:val="Hyperlink"/>
@@ -3267,7 +3365,7 @@
             <w:noProof/>
             <w:webHidden/>
           </w:rPr>
-          <w:instrText xml:space="preserve"> PAGEREF _Toc243609348 \h </w:instrText>
+          <w:instrText xml:space="preserve"> PAGEREF _Toc243610437 \h </w:instrText>
         </w:r>
         <w:r>
           <w:rPr>
@@ -3287,7 +3385,7 @@
             <w:noProof/>
             <w:webHidden/>
           </w:rPr>
-          <w:t>24</w:t>
+          <w:t>23</w:t>
         </w:r>
         <w:r>
           <w:rPr>
@@ -3313,7 +3411,7 @@
           <w14:ligatures w14:val="standardContextual"/>
         </w:rPr>
       </w:pPr>
-      <w:hyperlink w:anchor="_Toc243609349" w:history="1">
+      <w:hyperlink w:anchor="_Toc243610438" w:history="1">
         <w:r>
           <w:rPr>
             <w:rStyle w:val="Hyperlink"/>
@@ -3340,7 +3438,7 @@
             <w:noProof/>
             <w:webHidden/>
           </w:rPr>
-          <w:instrText xml:space="preserve"> PAGEREF _Toc243609349 \h </w:instrText>
+          <w:instrText xml:space="preserve"> PAGEREF _Toc243610438 \h </w:instrText>
         </w:r>
         <w:r>
           <w:rPr>
@@ -3360,7 +3458,7 @@
             <w:noProof/>
             <w:webHidden/>
           </w:rPr>
-          <w:t>24</w:t>
+          <w:t>23</w:t>
         </w:r>
         <w:r>
           <w:rPr>
@@ -3386,7 +3484,7 @@
           <w14:ligatures w14:val="standardContextual"/>
         </w:rPr>
       </w:pPr>
-      <w:hyperlink w:anchor="_Toc243609350" w:history="1">
+      <w:hyperlink w:anchor="_Toc243610439" w:history="1">
         <w:r>
           <w:rPr>
             <w:rStyle w:val="Hyperlink"/>
@@ -3413,7 +3511,7 @@
             <w:noProof/>
             <w:webHidden/>
           </w:rPr>
-          <w:instrText xml:space="preserve"> PAGEREF _Toc243609350 \h </w:instrText>
+          <w:instrText xml:space="preserve"> PAGEREF _Toc243610439 \h </w:instrText>
         </w:r>
         <w:r>
           <w:rPr>
@@ -3433,7 +3531,7 @@
             <w:noProof/>
             <w:webHidden/>
           </w:rPr>
-          <w:t>26</w:t>
+          <w:t>25</w:t>
         </w:r>
         <w:r>
           <w:rPr>
@@ -3459,7 +3557,7 @@
           <w14:ligatures w14:val="standardContextual"/>
         </w:rPr>
       </w:pPr>
-      <w:hyperlink w:anchor="_Toc243609351" w:history="1">
+      <w:hyperlink w:anchor="_Toc243610440" w:history="1">
         <w:r>
           <w:rPr>
             <w:rStyle w:val="Hyperlink"/>
@@ -3486,7 +3584,7 @@
             <w:noProof/>
             <w:webHidden/>
           </w:rPr>
-          <w:instrText xml:space="preserve"> PAGEREF _Toc243609351 \h </w:instrText>
+          <w:instrText xml:space="preserve"> PAGEREF _Toc243610440 \h </w:instrText>
         </w:r>
         <w:r>
           <w:rPr>
@@ -3506,7 +3604,7 @@
             <w:noProof/>
             <w:webHidden/>
           </w:rPr>
-          <w:t>27</w:t>
+          <w:t>26</w:t>
         </w:r>
         <w:r>
           <w:rPr>
@@ -3532,7 +3630,7 @@
           <w14:ligatures w14:val="standardContextual"/>
         </w:rPr>
       </w:pPr>
-      <w:hyperlink w:anchor="_Toc243609352" w:history="1">
+      <w:hyperlink w:anchor="_Toc243610441" w:history="1">
         <w:r>
           <w:rPr>
             <w:rStyle w:val="Hyperlink"/>
@@ -3559,7 +3657,7 @@
             <w:noProof/>
             <w:webHidden/>
           </w:rPr>
-          <w:instrText xml:space="preserve"> PAGEREF _Toc243609352 \h </w:instrText>
+          <w:instrText xml:space="preserve"> PAGEREF _Toc243610441 \h </w:instrText>
         </w:r>
         <w:r>
           <w:rPr>
@@ -3579,7 +3677,7 @@
             <w:noProof/>
             <w:webHidden/>
           </w:rPr>
-          <w:t>28</w:t>
+          <w:t>27</w:t>
         </w:r>
         <w:r>
           <w:rPr>
@@ -3605,7 +3703,7 @@
           <w14:ligatures w14:val="standardContextual"/>
         </w:rPr>
       </w:pPr>
-      <w:hyperlink w:anchor="_Toc243609353" w:history="1">
+      <w:hyperlink w:anchor="_Toc243610442" w:history="1">
         <w:r>
           <w:rPr>
             <w:rStyle w:val="Hyperlink"/>
@@ -3632,7 +3730,7 @@
             <w:noProof/>
             <w:webHidden/>
           </w:rPr>
-          <w:instrText xml:space="preserve"> PAGEREF _Toc243609353 \h </w:instrText>
+          <w:instrText xml:space="preserve"> PAGEREF _Toc243610442 \h </w:instrText>
         </w:r>
         <w:r>
           <w:rPr>
@@ -3652,7 +3750,7 @@
             <w:noProof/>
             <w:webHidden/>
           </w:rPr>
-          <w:t>28</w:t>
+          <w:t>27</w:t>
         </w:r>
         <w:r>
           <w:rPr>
@@ -3678,7 +3776,7 @@
           <w14:ligatures w14:val="standardContextual"/>
         </w:rPr>
       </w:pPr>
-      <w:hyperlink w:anchor="_Toc243609354" w:history="1">
+      <w:hyperlink w:anchor="_Toc243610443" w:history="1">
         <w:r>
           <w:rPr>
             <w:rStyle w:val="Hyperlink"/>
@@ -3705,7 +3803,7 @@
             <w:noProof/>
             <w:webHidden/>
           </w:rPr>
-          <w:instrText xml:space="preserve"> PAGEREF _Toc243609354 \h </w:instrText>
+          <w:instrText xml:space="preserve"> PAGEREF _Toc243610443 \h </w:instrText>
         </w:r>
         <w:r>
           <w:rPr>
@@ -3725,7 +3823,7 @@
             <w:noProof/>
             <w:webHidden/>
           </w:rPr>
-          <w:t>28</w:t>
+          <w:t>27</w:t>
         </w:r>
         <w:r>
           <w:rPr>
@@ -3751,7 +3849,7 @@
           <w14:ligatures w14:val="standardContextual"/>
         </w:rPr>
       </w:pPr>
-      <w:hyperlink w:anchor="_Toc243609355" w:history="1">
+      <w:hyperlink w:anchor="_Toc243610444" w:history="1">
         <w:r>
           <w:rPr>
             <w:rStyle w:val="Hyperlink"/>
@@ -3778,7 +3876,7 @@
             <w:noProof/>
             <w:webHidden/>
           </w:rPr>
-          <w:instrText xml:space="preserve"> PAGEREF _Toc243609355 \h </w:instrText>
+          <w:instrText xml:space="preserve"> PAGEREF _Toc243610444 \h </w:instrText>
         </w:r>
         <w:r>
           <w:rPr>
@@ -3798,7 +3896,7 @@
             <w:noProof/>
             <w:webHidden/>
           </w:rPr>
-          <w:t>29</w:t>
+          <w:t>28</w:t>
         </w:r>
         <w:r>
           <w:rPr>
@@ -3824,7 +3922,7 @@
           <w14:ligatures w14:val="standardContextual"/>
         </w:rPr>
       </w:pPr>
-      <w:hyperlink w:anchor="_Toc243609356" w:history="1">
+      <w:hyperlink w:anchor="_Toc243610445" w:history="1">
         <w:r>
           <w:rPr>
             <w:rStyle w:val="Hyperlink"/>
@@ -3851,7 +3949,7 @@
             <w:noProof/>
             <w:webHidden/>
           </w:rPr>
-          <w:instrText xml:space="preserve"> PAGEREF _Toc243609356 \h </w:instrText>
+          <w:instrText xml:space="preserve"> PAGEREF _Toc243610445 \h </w:instrText>
         </w:r>
         <w:r>
           <w:rPr>
@@ -3871,7 +3969,7 @@
             <w:noProof/>
             <w:webHidden/>
           </w:rPr>
-          <w:t>30</w:t>
+          <w:t>29</w:t>
         </w:r>
         <w:r>
           <w:rPr>
@@ -3897,7 +3995,7 @@
           <w14:ligatures w14:val="standardContextual"/>
         </w:rPr>
       </w:pPr>
-      <w:hyperlink w:anchor="_Toc243609357" w:history="1">
+      <w:hyperlink w:anchor="_Toc243610446" w:history="1">
         <w:r>
           <w:rPr>
             <w:rStyle w:val="Hyperlink"/>
@@ -3924,7 +4022,7 @@
             <w:noProof/>
             <w:webHidden/>
           </w:rPr>
-          <w:instrText xml:space="preserve"> PAGEREF _Toc243609357 \h </w:instrText>
+          <w:instrText xml:space="preserve"> PAGEREF _Toc243610446 \h </w:instrText>
         </w:r>
         <w:r>
           <w:rPr>
@@ -3944,7 +4042,7 @@
             <w:noProof/>
             <w:webHidden/>
           </w:rPr>
-          <w:t>32</w:t>
+          <w:t>31</w:t>
         </w:r>
         <w:r>
           <w:rPr>
@@ -3970,7 +4068,7 @@
           <w14:ligatures w14:val="standardContextual"/>
         </w:rPr>
       </w:pPr>
-      <w:hyperlink w:anchor="_Toc243609358" w:history="1">
+      <w:hyperlink w:anchor="_Toc243610447" w:history="1">
         <w:r>
           <w:rPr>
             <w:rStyle w:val="Hyperlink"/>
@@ -3997,7 +4095,7 @@
             <w:noProof/>
             <w:webHidden/>
           </w:rPr>
-          <w:instrText xml:space="preserve"> PAGEREF _Toc243609358 \h </w:instrText>
+          <w:instrText xml:space="preserve"> PAGEREF _Toc243610447 \h </w:instrText>
         </w:r>
         <w:r>
           <w:rPr>
@@ -4017,7 +4115,7 @@
             <w:noProof/>
             <w:webHidden/>
           </w:rPr>
-          <w:t>32</w:t>
+          <w:t>31</w:t>
         </w:r>
         <w:r>
           <w:rPr>
@@ -4043,7 +4141,7 @@
           <w14:ligatures w14:val="standardContextual"/>
         </w:rPr>
       </w:pPr>
-      <w:hyperlink w:anchor="_Toc243609359" w:history="1">
+      <w:hyperlink w:anchor="_Toc243610448" w:history="1">
         <w:r>
           <w:rPr>
             <w:rStyle w:val="Hyperlink"/>
@@ -4070,7 +4168,7 @@
             <w:noProof/>
             <w:webHidden/>
           </w:rPr>
-          <w:instrText xml:space="preserve"> PAGEREF _Toc243609359 \h </w:instrText>
+          <w:instrText xml:space="preserve"> PAGEREF _Toc243610448 \h </w:instrText>
         </w:r>
         <w:r>
           <w:rPr>
@@ -4090,7 +4188,7 @@
             <w:noProof/>
             <w:webHidden/>
           </w:rPr>
-          <w:t>33</w:t>
+          <w:t>32</w:t>
         </w:r>
         <w:r>
           <w:rPr>
@@ -4116,7 +4214,7 @@
           <w14:ligatures w14:val="standardContextual"/>
         </w:rPr>
       </w:pPr>
-      <w:hyperlink w:anchor="_Toc243609360" w:history="1">
+      <w:hyperlink w:anchor="_Toc243610449" w:history="1">
         <w:r>
           <w:rPr>
             <w:rStyle w:val="Hyperlink"/>
@@ -4143,7 +4241,7 @@
             <w:noProof/>
             <w:webHidden/>
           </w:rPr>
-          <w:instrText xml:space="preserve"> PAGEREF _Toc243609360 \h </w:instrText>
+          <w:instrText xml:space="preserve"> PAGEREF _Toc243610449 \h </w:instrText>
         </w:r>
         <w:r>
           <w:rPr>
@@ -4163,7 +4261,7 @@
             <w:noProof/>
             <w:webHidden/>
           </w:rPr>
-          <w:t>35</w:t>
+          <w:t>34</w:t>
         </w:r>
         <w:r>
           <w:rPr>
@@ -4189,7 +4287,7 @@
           <w14:ligatures w14:val="standardContextual"/>
         </w:rPr>
       </w:pPr>
-      <w:hyperlink w:anchor="_Toc243609361" w:history="1">
+      <w:hyperlink w:anchor="_Toc243610450" w:history="1">
         <w:r>
           <w:rPr>
             <w:rStyle w:val="Hyperlink"/>
@@ -4216,7 +4314,7 @@
             <w:noProof/>
             <w:webHidden/>
           </w:rPr>
-          <w:instrText xml:space="preserve"> PAGEREF _Toc243609361 \h </w:instrText>
+          <w:instrText xml:space="preserve"> PAGEREF _Toc243610450 \h </w:instrText>
         </w:r>
         <w:r>
           <w:rPr>
@@ -4236,7 +4334,7 @@
             <w:noProof/>
             <w:webHidden/>
           </w:rPr>
-          <w:t>36</w:t>
+          <w:t>35</w:t>
         </w:r>
         <w:r>
           <w:rPr>
@@ -4262,7 +4360,7 @@
           <w14:ligatures w14:val="standardContextual"/>
         </w:rPr>
       </w:pPr>
-      <w:hyperlink w:anchor="_Toc243609362" w:history="1">
+      <w:hyperlink w:anchor="_Toc243610451" w:history="1">
         <w:r>
           <w:rPr>
             <w:rStyle w:val="Hyperlink"/>
@@ -4289,7 +4387,7 @@
             <w:noProof/>
             <w:webHidden/>
           </w:rPr>
-          <w:instrText xml:space="preserve"> PAGEREF _Toc243609362 \h </w:instrText>
+          <w:instrText xml:space="preserve"> PAGEREF _Toc243610451 \h </w:instrText>
         </w:r>
         <w:r>
           <w:rPr>
@@ -4309,7 +4407,7 @@
             <w:noProof/>
             <w:webHidden/>
           </w:rPr>
-          <w:t>37</w:t>
+          <w:t>36</w:t>
         </w:r>
         <w:r>
           <w:rPr>
@@ -4335,7 +4433,7 @@
           <w14:ligatures w14:val="standardContextual"/>
         </w:rPr>
       </w:pPr>
-      <w:hyperlink w:anchor="_Toc243609363" w:history="1">
+      <w:hyperlink w:anchor="_Toc243610452" w:history="1">
         <w:r>
           <w:rPr>
             <w:rStyle w:val="Hyperlink"/>
@@ -4362,7 +4460,7 @@
             <w:noProof/>
             <w:webHidden/>
           </w:rPr>
-          <w:instrText xml:space="preserve"> PAGEREF _Toc243609363 \h </w:instrText>
+          <w:instrText xml:space="preserve"> PAGEREF _Toc243610452 \h </w:instrText>
         </w:r>
         <w:r>
           <w:rPr>
@@ -4382,7 +4480,7 @@
             <w:noProof/>
             <w:webHidden/>
           </w:rPr>
-          <w:t>37</w:t>
+          <w:t>36</w:t>
         </w:r>
         <w:r>
           <w:rPr>
@@ -4408,7 +4506,7 @@
           <w14:ligatures w14:val="standardContextual"/>
         </w:rPr>
       </w:pPr>
-      <w:hyperlink w:anchor="_Toc243609364" w:history="1">
+      <w:hyperlink w:anchor="_Toc243610453" w:history="1">
         <w:r>
           <w:rPr>
             <w:rStyle w:val="Hyperlink"/>
@@ -4435,7 +4533,7 @@
             <w:noProof/>
             <w:webHidden/>
           </w:rPr>
-          <w:instrText xml:space="preserve"> PAGEREF _Toc243609364 \h </w:instrText>
+          <w:instrText xml:space="preserve"> PAGEREF _Toc243610453 \h </w:instrText>
         </w:r>
         <w:r>
           <w:rPr>
@@ -4455,7 +4553,7 @@
             <w:noProof/>
             <w:webHidden/>
           </w:rPr>
-          <w:t>38</w:t>
+          <w:t>36</w:t>
         </w:r>
         <w:r>
           <w:rPr>
@@ -4481,7 +4579,7 @@
           <w14:ligatures w14:val="standardContextual"/>
         </w:rPr>
       </w:pPr>
-      <w:hyperlink w:anchor="_Toc243609365" w:history="1">
+      <w:hyperlink w:anchor="_Toc243610454" w:history="1">
         <w:r>
           <w:rPr>
             <w:rStyle w:val="Hyperlink"/>
@@ -4508,7 +4606,7 @@
             <w:noProof/>
             <w:webHidden/>
           </w:rPr>
-          <w:instrText xml:space="preserve"> PAGEREF _Toc243609365 \h </w:instrText>
+          <w:instrText xml:space="preserve"> PAGEREF _Toc243610454 \h </w:instrText>
         </w:r>
         <w:r>
           <w:rPr>
@@ -4528,7 +4626,7 @@
             <w:noProof/>
             <w:webHidden/>
           </w:rPr>
-          <w:t>38</w:t>
+          <w:t>37</w:t>
         </w:r>
         <w:r>
           <w:rPr>
@@ -4554,7 +4652,7 @@
           <w14:ligatures w14:val="standardContextual"/>
         </w:rPr>
       </w:pPr>
-      <w:hyperlink w:anchor="_Toc243609366" w:history="1">
+      <w:hyperlink w:anchor="_Toc243610455" w:history="1">
         <w:r>
           <w:rPr>
             <w:rStyle w:val="Hyperlink"/>
@@ -4581,7 +4679,7 @@
             <w:noProof/>
             <w:webHidden/>
           </w:rPr>
-          <w:instrText xml:space="preserve"> PAGEREF _Toc243609366 \h </w:instrText>
+          <w:instrText xml:space="preserve"> PAGEREF _Toc243610455 \h </w:instrText>
         </w:r>
         <w:r>
           <w:rPr>
@@ -4601,7 +4699,7 @@
             <w:noProof/>
             <w:webHidden/>
           </w:rPr>
-          <w:t>39</w:t>
+          <w:t>37</w:t>
         </w:r>
         <w:r>
           <w:rPr>
@@ -4627,7 +4725,7 @@
           <w14:ligatures w14:val="standardContextual"/>
         </w:rPr>
       </w:pPr>
-      <w:hyperlink w:anchor="_Toc243609367" w:history="1">
+      <w:hyperlink w:anchor="_Toc243610456" w:history="1">
         <w:r>
           <w:rPr>
             <w:rStyle w:val="Hyperlink"/>
@@ -4654,7 +4752,7 @@
             <w:noProof/>
             <w:webHidden/>
           </w:rPr>
-          <w:instrText xml:space="preserve"> PAGEREF _Toc243609367 \h </w:instrText>
+          <w:instrText xml:space="preserve"> PAGEREF _Toc243610456 \h </w:instrText>
         </w:r>
         <w:r>
           <w:rPr>
@@ -4674,7 +4772,7 @@
             <w:noProof/>
             <w:webHidden/>
           </w:rPr>
-          <w:t>39</w:t>
+          <w:t>38</w:t>
         </w:r>
         <w:r>
           <w:rPr>
@@ -4700,7 +4798,7 @@
           <w14:ligatures w14:val="standardContextual"/>
         </w:rPr>
       </w:pPr>
-      <w:hyperlink w:anchor="_Toc243609368" w:history="1">
+      <w:hyperlink w:anchor="_Toc243610457" w:history="1">
         <w:r>
           <w:rPr>
             <w:rStyle w:val="Hyperlink"/>
@@ -4727,7 +4825,7 @@
             <w:noProof/>
             <w:webHidden/>
           </w:rPr>
-          <w:instrText xml:space="preserve"> PAGEREF _Toc243609368 \h </w:instrText>
+          <w:instrText xml:space="preserve"> PAGEREF _Toc243610457 \h </w:instrText>
         </w:r>
         <w:r>
           <w:rPr>
@@ -4747,7 +4845,7 @@
             <w:noProof/>
             <w:webHidden/>
           </w:rPr>
-          <w:t>40</w:t>
+          <w:t>38</w:t>
         </w:r>
         <w:r>
           <w:rPr>
@@ -4773,7 +4871,7 @@
           <w14:ligatures w14:val="standardContextual"/>
         </w:rPr>
       </w:pPr>
-      <w:hyperlink w:anchor="_Toc243609369" w:history="1">
+      <w:hyperlink w:anchor="_Toc243610458" w:history="1">
         <w:r>
           <w:rPr>
             <w:rStyle w:val="Hyperlink"/>
@@ -4800,7 +4898,7 @@
             <w:noProof/>
             <w:webHidden/>
           </w:rPr>
-          <w:instrText xml:space="preserve"> PAGEREF _Toc243609369 \h </w:instrText>
+          <w:instrText xml:space="preserve"> PAGEREF _Toc243610458 \h </w:instrText>
         </w:r>
         <w:r>
           <w:rPr>
@@ -4820,7 +4918,7 @@
             <w:noProof/>
             <w:webHidden/>
           </w:rPr>
-          <w:t>41</w:t>
+          <w:t>39</w:t>
         </w:r>
         <w:r>
           <w:rPr>
@@ -4846,7 +4944,7 @@
           <w14:ligatures w14:val="standardContextual"/>
         </w:rPr>
       </w:pPr>
-      <w:hyperlink w:anchor="_Toc243609370" w:history="1">
+      <w:hyperlink w:anchor="_Toc243610459" w:history="1">
         <w:r>
           <w:rPr>
             <w:rStyle w:val="Hyperlink"/>
@@ -4873,7 +4971,7 @@
             <w:noProof/>
             <w:webHidden/>
           </w:rPr>
-          <w:instrText xml:space="preserve"> PAGEREF _Toc243609370 \h </w:instrText>
+          <w:instrText xml:space="preserve"> PAGEREF _Toc243610459 \h </w:instrText>
         </w:r>
         <w:r>
           <w:rPr>
@@ -4893,7 +4991,7 @@
             <w:noProof/>
             <w:webHidden/>
           </w:rPr>
-          <w:t>42</w:t>
+          <w:t>40</w:t>
         </w:r>
         <w:r>
           <w:rPr>
@@ -4919,7 +5017,7 @@
           <w14:ligatures w14:val="standardContextual"/>
         </w:rPr>
       </w:pPr>
-      <w:hyperlink w:anchor="_Toc243609371" w:history="1">
+      <w:hyperlink w:anchor="_Toc243610460" w:history="1">
         <w:r>
           <w:rPr>
             <w:rStyle w:val="Hyperlink"/>
@@ -4946,7 +5044,7 @@
             <w:noProof/>
             <w:webHidden/>
           </w:rPr>
-          <w:instrText xml:space="preserve"> PAGEREF _Toc243609371 \h </w:instrText>
+          <w:instrText xml:space="preserve"> PAGEREF _Toc243610460 \h </w:instrText>
         </w:r>
         <w:r>
           <w:rPr>
@@ -4966,7 +5064,7 @@
             <w:noProof/>
             <w:webHidden/>
           </w:rPr>
-          <w:t>43</w:t>
+          <w:t>41</w:t>
         </w:r>
         <w:r>
           <w:rPr>
@@ -4991,7 +5089,7 @@
       <w:pPr>
         <w:pStyle w:val="Heading1"/>
       </w:pPr>
-      <w:bookmarkStart w:id="4" w:name="_Toc243609321"/>
+      <w:bookmarkStart w:id="4" w:name="_Toc243610410"/>
       <w:r>
         <w:t>DANH MỤC BẢNG</w:t>
       </w:r>
@@ -5019,7 +5117,7 @@
           <w:sz w:val="24"/>
         </w:rPr>
         <w:tab/>
-        <w:t>13</w:t>
+        <w:t>12</w:t>
       </w:r>
     </w:p>
     <w:p>
@@ -5044,7 +5142,7 @@
           <w:sz w:val="24"/>
         </w:rPr>
         <w:tab/>
-        <w:t>16</w:t>
+        <w:t>15</w:t>
       </w:r>
     </w:p>
     <w:p>
@@ -5069,7 +5167,7 @@
           <w:sz w:val="24"/>
         </w:rPr>
         <w:tab/>
-        <w:t>17</w:t>
+        <w:t>16</w:t>
       </w:r>
     </w:p>
     <w:p>
@@ -5094,7 +5192,7 @@
           <w:sz w:val="24"/>
         </w:rPr>
         <w:tab/>
-        <w:t>22</w:t>
+        <w:t>21</w:t>
       </w:r>
     </w:p>
     <w:p>
@@ -5119,7 +5217,7 @@
           <w:sz w:val="24"/>
         </w:rPr>
         <w:tab/>
-        <w:t>24</w:t>
+        <w:t>23</w:t>
       </w:r>
     </w:p>
     <w:p>
@@ -5144,7 +5242,7 @@
           <w:sz w:val="24"/>
         </w:rPr>
         <w:tab/>
-        <w:t>26</w:t>
+        <w:t>25</w:t>
       </w:r>
     </w:p>
     <w:p>
@@ -5169,7 +5267,7 @@
           <w:sz w:val="24"/>
         </w:rPr>
         <w:tab/>
-        <w:t>27</w:t>
+        <w:t>26</w:t>
       </w:r>
     </w:p>
     <w:p>
@@ -5194,7 +5292,7 @@
           <w:sz w:val="24"/>
         </w:rPr>
         <w:tab/>
-        <w:t>29</w:t>
+        <w:t>28</w:t>
       </w:r>
     </w:p>
     <w:p>
@@ -5219,7 +5317,7 @@
           <w:sz w:val="24"/>
         </w:rPr>
         <w:tab/>
-        <w:t>29</w:t>
+        <w:t>28</w:t>
       </w:r>
     </w:p>
     <w:p>
@@ -5244,7 +5342,7 @@
           <w:sz w:val="24"/>
         </w:rPr>
         <w:tab/>
-        <w:t>30</w:t>
+        <w:t>29</w:t>
       </w:r>
     </w:p>
     <w:p>
@@ -5269,7 +5367,7 @@
           <w:sz w:val="24"/>
         </w:rPr>
         <w:tab/>
-        <w:t>32</w:t>
+        <w:t>31</w:t>
       </w:r>
     </w:p>
     <w:p>
@@ -5294,7 +5392,7 @@
           <w:sz w:val="24"/>
         </w:rPr>
         <w:tab/>
-        <w:t>33</w:t>
+        <w:t>32</w:t>
       </w:r>
     </w:p>
     <w:p>
@@ -5319,7 +5417,7 @@
           <w:sz w:val="24"/>
         </w:rPr>
         <w:tab/>
-        <w:t>34</w:t>
+        <w:t>33</w:t>
       </w:r>
     </w:p>
     <w:p>
@@ -5344,7 +5442,7 @@
           <w:sz w:val="24"/>
         </w:rPr>
         <w:tab/>
-        <w:t>34</w:t>
+        <w:t>33</w:t>
       </w:r>
     </w:p>
     <w:p>
@@ -5369,7 +5467,7 @@
           <w:sz w:val="24"/>
         </w:rPr>
         <w:tab/>
-        <w:t>43</w:t>
+        <w:t>41</w:t>
       </w:r>
     </w:p>
     <w:p>
@@ -5394,7 +5492,7 @@
           <w:sz w:val="24"/>
         </w:rPr>
         <w:tab/>
-        <w:t>44</w:t>
+        <w:t>42</w:t>
       </w:r>
     </w:p>
     <w:p>
@@ -5406,7 +5504,7 @@
       <w:pPr>
         <w:pStyle w:val="Heading1"/>
       </w:pPr>
-      <w:bookmarkStart w:id="5" w:name="_Toc243609322"/>
+      <w:bookmarkStart w:id="5" w:name="_Toc243610411"/>
       <w:r>
         <w:t>DANH MỤC HÌNH ẢNH</w:t>
       </w:r>
@@ -5434,7 +5532,7 @@
           <w:sz w:val="24"/>
         </w:rPr>
         <w:tab/>
-        <w:t>19</w:t>
+        <w:t>18</w:t>
       </w:r>
     </w:p>
     <w:p>
@@ -5459,7 +5557,7 @@
           <w:sz w:val="24"/>
         </w:rPr>
         <w:tab/>
-        <w:t>20</w:t>
+        <w:t>19</w:t>
       </w:r>
     </w:p>
     <w:p>
@@ -5484,7 +5582,7 @@
           <w:sz w:val="24"/>
         </w:rPr>
         <w:tab/>
-        <w:t>21</w:t>
+        <w:t>20</w:t>
       </w:r>
     </w:p>
     <w:p>
@@ -5509,7 +5607,7 @@
           <w:sz w:val="24"/>
         </w:rPr>
         <w:tab/>
-        <w:t>26</w:t>
+        <w:t>25</w:t>
       </w:r>
     </w:p>
     <w:p>
@@ -5534,7 +5632,7 @@
           <w:sz w:val="24"/>
         </w:rPr>
         <w:tab/>
-        <w:t>27</w:t>
+        <w:t>26</w:t>
       </w:r>
     </w:p>
     <w:p>
@@ -5559,7 +5657,7 @@
           <w:sz w:val="24"/>
         </w:rPr>
         <w:tab/>
-        <w:t>31</w:t>
+        <w:t>30</w:t>
       </w:r>
     </w:p>
     <w:p>
@@ -5584,7 +5682,7 @@
           <w:sz w:val="24"/>
         </w:rPr>
         <w:tab/>
-        <w:t>32</w:t>
+        <w:t>31</w:t>
       </w:r>
     </w:p>
     <w:p>
@@ -5609,7 +5707,7 @@
           <w:sz w:val="24"/>
         </w:rPr>
         <w:tab/>
-        <w:t>36</w:t>
+        <w:t>35</w:t>
       </w:r>
     </w:p>
     <w:p>
@@ -5634,7 +5732,7 @@
           <w:sz w:val="24"/>
         </w:rPr>
         <w:tab/>
-        <w:t>36</w:t>
+        <w:t>35</w:t>
       </w:r>
     </w:p>
     <w:p>
@@ -5659,44 +5757,19 @@
           <w:sz w:val="24"/>
         </w:rPr>
         <w:tab/>
-        <w:t>37</w:t>
+        <w:t>36</w:t>
       </w:r>
     </w:p>
     <w:p>
-      <w:pPr>
-        <w:tabs>
-          <w:tab w:val="right" w:leader="dot" w:pos="9071"/>
-          <w:tab w:val="right" w:leader="dot" w:pos="9071"/>
-        </w:tabs>
-        <w:spacing w:after="60" w:line="300" w:lineRule="auto"/>
-        <w:jc w:val="left"/>
-      </w:pPr>
-      <w:r>
-        <w:rPr>
-          <w:color w:val="000000"/>
-          <w:sz w:val="24"/>
-        </w:rPr>
-        <w:t>Hình 5.1: Phân bố ba cụm quốc gia năm 2019 trên không gian 2D PCA</w:t>
-      </w:r>
-      <w:r>
-        <w:rPr>
-          <w:color w:val="000000"/>
-          <w:sz w:val="24"/>
-        </w:rPr>
-        <w:tab/>
-        <w:t>39</w:t>
+      <w:r>
+        <w:br w:type="page"/>
       </w:r>
     </w:p>
     <w:p>
-      <w:r>
-        <w:br w:type="page"/>
-      </w:r>
-    </w:p>
-    <w:p>
       <w:pPr>
         <w:pStyle w:val="Heading1"/>
       </w:pPr>
-      <w:bookmarkStart w:id="6" w:name="_Toc243609323"/>
+      <w:bookmarkStart w:id="6" w:name="_Toc243610412"/>
       <w:r>
         <w:t>CHƯƠNG 1: TỔNG QUAN ĐỀ TÀI VÀ CƠ SỞ LÝ THUYẾT</w:t>
       </w:r>
@@ -5706,7 +5779,7 @@
       <w:pPr>
         <w:pStyle w:val="Heading2"/>
       </w:pPr>
-      <w:bookmarkStart w:id="7" w:name="_Toc243609324"/>
+      <w:bookmarkStart w:id="7" w:name="_Toc243610413"/>
       <w:r>
         <w:t>1.1. Bối cảnh và lý do chọn đề tài</w:t>
       </w:r>
@@ -5746,7 +5819,7 @@
       <w:pPr>
         <w:pStyle w:val="Heading2"/>
       </w:pPr>
-      <w:bookmarkStart w:id="8" w:name="_Toc243609325"/>
+      <w:bookmarkStart w:id="8" w:name="_Toc243610414"/>
       <w:r>
         <w:t>1.2. Bài toán và câu hỏi nghiên cứu</w:t>
       </w:r>
@@ -5832,7 +5905,7 @@
       <w:pPr>
         <w:pStyle w:val="Heading2"/>
       </w:pPr>
-      <w:bookmarkStart w:id="9" w:name="_Toc243609326"/>
+      <w:bookmarkStart w:id="9" w:name="_Toc243610415"/>
       <w:r>
         <w:t>1.3. Nguồn dữ liệu</w:t>
       </w:r>
@@ -5855,7 +5928,7 @@
       <w:pPr>
         <w:pStyle w:val="Heading2"/>
       </w:pPr>
-      <w:bookmarkStart w:id="10" w:name="_Toc243609327"/>
+      <w:bookmarkStart w:id="10" w:name="_Toc243610416"/>
       <w:r>
         <w:t>1.4. Thang đo Cantril Ladder</w:t>
       </w:r>
@@ -5881,7 +5954,7 @@
       <w:pPr>
         <w:pStyle w:val="Heading2"/>
       </w:pPr>
-      <w:bookmarkStart w:id="11" w:name="_Toc243609328"/>
+      <w:bookmarkStart w:id="11" w:name="_Toc243610417"/>
       <w:r>
         <w:t>1.5. Mô hình Dystopia và Dystopia Residual</w:t>
       </w:r>
@@ -5913,7 +5986,7 @@
       <w:pPr>
         <w:pStyle w:val="Heading2"/>
       </w:pPr>
-      <w:bookmarkStart w:id="12" w:name="_Toc243609329"/>
+      <w:bookmarkStart w:id="12" w:name="_Toc243610418"/>
       <w:r>
         <w:t>1.6. Sáu biến cơ sở</w:t>
       </w:r>
@@ -6633,7 +6706,7 @@
       <w:pPr>
         <w:pStyle w:val="Heading2"/>
       </w:pPr>
-      <w:bookmarkStart w:id="13" w:name="_Toc243609330"/>
+      <w:bookmarkStart w:id="13" w:name="_Toc243610419"/>
       <w:r>
         <w:t>1.7. Quy tắc vàng của đề tài</w:t>
       </w:r>
@@ -6696,7 +6769,7 @@
       <w:pPr>
         <w:pStyle w:val="Heading2"/>
       </w:pPr>
-      <w:bookmarkStart w:id="14" w:name="_Toc243609331"/>
+      <w:bookmarkStart w:id="14" w:name="_Toc243610420"/>
       <w:r>
         <w:t>1.8. Đối chiếu 11 bước pipeline với cấu trúc báo cáo</w:t>
       </w:r>
@@ -7638,7 +7711,7 @@
       <w:pPr>
         <w:pStyle w:val="Heading1"/>
       </w:pPr>
-      <w:bookmarkStart w:id="15" w:name="_Toc243609332"/>
+      <w:bookmarkStart w:id="15" w:name="_Toc243610421"/>
       <w:r>
         <w:t>CHƯƠNG 2: THU THẬP DỮ LIỆU VÀ KHÁM PHÁ EDA</w:t>
       </w:r>
@@ -7648,7 +7721,7 @@
       <w:pPr>
         <w:pStyle w:val="Heading2"/>
       </w:pPr>
-      <w:bookmarkStart w:id="16" w:name="_Toc243609333"/>
+      <w:bookmarkStart w:id="16" w:name="_Toc243610422"/>
       <w:r>
         <w:t xml:space="preserve">2.1. </w:t>
       </w:r>
@@ -8270,7 +8343,7 @@
       <w:pPr>
         <w:pStyle w:val="Heading2"/>
       </w:pPr>
-      <w:bookmarkStart w:id="17" w:name="_Toc243609334"/>
+      <w:bookmarkStart w:id="17" w:name="_Toc243610423"/>
       <w:r>
         <w:t>2.2. Đồng nhất tên cột</w:t>
       </w:r>
@@ -8314,7 +8387,7 @@
       <w:pPr>
         <w:pStyle w:val="Heading2"/>
       </w:pPr>
-      <w:bookmarkStart w:id="18" w:name="_Toc243609335"/>
+      <w:bookmarkStart w:id="18" w:name="_Toc243610424"/>
       <w:r>
         <w:t>2.3. Xử lý giá trị khuyết của UAE năm 2018</w:t>
       </w:r>
@@ -8340,7 +8413,7 @@
       <w:pPr>
         <w:pStyle w:val="Heading2"/>
       </w:pPr>
-      <w:bookmarkStart w:id="19" w:name="_Toc243609336"/>
+      <w:bookmarkStart w:id="19" w:name="_Toc243610425"/>
       <w:r>
         <w:t>2.4. Chuẩn hóa tên quốc gia và bổ sung mã ISO-3</w:t>
       </w:r>
@@ -8372,7 +8445,7 @@
       <w:pPr>
         <w:pStyle w:val="Heading2"/>
       </w:pPr>
-      <w:bookmarkStart w:id="20" w:name="_Toc243609337"/>
+      <w:bookmarkStart w:id="20" w:name="_Toc243610426"/>
       <w:r>
         <w:t>2.5. Bảng dữ liệu trung gian</w:t>
       </w:r>
@@ -8396,7 +8469,7 @@
       <w:pPr>
         <w:pStyle w:val="Heading2"/>
       </w:pPr>
-      <w:bookmarkStart w:id="21" w:name="_Toc243609338"/>
+      <w:bookmarkStart w:id="21" w:name="_Toc243610427"/>
       <w:r>
         <w:t>2.6. Phân tích hình dạng phân phối</w:t>
       </w:r>
@@ -8500,7 +8573,7 @@
       <w:pPr>
         <w:pStyle w:val="Heading2"/>
       </w:pPr>
-      <w:bookmarkStart w:id="22" w:name="_Toc243609339"/>
+      <w:bookmarkStart w:id="22" w:name="_Toc243610428"/>
       <w:r>
         <w:t>2.7. Tương quan Pearson</w:t>
       </w:r>
@@ -8578,7 +8651,7 @@
       <w:pPr>
         <w:pStyle w:val="Heading2"/>
       </w:pPr>
-      <w:bookmarkStart w:id="23" w:name="_Toc243609340"/>
+      <w:bookmarkStart w:id="23" w:name="_Toc243610429"/>
       <w:r>
         <w:t>2.8. Nhận diện ngoại lai</w:t>
       </w:r>
@@ -8670,7 +8743,7 @@
       <w:pPr>
         <w:pStyle w:val="Heading2"/>
       </w:pPr>
-      <w:bookmarkStart w:id="24" w:name="_Toc243609341"/>
+      <w:bookmarkStart w:id="24" w:name="_Toc243610430"/>
       <w:r>
         <w:t>2.9. Kết luận</w:t>
       </w:r>
@@ -8688,7 +8761,7 @@
       <w:pPr>
         <w:pStyle w:val="Heading1"/>
       </w:pPr>
-      <w:bookmarkStart w:id="25" w:name="_Toc243609342"/>
+      <w:bookmarkStart w:id="25" w:name="_Toc243610431"/>
       <w:r>
         <w:t>CHƯƠNG 3: PHƯƠNG PHÁP LUẬN VÀ THỬ NGHIỆM MÔ HÌNH</w:t>
       </w:r>
@@ -8698,7 +8771,7 @@
       <w:pPr>
         <w:pStyle w:val="Heading2"/>
       </w:pPr>
-      <w:bookmarkStart w:id="26" w:name="_Toc243609343"/>
+      <w:bookmarkStart w:id="26" w:name="_Toc243610432"/>
       <w:r>
         <w:t>3.1. Ma trận đặc trưng</w:t>
       </w:r>
@@ -8716,7 +8789,7 @@
       <w:pPr>
         <w:pStyle w:val="Heading2"/>
       </w:pPr>
-      <w:bookmarkStart w:id="27" w:name="_Toc243609344"/>
+      <w:bookmarkStart w:id="27" w:name="_Toc243610433"/>
       <w:r>
         <w:t>3.2. So sánh ba phương án chuẩn hóa</w:t>
       </w:r>
@@ -9715,7 +9788,7 @@
       <w:pPr>
         <w:pStyle w:val="Heading2"/>
       </w:pPr>
-      <w:bookmarkStart w:id="28" w:name="_Toc243609345"/>
+      <w:bookmarkStart w:id="28" w:name="_Toc243610434"/>
       <w:r>
         <w:t>3.3. Thuật toán K-Means cài đặt từ đầu</w:t>
       </w:r>
@@ -9899,7 +9972,7 @@
       <w:pPr>
         <w:pStyle w:val="Heading2"/>
       </w:pPr>
-      <w:bookmarkStart w:id="29" w:name="_Toc243609346"/>
+      <w:bookmarkStart w:id="29" w:name="_Toc243610435"/>
       <w:r>
         <w:t>3.4. Phân cấp Ward cài đặt từ đầu</w:t>
       </w:r>
@@ -10879,7 +10952,7 @@
       <w:pPr>
         <w:pStyle w:val="Heading2"/>
       </w:pPr>
-      <w:bookmarkStart w:id="30" w:name="_Toc243609347"/>
+      <w:bookmarkStart w:id="30" w:name="_Toc243610436"/>
       <w:r>
         <w:t>3.5. DBSCAN cài đặt từ đầu</w:t>
       </w:r>
@@ -11442,7 +11515,7 @@
       <w:pPr>
         <w:pStyle w:val="Heading2"/>
       </w:pPr>
-      <w:bookmarkStart w:id="31" w:name="_Toc243609348"/>
+      <w:bookmarkStart w:id="31" w:name="_Toc243610437"/>
       <w:r>
         <w:t>3.6. Các độ đo đánh giá</w:t>
       </w:r>
@@ -11733,7 +11806,7 @@
       <w:pPr>
         <w:pStyle w:val="Heading2"/>
       </w:pPr>
-      <w:bookmarkStart w:id="32" w:name="_Toc243609349"/>
+      <w:bookmarkStart w:id="32" w:name="_Toc243610438"/>
       <w:r>
         <w:t>3.7. Khảo sát số cụm tối ưu</w:t>
       </w:r>
@@ -12406,7 +12479,7 @@
       <w:pPr>
         <w:pStyle w:val="Heading2"/>
       </w:pPr>
-      <w:bookmarkStart w:id="33" w:name="_Toc243609350"/>
+      <w:bookmarkStart w:id="33" w:name="_Toc243610439"/>
       <w:r>
         <w:t>3.8. Kiểm tra độ ổn định</w:t>
       </w:r>
@@ -14203,7 +14276,7 @@
       <w:pPr>
         <w:pStyle w:val="Heading2"/>
       </w:pPr>
-      <w:bookmarkStart w:id="34" w:name="_Toc243609351"/>
+      <w:bookmarkStart w:id="34" w:name="_Toc243610440"/>
       <w:r>
         <w:t>3.9. Quy trình thực nghiệm</w:t>
       </w:r>
@@ -14251,7 +14324,7 @@
       <w:pPr>
         <w:pStyle w:val="Heading1"/>
       </w:pPr>
-      <w:bookmarkStart w:id="35" w:name="_Toc243609352"/>
+      <w:bookmarkStart w:id="35" w:name="_Toc243610441"/>
       <w:r>
         <w:t>CHƯƠNG 4: KẾT QUẢ THỰC NGHIỆM VÀ DIỄN GIẢI TRI THỨC</w:t>
       </w:r>
@@ -14261,7 +14334,7 @@
       <w:pPr>
         <w:pStyle w:val="Heading2"/>
       </w:pPr>
-      <w:bookmarkStart w:id="36" w:name="_Toc243609353"/>
+      <w:bookmarkStart w:id="36" w:name="_Toc243610442"/>
       <w:r>
         <w:t>4.1. Chỉ số đánh giá của K-Means qua các năm</w:t>
       </w:r>
@@ -15012,7 +15085,7 @@
       <w:pPr>
         <w:pStyle w:val="Heading2"/>
       </w:pPr>
-      <w:bookmarkStart w:id="37" w:name="_Toc243609354"/>
+      <w:bookmarkStart w:id="37" w:name="_Toc243610443"/>
       <w:r>
         <w:t>4.2. Chỉ số đánh giá của Ward và so sánh với K-Means</w:t>
       </w:r>
@@ -15736,7 +15809,7 @@
       <w:pPr>
         <w:pStyle w:val="Heading2"/>
       </w:pPr>
-      <w:bookmarkStart w:id="38" w:name="_Toc243609355"/>
+      <w:bookmarkStart w:id="38" w:name="_Toc243610444"/>
       <w:r>
         <w:t>4.3. Chân dung ba cụm</w:t>
       </w:r>
@@ -17192,7 +17265,7 @@
       <w:pPr>
         <w:pStyle w:val="Heading2"/>
       </w:pPr>
-      <w:bookmarkStart w:id="39" w:name="_Toc243609356"/>
+      <w:bookmarkStart w:id="39" w:name="_Toc243610445"/>
       <w:r>
         <w:t>4.4. Hậu kiểm độc lập bằng điểm hạnh phúc</w:t>
       </w:r>
@@ -18008,7 +18081,7 @@
       <w:pPr>
         <w:pStyle w:val="Heading2"/>
       </w:pPr>
-      <w:bookmarkStart w:id="40" w:name="_Toc243609357"/>
+      <w:bookmarkStart w:id="40" w:name="_Toc243610446"/>
       <w:r>
         <w:t>4.5. Cấu hình đối chứng k = 3</w:t>
       </w:r>
@@ -19484,7 +19557,7 @@
       <w:pPr>
         <w:pStyle w:val="Heading2"/>
       </w:pPr>
-      <w:bookmarkStart w:id="41" w:name="_Toc243609358"/>
+      <w:bookmarkStart w:id="41" w:name="_Toc243610447"/>
       <w:r>
         <w:t>4.6. Ghép cụm liên năm</w:t>
       </w:r>
@@ -21022,7 +21095,7 @@
       <w:pPr>
         <w:pStyle w:val="Heading2"/>
       </w:pPr>
-      <w:bookmarkStart w:id="42" w:name="_Toc243609359"/>
+      <w:bookmarkStart w:id="42" w:name="_Toc243610448"/>
       <w:r>
         <w:t>4.7. Dịch chuyển cụm của 156 quốc gia</w:t>
       </w:r>
@@ -21606,7 +21679,7 @@
       <w:pPr>
         <w:pStyle w:val="Heading2"/>
       </w:pPr>
-      <w:bookmarkStart w:id="43" w:name="_Toc243609360"/>
+      <w:bookmarkStart w:id="43" w:name="_Toc243610449"/>
       <w:r>
         <w:t>4.8. Phân bố cụm trên không gian PCA 2D</w:t>
       </w:r>
@@ -21750,7 +21823,7 @@
       <w:pPr>
         <w:pStyle w:val="Heading2"/>
       </w:pPr>
-      <w:bookmarkStart w:id="44" w:name="_Toc243609361"/>
+      <w:bookmarkStart w:id="44" w:name="_Toc243610450"/>
       <w:r>
         <w:t>4.9. Kết luận chương 4</w:t>
       </w:r>
@@ -21786,7 +21859,7 @@
       <w:pPr>
         <w:pStyle w:val="Heading1"/>
       </w:pPr>
-      <w:bookmarkStart w:id="45" w:name="_Toc243609362"/>
+      <w:bookmarkStart w:id="45" w:name="_Toc243610451"/>
       <w:r>
         <w:t>CHƯƠNG 5: ỨNG DỤNG DEMO, KẾT LUẬN VÀ HƯỚNG PHÁT TRIỂN</w:t>
       </w:r>
@@ -21796,7 +21869,7 @@
       <w:pPr>
         <w:pStyle w:val="Heading2"/>
       </w:pPr>
-      <w:bookmarkStart w:id="46" w:name="_Toc243609363"/>
+      <w:bookmarkStart w:id="46" w:name="_Toc243610452"/>
       <w:r>
         <w:t>5.1. Kiến trúc ứng dụng demo Streamlit</w:t>
       </w:r>
@@ -21876,69 +21949,9 @@
     </w:p>
     <w:p>
       <w:pPr>
-        <w:spacing w:before="80"/>
-        <w:jc w:val="center"/>
-      </w:pPr>
-      <w:r>
-        <w:rPr>
-          <w:noProof/>
-        </w:rPr>
-        <w:drawing>
-          <wp:inline distT="0" distB="0" distL="0" distR="0" wp14:anchorId="009FE967" wp14:editId="11C9D250">
-            <wp:extent cx="5303520" cy="3503683"/>
-            <wp:effectExtent l="0" t="0" r="0" b="0"/>
-            <wp:docPr id="11" name="Picture 11"/>
-            <wp:cNvGraphicFramePr>
-              <a:graphicFrameLocks xmlns:a="http://schemas.openxmlformats.org/drawingml/2006/main" noChangeAspect="1"/>
-            </wp:cNvGraphicFramePr>
-            <a:graphic xmlns:a="http://schemas.openxmlformats.org/drawingml/2006/main">
-              <a:graphicData uri="http://schemas.openxmlformats.org/drawingml/2006/picture">
-                <pic:pic xmlns:pic="http://schemas.openxmlformats.org/drawingml/2006/picture">
-                  <pic:nvPicPr>
-                    <pic:cNvPr id="0" name="pca_clusters_2019.png"/>
-                    <pic:cNvPicPr/>
-                  </pic:nvPicPr>
-                  <pic:blipFill>
-                    <a:blip r:embed="rId19"/>
-                    <a:stretch>
-                      <a:fillRect/>
-                    </a:stretch>
-                  </pic:blipFill>
-                  <pic:spPr>
-                    <a:xfrm>
-                      <a:off x="0" y="0"/>
-                      <a:ext cx="5303520" cy="3503683"/>
-                    </a:xfrm>
-                    <a:prstGeom prst="rect">
-                      <a:avLst/>
-                    </a:prstGeom>
-                  </pic:spPr>
-                </pic:pic>
-              </a:graphicData>
-            </a:graphic>
-          </wp:inline>
-        </w:drawing>
-      </w:r>
-    </w:p>
-    <w:p>
-      <w:pPr>
-        <w:spacing w:after="160"/>
-        <w:jc w:val="center"/>
-      </w:pPr>
-      <w:r>
-        <w:rPr>
-          <w:i/>
-          <w:color w:val="000000"/>
-          <w:sz w:val="23"/>
-        </w:rPr>
-        <w:t>Hình 5.1: Phân bố ba cụm quốc gia năm 2019 trên không gian 2D PCA</w:t>
-      </w:r>
-    </w:p>
-    <w:p>
-      <w:pPr>
         <w:pStyle w:val="Heading2"/>
       </w:pPr>
-      <w:bookmarkStart w:id="47" w:name="_Toc243609364"/>
+      <w:bookmarkStart w:id="47" w:name="_Toc243610453"/>
       <w:r>
         <w:t>5.2. Kiểm thử ứng dụng</w:t>
       </w:r>
@@ -21962,7 +21975,7 @@
       <w:pPr>
         <w:pStyle w:val="Heading2"/>
       </w:pPr>
-      <w:bookmarkStart w:id="48" w:name="_Toc243609365"/>
+      <w:bookmarkStart w:id="48" w:name="_Toc243610454"/>
       <w:r>
         <w:t>5.3. Đóng góp chính của đồ án</w:t>
       </w:r>
@@ -22049,7 +22062,7 @@
       <w:pPr>
         <w:pStyle w:val="Heading2"/>
       </w:pPr>
-      <w:bookmarkStart w:id="49" w:name="_Toc243609366"/>
+      <w:bookmarkStart w:id="49" w:name="_Toc243610455"/>
       <w:r>
         <w:t>5.4. Hạn chế</w:t>
       </w:r>
@@ -22089,7 +22102,7 @@
       <w:pPr>
         <w:pStyle w:val="Heading2"/>
       </w:pPr>
-      <w:bookmarkStart w:id="50" w:name="_Toc243609367"/>
+      <w:bookmarkStart w:id="50" w:name="_Toc243610456"/>
       <w:r>
         <w:t>5.5. Hướng phát triển</w:t>
       </w:r>
@@ -22164,7 +22177,7 @@
       <w:pPr>
         <w:pStyle w:val="Heading2"/>
       </w:pPr>
-      <w:bookmarkStart w:id="51" w:name="_Toc243609368"/>
+      <w:bookmarkStart w:id="51" w:name="_Toc243610457"/>
       <w:r>
         <w:t>5.6. Kết luận</w:t>
       </w:r>
@@ -22188,7 +22201,7 @@
       <w:pPr>
         <w:pStyle w:val="Heading1"/>
       </w:pPr>
-      <w:bookmarkStart w:id="52" w:name="_Toc243609369"/>
+      <w:bookmarkStart w:id="52" w:name="_Toc243610458"/>
       <w:r>
         <w:t>TÀI LIỆU THAM KHẢO</w:t>
       </w:r>
@@ -22207,7 +22220,7 @@
           <w:color w:val="000000" w:themeColor="text1"/>
         </w:rPr>
       </w:pPr>
-      <w:hyperlink r:id="rId20" w:history="1">
+      <w:hyperlink r:id="rId19" w:history="1">
         <w:r>
           <w:rPr>
             <w:rStyle w:val="Hyperlink"/>
@@ -22231,7 +22244,7 @@
           <w:color w:val="000000" w:themeColor="text1"/>
         </w:rPr>
       </w:pPr>
-      <w:hyperlink r:id="rId21" w:history="1">
+      <w:hyperlink r:id="rId20" w:history="1">
         <w:r>
           <w:rPr>
             <w:rStyle w:val="Hyperlink"/>
@@ -22287,7 +22300,7 @@
           <w:color w:val="000000" w:themeColor="text1"/>
         </w:rPr>
       </w:pPr>
-      <w:hyperlink r:id="rId22" w:history="1">
+      <w:hyperlink r:id="rId21" w:history="1">
         <w:r>
           <w:rPr>
             <w:rStyle w:val="Hyperlink"/>
@@ -22343,7 +22356,7 @@
           <w:color w:val="000000" w:themeColor="text1"/>
         </w:rPr>
       </w:pPr>
-      <w:hyperlink r:id="rId23" w:history="1">
+      <w:hyperlink r:id="rId22" w:history="1">
         <w:r>
           <w:rPr>
             <w:rStyle w:val="Hyperlink"/>
@@ -22399,7 +22412,7 @@
           <w:color w:val="000000" w:themeColor="text1"/>
         </w:rPr>
       </w:pPr>
-      <w:hyperlink r:id="rId24" w:history="1">
+      <w:hyperlink r:id="rId23" w:history="1">
         <w:r>
           <w:rPr>
             <w:rStyle w:val="Hyperlink"/>
@@ -22455,7 +22468,7 @@
           <w:color w:val="000000" w:themeColor="text1"/>
         </w:rPr>
       </w:pPr>
-      <w:hyperlink r:id="rId25" w:history="1">
+      <w:hyperlink r:id="rId24" w:history="1">
         <w:r>
           <w:rPr>
             <w:rStyle w:val="Hyperlink"/>
@@ -22602,7 +22615,7 @@
       <w:pPr>
         <w:pStyle w:val="Heading1"/>
       </w:pPr>
-      <w:bookmarkStart w:id="53" w:name="_Toc243609370"/>
+      <w:bookmarkStart w:id="53" w:name="_Toc243610459"/>
       <w:r>
         <w:t>PHỤ LỤC A: BẢNG KHẢO SÁT SỐ CỤM NĂM 2019</w:t>
       </w:r>
@@ -23314,7 +23327,7 @@
       <w:pPr>
         <w:pStyle w:val="Heading1"/>
       </w:pPr>
-      <w:bookmarkStart w:id="54" w:name="_Toc243609371"/>
+      <w:bookmarkStart w:id="54" w:name="_Toc243610460"/>
       <w:r>
         <w:t>PHỤ LỤC B: KẾT QUẢ QUÉT THAM SỐ DBSCAN NĂM 2019</w:t>
       </w:r>
@@ -25032,8 +25045,8 @@
       </w:pPr>
     </w:p>
     <w:sectPr>
-      <w:headerReference w:type="default" r:id="rId26"/>
-      <w:footerReference w:type="default" r:id="rId27"/>
+      <w:headerReference w:type="default" r:id="rId25"/>
+      <w:footerReference w:type="default" r:id="rId26"/>
       <w:pgSz w:w="12240" w:h="15840"/>
       <w:pgMar w:top="1701" w:right="1134" w:bottom="1701" w:left="1701" w:header="720" w:footer="720" w:gutter="0"/>
       <w:pgNumType w:start="1"/>

--- a/reports/final_report/Nhom12_BaoCao.docx
+++ b/reports/final_report/Nhom12_BaoCao.docx
@@ -243,7 +243,7 @@
       <w:pPr>
         <w:pStyle w:val="Heading1"/>
       </w:pPr>
-      <w:bookmarkStart w:id="0" w:name="_Toc243610406"/>
+      <w:bookmarkStart w:id="0" w:name="_Toc243615171"/>
       <w:r>
         <w:lastRenderedPageBreak/>
         <w:t>LỜI MỞ ĐẦU</w:t>
@@ -301,7 +301,7 @@
       <w:pPr>
         <w:pStyle w:val="Heading1"/>
       </w:pPr>
-      <w:bookmarkStart w:id="1" w:name="_Toc243610407"/>
+      <w:bookmarkStart w:id="1" w:name="_Toc243615172"/>
       <w:r>
         <w:lastRenderedPageBreak/>
         <w:t>TÓM TẮT</w:t>
@@ -342,8 +342,9 @@
       <w:pPr>
         <w:pStyle w:val="Heading1"/>
       </w:pPr>
-      <w:bookmarkStart w:id="2" w:name="_Toc243610408"/>
-      <w:r>
+      <w:bookmarkStart w:id="2" w:name="_Toc243615173"/>
+      <w:r>
+        <w:lastRenderedPageBreak/>
         <w:t>BẢNG PHÂN CÔNG NHIỆM VỤ</w:t>
       </w:r>
       <w:bookmarkEnd w:id="2"/>
@@ -1045,8 +1046,9 @@
       <w:pPr>
         <w:pStyle w:val="Heading1"/>
       </w:pPr>
-      <w:bookmarkStart w:id="3" w:name="_Toc243610409"/>
-      <w:r>
+      <w:bookmarkStart w:id="3" w:name="_Toc243615174"/>
+      <w:r>
+        <w:lastRenderedPageBreak/>
         <w:t>MỤC LỤC</w:t>
       </w:r>
       <w:bookmarkEnd w:id="3"/>
@@ -1075,7 +1077,7 @@
       <w:r>
         <w:fldChar w:fldCharType="separate"/>
       </w:r>
-      <w:hyperlink w:anchor="_Toc243610406" w:history="1">
+      <w:hyperlink w:anchor="_Toc243615171" w:history="1">
         <w:r>
           <w:rPr>
             <w:rStyle w:val="Hyperlink"/>
@@ -1102,7 +1104,7 @@
             <w:noProof/>
             <w:webHidden/>
           </w:rPr>
-          <w:instrText xml:space="preserve"> PAGEREF _Toc243610406 \h </w:instrText>
+          <w:instrText xml:space="preserve"> PAGEREF _Toc243615171 \h </w:instrText>
         </w:r>
         <w:r>
           <w:rPr>
@@ -1148,7 +1150,7 @@
           <w14:ligatures w14:val="standardContextual"/>
         </w:rPr>
       </w:pPr>
-      <w:hyperlink w:anchor="_Toc243610407" w:history="1">
+      <w:hyperlink w:anchor="_Toc243615172" w:history="1">
         <w:r>
           <w:rPr>
             <w:rStyle w:val="Hyperlink"/>
@@ -1175,7 +1177,7 @@
             <w:noProof/>
             <w:webHidden/>
           </w:rPr>
-          <w:instrText xml:space="preserve"> PAGEREF _Toc243610407 \h </w:instrText>
+          <w:instrText xml:space="preserve"> PAGEREF _Toc243615172 \h </w:instrText>
         </w:r>
         <w:r>
           <w:rPr>
@@ -1221,7 +1223,7 @@
           <w14:ligatures w14:val="standardContextual"/>
         </w:rPr>
       </w:pPr>
-      <w:hyperlink w:anchor="_Toc243610408" w:history="1">
+      <w:hyperlink w:anchor="_Toc243615173" w:history="1">
         <w:r>
           <w:rPr>
             <w:rStyle w:val="Hyperlink"/>
@@ -1248,7 +1250,7 @@
             <w:noProof/>
             <w:webHidden/>
           </w:rPr>
-          <w:instrText xml:space="preserve"> PAGEREF _Toc243610408 \h </w:instrText>
+          <w:instrText xml:space="preserve"> PAGEREF _Toc243615173 \h </w:instrText>
         </w:r>
         <w:r>
           <w:rPr>
@@ -1294,7 +1296,7 @@
           <w14:ligatures w14:val="standardContextual"/>
         </w:rPr>
       </w:pPr>
-      <w:hyperlink w:anchor="_Toc243610409" w:history="1">
+      <w:hyperlink w:anchor="_Toc243615174" w:history="1">
         <w:r>
           <w:rPr>
             <w:rStyle w:val="Hyperlink"/>
@@ -1321,7 +1323,7 @@
             <w:noProof/>
             <w:webHidden/>
           </w:rPr>
-          <w:instrText xml:space="preserve"> PAGEREF _Toc243610409 \h </w:instrText>
+          <w:instrText xml:space="preserve"> PAGEREF _Toc243615174 \h </w:instrText>
         </w:r>
         <w:r>
           <w:rPr>
@@ -1367,7 +1369,7 @@
           <w14:ligatures w14:val="standardContextual"/>
         </w:rPr>
       </w:pPr>
-      <w:hyperlink w:anchor="_Toc243610410" w:history="1">
+      <w:hyperlink w:anchor="_Toc243615175" w:history="1">
         <w:r>
           <w:rPr>
             <w:rStyle w:val="Hyperlink"/>
@@ -1394,7 +1396,7 @@
             <w:noProof/>
             <w:webHidden/>
           </w:rPr>
-          <w:instrText xml:space="preserve"> PAGEREF _Toc243610410 \h </w:instrText>
+          <w:instrText xml:space="preserve"> PAGEREF _Toc243615175 \h </w:instrText>
         </w:r>
         <w:r>
           <w:rPr>
@@ -1440,7 +1442,7 @@
           <w14:ligatures w14:val="standardContextual"/>
         </w:rPr>
       </w:pPr>
-      <w:hyperlink w:anchor="_Toc243610411" w:history="1">
+      <w:hyperlink w:anchor="_Toc243615176" w:history="1">
         <w:r>
           <w:rPr>
             <w:rStyle w:val="Hyperlink"/>
@@ -1467,7 +1469,7 @@
             <w:noProof/>
             <w:webHidden/>
           </w:rPr>
-          <w:instrText xml:space="preserve"> PAGEREF _Toc243610411 \h </w:instrText>
+          <w:instrText xml:space="preserve"> PAGEREF _Toc243615176 \h </w:instrText>
         </w:r>
         <w:r>
           <w:rPr>
@@ -1513,7 +1515,7 @@
           <w14:ligatures w14:val="standardContextual"/>
         </w:rPr>
       </w:pPr>
-      <w:hyperlink w:anchor="_Toc243610412" w:history="1">
+      <w:hyperlink w:anchor="_Toc243615177" w:history="1">
         <w:r>
           <w:rPr>
             <w:rStyle w:val="Hyperlink"/>
@@ -1540,7 +1542,7 @@
             <w:noProof/>
             <w:webHidden/>
           </w:rPr>
-          <w:instrText xml:space="preserve"> PAGEREF _Toc243610412 \h </w:instrText>
+          <w:instrText xml:space="preserve"> PAGEREF _Toc243615177 \h </w:instrText>
         </w:r>
         <w:r>
           <w:rPr>
@@ -1586,7 +1588,7 @@
           <w14:ligatures w14:val="standardContextual"/>
         </w:rPr>
       </w:pPr>
-      <w:hyperlink w:anchor="_Toc243610413" w:history="1">
+      <w:hyperlink w:anchor="_Toc243615178" w:history="1">
         <w:r>
           <w:rPr>
             <w:rStyle w:val="Hyperlink"/>
@@ -1613,7 +1615,7 @@
             <w:noProof/>
             <w:webHidden/>
           </w:rPr>
-          <w:instrText xml:space="preserve"> PAGEREF _Toc243610413 \h </w:instrText>
+          <w:instrText xml:space="preserve"> PAGEREF _Toc243615178 \h </w:instrText>
         </w:r>
         <w:r>
           <w:rPr>
@@ -1659,7 +1661,7 @@
           <w14:ligatures w14:val="standardContextual"/>
         </w:rPr>
       </w:pPr>
-      <w:hyperlink w:anchor="_Toc243610414" w:history="1">
+      <w:hyperlink w:anchor="_Toc243615179" w:history="1">
         <w:r>
           <w:rPr>
             <w:rStyle w:val="Hyperlink"/>
@@ -1686,7 +1688,7 @@
             <w:noProof/>
             <w:webHidden/>
           </w:rPr>
-          <w:instrText xml:space="preserve"> PAGEREF _Toc243610414 \h </w:instrText>
+          <w:instrText xml:space="preserve"> PAGEREF _Toc243615179 \h </w:instrText>
         </w:r>
         <w:r>
           <w:rPr>
@@ -1732,7 +1734,7 @@
           <w14:ligatures w14:val="standardContextual"/>
         </w:rPr>
       </w:pPr>
-      <w:hyperlink w:anchor="_Toc243610415" w:history="1">
+      <w:hyperlink w:anchor="_Toc243615180" w:history="1">
         <w:r>
           <w:rPr>
             <w:rStyle w:val="Hyperlink"/>
@@ -1759,7 +1761,7 @@
             <w:noProof/>
             <w:webHidden/>
           </w:rPr>
-          <w:instrText xml:space="preserve"> PAGEREF _Toc243610415 \h </w:instrText>
+          <w:instrText xml:space="preserve"> PAGEREF _Toc243615180 \h </w:instrText>
         </w:r>
         <w:r>
           <w:rPr>
@@ -1805,7 +1807,7 @@
           <w14:ligatures w14:val="standardContextual"/>
         </w:rPr>
       </w:pPr>
-      <w:hyperlink w:anchor="_Toc243610416" w:history="1">
+      <w:hyperlink w:anchor="_Toc243615181" w:history="1">
         <w:r>
           <w:rPr>
             <w:rStyle w:val="Hyperlink"/>
@@ -1832,7 +1834,7 @@
             <w:noProof/>
             <w:webHidden/>
           </w:rPr>
-          <w:instrText xml:space="preserve"> PAGEREF _Toc243610416 \h </w:instrText>
+          <w:instrText xml:space="preserve"> PAGEREF _Toc243615181 \h </w:instrText>
         </w:r>
         <w:r>
           <w:rPr>
@@ -1878,7 +1880,7 @@
           <w14:ligatures w14:val="standardContextual"/>
         </w:rPr>
       </w:pPr>
-      <w:hyperlink w:anchor="_Toc243610417" w:history="1">
+      <w:hyperlink w:anchor="_Toc243615182" w:history="1">
         <w:r>
           <w:rPr>
             <w:rStyle w:val="Hyperlink"/>
@@ -1905,7 +1907,7 @@
             <w:noProof/>
             <w:webHidden/>
           </w:rPr>
-          <w:instrText xml:space="preserve"> PAGEREF _Toc243610417 \h </w:instrText>
+          <w:instrText xml:space="preserve"> PAGEREF _Toc243615182 \h </w:instrText>
         </w:r>
         <w:r>
           <w:rPr>
@@ -1951,7 +1953,7 @@
           <w14:ligatures w14:val="standardContextual"/>
         </w:rPr>
       </w:pPr>
-      <w:hyperlink w:anchor="_Toc243610418" w:history="1">
+      <w:hyperlink w:anchor="_Toc243615183" w:history="1">
         <w:r>
           <w:rPr>
             <w:rStyle w:val="Hyperlink"/>
@@ -1978,7 +1980,7 @@
             <w:noProof/>
             <w:webHidden/>
           </w:rPr>
-          <w:instrText xml:space="preserve"> PAGEREF _Toc243610418 \h </w:instrText>
+          <w:instrText xml:space="preserve"> PAGEREF _Toc243615183 \h </w:instrText>
         </w:r>
         <w:r>
           <w:rPr>
@@ -2024,7 +2026,7 @@
           <w14:ligatures w14:val="standardContextual"/>
         </w:rPr>
       </w:pPr>
-      <w:hyperlink w:anchor="_Toc243610419" w:history="1">
+      <w:hyperlink w:anchor="_Toc243615184" w:history="1">
         <w:r>
           <w:rPr>
             <w:rStyle w:val="Hyperlink"/>
@@ -2051,7 +2053,7 @@
             <w:noProof/>
             <w:webHidden/>
           </w:rPr>
-          <w:instrText xml:space="preserve"> PAGEREF _Toc243610419 \h </w:instrText>
+          <w:instrText xml:space="preserve"> PAGEREF _Toc243615184 \h </w:instrText>
         </w:r>
         <w:r>
           <w:rPr>
@@ -2097,7 +2099,7 @@
           <w14:ligatures w14:val="standardContextual"/>
         </w:rPr>
       </w:pPr>
-      <w:hyperlink w:anchor="_Toc243610420" w:history="1">
+      <w:hyperlink w:anchor="_Toc243615185" w:history="1">
         <w:r>
           <w:rPr>
             <w:rStyle w:val="Hyperlink"/>
@@ -2124,7 +2126,7 @@
             <w:noProof/>
             <w:webHidden/>
           </w:rPr>
-          <w:instrText xml:space="preserve"> PAGEREF _Toc243610420 \h </w:instrText>
+          <w:instrText xml:space="preserve"> PAGEREF _Toc243615185 \h </w:instrText>
         </w:r>
         <w:r>
           <w:rPr>
@@ -2170,7 +2172,7 @@
           <w14:ligatures w14:val="standardContextual"/>
         </w:rPr>
       </w:pPr>
-      <w:hyperlink w:anchor="_Toc243610421" w:history="1">
+      <w:hyperlink w:anchor="_Toc243615186" w:history="1">
         <w:r>
           <w:rPr>
             <w:rStyle w:val="Hyperlink"/>
@@ -2197,7 +2199,7 @@
             <w:noProof/>
             <w:webHidden/>
           </w:rPr>
-          <w:instrText xml:space="preserve"> PAGEREF _Toc243610421 \h </w:instrText>
+          <w:instrText xml:space="preserve"> PAGEREF _Toc243615186 \h </w:instrText>
         </w:r>
         <w:r>
           <w:rPr>
@@ -2243,7 +2245,7 @@
           <w14:ligatures w14:val="standardContextual"/>
         </w:rPr>
       </w:pPr>
-      <w:hyperlink w:anchor="_Toc243610422" w:history="1">
+      <w:hyperlink w:anchor="_Toc243615187" w:history="1">
         <w:r>
           <w:rPr>
             <w:rStyle w:val="Hyperlink"/>
@@ -2270,7 +2272,7 @@
             <w:noProof/>
             <w:webHidden/>
           </w:rPr>
-          <w:instrText xml:space="preserve"> PAGEREF _Toc243610422 \h </w:instrText>
+          <w:instrText xml:space="preserve"> PAGEREF _Toc243615187 \h </w:instrText>
         </w:r>
         <w:r>
           <w:rPr>
@@ -2316,7 +2318,7 @@
           <w14:ligatures w14:val="standardContextual"/>
         </w:rPr>
       </w:pPr>
-      <w:hyperlink w:anchor="_Toc243610423" w:history="1">
+      <w:hyperlink w:anchor="_Toc243615188" w:history="1">
         <w:r>
           <w:rPr>
             <w:rStyle w:val="Hyperlink"/>
@@ -2343,7 +2345,7 @@
             <w:noProof/>
             <w:webHidden/>
           </w:rPr>
-          <w:instrText xml:space="preserve"> PAGEREF _Toc243610423 \h </w:instrText>
+          <w:instrText xml:space="preserve"> PAGEREF _Toc243615188 \h </w:instrText>
         </w:r>
         <w:r>
           <w:rPr>
@@ -2389,7 +2391,7 @@
           <w14:ligatures w14:val="standardContextual"/>
         </w:rPr>
       </w:pPr>
-      <w:hyperlink w:anchor="_Toc243610424" w:history="1">
+      <w:hyperlink w:anchor="_Toc243615189" w:history="1">
         <w:r>
           <w:rPr>
             <w:rStyle w:val="Hyperlink"/>
@@ -2416,7 +2418,7 @@
             <w:noProof/>
             <w:webHidden/>
           </w:rPr>
-          <w:instrText xml:space="preserve"> PAGEREF _Toc243610424 \h </w:instrText>
+          <w:instrText xml:space="preserve"> PAGEREF _Toc243615189 \h </w:instrText>
         </w:r>
         <w:r>
           <w:rPr>
@@ -2462,7 +2464,7 @@
           <w14:ligatures w14:val="standardContextual"/>
         </w:rPr>
       </w:pPr>
-      <w:hyperlink w:anchor="_Toc243610425" w:history="1">
+      <w:hyperlink w:anchor="_Toc243615190" w:history="1">
         <w:r>
           <w:rPr>
             <w:rStyle w:val="Hyperlink"/>
@@ -2489,7 +2491,7 @@
             <w:noProof/>
             <w:webHidden/>
           </w:rPr>
-          <w:instrText xml:space="preserve"> PAGEREF _Toc243610425 \h </w:instrText>
+          <w:instrText xml:space="preserve"> PAGEREF _Toc243615190 \h </w:instrText>
         </w:r>
         <w:r>
           <w:rPr>
@@ -2535,13 +2537,21 @@
           <w14:ligatures w14:val="standardContextual"/>
         </w:rPr>
       </w:pPr>
-      <w:hyperlink w:anchor="_Toc243610426" w:history="1">
+      <w:hyperlink w:anchor="_Toc243615191" w:history="1">
         <w:r>
           <w:rPr>
             <w:rStyle w:val="Hyperlink"/>
             <w:noProof/>
           </w:rPr>
-          <w:t>2.5. Bảng dữ liệu trung gian</w:t>
+          <w:t>2.5. Bảng dữ liệu tru</w:t>
+        </w:r>
+        <w:r>
+          <w:rPr>
+            <w:rStyle w:val="Hyperlink"/>
+            <w:noProof/>
+          </w:rPr>
+          <w:lastRenderedPageBreak/>
+          <w:t>ng gian</w:t>
         </w:r>
         <w:r>
           <w:rPr>
@@ -2562,7 +2572,7 @@
             <w:noProof/>
             <w:webHidden/>
           </w:rPr>
-          <w:instrText xml:space="preserve"> PAGEREF _Toc243610426 \h </w:instrText>
+          <w:instrText xml:space="preserve"> PAGEREF _Toc243615191 \h </w:instrText>
         </w:r>
         <w:r>
           <w:rPr>
@@ -2608,7 +2618,7 @@
           <w14:ligatures w14:val="standardContextual"/>
         </w:rPr>
       </w:pPr>
-      <w:hyperlink w:anchor="_Toc243610427" w:history="1">
+      <w:hyperlink w:anchor="_Toc243615192" w:history="1">
         <w:r>
           <w:rPr>
             <w:rStyle w:val="Hyperlink"/>
@@ -2635,7 +2645,7 @@
             <w:noProof/>
             <w:webHidden/>
           </w:rPr>
-          <w:instrText xml:space="preserve"> PAGEREF _Toc243610427 \h </w:instrText>
+          <w:instrText xml:space="preserve"> PAGEREF _Toc243615192 \h </w:instrText>
         </w:r>
         <w:r>
           <w:rPr>
@@ -2681,7 +2691,7 @@
           <w14:ligatures w14:val="standardContextual"/>
         </w:rPr>
       </w:pPr>
-      <w:hyperlink w:anchor="_Toc243610428" w:history="1">
+      <w:hyperlink w:anchor="_Toc243615193" w:history="1">
         <w:r>
           <w:rPr>
             <w:rStyle w:val="Hyperlink"/>
@@ -2708,7 +2718,7 @@
             <w:noProof/>
             <w:webHidden/>
           </w:rPr>
-          <w:instrText xml:space="preserve"> PAGEREF _Toc243610428 \h </w:instrText>
+          <w:instrText xml:space="preserve"> PAGEREF _Toc243615193 \h </w:instrText>
         </w:r>
         <w:r>
           <w:rPr>
@@ -2754,7 +2764,7 @@
           <w14:ligatures w14:val="standardContextual"/>
         </w:rPr>
       </w:pPr>
-      <w:hyperlink w:anchor="_Toc243610429" w:history="1">
+      <w:hyperlink w:anchor="_Toc243615194" w:history="1">
         <w:r>
           <w:rPr>
             <w:rStyle w:val="Hyperlink"/>
@@ -2781,7 +2791,7 @@
             <w:noProof/>
             <w:webHidden/>
           </w:rPr>
-          <w:instrText xml:space="preserve"> PAGEREF _Toc243610429 \h </w:instrText>
+          <w:instrText xml:space="preserve"> PAGEREF _Toc243615194 \h </w:instrText>
         </w:r>
         <w:r>
           <w:rPr>
@@ -2827,7 +2837,7 @@
           <w14:ligatures w14:val="standardContextual"/>
         </w:rPr>
       </w:pPr>
-      <w:hyperlink w:anchor="_Toc243610430" w:history="1">
+      <w:hyperlink w:anchor="_Toc243615195" w:history="1">
         <w:r>
           <w:rPr>
             <w:rStyle w:val="Hyperlink"/>
@@ -2854,7 +2864,7 @@
             <w:noProof/>
             <w:webHidden/>
           </w:rPr>
-          <w:instrText xml:space="preserve"> PAGEREF _Toc243610430 \h </w:instrText>
+          <w:instrText xml:space="preserve"> PAGEREF _Toc243615195 \h </w:instrText>
         </w:r>
         <w:r>
           <w:rPr>
@@ -2900,7 +2910,7 @@
           <w14:ligatures w14:val="standardContextual"/>
         </w:rPr>
       </w:pPr>
-      <w:hyperlink w:anchor="_Toc243610431" w:history="1">
+      <w:hyperlink w:anchor="_Toc243615196" w:history="1">
         <w:r>
           <w:rPr>
             <w:rStyle w:val="Hyperlink"/>
@@ -2927,7 +2937,7 @@
             <w:noProof/>
             <w:webHidden/>
           </w:rPr>
-          <w:instrText xml:space="preserve"> PAGEREF _Toc243610431 \h </w:instrText>
+          <w:instrText xml:space="preserve"> PAGEREF _Toc243615196 \h </w:instrText>
         </w:r>
         <w:r>
           <w:rPr>
@@ -2973,7 +2983,7 @@
           <w14:ligatures w14:val="standardContextual"/>
         </w:rPr>
       </w:pPr>
-      <w:hyperlink w:anchor="_Toc243610432" w:history="1">
+      <w:hyperlink w:anchor="_Toc243615197" w:history="1">
         <w:r>
           <w:rPr>
             <w:rStyle w:val="Hyperlink"/>
@@ -3000,7 +3010,7 @@
             <w:noProof/>
             <w:webHidden/>
           </w:rPr>
-          <w:instrText xml:space="preserve"> PAGEREF _Toc243610432 \h </w:instrText>
+          <w:instrText xml:space="preserve"> PAGEREF _Toc243615197 \h </w:instrText>
         </w:r>
         <w:r>
           <w:rPr>
@@ -3046,7 +3056,7 @@
           <w14:ligatures w14:val="standardContextual"/>
         </w:rPr>
       </w:pPr>
-      <w:hyperlink w:anchor="_Toc243610433" w:history="1">
+      <w:hyperlink w:anchor="_Toc243615198" w:history="1">
         <w:r>
           <w:rPr>
             <w:rStyle w:val="Hyperlink"/>
@@ -3073,7 +3083,7 @@
             <w:noProof/>
             <w:webHidden/>
           </w:rPr>
-          <w:instrText xml:space="preserve"> PAGEREF _Toc243610433 \h </w:instrText>
+          <w:instrText xml:space="preserve"> PAGEREF _Toc243615198 \h </w:instrText>
         </w:r>
         <w:r>
           <w:rPr>
@@ -3119,7 +3129,7 @@
           <w14:ligatures w14:val="standardContextual"/>
         </w:rPr>
       </w:pPr>
-      <w:hyperlink w:anchor="_Toc243610434" w:history="1">
+      <w:hyperlink w:anchor="_Toc243615199" w:history="1">
         <w:r>
           <w:rPr>
             <w:rStyle w:val="Hyperlink"/>
@@ -3146,7 +3156,7 @@
             <w:noProof/>
             <w:webHidden/>
           </w:rPr>
-          <w:instrText xml:space="preserve"> PAGEREF _Toc243610434 \h </w:instrText>
+          <w:instrText xml:space="preserve"> PAGEREF _Toc243615199 \h </w:instrText>
         </w:r>
         <w:r>
           <w:rPr>
@@ -3192,7 +3202,7 @@
           <w14:ligatures w14:val="standardContextual"/>
         </w:rPr>
       </w:pPr>
-      <w:hyperlink w:anchor="_Toc243610435" w:history="1">
+      <w:hyperlink w:anchor="_Toc243615200" w:history="1">
         <w:r>
           <w:rPr>
             <w:rStyle w:val="Hyperlink"/>
@@ -3219,7 +3229,7 @@
             <w:noProof/>
             <w:webHidden/>
           </w:rPr>
-          <w:instrText xml:space="preserve"> PAGEREF _Toc243610435 \h </w:instrText>
+          <w:instrText xml:space="preserve"> PAGEREF _Toc243615200 \h </w:instrText>
         </w:r>
         <w:r>
           <w:rPr>
@@ -3265,7 +3275,7 @@
           <w14:ligatures w14:val="standardContextual"/>
         </w:rPr>
       </w:pPr>
-      <w:hyperlink w:anchor="_Toc243610436" w:history="1">
+      <w:hyperlink w:anchor="_Toc243615201" w:history="1">
         <w:r>
           <w:rPr>
             <w:rStyle w:val="Hyperlink"/>
@@ -3292,7 +3302,7 @@
             <w:noProof/>
             <w:webHidden/>
           </w:rPr>
-          <w:instrText xml:space="preserve"> PAGEREF _Toc243610436 \h </w:instrText>
+          <w:instrText xml:space="preserve"> PAGEREF _Toc243615201 \h </w:instrText>
         </w:r>
         <w:r>
           <w:rPr>
@@ -3338,7 +3348,7 @@
           <w14:ligatures w14:val="standardContextual"/>
         </w:rPr>
       </w:pPr>
-      <w:hyperlink w:anchor="_Toc243610437" w:history="1">
+      <w:hyperlink w:anchor="_Toc243615202" w:history="1">
         <w:r>
           <w:rPr>
             <w:rStyle w:val="Hyperlink"/>
@@ -3365,7 +3375,7 @@
             <w:noProof/>
             <w:webHidden/>
           </w:rPr>
-          <w:instrText xml:space="preserve"> PAGEREF _Toc243610437 \h </w:instrText>
+          <w:instrText xml:space="preserve"> PAGEREF _Toc243615202 \h </w:instrText>
         </w:r>
         <w:r>
           <w:rPr>
@@ -3411,7 +3421,7 @@
           <w14:ligatures w14:val="standardContextual"/>
         </w:rPr>
       </w:pPr>
-      <w:hyperlink w:anchor="_Toc243610438" w:history="1">
+      <w:hyperlink w:anchor="_Toc243615203" w:history="1">
         <w:r>
           <w:rPr>
             <w:rStyle w:val="Hyperlink"/>
@@ -3438,7 +3448,7 @@
             <w:noProof/>
             <w:webHidden/>
           </w:rPr>
-          <w:instrText xml:space="preserve"> PAGEREF _Toc243610438 \h </w:instrText>
+          <w:instrText xml:space="preserve"> PAGEREF _Toc243615203 \h </w:instrText>
         </w:r>
         <w:r>
           <w:rPr>
@@ -3484,7 +3494,7 @@
           <w14:ligatures w14:val="standardContextual"/>
         </w:rPr>
       </w:pPr>
-      <w:hyperlink w:anchor="_Toc243610439" w:history="1">
+      <w:hyperlink w:anchor="_Toc243615204" w:history="1">
         <w:r>
           <w:rPr>
             <w:rStyle w:val="Hyperlink"/>
@@ -3511,7 +3521,7 @@
             <w:noProof/>
             <w:webHidden/>
           </w:rPr>
-          <w:instrText xml:space="preserve"> PAGEREF _Toc243610439 \h </w:instrText>
+          <w:instrText xml:space="preserve"> PAGEREF _Toc243615204 \h </w:instrText>
         </w:r>
         <w:r>
           <w:rPr>
@@ -3557,7 +3567,7 @@
           <w14:ligatures w14:val="standardContextual"/>
         </w:rPr>
       </w:pPr>
-      <w:hyperlink w:anchor="_Toc243610440" w:history="1">
+      <w:hyperlink w:anchor="_Toc243615205" w:history="1">
         <w:r>
           <w:rPr>
             <w:rStyle w:val="Hyperlink"/>
@@ -3584,7 +3594,7 @@
             <w:noProof/>
             <w:webHidden/>
           </w:rPr>
-          <w:instrText xml:space="preserve"> PAGEREF _Toc243610440 \h </w:instrText>
+          <w:instrText xml:space="preserve"> PAGEREF _Toc243615205 \h </w:instrText>
         </w:r>
         <w:r>
           <w:rPr>
@@ -3630,7 +3640,7 @@
           <w14:ligatures w14:val="standardContextual"/>
         </w:rPr>
       </w:pPr>
-      <w:hyperlink w:anchor="_Toc243610441" w:history="1">
+      <w:hyperlink w:anchor="_Toc243615206" w:history="1">
         <w:r>
           <w:rPr>
             <w:rStyle w:val="Hyperlink"/>
@@ -3657,7 +3667,7 @@
             <w:noProof/>
             <w:webHidden/>
           </w:rPr>
-          <w:instrText xml:space="preserve"> PAGEREF _Toc243610441 \h </w:instrText>
+          <w:instrText xml:space="preserve"> PAGEREF _Toc243615206 \h </w:instrText>
         </w:r>
         <w:r>
           <w:rPr>
@@ -3703,7 +3713,7 @@
           <w14:ligatures w14:val="standardContextual"/>
         </w:rPr>
       </w:pPr>
-      <w:hyperlink w:anchor="_Toc243610442" w:history="1">
+      <w:hyperlink w:anchor="_Toc243615207" w:history="1">
         <w:r>
           <w:rPr>
             <w:rStyle w:val="Hyperlink"/>
@@ -3730,7 +3740,7 @@
             <w:noProof/>
             <w:webHidden/>
           </w:rPr>
-          <w:instrText xml:space="preserve"> PAGEREF _Toc243610442 \h </w:instrText>
+          <w:instrText xml:space="preserve"> PAGEREF _Toc243615207 \h </w:instrText>
         </w:r>
         <w:r>
           <w:rPr>
@@ -3776,7 +3786,7 @@
           <w14:ligatures w14:val="standardContextual"/>
         </w:rPr>
       </w:pPr>
-      <w:hyperlink w:anchor="_Toc243610443" w:history="1">
+      <w:hyperlink w:anchor="_Toc243615208" w:history="1">
         <w:r>
           <w:rPr>
             <w:rStyle w:val="Hyperlink"/>
@@ -3803,7 +3813,7 @@
             <w:noProof/>
             <w:webHidden/>
           </w:rPr>
-          <w:instrText xml:space="preserve"> PAGEREF _Toc243610443 \h </w:instrText>
+          <w:instrText xml:space="preserve"> PAGEREF _Toc243615208 \h </w:instrText>
         </w:r>
         <w:r>
           <w:rPr>
@@ -3849,7 +3859,7 @@
           <w14:ligatures w14:val="standardContextual"/>
         </w:rPr>
       </w:pPr>
-      <w:hyperlink w:anchor="_Toc243610444" w:history="1">
+      <w:hyperlink w:anchor="_Toc243615209" w:history="1">
         <w:r>
           <w:rPr>
             <w:rStyle w:val="Hyperlink"/>
@@ -3876,7 +3886,7 @@
             <w:noProof/>
             <w:webHidden/>
           </w:rPr>
-          <w:instrText xml:space="preserve"> PAGEREF _Toc243610444 \h </w:instrText>
+          <w:instrText xml:space="preserve"> PAGEREF _Toc243615209 \h </w:instrText>
         </w:r>
         <w:r>
           <w:rPr>
@@ -3922,7 +3932,7 @@
           <w14:ligatures w14:val="standardContextual"/>
         </w:rPr>
       </w:pPr>
-      <w:hyperlink w:anchor="_Toc243610445" w:history="1">
+      <w:hyperlink w:anchor="_Toc243615210" w:history="1">
         <w:r>
           <w:rPr>
             <w:rStyle w:val="Hyperlink"/>
@@ -3949,7 +3959,7 @@
             <w:noProof/>
             <w:webHidden/>
           </w:rPr>
-          <w:instrText xml:space="preserve"> PAGEREF _Toc243610445 \h </w:instrText>
+          <w:instrText xml:space="preserve"> PAGEREF _Toc243615210 \h </w:instrText>
         </w:r>
         <w:r>
           <w:rPr>
@@ -3995,7 +4005,7 @@
           <w14:ligatures w14:val="standardContextual"/>
         </w:rPr>
       </w:pPr>
-      <w:hyperlink w:anchor="_Toc243610446" w:history="1">
+      <w:hyperlink w:anchor="_Toc243615211" w:history="1">
         <w:r>
           <w:rPr>
             <w:rStyle w:val="Hyperlink"/>
@@ -4022,7 +4032,7 @@
             <w:noProof/>
             <w:webHidden/>
           </w:rPr>
-          <w:instrText xml:space="preserve"> PAGEREF _Toc243610446 \h </w:instrText>
+          <w:instrText xml:space="preserve"> PAGEREF _Toc243615211 \h </w:instrText>
         </w:r>
         <w:r>
           <w:rPr>
@@ -4068,7 +4078,7 @@
           <w14:ligatures w14:val="standardContextual"/>
         </w:rPr>
       </w:pPr>
-      <w:hyperlink w:anchor="_Toc243610447" w:history="1">
+      <w:hyperlink w:anchor="_Toc243615212" w:history="1">
         <w:r>
           <w:rPr>
             <w:rStyle w:val="Hyperlink"/>
@@ -4095,7 +4105,7 @@
             <w:noProof/>
             <w:webHidden/>
           </w:rPr>
-          <w:instrText xml:space="preserve"> PAGEREF _Toc243610447 \h </w:instrText>
+          <w:instrText xml:space="preserve"> PAGEREF _Toc243615212 \h </w:instrText>
         </w:r>
         <w:r>
           <w:rPr>
@@ -4141,7 +4151,7 @@
           <w14:ligatures w14:val="standardContextual"/>
         </w:rPr>
       </w:pPr>
-      <w:hyperlink w:anchor="_Toc243610448" w:history="1">
+      <w:hyperlink w:anchor="_Toc243615213" w:history="1">
         <w:r>
           <w:rPr>
             <w:rStyle w:val="Hyperlink"/>
@@ -4168,7 +4178,7 @@
             <w:noProof/>
             <w:webHidden/>
           </w:rPr>
-          <w:instrText xml:space="preserve"> PAGEREF _Toc243610448 \h </w:instrText>
+          <w:instrText xml:space="preserve"> PAGEREF _Toc243615213 \h </w:instrText>
         </w:r>
         <w:r>
           <w:rPr>
@@ -4214,7 +4224,7 @@
           <w14:ligatures w14:val="standardContextual"/>
         </w:rPr>
       </w:pPr>
-      <w:hyperlink w:anchor="_Toc243610449" w:history="1">
+      <w:hyperlink w:anchor="_Toc243615214" w:history="1">
         <w:r>
           <w:rPr>
             <w:rStyle w:val="Hyperlink"/>
@@ -4241,7 +4251,7 @@
             <w:noProof/>
             <w:webHidden/>
           </w:rPr>
-          <w:instrText xml:space="preserve"> PAGEREF _Toc243610449 \h </w:instrText>
+          <w:instrText xml:space="preserve"> PAGEREF _Toc243615214 \h </w:instrText>
         </w:r>
         <w:r>
           <w:rPr>
@@ -4287,7 +4297,7 @@
           <w14:ligatures w14:val="standardContextual"/>
         </w:rPr>
       </w:pPr>
-      <w:hyperlink w:anchor="_Toc243610450" w:history="1">
+      <w:hyperlink w:anchor="_Toc243615215" w:history="1">
         <w:r>
           <w:rPr>
             <w:rStyle w:val="Hyperlink"/>
@@ -4314,7 +4324,7 @@
             <w:noProof/>
             <w:webHidden/>
           </w:rPr>
-          <w:instrText xml:space="preserve"> PAGEREF _Toc243610450 \h </w:instrText>
+          <w:instrText xml:space="preserve"> PAGEREF _Toc243615215 \h </w:instrText>
         </w:r>
         <w:r>
           <w:rPr>
@@ -4360,7 +4370,7 @@
           <w14:ligatures w14:val="standardContextual"/>
         </w:rPr>
       </w:pPr>
-      <w:hyperlink w:anchor="_Toc243610451" w:history="1">
+      <w:hyperlink w:anchor="_Toc243615216" w:history="1">
         <w:r>
           <w:rPr>
             <w:rStyle w:val="Hyperlink"/>
@@ -4387,7 +4397,7 @@
             <w:noProof/>
             <w:webHidden/>
           </w:rPr>
-          <w:instrText xml:space="preserve"> PAGEREF _Toc243610451 \h </w:instrText>
+          <w:instrText xml:space="preserve"> PAGEREF _Toc243615216 \h </w:instrText>
         </w:r>
         <w:r>
           <w:rPr>
@@ -4433,7 +4443,7 @@
           <w14:ligatures w14:val="standardContextual"/>
         </w:rPr>
       </w:pPr>
-      <w:hyperlink w:anchor="_Toc243610452" w:history="1">
+      <w:hyperlink w:anchor="_Toc243615217" w:history="1">
         <w:r>
           <w:rPr>
             <w:rStyle w:val="Hyperlink"/>
@@ -4460,7 +4470,7 @@
             <w:noProof/>
             <w:webHidden/>
           </w:rPr>
-          <w:instrText xml:space="preserve"> PAGEREF _Toc243610452 \h </w:instrText>
+          <w:instrText xml:space="preserve"> PAGEREF _Toc243615217 \h </w:instrText>
         </w:r>
         <w:r>
           <w:rPr>
@@ -4506,7 +4516,7 @@
           <w14:ligatures w14:val="standardContextual"/>
         </w:rPr>
       </w:pPr>
-      <w:hyperlink w:anchor="_Toc243610453" w:history="1">
+      <w:hyperlink w:anchor="_Toc243615218" w:history="1">
         <w:r>
           <w:rPr>
             <w:rStyle w:val="Hyperlink"/>
@@ -4533,7 +4543,7 @@
             <w:noProof/>
             <w:webHidden/>
           </w:rPr>
-          <w:instrText xml:space="preserve"> PAGEREF _Toc243610453 \h </w:instrText>
+          <w:instrText xml:space="preserve"> PAGEREF _Toc243615218 \h </w:instrText>
         </w:r>
         <w:r>
           <w:rPr>
@@ -4553,7 +4563,7 @@
             <w:noProof/>
             <w:webHidden/>
           </w:rPr>
-          <w:t>36</w:t>
+          <w:t>37</w:t>
         </w:r>
         <w:r>
           <w:rPr>
@@ -4579,7 +4589,7 @@
           <w14:ligatures w14:val="standardContextual"/>
         </w:rPr>
       </w:pPr>
-      <w:hyperlink w:anchor="_Toc243610454" w:history="1">
+      <w:hyperlink w:anchor="_Toc243615219" w:history="1">
         <w:r>
           <w:rPr>
             <w:rStyle w:val="Hyperlink"/>
@@ -4606,7 +4616,7 @@
             <w:noProof/>
             <w:webHidden/>
           </w:rPr>
-          <w:instrText xml:space="preserve"> PAGEREF _Toc243610454 \h </w:instrText>
+          <w:instrText xml:space="preserve"> PAGEREF _Toc243615219 \h </w:instrText>
         </w:r>
         <w:r>
           <w:rPr>
@@ -4652,7 +4662,7 @@
           <w14:ligatures w14:val="standardContextual"/>
         </w:rPr>
       </w:pPr>
-      <w:hyperlink w:anchor="_Toc243610455" w:history="1">
+      <w:hyperlink w:anchor="_Toc243615220" w:history="1">
         <w:r>
           <w:rPr>
             <w:rStyle w:val="Hyperlink"/>
@@ -4679,7 +4689,7 @@
             <w:noProof/>
             <w:webHidden/>
           </w:rPr>
-          <w:instrText xml:space="preserve"> PAGEREF _Toc243610455 \h </w:instrText>
+          <w:instrText xml:space="preserve"> PAGEREF _Toc243615220 \h </w:instrText>
         </w:r>
         <w:r>
           <w:rPr>
@@ -4699,7 +4709,7 @@
             <w:noProof/>
             <w:webHidden/>
           </w:rPr>
-          <w:t>37</w:t>
+          <w:t>38</w:t>
         </w:r>
         <w:r>
           <w:rPr>
@@ -4725,7 +4735,7 @@
           <w14:ligatures w14:val="standardContextual"/>
         </w:rPr>
       </w:pPr>
-      <w:hyperlink w:anchor="_Toc243610456" w:history="1">
+      <w:hyperlink w:anchor="_Toc243615221" w:history="1">
         <w:r>
           <w:rPr>
             <w:rStyle w:val="Hyperlink"/>
@@ -4752,7 +4762,7 @@
             <w:noProof/>
             <w:webHidden/>
           </w:rPr>
-          <w:instrText xml:space="preserve"> PAGEREF _Toc243610456 \h </w:instrText>
+          <w:instrText xml:space="preserve"> PAGEREF _Toc243615221 \h </w:instrText>
         </w:r>
         <w:r>
           <w:rPr>
@@ -4798,7 +4808,7 @@
           <w14:ligatures w14:val="standardContextual"/>
         </w:rPr>
       </w:pPr>
-      <w:hyperlink w:anchor="_Toc243610457" w:history="1">
+      <w:hyperlink w:anchor="_Toc243615222" w:history="1">
         <w:r>
           <w:rPr>
             <w:rStyle w:val="Hyperlink"/>
@@ -4825,7 +4835,7 @@
             <w:noProof/>
             <w:webHidden/>
           </w:rPr>
-          <w:instrText xml:space="preserve"> PAGEREF _Toc243610457 \h </w:instrText>
+          <w:instrText xml:space="preserve"> PAGEREF _Toc243615222 \h </w:instrText>
         </w:r>
         <w:r>
           <w:rPr>
@@ -4845,7 +4855,7 @@
             <w:noProof/>
             <w:webHidden/>
           </w:rPr>
-          <w:t>38</w:t>
+          <w:t>39</w:t>
         </w:r>
         <w:r>
           <w:rPr>
@@ -4871,7 +4881,7 @@
           <w14:ligatures w14:val="standardContextual"/>
         </w:rPr>
       </w:pPr>
-      <w:hyperlink w:anchor="_Toc243610458" w:history="1">
+      <w:hyperlink w:anchor="_Toc243615223" w:history="1">
         <w:r>
           <w:rPr>
             <w:rStyle w:val="Hyperlink"/>
@@ -4898,7 +4908,7 @@
             <w:noProof/>
             <w:webHidden/>
           </w:rPr>
-          <w:instrText xml:space="preserve"> PAGEREF _Toc243610458 \h </w:instrText>
+          <w:instrText xml:space="preserve"> PAGEREF _Toc243615223 \h </w:instrText>
         </w:r>
         <w:r>
           <w:rPr>
@@ -4918,7 +4928,7 @@
             <w:noProof/>
             <w:webHidden/>
           </w:rPr>
-          <w:t>39</w:t>
+          <w:t>40</w:t>
         </w:r>
         <w:r>
           <w:rPr>
@@ -4944,7 +4954,7 @@
           <w14:ligatures w14:val="standardContextual"/>
         </w:rPr>
       </w:pPr>
-      <w:hyperlink w:anchor="_Toc243610459" w:history="1">
+      <w:hyperlink w:anchor="_Toc243615224" w:history="1">
         <w:r>
           <w:rPr>
             <w:rStyle w:val="Hyperlink"/>
@@ -4971,7 +4981,7 @@
             <w:noProof/>
             <w:webHidden/>
           </w:rPr>
-          <w:instrText xml:space="preserve"> PAGEREF _Toc243610459 \h </w:instrText>
+          <w:instrText xml:space="preserve"> PAGEREF _Toc243615224 \h </w:instrText>
         </w:r>
         <w:r>
           <w:rPr>
@@ -4991,7 +5001,7 @@
             <w:noProof/>
             <w:webHidden/>
           </w:rPr>
-          <w:t>40</w:t>
+          <w:t>41</w:t>
         </w:r>
         <w:r>
           <w:rPr>
@@ -5017,7 +5027,7 @@
           <w14:ligatures w14:val="standardContextual"/>
         </w:rPr>
       </w:pPr>
-      <w:hyperlink w:anchor="_Toc243610460" w:history="1">
+      <w:hyperlink w:anchor="_Toc243615225" w:history="1">
         <w:r>
           <w:rPr>
             <w:rStyle w:val="Hyperlink"/>
@@ -5044,7 +5054,7 @@
             <w:noProof/>
             <w:webHidden/>
           </w:rPr>
-          <w:instrText xml:space="preserve"> PAGEREF _Toc243610460 \h </w:instrText>
+          <w:instrText xml:space="preserve"> PAGEREF _Toc243615225 \h </w:instrText>
         </w:r>
         <w:r>
           <w:rPr>
@@ -5064,7 +5074,7 @@
             <w:noProof/>
             <w:webHidden/>
           </w:rPr>
-          <w:t>41</w:t>
+          <w:t>42</w:t>
         </w:r>
         <w:r>
           <w:rPr>
@@ -5089,8 +5099,9 @@
       <w:pPr>
         <w:pStyle w:val="Heading1"/>
       </w:pPr>
-      <w:bookmarkStart w:id="4" w:name="_Toc243610410"/>
-      <w:r>
+      <w:bookmarkStart w:id="4" w:name="_Toc243615175"/>
+      <w:r>
+        <w:lastRenderedPageBreak/>
         <w:t>DANH MỤC BẢNG</w:t>
       </w:r>
       <w:bookmarkEnd w:id="4"/>
@@ -5105,17 +5116,9 @@
         <w:jc w:val="left"/>
       </w:pPr>
       <w:r>
-        <w:rPr>
-          <w:color w:val="000000"/>
-          <w:sz w:val="24"/>
-        </w:rPr>
         <w:t>Bảng 1.1: Sáu yếu tố cơ sở và tên cột tương ứng qua các năm</w:t>
       </w:r>
       <w:r>
-        <w:rPr>
-          <w:color w:val="000000"/>
-          <w:sz w:val="24"/>
-        </w:rPr>
         <w:tab/>
         <w:t>12</w:t>
       </w:r>
@@ -5130,17 +5133,9 @@
         <w:jc w:val="left"/>
       </w:pPr>
       <w:r>
-        <w:rPr>
-          <w:color w:val="000000"/>
-          <w:sz w:val="24"/>
-        </w:rPr>
         <w:t>Bảng 1.2: Ánh xạ 11 bước pipeline vào báo cáo</w:t>
       </w:r>
       <w:r>
-        <w:rPr>
-          <w:color w:val="000000"/>
-          <w:sz w:val="24"/>
-        </w:rPr>
         <w:tab/>
         <w:t>15</w:t>
       </w:r>
@@ -5155,17 +5150,9 @@
         <w:jc w:val="left"/>
       </w:pPr>
       <w:r>
-        <w:rPr>
-          <w:color w:val="000000"/>
-          <w:sz w:val="24"/>
-        </w:rPr>
         <w:t>Bảng 2.1: Cấu trúc và chất lượng dữ liệu thô theo năm</w:t>
       </w:r>
       <w:r>
-        <w:rPr>
-          <w:color w:val="000000"/>
-          <w:sz w:val="24"/>
-        </w:rPr>
         <w:tab/>
         <w:t>16</w:t>
       </w:r>
@@ -5180,17 +5167,9 @@
         <w:jc w:val="left"/>
       </w:pPr>
       <w:r>
-        <w:rPr>
-          <w:color w:val="000000"/>
-          <w:sz w:val="24"/>
-        </w:rPr>
         <w:t>Bảng 3.1: So sánh năm cấu hình gom cụm lõi (trung bình 2015–2019)</w:t>
       </w:r>
       <w:r>
-        <w:rPr>
-          <w:color w:val="000000"/>
-          <w:sz w:val="24"/>
-        </w:rPr>
         <w:tab/>
         <w:t>21</w:t>
       </w:r>
@@ -5205,17 +5184,9 @@
         <w:jc w:val="left"/>
       </w:pPr>
       <w:r>
-        <w:rPr>
-          <w:color w:val="000000"/>
-          <w:sz w:val="24"/>
-        </w:rPr>
         <w:t>Bảng 3.2: Số tổ hợp tham số DBSCAN đủ điều kiện tính chỉ số, theo năm</w:t>
       </w:r>
       <w:r>
-        <w:rPr>
-          <w:color w:val="000000"/>
-          <w:sz w:val="24"/>
-        </w:rPr>
         <w:tab/>
         <w:t>23</w:t>
       </w:r>
@@ -5230,17 +5201,9 @@
         <w:jc w:val="left"/>
       </w:pPr>
       <w:r>
-        <w:rPr>
-          <w:color w:val="000000"/>
-          <w:sz w:val="24"/>
-        </w:rPr>
         <w:t>Bảng 3.3: Số cụm tối ưu k* và Silhouette cực đại theo năm (K-Means, Z-score)</w:t>
       </w:r>
       <w:r>
-        <w:rPr>
-          <w:color w:val="000000"/>
-          <w:sz w:val="24"/>
-        </w:rPr>
         <w:tab/>
         <w:t>25</w:t>
       </w:r>
@@ -5255,17 +5218,9 @@
         <w:jc w:val="left"/>
       </w:pPr>
       <w:r>
-        <w:rPr>
-          <w:color w:val="000000"/>
-          <w:sz w:val="24"/>
-        </w:rPr>
         <w:t>Bảng 3.4: Chỉ số ARI của các cấu hình dùng Z-score (mười seed, năm năm)</w:t>
       </w:r>
       <w:r>
-        <w:rPr>
-          <w:color w:val="000000"/>
-          <w:sz w:val="24"/>
-        </w:rPr>
         <w:tab/>
         <w:t>26</w:t>
       </w:r>
@@ -5280,17 +5235,9 @@
         <w:jc w:val="left"/>
       </w:pPr>
       <w:r>
-        <w:rPr>
-          <w:color w:val="000000"/>
-          <w:sz w:val="24"/>
-        </w:rPr>
         <w:t>Bảng 4.1: Chỉ số đánh giá của K-Means/Z-score theo năm</w:t>
       </w:r>
       <w:r>
-        <w:rPr>
-          <w:color w:val="000000"/>
-          <w:sz w:val="24"/>
-        </w:rPr>
         <w:tab/>
         <w:t>28</w:t>
       </w:r>
@@ -5305,17 +5252,9 @@
         <w:jc w:val="left"/>
       </w:pPr>
       <w:r>
-        <w:rPr>
-          <w:color w:val="000000"/>
-          <w:sz w:val="24"/>
-        </w:rPr>
         <w:t>Bảng 4.2: Chỉ số đánh giá của Ward/Z-score theo năm</w:t>
       </w:r>
       <w:r>
-        <w:rPr>
-          <w:color w:val="000000"/>
-          <w:sz w:val="24"/>
-        </w:rPr>
         <w:tab/>
         <w:t>28</w:t>
       </w:r>
@@ -5330,17 +5269,9 @@
         <w:jc w:val="left"/>
       </w:pPr>
       <w:r>
-        <w:rPr>
-          <w:color w:val="000000"/>
-          <w:sz w:val="24"/>
-        </w:rPr>
         <w:t>Bảng 4.3: Số lượng quốc gia và điểm hạnh phúc trung bình theo cụm qua năm năm</w:t>
       </w:r>
       <w:r>
-        <w:rPr>
-          <w:color w:val="000000"/>
-          <w:sz w:val="24"/>
-        </w:rPr>
         <w:tab/>
         <w:t>29</w:t>
       </w:r>
@@ -5355,17 +5286,9 @@
         <w:jc w:val="left"/>
       </w:pPr>
       <w:r>
-        <w:rPr>
-          <w:color w:val="000000"/>
-          <w:sz w:val="24"/>
-        </w:rPr>
         <w:t>Bảng 4.4: Phân tích phương sai một nhân tố cho điểm hạnh phúc theo cụm K-Means</w:t>
       </w:r>
       <w:r>
-        <w:rPr>
-          <w:color w:val="000000"/>
-          <w:sz w:val="24"/>
-        </w:rPr>
         <w:tab/>
         <w:t>31</w:t>
       </w:r>
@@ -5380,17 +5303,9 @@
         <w:jc w:val="left"/>
       </w:pPr>
       <w:r>
-        <w:rPr>
-          <w:color w:val="000000"/>
-          <w:sz w:val="24"/>
-        </w:rPr>
         <w:t>Bảng 4.5: Chỉ số của cấu hình đối chứng k = 3 cho hai thuật toán qua năm năm</w:t>
       </w:r>
       <w:r>
-        <w:rPr>
-          <w:color w:val="000000"/>
-          <w:sz w:val="24"/>
-        </w:rPr>
         <w:tab/>
         <w:t>32</w:t>
       </w:r>
@@ -5405,17 +5320,9 @@
         <w:jc w:val="left"/>
       </w:pPr>
       <w:r>
-        <w:rPr>
-          <w:color w:val="000000"/>
-          <w:sz w:val="24"/>
-        </w:rPr>
         <w:t>Bảng 4.6: Kết quả ghép cụm liên năm theo khoảng cách tâm cụm</w:t>
       </w:r>
       <w:r>
-        <w:rPr>
-          <w:color w:val="000000"/>
-          <w:sz w:val="24"/>
-        </w:rPr>
         <w:tab/>
         <w:t>33</w:t>
       </w:r>
@@ -5430,17 +5337,9 @@
         <w:jc w:val="left"/>
       </w:pPr>
       <w:r>
-        <w:rPr>
-          <w:color w:val="000000"/>
-          <w:sz w:val="24"/>
-        </w:rPr>
         <w:t>Bảng 4.7: Phân bố trạng thái dịch chuyển cụm của 156 quốc gia (2015–2019)</w:t>
       </w:r>
       <w:r>
-        <w:rPr>
-          <w:color w:val="000000"/>
-          <w:sz w:val="24"/>
-        </w:rPr>
         <w:tab/>
         <w:t>33</w:t>
       </w:r>
@@ -5455,19 +5354,11 @@
         <w:jc w:val="left"/>
       </w:pPr>
       <w:r>
-        <w:rPr>
-          <w:color w:val="000000"/>
-          <w:sz w:val="24"/>
-        </w:rPr>
         <w:t>Bảng A.1: Khảo sát số cụm k từ 2 đến 9 cho năm 2019</w:t>
       </w:r>
       <w:r>
-        <w:rPr>
-          <w:color w:val="000000"/>
-          <w:sz w:val="24"/>
-        </w:rPr>
         <w:tab/>
-        <w:t>41</w:t>
+        <w:t>42</w:t>
       </w:r>
     </w:p>
     <w:p>
@@ -5480,19 +5371,11 @@
         <w:jc w:val="left"/>
       </w:pPr>
       <w:r>
-        <w:rPr>
-          <w:color w:val="000000"/>
-          <w:sz w:val="24"/>
-        </w:rPr>
         <w:t>Bảng B.1: Kết quả quét tham số DBSCAN cho năm 2019</w:t>
       </w:r>
       <w:r>
-        <w:rPr>
-          <w:color w:val="000000"/>
-          <w:sz w:val="24"/>
-        </w:rPr>
         <w:tab/>
-        <w:t>42</w:t>
+        <w:t>43</w:t>
       </w:r>
     </w:p>
     <w:p>
@@ -5504,8 +5387,9 @@
       <w:pPr>
         <w:pStyle w:val="Heading1"/>
       </w:pPr>
-      <w:bookmarkStart w:id="5" w:name="_Toc243610411"/>
-      <w:r>
+      <w:bookmarkStart w:id="5" w:name="_Toc243615176"/>
+      <w:r>
+        <w:lastRenderedPageBreak/>
         <w:t>DANH MỤC HÌNH ẢNH</w:t>
       </w:r>
       <w:bookmarkEnd w:id="5"/>
@@ -5520,17 +5404,9 @@
         <w:jc w:val="left"/>
       </w:pPr>
       <w:r>
-        <w:rPr>
-          <w:color w:val="000000"/>
-          <w:sz w:val="24"/>
-        </w:rPr>
         <w:t>Hình 2.1: Phân bố sáu yếu tố cơ sở trên toàn bộ 781 bản ghi (Histogram và KDE)</w:t>
       </w:r>
       <w:r>
-        <w:rPr>
-          <w:color w:val="000000"/>
-          <w:sz w:val="24"/>
-        </w:rPr>
         <w:tab/>
         <w:t>18</w:t>
       </w:r>
@@ -5545,17 +5421,9 @@
         <w:jc w:val="left"/>
       </w:pPr>
       <w:r>
-        <w:rPr>
-          <w:color w:val="000000"/>
-          <w:sz w:val="24"/>
-        </w:rPr>
         <w:t>Hình 2.2: Ma trận hệ số tương quan Pearson giữa sáu yếu tố cơ sở và điểm hạnh phúc</w:t>
       </w:r>
       <w:r>
-        <w:rPr>
-          <w:color w:val="000000"/>
-          <w:sz w:val="24"/>
-        </w:rPr>
         <w:tab/>
         <w:t>19</w:t>
       </w:r>
@@ -5570,17 +5438,9 @@
         <w:jc w:val="left"/>
       </w:pPr>
       <w:r>
-        <w:rPr>
-          <w:color w:val="000000"/>
-          <w:sz w:val="24"/>
-        </w:rPr>
         <w:t>Hình 2.3: Biểu đồ hộp nhận diện ngoại lai theo quy tắc 1,5 lần IQR</w:t>
       </w:r>
       <w:r>
-        <w:rPr>
-          <w:color w:val="000000"/>
-          <w:sz w:val="24"/>
-        </w:rPr>
         <w:tab/>
         <w:t>20</w:t>
       </w:r>
@@ -5595,17 +5455,9 @@
         <w:jc w:val="left"/>
       </w:pPr>
       <w:r>
-        <w:rPr>
-          <w:color w:val="000000"/>
-          <w:sz w:val="24"/>
-        </w:rPr>
         <w:t>Hình 3.1: Đường khuỷu tay Inertia và hệ số Silhouette theo số cụm k</w:t>
       </w:r>
       <w:r>
-        <w:rPr>
-          <w:color w:val="000000"/>
-          <w:sz w:val="24"/>
-        </w:rPr>
         <w:tab/>
         <w:t>25</w:t>
       </w:r>
@@ -5620,17 +5472,9 @@
         <w:jc w:val="left"/>
       </w:pPr>
       <w:r>
-        <w:rPr>
-          <w:color w:val="000000"/>
-          <w:sz w:val="24"/>
-        </w:rPr>
         <w:t>Hình 3.2: Khảo sát số cụm k từ 2 đến 9 cho năm 2019 (Inertia và Silhouette)</w:t>
       </w:r>
       <w:r>
-        <w:rPr>
-          <w:color w:val="000000"/>
-          <w:sz w:val="24"/>
-        </w:rPr>
         <w:tab/>
         <w:t>26</w:t>
       </w:r>
@@ -5645,17 +5489,9 @@
         <w:jc w:val="left"/>
       </w:pPr>
       <w:r>
-        <w:rPr>
-          <w:color w:val="000000"/>
-          <w:sz w:val="24"/>
-        </w:rPr>
         <w:t>Hình 4.1: Chân dung radar sáu yếu tố của ba cụm quốc gia (trung bình 2015–2019)</w:t>
       </w:r>
       <w:r>
-        <w:rPr>
-          <w:color w:val="000000"/>
-          <w:sz w:val="24"/>
-        </w:rPr>
         <w:tab/>
         <w:t>30</w:t>
       </w:r>
@@ -5670,17 +5506,9 @@
         <w:jc w:val="left"/>
       </w:pPr>
       <w:r>
-        <w:rPr>
-          <w:color w:val="000000"/>
-          <w:sz w:val="24"/>
-        </w:rPr>
         <w:t>Hình 4.2: Hậu kiểm độc lập, phân bố điểm hạnh phúc thực tế giữa ba cụm qua năm năm</w:t>
       </w:r>
       <w:r>
-        <w:rPr>
-          <w:color w:val="000000"/>
-          <w:sz w:val="24"/>
-        </w:rPr>
         <w:tab/>
         <w:t>31</w:t>
       </w:r>
@@ -5695,17 +5523,9 @@
         <w:jc w:val="left"/>
       </w:pPr>
       <w:r>
-        <w:rPr>
-          <w:color w:val="000000"/>
-          <w:sz w:val="24"/>
-        </w:rPr>
         <w:t>Hình 4.3: Xu hướng số lượng quốc gia trong từng cụm giai đoạn 2015–2019</w:t>
       </w:r>
       <w:r>
-        <w:rPr>
-          <w:color w:val="000000"/>
-          <w:sz w:val="24"/>
-        </w:rPr>
         <w:tab/>
         <w:t>35</w:t>
       </w:r>
@@ -5720,17 +5540,9 @@
         <w:jc w:val="left"/>
       </w:pPr>
       <w:r>
-        <w:rPr>
-          <w:color w:val="000000"/>
-          <w:sz w:val="24"/>
-        </w:rPr>
         <w:t>Hình 4.4: Lưới phân bố ba cụm trên không gian 2D PCA giai đoạn 2015–2019</w:t>
       </w:r>
       <w:r>
-        <w:rPr>
-          <w:color w:val="000000"/>
-          <w:sz w:val="24"/>
-        </w:rPr>
         <w:tab/>
         <w:t>35</w:t>
       </w:r>
@@ -5745,32 +5557,37 @@
         <w:jc w:val="left"/>
       </w:pPr>
       <w:r>
-        <w:rPr>
-          <w:color w:val="000000"/>
-          <w:sz w:val="24"/>
-        </w:rPr>
         <w:t>Hình 4.5: Chân dung radar sáu yếu tố của ba cụm quốc gia năm 2019</w:t>
       </w:r>
       <w:r>
-        <w:rPr>
-          <w:color w:val="000000"/>
-          <w:sz w:val="24"/>
-        </w:rPr>
         <w:tab/>
         <w:t>36</w:t>
       </w:r>
     </w:p>
     <w:p>
-      <w:r>
-        <w:br w:type="page"/>
+      <w:pPr>
+        <w:spacing w:before="40" w:after="40" w:line="276" w:lineRule="auto"/>
+      </w:pPr>
+      <w:r>
+        <w:t>Hình 5.1: Giao diện trực quan bốn phân hệ tương tác của ứng dụng demo Streamlit</w:t>
+      </w:r>
+      <w:r>
+        <w:tab/>
+        <w:t>38</w:t>
       </w:r>
     </w:p>
     <w:p>
+      <w:r>
+        <w:br w:type="page"/>
+      </w:r>
+    </w:p>
+    <w:p>
       <w:pPr>
         <w:pStyle w:val="Heading1"/>
       </w:pPr>
-      <w:bookmarkStart w:id="6" w:name="_Toc243610412"/>
-      <w:r>
+      <w:bookmarkStart w:id="6" w:name="_Toc243615177"/>
+      <w:r>
+        <w:lastRenderedPageBreak/>
         <w:t>CHƯƠNG 1: TỔNG QUAN ĐỀ TÀI VÀ CƠ SỞ LÝ THUYẾT</w:t>
       </w:r>
       <w:bookmarkEnd w:id="6"/>
@@ -5779,7 +5596,7 @@
       <w:pPr>
         <w:pStyle w:val="Heading2"/>
       </w:pPr>
-      <w:bookmarkStart w:id="7" w:name="_Toc243610413"/>
+      <w:bookmarkStart w:id="7" w:name="_Toc243615178"/>
       <w:r>
         <w:t>1.1. Bối cảnh và lý do chọn đề tài</w:t>
       </w:r>
@@ -5819,7 +5636,7 @@
       <w:pPr>
         <w:pStyle w:val="Heading2"/>
       </w:pPr>
-      <w:bookmarkStart w:id="8" w:name="_Toc243610414"/>
+      <w:bookmarkStart w:id="8" w:name="_Toc243615179"/>
       <w:r>
         <w:t>1.2. Bài toán và câu hỏi nghiên cứu</w:t>
       </w:r>
@@ -5880,6 +5697,7 @@
         <w:rPr>
           <w:b/>
         </w:rPr>
+        <w:lastRenderedPageBreak/>
         <w:t xml:space="preserve">3. </w:t>
       </w:r>
       <w:r>
@@ -5905,7 +5723,7 @@
       <w:pPr>
         <w:pStyle w:val="Heading2"/>
       </w:pPr>
-      <w:bookmarkStart w:id="9" w:name="_Toc243610415"/>
+      <w:bookmarkStart w:id="9" w:name="_Toc243615180"/>
       <w:r>
         <w:t>1.3. Nguồn dữ liệu</w:t>
       </w:r>
@@ -5928,7 +5746,7 @@
       <w:pPr>
         <w:pStyle w:val="Heading2"/>
       </w:pPr>
-      <w:bookmarkStart w:id="10" w:name="_Toc243610416"/>
+      <w:bookmarkStart w:id="10" w:name="_Toc243615181"/>
       <w:r>
         <w:t>1.4. Thang đo Cantril Ladder</w:t>
       </w:r>
@@ -5954,7 +5772,7 @@
       <w:pPr>
         <w:pStyle w:val="Heading2"/>
       </w:pPr>
-      <w:bookmarkStart w:id="11" w:name="_Toc243610417"/>
+      <w:bookmarkStart w:id="11" w:name="_Toc243615182"/>
       <w:r>
         <w:t>1.5. Mô hình Dystopia và Dystopia Residual</w:t>
       </w:r>
@@ -5973,6 +5791,7 @@
         <w:ind w:firstLine="720"/>
       </w:pPr>
       <w:r>
+        <w:lastRenderedPageBreak/>
         <w:t>Trong dữ liệu, ba năm 2015–2017 có sẵn cột Dystopia Residual</w:t>
       </w:r>
       <w:r>
@@ -5986,7 +5805,7 @@
       <w:pPr>
         <w:pStyle w:val="Heading2"/>
       </w:pPr>
-      <w:bookmarkStart w:id="12" w:name="_Toc243610418"/>
+      <w:bookmarkStart w:id="12" w:name="_Toc243615183"/>
       <w:r>
         <w:t>1.6. Sáu biến cơ sở</w:t>
       </w:r>
@@ -6415,6 +6234,7 @@
                 <w:color w:val="000000"/>
                 <w:sz w:val="22"/>
               </w:rPr>
+              <w:lastRenderedPageBreak/>
               <w:t>freedom</w:t>
             </w:r>
           </w:p>
@@ -6706,7 +6526,7 @@
       <w:pPr>
         <w:pStyle w:val="Heading2"/>
       </w:pPr>
-      <w:bookmarkStart w:id="13" w:name="_Toc243610419"/>
+      <w:bookmarkStart w:id="13" w:name="_Toc243615184"/>
       <w:r>
         <w:t>1.7. Quy tắc vàng của đề tài</w:t>
       </w:r>
@@ -6731,7 +6551,11 @@
         <w:ind w:firstLine="720"/>
       </w:pPr>
       <w:r>
-        <w:t>Có hai căn cứ. Thứ nhất, về mặt đại số, điểm hạnh phúc bằng tổng sáu yếu tố cộng phần dư Dystopia, nên nếu đưa vào X thì cụm sẽ bị chi phối bởi chính biến cần giải thích. Thứ hai, về mặt phương pháp, nếu dùng điểm hạnh phúc để gom cụm thì bước đối chiếu mất tính độc lập và không còn chứng minh được điều gì.</w:t>
+        <w:t xml:space="preserve">Có hai căn cứ. Thứ nhất, về mặt đại số, điểm hạnh phúc bằng tổng sáu yếu tố cộng phần dư Dystopia, nên nếu đưa vào X thì cụm sẽ bị chi phối bởi chính biến cần giải thích. </w:t>
+      </w:r>
+      <w:r>
+        <w:lastRenderedPageBreak/>
+        <w:t>Thứ hai, về mặt phương pháp, nếu dùng điểm hạnh phúc để gom cụm thì bước đối chiếu mất tính độc lập và không còn chứng minh được điều gì.</w:t>
       </w:r>
     </w:p>
     <w:p>
@@ -6769,8 +6593,9 @@
       <w:pPr>
         <w:pStyle w:val="Heading2"/>
       </w:pPr>
-      <w:bookmarkStart w:id="14" w:name="_Toc243610420"/>
-      <w:r>
+      <w:bookmarkStart w:id="14" w:name="_Toc243615185"/>
+      <w:r>
+        <w:lastRenderedPageBreak/>
         <w:t>1.8. Đối chiếu 11 bước pipeline với cấu trúc báo cáo</w:t>
       </w:r>
       <w:bookmarkEnd w:id="14"/>
@@ -7711,8 +7536,9 @@
       <w:pPr>
         <w:pStyle w:val="Heading1"/>
       </w:pPr>
-      <w:bookmarkStart w:id="15" w:name="_Toc243610421"/>
-      <w:r>
+      <w:bookmarkStart w:id="15" w:name="_Toc243615186"/>
+      <w:r>
+        <w:lastRenderedPageBreak/>
         <w:t>CHƯƠNG 2: THU THẬP DỮ LIỆU VÀ KHÁM PHÁ EDA</w:t>
       </w:r>
       <w:bookmarkEnd w:id="15"/>
@@ -7721,7 +7547,7 @@
       <w:pPr>
         <w:pStyle w:val="Heading2"/>
       </w:pPr>
-      <w:bookmarkStart w:id="16" w:name="_Toc243610422"/>
+      <w:bookmarkStart w:id="16" w:name="_Toc243615187"/>
       <w:r>
         <w:t xml:space="preserve">2.1. </w:t>
       </w:r>
@@ -8343,7 +8169,7 @@
       <w:pPr>
         <w:pStyle w:val="Heading2"/>
       </w:pPr>
-      <w:bookmarkStart w:id="17" w:name="_Toc243610423"/>
+      <w:bookmarkStart w:id="17" w:name="_Toc243615188"/>
       <w:r>
         <w:t>2.2. Đồng nhất tên cột</w:t>
       </w:r>
@@ -8374,6 +8200,7 @@
         <w:ind w:firstLine="720"/>
       </w:pPr>
       <w:r>
+        <w:lastRenderedPageBreak/>
         <w:t>Ba cột sai số khảo sát (Standard Error, Lower/Upper Confidence Interval, Whisker.high, Whisker.low) bị loại. Lý do: đây là sai số chọn mẫu và khoảng tin cậy của cuộc khảo sát, không phản ánh mức sống của quốc gia</w:t>
       </w:r>
       <w:r>
@@ -8387,7 +8214,7 @@
       <w:pPr>
         <w:pStyle w:val="Heading2"/>
       </w:pPr>
-      <w:bookmarkStart w:id="18" w:name="_Toc243610424"/>
+      <w:bookmarkStart w:id="18" w:name="_Toc243615189"/>
       <w:r>
         <w:t>2.3. Xử lý giá trị khuyết của UAE năm 2018</w:t>
       </w:r>
@@ -8413,7 +8240,7 @@
       <w:pPr>
         <w:pStyle w:val="Heading2"/>
       </w:pPr>
-      <w:bookmarkStart w:id="19" w:name="_Toc243610425"/>
+      <w:bookmarkStart w:id="19" w:name="_Toc243615190"/>
       <w:r>
         <w:t>2.4. Chuẩn hóa tên quốc gia và bổ sung mã ISO-3</w:t>
       </w:r>
@@ -8445,8 +8272,9 @@
       <w:pPr>
         <w:pStyle w:val="Heading2"/>
       </w:pPr>
-      <w:bookmarkStart w:id="20" w:name="_Toc243610426"/>
-      <w:r>
+      <w:bookmarkStart w:id="20" w:name="_Toc243615191"/>
+      <w:r>
+        <w:lastRenderedPageBreak/>
         <w:t>2.5. Bảng dữ liệu trung gian</w:t>
       </w:r>
       <w:bookmarkEnd w:id="20"/>
@@ -8469,7 +8297,7 @@
       <w:pPr>
         <w:pStyle w:val="Heading2"/>
       </w:pPr>
-      <w:bookmarkStart w:id="21" w:name="_Toc243610427"/>
+      <w:bookmarkStart w:id="21" w:name="_Toc243615192"/>
       <w:r>
         <w:t>2.6. Phân tích hình dạng phân phối</w:t>
       </w:r>
@@ -8566,14 +8394,18 @@
         <w:t>,</w:t>
       </w:r>
       <w:r>
-        <w:t xml:space="preserve"> tự do −0,524. Phân phối lệch phải của corruption_perception cho thấy đa số quốc gia có điểm thấp, chỉ một nhóm nhỏ đạt điểm cao.</w:t>
+        <w:t xml:space="preserve"> tự do −0,524. Phân phối lệch </w:t>
+      </w:r>
+      <w:r>
+        <w:lastRenderedPageBreak/>
+        <w:t>phải của corruption_perception cho thấy đa số quốc gia có điểm thấp, chỉ một nhóm nhỏ đạt điểm cao.</w:t>
       </w:r>
     </w:p>
     <w:p>
       <w:pPr>
         <w:pStyle w:val="Heading2"/>
       </w:pPr>
-      <w:bookmarkStart w:id="22" w:name="_Toc243610428"/>
+      <w:bookmarkStart w:id="22" w:name="_Toc243615193"/>
       <w:r>
         <w:t>2.7. Tương quan Pearson</w:t>
       </w:r>
@@ -8651,8 +8483,9 @@
       <w:pPr>
         <w:pStyle w:val="Heading2"/>
       </w:pPr>
-      <w:bookmarkStart w:id="23" w:name="_Toc243610429"/>
-      <w:r>
+      <w:bookmarkStart w:id="23" w:name="_Toc243615194"/>
+      <w:r>
+        <w:lastRenderedPageBreak/>
         <w:t>2.8. Nhận diện ngoại lai</w:t>
       </w:r>
       <w:bookmarkEnd w:id="23"/>
@@ -8743,7 +8576,7 @@
       <w:pPr>
         <w:pStyle w:val="Heading2"/>
       </w:pPr>
-      <w:bookmarkStart w:id="24" w:name="_Toc243610430"/>
+      <w:bookmarkStart w:id="24" w:name="_Toc243615195"/>
       <w:r>
         <w:t>2.9. Kết luận</w:t>
       </w:r>
@@ -8761,8 +8594,9 @@
       <w:pPr>
         <w:pStyle w:val="Heading1"/>
       </w:pPr>
-      <w:bookmarkStart w:id="25" w:name="_Toc243610431"/>
-      <w:r>
+      <w:bookmarkStart w:id="25" w:name="_Toc243615196"/>
+      <w:r>
+        <w:lastRenderedPageBreak/>
         <w:t>CHƯƠNG 3: PHƯƠNG PHÁP LUẬN VÀ THỬ NGHIỆM MÔ HÌNH</w:t>
       </w:r>
       <w:bookmarkEnd w:id="25"/>
@@ -8771,7 +8605,7 @@
       <w:pPr>
         <w:pStyle w:val="Heading2"/>
       </w:pPr>
-      <w:bookmarkStart w:id="26" w:name="_Toc243610432"/>
+      <w:bookmarkStart w:id="26" w:name="_Toc243615197"/>
       <w:r>
         <w:t>3.1. Ma trận đặc trưng</w:t>
       </w:r>
@@ -8789,7 +8623,7 @@
       <w:pPr>
         <w:pStyle w:val="Heading2"/>
       </w:pPr>
-      <w:bookmarkStart w:id="27" w:name="_Toc243610433"/>
+      <w:bookmarkStart w:id="27" w:name="_Toc243615198"/>
       <w:r>
         <w:t>3.2. So sánh ba phương án chuẩn hóa</w:t>
       </w:r>
@@ -9781,6 +9615,7 @@
         <w:ind w:firstLine="720"/>
       </w:pPr>
       <w:r>
+        <w:lastRenderedPageBreak/>
         <w:t>Silhouette của Min-Max (0,3288) nhỉnh hơn Raw (0,3234) và Z-score (0,3180), nhưng chênh lệch chỉ khoảng 0,01. Cột Inertia không so sánh trực tiếp được giữa các phương án chuẩn hóa vì phụ thuộc thang đo. Nhóm chọn Z-score làm cấu hình chính vì lý do diễn giải: Z-score đưa sáu trụ cột về cùng đơn vị độ lệch chuẩn, giữ được cấu trúc tương quan giữa các biến, và ổn định qua các lần khởi tạo với ARI trung bình 0,9904. Kết quả của cả ba phương án vẫn được báo cáo đầy đủ để bảo đảm tính khách quan của thực nghiệm.</w:t>
       </w:r>
     </w:p>
@@ -9788,7 +9623,7 @@
       <w:pPr>
         <w:pStyle w:val="Heading2"/>
       </w:pPr>
-      <w:bookmarkStart w:id="28" w:name="_Toc243610434"/>
+      <w:bookmarkStart w:id="28" w:name="_Toc243615199"/>
       <w:r>
         <w:t>3.3. Thuật toán K-Means cài đặt từ đầu</w:t>
       </w:r>
@@ -9972,7 +9807,7 @@
       <w:pPr>
         <w:pStyle w:val="Heading2"/>
       </w:pPr>
-      <w:bookmarkStart w:id="29" w:name="_Toc243610435"/>
+      <w:bookmarkStart w:id="29" w:name="_Toc243615200"/>
       <w:r>
         <w:t>3.4. Phân cấp Ward cài đặt từ đầu</w:t>
       </w:r>
@@ -10254,6 +10089,7 @@
               <w:sz w:val="24"/>
               <w:szCs w:val="24"/>
             </w:rPr>
+            <w:lastRenderedPageBreak/>
             <m:t>d</m:t>
           </m:r>
           <m:d>
@@ -10952,7 +10788,7 @@
       <w:pPr>
         <w:pStyle w:val="Heading2"/>
       </w:pPr>
-      <w:bookmarkStart w:id="30" w:name="_Toc243610436"/>
+      <w:bookmarkStart w:id="30" w:name="_Toc243615201"/>
       <w:r>
         <w:t>3.5. DBSCAN cài đặt từ đầu</w:t>
       </w:r>
@@ -11508,14 +11344,18 @@
         <w:t>,</w:t>
       </w:r>
       <w:r>
-        <w:t xml:space="preserve"> Silhouette đạt 0,2976 năm 2015 nhưng bằng 0 ở 2016 và 2017, âm ở 2019. Nguyên nhân là sáu đặc trưng sau chuẩn hóa có mật độ khá đồng đều, không tồn tại vùng dày đặc trưng để tách cụm. Nhóm giữ DBSCAN như phương án đối chứng để chứng minh dữ liệu quốc gia phù hợp hơn với phương pháp dựa trên khoảng cách.</w:t>
+        <w:t xml:space="preserve"> Silhouette đạt 0,2976 năm 2015 nhưng bằng 0 ở 2016 và 2017, âm ở 2019. Nguyên nhân là sáu đặc trưng sau chuẩn hóa có mật độ khá đồng đều, không tồn tại vùng dày đặc trưng để tách cụm. Nhóm giữ DBSCAN như phương án </w:t>
+      </w:r>
+      <w:r>
+        <w:lastRenderedPageBreak/>
+        <w:t>đối chứng để chứng minh dữ liệu quốc gia phù hợp hơn với phương pháp dựa trên khoảng cách.</w:t>
       </w:r>
     </w:p>
     <w:p>
       <w:pPr>
         <w:pStyle w:val="Heading2"/>
       </w:pPr>
-      <w:bookmarkStart w:id="31" w:name="_Toc243610437"/>
+      <w:bookmarkStart w:id="31" w:name="_Toc243615202"/>
       <w:r>
         <w:t>3.6. Các độ đo đánh giá</w:t>
       </w:r>
@@ -11806,7 +11646,7 @@
       <w:pPr>
         <w:pStyle w:val="Heading2"/>
       </w:pPr>
-      <w:bookmarkStart w:id="32" w:name="_Toc243610438"/>
+      <w:bookmarkStart w:id="32" w:name="_Toc243615203"/>
       <w:r>
         <w:t>3.7. Khảo sát số cụm tối ưu</w:t>
       </w:r>
@@ -11835,6 +11675,7 @@
         <w:rPr>
           <w:noProof/>
         </w:rPr>
+        <w:lastRenderedPageBreak/>
         <w:drawing>
           <wp:inline distT="0" distB="0" distL="0" distR="0" wp14:anchorId="26EE8A08" wp14:editId="28321B31">
             <wp:extent cx="5577840" cy="1970302"/>
@@ -12424,6 +12265,7 @@
         <w:rPr>
           <w:noProof/>
         </w:rPr>
+        <w:lastRenderedPageBreak/>
         <w:drawing>
           <wp:inline distT="0" distB="0" distL="0" distR="0" wp14:anchorId="2549E8D1" wp14:editId="1F754E61">
             <wp:extent cx="4937760" cy="2821577"/>
@@ -12479,7 +12321,7 @@
       <w:pPr>
         <w:pStyle w:val="Heading2"/>
       </w:pPr>
-      <w:bookmarkStart w:id="33" w:name="_Toc243610439"/>
+      <w:bookmarkStart w:id="33" w:name="_Toc243615204"/>
       <w:r>
         <w:t>3.8. Kiểm tra độ ổn định</w:t>
       </w:r>
@@ -13841,6 +13683,7 @@
                 <w:color w:val="000000"/>
                 <w:sz w:val="22"/>
               </w:rPr>
+              <w:lastRenderedPageBreak/>
               <w:t>2018</w:t>
             </w:r>
           </w:p>
@@ -14276,7 +14119,7 @@
       <w:pPr>
         <w:pStyle w:val="Heading2"/>
       </w:pPr>
-      <w:bookmarkStart w:id="34" w:name="_Toc243610440"/>
+      <w:bookmarkStart w:id="34" w:name="_Toc243615205"/>
       <w:r>
         <w:t>3.9. Quy trình thực nghiệm</w:t>
       </w:r>
@@ -14324,8 +14167,9 @@
       <w:pPr>
         <w:pStyle w:val="Heading1"/>
       </w:pPr>
-      <w:bookmarkStart w:id="35" w:name="_Toc243610441"/>
-      <w:r>
+      <w:bookmarkStart w:id="35" w:name="_Toc243615206"/>
+      <w:r>
+        <w:lastRenderedPageBreak/>
         <w:t>CHƯƠNG 4: KẾT QUẢ THỰC NGHIỆM VÀ DIỄN GIẢI TRI THỨC</w:t>
       </w:r>
       <w:bookmarkEnd w:id="35"/>
@@ -14334,7 +14178,7 @@
       <w:pPr>
         <w:pStyle w:val="Heading2"/>
       </w:pPr>
-      <w:bookmarkStart w:id="36" w:name="_Toc243610442"/>
+      <w:bookmarkStart w:id="36" w:name="_Toc243615207"/>
       <w:r>
         <w:t>4.1. Chỉ số đánh giá của K-Means qua các năm</w:t>
       </w:r>
@@ -15085,7 +14929,7 @@
       <w:pPr>
         <w:pStyle w:val="Heading2"/>
       </w:pPr>
-      <w:bookmarkStart w:id="37" w:name="_Toc243610443"/>
+      <w:bookmarkStart w:id="37" w:name="_Toc243615208"/>
       <w:r>
         <w:t>4.2. Chỉ số đánh giá của Ward và so sánh với K-Means</w:t>
       </w:r>
@@ -15809,8 +15653,9 @@
       <w:pPr>
         <w:pStyle w:val="Heading2"/>
       </w:pPr>
-      <w:bookmarkStart w:id="38" w:name="_Toc243610444"/>
-      <w:r>
+      <w:bookmarkStart w:id="38" w:name="_Toc243615209"/>
+      <w:r>
+        <w:lastRenderedPageBreak/>
         <w:t>4.3. Chân dung ba cụm</w:t>
       </w:r>
       <w:bookmarkEnd w:id="38"/>
@@ -17178,6 +17023,7 @@
         <w:spacing w:before="40" w:line="312" w:lineRule="auto"/>
       </w:pPr>
       <w:r>
+        <w:lastRenderedPageBreak/>
         <w:t xml:space="preserve">Cụm 3 </w:t>
       </w:r>
       <w:r>
@@ -17265,7 +17111,7 @@
       <w:pPr>
         <w:pStyle w:val="Heading2"/>
       </w:pPr>
-      <w:bookmarkStart w:id="39" w:name="_Toc243610445"/>
+      <w:bookmarkStart w:id="39" w:name="_Toc243615210"/>
       <w:r>
         <w:t>4.4. Hậu kiểm độc lập bằng điểm hạnh phúc</w:t>
       </w:r>
@@ -17289,6 +17135,7 @@
             <w:rPr>
               <w:rFonts w:ascii="Cambria Math" w:hAnsi="Cambria Math"/>
             </w:rPr>
+            <w:lastRenderedPageBreak/>
             <m:t>F=</m:t>
           </m:r>
           <m:f>
@@ -18074,6 +17921,7 @@
         <w:ind w:firstLine="720"/>
       </w:pPr>
       <w:r>
+        <w:lastRenderedPageBreak/>
         <w:t>Kết quả này là căn cứ để nhóm kết luận các cụm hình thành từ sáu yếu tố khách quan vẫn phản ánh đúng mức sống thực tế, dù không dùng điểm hạnh phúc trong quá trình gom cụm.</w:t>
       </w:r>
     </w:p>
@@ -18081,7 +17929,7 @@
       <w:pPr>
         <w:pStyle w:val="Heading2"/>
       </w:pPr>
-      <w:bookmarkStart w:id="40" w:name="_Toc243610446"/>
+      <w:bookmarkStart w:id="40" w:name="_Toc243615211"/>
       <w:r>
         <w:t>4.5. Cấu hình đối chứng k = 3</w:t>
       </w:r>
@@ -19557,7 +19405,7 @@
       <w:pPr>
         <w:pStyle w:val="Heading2"/>
       </w:pPr>
-      <w:bookmarkStart w:id="41" w:name="_Toc243610447"/>
+      <w:bookmarkStart w:id="41" w:name="_Toc243615212"/>
       <w:r>
         <w:t>4.6. Ghép cụm liên năm</w:t>
       </w:r>
@@ -19598,7 +19446,11 @@
         </m:sSup>
       </m:oMath>
       <w:r>
-        <w:t xml:space="preserve"> thì xét thêm chênh lệch điểm hạnh phúc trung bình</w:t>
+        <w:t xml:space="preserve"> thì xét </w:t>
+      </w:r>
+      <w:r>
+        <w:lastRenderedPageBreak/>
+        <w:t>thêm chênh lệch điểm hạnh phúc trung bình</w:t>
       </w:r>
       <w:r>
         <w:t>,</w:t>
@@ -21095,7 +20947,7 @@
       <w:pPr>
         <w:pStyle w:val="Heading2"/>
       </w:pPr>
-      <w:bookmarkStart w:id="42" w:name="_Toc243610448"/>
+      <w:bookmarkStart w:id="42" w:name="_Toc243615213"/>
       <w:r>
         <w:t>4.7. Dịch chuyển cụm của 156 quốc gia</w:t>
       </w:r>
@@ -21302,6 +21154,7 @@
                 <w:color w:val="000000"/>
                 <w:sz w:val="22"/>
               </w:rPr>
+              <w:lastRenderedPageBreak/>
               <w:t>Biến động trung gian</w:t>
             </w:r>
           </w:p>
@@ -21624,6 +21477,7 @@
         <w:rPr>
           <w:noProof/>
         </w:rPr>
+        <w:lastRenderedPageBreak/>
         <w:drawing>
           <wp:inline distT="0" distB="0" distL="0" distR="0" wp14:anchorId="6E8F5ACB" wp14:editId="0C9B139D">
             <wp:extent cx="5486400" cy="2957232"/>
@@ -21679,7 +21533,7 @@
       <w:pPr>
         <w:pStyle w:val="Heading2"/>
       </w:pPr>
-      <w:bookmarkStart w:id="43" w:name="_Toc243610449"/>
+      <w:bookmarkStart w:id="43" w:name="_Toc243615214"/>
       <w:r>
         <w:t>4.8. Phân bố cụm trên không gian PCA 2D</w:t>
       </w:r>
@@ -21768,6 +21622,7 @@
         <w:rPr>
           <w:noProof/>
         </w:rPr>
+        <w:lastRenderedPageBreak/>
         <w:drawing>
           <wp:inline distT="0" distB="0" distL="0" distR="0" wp14:anchorId="7F06D740" wp14:editId="447CBE5E">
             <wp:extent cx="3840480" cy="2199548"/>
@@ -21823,7 +21678,7 @@
       <w:pPr>
         <w:pStyle w:val="Heading2"/>
       </w:pPr>
-      <w:bookmarkStart w:id="44" w:name="_Toc243610450"/>
+      <w:bookmarkStart w:id="44" w:name="_Toc243615215"/>
       <w:r>
         <w:t>4.9. Kết luận chương 4</w:t>
       </w:r>
@@ -21859,8 +21714,9 @@
       <w:pPr>
         <w:pStyle w:val="Heading1"/>
       </w:pPr>
-      <w:bookmarkStart w:id="45" w:name="_Toc243610451"/>
-      <w:r>
+      <w:bookmarkStart w:id="45" w:name="_Toc243615216"/>
+      <w:r>
+        <w:lastRenderedPageBreak/>
         <w:t>CHƯƠNG 5: ỨNG DỤNG DEMO, KẾT LUẬN VÀ HƯỚNG PHÁT TRIỂN</w:t>
       </w:r>
       <w:bookmarkEnd w:id="45"/>
@@ -21869,7 +21725,7 @@
       <w:pPr>
         <w:pStyle w:val="Heading2"/>
       </w:pPr>
-      <w:bookmarkStart w:id="46" w:name="_Toc243610452"/>
+      <w:bookmarkStart w:id="46" w:name="_Toc243615217"/>
       <w:r>
         <w:t>5.1. Kiến trúc ứng dụng demo Streamlit</w:t>
       </w:r>
@@ -21949,9 +21805,69 @@
     </w:p>
     <w:p>
       <w:pPr>
+        <w:spacing w:before="120"/>
+        <w:jc w:val="center"/>
+      </w:pPr>
+      <w:r>
+        <w:rPr>
+          <w:noProof/>
+        </w:rPr>
+        <w:lastRenderedPageBreak/>
+        <w:drawing>
+          <wp:inline distT="0" distB="0" distL="0" distR="0" wp14:anchorId="6EE342D6" wp14:editId="1F87ECED">
+            <wp:extent cx="5580000" cy="3666525"/>
+            <wp:effectExtent l="0" t="0" r="0" b="0"/>
+            <wp:docPr id="11" name="Picture 11"/>
+            <wp:cNvGraphicFramePr>
+              <a:graphicFrameLocks xmlns:a="http://schemas.openxmlformats.org/drawingml/2006/main" noChangeAspect="1"/>
+            </wp:cNvGraphicFramePr>
+            <a:graphic xmlns:a="http://schemas.openxmlformats.org/drawingml/2006/main">
+              <a:graphicData uri="http://schemas.openxmlformats.org/drawingml/2006/picture">
+                <pic:pic xmlns:pic="http://schemas.openxmlformats.org/drawingml/2006/picture">
+                  <pic:nvPicPr>
+                    <pic:cNvPr id="0" name="demo_app_overview.png"/>
+                    <pic:cNvPicPr/>
+                  </pic:nvPicPr>
+                  <pic:blipFill>
+                    <a:blip r:embed="rId19"/>
+                    <a:stretch>
+                      <a:fillRect/>
+                    </a:stretch>
+                  </pic:blipFill>
+                  <pic:spPr>
+                    <a:xfrm>
+                      <a:off x="0" y="0"/>
+                      <a:ext cx="5580000" cy="3666525"/>
+                    </a:xfrm>
+                    <a:prstGeom prst="rect">
+                      <a:avLst/>
+                    </a:prstGeom>
+                  </pic:spPr>
+                </pic:pic>
+              </a:graphicData>
+            </a:graphic>
+          </wp:inline>
+        </w:drawing>
+      </w:r>
+    </w:p>
+    <w:p>
+      <w:pPr>
+        <w:spacing w:before="40" w:after="240"/>
+        <w:jc w:val="center"/>
+      </w:pPr>
+      <w:r>
+        <w:rPr>
+          <w:i/>
+          <w:sz w:val="22"/>
+        </w:rPr>
+        <w:t>Hình 5.1: Giao diện trực quan bốn phân hệ tương tác của ứng dụng demo Streamlit</w:t>
+      </w:r>
+    </w:p>
+    <w:p>
+      <w:pPr>
         <w:pStyle w:val="Heading2"/>
       </w:pPr>
-      <w:bookmarkStart w:id="47" w:name="_Toc243610453"/>
+      <w:bookmarkStart w:id="47" w:name="_Toc243615218"/>
       <w:r>
         <w:t>5.2. Kiểm thử ứng dụng</w:t>
       </w:r>
@@ -21975,7 +21891,7 @@
       <w:pPr>
         <w:pStyle w:val="Heading2"/>
       </w:pPr>
-      <w:bookmarkStart w:id="48" w:name="_Toc243610454"/>
+      <w:bookmarkStart w:id="48" w:name="_Toc243615219"/>
       <w:r>
         <w:t>5.3. Đóng góp chính của đồ án</w:t>
       </w:r>
@@ -22023,6 +21939,7 @@
         <w:spacing w:before="40" w:line="312" w:lineRule="auto"/>
       </w:pPr>
       <w:r>
+        <w:lastRenderedPageBreak/>
         <w:t>Thực nghiệm năm cấu hình nhân năm năm, khảo sát số cụm, quét tham số DBSCAN và kiểm tra độ ổn định qua mười seed</w:t>
       </w:r>
       <w:r>
@@ -22062,7 +21979,7 @@
       <w:pPr>
         <w:pStyle w:val="Heading2"/>
       </w:pPr>
-      <w:bookmarkStart w:id="49" w:name="_Toc243610455"/>
+      <w:bookmarkStart w:id="49" w:name="_Toc243615220"/>
       <w:r>
         <w:t>5.4. Hạn chế</w:t>
       </w:r>
@@ -22102,7 +22019,7 @@
       <w:pPr>
         <w:pStyle w:val="Heading2"/>
       </w:pPr>
-      <w:bookmarkStart w:id="50" w:name="_Toc243610456"/>
+      <w:bookmarkStart w:id="50" w:name="_Toc243615221"/>
       <w:r>
         <w:t>5.5. Hướng phát triển</w:t>
       </w:r>
@@ -22170,6 +22087,7 @@
         <w:spacing w:before="40" w:line="312" w:lineRule="auto"/>
       </w:pPr>
       <w:r>
+        <w:lastRenderedPageBreak/>
         <w:t>Đưa demo lên dashboard công khai</w:t>
       </w:r>
     </w:p>
@@ -22177,7 +22095,7 @@
       <w:pPr>
         <w:pStyle w:val="Heading2"/>
       </w:pPr>
-      <w:bookmarkStart w:id="51" w:name="_Toc243610457"/>
+      <w:bookmarkStart w:id="51" w:name="_Toc243615222"/>
       <w:r>
         <w:t>5.6. Kết luận</w:t>
       </w:r>
@@ -22201,8 +22119,9 @@
       <w:pPr>
         <w:pStyle w:val="Heading1"/>
       </w:pPr>
-      <w:bookmarkStart w:id="52" w:name="_Toc243610458"/>
-      <w:r>
+      <w:bookmarkStart w:id="52" w:name="_Toc243615223"/>
+      <w:r>
+        <w:lastRenderedPageBreak/>
         <w:t>TÀI LIỆU THAM KHẢO</w:t>
       </w:r>
       <w:bookmarkEnd w:id="52"/>
@@ -22220,7 +22139,7 @@
           <w:color w:val="000000" w:themeColor="text1"/>
         </w:rPr>
       </w:pPr>
-      <w:hyperlink r:id="rId19" w:history="1">
+      <w:hyperlink r:id="rId20" w:history="1">
         <w:r>
           <w:rPr>
             <w:rStyle w:val="Hyperlink"/>
@@ -22244,7 +22163,7 @@
           <w:color w:val="000000" w:themeColor="text1"/>
         </w:rPr>
       </w:pPr>
-      <w:hyperlink r:id="rId20" w:history="1">
+      <w:hyperlink r:id="rId21" w:history="1">
         <w:r>
           <w:rPr>
             <w:rStyle w:val="Hyperlink"/>
@@ -22300,7 +22219,7 @@
           <w:color w:val="000000" w:themeColor="text1"/>
         </w:rPr>
       </w:pPr>
-      <w:hyperlink r:id="rId21" w:history="1">
+      <w:hyperlink r:id="rId22" w:history="1">
         <w:r>
           <w:rPr>
             <w:rStyle w:val="Hyperlink"/>
@@ -22356,7 +22275,7 @@
           <w:color w:val="000000" w:themeColor="text1"/>
         </w:rPr>
       </w:pPr>
-      <w:hyperlink r:id="rId22" w:history="1">
+      <w:hyperlink r:id="rId23" w:history="1">
         <w:r>
           <w:rPr>
             <w:rStyle w:val="Hyperlink"/>
@@ -22412,7 +22331,7 @@
           <w:color w:val="000000" w:themeColor="text1"/>
         </w:rPr>
       </w:pPr>
-      <w:hyperlink r:id="rId23" w:history="1">
+      <w:hyperlink r:id="rId24" w:history="1">
         <w:r>
           <w:rPr>
             <w:rStyle w:val="Hyperlink"/>
@@ -22468,7 +22387,7 @@
           <w:color w:val="000000" w:themeColor="text1"/>
         </w:rPr>
       </w:pPr>
-      <w:hyperlink r:id="rId24" w:history="1">
+      <w:hyperlink r:id="rId25" w:history="1">
         <w:r>
           <w:rPr>
             <w:rStyle w:val="Hyperlink"/>
@@ -22615,8 +22534,9 @@
       <w:pPr>
         <w:pStyle w:val="Heading1"/>
       </w:pPr>
-      <w:bookmarkStart w:id="53" w:name="_Toc243610459"/>
-      <w:r>
+      <w:bookmarkStart w:id="53" w:name="_Toc243615224"/>
+      <w:r>
+        <w:lastRenderedPageBreak/>
         <w:t>PHỤ LỤC A: BẢNG KHẢO SÁT SỐ CỤM NĂM 2019</w:t>
       </w:r>
       <w:bookmarkEnd w:id="53"/>
@@ -23327,8 +23247,9 @@
       <w:pPr>
         <w:pStyle w:val="Heading1"/>
       </w:pPr>
-      <w:bookmarkStart w:id="54" w:name="_Toc243610460"/>
-      <w:r>
+      <w:bookmarkStart w:id="54" w:name="_Toc243615225"/>
+      <w:r>
+        <w:lastRenderedPageBreak/>
         <w:t>PHỤ LỤC B: KẾT QUẢ QUÉT THAM SỐ DBSCAN NĂM 2019</w:t>
       </w:r>
       <w:bookmarkEnd w:id="54"/>
@@ -25045,8 +24966,8 @@
       </w:pPr>
     </w:p>
     <w:sectPr>
-      <w:headerReference w:type="default" r:id="rId25"/>
-      <w:footerReference w:type="default" r:id="rId26"/>
+      <w:headerReference w:type="default" r:id="rId26"/>
+      <w:footerReference w:type="default" r:id="rId27"/>
       <w:pgSz w:w="12240" w:h="15840"/>
       <w:pgMar w:top="1701" w:right="1134" w:bottom="1701" w:left="1701" w:header="720" w:footer="720" w:gutter="0"/>
       <w:pgNumType w:start="1"/>

--- a/reports/final_report/Nhom12_BaoCao.docx
+++ b/reports/final_report/Nhom12_BaoCao.docx
@@ -243,7 +243,7 @@
       <w:pPr>
         <w:pStyle w:val="Heading1"/>
       </w:pPr>
-      <w:bookmarkStart w:id="0" w:name="_Toc243615171"/>
+      <w:bookmarkStart w:id="0" w:name="_Toc243616218"/>
       <w:r>
         <w:lastRenderedPageBreak/>
         <w:t>LỜI MỞ ĐẦU</w:t>
@@ -301,7 +301,7 @@
       <w:pPr>
         <w:pStyle w:val="Heading1"/>
       </w:pPr>
-      <w:bookmarkStart w:id="1" w:name="_Toc243615172"/>
+      <w:bookmarkStart w:id="1" w:name="_Toc243616219"/>
       <w:r>
         <w:lastRenderedPageBreak/>
         <w:t>TÓM TẮT</w:t>
@@ -342,7 +342,7 @@
       <w:pPr>
         <w:pStyle w:val="Heading1"/>
       </w:pPr>
-      <w:bookmarkStart w:id="2" w:name="_Toc243615173"/>
+      <w:bookmarkStart w:id="2" w:name="_Toc243616220"/>
       <w:r>
         <w:lastRenderedPageBreak/>
         <w:t>BẢNG PHÂN CÔNG NHIỆM VỤ</w:t>
@@ -1046,7 +1046,7 @@
       <w:pPr>
         <w:pStyle w:val="Heading1"/>
       </w:pPr>
-      <w:bookmarkStart w:id="3" w:name="_Toc243615174"/>
+      <w:bookmarkStart w:id="3" w:name="_Toc243616221"/>
       <w:r>
         <w:lastRenderedPageBreak/>
         <w:t>MỤC LỤC</w:t>
@@ -1077,7 +1077,7 @@
       <w:r>
         <w:fldChar w:fldCharType="separate"/>
       </w:r>
-      <w:hyperlink w:anchor="_Toc243615171" w:history="1">
+      <w:hyperlink w:anchor="_Toc243616218" w:history="1">
         <w:r>
           <w:rPr>
             <w:rStyle w:val="Hyperlink"/>
@@ -1104,7 +1104,7 @@
             <w:noProof/>
             <w:webHidden/>
           </w:rPr>
-          <w:instrText xml:space="preserve"> PAGEREF _Toc243615171 \h </w:instrText>
+          <w:instrText xml:space="preserve"> PAGEREF _Toc243616218 \h </w:instrText>
         </w:r>
         <w:r>
           <w:rPr>
@@ -1150,7 +1150,7 @@
           <w14:ligatures w14:val="standardContextual"/>
         </w:rPr>
       </w:pPr>
-      <w:hyperlink w:anchor="_Toc243615172" w:history="1">
+      <w:hyperlink w:anchor="_Toc243616219" w:history="1">
         <w:r>
           <w:rPr>
             <w:rStyle w:val="Hyperlink"/>
@@ -1177,7 +1177,7 @@
             <w:noProof/>
             <w:webHidden/>
           </w:rPr>
-          <w:instrText xml:space="preserve"> PAGEREF _Toc243615172 \h </w:instrText>
+          <w:instrText xml:space="preserve"> PAGEREF _Toc243616219 \h </w:instrText>
         </w:r>
         <w:r>
           <w:rPr>
@@ -1223,7 +1223,7 @@
           <w14:ligatures w14:val="standardContextual"/>
         </w:rPr>
       </w:pPr>
-      <w:hyperlink w:anchor="_Toc243615173" w:history="1">
+      <w:hyperlink w:anchor="_Toc243616220" w:history="1">
         <w:r>
           <w:rPr>
             <w:rStyle w:val="Hyperlink"/>
@@ -1250,7 +1250,7 @@
             <w:noProof/>
             <w:webHidden/>
           </w:rPr>
-          <w:instrText xml:space="preserve"> PAGEREF _Toc243615173 \h </w:instrText>
+          <w:instrText xml:space="preserve"> PAGEREF _Toc243616220 \h </w:instrText>
         </w:r>
         <w:r>
           <w:rPr>
@@ -1296,7 +1296,7 @@
           <w14:ligatures w14:val="standardContextual"/>
         </w:rPr>
       </w:pPr>
-      <w:hyperlink w:anchor="_Toc243615174" w:history="1">
+      <w:hyperlink w:anchor="_Toc243616221" w:history="1">
         <w:r>
           <w:rPr>
             <w:rStyle w:val="Hyperlink"/>
@@ -1323,7 +1323,7 @@
             <w:noProof/>
             <w:webHidden/>
           </w:rPr>
-          <w:instrText xml:space="preserve"> PAGEREF _Toc243615174 \h </w:instrText>
+          <w:instrText xml:space="preserve"> PAGEREF _Toc243616221 \h </w:instrText>
         </w:r>
         <w:r>
           <w:rPr>
@@ -1369,7 +1369,7 @@
           <w14:ligatures w14:val="standardContextual"/>
         </w:rPr>
       </w:pPr>
-      <w:hyperlink w:anchor="_Toc243615175" w:history="1">
+      <w:hyperlink w:anchor="_Toc243616222" w:history="1">
         <w:r>
           <w:rPr>
             <w:rStyle w:val="Hyperlink"/>
@@ -1396,7 +1396,7 @@
             <w:noProof/>
             <w:webHidden/>
           </w:rPr>
-          <w:instrText xml:space="preserve"> PAGEREF _Toc243615175 \h </w:instrText>
+          <w:instrText xml:space="preserve"> PAGEREF _Toc243616222 \h </w:instrText>
         </w:r>
         <w:r>
           <w:rPr>
@@ -1442,7 +1442,7 @@
           <w14:ligatures w14:val="standardContextual"/>
         </w:rPr>
       </w:pPr>
-      <w:hyperlink w:anchor="_Toc243615176" w:history="1">
+      <w:hyperlink w:anchor="_Toc243616223" w:history="1">
         <w:r>
           <w:rPr>
             <w:rStyle w:val="Hyperlink"/>
@@ -1469,7 +1469,7 @@
             <w:noProof/>
             <w:webHidden/>
           </w:rPr>
-          <w:instrText xml:space="preserve"> PAGEREF _Toc243615176 \h </w:instrText>
+          <w:instrText xml:space="preserve"> PAGEREF _Toc243616223 \h </w:instrText>
         </w:r>
         <w:r>
           <w:rPr>
@@ -1515,7 +1515,7 @@
           <w14:ligatures w14:val="standardContextual"/>
         </w:rPr>
       </w:pPr>
-      <w:hyperlink w:anchor="_Toc243615177" w:history="1">
+      <w:hyperlink w:anchor="_Toc243616224" w:history="1">
         <w:r>
           <w:rPr>
             <w:rStyle w:val="Hyperlink"/>
@@ -1542,7 +1542,7 @@
             <w:noProof/>
             <w:webHidden/>
           </w:rPr>
-          <w:instrText xml:space="preserve"> PAGEREF _Toc243615177 \h </w:instrText>
+          <w:instrText xml:space="preserve"> PAGEREF _Toc243616224 \h </w:instrText>
         </w:r>
         <w:r>
           <w:rPr>
@@ -1588,7 +1588,7 @@
           <w14:ligatures w14:val="standardContextual"/>
         </w:rPr>
       </w:pPr>
-      <w:hyperlink w:anchor="_Toc243615178" w:history="1">
+      <w:hyperlink w:anchor="_Toc243616225" w:history="1">
         <w:r>
           <w:rPr>
             <w:rStyle w:val="Hyperlink"/>
@@ -1615,7 +1615,7 @@
             <w:noProof/>
             <w:webHidden/>
           </w:rPr>
-          <w:instrText xml:space="preserve"> PAGEREF _Toc243615178 \h </w:instrText>
+          <w:instrText xml:space="preserve"> PAGEREF _Toc243616225 \h </w:instrText>
         </w:r>
         <w:r>
           <w:rPr>
@@ -1661,7 +1661,7 @@
           <w14:ligatures w14:val="standardContextual"/>
         </w:rPr>
       </w:pPr>
-      <w:hyperlink w:anchor="_Toc243615179" w:history="1">
+      <w:hyperlink w:anchor="_Toc243616226" w:history="1">
         <w:r>
           <w:rPr>
             <w:rStyle w:val="Hyperlink"/>
@@ -1688,7 +1688,7 @@
             <w:noProof/>
             <w:webHidden/>
           </w:rPr>
-          <w:instrText xml:space="preserve"> PAGEREF _Toc243615179 \h </w:instrText>
+          <w:instrText xml:space="preserve"> PAGEREF _Toc243616226 \h </w:instrText>
         </w:r>
         <w:r>
           <w:rPr>
@@ -1734,7 +1734,7 @@
           <w14:ligatures w14:val="standardContextual"/>
         </w:rPr>
       </w:pPr>
-      <w:hyperlink w:anchor="_Toc243615180" w:history="1">
+      <w:hyperlink w:anchor="_Toc243616227" w:history="1">
         <w:r>
           <w:rPr>
             <w:rStyle w:val="Hyperlink"/>
@@ -1761,7 +1761,7 @@
             <w:noProof/>
             <w:webHidden/>
           </w:rPr>
-          <w:instrText xml:space="preserve"> PAGEREF _Toc243615180 \h </w:instrText>
+          <w:instrText xml:space="preserve"> PAGEREF _Toc243616227 \h </w:instrText>
         </w:r>
         <w:r>
           <w:rPr>
@@ -1807,7 +1807,7 @@
           <w14:ligatures w14:val="standardContextual"/>
         </w:rPr>
       </w:pPr>
-      <w:hyperlink w:anchor="_Toc243615181" w:history="1">
+      <w:hyperlink w:anchor="_Toc243616228" w:history="1">
         <w:r>
           <w:rPr>
             <w:rStyle w:val="Hyperlink"/>
@@ -1834,7 +1834,7 @@
             <w:noProof/>
             <w:webHidden/>
           </w:rPr>
-          <w:instrText xml:space="preserve"> PAGEREF _Toc243615181 \h </w:instrText>
+          <w:instrText xml:space="preserve"> PAGEREF _Toc243616228 \h </w:instrText>
         </w:r>
         <w:r>
           <w:rPr>
@@ -1880,7 +1880,7 @@
           <w14:ligatures w14:val="standardContextual"/>
         </w:rPr>
       </w:pPr>
-      <w:hyperlink w:anchor="_Toc243615182" w:history="1">
+      <w:hyperlink w:anchor="_Toc243616229" w:history="1">
         <w:r>
           <w:rPr>
             <w:rStyle w:val="Hyperlink"/>
@@ -1907,7 +1907,7 @@
             <w:noProof/>
             <w:webHidden/>
           </w:rPr>
-          <w:instrText xml:space="preserve"> PAGEREF _Toc243615182 \h </w:instrText>
+          <w:instrText xml:space="preserve"> PAGEREF _Toc243616229 \h </w:instrText>
         </w:r>
         <w:r>
           <w:rPr>
@@ -1953,7 +1953,7 @@
           <w14:ligatures w14:val="standardContextual"/>
         </w:rPr>
       </w:pPr>
-      <w:hyperlink w:anchor="_Toc243615183" w:history="1">
+      <w:hyperlink w:anchor="_Toc243616230" w:history="1">
         <w:r>
           <w:rPr>
             <w:rStyle w:val="Hyperlink"/>
@@ -1980,7 +1980,7 @@
             <w:noProof/>
             <w:webHidden/>
           </w:rPr>
-          <w:instrText xml:space="preserve"> PAGEREF _Toc243615183 \h </w:instrText>
+          <w:instrText xml:space="preserve"> PAGEREF _Toc243616230 \h </w:instrText>
         </w:r>
         <w:r>
           <w:rPr>
@@ -2026,7 +2026,7 @@
           <w14:ligatures w14:val="standardContextual"/>
         </w:rPr>
       </w:pPr>
-      <w:hyperlink w:anchor="_Toc243615184" w:history="1">
+      <w:hyperlink w:anchor="_Toc243616231" w:history="1">
         <w:r>
           <w:rPr>
             <w:rStyle w:val="Hyperlink"/>
@@ -2053,7 +2053,7 @@
             <w:noProof/>
             <w:webHidden/>
           </w:rPr>
-          <w:instrText xml:space="preserve"> PAGEREF _Toc243615184 \h </w:instrText>
+          <w:instrText xml:space="preserve"> PAGEREF _Toc243616231 \h </w:instrText>
         </w:r>
         <w:r>
           <w:rPr>
@@ -2099,7 +2099,7 @@
           <w14:ligatures w14:val="standardContextual"/>
         </w:rPr>
       </w:pPr>
-      <w:hyperlink w:anchor="_Toc243615185" w:history="1">
+      <w:hyperlink w:anchor="_Toc243616232" w:history="1">
         <w:r>
           <w:rPr>
             <w:rStyle w:val="Hyperlink"/>
@@ -2126,7 +2126,7 @@
             <w:noProof/>
             <w:webHidden/>
           </w:rPr>
-          <w:instrText xml:space="preserve"> PAGEREF _Toc243615185 \h </w:instrText>
+          <w:instrText xml:space="preserve"> PAGEREF _Toc243616232 \h </w:instrText>
         </w:r>
         <w:r>
           <w:rPr>
@@ -2172,7 +2172,7 @@
           <w14:ligatures w14:val="standardContextual"/>
         </w:rPr>
       </w:pPr>
-      <w:hyperlink w:anchor="_Toc243615186" w:history="1">
+      <w:hyperlink w:anchor="_Toc243616233" w:history="1">
         <w:r>
           <w:rPr>
             <w:rStyle w:val="Hyperlink"/>
@@ -2199,7 +2199,7 @@
             <w:noProof/>
             <w:webHidden/>
           </w:rPr>
-          <w:instrText xml:space="preserve"> PAGEREF _Toc243615186 \h </w:instrText>
+          <w:instrText xml:space="preserve"> PAGEREF _Toc243616233 \h </w:instrText>
         </w:r>
         <w:r>
           <w:rPr>
@@ -2245,7 +2245,7 @@
           <w14:ligatures w14:val="standardContextual"/>
         </w:rPr>
       </w:pPr>
-      <w:hyperlink w:anchor="_Toc243615187" w:history="1">
+      <w:hyperlink w:anchor="_Toc243616234" w:history="1">
         <w:r>
           <w:rPr>
             <w:rStyle w:val="Hyperlink"/>
@@ -2272,7 +2272,7 @@
             <w:noProof/>
             <w:webHidden/>
           </w:rPr>
-          <w:instrText xml:space="preserve"> PAGEREF _Toc243615187 \h </w:instrText>
+          <w:instrText xml:space="preserve"> PAGEREF _Toc243616234 \h </w:instrText>
         </w:r>
         <w:r>
           <w:rPr>
@@ -2318,7 +2318,7 @@
           <w14:ligatures w14:val="standardContextual"/>
         </w:rPr>
       </w:pPr>
-      <w:hyperlink w:anchor="_Toc243615188" w:history="1">
+      <w:hyperlink w:anchor="_Toc243616235" w:history="1">
         <w:r>
           <w:rPr>
             <w:rStyle w:val="Hyperlink"/>
@@ -2345,7 +2345,7 @@
             <w:noProof/>
             <w:webHidden/>
           </w:rPr>
-          <w:instrText xml:space="preserve"> PAGEREF _Toc243615188 \h </w:instrText>
+          <w:instrText xml:space="preserve"> PAGEREF _Toc243616235 \h </w:instrText>
         </w:r>
         <w:r>
           <w:rPr>
@@ -2391,7 +2391,7 @@
           <w14:ligatures w14:val="standardContextual"/>
         </w:rPr>
       </w:pPr>
-      <w:hyperlink w:anchor="_Toc243615189" w:history="1">
+      <w:hyperlink w:anchor="_Toc243616236" w:history="1">
         <w:r>
           <w:rPr>
             <w:rStyle w:val="Hyperlink"/>
@@ -2418,7 +2418,7 @@
             <w:noProof/>
             <w:webHidden/>
           </w:rPr>
-          <w:instrText xml:space="preserve"> PAGEREF _Toc243615189 \h </w:instrText>
+          <w:instrText xml:space="preserve"> PAGEREF _Toc243616236 \h </w:instrText>
         </w:r>
         <w:r>
           <w:rPr>
@@ -2464,7 +2464,7 @@
           <w14:ligatures w14:val="standardContextual"/>
         </w:rPr>
       </w:pPr>
-      <w:hyperlink w:anchor="_Toc243615190" w:history="1">
+      <w:hyperlink w:anchor="_Toc243616237" w:history="1">
         <w:r>
           <w:rPr>
             <w:rStyle w:val="Hyperlink"/>
@@ -2491,7 +2491,7 @@
             <w:noProof/>
             <w:webHidden/>
           </w:rPr>
-          <w:instrText xml:space="preserve"> PAGEREF _Toc243615190 \h </w:instrText>
+          <w:instrText xml:space="preserve"> PAGEREF _Toc243616237 \h </w:instrText>
         </w:r>
         <w:r>
           <w:rPr>
@@ -2537,7 +2537,7 @@
           <w14:ligatures w14:val="standardContextual"/>
         </w:rPr>
       </w:pPr>
-      <w:hyperlink w:anchor="_Toc243615191" w:history="1">
+      <w:hyperlink w:anchor="_Toc243616238" w:history="1">
         <w:r>
           <w:rPr>
             <w:rStyle w:val="Hyperlink"/>
@@ -2572,7 +2572,7 @@
             <w:noProof/>
             <w:webHidden/>
           </w:rPr>
-          <w:instrText xml:space="preserve"> PAGEREF _Toc243615191 \h </w:instrText>
+          <w:instrText xml:space="preserve"> PAGEREF _Toc243616238 \h </w:instrText>
         </w:r>
         <w:r>
           <w:rPr>
@@ -2618,7 +2618,7 @@
           <w14:ligatures w14:val="standardContextual"/>
         </w:rPr>
       </w:pPr>
-      <w:hyperlink w:anchor="_Toc243615192" w:history="1">
+      <w:hyperlink w:anchor="_Toc243616239" w:history="1">
         <w:r>
           <w:rPr>
             <w:rStyle w:val="Hyperlink"/>
@@ -2645,7 +2645,7 @@
             <w:noProof/>
             <w:webHidden/>
           </w:rPr>
-          <w:instrText xml:space="preserve"> PAGEREF _Toc243615192 \h </w:instrText>
+          <w:instrText xml:space="preserve"> PAGEREF _Toc243616239 \h </w:instrText>
         </w:r>
         <w:r>
           <w:rPr>
@@ -2691,7 +2691,7 @@
           <w14:ligatures w14:val="standardContextual"/>
         </w:rPr>
       </w:pPr>
-      <w:hyperlink w:anchor="_Toc243615193" w:history="1">
+      <w:hyperlink w:anchor="_Toc243616240" w:history="1">
         <w:r>
           <w:rPr>
             <w:rStyle w:val="Hyperlink"/>
@@ -2718,7 +2718,7 @@
             <w:noProof/>
             <w:webHidden/>
           </w:rPr>
-          <w:instrText xml:space="preserve"> PAGEREF _Toc243615193 \h </w:instrText>
+          <w:instrText xml:space="preserve"> PAGEREF _Toc243616240 \h </w:instrText>
         </w:r>
         <w:r>
           <w:rPr>
@@ -2764,7 +2764,7 @@
           <w14:ligatures w14:val="standardContextual"/>
         </w:rPr>
       </w:pPr>
-      <w:hyperlink w:anchor="_Toc243615194" w:history="1">
+      <w:hyperlink w:anchor="_Toc243616241" w:history="1">
         <w:r>
           <w:rPr>
             <w:rStyle w:val="Hyperlink"/>
@@ -2791,7 +2791,7 @@
             <w:noProof/>
             <w:webHidden/>
           </w:rPr>
-          <w:instrText xml:space="preserve"> PAGEREF _Toc243615194 \h </w:instrText>
+          <w:instrText xml:space="preserve"> PAGEREF _Toc243616241 \h </w:instrText>
         </w:r>
         <w:r>
           <w:rPr>
@@ -2837,7 +2837,7 @@
           <w14:ligatures w14:val="standardContextual"/>
         </w:rPr>
       </w:pPr>
-      <w:hyperlink w:anchor="_Toc243615195" w:history="1">
+      <w:hyperlink w:anchor="_Toc243616242" w:history="1">
         <w:r>
           <w:rPr>
             <w:rStyle w:val="Hyperlink"/>
@@ -2864,7 +2864,7 @@
             <w:noProof/>
             <w:webHidden/>
           </w:rPr>
-          <w:instrText xml:space="preserve"> PAGEREF _Toc243615195 \h </w:instrText>
+          <w:instrText xml:space="preserve"> PAGEREF _Toc243616242 \h </w:instrText>
         </w:r>
         <w:r>
           <w:rPr>
@@ -2910,7 +2910,7 @@
           <w14:ligatures w14:val="standardContextual"/>
         </w:rPr>
       </w:pPr>
-      <w:hyperlink w:anchor="_Toc243615196" w:history="1">
+      <w:hyperlink w:anchor="_Toc243616243" w:history="1">
         <w:r>
           <w:rPr>
             <w:rStyle w:val="Hyperlink"/>
@@ -2937,7 +2937,7 @@
             <w:noProof/>
             <w:webHidden/>
           </w:rPr>
-          <w:instrText xml:space="preserve"> PAGEREF _Toc243615196 \h </w:instrText>
+          <w:instrText xml:space="preserve"> PAGEREF _Toc243616243 \h </w:instrText>
         </w:r>
         <w:r>
           <w:rPr>
@@ -2983,7 +2983,7 @@
           <w14:ligatures w14:val="standardContextual"/>
         </w:rPr>
       </w:pPr>
-      <w:hyperlink w:anchor="_Toc243615197" w:history="1">
+      <w:hyperlink w:anchor="_Toc243616244" w:history="1">
         <w:r>
           <w:rPr>
             <w:rStyle w:val="Hyperlink"/>
@@ -3010,7 +3010,7 @@
             <w:noProof/>
             <w:webHidden/>
           </w:rPr>
-          <w:instrText xml:space="preserve"> PAGEREF _Toc243615197 \h </w:instrText>
+          <w:instrText xml:space="preserve"> PAGEREF _Toc243616244 \h </w:instrText>
         </w:r>
         <w:r>
           <w:rPr>
@@ -3056,7 +3056,7 @@
           <w14:ligatures w14:val="standardContextual"/>
         </w:rPr>
       </w:pPr>
-      <w:hyperlink w:anchor="_Toc243615198" w:history="1">
+      <w:hyperlink w:anchor="_Toc243616245" w:history="1">
         <w:r>
           <w:rPr>
             <w:rStyle w:val="Hyperlink"/>
@@ -3083,7 +3083,7 @@
             <w:noProof/>
             <w:webHidden/>
           </w:rPr>
-          <w:instrText xml:space="preserve"> PAGEREF _Toc243615198 \h </w:instrText>
+          <w:instrText xml:space="preserve"> PAGEREF _Toc243616245 \h </w:instrText>
         </w:r>
         <w:r>
           <w:rPr>
@@ -3129,7 +3129,7 @@
           <w14:ligatures w14:val="standardContextual"/>
         </w:rPr>
       </w:pPr>
-      <w:hyperlink w:anchor="_Toc243615199" w:history="1">
+      <w:hyperlink w:anchor="_Toc243616246" w:history="1">
         <w:r>
           <w:rPr>
             <w:rStyle w:val="Hyperlink"/>
@@ -3156,7 +3156,7 @@
             <w:noProof/>
             <w:webHidden/>
           </w:rPr>
-          <w:instrText xml:space="preserve"> PAGEREF _Toc243615199 \h </w:instrText>
+          <w:instrText xml:space="preserve"> PAGEREF _Toc243616246 \h </w:instrText>
         </w:r>
         <w:r>
           <w:rPr>
@@ -3202,7 +3202,7 @@
           <w14:ligatures w14:val="standardContextual"/>
         </w:rPr>
       </w:pPr>
-      <w:hyperlink w:anchor="_Toc243615200" w:history="1">
+      <w:hyperlink w:anchor="_Toc243616247" w:history="1">
         <w:r>
           <w:rPr>
             <w:rStyle w:val="Hyperlink"/>
@@ -3229,7 +3229,7 @@
             <w:noProof/>
             <w:webHidden/>
           </w:rPr>
-          <w:instrText xml:space="preserve"> PAGEREF _Toc243615200 \h </w:instrText>
+          <w:instrText xml:space="preserve"> PAGEREF _Toc243616247 \h </w:instrText>
         </w:r>
         <w:r>
           <w:rPr>
@@ -3275,7 +3275,7 @@
           <w14:ligatures w14:val="standardContextual"/>
         </w:rPr>
       </w:pPr>
-      <w:hyperlink w:anchor="_Toc243615201" w:history="1">
+      <w:hyperlink w:anchor="_Toc243616248" w:history="1">
         <w:r>
           <w:rPr>
             <w:rStyle w:val="Hyperlink"/>
@@ -3302,7 +3302,7 @@
             <w:noProof/>
             <w:webHidden/>
           </w:rPr>
-          <w:instrText xml:space="preserve"> PAGEREF _Toc243615201 \h </w:instrText>
+          <w:instrText xml:space="preserve"> PAGEREF _Toc243616248 \h </w:instrText>
         </w:r>
         <w:r>
           <w:rPr>
@@ -3348,7 +3348,7 @@
           <w14:ligatures w14:val="standardContextual"/>
         </w:rPr>
       </w:pPr>
-      <w:hyperlink w:anchor="_Toc243615202" w:history="1">
+      <w:hyperlink w:anchor="_Toc243616249" w:history="1">
         <w:r>
           <w:rPr>
             <w:rStyle w:val="Hyperlink"/>
@@ -3375,7 +3375,7 @@
             <w:noProof/>
             <w:webHidden/>
           </w:rPr>
-          <w:instrText xml:space="preserve"> PAGEREF _Toc243615202 \h </w:instrText>
+          <w:instrText xml:space="preserve"> PAGEREF _Toc243616249 \h </w:instrText>
         </w:r>
         <w:r>
           <w:rPr>
@@ -3421,7 +3421,7 @@
           <w14:ligatures w14:val="standardContextual"/>
         </w:rPr>
       </w:pPr>
-      <w:hyperlink w:anchor="_Toc243615203" w:history="1">
+      <w:hyperlink w:anchor="_Toc243616250" w:history="1">
         <w:r>
           <w:rPr>
             <w:rStyle w:val="Hyperlink"/>
@@ -3448,7 +3448,7 @@
             <w:noProof/>
             <w:webHidden/>
           </w:rPr>
-          <w:instrText xml:space="preserve"> PAGEREF _Toc243615203 \h </w:instrText>
+          <w:instrText xml:space="preserve"> PAGEREF _Toc243616250 \h </w:instrText>
         </w:r>
         <w:r>
           <w:rPr>
@@ -3494,7 +3494,7 @@
           <w14:ligatures w14:val="standardContextual"/>
         </w:rPr>
       </w:pPr>
-      <w:hyperlink w:anchor="_Toc243615204" w:history="1">
+      <w:hyperlink w:anchor="_Toc243616251" w:history="1">
         <w:r>
           <w:rPr>
             <w:rStyle w:val="Hyperlink"/>
@@ -3521,7 +3521,7 @@
             <w:noProof/>
             <w:webHidden/>
           </w:rPr>
-          <w:instrText xml:space="preserve"> PAGEREF _Toc243615204 \h </w:instrText>
+          <w:instrText xml:space="preserve"> PAGEREF _Toc243616251 \h </w:instrText>
         </w:r>
         <w:r>
           <w:rPr>
@@ -3567,7 +3567,7 @@
           <w14:ligatures w14:val="standardContextual"/>
         </w:rPr>
       </w:pPr>
-      <w:hyperlink w:anchor="_Toc243615205" w:history="1">
+      <w:hyperlink w:anchor="_Toc243616252" w:history="1">
         <w:r>
           <w:rPr>
             <w:rStyle w:val="Hyperlink"/>
@@ -3594,7 +3594,7 @@
             <w:noProof/>
             <w:webHidden/>
           </w:rPr>
-          <w:instrText xml:space="preserve"> PAGEREF _Toc243615205 \h </w:instrText>
+          <w:instrText xml:space="preserve"> PAGEREF _Toc243616252 \h </w:instrText>
         </w:r>
         <w:r>
           <w:rPr>
@@ -3640,7 +3640,7 @@
           <w14:ligatures w14:val="standardContextual"/>
         </w:rPr>
       </w:pPr>
-      <w:hyperlink w:anchor="_Toc243615206" w:history="1">
+      <w:hyperlink w:anchor="_Toc243616253" w:history="1">
         <w:r>
           <w:rPr>
             <w:rStyle w:val="Hyperlink"/>
@@ -3667,7 +3667,7 @@
             <w:noProof/>
             <w:webHidden/>
           </w:rPr>
-          <w:instrText xml:space="preserve"> PAGEREF _Toc243615206 \h </w:instrText>
+          <w:instrText xml:space="preserve"> PAGEREF _Toc243616253 \h </w:instrText>
         </w:r>
         <w:r>
           <w:rPr>
@@ -3713,7 +3713,7 @@
           <w14:ligatures w14:val="standardContextual"/>
         </w:rPr>
       </w:pPr>
-      <w:hyperlink w:anchor="_Toc243615207" w:history="1">
+      <w:hyperlink w:anchor="_Toc243616254" w:history="1">
         <w:r>
           <w:rPr>
             <w:rStyle w:val="Hyperlink"/>
@@ -3740,7 +3740,7 @@
             <w:noProof/>
             <w:webHidden/>
           </w:rPr>
-          <w:instrText xml:space="preserve"> PAGEREF _Toc243615207 \h </w:instrText>
+          <w:instrText xml:space="preserve"> PAGEREF _Toc243616254 \h </w:instrText>
         </w:r>
         <w:r>
           <w:rPr>
@@ -3786,7 +3786,7 @@
           <w14:ligatures w14:val="standardContextual"/>
         </w:rPr>
       </w:pPr>
-      <w:hyperlink w:anchor="_Toc243615208" w:history="1">
+      <w:hyperlink w:anchor="_Toc243616255" w:history="1">
         <w:r>
           <w:rPr>
             <w:rStyle w:val="Hyperlink"/>
@@ -3813,7 +3813,7 @@
             <w:noProof/>
             <w:webHidden/>
           </w:rPr>
-          <w:instrText xml:space="preserve"> PAGEREF _Toc243615208 \h </w:instrText>
+          <w:instrText xml:space="preserve"> PAGEREF _Toc243616255 \h </w:instrText>
         </w:r>
         <w:r>
           <w:rPr>
@@ -3859,7 +3859,7 @@
           <w14:ligatures w14:val="standardContextual"/>
         </w:rPr>
       </w:pPr>
-      <w:hyperlink w:anchor="_Toc243615209" w:history="1">
+      <w:hyperlink w:anchor="_Toc243616256" w:history="1">
         <w:r>
           <w:rPr>
             <w:rStyle w:val="Hyperlink"/>
@@ -3886,7 +3886,7 @@
             <w:noProof/>
             <w:webHidden/>
           </w:rPr>
-          <w:instrText xml:space="preserve"> PAGEREF _Toc243615209 \h </w:instrText>
+          <w:instrText xml:space="preserve"> PAGEREF _Toc243616256 \h </w:instrText>
         </w:r>
         <w:r>
           <w:rPr>
@@ -3932,7 +3932,7 @@
           <w14:ligatures w14:val="standardContextual"/>
         </w:rPr>
       </w:pPr>
-      <w:hyperlink w:anchor="_Toc243615210" w:history="1">
+      <w:hyperlink w:anchor="_Toc243616257" w:history="1">
         <w:r>
           <w:rPr>
             <w:rStyle w:val="Hyperlink"/>
@@ -3959,7 +3959,7 @@
             <w:noProof/>
             <w:webHidden/>
           </w:rPr>
-          <w:instrText xml:space="preserve"> PAGEREF _Toc243615210 \h </w:instrText>
+          <w:instrText xml:space="preserve"> PAGEREF _Toc243616257 \h </w:instrText>
         </w:r>
         <w:r>
           <w:rPr>
@@ -4005,7 +4005,7 @@
           <w14:ligatures w14:val="standardContextual"/>
         </w:rPr>
       </w:pPr>
-      <w:hyperlink w:anchor="_Toc243615211" w:history="1">
+      <w:hyperlink w:anchor="_Toc243616258" w:history="1">
         <w:r>
           <w:rPr>
             <w:rStyle w:val="Hyperlink"/>
@@ -4032,7 +4032,7 @@
             <w:noProof/>
             <w:webHidden/>
           </w:rPr>
-          <w:instrText xml:space="preserve"> PAGEREF _Toc243615211 \h </w:instrText>
+          <w:instrText xml:space="preserve"> PAGEREF _Toc243616258 \h </w:instrText>
         </w:r>
         <w:r>
           <w:rPr>
@@ -4078,7 +4078,7 @@
           <w14:ligatures w14:val="standardContextual"/>
         </w:rPr>
       </w:pPr>
-      <w:hyperlink w:anchor="_Toc243615212" w:history="1">
+      <w:hyperlink w:anchor="_Toc243616259" w:history="1">
         <w:r>
           <w:rPr>
             <w:rStyle w:val="Hyperlink"/>
@@ -4105,7 +4105,7 @@
             <w:noProof/>
             <w:webHidden/>
           </w:rPr>
-          <w:instrText xml:space="preserve"> PAGEREF _Toc243615212 \h </w:instrText>
+          <w:instrText xml:space="preserve"> PAGEREF _Toc243616259 \h </w:instrText>
         </w:r>
         <w:r>
           <w:rPr>
@@ -4151,7 +4151,7 @@
           <w14:ligatures w14:val="standardContextual"/>
         </w:rPr>
       </w:pPr>
-      <w:hyperlink w:anchor="_Toc243615213" w:history="1">
+      <w:hyperlink w:anchor="_Toc243616260" w:history="1">
         <w:r>
           <w:rPr>
             <w:rStyle w:val="Hyperlink"/>
@@ -4178,7 +4178,7 @@
             <w:noProof/>
             <w:webHidden/>
           </w:rPr>
-          <w:instrText xml:space="preserve"> PAGEREF _Toc243615213 \h </w:instrText>
+          <w:instrText xml:space="preserve"> PAGEREF _Toc243616260 \h </w:instrText>
         </w:r>
         <w:r>
           <w:rPr>
@@ -4224,7 +4224,7 @@
           <w14:ligatures w14:val="standardContextual"/>
         </w:rPr>
       </w:pPr>
-      <w:hyperlink w:anchor="_Toc243615214" w:history="1">
+      <w:hyperlink w:anchor="_Toc243616261" w:history="1">
         <w:r>
           <w:rPr>
             <w:rStyle w:val="Hyperlink"/>
@@ -4251,7 +4251,7 @@
             <w:noProof/>
             <w:webHidden/>
           </w:rPr>
-          <w:instrText xml:space="preserve"> PAGEREF _Toc243615214 \h </w:instrText>
+          <w:instrText xml:space="preserve"> PAGEREF _Toc243616261 \h </w:instrText>
         </w:r>
         <w:r>
           <w:rPr>
@@ -4297,7 +4297,7 @@
           <w14:ligatures w14:val="standardContextual"/>
         </w:rPr>
       </w:pPr>
-      <w:hyperlink w:anchor="_Toc243615215" w:history="1">
+      <w:hyperlink w:anchor="_Toc243616262" w:history="1">
         <w:r>
           <w:rPr>
             <w:rStyle w:val="Hyperlink"/>
@@ -4324,7 +4324,7 @@
             <w:noProof/>
             <w:webHidden/>
           </w:rPr>
-          <w:instrText xml:space="preserve"> PAGEREF _Toc243615215 \h </w:instrText>
+          <w:instrText xml:space="preserve"> PAGEREF _Toc243616262 \h </w:instrText>
         </w:r>
         <w:r>
           <w:rPr>
@@ -4370,7 +4370,7 @@
           <w14:ligatures w14:val="standardContextual"/>
         </w:rPr>
       </w:pPr>
-      <w:hyperlink w:anchor="_Toc243615216" w:history="1">
+      <w:hyperlink w:anchor="_Toc243616263" w:history="1">
         <w:r>
           <w:rPr>
             <w:rStyle w:val="Hyperlink"/>
@@ -4397,7 +4397,7 @@
             <w:noProof/>
             <w:webHidden/>
           </w:rPr>
-          <w:instrText xml:space="preserve"> PAGEREF _Toc243615216 \h </w:instrText>
+          <w:instrText xml:space="preserve"> PAGEREF _Toc243616263 \h </w:instrText>
         </w:r>
         <w:r>
           <w:rPr>
@@ -4443,7 +4443,7 @@
           <w14:ligatures w14:val="standardContextual"/>
         </w:rPr>
       </w:pPr>
-      <w:hyperlink w:anchor="_Toc243615217" w:history="1">
+      <w:hyperlink w:anchor="_Toc243616264" w:history="1">
         <w:r>
           <w:rPr>
             <w:rStyle w:val="Hyperlink"/>
@@ -4470,7 +4470,7 @@
             <w:noProof/>
             <w:webHidden/>
           </w:rPr>
-          <w:instrText xml:space="preserve"> PAGEREF _Toc243615217 \h </w:instrText>
+          <w:instrText xml:space="preserve"> PAGEREF _Toc243616264 \h </w:instrText>
         </w:r>
         <w:r>
           <w:rPr>
@@ -4516,7 +4516,7 @@
           <w14:ligatures w14:val="standardContextual"/>
         </w:rPr>
       </w:pPr>
-      <w:hyperlink w:anchor="_Toc243615218" w:history="1">
+      <w:hyperlink w:anchor="_Toc243616265" w:history="1">
         <w:r>
           <w:rPr>
             <w:rStyle w:val="Hyperlink"/>
@@ -4543,7 +4543,7 @@
             <w:noProof/>
             <w:webHidden/>
           </w:rPr>
-          <w:instrText xml:space="preserve"> PAGEREF _Toc243615218 \h </w:instrText>
+          <w:instrText xml:space="preserve"> PAGEREF _Toc243616265 \h </w:instrText>
         </w:r>
         <w:r>
           <w:rPr>
@@ -4589,7 +4589,7 @@
           <w14:ligatures w14:val="standardContextual"/>
         </w:rPr>
       </w:pPr>
-      <w:hyperlink w:anchor="_Toc243615219" w:history="1">
+      <w:hyperlink w:anchor="_Toc243616266" w:history="1">
         <w:r>
           <w:rPr>
             <w:rStyle w:val="Hyperlink"/>
@@ -4616,7 +4616,7 @@
             <w:noProof/>
             <w:webHidden/>
           </w:rPr>
-          <w:instrText xml:space="preserve"> PAGEREF _Toc243615219 \h </w:instrText>
+          <w:instrText xml:space="preserve"> PAGEREF _Toc243616266 \h </w:instrText>
         </w:r>
         <w:r>
           <w:rPr>
@@ -4662,7 +4662,7 @@
           <w14:ligatures w14:val="standardContextual"/>
         </w:rPr>
       </w:pPr>
-      <w:hyperlink w:anchor="_Toc243615220" w:history="1">
+      <w:hyperlink w:anchor="_Toc243616267" w:history="1">
         <w:r>
           <w:rPr>
             <w:rStyle w:val="Hyperlink"/>
@@ -4689,7 +4689,7 @@
             <w:noProof/>
             <w:webHidden/>
           </w:rPr>
-          <w:instrText xml:space="preserve"> PAGEREF _Toc243615220 \h </w:instrText>
+          <w:instrText xml:space="preserve"> PAGEREF _Toc243616267 \h </w:instrText>
         </w:r>
         <w:r>
           <w:rPr>
@@ -4735,7 +4735,7 @@
           <w14:ligatures w14:val="standardContextual"/>
         </w:rPr>
       </w:pPr>
-      <w:hyperlink w:anchor="_Toc243615221" w:history="1">
+      <w:hyperlink w:anchor="_Toc243616268" w:history="1">
         <w:r>
           <w:rPr>
             <w:rStyle w:val="Hyperlink"/>
@@ -4762,7 +4762,7 @@
             <w:noProof/>
             <w:webHidden/>
           </w:rPr>
-          <w:instrText xml:space="preserve"> PAGEREF _Toc243615221 \h </w:instrText>
+          <w:instrText xml:space="preserve"> PAGEREF _Toc243616268 \h </w:instrText>
         </w:r>
         <w:r>
           <w:rPr>
@@ -4808,7 +4808,7 @@
           <w14:ligatures w14:val="standardContextual"/>
         </w:rPr>
       </w:pPr>
-      <w:hyperlink w:anchor="_Toc243615222" w:history="1">
+      <w:hyperlink w:anchor="_Toc243616269" w:history="1">
         <w:r>
           <w:rPr>
             <w:rStyle w:val="Hyperlink"/>
@@ -4835,7 +4835,7 @@
             <w:noProof/>
             <w:webHidden/>
           </w:rPr>
-          <w:instrText xml:space="preserve"> PAGEREF _Toc243615222 \h </w:instrText>
+          <w:instrText xml:space="preserve"> PAGEREF _Toc243616269 \h </w:instrText>
         </w:r>
         <w:r>
           <w:rPr>
@@ -4881,7 +4881,7 @@
           <w14:ligatures w14:val="standardContextual"/>
         </w:rPr>
       </w:pPr>
-      <w:hyperlink w:anchor="_Toc243615223" w:history="1">
+      <w:hyperlink w:anchor="_Toc243616270" w:history="1">
         <w:r>
           <w:rPr>
             <w:rStyle w:val="Hyperlink"/>
@@ -4908,7 +4908,7 @@
             <w:noProof/>
             <w:webHidden/>
           </w:rPr>
-          <w:instrText xml:space="preserve"> PAGEREF _Toc243615223 \h </w:instrText>
+          <w:instrText xml:space="preserve"> PAGEREF _Toc243616270 \h </w:instrText>
         </w:r>
         <w:r>
           <w:rPr>
@@ -4954,7 +4954,7 @@
           <w14:ligatures w14:val="standardContextual"/>
         </w:rPr>
       </w:pPr>
-      <w:hyperlink w:anchor="_Toc243615224" w:history="1">
+      <w:hyperlink w:anchor="_Toc243616271" w:history="1">
         <w:r>
           <w:rPr>
             <w:rStyle w:val="Hyperlink"/>
@@ -4981,7 +4981,7 @@
             <w:noProof/>
             <w:webHidden/>
           </w:rPr>
-          <w:instrText xml:space="preserve"> PAGEREF _Toc243615224 \h </w:instrText>
+          <w:instrText xml:space="preserve"> PAGEREF _Toc243616271 \h </w:instrText>
         </w:r>
         <w:r>
           <w:rPr>
@@ -5027,7 +5027,7 @@
           <w14:ligatures w14:val="standardContextual"/>
         </w:rPr>
       </w:pPr>
-      <w:hyperlink w:anchor="_Toc243615225" w:history="1">
+      <w:hyperlink w:anchor="_Toc243616272" w:history="1">
         <w:r>
           <w:rPr>
             <w:rStyle w:val="Hyperlink"/>
@@ -5054,7 +5054,7 @@
             <w:noProof/>
             <w:webHidden/>
           </w:rPr>
-          <w:instrText xml:space="preserve"> PAGEREF _Toc243615225 \h </w:instrText>
+          <w:instrText xml:space="preserve"> PAGEREF _Toc243616272 \h </w:instrText>
         </w:r>
         <w:r>
           <w:rPr>
@@ -5099,7 +5099,7 @@
       <w:pPr>
         <w:pStyle w:val="Heading1"/>
       </w:pPr>
-      <w:bookmarkStart w:id="4" w:name="_Toc243615175"/>
+      <w:bookmarkStart w:id="4" w:name="_Toc243616222"/>
       <w:r>
         <w:lastRenderedPageBreak/>
         <w:t>DANH MỤC BẢNG</w:t>
@@ -5387,7 +5387,7 @@
       <w:pPr>
         <w:pStyle w:val="Heading1"/>
       </w:pPr>
-      <w:bookmarkStart w:id="5" w:name="_Toc243615176"/>
+      <w:bookmarkStart w:id="5" w:name="_Toc243616223"/>
       <w:r>
         <w:lastRenderedPageBreak/>
         <w:t>DANH MỤC HÌNH ẢNH</w:t>
@@ -5585,7 +5585,7 @@
       <w:pPr>
         <w:pStyle w:val="Heading1"/>
       </w:pPr>
-      <w:bookmarkStart w:id="6" w:name="_Toc243615177"/>
+      <w:bookmarkStart w:id="6" w:name="_Toc243616224"/>
       <w:r>
         <w:lastRenderedPageBreak/>
         <w:t>CHƯƠNG 1: TỔNG QUAN ĐỀ TÀI VÀ CƠ SỞ LÝ THUYẾT</w:t>
@@ -5596,7 +5596,7 @@
       <w:pPr>
         <w:pStyle w:val="Heading2"/>
       </w:pPr>
-      <w:bookmarkStart w:id="7" w:name="_Toc243615178"/>
+      <w:bookmarkStart w:id="7" w:name="_Toc243616225"/>
       <w:r>
         <w:t>1.1. Bối cảnh và lý do chọn đề tài</w:t>
       </w:r>
@@ -5636,7 +5636,7 @@
       <w:pPr>
         <w:pStyle w:val="Heading2"/>
       </w:pPr>
-      <w:bookmarkStart w:id="8" w:name="_Toc243615179"/>
+      <w:bookmarkStart w:id="8" w:name="_Toc243616226"/>
       <w:r>
         <w:t>1.2. Bài toán và câu hỏi nghiên cứu</w:t>
       </w:r>
@@ -5723,7 +5723,7 @@
       <w:pPr>
         <w:pStyle w:val="Heading2"/>
       </w:pPr>
-      <w:bookmarkStart w:id="9" w:name="_Toc243615180"/>
+      <w:bookmarkStart w:id="9" w:name="_Toc243616227"/>
       <w:r>
         <w:t>1.3. Nguồn dữ liệu</w:t>
       </w:r>
@@ -5746,7 +5746,7 @@
       <w:pPr>
         <w:pStyle w:val="Heading2"/>
       </w:pPr>
-      <w:bookmarkStart w:id="10" w:name="_Toc243615181"/>
+      <w:bookmarkStart w:id="10" w:name="_Toc243616228"/>
       <w:r>
         <w:t>1.4. Thang đo Cantril Ladder</w:t>
       </w:r>
@@ -5772,7 +5772,7 @@
       <w:pPr>
         <w:pStyle w:val="Heading2"/>
       </w:pPr>
-      <w:bookmarkStart w:id="11" w:name="_Toc243615182"/>
+      <w:bookmarkStart w:id="11" w:name="_Toc243616229"/>
       <w:r>
         <w:t>1.5. Mô hình Dystopia và Dystopia Residual</w:t>
       </w:r>
@@ -5805,7 +5805,7 @@
       <w:pPr>
         <w:pStyle w:val="Heading2"/>
       </w:pPr>
-      <w:bookmarkStart w:id="12" w:name="_Toc243615183"/>
+      <w:bookmarkStart w:id="12" w:name="_Toc243616230"/>
       <w:r>
         <w:t>1.6. Sáu biến cơ sở</w:t>
       </w:r>
@@ -6526,7 +6526,7 @@
       <w:pPr>
         <w:pStyle w:val="Heading2"/>
       </w:pPr>
-      <w:bookmarkStart w:id="13" w:name="_Toc243615184"/>
+      <w:bookmarkStart w:id="13" w:name="_Toc243616231"/>
       <w:r>
         <w:t>1.7. Quy tắc vàng của đề tài</w:t>
       </w:r>
@@ -6593,7 +6593,7 @@
       <w:pPr>
         <w:pStyle w:val="Heading2"/>
       </w:pPr>
-      <w:bookmarkStart w:id="14" w:name="_Toc243615185"/>
+      <w:bookmarkStart w:id="14" w:name="_Toc243616232"/>
       <w:r>
         <w:lastRenderedPageBreak/>
         <w:t>1.8. Đối chiếu 11 bước pipeline với cấu trúc báo cáo</w:t>
@@ -7536,7 +7536,7 @@
       <w:pPr>
         <w:pStyle w:val="Heading1"/>
       </w:pPr>
-      <w:bookmarkStart w:id="15" w:name="_Toc243615186"/>
+      <w:bookmarkStart w:id="15" w:name="_Toc243616233"/>
       <w:r>
         <w:lastRenderedPageBreak/>
         <w:t>CHƯƠNG 2: THU THẬP DỮ LIỆU VÀ KHÁM PHÁ EDA</w:t>
@@ -7547,7 +7547,7 @@
       <w:pPr>
         <w:pStyle w:val="Heading2"/>
       </w:pPr>
-      <w:bookmarkStart w:id="16" w:name="_Toc243615187"/>
+      <w:bookmarkStart w:id="16" w:name="_Toc243616234"/>
       <w:r>
         <w:t xml:space="preserve">2.1. </w:t>
       </w:r>
@@ -8169,7 +8169,7 @@
       <w:pPr>
         <w:pStyle w:val="Heading2"/>
       </w:pPr>
-      <w:bookmarkStart w:id="17" w:name="_Toc243615188"/>
+      <w:bookmarkStart w:id="17" w:name="_Toc243616235"/>
       <w:r>
         <w:t>2.2. Đồng nhất tên cột</w:t>
       </w:r>
@@ -8214,7 +8214,7 @@
       <w:pPr>
         <w:pStyle w:val="Heading2"/>
       </w:pPr>
-      <w:bookmarkStart w:id="18" w:name="_Toc243615189"/>
+      <w:bookmarkStart w:id="18" w:name="_Toc243616236"/>
       <w:r>
         <w:t>2.3. Xử lý giá trị khuyết của UAE năm 2018</w:t>
       </w:r>
@@ -8240,7 +8240,7 @@
       <w:pPr>
         <w:pStyle w:val="Heading2"/>
       </w:pPr>
-      <w:bookmarkStart w:id="19" w:name="_Toc243615190"/>
+      <w:bookmarkStart w:id="19" w:name="_Toc243616237"/>
       <w:r>
         <w:t>2.4. Chuẩn hóa tên quốc gia và bổ sung mã ISO-3</w:t>
       </w:r>
@@ -8272,7 +8272,7 @@
       <w:pPr>
         <w:pStyle w:val="Heading2"/>
       </w:pPr>
-      <w:bookmarkStart w:id="20" w:name="_Toc243615191"/>
+      <w:bookmarkStart w:id="20" w:name="_Toc243616238"/>
       <w:r>
         <w:lastRenderedPageBreak/>
         <w:t>2.5. Bảng dữ liệu trung gian</w:t>
@@ -8297,7 +8297,7 @@
       <w:pPr>
         <w:pStyle w:val="Heading2"/>
       </w:pPr>
-      <w:bookmarkStart w:id="21" w:name="_Toc243615192"/>
+      <w:bookmarkStart w:id="21" w:name="_Toc243616239"/>
       <w:r>
         <w:t>2.6. Phân tích hình dạng phân phối</w:t>
       </w:r>
@@ -8405,7 +8405,7 @@
       <w:pPr>
         <w:pStyle w:val="Heading2"/>
       </w:pPr>
-      <w:bookmarkStart w:id="22" w:name="_Toc243615193"/>
+      <w:bookmarkStart w:id="22" w:name="_Toc243616240"/>
       <w:r>
         <w:t>2.7. Tương quan Pearson</w:t>
       </w:r>
@@ -8483,7 +8483,7 @@
       <w:pPr>
         <w:pStyle w:val="Heading2"/>
       </w:pPr>
-      <w:bookmarkStart w:id="23" w:name="_Toc243615194"/>
+      <w:bookmarkStart w:id="23" w:name="_Toc243616241"/>
       <w:r>
         <w:lastRenderedPageBreak/>
         <w:t>2.8. Nhận diện ngoại lai</w:t>
@@ -8576,7 +8576,7 @@
       <w:pPr>
         <w:pStyle w:val="Heading2"/>
       </w:pPr>
-      <w:bookmarkStart w:id="24" w:name="_Toc243615195"/>
+      <w:bookmarkStart w:id="24" w:name="_Toc243616242"/>
       <w:r>
         <w:t>2.9. Kết luận</w:t>
       </w:r>
@@ -8594,7 +8594,7 @@
       <w:pPr>
         <w:pStyle w:val="Heading1"/>
       </w:pPr>
-      <w:bookmarkStart w:id="25" w:name="_Toc243615196"/>
+      <w:bookmarkStart w:id="25" w:name="_Toc243616243"/>
       <w:r>
         <w:lastRenderedPageBreak/>
         <w:t>CHƯƠNG 3: PHƯƠNG PHÁP LUẬN VÀ THỬ NGHIỆM MÔ HÌNH</w:t>
@@ -8605,7 +8605,7 @@
       <w:pPr>
         <w:pStyle w:val="Heading2"/>
       </w:pPr>
-      <w:bookmarkStart w:id="26" w:name="_Toc243615197"/>
+      <w:bookmarkStart w:id="26" w:name="_Toc243616244"/>
       <w:r>
         <w:t>3.1. Ma trận đặc trưng</w:t>
       </w:r>
@@ -8623,7 +8623,7 @@
       <w:pPr>
         <w:pStyle w:val="Heading2"/>
       </w:pPr>
-      <w:bookmarkStart w:id="27" w:name="_Toc243615198"/>
+      <w:bookmarkStart w:id="27" w:name="_Toc243616245"/>
       <w:r>
         <w:t>3.2. So sánh ba phương án chuẩn hóa</w:t>
       </w:r>
@@ -9623,7 +9623,7 @@
       <w:pPr>
         <w:pStyle w:val="Heading2"/>
       </w:pPr>
-      <w:bookmarkStart w:id="28" w:name="_Toc243615199"/>
+      <w:bookmarkStart w:id="28" w:name="_Toc243616246"/>
       <w:r>
         <w:t>3.3. Thuật toán K-Means cài đặt từ đầu</w:t>
       </w:r>
@@ -9807,7 +9807,7 @@
       <w:pPr>
         <w:pStyle w:val="Heading2"/>
       </w:pPr>
-      <w:bookmarkStart w:id="29" w:name="_Toc243615200"/>
+      <w:bookmarkStart w:id="29" w:name="_Toc243616247"/>
       <w:r>
         <w:t>3.4. Phân cấp Ward cài đặt từ đầu</w:t>
       </w:r>
@@ -10788,7 +10788,7 @@
       <w:pPr>
         <w:pStyle w:val="Heading2"/>
       </w:pPr>
-      <w:bookmarkStart w:id="30" w:name="_Toc243615201"/>
+      <w:bookmarkStart w:id="30" w:name="_Toc243616248"/>
       <w:r>
         <w:t>3.5. DBSCAN cài đặt từ đầu</w:t>
       </w:r>
@@ -11355,7 +11355,7 @@
       <w:pPr>
         <w:pStyle w:val="Heading2"/>
       </w:pPr>
-      <w:bookmarkStart w:id="31" w:name="_Toc243615202"/>
+      <w:bookmarkStart w:id="31" w:name="_Toc243616249"/>
       <w:r>
         <w:t>3.6. Các độ đo đánh giá</w:t>
       </w:r>
@@ -11646,7 +11646,7 @@
       <w:pPr>
         <w:pStyle w:val="Heading2"/>
       </w:pPr>
-      <w:bookmarkStart w:id="32" w:name="_Toc243615203"/>
+      <w:bookmarkStart w:id="32" w:name="_Toc243616250"/>
       <w:r>
         <w:t>3.7. Khảo sát số cụm tối ưu</w:t>
       </w:r>
@@ -12321,7 +12321,7 @@
       <w:pPr>
         <w:pStyle w:val="Heading2"/>
       </w:pPr>
-      <w:bookmarkStart w:id="33" w:name="_Toc243615204"/>
+      <w:bookmarkStart w:id="33" w:name="_Toc243616251"/>
       <w:r>
         <w:t>3.8. Kiểm tra độ ổn định</w:t>
       </w:r>
@@ -14119,7 +14119,7 @@
       <w:pPr>
         <w:pStyle w:val="Heading2"/>
       </w:pPr>
-      <w:bookmarkStart w:id="34" w:name="_Toc243615205"/>
+      <w:bookmarkStart w:id="34" w:name="_Toc243616252"/>
       <w:r>
         <w:t>3.9. Quy trình thực nghiệm</w:t>
       </w:r>
@@ -14167,7 +14167,7 @@
       <w:pPr>
         <w:pStyle w:val="Heading1"/>
       </w:pPr>
-      <w:bookmarkStart w:id="35" w:name="_Toc243615206"/>
+      <w:bookmarkStart w:id="35" w:name="_Toc243616253"/>
       <w:r>
         <w:lastRenderedPageBreak/>
         <w:t>CHƯƠNG 4: KẾT QUẢ THỰC NGHIỆM VÀ DIỄN GIẢI TRI THỨC</w:t>
@@ -14178,7 +14178,7 @@
       <w:pPr>
         <w:pStyle w:val="Heading2"/>
       </w:pPr>
-      <w:bookmarkStart w:id="36" w:name="_Toc243615207"/>
+      <w:bookmarkStart w:id="36" w:name="_Toc243616254"/>
       <w:r>
         <w:t>4.1. Chỉ số đánh giá của K-Means qua các năm</w:t>
       </w:r>
@@ -14929,7 +14929,7 @@
       <w:pPr>
         <w:pStyle w:val="Heading2"/>
       </w:pPr>
-      <w:bookmarkStart w:id="37" w:name="_Toc243615208"/>
+      <w:bookmarkStart w:id="37" w:name="_Toc243616255"/>
       <w:r>
         <w:t>4.2. Chỉ số đánh giá của Ward và so sánh với K-Means</w:t>
       </w:r>
@@ -15653,7 +15653,7 @@
       <w:pPr>
         <w:pStyle w:val="Heading2"/>
       </w:pPr>
-      <w:bookmarkStart w:id="38" w:name="_Toc243615209"/>
+      <w:bookmarkStart w:id="38" w:name="_Toc243616256"/>
       <w:r>
         <w:lastRenderedPageBreak/>
         <w:t>4.3. Chân dung ba cụm</w:t>
@@ -17111,7 +17111,7 @@
       <w:pPr>
         <w:pStyle w:val="Heading2"/>
       </w:pPr>
-      <w:bookmarkStart w:id="39" w:name="_Toc243615210"/>
+      <w:bookmarkStart w:id="39" w:name="_Toc243616257"/>
       <w:r>
         <w:t>4.4. Hậu kiểm độc lập bằng điểm hạnh phúc</w:t>
       </w:r>
@@ -17929,7 +17929,7 @@
       <w:pPr>
         <w:pStyle w:val="Heading2"/>
       </w:pPr>
-      <w:bookmarkStart w:id="40" w:name="_Toc243615211"/>
+      <w:bookmarkStart w:id="40" w:name="_Toc243616258"/>
       <w:r>
         <w:t>4.5. Cấu hình đối chứng k = 3</w:t>
       </w:r>
@@ -19405,7 +19405,7 @@
       <w:pPr>
         <w:pStyle w:val="Heading2"/>
       </w:pPr>
-      <w:bookmarkStart w:id="41" w:name="_Toc243615212"/>
+      <w:bookmarkStart w:id="41" w:name="_Toc243616259"/>
       <w:r>
         <w:t>4.6. Ghép cụm liên năm</w:t>
       </w:r>
@@ -20947,7 +20947,7 @@
       <w:pPr>
         <w:pStyle w:val="Heading2"/>
       </w:pPr>
-      <w:bookmarkStart w:id="42" w:name="_Toc243615213"/>
+      <w:bookmarkStart w:id="42" w:name="_Toc243616260"/>
       <w:r>
         <w:t>4.7. Dịch chuyển cụm của 156 quốc gia</w:t>
       </w:r>
@@ -21533,7 +21533,7 @@
       <w:pPr>
         <w:pStyle w:val="Heading2"/>
       </w:pPr>
-      <w:bookmarkStart w:id="43" w:name="_Toc243615214"/>
+      <w:bookmarkStart w:id="43" w:name="_Toc243616261"/>
       <w:r>
         <w:t>4.8. Phân bố cụm trên không gian PCA 2D</w:t>
       </w:r>
@@ -21678,7 +21678,7 @@
       <w:pPr>
         <w:pStyle w:val="Heading2"/>
       </w:pPr>
-      <w:bookmarkStart w:id="44" w:name="_Toc243615215"/>
+      <w:bookmarkStart w:id="44" w:name="_Toc243616262"/>
       <w:r>
         <w:t>4.9. Kết luận chương 4</w:t>
       </w:r>
@@ -21714,7 +21714,7 @@
       <w:pPr>
         <w:pStyle w:val="Heading1"/>
       </w:pPr>
-      <w:bookmarkStart w:id="45" w:name="_Toc243615216"/>
+      <w:bookmarkStart w:id="45" w:name="_Toc243616263"/>
       <w:r>
         <w:lastRenderedPageBreak/>
         <w:t>CHƯƠNG 5: ỨNG DỤNG DEMO, KẾT LUẬN VÀ HƯỚNG PHÁT TRIỂN</w:t>
@@ -21725,7 +21725,7 @@
       <w:pPr>
         <w:pStyle w:val="Heading2"/>
       </w:pPr>
-      <w:bookmarkStart w:id="46" w:name="_Toc243615217"/>
+      <w:bookmarkStart w:id="46" w:name="_Toc243616264"/>
       <w:r>
         <w:t>5.1. Kiến trúc ứng dụng demo Streamlit</w:t>
       </w:r>
@@ -21867,7 +21867,7 @@
       <w:pPr>
         <w:pStyle w:val="Heading2"/>
       </w:pPr>
-      <w:bookmarkStart w:id="47" w:name="_Toc243615218"/>
+      <w:bookmarkStart w:id="47" w:name="_Toc243616265"/>
       <w:r>
         <w:t>5.2. Kiểm thử ứng dụng</w:t>
       </w:r>
@@ -21891,7 +21891,7 @@
       <w:pPr>
         <w:pStyle w:val="Heading2"/>
       </w:pPr>
-      <w:bookmarkStart w:id="48" w:name="_Toc243615219"/>
+      <w:bookmarkStart w:id="48" w:name="_Toc243616266"/>
       <w:r>
         <w:t>5.3. Đóng góp chính của đồ án</w:t>
       </w:r>
@@ -21979,7 +21979,7 @@
       <w:pPr>
         <w:pStyle w:val="Heading2"/>
       </w:pPr>
-      <w:bookmarkStart w:id="49" w:name="_Toc243615220"/>
+      <w:bookmarkStart w:id="49" w:name="_Toc243616267"/>
       <w:r>
         <w:t>5.4. Hạn chế</w:t>
       </w:r>
@@ -22019,7 +22019,7 @@
       <w:pPr>
         <w:pStyle w:val="Heading2"/>
       </w:pPr>
-      <w:bookmarkStart w:id="50" w:name="_Toc243615221"/>
+      <w:bookmarkStart w:id="50" w:name="_Toc243616268"/>
       <w:r>
         <w:t>5.5. Hướng phát triển</w:t>
       </w:r>
@@ -22095,7 +22095,7 @@
       <w:pPr>
         <w:pStyle w:val="Heading2"/>
       </w:pPr>
-      <w:bookmarkStart w:id="51" w:name="_Toc243615222"/>
+      <w:bookmarkStart w:id="51" w:name="_Toc243616269"/>
       <w:r>
         <w:t>5.6. Kết luận</w:t>
       </w:r>
@@ -22119,7 +22119,7 @@
       <w:pPr>
         <w:pStyle w:val="Heading1"/>
       </w:pPr>
-      <w:bookmarkStart w:id="52" w:name="_Toc243615223"/>
+      <w:bookmarkStart w:id="52" w:name="_Toc243616270"/>
       <w:r>
         <w:lastRenderedPageBreak/>
         <w:t>TÀI LIỆU THAM KHẢO</w:t>
@@ -22534,7 +22534,7 @@
       <w:pPr>
         <w:pStyle w:val="Heading1"/>
       </w:pPr>
-      <w:bookmarkStart w:id="53" w:name="_Toc243615224"/>
+      <w:bookmarkStart w:id="53" w:name="_Toc243616271"/>
       <w:r>
         <w:lastRenderedPageBreak/>
         <w:t>PHỤ LỤC A: BẢNG KHẢO SÁT SỐ CỤM NĂM 2019</w:t>
@@ -23247,7 +23247,7 @@
       <w:pPr>
         <w:pStyle w:val="Heading1"/>
       </w:pPr>
-      <w:bookmarkStart w:id="54" w:name="_Toc243615225"/>
+      <w:bookmarkStart w:id="54" w:name="_Toc243616272"/>
       <w:r>
         <w:lastRenderedPageBreak/>
         <w:t>PHỤ LỤC B: KẾT QUẢ QUÉT THAM SỐ DBSCAN NĂM 2019</w:t>

--- a/reports/final_report/Nhom12_BaoCao.docx
+++ b/reports/final_report/Nhom12_BaoCao.docx
@@ -35,20 +35,6 @@
         <w:spacing w:after="120" w:line="288" w:lineRule="auto"/>
         <w:jc w:val="center"/>
       </w:pPr>
-      <w:r>
-        <w:rPr>
-          <w:b/>
-          <w:color w:val="000000"/>
-          <w:sz w:val="28"/>
-        </w:rPr>
-        <w:t>BỘ MÔN KHOA HỌC DỮ LIỆU</w:t>
-      </w:r>
-    </w:p>
-    <w:p>
-      <w:pPr>
-        <w:spacing w:after="120" w:line="288" w:lineRule="auto"/>
-        <w:jc w:val="center"/>
-      </w:pPr>
     </w:p>
     <w:p>
       <w:pPr>
@@ -81,6 +67,48 @@
         <w:spacing w:after="120" w:line="288" w:lineRule="auto"/>
         <w:jc w:val="center"/>
       </w:pPr>
+      <w:r>
+        <w:rPr>
+          <w:noProof/>
+        </w:rPr>
+        <w:drawing>
+          <wp:inline distT="0" distB="0" distL="0" distR="0" wp14:anchorId="3A2DDCE0" wp14:editId="40B341BE">
+            <wp:extent cx="2143125" cy="1865376"/>
+            <wp:effectExtent l="0" t="0" r="0" b="1905"/>
+            <wp:docPr id="12" name="Picture 1" descr="HUIT"/>
+            <wp:cNvGraphicFramePr>
+              <a:graphicFrameLocks xmlns:a="http://schemas.openxmlformats.org/drawingml/2006/main" noChangeAspect="1"/>
+            </wp:cNvGraphicFramePr>
+            <a:graphic xmlns:a="http://schemas.openxmlformats.org/drawingml/2006/main">
+              <a:graphicData uri="http://schemas.openxmlformats.org/drawingml/2006/picture">
+                <pic:pic xmlns:pic="http://schemas.openxmlformats.org/drawingml/2006/picture">
+                  <pic:nvPicPr>
+                    <pic:cNvPr id="12" name="Picture 12" descr="HUIT"/>
+                    <pic:cNvPicPr>
+                      <a:picLocks noChangeAspect="1"/>
+                    </pic:cNvPicPr>
+                  </pic:nvPicPr>
+                  <pic:blipFill>
+                    <a:blip r:embed="rId8"/>
+                    <a:stretch>
+                      <a:fillRect/>
+                    </a:stretch>
+                  </pic:blipFill>
+                  <pic:spPr>
+                    <a:xfrm>
+                      <a:off x="0" y="0"/>
+                      <a:ext cx="2149236" cy="1870695"/>
+                    </a:xfrm>
+                    <a:prstGeom prst="rect">
+                      <a:avLst/>
+                    </a:prstGeom>
+                  </pic:spPr>
+                </pic:pic>
+              </a:graphicData>
+            </a:graphic>
+          </wp:inline>
+        </w:drawing>
+      </w:r>
     </w:p>
     <w:p>
       <w:pPr>
@@ -209,16 +237,18 @@
         <w:rPr>
           <w:b/>
           <w:color w:val="000000"/>
+          <w:sz w:val="44"/>
+          <w:szCs w:val="44"/>
         </w:rPr>
         <w:sectPr>
-          <w:headerReference w:type="default" r:id="rId8"/>
+          <w:headerReference w:type="default" r:id="rId9"/>
           <w:pgSz w:w="12240" w:h="15840"/>
           <w:pgMar w:top="1701" w:right="1134" w:bottom="1701" w:left="1701" w:header="720" w:footer="720" w:gutter="0"/>
-          <w:pgBorders w:offsetFrom="page">
-            <w:top w:val="single" w:sz="24" w:space="24" w:color="auto"/>
-            <w:left w:val="single" w:sz="24" w:space="24" w:color="auto"/>
-            <w:bottom w:val="single" w:sz="24" w:space="24" w:color="auto"/>
-            <w:right w:val="single" w:sz="24" w:space="24" w:color="auto"/>
+          <w:pgBorders w:display="firstPage" w:offsetFrom="page">
+            <w:top w:val="twistedLines1" w:sz="31" w:space="24" w:color="548DD4" w:themeColor="text2" w:themeTint="99"/>
+            <w:left w:val="twistedLines1" w:sz="31" w:space="24" w:color="548DD4" w:themeColor="text2" w:themeTint="99"/>
+            <w:bottom w:val="twistedLines1" w:sz="31" w:space="24" w:color="548DD4" w:themeColor="text2" w:themeTint="99"/>
+            <w:right w:val="twistedLines1" w:sz="31" w:space="24" w:color="548DD4" w:themeColor="text2" w:themeTint="99"/>
           </w:pgBorders>
           <w:cols w:space="720"/>
           <w:docGrid w:linePitch="360"/>
@@ -228,6 +258,8 @@
         <w:rPr>
           <w:b/>
           <w:color w:val="000000"/>
+          <w:sz w:val="44"/>
+          <w:szCs w:val="44"/>
         </w:rPr>
         <w:t>TP. Hồ Chí Minh, Năm 202</w:t>
       </w:r>
@@ -235,6 +267,8 @@
         <w:rPr>
           <w:b/>
           <w:color w:val="000000"/>
+          <w:sz w:val="44"/>
+          <w:szCs w:val="44"/>
         </w:rPr>
         <w:t>6</w:t>
       </w:r>
@@ -327,7 +361,19 @@
         <w:ind w:firstLine="720"/>
       </w:pPr>
       <w:r>
-        <w:t>Nhóm chạy năm thí nghiệm độc lập, mỗi năm gom cụm riêng trên ma trận sáu đặc trưng đã chuẩn hóa Z-score. Số cụm tối ưu theo Silhouette là k* = 3 ở cả năm năm, với Silhouette trong khoảng 0,293–0,344 và Davies–Bouldin 1,00–1,07. Ba cụm có chân dung kinh tế – xã hội tách biệt và khi hậu kiểm bằng điểm hạnh phúc thực tế thì phân hóa rõ: phân tích phương sai một nhân tố cho F từ 107,09 đến 159,18. Bảng theo dõi dịch chuyển của 156 quốc gia cho thấy 142 quốc gia giữ nguyên cụm cả năm năm, 4 quốc gia thăng hạng và 2 quốc gia tụt hạng.</w:t>
+        <w:t xml:space="preserve">Nhóm chạy năm thí nghiệm độc lập, mỗi năm gom cụm riêng trên ma trận sáu đặc trưng đã chuẩn hóa Z-score. Số cụm tối ưu theo Silhouette là k* = 3 ở cả </w:t>
+      </w:r>
+      <w:r>
+        <w:t>5 năm</w:t>
+      </w:r>
+      <w:r>
+        <w:t xml:space="preserve">, với Silhouette trong khoảng 0,293–0,344 và Davies–Bouldin 1,00–1,07. Ba cụm có chân dung kinh tế – xã hội tách biệt và khi hậu kiểm bằng điểm hạnh phúc thực tế thì phân hóa rõ: phân tích phương sai một nhân tố cho F từ 107,09 đến 159,18. Bảng theo dõi dịch chuyển của 156 quốc gia cho thấy 142 quốc gia giữ nguyên cụm cả </w:t>
+      </w:r>
+      <w:r>
+        <w:t>5 năm</w:t>
+      </w:r>
+      <w:r>
+        <w:t>, 4 quốc gia thăng hạng và 2 quốc gia tụt hạng.</w:t>
       </w:r>
     </w:p>
     <w:p>
@@ -2146,7 +2192,7 @@
             <w:noProof/>
             <w:webHidden/>
           </w:rPr>
-          <w:t>14</w:t>
+          <w:t>13</w:t>
         </w:r>
         <w:r>
           <w:rPr>
@@ -2219,7 +2265,7 @@
             <w:noProof/>
             <w:webHidden/>
           </w:rPr>
-          <w:t>15</w:t>
+          <w:t>14</w:t>
         </w:r>
         <w:r>
           <w:rPr>
@@ -2292,7 +2338,7 @@
             <w:noProof/>
             <w:webHidden/>
           </w:rPr>
-          <w:t>15</w:t>
+          <w:t>14</w:t>
         </w:r>
         <w:r>
           <w:rPr>
@@ -2365,7 +2411,7 @@
             <w:noProof/>
             <w:webHidden/>
           </w:rPr>
-          <w:t>15</w:t>
+          <w:t>14</w:t>
         </w:r>
         <w:r>
           <w:rPr>
@@ -2438,7 +2484,7 @@
             <w:noProof/>
             <w:webHidden/>
           </w:rPr>
-          <w:t>16</w:t>
+          <w:t>15</w:t>
         </w:r>
         <w:r>
           <w:rPr>
@@ -2511,7 +2557,7 @@
             <w:noProof/>
             <w:webHidden/>
           </w:rPr>
-          <w:t>16</w:t>
+          <w:t>15</w:t>
         </w:r>
         <w:r>
           <w:rPr>
@@ -2543,15 +2589,7 @@
             <w:rStyle w:val="Hyperlink"/>
             <w:noProof/>
           </w:rPr>
-          <w:t>2.5. Bảng dữ liệu tru</w:t>
-        </w:r>
-        <w:r>
-          <w:rPr>
-            <w:rStyle w:val="Hyperlink"/>
-            <w:noProof/>
-          </w:rPr>
-          <w:lastRenderedPageBreak/>
-          <w:t>ng gian</w:t>
+          <w:t>2.5. Bảng dữ liệu trung gian</w:t>
         </w:r>
         <w:r>
           <w:rPr>
@@ -2592,7 +2630,7 @@
             <w:noProof/>
             <w:webHidden/>
           </w:rPr>
-          <w:t>17</w:t>
+          <w:t>16</w:t>
         </w:r>
         <w:r>
           <w:rPr>
@@ -2665,7 +2703,7 @@
             <w:noProof/>
             <w:webHidden/>
           </w:rPr>
-          <w:t>17</w:t>
+          <w:t>16</w:t>
         </w:r>
         <w:r>
           <w:rPr>
@@ -2738,7 +2776,7 @@
             <w:noProof/>
             <w:webHidden/>
           </w:rPr>
-          <w:t>18</w:t>
+          <w:t>17</w:t>
         </w:r>
         <w:r>
           <w:rPr>
@@ -2811,7 +2849,7 @@
             <w:noProof/>
             <w:webHidden/>
           </w:rPr>
-          <w:t>19</w:t>
+          <w:t>18</w:t>
         </w:r>
         <w:r>
           <w:rPr>
@@ -2884,7 +2922,7 @@
             <w:noProof/>
             <w:webHidden/>
           </w:rPr>
-          <w:t>19</w:t>
+          <w:t>18</w:t>
         </w:r>
         <w:r>
           <w:rPr>
@@ -2957,7 +2995,7 @@
             <w:noProof/>
             <w:webHidden/>
           </w:rPr>
-          <w:t>20</w:t>
+          <w:t>19</w:t>
         </w:r>
         <w:r>
           <w:rPr>
@@ -3030,7 +3068,7 @@
             <w:noProof/>
             <w:webHidden/>
           </w:rPr>
-          <w:t>20</w:t>
+          <w:t>19</w:t>
         </w:r>
         <w:r>
           <w:rPr>
@@ -3103,7 +3141,7 @@
             <w:noProof/>
             <w:webHidden/>
           </w:rPr>
-          <w:t>20</w:t>
+          <w:t>19</w:t>
         </w:r>
         <w:r>
           <w:rPr>
@@ -3176,7 +3214,7 @@
             <w:noProof/>
             <w:webHidden/>
           </w:rPr>
-          <w:t>21</w:t>
+          <w:t>20</w:t>
         </w:r>
         <w:r>
           <w:rPr>
@@ -3249,7 +3287,7 @@
             <w:noProof/>
             <w:webHidden/>
           </w:rPr>
-          <w:t>21</w:t>
+          <w:t>20</w:t>
         </w:r>
         <w:r>
           <w:rPr>
@@ -3322,7 +3360,7 @@
             <w:noProof/>
             <w:webHidden/>
           </w:rPr>
-          <w:t>22</w:t>
+          <w:t>21</w:t>
         </w:r>
         <w:r>
           <w:rPr>
@@ -3395,7 +3433,7 @@
             <w:noProof/>
             <w:webHidden/>
           </w:rPr>
-          <w:t>23</w:t>
+          <w:t>22</w:t>
         </w:r>
         <w:r>
           <w:rPr>
@@ -3468,7 +3506,7 @@
             <w:noProof/>
             <w:webHidden/>
           </w:rPr>
-          <w:t>23</w:t>
+          <w:t>22</w:t>
         </w:r>
         <w:r>
           <w:rPr>
@@ -3541,7 +3579,7 @@
             <w:noProof/>
             <w:webHidden/>
           </w:rPr>
-          <w:t>25</w:t>
+          <w:t>24</w:t>
         </w:r>
         <w:r>
           <w:rPr>
@@ -3614,7 +3652,7 @@
             <w:noProof/>
             <w:webHidden/>
           </w:rPr>
-          <w:t>26</w:t>
+          <w:t>25</w:t>
         </w:r>
         <w:r>
           <w:rPr>
@@ -3687,7 +3725,7 @@
             <w:noProof/>
             <w:webHidden/>
           </w:rPr>
-          <w:t>27</w:t>
+          <w:t>26</w:t>
         </w:r>
         <w:r>
           <w:rPr>
@@ -3760,7 +3798,7 @@
             <w:noProof/>
             <w:webHidden/>
           </w:rPr>
-          <w:t>27</w:t>
+          <w:t>26</w:t>
         </w:r>
         <w:r>
           <w:rPr>
@@ -3833,7 +3871,7 @@
             <w:noProof/>
             <w:webHidden/>
           </w:rPr>
-          <w:t>27</w:t>
+          <w:t>26</w:t>
         </w:r>
         <w:r>
           <w:rPr>
@@ -3906,7 +3944,7 @@
             <w:noProof/>
             <w:webHidden/>
           </w:rPr>
-          <w:t>28</w:t>
+          <w:t>27</w:t>
         </w:r>
         <w:r>
           <w:rPr>
@@ -3979,7 +4017,7 @@
             <w:noProof/>
             <w:webHidden/>
           </w:rPr>
-          <w:t>29</w:t>
+          <w:t>28</w:t>
         </w:r>
         <w:r>
           <w:rPr>
@@ -4052,7 +4090,7 @@
             <w:noProof/>
             <w:webHidden/>
           </w:rPr>
-          <w:t>31</w:t>
+          <w:t>30</w:t>
         </w:r>
         <w:r>
           <w:rPr>
@@ -4125,7 +4163,7 @@
             <w:noProof/>
             <w:webHidden/>
           </w:rPr>
-          <w:t>31</w:t>
+          <w:t>30</w:t>
         </w:r>
         <w:r>
           <w:rPr>
@@ -4198,7 +4236,7 @@
             <w:noProof/>
             <w:webHidden/>
           </w:rPr>
-          <w:t>32</w:t>
+          <w:t>31</w:t>
         </w:r>
         <w:r>
           <w:rPr>
@@ -4271,7 +4309,7 @@
             <w:noProof/>
             <w:webHidden/>
           </w:rPr>
-          <w:t>34</w:t>
+          <w:t>33</w:t>
         </w:r>
         <w:r>
           <w:rPr>
@@ -4344,7 +4382,7 @@
             <w:noProof/>
             <w:webHidden/>
           </w:rPr>
-          <w:t>35</w:t>
+          <w:t>34</w:t>
         </w:r>
         <w:r>
           <w:rPr>
@@ -4417,7 +4455,7 @@
             <w:noProof/>
             <w:webHidden/>
           </w:rPr>
-          <w:t>36</w:t>
+          <w:t>35</w:t>
         </w:r>
         <w:r>
           <w:rPr>
@@ -4490,7 +4528,7 @@
             <w:noProof/>
             <w:webHidden/>
           </w:rPr>
-          <w:t>36</w:t>
+          <w:t>35</w:t>
         </w:r>
         <w:r>
           <w:rPr>
@@ -4563,7 +4601,7 @@
             <w:noProof/>
             <w:webHidden/>
           </w:rPr>
-          <w:t>37</w:t>
+          <w:t>36</w:t>
         </w:r>
         <w:r>
           <w:rPr>
@@ -4636,7 +4674,7 @@
             <w:noProof/>
             <w:webHidden/>
           </w:rPr>
-          <w:t>37</w:t>
+          <w:t>36</w:t>
         </w:r>
         <w:r>
           <w:rPr>
@@ -4709,7 +4747,7 @@
             <w:noProof/>
             <w:webHidden/>
           </w:rPr>
-          <w:t>38</w:t>
+          <w:t>37</w:t>
         </w:r>
         <w:r>
           <w:rPr>
@@ -4782,7 +4820,7 @@
             <w:noProof/>
             <w:webHidden/>
           </w:rPr>
-          <w:t>38</w:t>
+          <w:t>37</w:t>
         </w:r>
         <w:r>
           <w:rPr>
@@ -4855,7 +4893,7 @@
             <w:noProof/>
             <w:webHidden/>
           </w:rPr>
-          <w:t>39</w:t>
+          <w:t>38</w:t>
         </w:r>
         <w:r>
           <w:rPr>
@@ -4928,7 +4966,7 @@
             <w:noProof/>
             <w:webHidden/>
           </w:rPr>
-          <w:t>40</w:t>
+          <w:t>39</w:t>
         </w:r>
         <w:r>
           <w:rPr>
@@ -5001,7 +5039,7 @@
             <w:noProof/>
             <w:webHidden/>
           </w:rPr>
-          <w:t>41</w:t>
+          <w:t>40</w:t>
         </w:r>
         <w:r>
           <w:rPr>
@@ -5074,7 +5112,7 @@
             <w:noProof/>
             <w:webHidden/>
           </w:rPr>
-          <w:t>42</w:t>
+          <w:t>41</w:t>
         </w:r>
         <w:r>
           <w:rPr>
@@ -5218,7 +5256,13 @@
         <w:jc w:val="left"/>
       </w:pPr>
       <w:r>
-        <w:t>Bảng 3.4: Chỉ số ARI của các cấu hình dùng Z-score (mười seed, năm năm)</w:t>
+        <w:t xml:space="preserve">Bảng 3.4: Chỉ số ARI của các cấu hình dùng Z-score (mười seed, </w:t>
+      </w:r>
+      <w:r>
+        <w:t>5 năm</w:t>
+      </w:r>
+      <w:r>
+        <w:t>)</w:t>
       </w:r>
       <w:r>
         <w:tab/>
@@ -5269,7 +5313,10 @@
         <w:jc w:val="left"/>
       </w:pPr>
       <w:r>
-        <w:t>Bảng 4.3: Số lượng quốc gia và điểm hạnh phúc trung bình theo cụm qua năm năm</w:t>
+        <w:t xml:space="preserve">Bảng 4.3: Số lượng quốc gia và điểm hạnh phúc trung bình theo cụm qua </w:t>
+      </w:r>
+      <w:r>
+        <w:t>5 năm</w:t>
       </w:r>
       <w:r>
         <w:tab/>
@@ -5303,7 +5350,10 @@
         <w:jc w:val="left"/>
       </w:pPr>
       <w:r>
-        <w:t>Bảng 4.5: Chỉ số của cấu hình đối chứng k = 3 cho hai thuật toán qua năm năm</w:t>
+        <w:t xml:space="preserve">Bảng 4.5: Chỉ số của cấu hình đối chứng k = 3 cho hai thuật toán qua </w:t>
+      </w:r>
+      <w:r>
+        <w:t>5 năm</w:t>
       </w:r>
       <w:r>
         <w:tab/>
@@ -5506,7 +5556,10 @@
         <w:jc w:val="left"/>
       </w:pPr>
       <w:r>
-        <w:t>Hình 4.2: Hậu kiểm độc lập, phân bố điểm hạnh phúc thực tế giữa ba cụm qua năm năm</w:t>
+        <w:t xml:space="preserve">Hình 4.2: Hậu kiểm độc lập, phân bố điểm hạnh phúc thực tế giữa ba cụm qua </w:t>
+      </w:r>
+      <w:r>
+        <w:t>5 năm</w:t>
       </w:r>
       <w:r>
         <w:tab/>
@@ -5989,12 +6042,21 @@
               <w:spacing w:after="0"/>
               <w:jc w:val="left"/>
             </w:pPr>
-            <w:r>
-              <w:rPr>
-                <w:color w:val="000000"/>
-                <w:sz w:val="22"/>
-              </w:rPr>
-              <w:t>Economy..GDP.per.Capita.</w:t>
+            <w:proofErr w:type="gramStart"/>
+            <w:r>
+              <w:rPr>
+                <w:color w:val="000000"/>
+                <w:sz w:val="22"/>
+              </w:rPr>
+              <w:t>Economy..</w:t>
+            </w:r>
+            <w:proofErr w:type="gramEnd"/>
+            <w:r>
+              <w:rPr>
+                <w:color w:val="000000"/>
+                <w:sz w:val="22"/>
+              </w:rPr>
+              <w:t>GDP.per.Capita.</w:t>
             </w:r>
           </w:p>
         </w:tc>
@@ -6173,12 +6235,21 @@
               <w:spacing w:after="0"/>
               <w:jc w:val="left"/>
             </w:pPr>
-            <w:r>
-              <w:rPr>
-                <w:color w:val="000000"/>
-                <w:sz w:val="22"/>
-              </w:rPr>
-              <w:t>Health..Life.Expectancy.</w:t>
+            <w:proofErr w:type="gramStart"/>
+            <w:r>
+              <w:rPr>
+                <w:color w:val="000000"/>
+                <w:sz w:val="22"/>
+              </w:rPr>
+              <w:t>Health..</w:t>
+            </w:r>
+            <w:proofErr w:type="gramEnd"/>
+            <w:r>
+              <w:rPr>
+                <w:color w:val="000000"/>
+                <w:sz w:val="22"/>
+              </w:rPr>
+              <w:t>Life.Expectancy.</w:t>
             </w:r>
           </w:p>
         </w:tc>
@@ -6450,12 +6521,21 @@
               <w:spacing w:after="0"/>
               <w:jc w:val="left"/>
             </w:pPr>
-            <w:r>
-              <w:rPr>
-                <w:color w:val="000000"/>
-                <w:sz w:val="22"/>
-              </w:rPr>
-              <w:t>Trust..Government.Corruption.</w:t>
+            <w:proofErr w:type="gramStart"/>
+            <w:r>
+              <w:rPr>
+                <w:color w:val="000000"/>
+                <w:sz w:val="22"/>
+              </w:rPr>
+              <w:t>Trust..</w:t>
+            </w:r>
+            <w:proofErr w:type="gramEnd"/>
+            <w:r>
+              <w:rPr>
+                <w:color w:val="000000"/>
+                <w:sz w:val="22"/>
+              </w:rPr>
+              <w:t>Government.Corruption.</w:t>
             </w:r>
           </w:p>
         </w:tc>
@@ -6585,17 +6665,11 @@
       </w:r>
     </w:p>
     <w:p>
-      <w:r>
-        <w:br w:type="page"/>
-      </w:r>
-    </w:p>
-    <w:p>
       <w:pPr>
         <w:pStyle w:val="Heading2"/>
       </w:pPr>
       <w:bookmarkStart w:id="14" w:name="_Toc243616232"/>
       <w:r>
-        <w:lastRenderedPageBreak/>
         <w:t>1.8. Đối chiếu 11 bước pipeline với cấu trúc báo cáo</w:t>
       </w:r>
       <w:bookmarkEnd w:id="14"/>
@@ -8186,13 +8260,29 @@
         <w:t>,</w:t>
       </w:r>
       <w:r>
-        <w:t xml:space="preserve"> Economy, Economy..GDP.per.Capita. và GDP per capita đều về gdp_per_capita</w:t>
+        <w:t xml:space="preserve"> Economy, </w:t>
+      </w:r>
+      <w:proofErr w:type="gramStart"/>
+      <w:r>
+        <w:t>Economy..</w:t>
+      </w:r>
+      <w:proofErr w:type="gramEnd"/>
+      <w:r>
+        <w:t>GDP.per.Capita. và GDP per capita đều về gdp_per_capita</w:t>
       </w:r>
       <w:r>
         <w:t>,</w:t>
       </w:r>
       <w:r>
-        <w:t xml:space="preserve"> Family và Social support đều về social_support. Hàm standardize_columns áp từ điển này cho từng tệp trước khi ghép.</w:t>
+        <w:t xml:space="preserve"> Family và </w:t>
+      </w:r>
+      <w:proofErr w:type="gramStart"/>
+      <w:r>
+        <w:t>Social</w:t>
+      </w:r>
+      <w:proofErr w:type="gramEnd"/>
+      <w:r>
+        <w:t xml:space="preserve"> support đều về social_support. Hàm standardize_columns áp từ điển này cho từng tệp trước khi ghép.</w:t>
       </w:r>
     </w:p>
     <w:p>
@@ -8201,7 +8291,15 @@
       </w:pPr>
       <w:r>
         <w:lastRenderedPageBreak/>
-        <w:t>Ba cột sai số khảo sát (Standard Error, Lower/Upper Confidence Interval, Whisker.high, Whisker.low) bị loại. Lý do: đây là sai số chọn mẫu và khoảng tin cậy của cuộc khảo sát, không phản ánh mức sống của quốc gia</w:t>
+        <w:t xml:space="preserve">Ba cột sai số khảo sát (Standard Error, Lower/Upper Confidence Interval, Whisker.high, Whisker.low) bị loại. Lý </w:t>
+      </w:r>
+      <w:proofErr w:type="gramStart"/>
+      <w:r>
+        <w:t>do</w:t>
+      </w:r>
+      <w:proofErr w:type="gramEnd"/>
+      <w:r>
+        <w:t>: đây là sai số chọn mẫu và khoảng tin cậy của cuộc khảo sát, không phản ánh mức sống của quốc gia</w:t>
       </w:r>
       <w:r>
         <w:t>,</w:t>
@@ -8225,7 +8323,13 @@
         <w:ind w:firstLine="720"/>
       </w:pPr>
       <w:r>
-        <w:t>Tệp 2018 có đúng một giá trị khuyết trong toàn bộ năm năm: chỉ số Perceptions of corruption của United Arab Emirates. Nhóm không điền giá trị thiếu vì hai lý do. Thứ nhất, điền bằng trung bình sẽ tạo ra một giá trị giả cho một quốc gia, làm sai lệch kết quả gom cụm và không thể giải trình. Thứ hai, không thể bỏ cả cột corruption_perception chỉ vì một dòng, vì cột này là một trong sáu trụ cột và ảnh hưởng đến 155 quốc gia còn lại của năm 2018.</w:t>
+        <w:t xml:space="preserve">Tệp 2018 có đúng một giá trị khuyết trong toàn bộ </w:t>
+      </w:r>
+      <w:r>
+        <w:t>5 năm</w:t>
+      </w:r>
+      <w:r>
+        <w:t>: chỉ số Perceptions of corruption của United Arab Emirates. Nhóm không điền giá trị thiếu vì hai lý do. Thứ nhất, điền bằng trung bình sẽ tạo ra một giá trị giả cho một quốc gia, làm sai lệch kết quả gom cụm và không thể giải trình. Thứ hai, không thể bỏ cả cột corruption_perception chỉ vì một dòng, vì cột này là một trong sáu trụ cột và ảnh hưởng đến 155 quốc gia còn lại của năm 2018.</w:t>
       </w:r>
     </w:p>
     <w:p>
@@ -8265,7 +8369,13 @@
         <w:t>,</w:t>
       </w:r>
       <w:r>
-        <w:t xml:space="preserve"> bảng có 164 quốc gia duy nhất xuyên năm năm và 162 mã ISO-3 phân biệt. Mã ISO-3 là điều kiện cần để vẽ bản đồ Choropleth trong ứng dụng demo ở Chương 5.</w:t>
+        <w:t xml:space="preserve"> bảng có 164 quốc gia duy nhất xuyên </w:t>
+      </w:r>
+      <w:r>
+        <w:t>5 năm</w:t>
+      </w:r>
+      <w:r>
+        <w:t xml:space="preserve"> và 162 mã ISO-3 phân biệt. Mã ISO-3 là điều kiện cần để vẽ bản đồ Choropleth trong ứng dụng demo ở Chương 5.</w:t>
       </w:r>
     </w:p>
     <w:p>
@@ -8336,7 +8446,7 @@
                     <pic:cNvPicPr/>
                   </pic:nvPicPr>
                   <pic:blipFill>
-                    <a:blip r:embed="rId9"/>
+                    <a:blip r:embed="rId10"/>
                     <a:stretch>
                       <a:fillRect/>
                     </a:stretch>
@@ -8436,7 +8546,7 @@
                     <pic:cNvPicPr/>
                   </pic:nvPicPr>
                   <pic:blipFill>
-                    <a:blip r:embed="rId10"/>
+                    <a:blip r:embed="rId11"/>
                     <a:stretch>
                       <a:fillRect/>
                     </a:stretch>
@@ -8523,7 +8633,7 @@
                     <pic:cNvPicPr/>
                   </pic:nvPicPr>
                   <pic:blipFill>
-                    <a:blip r:embed="rId11"/>
+                    <a:blip r:embed="rId12"/>
                     <a:stretch>
                       <a:fillRect/>
                     </a:stretch>
@@ -10819,7 +10929,13 @@
         <w:ind w:firstLine="720"/>
       </w:pPr>
       <w:r>
-        <w:t>Nhóm quét toàn bộ lưới eps thuộc {0,6; 0,8; 1,0; 1,2} và min_samples thuộc {3; 4; 5}, tổng 60 cấu hình cho năm năm. Bảng 3.2 ghi số tổ hợp tạo được ít nhất hai cụm, tức đủ điều kiện tính chỉ số nội bộ.</w:t>
+        <w:t xml:space="preserve">Nhóm quét toàn bộ lưới eps thuộc {0,6; 0,8; 1,0; 1,2} và min_samples thuộc {3; 4; 5}, tổng 60 cấu hình cho </w:t>
+      </w:r>
+      <w:r>
+        <w:t>5 năm</w:t>
+      </w:r>
+      <w:r>
+        <w:t>. Bảng 3.2 ghi số tổ hợp tạo được ít nhất hai cụm, tức đủ điều kiện tính chỉ số nội bộ.</w:t>
       </w:r>
     </w:p>
     <w:p>
@@ -11692,7 +11808,7 @@
                     <pic:cNvPicPr/>
                   </pic:nvPicPr>
                   <pic:blipFill>
-                    <a:blip r:embed="rId12"/>
+                    <a:blip r:embed="rId13"/>
                     <a:stretch>
                       <a:fillRect/>
                     </a:stretch>
@@ -12250,7 +12366,19 @@
         <w:rPr>
           <w:i/>
         </w:rPr>
-        <w:t xml:space="preserve"> = 3 ở cả năm năm, Silhouette cực đại tăng từ 0,2931 năm 2015 lên 0,3436 năm 2019. Vì k</w:t>
+        <w:t xml:space="preserve"> = 3 ở cả </w:t>
+      </w:r>
+      <w:r>
+        <w:rPr>
+          <w:i/>
+        </w:rPr>
+        <w:t>5 năm</w:t>
+      </w:r>
+      <w:r>
+        <w:rPr>
+          <w:i/>
+        </w:rPr>
+        <w:t>, Silhouette cực đại tăng từ 0,2931 năm 2015 lên 0,3436 năm 2019. Vì k</w:t>
       </w:r>
       <w:r>
         <w:t xml:space="preserve"> đồng thuận, nhóm giữ thêm cấu hình k = 3 làm đối chứng xuyên năm để phục vụ so sánh giữa các năm.</w:t>
@@ -12282,7 +12410,7 @@
                     <pic:cNvPicPr/>
                   </pic:nvPicPr>
                   <pic:blipFill>
-                    <a:blip r:embed="rId13"/>
+                    <a:blip r:embed="rId14"/>
                     <a:stretch>
                       <a:fillRect/>
                     </a:stretch>
@@ -12346,7 +12474,23 @@
           <w:color w:val="000000"/>
           <w:sz w:val="23"/>
         </w:rPr>
-        <w:t>Bảng 3.4: Chỉ số ARI của các cấu hình dùng Z-score (mười seed, năm năm)</w:t>
+        <w:t xml:space="preserve">Bảng 3.4: Chỉ số ARI của các cấu hình dùng Z-score (mười seed, </w:t>
+      </w:r>
+      <w:r>
+        <w:rPr>
+          <w:i/>
+          <w:color w:val="000000"/>
+          <w:sz w:val="23"/>
+        </w:rPr>
+        <w:t>5 năm</w:t>
+      </w:r>
+      <w:r>
+        <w:rPr>
+          <w:i/>
+          <w:color w:val="000000"/>
+          <w:sz w:val="23"/>
+        </w:rPr>
+        <w:t>)</w:t>
       </w:r>
     </w:p>
     <w:tbl>
@@ -14160,7 +14304,13 @@
         <w:t>,</w:t>
       </w:r>
       <w:r>
-        <w:t xml:space="preserve"> và hậu kiểm bằng điểm hạnh phúc. Tổng cộng năm cấu hình lõi nhân năm năm là 25 dòng kết quả, cộng với 60 dòng quét DBSCAN và 25 dòng độ ổn định ARI. Toàn bộ kết quả lưu tại reports/tables/.</w:t>
+        <w:t xml:space="preserve"> và hậu kiểm bằng điểm hạnh phúc. Tổng cộng năm cấu hình lõi nhân </w:t>
+      </w:r>
+      <w:r>
+        <w:t>5 năm</w:t>
+      </w:r>
+      <w:r>
+        <w:t xml:space="preserve"> là 25 dòng kết quả, cộng với 60 dòng quét DBSCAN và 25 dòng độ ổn định ARI. Toàn bộ kết quả lưu tại reports/tables/.</w:t>
       </w:r>
     </w:p>
     <w:p>
@@ -14922,7 +15072,13 @@
         <w:ind w:firstLine="720"/>
       </w:pPr>
       <w:r>
-        <w:t>Silhouette tăng đều từ 0,2931 lên 0,3436 qua năm năm, Davies–Bouldin giảm từ 1,2166 xuống 1,0703 và Calinski–Harabasz tăng từ 74,95 lên 86,02. Xu hướng này cho thấy cấu trúc ba cụm ngày càng tách biệt hơn ở các năm cuối giai đoạn.</w:t>
+        <w:t xml:space="preserve">Silhouette tăng đều từ 0,2931 lên 0,3436 qua </w:t>
+      </w:r>
+      <w:r>
+        <w:t>5 năm</w:t>
+      </w:r>
+      <w:r>
+        <w:t>, Davies–Bouldin giảm từ 1,2166 xuống 1,0703 và Calinski–Harabasz tăng từ 74,95 lên 86,02. Xu hướng này cho thấy cấu trúc ba cụm ngày càng tách biệt hơn ở các năm cuối giai đoạn.</w:t>
       </w:r>
     </w:p>
     <w:p>
@@ -15640,7 +15796,13 @@
         <w:ind w:firstLine="720"/>
       </w:pPr>
       <w:r>
-        <w:t>Ward có Silhouette thấp hơn K-Means ở cả năm năm (0,2541 đến 0,3104 so với 0,2931 đến 0,3436) và thời gian chạy lớn hơn (0,77 đến 1,42 giây so với 0,08 đến 0,39 giây). Cả hai thuật toán đều đồng thuận chọn ba cụm ở mọi năm</w:t>
+        <w:t xml:space="preserve">Ward có Silhouette thấp hơn K-Means ở cả </w:t>
+      </w:r>
+      <w:r>
+        <w:t>5 năm</w:t>
+      </w:r>
+      <w:r>
+        <w:t xml:space="preserve"> (0,2541 đến 0,3104 so với 0,2931 đến 0,3436) và thời gian chạy lớn hơn (0,77 đến 1,42 giây so với 0,08 đến 0,39 giây). Cả hai thuật toán đều đồng thuận chọn ba cụm ở mọi năm</w:t>
       </w:r>
       <w:r>
         <w:t>,</w:t>
@@ -15685,21 +15847,21 @@
           <w:color w:val="000000"/>
           <w:sz w:val="23"/>
         </w:rPr>
-        <w:t>Bảng 4.3: Số lượng quốc gia và điểm hạnh phúc trung bình theo cụm qua năm năm</w:t>
+        <w:t xml:space="preserve">Bảng 4.3: Số lượng quốc gia và điểm hạnh phúc trung bình theo cụm qua </w:t>
+      </w:r>
+      <w:r>
+        <w:rPr>
+          <w:i/>
+          <w:color w:val="000000"/>
+          <w:sz w:val="23"/>
+        </w:rPr>
+        <w:t>5 năm</w:t>
       </w:r>
     </w:p>
     <w:tbl>
       <w:tblPr>
+        <w:tblStyle w:val="TableGrid"/>
         <w:tblW w:w="0" w:type="auto"/>
-        <w:jc w:val="center"/>
-        <w:tblBorders>
-          <w:top w:val="single" w:sz="4" w:space="0" w:color="7F8C8D"/>
-          <w:left w:val="single" w:sz="4" w:space="0" w:color="7F8C8D"/>
-          <w:bottom w:val="single" w:sz="4" w:space="0" w:color="7F8C8D"/>
-          <w:right w:val="single" w:sz="4" w:space="0" w:color="7F8C8D"/>
-          <w:insideH w:val="single" w:sz="4" w:space="0" w:color="7F8C8D"/>
-          <w:insideV w:val="single" w:sz="4" w:space="0" w:color="7F8C8D"/>
-        </w:tblBorders>
         <w:tblLook w:val="04A0" w:firstRow="1" w:lastRow="0" w:firstColumn="1" w:lastColumn="0" w:noHBand="0" w:noVBand="1"/>
       </w:tblPr>
       <w:tblGrid>
@@ -15709,14 +15871,9 @@
         <w:gridCol w:w="2368"/>
       </w:tblGrid>
       <w:tr>
-        <w:trPr>
-          <w:tblHeader/>
-          <w:jc w:val="center"/>
-        </w:trPr>
         <w:tc>
           <w:tcPr>
             <w:tcW w:w="2351" w:type="dxa"/>
-            <w:shd w:val="clear" w:color="auto" w:fill="EAECEE"/>
           </w:tcPr>
           <w:p>
             <w:pPr>
@@ -15736,7 +15893,6 @@
         <w:tc>
           <w:tcPr>
             <w:tcW w:w="2351" w:type="dxa"/>
-            <w:shd w:val="clear" w:color="auto" w:fill="EAECEE"/>
           </w:tcPr>
           <w:p>
             <w:pPr>
@@ -15756,7 +15912,6 @@
         <w:tc>
           <w:tcPr>
             <w:tcW w:w="2351" w:type="dxa"/>
-            <w:shd w:val="clear" w:color="auto" w:fill="EAECEE"/>
           </w:tcPr>
           <w:p>
             <w:pPr>
@@ -15776,7 +15931,6 @@
         <w:tc>
           <w:tcPr>
             <w:tcW w:w="2351" w:type="dxa"/>
-            <w:shd w:val="clear" w:color="auto" w:fill="EAECEE"/>
           </w:tcPr>
           <w:p>
             <w:pPr>
@@ -15795,9 +15949,6 @@
         </w:tc>
       </w:tr>
       <w:tr>
-        <w:trPr>
-          <w:jc w:val="center"/>
-        </w:trPr>
         <w:tc>
           <w:tcPr>
             <w:tcW w:w="2351" w:type="dxa"/>
@@ -15872,9 +16023,6 @@
         </w:tc>
       </w:tr>
       <w:tr>
-        <w:trPr>
-          <w:jc w:val="center"/>
-        </w:trPr>
         <w:tc>
           <w:tcPr>
             <w:tcW w:w="2351" w:type="dxa"/>
@@ -15949,9 +16097,6 @@
         </w:tc>
       </w:tr>
       <w:tr>
-        <w:trPr>
-          <w:jc w:val="center"/>
-        </w:trPr>
         <w:tc>
           <w:tcPr>
             <w:tcW w:w="2351" w:type="dxa"/>
@@ -16026,9 +16171,6 @@
         </w:tc>
       </w:tr>
       <w:tr>
-        <w:trPr>
-          <w:jc w:val="center"/>
-        </w:trPr>
         <w:tc>
           <w:tcPr>
             <w:tcW w:w="2351" w:type="dxa"/>
@@ -16103,9 +16245,6 @@
         </w:tc>
       </w:tr>
       <w:tr>
-        <w:trPr>
-          <w:jc w:val="center"/>
-        </w:trPr>
         <w:tc>
           <w:tcPr>
             <w:tcW w:w="2351" w:type="dxa"/>
@@ -16180,9 +16319,6 @@
         </w:tc>
       </w:tr>
       <w:tr>
-        <w:trPr>
-          <w:jc w:val="center"/>
-        </w:trPr>
         <w:tc>
           <w:tcPr>
             <w:tcW w:w="2351" w:type="dxa"/>
@@ -16257,9 +16393,6 @@
         </w:tc>
       </w:tr>
       <w:tr>
-        <w:trPr>
-          <w:jc w:val="center"/>
-        </w:trPr>
         <w:tc>
           <w:tcPr>
             <w:tcW w:w="2351" w:type="dxa"/>
@@ -16334,9 +16467,6 @@
         </w:tc>
       </w:tr>
       <w:tr>
-        <w:trPr>
-          <w:jc w:val="center"/>
-        </w:trPr>
         <w:tc>
           <w:tcPr>
             <w:tcW w:w="2351" w:type="dxa"/>
@@ -16411,9 +16541,6 @@
         </w:tc>
       </w:tr>
       <w:tr>
-        <w:trPr>
-          <w:jc w:val="center"/>
-        </w:trPr>
         <w:tc>
           <w:tcPr>
             <w:tcW w:w="2351" w:type="dxa"/>
@@ -16488,9 +16615,6 @@
         </w:tc>
       </w:tr>
       <w:tr>
-        <w:trPr>
-          <w:jc w:val="center"/>
-        </w:trPr>
         <w:tc>
           <w:tcPr>
             <w:tcW w:w="2351" w:type="dxa"/>
@@ -16565,9 +16689,6 @@
         </w:tc>
       </w:tr>
       <w:tr>
-        <w:trPr>
-          <w:jc w:val="center"/>
-        </w:trPr>
         <w:tc>
           <w:tcPr>
             <w:tcW w:w="2351" w:type="dxa"/>
@@ -16642,9 +16763,6 @@
         </w:tc>
       </w:tr>
       <w:tr>
-        <w:trPr>
-          <w:jc w:val="center"/>
-        </w:trPr>
         <w:tc>
           <w:tcPr>
             <w:tcW w:w="2351" w:type="dxa"/>
@@ -16719,9 +16837,6 @@
         </w:tc>
       </w:tr>
       <w:tr>
-        <w:trPr>
-          <w:jc w:val="center"/>
-        </w:trPr>
         <w:tc>
           <w:tcPr>
             <w:tcW w:w="2351" w:type="dxa"/>
@@ -16796,9 +16911,6 @@
         </w:tc>
       </w:tr>
       <w:tr>
-        <w:trPr>
-          <w:jc w:val="center"/>
-        </w:trPr>
         <w:tc>
           <w:tcPr>
             <w:tcW w:w="2351" w:type="dxa"/>
@@ -16873,9 +16985,6 @@
         </w:tc>
       </w:tr>
       <w:tr>
-        <w:trPr>
-          <w:jc w:val="center"/>
-        </w:trPr>
         <w:tc>
           <w:tcPr>
             <w:tcW w:w="2351" w:type="dxa"/>
@@ -17064,7 +17173,7 @@
                     <pic:cNvPicPr/>
                   </pic:nvPicPr>
                   <pic:blipFill>
-                    <a:blip r:embed="rId14"/>
+                    <a:blip r:embed="rId15"/>
                     <a:stretch>
                       <a:fillRect/>
                     </a:stretch>
@@ -17865,7 +17974,7 @@
                     <pic:cNvPicPr/>
                   </pic:nvPicPr>
                   <pic:blipFill>
-                    <a:blip r:embed="rId15"/>
+                    <a:blip r:embed="rId16"/>
                     <a:stretch>
                       <a:fillRect/>
                     </a:stretch>
@@ -17940,7 +18049,13 @@
         <w:ind w:firstLine="720"/>
       </w:pPr>
       <w:r>
-        <w:t>Vì k* = 3 ở cả năm năm, cấu hình đối chứng k = 3 trùng với cấu hình tối ưu. Bảng 4.5 tổng hợp chỉ số của hai thuật toán theo năm.</w:t>
+        <w:t xml:space="preserve">Vì k* = 3 ở cả </w:t>
+      </w:r>
+      <w:r>
+        <w:t>5 năm</w:t>
+      </w:r>
+      <w:r>
+        <w:t>, cấu hình đối chứng k = 3 trùng với cấu hình tối ưu. Bảng 4.5 tổng hợp chỉ số của hai thuật toán theo năm.</w:t>
       </w:r>
     </w:p>
     <w:p>
@@ -17954,7 +18069,15 @@
           <w:color w:val="000000"/>
           <w:sz w:val="23"/>
         </w:rPr>
-        <w:t>Bảng 4.5: Chỉ số của cấu hình đối chứng k = 3 cho hai thuật toán qua năm năm</w:t>
+        <w:t xml:space="preserve">Bảng 4.5: Chỉ số của cấu hình đối chứng k = 3 cho hai thuật toán qua </w:t>
+      </w:r>
+      <w:r>
+        <w:rPr>
+          <w:i/>
+          <w:color w:val="000000"/>
+          <w:sz w:val="23"/>
+        </w:rPr>
+        <w:t>5 năm</w:t>
       </w:r>
     </w:p>
     <w:tbl>
@@ -19398,7 +19521,13 @@
         <w:ind w:firstLine="720"/>
       </w:pPr>
       <w:r>
-        <w:t>ARI giữa cấu hình k* và k = 3 bằng 1,0000 ở cả 10 trường hợp (hai thuật toán nhân năm năm). Đây là kiểm tra tính nhất quán, không phải so sánh hai giá trị k khác nhau.</w:t>
+        <w:t xml:space="preserve">ARI giữa cấu hình k* và k = 3 bằng 1,0000 ở cả 10 trường hợp (hai thuật toán nhân </w:t>
+      </w:r>
+      <w:r>
+        <w:t>5 năm</w:t>
+      </w:r>
+      <w:r>
+        <w:t>). Đây là kiểm tra tính nhất quán, không phải so sánh hai giá trị k khác nhau.</w:t>
       </w:r>
     </w:p>
     <w:p>
@@ -19446,11 +19575,7 @@
         </m:sSup>
       </m:oMath>
       <w:r>
-        <w:t xml:space="preserve"> thì xét </w:t>
-      </w:r>
-      <w:r>
-        <w:lastRenderedPageBreak/>
-        <w:t>thêm chênh lệch điểm hạnh phúc trung bình</w:t>
+        <w:t xml:space="preserve"> thì xét thêm chênh lệch điểm hạnh phúc trung bình</w:t>
       </w:r>
       <w:r>
         <w:t>,</w:t>
@@ -19470,6 +19595,7 @@
           <w:color w:val="000000"/>
           <w:sz w:val="23"/>
         </w:rPr>
+        <w:lastRenderedPageBreak/>
         <w:t>Bảng 4.6: Kết quả ghép cụm liên năm theo khoảng cách tâm cụm</w:t>
       </w:r>
     </w:p>
@@ -20958,7 +21084,13 @@
         <w:ind w:firstLine="720"/>
       </w:pPr>
       <w:r>
-        <w:t>Bảng theo dõi dịch chuyển (data/processed/country_cluster_shift.csv) ghi nhãn cụm của 156 quốc gia qua năm năm.</w:t>
+        <w:t xml:space="preserve">Bảng theo dõi dịch chuyển (data/processed/country_cluster_shift.csv) ghi nhãn cụm của 156 quốc gia qua </w:t>
+      </w:r>
+      <w:r>
+        <w:t>5 năm</w:t>
+      </w:r>
+      <w:r>
+        <w:t>.</w:t>
       </w:r>
     </w:p>
     <w:p>
@@ -21134,7 +21266,14 @@
                 <w:color w:val="000000"/>
                 <w:sz w:val="22"/>
               </w:rPr>
-              <w:t>Việt Nam giữ cụm trung bình cả năm năm</w:t>
+              <w:t xml:space="preserve">Việt Nam giữ cụm trung bình cả </w:t>
+            </w:r>
+            <w:r>
+              <w:rPr>
+                <w:color w:val="000000"/>
+                <w:sz w:val="22"/>
+              </w:rPr>
+              <w:t>5 năm</w:t>
             </w:r>
           </w:p>
         </w:tc>
@@ -21154,7 +21293,6 @@
                 <w:color w:val="000000"/>
                 <w:sz w:val="22"/>
               </w:rPr>
-              <w:lastRenderedPageBreak/>
               <w:t>Biến động trung gian</w:t>
             </w:r>
           </w:p>
@@ -21283,7 +21421,15 @@
                 <w:color w:val="000000"/>
                 <w:sz w:val="22"/>
               </w:rPr>
-              <w:t>Botswana, Georgia, Indonesia, Myanmar</w:t>
+              <w:t xml:space="preserve">Botswana, Georgia, </w:t>
+            </w:r>
+            <w:r>
+              <w:rPr>
+                <w:color w:val="000000"/>
+                <w:sz w:val="22"/>
+              </w:rPr>
+              <w:lastRenderedPageBreak/>
+              <w:t>Indonesia, Myanmar</w:t>
             </w:r>
           </w:p>
         </w:tc>
@@ -21303,6 +21449,7 @@
                 <w:color w:val="000000"/>
                 <w:sz w:val="22"/>
               </w:rPr>
+              <w:lastRenderedPageBreak/>
               <w:t>Suy giảm nhóm</w:t>
             </w:r>
           </w:p>
@@ -21494,7 +21641,7 @@
                     <pic:cNvPicPr/>
                   </pic:nvPicPr>
                   <pic:blipFill>
-                    <a:blip r:embed="rId16"/>
+                    <a:blip r:embed="rId17"/>
                     <a:stretch>
                       <a:fillRect/>
                     </a:stretch>
@@ -21564,7 +21711,7 @@
                     <pic:cNvPicPr/>
                   </pic:nvPicPr>
                   <pic:blipFill>
-                    <a:blip r:embed="rId17"/>
+                    <a:blip r:embed="rId18"/>
                     <a:stretch>
                       <a:fillRect/>
                     </a:stretch>
@@ -21639,7 +21786,7 @@
                     <pic:cNvPicPr/>
                   </pic:nvPicPr>
                   <pic:blipFill>
-                    <a:blip r:embed="rId18"/>
+                    <a:blip r:embed="rId19"/>
                     <a:stretch>
                       <a:fillRect/>
                     </a:stretch>
@@ -21680,7 +21827,7 @@
       </w:pPr>
       <w:bookmarkStart w:id="44" w:name="_Toc243616262"/>
       <w:r>
-        <w:t>4.9. Kết luận chương 4</w:t>
+        <w:t>4.9. Kết luận</w:t>
       </w:r>
       <w:bookmarkEnd w:id="44"/>
     </w:p>
@@ -21736,7 +21883,15 @@
         <w:ind w:firstLine="425"/>
       </w:pPr>
       <w:r>
-        <w:t>Ứng dụng app/app.py đọc trực tiếp dữ liệu đã sinh ở các mốc M1 đến M3 và gồm bốn tab tương tác. Mọi hàm nạp dữ liệu được bọc @st.cache_data để không phải đọc lại đĩa khi người dùng đổi lựa chọn.</w:t>
+        <w:t>Ứng dụng app/app.py đọc trực tiếp dữ liệu đã sinh ở các mốc M1 đến M3 và gồm bốn tab tương tác. Mọi hàm nạp dữ liệu được bọc @</w:t>
+      </w:r>
+      <w:proofErr w:type="gramStart"/>
+      <w:r>
+        <w:t>st.cache</w:t>
+      </w:r>
+      <w:proofErr w:type="gramEnd"/>
+      <w:r>
+        <w:t>_data để không phải đọc lại đĩa khi người dùng đổi lựa chọn.</w:t>
       </w:r>
     </w:p>
     <w:p>
@@ -21829,7 +21984,7 @@
                     <pic:cNvPicPr/>
                   </pic:nvPicPr>
                   <pic:blipFill>
-                    <a:blip r:embed="rId19"/>
+                    <a:blip r:embed="rId20"/>
                     <a:stretch>
                       <a:fillRect/>
                     </a:stretch>
@@ -21878,7 +22033,23 @@
         <w:ind w:firstLine="720"/>
       </w:pPr>
       <w:r>
-        <w:t>Ứng dụng được kiểm thử tự động bằng streamlit.testing.v1.AppTest trong scripts/audit_m4_app_and_slides.py. Kết quả: chạy toàn bộ app không phát sinh ngoại lệ</w:t>
+        <w:t xml:space="preserve">Ứng dụng được kiểm thử tự động bằng </w:t>
+      </w:r>
+      <w:proofErr w:type="gramStart"/>
+      <w:r>
+        <w:t>streamlit.testing</w:t>
+      </w:r>
+      <w:proofErr w:type="gramEnd"/>
+      <w:r>
+        <w:t>.v</w:t>
+      </w:r>
+      <w:proofErr w:type="gramStart"/>
+      <w:r>
+        <w:t>1.AppTest</w:t>
+      </w:r>
+      <w:proofErr w:type="gramEnd"/>
+      <w:r>
+        <w:t xml:space="preserve"> trong scripts/audit_m4_app_and_slides.py. Kết quả: chạy toàn bộ app không phát sinh ngoại lệ</w:t>
       </w:r>
       <w:r>
         <w:t>,</w:t>
@@ -21907,7 +22078,13 @@
         <w:spacing w:before="40" w:line="312" w:lineRule="auto"/>
       </w:pPr>
       <w:r>
-        <w:t xml:space="preserve">Xây dựng pipeline dữ liệu năm năm chạy lại được từ đầu, </w:t>
+        <w:t xml:space="preserve">Xây dựng pipeline dữ liệu </w:t>
+      </w:r>
+      <w:r>
+        <w:t>5 năm</w:t>
+      </w:r>
+      <w:r>
+        <w:t xml:space="preserve"> chạy lại được từ đầu, </w:t>
       </w:r>
       <w:r>
         <w:t>S</w:t>
@@ -21940,7 +22117,13 @@
       </w:pPr>
       <w:r>
         <w:lastRenderedPageBreak/>
-        <w:t>Thực nghiệm năm cấu hình nhân năm năm, khảo sát số cụm, quét tham số DBSCAN và kiểm tra độ ổn định qua mười seed</w:t>
+        <w:t xml:space="preserve">Thực nghiệm năm cấu hình nhân </w:t>
+      </w:r>
+      <w:r>
+        <w:t>5 năm</w:t>
+      </w:r>
+      <w:r>
+        <w:t>, khảo sát số cụm, quét tham số DBSCAN và kiểm tra độ ổn định qua mười seed</w:t>
       </w:r>
       <w:r>
         <w:t>,</w:t>
@@ -21959,7 +22142,13 @@
         <w:spacing w:before="40" w:line="312" w:lineRule="auto"/>
       </w:pPr>
       <w:r>
-        <w:t>Xây dựng thuật toán ghép cụm liên năm và bảng dịch chuyển của 156 quốc gia qua năm năm.</w:t>
+        <w:t xml:space="preserve">Xây dựng thuật toán ghép cụm liên năm và bảng dịch chuyển của 156 quốc gia qua </w:t>
+      </w:r>
+      <w:r>
+        <w:t>5 năm</w:t>
+      </w:r>
+      <w:r>
+        <w:t>.</w:t>
       </w:r>
     </w:p>
     <w:p>
@@ -22106,13 +22295,25 @@
         <w:ind w:firstLine="720"/>
       </w:pPr>
       <w:r>
-        <w:t>Trên dữ liệu 2015–2019 và sáu yếu tố cơ sở, ba cụm là cấu hình tối ưu đồng thuận ở cả năm năm. K-Means với Z-score cho Silhouette 0,293–0,344, Davies–Bouldin 1,00–1,07 và Calinski–Harabasz 74,95–86,02</w:t>
+        <w:t xml:space="preserve">Trên dữ liệu 2015–2019 và sáu yếu tố cơ sở, ba cụm là cấu hình tối ưu đồng thuận ở cả </w:t>
+      </w:r>
+      <w:r>
+        <w:t>5 năm</w:t>
+      </w:r>
+      <w:r>
+        <w:t>. K-Means với Z-score cho Silhouette 0,293–0,344, Davies–Bouldin 1,00–1,07 và Calinski–Harabasz 74,95–86,02</w:t>
       </w:r>
       <w:r>
         <w:t>,</w:t>
       </w:r>
       <w:r>
-        <w:t xml:space="preserve"> kết quả ổn định qua mười seed với ARI thấp nhất 0,9763. Ba cụm tương ứng với các nhóm phát triển toàn diện, đang phát triển và khó khăn, phân hóa rõ rệt khi hậu kiểm bằng điểm hạnh phúc với F từ 107,09 đến 159,18. Bảng dịch chuyển cho thấy 142 trong 156 quốc gia giữ nguyên cụm cả năm năm.</w:t>
+        <w:t xml:space="preserve"> kết quả ổn định qua mười seed với ARI thấp nhất 0,9763. Ba cụm tương ứng với các nhóm phát triển toàn diện, đang phát triển và khó khăn, phân hóa rõ rệt khi hậu kiểm bằng điểm hạnh phúc với F từ 107,09 đến 159,18. Bảng dịch chuyển cho thấy 142 trong 156 quốc gia giữ nguyên cụm cả </w:t>
+      </w:r>
+      <w:r>
+        <w:t>5 năm</w:t>
+      </w:r>
+      <w:r>
+        <w:t>.</w:t>
       </w:r>
     </w:p>
     <w:p>
@@ -22139,7 +22340,7 @@
           <w:color w:val="000000" w:themeColor="text1"/>
         </w:rPr>
       </w:pPr>
-      <w:hyperlink r:id="rId20" w:history="1">
+      <w:hyperlink r:id="rId21" w:history="1">
         <w:r>
           <w:rPr>
             <w:rStyle w:val="Hyperlink"/>
@@ -22163,7 +22364,7 @@
           <w:color w:val="000000" w:themeColor="text1"/>
         </w:rPr>
       </w:pPr>
-      <w:hyperlink r:id="rId21" w:history="1">
+      <w:hyperlink r:id="rId22" w:history="1">
         <w:r>
           <w:rPr>
             <w:rStyle w:val="Hyperlink"/>
@@ -22202,7 +22403,25 @@
             <w:color w:val="000000" w:themeColor="text1"/>
             <w:u w:val="none"/>
           </w:rPr>
-          <w:t xml:space="preserve"> Kaggle, 2019. [Online Dataset].(Mô tả chi tiết tại repo: data/Aboutdataset.md).</w:t>
+          <w:t xml:space="preserve"> Kaggle, 2019. [Online Dataset</w:t>
+        </w:r>
+        <w:proofErr w:type="gramStart"/>
+        <w:r>
+          <w:rPr>
+            <w:rStyle w:val="Hyperlink"/>
+            <w:color w:val="000000" w:themeColor="text1"/>
+            <w:u w:val="none"/>
+          </w:rPr>
+          <w:t>].(</w:t>
+        </w:r>
+        <w:proofErr w:type="gramEnd"/>
+        <w:r>
+          <w:rPr>
+            <w:rStyle w:val="Hyperlink"/>
+            <w:color w:val="000000" w:themeColor="text1"/>
+            <w:u w:val="none"/>
+          </w:rPr>
+          <w:t>Mô tả chi tiết tại repo: data/Aboutdataset.md).</w:t>
         </w:r>
       </w:hyperlink>
     </w:p>
@@ -22219,7 +22438,7 @@
           <w:color w:val="000000" w:themeColor="text1"/>
         </w:rPr>
       </w:pPr>
-      <w:hyperlink r:id="rId22" w:history="1">
+      <w:hyperlink r:id="rId23" w:history="1">
         <w:r>
           <w:rPr>
             <w:rStyle w:val="Hyperlink"/>
@@ -22275,7 +22494,7 @@
           <w:color w:val="000000" w:themeColor="text1"/>
         </w:rPr>
       </w:pPr>
-      <w:hyperlink r:id="rId23" w:history="1">
+      <w:hyperlink r:id="rId24" w:history="1">
         <w:r>
           <w:rPr>
             <w:rStyle w:val="Hyperlink"/>
@@ -22331,7 +22550,7 @@
           <w:color w:val="000000" w:themeColor="text1"/>
         </w:rPr>
       </w:pPr>
-      <w:hyperlink r:id="rId24" w:history="1">
+      <w:hyperlink r:id="rId25" w:history="1">
         <w:r>
           <w:rPr>
             <w:rStyle w:val="Hyperlink"/>
@@ -22387,7 +22606,7 @@
           <w:color w:val="000000" w:themeColor="text1"/>
         </w:rPr>
       </w:pPr>
-      <w:hyperlink r:id="rId25" w:history="1">
+      <w:hyperlink r:id="rId26" w:history="1">
         <w:r>
           <w:rPr>
             <w:rStyle w:val="Hyperlink"/>
@@ -24966,8 +25185,8 @@
       </w:pPr>
     </w:p>
     <w:sectPr>
-      <w:headerReference w:type="default" r:id="rId26"/>
-      <w:footerReference w:type="default" r:id="rId27"/>
+      <w:headerReference w:type="default" r:id="rId27"/>
+      <w:footerReference w:type="default" r:id="rId28"/>
       <w:pgSz w:w="12240" w:h="15840"/>
       <w:pgMar w:top="1701" w:right="1134" w:bottom="1701" w:left="1701" w:header="720" w:footer="720" w:gutter="0"/>
       <w:pgNumType w:start="1"/>

--- a/reports/final_report/Nhom12_BaoCao.docx
+++ b/reports/final_report/Nhom12_BaoCao.docx
@@ -277,7 +277,7 @@
       <w:pPr>
         <w:pStyle w:val="Heading1"/>
       </w:pPr>
-      <w:bookmarkStart w:id="0" w:name="_Toc243616218"/>
+      <w:bookmarkStart w:id="0" w:name="_Toc243675257"/>
       <w:r>
         <w:lastRenderedPageBreak/>
         <w:t>LỜI MỞ ĐẦU</w:t>
@@ -335,7 +335,7 @@
       <w:pPr>
         <w:pStyle w:val="Heading1"/>
       </w:pPr>
-      <w:bookmarkStart w:id="1" w:name="_Toc243616219"/>
+      <w:bookmarkStart w:id="1" w:name="_Toc243675258"/>
       <w:r>
         <w:lastRenderedPageBreak/>
         <w:t>TÓM TẮT</w:t>
@@ -388,7 +388,7 @@
       <w:pPr>
         <w:pStyle w:val="Heading1"/>
       </w:pPr>
-      <w:bookmarkStart w:id="2" w:name="_Toc243616220"/>
+      <w:bookmarkStart w:id="2" w:name="_Toc243675259"/>
       <w:r>
         <w:lastRenderedPageBreak/>
         <w:t>BẢNG PHÂN CÔNG NHIỆM VỤ</w:t>
@@ -1092,7 +1092,7 @@
       <w:pPr>
         <w:pStyle w:val="Heading1"/>
       </w:pPr>
-      <w:bookmarkStart w:id="3" w:name="_Toc243616221"/>
+      <w:bookmarkStart w:id="3" w:name="_Toc243675260"/>
       <w:r>
         <w:lastRenderedPageBreak/>
         <w:t>MỤC LỤC</w:t>
@@ -1123,7 +1123,7 @@
       <w:r>
         <w:fldChar w:fldCharType="separate"/>
       </w:r>
-      <w:hyperlink w:anchor="_Toc243616218" w:history="1">
+      <w:hyperlink w:anchor="_Toc243675257" w:history="1">
         <w:r>
           <w:rPr>
             <w:rStyle w:val="Hyperlink"/>
@@ -1150,7 +1150,7 @@
             <w:noProof/>
             <w:webHidden/>
           </w:rPr>
-          <w:instrText xml:space="preserve"> PAGEREF _Toc243616218 \h </w:instrText>
+          <w:instrText xml:space="preserve"> PAGEREF _Toc243675257 \h </w:instrText>
         </w:r>
         <w:r>
           <w:rPr>
@@ -1196,7 +1196,7 @@
           <w14:ligatures w14:val="standardContextual"/>
         </w:rPr>
       </w:pPr>
-      <w:hyperlink w:anchor="_Toc243616219" w:history="1">
+      <w:hyperlink w:anchor="_Toc243675258" w:history="1">
         <w:r>
           <w:rPr>
             <w:rStyle w:val="Hyperlink"/>
@@ -1223,7 +1223,7 @@
             <w:noProof/>
             <w:webHidden/>
           </w:rPr>
-          <w:instrText xml:space="preserve"> PAGEREF _Toc243616219 \h </w:instrText>
+          <w:instrText xml:space="preserve"> PAGEREF _Toc243675258 \h </w:instrText>
         </w:r>
         <w:r>
           <w:rPr>
@@ -1269,7 +1269,7 @@
           <w14:ligatures w14:val="standardContextual"/>
         </w:rPr>
       </w:pPr>
-      <w:hyperlink w:anchor="_Toc243616220" w:history="1">
+      <w:hyperlink w:anchor="_Toc243675259" w:history="1">
         <w:r>
           <w:rPr>
             <w:rStyle w:val="Hyperlink"/>
@@ -1296,7 +1296,7 @@
             <w:noProof/>
             <w:webHidden/>
           </w:rPr>
-          <w:instrText xml:space="preserve"> PAGEREF _Toc243616220 \h </w:instrText>
+          <w:instrText xml:space="preserve"> PAGEREF _Toc243675259 \h </w:instrText>
         </w:r>
         <w:r>
           <w:rPr>
@@ -1342,7 +1342,7 @@
           <w14:ligatures w14:val="standardContextual"/>
         </w:rPr>
       </w:pPr>
-      <w:hyperlink w:anchor="_Toc243616221" w:history="1">
+      <w:hyperlink w:anchor="_Toc243675260" w:history="1">
         <w:r>
           <w:rPr>
             <w:rStyle w:val="Hyperlink"/>
@@ -1369,7 +1369,7 @@
             <w:noProof/>
             <w:webHidden/>
           </w:rPr>
-          <w:instrText xml:space="preserve"> PAGEREF _Toc243616221 \h </w:instrText>
+          <w:instrText xml:space="preserve"> PAGEREF _Toc243675260 \h </w:instrText>
         </w:r>
         <w:r>
           <w:rPr>
@@ -1415,7 +1415,7 @@
           <w14:ligatures w14:val="standardContextual"/>
         </w:rPr>
       </w:pPr>
-      <w:hyperlink w:anchor="_Toc243616222" w:history="1">
+      <w:hyperlink w:anchor="_Toc243675261" w:history="1">
         <w:r>
           <w:rPr>
             <w:rStyle w:val="Hyperlink"/>
@@ -1442,7 +1442,7 @@
             <w:noProof/>
             <w:webHidden/>
           </w:rPr>
-          <w:instrText xml:space="preserve"> PAGEREF _Toc243616222 \h </w:instrText>
+          <w:instrText xml:space="preserve"> PAGEREF _Toc243675261 \h </w:instrText>
         </w:r>
         <w:r>
           <w:rPr>
@@ -1488,7 +1488,7 @@
           <w14:ligatures w14:val="standardContextual"/>
         </w:rPr>
       </w:pPr>
-      <w:hyperlink w:anchor="_Toc243616223" w:history="1">
+      <w:hyperlink w:anchor="_Toc243675262" w:history="1">
         <w:r>
           <w:rPr>
             <w:rStyle w:val="Hyperlink"/>
@@ -1515,7 +1515,7 @@
             <w:noProof/>
             <w:webHidden/>
           </w:rPr>
-          <w:instrText xml:space="preserve"> PAGEREF _Toc243616223 \h </w:instrText>
+          <w:instrText xml:space="preserve"> PAGEREF _Toc243675262 \h </w:instrText>
         </w:r>
         <w:r>
           <w:rPr>
@@ -1561,7 +1561,7 @@
           <w14:ligatures w14:val="standardContextual"/>
         </w:rPr>
       </w:pPr>
-      <w:hyperlink w:anchor="_Toc243616224" w:history="1">
+      <w:hyperlink w:anchor="_Toc243675263" w:history="1">
         <w:r>
           <w:rPr>
             <w:rStyle w:val="Hyperlink"/>
@@ -1588,7 +1588,7 @@
             <w:noProof/>
             <w:webHidden/>
           </w:rPr>
-          <w:instrText xml:space="preserve"> PAGEREF _Toc243616224 \h </w:instrText>
+          <w:instrText xml:space="preserve"> PAGEREF _Toc243675263 \h </w:instrText>
         </w:r>
         <w:r>
           <w:rPr>
@@ -1634,7 +1634,7 @@
           <w14:ligatures w14:val="standardContextual"/>
         </w:rPr>
       </w:pPr>
-      <w:hyperlink w:anchor="_Toc243616225" w:history="1">
+      <w:hyperlink w:anchor="_Toc243675264" w:history="1">
         <w:r>
           <w:rPr>
             <w:rStyle w:val="Hyperlink"/>
@@ -1661,7 +1661,7 @@
             <w:noProof/>
             <w:webHidden/>
           </w:rPr>
-          <w:instrText xml:space="preserve"> PAGEREF _Toc243616225 \h </w:instrText>
+          <w:instrText xml:space="preserve"> PAGEREF _Toc243675264 \h </w:instrText>
         </w:r>
         <w:r>
           <w:rPr>
@@ -1707,7 +1707,7 @@
           <w14:ligatures w14:val="standardContextual"/>
         </w:rPr>
       </w:pPr>
-      <w:hyperlink w:anchor="_Toc243616226" w:history="1">
+      <w:hyperlink w:anchor="_Toc243675265" w:history="1">
         <w:r>
           <w:rPr>
             <w:rStyle w:val="Hyperlink"/>
@@ -1734,7 +1734,7 @@
             <w:noProof/>
             <w:webHidden/>
           </w:rPr>
-          <w:instrText xml:space="preserve"> PAGEREF _Toc243616226 \h </w:instrText>
+          <w:instrText xml:space="preserve"> PAGEREF _Toc243675265 \h </w:instrText>
         </w:r>
         <w:r>
           <w:rPr>
@@ -1780,7 +1780,7 @@
           <w14:ligatures w14:val="standardContextual"/>
         </w:rPr>
       </w:pPr>
-      <w:hyperlink w:anchor="_Toc243616227" w:history="1">
+      <w:hyperlink w:anchor="_Toc243675266" w:history="1">
         <w:r>
           <w:rPr>
             <w:rStyle w:val="Hyperlink"/>
@@ -1807,7 +1807,7 @@
             <w:noProof/>
             <w:webHidden/>
           </w:rPr>
-          <w:instrText xml:space="preserve"> PAGEREF _Toc243616227 \h </w:instrText>
+          <w:instrText xml:space="preserve"> PAGEREF _Toc243675266 \h </w:instrText>
         </w:r>
         <w:r>
           <w:rPr>
@@ -1853,7 +1853,7 @@
           <w14:ligatures w14:val="standardContextual"/>
         </w:rPr>
       </w:pPr>
-      <w:hyperlink w:anchor="_Toc243616228" w:history="1">
+      <w:hyperlink w:anchor="_Toc243675267" w:history="1">
         <w:r>
           <w:rPr>
             <w:rStyle w:val="Hyperlink"/>
@@ -1880,7 +1880,7 @@
             <w:noProof/>
             <w:webHidden/>
           </w:rPr>
-          <w:instrText xml:space="preserve"> PAGEREF _Toc243616228 \h </w:instrText>
+          <w:instrText xml:space="preserve"> PAGEREF _Toc243675267 \h </w:instrText>
         </w:r>
         <w:r>
           <w:rPr>
@@ -1926,7 +1926,7 @@
           <w14:ligatures w14:val="standardContextual"/>
         </w:rPr>
       </w:pPr>
-      <w:hyperlink w:anchor="_Toc243616229" w:history="1">
+      <w:hyperlink w:anchor="_Toc243675268" w:history="1">
         <w:r>
           <w:rPr>
             <w:rStyle w:val="Hyperlink"/>
@@ -1953,7 +1953,7 @@
             <w:noProof/>
             <w:webHidden/>
           </w:rPr>
-          <w:instrText xml:space="preserve"> PAGEREF _Toc243616229 \h </w:instrText>
+          <w:instrText xml:space="preserve"> PAGEREF _Toc243675268 \h </w:instrText>
         </w:r>
         <w:r>
           <w:rPr>
@@ -1999,7 +1999,7 @@
           <w14:ligatures w14:val="standardContextual"/>
         </w:rPr>
       </w:pPr>
-      <w:hyperlink w:anchor="_Toc243616230" w:history="1">
+      <w:hyperlink w:anchor="_Toc243675269" w:history="1">
         <w:r>
           <w:rPr>
             <w:rStyle w:val="Hyperlink"/>
@@ -2026,7 +2026,7 @@
             <w:noProof/>
             <w:webHidden/>
           </w:rPr>
-          <w:instrText xml:space="preserve"> PAGEREF _Toc243616230 \h </w:instrText>
+          <w:instrText xml:space="preserve"> PAGEREF _Toc243675269 \h </w:instrText>
         </w:r>
         <w:r>
           <w:rPr>
@@ -2072,7 +2072,7 @@
           <w14:ligatures w14:val="standardContextual"/>
         </w:rPr>
       </w:pPr>
-      <w:hyperlink w:anchor="_Toc243616231" w:history="1">
+      <w:hyperlink w:anchor="_Toc243675270" w:history="1">
         <w:r>
           <w:rPr>
             <w:rStyle w:val="Hyperlink"/>
@@ -2099,7 +2099,7 @@
             <w:noProof/>
             <w:webHidden/>
           </w:rPr>
-          <w:instrText xml:space="preserve"> PAGEREF _Toc243616231 \h </w:instrText>
+          <w:instrText xml:space="preserve"> PAGEREF _Toc243675270 \h </w:instrText>
         </w:r>
         <w:r>
           <w:rPr>
@@ -2145,7 +2145,7 @@
           <w14:ligatures w14:val="standardContextual"/>
         </w:rPr>
       </w:pPr>
-      <w:hyperlink w:anchor="_Toc243616232" w:history="1">
+      <w:hyperlink w:anchor="_Toc243675271" w:history="1">
         <w:r>
           <w:rPr>
             <w:rStyle w:val="Hyperlink"/>
@@ -2172,7 +2172,7 @@
             <w:noProof/>
             <w:webHidden/>
           </w:rPr>
-          <w:instrText xml:space="preserve"> PAGEREF _Toc243616232 \h </w:instrText>
+          <w:instrText xml:space="preserve"> PAGEREF _Toc243675271 \h </w:instrText>
         </w:r>
         <w:r>
           <w:rPr>
@@ -2218,7 +2218,7 @@
           <w14:ligatures w14:val="standardContextual"/>
         </w:rPr>
       </w:pPr>
-      <w:hyperlink w:anchor="_Toc243616233" w:history="1">
+      <w:hyperlink w:anchor="_Toc243675272" w:history="1">
         <w:r>
           <w:rPr>
             <w:rStyle w:val="Hyperlink"/>
@@ -2245,7 +2245,7 @@
             <w:noProof/>
             <w:webHidden/>
           </w:rPr>
-          <w:instrText xml:space="preserve"> PAGEREF _Toc243616233 \h </w:instrText>
+          <w:instrText xml:space="preserve"> PAGEREF _Toc243675272 \h </w:instrText>
         </w:r>
         <w:r>
           <w:rPr>
@@ -2291,7 +2291,7 @@
           <w14:ligatures w14:val="standardContextual"/>
         </w:rPr>
       </w:pPr>
-      <w:hyperlink w:anchor="_Toc243616234" w:history="1">
+      <w:hyperlink w:anchor="_Toc243675273" w:history="1">
         <w:r>
           <w:rPr>
             <w:rStyle w:val="Hyperlink"/>
@@ -2318,7 +2318,7 @@
             <w:noProof/>
             <w:webHidden/>
           </w:rPr>
-          <w:instrText xml:space="preserve"> PAGEREF _Toc243616234 \h </w:instrText>
+          <w:instrText xml:space="preserve"> PAGEREF _Toc243675273 \h </w:instrText>
         </w:r>
         <w:r>
           <w:rPr>
@@ -2364,7 +2364,7 @@
           <w14:ligatures w14:val="standardContextual"/>
         </w:rPr>
       </w:pPr>
-      <w:hyperlink w:anchor="_Toc243616235" w:history="1">
+      <w:hyperlink w:anchor="_Toc243675274" w:history="1">
         <w:r>
           <w:rPr>
             <w:rStyle w:val="Hyperlink"/>
@@ -2391,7 +2391,7 @@
             <w:noProof/>
             <w:webHidden/>
           </w:rPr>
-          <w:instrText xml:space="preserve"> PAGEREF _Toc243616235 \h </w:instrText>
+          <w:instrText xml:space="preserve"> PAGEREF _Toc243675274 \h </w:instrText>
         </w:r>
         <w:r>
           <w:rPr>
@@ -2437,7 +2437,7 @@
           <w14:ligatures w14:val="standardContextual"/>
         </w:rPr>
       </w:pPr>
-      <w:hyperlink w:anchor="_Toc243616236" w:history="1">
+      <w:hyperlink w:anchor="_Toc243675275" w:history="1">
         <w:r>
           <w:rPr>
             <w:rStyle w:val="Hyperlink"/>
@@ -2464,7 +2464,7 @@
             <w:noProof/>
             <w:webHidden/>
           </w:rPr>
-          <w:instrText xml:space="preserve"> PAGEREF _Toc243616236 \h </w:instrText>
+          <w:instrText xml:space="preserve"> PAGEREF _Toc243675275 \h </w:instrText>
         </w:r>
         <w:r>
           <w:rPr>
@@ -2510,7 +2510,7 @@
           <w14:ligatures w14:val="standardContextual"/>
         </w:rPr>
       </w:pPr>
-      <w:hyperlink w:anchor="_Toc243616237" w:history="1">
+      <w:hyperlink w:anchor="_Toc243675276" w:history="1">
         <w:r>
           <w:rPr>
             <w:rStyle w:val="Hyperlink"/>
@@ -2537,7 +2537,7 @@
             <w:noProof/>
             <w:webHidden/>
           </w:rPr>
-          <w:instrText xml:space="preserve"> PAGEREF _Toc243616237 \h </w:instrText>
+          <w:instrText xml:space="preserve"> PAGEREF _Toc243675276 \h </w:instrText>
         </w:r>
         <w:r>
           <w:rPr>
@@ -2583,7 +2583,7 @@
           <w14:ligatures w14:val="standardContextual"/>
         </w:rPr>
       </w:pPr>
-      <w:hyperlink w:anchor="_Toc243616238" w:history="1">
+      <w:hyperlink w:anchor="_Toc243675277" w:history="1">
         <w:r>
           <w:rPr>
             <w:rStyle w:val="Hyperlink"/>
@@ -2610,7 +2610,7 @@
             <w:noProof/>
             <w:webHidden/>
           </w:rPr>
-          <w:instrText xml:space="preserve"> PAGEREF _Toc243616238 \h </w:instrText>
+          <w:instrText xml:space="preserve"> PAGEREF _Toc243675277 \h </w:instrText>
         </w:r>
         <w:r>
           <w:rPr>
@@ -2656,7 +2656,7 @@
           <w14:ligatures w14:val="standardContextual"/>
         </w:rPr>
       </w:pPr>
-      <w:hyperlink w:anchor="_Toc243616239" w:history="1">
+      <w:hyperlink w:anchor="_Toc243675278" w:history="1">
         <w:r>
           <w:rPr>
             <w:rStyle w:val="Hyperlink"/>
@@ -2683,7 +2683,7 @@
             <w:noProof/>
             <w:webHidden/>
           </w:rPr>
-          <w:instrText xml:space="preserve"> PAGEREF _Toc243616239 \h </w:instrText>
+          <w:instrText xml:space="preserve"> PAGEREF _Toc243675278 \h </w:instrText>
         </w:r>
         <w:r>
           <w:rPr>
@@ -2729,7 +2729,7 @@
           <w14:ligatures w14:val="standardContextual"/>
         </w:rPr>
       </w:pPr>
-      <w:hyperlink w:anchor="_Toc243616240" w:history="1">
+      <w:hyperlink w:anchor="_Toc243675279" w:history="1">
         <w:r>
           <w:rPr>
             <w:rStyle w:val="Hyperlink"/>
@@ -2756,7 +2756,7 @@
             <w:noProof/>
             <w:webHidden/>
           </w:rPr>
-          <w:instrText xml:space="preserve"> PAGEREF _Toc243616240 \h </w:instrText>
+          <w:instrText xml:space="preserve"> PAGEREF _Toc243675279 \h </w:instrText>
         </w:r>
         <w:r>
           <w:rPr>
@@ -2802,7 +2802,7 @@
           <w14:ligatures w14:val="standardContextual"/>
         </w:rPr>
       </w:pPr>
-      <w:hyperlink w:anchor="_Toc243616241" w:history="1">
+      <w:hyperlink w:anchor="_Toc243675280" w:history="1">
         <w:r>
           <w:rPr>
             <w:rStyle w:val="Hyperlink"/>
@@ -2829,7 +2829,7 @@
             <w:noProof/>
             <w:webHidden/>
           </w:rPr>
-          <w:instrText xml:space="preserve"> PAGEREF _Toc243616241 \h </w:instrText>
+          <w:instrText xml:space="preserve"> PAGEREF _Toc243675280 \h </w:instrText>
         </w:r>
         <w:r>
           <w:rPr>
@@ -2875,7 +2875,7 @@
           <w14:ligatures w14:val="standardContextual"/>
         </w:rPr>
       </w:pPr>
-      <w:hyperlink w:anchor="_Toc243616242" w:history="1">
+      <w:hyperlink w:anchor="_Toc243675281" w:history="1">
         <w:r>
           <w:rPr>
             <w:rStyle w:val="Hyperlink"/>
@@ -2902,7 +2902,7 @@
             <w:noProof/>
             <w:webHidden/>
           </w:rPr>
-          <w:instrText xml:space="preserve"> PAGEREF _Toc243616242 \h </w:instrText>
+          <w:instrText xml:space="preserve"> PAGEREF _Toc243675281 \h </w:instrText>
         </w:r>
         <w:r>
           <w:rPr>
@@ -2948,7 +2948,7 @@
           <w14:ligatures w14:val="standardContextual"/>
         </w:rPr>
       </w:pPr>
-      <w:hyperlink w:anchor="_Toc243616243" w:history="1">
+      <w:hyperlink w:anchor="_Toc243675282" w:history="1">
         <w:r>
           <w:rPr>
             <w:rStyle w:val="Hyperlink"/>
@@ -2975,7 +2975,7 @@
             <w:noProof/>
             <w:webHidden/>
           </w:rPr>
-          <w:instrText xml:space="preserve"> PAGEREF _Toc243616243 \h </w:instrText>
+          <w:instrText xml:space="preserve"> PAGEREF _Toc243675282 \h </w:instrText>
         </w:r>
         <w:r>
           <w:rPr>
@@ -3021,7 +3021,7 @@
           <w14:ligatures w14:val="standardContextual"/>
         </w:rPr>
       </w:pPr>
-      <w:hyperlink w:anchor="_Toc243616244" w:history="1">
+      <w:hyperlink w:anchor="_Toc243675283" w:history="1">
         <w:r>
           <w:rPr>
             <w:rStyle w:val="Hyperlink"/>
@@ -3048,7 +3048,7 @@
             <w:noProof/>
             <w:webHidden/>
           </w:rPr>
-          <w:instrText xml:space="preserve"> PAGEREF _Toc243616244 \h </w:instrText>
+          <w:instrText xml:space="preserve"> PAGEREF _Toc243675283 \h </w:instrText>
         </w:r>
         <w:r>
           <w:rPr>
@@ -3094,7 +3094,7 @@
           <w14:ligatures w14:val="standardContextual"/>
         </w:rPr>
       </w:pPr>
-      <w:hyperlink w:anchor="_Toc243616245" w:history="1">
+      <w:hyperlink w:anchor="_Toc243675284" w:history="1">
         <w:r>
           <w:rPr>
             <w:rStyle w:val="Hyperlink"/>
@@ -3121,7 +3121,7 @@
             <w:noProof/>
             <w:webHidden/>
           </w:rPr>
-          <w:instrText xml:space="preserve"> PAGEREF _Toc243616245 \h </w:instrText>
+          <w:instrText xml:space="preserve"> PAGEREF _Toc243675284 \h </w:instrText>
         </w:r>
         <w:r>
           <w:rPr>
@@ -3167,7 +3167,7 @@
           <w14:ligatures w14:val="standardContextual"/>
         </w:rPr>
       </w:pPr>
-      <w:hyperlink w:anchor="_Toc243616246" w:history="1">
+      <w:hyperlink w:anchor="_Toc243675285" w:history="1">
         <w:r>
           <w:rPr>
             <w:rStyle w:val="Hyperlink"/>
@@ -3194,7 +3194,7 @@
             <w:noProof/>
             <w:webHidden/>
           </w:rPr>
-          <w:instrText xml:space="preserve"> PAGEREF _Toc243616246 \h </w:instrText>
+          <w:instrText xml:space="preserve"> PAGEREF _Toc243675285 \h </w:instrText>
         </w:r>
         <w:r>
           <w:rPr>
@@ -3240,7 +3240,7 @@
           <w14:ligatures w14:val="standardContextual"/>
         </w:rPr>
       </w:pPr>
-      <w:hyperlink w:anchor="_Toc243616247" w:history="1">
+      <w:hyperlink w:anchor="_Toc243675286" w:history="1">
         <w:r>
           <w:rPr>
             <w:rStyle w:val="Hyperlink"/>
@@ -3267,7 +3267,7 @@
             <w:noProof/>
             <w:webHidden/>
           </w:rPr>
-          <w:instrText xml:space="preserve"> PAGEREF _Toc243616247 \h </w:instrText>
+          <w:instrText xml:space="preserve"> PAGEREF _Toc243675286 \h </w:instrText>
         </w:r>
         <w:r>
           <w:rPr>
@@ -3313,7 +3313,7 @@
           <w14:ligatures w14:val="standardContextual"/>
         </w:rPr>
       </w:pPr>
-      <w:hyperlink w:anchor="_Toc243616248" w:history="1">
+      <w:hyperlink w:anchor="_Toc243675287" w:history="1">
         <w:r>
           <w:rPr>
             <w:rStyle w:val="Hyperlink"/>
@@ -3340,7 +3340,7 @@
             <w:noProof/>
             <w:webHidden/>
           </w:rPr>
-          <w:instrText xml:space="preserve"> PAGEREF _Toc243616248 \h </w:instrText>
+          <w:instrText xml:space="preserve"> PAGEREF _Toc243675287 \h </w:instrText>
         </w:r>
         <w:r>
           <w:rPr>
@@ -3386,7 +3386,7 @@
           <w14:ligatures w14:val="standardContextual"/>
         </w:rPr>
       </w:pPr>
-      <w:hyperlink w:anchor="_Toc243616249" w:history="1">
+      <w:hyperlink w:anchor="_Toc243675288" w:history="1">
         <w:r>
           <w:rPr>
             <w:rStyle w:val="Hyperlink"/>
@@ -3413,7 +3413,7 @@
             <w:noProof/>
             <w:webHidden/>
           </w:rPr>
-          <w:instrText xml:space="preserve"> PAGEREF _Toc243616249 \h </w:instrText>
+          <w:instrText xml:space="preserve"> PAGEREF _Toc243675288 \h </w:instrText>
         </w:r>
         <w:r>
           <w:rPr>
@@ -3459,7 +3459,7 @@
           <w14:ligatures w14:val="standardContextual"/>
         </w:rPr>
       </w:pPr>
-      <w:hyperlink w:anchor="_Toc243616250" w:history="1">
+      <w:hyperlink w:anchor="_Toc243675289" w:history="1">
         <w:r>
           <w:rPr>
             <w:rStyle w:val="Hyperlink"/>
@@ -3486,7 +3486,7 @@
             <w:noProof/>
             <w:webHidden/>
           </w:rPr>
-          <w:instrText xml:space="preserve"> PAGEREF _Toc243616250 \h </w:instrText>
+          <w:instrText xml:space="preserve"> PAGEREF _Toc243675289 \h </w:instrText>
         </w:r>
         <w:r>
           <w:rPr>
@@ -3532,7 +3532,7 @@
           <w14:ligatures w14:val="standardContextual"/>
         </w:rPr>
       </w:pPr>
-      <w:hyperlink w:anchor="_Toc243616251" w:history="1">
+      <w:hyperlink w:anchor="_Toc243675290" w:history="1">
         <w:r>
           <w:rPr>
             <w:rStyle w:val="Hyperlink"/>
@@ -3559,7 +3559,7 @@
             <w:noProof/>
             <w:webHidden/>
           </w:rPr>
-          <w:instrText xml:space="preserve"> PAGEREF _Toc243616251 \h </w:instrText>
+          <w:instrText xml:space="preserve"> PAGEREF _Toc243675290 \h </w:instrText>
         </w:r>
         <w:r>
           <w:rPr>
@@ -3605,7 +3605,7 @@
           <w14:ligatures w14:val="standardContextual"/>
         </w:rPr>
       </w:pPr>
-      <w:hyperlink w:anchor="_Toc243616252" w:history="1">
+      <w:hyperlink w:anchor="_Toc243675291" w:history="1">
         <w:r>
           <w:rPr>
             <w:rStyle w:val="Hyperlink"/>
@@ -3632,7 +3632,7 @@
             <w:noProof/>
             <w:webHidden/>
           </w:rPr>
-          <w:instrText xml:space="preserve"> PAGEREF _Toc243616252 \h </w:instrText>
+          <w:instrText xml:space="preserve"> PAGEREF _Toc243675291 \h </w:instrText>
         </w:r>
         <w:r>
           <w:rPr>
@@ -3678,7 +3678,7 @@
           <w14:ligatures w14:val="standardContextual"/>
         </w:rPr>
       </w:pPr>
-      <w:hyperlink w:anchor="_Toc243616253" w:history="1">
+      <w:hyperlink w:anchor="_Toc243675292" w:history="1">
         <w:r>
           <w:rPr>
             <w:rStyle w:val="Hyperlink"/>
@@ -3705,7 +3705,7 @@
             <w:noProof/>
             <w:webHidden/>
           </w:rPr>
-          <w:instrText xml:space="preserve"> PAGEREF _Toc243616253 \h </w:instrText>
+          <w:instrText xml:space="preserve"> PAGEREF _Toc243675292 \h </w:instrText>
         </w:r>
         <w:r>
           <w:rPr>
@@ -3751,7 +3751,7 @@
           <w14:ligatures w14:val="standardContextual"/>
         </w:rPr>
       </w:pPr>
-      <w:hyperlink w:anchor="_Toc243616254" w:history="1">
+      <w:hyperlink w:anchor="_Toc243675293" w:history="1">
         <w:r>
           <w:rPr>
             <w:rStyle w:val="Hyperlink"/>
@@ -3778,7 +3778,7 @@
             <w:noProof/>
             <w:webHidden/>
           </w:rPr>
-          <w:instrText xml:space="preserve"> PAGEREF _Toc243616254 \h </w:instrText>
+          <w:instrText xml:space="preserve"> PAGEREF _Toc243675293 \h </w:instrText>
         </w:r>
         <w:r>
           <w:rPr>
@@ -3824,7 +3824,7 @@
           <w14:ligatures w14:val="standardContextual"/>
         </w:rPr>
       </w:pPr>
-      <w:hyperlink w:anchor="_Toc243616255" w:history="1">
+      <w:hyperlink w:anchor="_Toc243675294" w:history="1">
         <w:r>
           <w:rPr>
             <w:rStyle w:val="Hyperlink"/>
@@ -3851,7 +3851,7 @@
             <w:noProof/>
             <w:webHidden/>
           </w:rPr>
-          <w:instrText xml:space="preserve"> PAGEREF _Toc243616255 \h </w:instrText>
+          <w:instrText xml:space="preserve"> PAGEREF _Toc243675294 \h </w:instrText>
         </w:r>
         <w:r>
           <w:rPr>
@@ -3897,7 +3897,7 @@
           <w14:ligatures w14:val="standardContextual"/>
         </w:rPr>
       </w:pPr>
-      <w:hyperlink w:anchor="_Toc243616256" w:history="1">
+      <w:hyperlink w:anchor="_Toc243675295" w:history="1">
         <w:r>
           <w:rPr>
             <w:rStyle w:val="Hyperlink"/>
@@ -3924,7 +3924,7 @@
             <w:noProof/>
             <w:webHidden/>
           </w:rPr>
-          <w:instrText xml:space="preserve"> PAGEREF _Toc243616256 \h </w:instrText>
+          <w:instrText xml:space="preserve"> PAGEREF _Toc243675295 \h </w:instrText>
         </w:r>
         <w:r>
           <w:rPr>
@@ -3970,7 +3970,7 @@
           <w14:ligatures w14:val="standardContextual"/>
         </w:rPr>
       </w:pPr>
-      <w:hyperlink w:anchor="_Toc243616257" w:history="1">
+      <w:hyperlink w:anchor="_Toc243675296" w:history="1">
         <w:r>
           <w:rPr>
             <w:rStyle w:val="Hyperlink"/>
@@ -3997,7 +3997,7 @@
             <w:noProof/>
             <w:webHidden/>
           </w:rPr>
-          <w:instrText xml:space="preserve"> PAGEREF _Toc243616257 \h </w:instrText>
+          <w:instrText xml:space="preserve"> PAGEREF _Toc243675296 \h </w:instrText>
         </w:r>
         <w:r>
           <w:rPr>
@@ -4043,7 +4043,7 @@
           <w14:ligatures w14:val="standardContextual"/>
         </w:rPr>
       </w:pPr>
-      <w:hyperlink w:anchor="_Toc243616258" w:history="1">
+      <w:hyperlink w:anchor="_Toc243675297" w:history="1">
         <w:r>
           <w:rPr>
             <w:rStyle w:val="Hyperlink"/>
@@ -4070,7 +4070,7 @@
             <w:noProof/>
             <w:webHidden/>
           </w:rPr>
-          <w:instrText xml:space="preserve"> PAGEREF _Toc243616258 \h </w:instrText>
+          <w:instrText xml:space="preserve"> PAGEREF _Toc243675297 \h </w:instrText>
         </w:r>
         <w:r>
           <w:rPr>
@@ -4116,7 +4116,7 @@
           <w14:ligatures w14:val="standardContextual"/>
         </w:rPr>
       </w:pPr>
-      <w:hyperlink w:anchor="_Toc243616259" w:history="1">
+      <w:hyperlink w:anchor="_Toc243675298" w:history="1">
         <w:r>
           <w:rPr>
             <w:rStyle w:val="Hyperlink"/>
@@ -4143,7 +4143,7 @@
             <w:noProof/>
             <w:webHidden/>
           </w:rPr>
-          <w:instrText xml:space="preserve"> PAGEREF _Toc243616259 \h </w:instrText>
+          <w:instrText xml:space="preserve"> PAGEREF _Toc243675298 \h </w:instrText>
         </w:r>
         <w:r>
           <w:rPr>
@@ -4189,7 +4189,7 @@
           <w14:ligatures w14:val="standardContextual"/>
         </w:rPr>
       </w:pPr>
-      <w:hyperlink w:anchor="_Toc243616260" w:history="1">
+      <w:hyperlink w:anchor="_Toc243675299" w:history="1">
         <w:r>
           <w:rPr>
             <w:rStyle w:val="Hyperlink"/>
@@ -4216,7 +4216,7 @@
             <w:noProof/>
             <w:webHidden/>
           </w:rPr>
-          <w:instrText xml:space="preserve"> PAGEREF _Toc243616260 \h </w:instrText>
+          <w:instrText xml:space="preserve"> PAGEREF _Toc243675299 \h </w:instrText>
         </w:r>
         <w:r>
           <w:rPr>
@@ -4262,7 +4262,7 @@
           <w14:ligatures w14:val="standardContextual"/>
         </w:rPr>
       </w:pPr>
-      <w:hyperlink w:anchor="_Toc243616261" w:history="1">
+      <w:hyperlink w:anchor="_Toc243675300" w:history="1">
         <w:r>
           <w:rPr>
             <w:rStyle w:val="Hyperlink"/>
@@ -4289,7 +4289,7 @@
             <w:noProof/>
             <w:webHidden/>
           </w:rPr>
-          <w:instrText xml:space="preserve"> PAGEREF _Toc243616261 \h </w:instrText>
+          <w:instrText xml:space="preserve"> PAGEREF _Toc243675300 \h </w:instrText>
         </w:r>
         <w:r>
           <w:rPr>
@@ -4335,13 +4335,13 @@
           <w14:ligatures w14:val="standardContextual"/>
         </w:rPr>
       </w:pPr>
-      <w:hyperlink w:anchor="_Toc243616262" w:history="1">
+      <w:hyperlink w:anchor="_Toc243675301" w:history="1">
         <w:r>
           <w:rPr>
             <w:rStyle w:val="Hyperlink"/>
             <w:noProof/>
           </w:rPr>
-          <w:t>4.9. Kết luận chương 4</w:t>
+          <w:t>4.9. Kết luận</w:t>
         </w:r>
         <w:r>
           <w:rPr>
@@ -4362,7 +4362,7 @@
             <w:noProof/>
             <w:webHidden/>
           </w:rPr>
-          <w:instrText xml:space="preserve"> PAGEREF _Toc243616262 \h </w:instrText>
+          <w:instrText xml:space="preserve"> PAGEREF _Toc243675301 \h </w:instrText>
         </w:r>
         <w:r>
           <w:rPr>
@@ -4408,7 +4408,7 @@
           <w14:ligatures w14:val="standardContextual"/>
         </w:rPr>
       </w:pPr>
-      <w:hyperlink w:anchor="_Toc243616263" w:history="1">
+      <w:hyperlink w:anchor="_Toc243675302" w:history="1">
         <w:r>
           <w:rPr>
             <w:rStyle w:val="Hyperlink"/>
@@ -4435,7 +4435,7 @@
             <w:noProof/>
             <w:webHidden/>
           </w:rPr>
-          <w:instrText xml:space="preserve"> PAGEREF _Toc243616263 \h </w:instrText>
+          <w:instrText xml:space="preserve"> PAGEREF _Toc243675302 \h </w:instrText>
         </w:r>
         <w:r>
           <w:rPr>
@@ -4481,7 +4481,7 @@
           <w14:ligatures w14:val="standardContextual"/>
         </w:rPr>
       </w:pPr>
-      <w:hyperlink w:anchor="_Toc243616264" w:history="1">
+      <w:hyperlink w:anchor="_Toc243675303" w:history="1">
         <w:r>
           <w:rPr>
             <w:rStyle w:val="Hyperlink"/>
@@ -4508,7 +4508,7 @@
             <w:noProof/>
             <w:webHidden/>
           </w:rPr>
-          <w:instrText xml:space="preserve"> PAGEREF _Toc243616264 \h </w:instrText>
+          <w:instrText xml:space="preserve"> PAGEREF _Toc243675303 \h </w:instrText>
         </w:r>
         <w:r>
           <w:rPr>
@@ -4554,7 +4554,7 @@
           <w14:ligatures w14:val="standardContextual"/>
         </w:rPr>
       </w:pPr>
-      <w:hyperlink w:anchor="_Toc243616265" w:history="1">
+      <w:hyperlink w:anchor="_Toc243675304" w:history="1">
         <w:r>
           <w:rPr>
             <w:rStyle w:val="Hyperlink"/>
@@ -4581,7 +4581,7 @@
             <w:noProof/>
             <w:webHidden/>
           </w:rPr>
-          <w:instrText xml:space="preserve"> PAGEREF _Toc243616265 \h </w:instrText>
+          <w:instrText xml:space="preserve"> PAGEREF _Toc243675304 \h </w:instrText>
         </w:r>
         <w:r>
           <w:rPr>
@@ -4627,7 +4627,7 @@
           <w14:ligatures w14:val="standardContextual"/>
         </w:rPr>
       </w:pPr>
-      <w:hyperlink w:anchor="_Toc243616266" w:history="1">
+      <w:hyperlink w:anchor="_Toc243675305" w:history="1">
         <w:r>
           <w:rPr>
             <w:rStyle w:val="Hyperlink"/>
@@ -4654,7 +4654,7 @@
             <w:noProof/>
             <w:webHidden/>
           </w:rPr>
-          <w:instrText xml:space="preserve"> PAGEREF _Toc243616266 \h </w:instrText>
+          <w:instrText xml:space="preserve"> PAGEREF _Toc243675305 \h </w:instrText>
         </w:r>
         <w:r>
           <w:rPr>
@@ -4700,7 +4700,7 @@
           <w14:ligatures w14:val="standardContextual"/>
         </w:rPr>
       </w:pPr>
-      <w:hyperlink w:anchor="_Toc243616267" w:history="1">
+      <w:hyperlink w:anchor="_Toc243675306" w:history="1">
         <w:r>
           <w:rPr>
             <w:rStyle w:val="Hyperlink"/>
@@ -4727,7 +4727,7 @@
             <w:noProof/>
             <w:webHidden/>
           </w:rPr>
-          <w:instrText xml:space="preserve"> PAGEREF _Toc243616267 \h </w:instrText>
+          <w:instrText xml:space="preserve"> PAGEREF _Toc243675306 \h </w:instrText>
         </w:r>
         <w:r>
           <w:rPr>
@@ -4773,7 +4773,7 @@
           <w14:ligatures w14:val="standardContextual"/>
         </w:rPr>
       </w:pPr>
-      <w:hyperlink w:anchor="_Toc243616268" w:history="1">
+      <w:hyperlink w:anchor="_Toc243675307" w:history="1">
         <w:r>
           <w:rPr>
             <w:rStyle w:val="Hyperlink"/>
@@ -4800,7 +4800,7 @@
             <w:noProof/>
             <w:webHidden/>
           </w:rPr>
-          <w:instrText xml:space="preserve"> PAGEREF _Toc243616268 \h </w:instrText>
+          <w:instrText xml:space="preserve"> PAGEREF _Toc243675307 \h </w:instrText>
         </w:r>
         <w:r>
           <w:rPr>
@@ -4846,7 +4846,7 @@
           <w14:ligatures w14:val="standardContextual"/>
         </w:rPr>
       </w:pPr>
-      <w:hyperlink w:anchor="_Toc243616269" w:history="1">
+      <w:hyperlink w:anchor="_Toc243675308" w:history="1">
         <w:r>
           <w:rPr>
             <w:rStyle w:val="Hyperlink"/>
@@ -4873,7 +4873,7 @@
             <w:noProof/>
             <w:webHidden/>
           </w:rPr>
-          <w:instrText xml:space="preserve"> PAGEREF _Toc243616269 \h </w:instrText>
+          <w:instrText xml:space="preserve"> PAGEREF _Toc243675308 \h </w:instrText>
         </w:r>
         <w:r>
           <w:rPr>
@@ -4919,7 +4919,7 @@
           <w14:ligatures w14:val="standardContextual"/>
         </w:rPr>
       </w:pPr>
-      <w:hyperlink w:anchor="_Toc243616270" w:history="1">
+      <w:hyperlink w:anchor="_Toc243675309" w:history="1">
         <w:r>
           <w:rPr>
             <w:rStyle w:val="Hyperlink"/>
@@ -4946,7 +4946,7 @@
             <w:noProof/>
             <w:webHidden/>
           </w:rPr>
-          <w:instrText xml:space="preserve"> PAGEREF _Toc243616270 \h </w:instrText>
+          <w:instrText xml:space="preserve"> PAGEREF _Toc243675309 \h </w:instrText>
         </w:r>
         <w:r>
           <w:rPr>
@@ -4992,7 +4992,7 @@
           <w14:ligatures w14:val="standardContextual"/>
         </w:rPr>
       </w:pPr>
-      <w:hyperlink w:anchor="_Toc243616271" w:history="1">
+      <w:hyperlink w:anchor="_Toc243675310" w:history="1">
         <w:r>
           <w:rPr>
             <w:rStyle w:val="Hyperlink"/>
@@ -5019,7 +5019,7 @@
             <w:noProof/>
             <w:webHidden/>
           </w:rPr>
-          <w:instrText xml:space="preserve"> PAGEREF _Toc243616271 \h </w:instrText>
+          <w:instrText xml:space="preserve"> PAGEREF _Toc243675310 \h </w:instrText>
         </w:r>
         <w:r>
           <w:rPr>
@@ -5065,7 +5065,7 @@
           <w14:ligatures w14:val="standardContextual"/>
         </w:rPr>
       </w:pPr>
-      <w:hyperlink w:anchor="_Toc243616272" w:history="1">
+      <w:hyperlink w:anchor="_Toc243675311" w:history="1">
         <w:r>
           <w:rPr>
             <w:rStyle w:val="Hyperlink"/>
@@ -5092,7 +5092,7 @@
             <w:noProof/>
             <w:webHidden/>
           </w:rPr>
-          <w:instrText xml:space="preserve"> PAGEREF _Toc243616272 \h </w:instrText>
+          <w:instrText xml:space="preserve"> PAGEREF _Toc243675311 \h </w:instrText>
         </w:r>
         <w:r>
           <w:rPr>
@@ -5137,7 +5137,7 @@
       <w:pPr>
         <w:pStyle w:val="Heading1"/>
       </w:pPr>
-      <w:bookmarkStart w:id="4" w:name="_Toc243616222"/>
+      <w:bookmarkStart w:id="4" w:name="_Toc243675261"/>
       <w:r>
         <w:lastRenderedPageBreak/>
         <w:t>DANH MỤC BẢNG</w:t>
@@ -5437,7 +5437,7 @@
       <w:pPr>
         <w:pStyle w:val="Heading1"/>
       </w:pPr>
-      <w:bookmarkStart w:id="5" w:name="_Toc243616223"/>
+      <w:bookmarkStart w:id="5" w:name="_Toc243675262"/>
       <w:r>
         <w:lastRenderedPageBreak/>
         <w:t>DANH MỤC HÌNH ẢNH</w:t>
@@ -5638,7 +5638,7 @@
       <w:pPr>
         <w:pStyle w:val="Heading1"/>
       </w:pPr>
-      <w:bookmarkStart w:id="6" w:name="_Toc243616224"/>
+      <w:bookmarkStart w:id="6" w:name="_Toc243675263"/>
       <w:r>
         <w:lastRenderedPageBreak/>
         <w:t>CHƯƠNG 1: TỔNG QUAN ĐỀ TÀI VÀ CƠ SỞ LÝ THUYẾT</w:t>
@@ -5649,7 +5649,7 @@
       <w:pPr>
         <w:pStyle w:val="Heading2"/>
       </w:pPr>
-      <w:bookmarkStart w:id="7" w:name="_Toc243616225"/>
+      <w:bookmarkStart w:id="7" w:name="_Toc243675264"/>
       <w:r>
         <w:t>1.1. Bối cảnh và lý do chọn đề tài</w:t>
       </w:r>
@@ -5689,7 +5689,7 @@
       <w:pPr>
         <w:pStyle w:val="Heading2"/>
       </w:pPr>
-      <w:bookmarkStart w:id="8" w:name="_Toc243616226"/>
+      <w:bookmarkStart w:id="8" w:name="_Toc243675265"/>
       <w:r>
         <w:t>1.2. Bài toán và câu hỏi nghiên cứu</w:t>
       </w:r>
@@ -5776,7 +5776,7 @@
       <w:pPr>
         <w:pStyle w:val="Heading2"/>
       </w:pPr>
-      <w:bookmarkStart w:id="9" w:name="_Toc243616227"/>
+      <w:bookmarkStart w:id="9" w:name="_Toc243675266"/>
       <w:r>
         <w:t>1.3. Nguồn dữ liệu</w:t>
       </w:r>
@@ -5799,7 +5799,7 @@
       <w:pPr>
         <w:pStyle w:val="Heading2"/>
       </w:pPr>
-      <w:bookmarkStart w:id="10" w:name="_Toc243616228"/>
+      <w:bookmarkStart w:id="10" w:name="_Toc243675267"/>
       <w:r>
         <w:t>1.4. Thang đo Cantril Ladder</w:t>
       </w:r>
@@ -5825,7 +5825,7 @@
       <w:pPr>
         <w:pStyle w:val="Heading2"/>
       </w:pPr>
-      <w:bookmarkStart w:id="11" w:name="_Toc243616229"/>
+      <w:bookmarkStart w:id="11" w:name="_Toc243675268"/>
       <w:r>
         <w:t>1.5. Mô hình Dystopia và Dystopia Residual</w:t>
       </w:r>
@@ -5858,7 +5858,7 @@
       <w:pPr>
         <w:pStyle w:val="Heading2"/>
       </w:pPr>
-      <w:bookmarkStart w:id="12" w:name="_Toc243616230"/>
+      <w:bookmarkStart w:id="12" w:name="_Toc243675269"/>
       <w:r>
         <w:t>1.6. Sáu biến cơ sở</w:t>
       </w:r>
@@ -6606,7 +6606,7 @@
       <w:pPr>
         <w:pStyle w:val="Heading2"/>
       </w:pPr>
-      <w:bookmarkStart w:id="13" w:name="_Toc243616231"/>
+      <w:bookmarkStart w:id="13" w:name="_Toc243675270"/>
       <w:r>
         <w:t>1.7. Quy tắc vàng của đề tài</w:t>
       </w:r>
@@ -6668,7 +6668,7 @@
       <w:pPr>
         <w:pStyle w:val="Heading2"/>
       </w:pPr>
-      <w:bookmarkStart w:id="14" w:name="_Toc243616232"/>
+      <w:bookmarkStart w:id="14" w:name="_Toc243675271"/>
       <w:r>
         <w:t>1.8. Đối chiếu 11 bước pipeline với cấu trúc báo cáo</w:t>
       </w:r>
@@ -7610,7 +7610,7 @@
       <w:pPr>
         <w:pStyle w:val="Heading1"/>
       </w:pPr>
-      <w:bookmarkStart w:id="15" w:name="_Toc243616233"/>
+      <w:bookmarkStart w:id="15" w:name="_Toc243675272"/>
       <w:r>
         <w:lastRenderedPageBreak/>
         <w:t>CHƯƠNG 2: THU THẬP DỮ LIỆU VÀ KHÁM PHÁ EDA</w:t>
@@ -7621,7 +7621,7 @@
       <w:pPr>
         <w:pStyle w:val="Heading2"/>
       </w:pPr>
-      <w:bookmarkStart w:id="16" w:name="_Toc243616234"/>
+      <w:bookmarkStart w:id="16" w:name="_Toc243675273"/>
       <w:r>
         <w:t xml:space="preserve">2.1. </w:t>
       </w:r>
@@ -8243,7 +8243,7 @@
       <w:pPr>
         <w:pStyle w:val="Heading2"/>
       </w:pPr>
-      <w:bookmarkStart w:id="17" w:name="_Toc243616235"/>
+      <w:bookmarkStart w:id="17" w:name="_Toc243675274"/>
       <w:r>
         <w:t>2.2. Đồng nhất tên cột</w:t>
       </w:r>
@@ -8312,7 +8312,7 @@
       <w:pPr>
         <w:pStyle w:val="Heading2"/>
       </w:pPr>
-      <w:bookmarkStart w:id="18" w:name="_Toc243616236"/>
+      <w:bookmarkStart w:id="18" w:name="_Toc243675275"/>
       <w:r>
         <w:t>2.3. Xử lý giá trị khuyết của UAE năm 2018</w:t>
       </w:r>
@@ -8344,7 +8344,7 @@
       <w:pPr>
         <w:pStyle w:val="Heading2"/>
       </w:pPr>
-      <w:bookmarkStart w:id="19" w:name="_Toc243616237"/>
+      <w:bookmarkStart w:id="19" w:name="_Toc243675276"/>
       <w:r>
         <w:t>2.4. Chuẩn hóa tên quốc gia và bổ sung mã ISO-3</w:t>
       </w:r>
@@ -8382,7 +8382,7 @@
       <w:pPr>
         <w:pStyle w:val="Heading2"/>
       </w:pPr>
-      <w:bookmarkStart w:id="20" w:name="_Toc243616238"/>
+      <w:bookmarkStart w:id="20" w:name="_Toc243675277"/>
       <w:r>
         <w:lastRenderedPageBreak/>
         <w:t>2.5. Bảng dữ liệu trung gian</w:t>
@@ -8407,7 +8407,7 @@
       <w:pPr>
         <w:pStyle w:val="Heading2"/>
       </w:pPr>
-      <w:bookmarkStart w:id="21" w:name="_Toc243616239"/>
+      <w:bookmarkStart w:id="21" w:name="_Toc243675278"/>
       <w:r>
         <w:t>2.6. Phân tích hình dạng phân phối</w:t>
       </w:r>
@@ -8515,7 +8515,7 @@
       <w:pPr>
         <w:pStyle w:val="Heading2"/>
       </w:pPr>
-      <w:bookmarkStart w:id="22" w:name="_Toc243616240"/>
+      <w:bookmarkStart w:id="22" w:name="_Toc243675279"/>
       <w:r>
         <w:t>2.7. Tương quan Pearson</w:t>
       </w:r>
@@ -8593,7 +8593,7 @@
       <w:pPr>
         <w:pStyle w:val="Heading2"/>
       </w:pPr>
-      <w:bookmarkStart w:id="23" w:name="_Toc243616241"/>
+      <w:bookmarkStart w:id="23" w:name="_Toc243675280"/>
       <w:r>
         <w:lastRenderedPageBreak/>
         <w:t>2.8. Nhận diện ngoại lai</w:t>
@@ -8686,7 +8686,7 @@
       <w:pPr>
         <w:pStyle w:val="Heading2"/>
       </w:pPr>
-      <w:bookmarkStart w:id="24" w:name="_Toc243616242"/>
+      <w:bookmarkStart w:id="24" w:name="_Toc243675281"/>
       <w:r>
         <w:t>2.9. Kết luận</w:t>
       </w:r>
@@ -8704,7 +8704,7 @@
       <w:pPr>
         <w:pStyle w:val="Heading1"/>
       </w:pPr>
-      <w:bookmarkStart w:id="25" w:name="_Toc243616243"/>
+      <w:bookmarkStart w:id="25" w:name="_Toc243675282"/>
       <w:r>
         <w:lastRenderedPageBreak/>
         <w:t>CHƯƠNG 3: PHƯƠNG PHÁP LUẬN VÀ THỬ NGHIỆM MÔ HÌNH</w:t>
@@ -8715,7 +8715,7 @@
       <w:pPr>
         <w:pStyle w:val="Heading2"/>
       </w:pPr>
-      <w:bookmarkStart w:id="26" w:name="_Toc243616244"/>
+      <w:bookmarkStart w:id="26" w:name="_Toc243675283"/>
       <w:r>
         <w:t>3.1. Ma trận đặc trưng</w:t>
       </w:r>
@@ -8733,7 +8733,7 @@
       <w:pPr>
         <w:pStyle w:val="Heading2"/>
       </w:pPr>
-      <w:bookmarkStart w:id="27" w:name="_Toc243616245"/>
+      <w:bookmarkStart w:id="27" w:name="_Toc243675284"/>
       <w:r>
         <w:t>3.2. So sánh ba phương án chuẩn hóa</w:t>
       </w:r>
@@ -9733,7 +9733,7 @@
       <w:pPr>
         <w:pStyle w:val="Heading2"/>
       </w:pPr>
-      <w:bookmarkStart w:id="28" w:name="_Toc243616246"/>
+      <w:bookmarkStart w:id="28" w:name="_Toc243675285"/>
       <w:r>
         <w:t>3.3. Thuật toán K-Means cài đặt từ đầu</w:t>
       </w:r>
@@ -9917,7 +9917,7 @@
       <w:pPr>
         <w:pStyle w:val="Heading2"/>
       </w:pPr>
-      <w:bookmarkStart w:id="29" w:name="_Toc243616247"/>
+      <w:bookmarkStart w:id="29" w:name="_Toc243675286"/>
       <w:r>
         <w:t>3.4. Phân cấp Ward cài đặt từ đầu</w:t>
       </w:r>
@@ -10898,7 +10898,7 @@
       <w:pPr>
         <w:pStyle w:val="Heading2"/>
       </w:pPr>
-      <w:bookmarkStart w:id="30" w:name="_Toc243616248"/>
+      <w:bookmarkStart w:id="30" w:name="_Toc243675287"/>
       <w:r>
         <w:t>3.5. DBSCAN cài đặt từ đầu</w:t>
       </w:r>
@@ -11471,7 +11471,7 @@
       <w:pPr>
         <w:pStyle w:val="Heading2"/>
       </w:pPr>
-      <w:bookmarkStart w:id="31" w:name="_Toc243616249"/>
+      <w:bookmarkStart w:id="31" w:name="_Toc243675288"/>
       <w:r>
         <w:t>3.6. Các độ đo đánh giá</w:t>
       </w:r>
@@ -11762,7 +11762,7 @@
       <w:pPr>
         <w:pStyle w:val="Heading2"/>
       </w:pPr>
-      <w:bookmarkStart w:id="32" w:name="_Toc243616250"/>
+      <w:bookmarkStart w:id="32" w:name="_Toc243675289"/>
       <w:r>
         <w:t>3.7. Khảo sát số cụm tối ưu</w:t>
       </w:r>
@@ -12449,7 +12449,7 @@
       <w:pPr>
         <w:pStyle w:val="Heading2"/>
       </w:pPr>
-      <w:bookmarkStart w:id="33" w:name="_Toc243616251"/>
+      <w:bookmarkStart w:id="33" w:name="_Toc243675290"/>
       <w:r>
         <w:t>3.8. Kiểm tra độ ổn định</w:t>
       </w:r>
@@ -14263,7 +14263,7 @@
       <w:pPr>
         <w:pStyle w:val="Heading2"/>
       </w:pPr>
-      <w:bookmarkStart w:id="34" w:name="_Toc243616252"/>
+      <w:bookmarkStart w:id="34" w:name="_Toc243675291"/>
       <w:r>
         <w:t>3.9. Quy trình thực nghiệm</w:t>
       </w:r>
@@ -14317,7 +14317,7 @@
       <w:pPr>
         <w:pStyle w:val="Heading1"/>
       </w:pPr>
-      <w:bookmarkStart w:id="35" w:name="_Toc243616253"/>
+      <w:bookmarkStart w:id="35" w:name="_Toc243675292"/>
       <w:r>
         <w:lastRenderedPageBreak/>
         <w:t>CHƯƠNG 4: KẾT QUẢ THỰC NGHIỆM VÀ DIỄN GIẢI TRI THỨC</w:t>
@@ -14328,7 +14328,7 @@
       <w:pPr>
         <w:pStyle w:val="Heading2"/>
       </w:pPr>
-      <w:bookmarkStart w:id="36" w:name="_Toc243616254"/>
+      <w:bookmarkStart w:id="36" w:name="_Toc243675293"/>
       <w:r>
         <w:t>4.1. Chỉ số đánh giá của K-Means qua các năm</w:t>
       </w:r>
@@ -15085,7 +15085,7 @@
       <w:pPr>
         <w:pStyle w:val="Heading2"/>
       </w:pPr>
-      <w:bookmarkStart w:id="37" w:name="_Toc243616255"/>
+      <w:bookmarkStart w:id="37" w:name="_Toc243675294"/>
       <w:r>
         <w:t>4.2. Chỉ số đánh giá của Ward và so sánh với K-Means</w:t>
       </w:r>
@@ -15815,7 +15815,7 @@
       <w:pPr>
         <w:pStyle w:val="Heading2"/>
       </w:pPr>
-      <w:bookmarkStart w:id="38" w:name="_Toc243616256"/>
+      <w:bookmarkStart w:id="38" w:name="_Toc243675295"/>
       <w:r>
         <w:lastRenderedPageBreak/>
         <w:t>4.3. Chân dung ba cụm</w:t>
@@ -17220,7 +17220,7 @@
       <w:pPr>
         <w:pStyle w:val="Heading2"/>
       </w:pPr>
-      <w:bookmarkStart w:id="39" w:name="_Toc243616257"/>
+      <w:bookmarkStart w:id="39" w:name="_Toc243675296"/>
       <w:r>
         <w:t>4.4. Hậu kiểm độc lập bằng điểm hạnh phúc</w:t>
       </w:r>
@@ -18038,7 +18038,7 @@
       <w:pPr>
         <w:pStyle w:val="Heading2"/>
       </w:pPr>
-      <w:bookmarkStart w:id="40" w:name="_Toc243616258"/>
+      <w:bookmarkStart w:id="40" w:name="_Toc243675297"/>
       <w:r>
         <w:t>4.5. Cấu hình đối chứng k = 3</w:t>
       </w:r>
@@ -19534,7 +19534,7 @@
       <w:pPr>
         <w:pStyle w:val="Heading2"/>
       </w:pPr>
-      <w:bookmarkStart w:id="41" w:name="_Toc243616259"/>
+      <w:bookmarkStart w:id="41" w:name="_Toc243675298"/>
       <w:r>
         <w:t>4.6. Ghép cụm liên năm</w:t>
       </w:r>
@@ -21073,7 +21073,7 @@
       <w:pPr>
         <w:pStyle w:val="Heading2"/>
       </w:pPr>
-      <w:bookmarkStart w:id="42" w:name="_Toc243616260"/>
+      <w:bookmarkStart w:id="42" w:name="_Toc243675299"/>
       <w:r>
         <w:t>4.7. Dịch chuyển cụm của 156 quốc gia</w:t>
       </w:r>
@@ -21680,7 +21680,7 @@
       <w:pPr>
         <w:pStyle w:val="Heading2"/>
       </w:pPr>
-      <w:bookmarkStart w:id="43" w:name="_Toc243616261"/>
+      <w:bookmarkStart w:id="43" w:name="_Toc243675300"/>
       <w:r>
         <w:t>4.8. Phân bố cụm trên không gian PCA 2D</w:t>
       </w:r>
@@ -21825,7 +21825,7 @@
       <w:pPr>
         <w:pStyle w:val="Heading2"/>
       </w:pPr>
-      <w:bookmarkStart w:id="44" w:name="_Toc243616262"/>
+      <w:bookmarkStart w:id="44" w:name="_Toc243675301"/>
       <w:r>
         <w:t>4.9. Kết luận</w:t>
       </w:r>
@@ -21861,7 +21861,7 @@
       <w:pPr>
         <w:pStyle w:val="Heading1"/>
       </w:pPr>
-      <w:bookmarkStart w:id="45" w:name="_Toc243616263"/>
+      <w:bookmarkStart w:id="45" w:name="_Toc243675302"/>
       <w:r>
         <w:lastRenderedPageBreak/>
         <w:t>CHƯƠNG 5: ỨNG DỤNG DEMO, KẾT LUẬN VÀ HƯỚNG PHÁT TRIỂN</w:t>
@@ -21872,7 +21872,7 @@
       <w:pPr>
         <w:pStyle w:val="Heading2"/>
       </w:pPr>
-      <w:bookmarkStart w:id="46" w:name="_Toc243616264"/>
+      <w:bookmarkStart w:id="46" w:name="_Toc243675303"/>
       <w:r>
         <w:t>5.1. Kiến trúc ứng dụng demo Streamlit</w:t>
       </w:r>
@@ -22022,7 +22022,7 @@
       <w:pPr>
         <w:pStyle w:val="Heading2"/>
       </w:pPr>
-      <w:bookmarkStart w:id="47" w:name="_Toc243616265"/>
+      <w:bookmarkStart w:id="47" w:name="_Toc243675304"/>
       <w:r>
         <w:t>5.2. Kiểm thử ứng dụng</w:t>
       </w:r>
@@ -22062,7 +22062,7 @@
       <w:pPr>
         <w:pStyle w:val="Heading2"/>
       </w:pPr>
-      <w:bookmarkStart w:id="48" w:name="_Toc243616266"/>
+      <w:bookmarkStart w:id="48" w:name="_Toc243675305"/>
       <w:r>
         <w:t>5.3. Đóng góp chính của đồ án</w:t>
       </w:r>
@@ -22168,7 +22168,7 @@
       <w:pPr>
         <w:pStyle w:val="Heading2"/>
       </w:pPr>
-      <w:bookmarkStart w:id="49" w:name="_Toc243616267"/>
+      <w:bookmarkStart w:id="49" w:name="_Toc243675306"/>
       <w:r>
         <w:t>5.4. Hạn chế</w:t>
       </w:r>
@@ -22208,7 +22208,7 @@
       <w:pPr>
         <w:pStyle w:val="Heading2"/>
       </w:pPr>
-      <w:bookmarkStart w:id="50" w:name="_Toc243616268"/>
+      <w:bookmarkStart w:id="50" w:name="_Toc243675307"/>
       <w:r>
         <w:t>5.5. Hướng phát triển</w:t>
       </w:r>
@@ -22284,7 +22284,7 @@
       <w:pPr>
         <w:pStyle w:val="Heading2"/>
       </w:pPr>
-      <w:bookmarkStart w:id="51" w:name="_Toc243616269"/>
+      <w:bookmarkStart w:id="51" w:name="_Toc243675308"/>
       <w:r>
         <w:t>5.6. Kết luận</w:t>
       </w:r>
@@ -22320,7 +22320,7 @@
       <w:pPr>
         <w:pStyle w:val="Heading1"/>
       </w:pPr>
-      <w:bookmarkStart w:id="52" w:name="_Toc243616270"/>
+      <w:bookmarkStart w:id="52" w:name="_Toc243675309"/>
       <w:r>
         <w:lastRenderedPageBreak/>
         <w:t>TÀI LIỆU THAM KHẢO</w:t>
@@ -22753,7 +22753,7 @@
       <w:pPr>
         <w:pStyle w:val="Heading1"/>
       </w:pPr>
-      <w:bookmarkStart w:id="53" w:name="_Toc243616271"/>
+      <w:bookmarkStart w:id="53" w:name="_Toc243675310"/>
       <w:r>
         <w:lastRenderedPageBreak/>
         <w:t>PHỤ LỤC A: BẢNG KHẢO SÁT SỐ CỤM NĂM 2019</w:t>
@@ -23466,7 +23466,7 @@
       <w:pPr>
         <w:pStyle w:val="Heading1"/>
       </w:pPr>
-      <w:bookmarkStart w:id="54" w:name="_Toc243616272"/>
+      <w:bookmarkStart w:id="54" w:name="_Toc243675311"/>
       <w:r>
         <w:lastRenderedPageBreak/>
         <w:t>PHỤ LỤC B: KẾT QUẢ QUÉT THAM SỐ DBSCAN NĂM 2019</w:t>

--- a/reports/final_report/Nhom12_BaoCao.docx
+++ b/reports/final_report/Nhom12_BaoCao.docx
@@ -8892,16 +8892,8 @@
     </w:p>
     <w:tbl>
       <w:tblPr>
+        <w:tblStyle w:val="TableGrid"/>
         <w:tblW w:w="0" w:type="auto"/>
-        <w:jc w:val="center"/>
-        <w:tblBorders>
-          <w:top w:val="single" w:sz="4" w:space="0" w:color="7F8C8D"/>
-          <w:left w:val="single" w:sz="4" w:space="0" w:color="7F8C8D"/>
-          <w:bottom w:val="single" w:sz="4" w:space="0" w:color="7F8C8D"/>
-          <w:right w:val="single" w:sz="4" w:space="0" w:color="7F8C8D"/>
-          <w:insideH w:val="single" w:sz="4" w:space="0" w:color="7F8C8D"/>
-          <w:insideV w:val="single" w:sz="4" w:space="0" w:color="7F8C8D"/>
-        </w:tblBorders>
         <w:tblLook w:val="04A0" w:firstRow="1" w:lastRow="0" w:firstColumn="1" w:lastColumn="0" w:noHBand="0" w:noVBand="1"/>
       </w:tblPr>
       <w:tblGrid>
@@ -8914,14 +8906,9 @@
         <w:gridCol w:w="1344"/>
       </w:tblGrid>
       <w:tr>
-        <w:trPr>
-          <w:tblHeader/>
-          <w:jc w:val="center"/>
-        </w:trPr>
         <w:tc>
           <w:tcPr>
             <w:tcW w:w="1344" w:type="dxa"/>
-            <w:shd w:val="clear" w:color="auto" w:fill="EAECEE"/>
           </w:tcPr>
           <w:p>
             <w:pPr>
@@ -8941,7 +8928,6 @@
         <w:tc>
           <w:tcPr>
             <w:tcW w:w="1344" w:type="dxa"/>
-            <w:shd w:val="clear" w:color="auto" w:fill="EAECEE"/>
           </w:tcPr>
           <w:p>
             <w:pPr>
@@ -8961,7 +8947,6 @@
         <w:tc>
           <w:tcPr>
             <w:tcW w:w="1344" w:type="dxa"/>
-            <w:shd w:val="clear" w:color="auto" w:fill="EAECEE"/>
           </w:tcPr>
           <w:p>
             <w:pPr>
@@ -8981,7 +8966,6 @@
         <w:tc>
           <w:tcPr>
             <w:tcW w:w="1344" w:type="dxa"/>
-            <w:shd w:val="clear" w:color="auto" w:fill="EAECEE"/>
           </w:tcPr>
           <w:p>
             <w:pPr>
@@ -9001,7 +8985,6 @@
         <w:tc>
           <w:tcPr>
             <w:tcW w:w="1344" w:type="dxa"/>
-            <w:shd w:val="clear" w:color="auto" w:fill="EAECEE"/>
           </w:tcPr>
           <w:p>
             <w:pPr>
@@ -9021,7 +9004,6 @@
         <w:tc>
           <w:tcPr>
             <w:tcW w:w="1344" w:type="dxa"/>
-            <w:shd w:val="clear" w:color="auto" w:fill="EAECEE"/>
           </w:tcPr>
           <w:p>
             <w:pPr>
@@ -9041,7 +9023,6 @@
         <w:tc>
           <w:tcPr>
             <w:tcW w:w="1344" w:type="dxa"/>
-            <w:shd w:val="clear" w:color="auto" w:fill="EAECEE"/>
           </w:tcPr>
           <w:p>
             <w:pPr>
@@ -9060,9 +9041,6 @@
         </w:tc>
       </w:tr>
       <w:tr>
-        <w:trPr>
-          <w:jc w:val="center"/>
-        </w:trPr>
         <w:tc>
           <w:tcPr>
             <w:tcW w:w="1344" w:type="dxa"/>
@@ -9191,9 +9169,6 @@
         </w:tc>
       </w:tr>
       <w:tr>
-        <w:trPr>
-          <w:jc w:val="center"/>
-        </w:trPr>
         <w:tc>
           <w:tcPr>
             <w:tcW w:w="1344" w:type="dxa"/>
@@ -9322,9 +9297,6 @@
         </w:tc>
       </w:tr>
       <w:tr>
-        <w:trPr>
-          <w:jc w:val="center"/>
-        </w:trPr>
         <w:tc>
           <w:tcPr>
             <w:tcW w:w="1344" w:type="dxa"/>
@@ -9453,9 +9425,6 @@
         </w:tc>
       </w:tr>
       <w:tr>
-        <w:trPr>
-          <w:jc w:val="center"/>
-        </w:trPr>
         <w:tc>
           <w:tcPr>
             <w:tcW w:w="1344" w:type="dxa"/>
@@ -9584,9 +9553,6 @@
         </w:tc>
       </w:tr>
       <w:tr>
-        <w:trPr>
-          <w:jc w:val="center"/>
-        </w:trPr>
         <w:tc>
           <w:tcPr>
             <w:tcW w:w="1344" w:type="dxa"/>
@@ -10954,16 +10920,8 @@
     </w:p>
     <w:tbl>
       <w:tblPr>
+        <w:tblStyle w:val="TableGrid"/>
         <w:tblW w:w="0" w:type="auto"/>
-        <w:jc w:val="center"/>
-        <w:tblBorders>
-          <w:top w:val="single" w:sz="4" w:space="0" w:color="7F8C8D"/>
-          <w:left w:val="single" w:sz="4" w:space="0" w:color="7F8C8D"/>
-          <w:bottom w:val="single" w:sz="4" w:space="0" w:color="7F8C8D"/>
-          <w:right w:val="single" w:sz="4" w:space="0" w:color="7F8C8D"/>
-          <w:insideH w:val="single" w:sz="4" w:space="0" w:color="7F8C8D"/>
-          <w:insideV w:val="single" w:sz="4" w:space="0" w:color="7F8C8D"/>
-        </w:tblBorders>
         <w:tblLook w:val="04A0" w:firstRow="1" w:lastRow="0" w:firstColumn="1" w:lastColumn="0" w:noHBand="0" w:noVBand="1"/>
       </w:tblPr>
       <w:tblGrid>
@@ -10973,14 +10931,9 @@
         <w:gridCol w:w="2351"/>
       </w:tblGrid>
       <w:tr>
-        <w:trPr>
-          <w:tblHeader/>
-          <w:jc w:val="center"/>
-        </w:trPr>
         <w:tc>
           <w:tcPr>
             <w:tcW w:w="2351" w:type="dxa"/>
-            <w:shd w:val="clear" w:color="auto" w:fill="EAECEE"/>
           </w:tcPr>
           <w:p>
             <w:pPr>
@@ -11000,7 +10953,6 @@
         <w:tc>
           <w:tcPr>
             <w:tcW w:w="2351" w:type="dxa"/>
-            <w:shd w:val="clear" w:color="auto" w:fill="EAECEE"/>
           </w:tcPr>
           <w:p>
             <w:pPr>
@@ -11020,7 +10972,6 @@
         <w:tc>
           <w:tcPr>
             <w:tcW w:w="2351" w:type="dxa"/>
-            <w:shd w:val="clear" w:color="auto" w:fill="EAECEE"/>
           </w:tcPr>
           <w:p>
             <w:pPr>
@@ -11040,7 +10991,6 @@
         <w:tc>
           <w:tcPr>
             <w:tcW w:w="2351" w:type="dxa"/>
-            <w:shd w:val="clear" w:color="auto" w:fill="EAECEE"/>
           </w:tcPr>
           <w:p>
             <w:pPr>
@@ -11059,9 +11009,6 @@
         </w:tc>
       </w:tr>
       <w:tr>
-        <w:trPr>
-          <w:jc w:val="center"/>
-        </w:trPr>
         <w:tc>
           <w:tcPr>
             <w:tcW w:w="2351" w:type="dxa"/>
@@ -11136,9 +11083,6 @@
         </w:tc>
       </w:tr>
       <w:tr>
-        <w:trPr>
-          <w:jc w:val="center"/>
-        </w:trPr>
         <w:tc>
           <w:tcPr>
             <w:tcW w:w="2351" w:type="dxa"/>
@@ -11213,9 +11157,6 @@
         </w:tc>
       </w:tr>
       <w:tr>
-        <w:trPr>
-          <w:jc w:val="center"/>
-        </w:trPr>
         <w:tc>
           <w:tcPr>
             <w:tcW w:w="2351" w:type="dxa"/>
@@ -11290,9 +11231,6 @@
         </w:tc>
       </w:tr>
       <w:tr>
-        <w:trPr>
-          <w:jc w:val="center"/>
-        </w:trPr>
         <w:tc>
           <w:tcPr>
             <w:tcW w:w="2351" w:type="dxa"/>
@@ -11367,9 +11305,6 @@
         </w:tc>
       </w:tr>
       <w:tr>
-        <w:trPr>
-          <w:jc w:val="center"/>
-        </w:trPr>
         <w:tc>
           <w:tcPr>
             <w:tcW w:w="2351" w:type="dxa"/>
@@ -11860,16 +11795,8 @@
     </w:p>
     <w:tbl>
       <w:tblPr>
+        <w:tblStyle w:val="TableGrid"/>
         <w:tblW w:w="0" w:type="auto"/>
-        <w:jc w:val="center"/>
-        <w:tblBorders>
-          <w:top w:val="single" w:sz="4" w:space="0" w:color="7F8C8D"/>
-          <w:left w:val="single" w:sz="4" w:space="0" w:color="7F8C8D"/>
-          <w:bottom w:val="single" w:sz="4" w:space="0" w:color="7F8C8D"/>
-          <w:right w:val="single" w:sz="4" w:space="0" w:color="7F8C8D"/>
-          <w:insideH w:val="single" w:sz="4" w:space="0" w:color="7F8C8D"/>
-          <w:insideV w:val="single" w:sz="4" w:space="0" w:color="7F8C8D"/>
-        </w:tblBorders>
         <w:tblLook w:val="04A0" w:firstRow="1" w:lastRow="0" w:firstColumn="1" w:lastColumn="0" w:noHBand="0" w:noVBand="1"/>
       </w:tblPr>
       <w:tblGrid>
@@ -11879,14 +11806,9 @@
         <w:gridCol w:w="2351"/>
       </w:tblGrid>
       <w:tr>
-        <w:trPr>
-          <w:tblHeader/>
-          <w:jc w:val="center"/>
-        </w:trPr>
         <w:tc>
           <w:tcPr>
             <w:tcW w:w="2351" w:type="dxa"/>
-            <w:shd w:val="clear" w:color="auto" w:fill="EAECEE"/>
           </w:tcPr>
           <w:p>
             <w:pPr>
@@ -11906,7 +11828,6 @@
         <w:tc>
           <w:tcPr>
             <w:tcW w:w="2351" w:type="dxa"/>
-            <w:shd w:val="clear" w:color="auto" w:fill="EAECEE"/>
           </w:tcPr>
           <w:p>
             <w:pPr>
@@ -11926,7 +11847,6 @@
         <w:tc>
           <w:tcPr>
             <w:tcW w:w="2351" w:type="dxa"/>
-            <w:shd w:val="clear" w:color="auto" w:fill="EAECEE"/>
           </w:tcPr>
           <w:p>
             <w:pPr>
@@ -11946,7 +11866,6 @@
         <w:tc>
           <w:tcPr>
             <w:tcW w:w="2351" w:type="dxa"/>
-            <w:shd w:val="clear" w:color="auto" w:fill="EAECEE"/>
           </w:tcPr>
           <w:p>
             <w:pPr>
@@ -11965,9 +11884,6 @@
         </w:tc>
       </w:tr>
       <w:tr>
-        <w:trPr>
-          <w:jc w:val="center"/>
-        </w:trPr>
         <w:tc>
           <w:tcPr>
             <w:tcW w:w="2351" w:type="dxa"/>
@@ -12042,9 +11958,6 @@
         </w:tc>
       </w:tr>
       <w:tr>
-        <w:trPr>
-          <w:jc w:val="center"/>
-        </w:trPr>
         <w:tc>
           <w:tcPr>
             <w:tcW w:w="2351" w:type="dxa"/>
@@ -12119,9 +12032,6 @@
         </w:tc>
       </w:tr>
       <w:tr>
-        <w:trPr>
-          <w:jc w:val="center"/>
-        </w:trPr>
         <w:tc>
           <w:tcPr>
             <w:tcW w:w="2351" w:type="dxa"/>
@@ -12196,9 +12106,6 @@
         </w:tc>
       </w:tr>
       <w:tr>
-        <w:trPr>
-          <w:jc w:val="center"/>
-        </w:trPr>
         <w:tc>
           <w:tcPr>
             <w:tcW w:w="2351" w:type="dxa"/>
@@ -12273,9 +12180,6 @@
         </w:tc>
       </w:tr>
       <w:tr>
-        <w:trPr>
-          <w:jc w:val="center"/>
-        </w:trPr>
         <w:tc>
           <w:tcPr>
             <w:tcW w:w="2351" w:type="dxa"/>
@@ -14350,16 +14254,8 @@
     </w:p>
     <w:tbl>
       <w:tblPr>
+        <w:tblStyle w:val="TableGrid"/>
         <w:tblW w:w="0" w:type="auto"/>
-        <w:jc w:val="center"/>
-        <w:tblBorders>
-          <w:top w:val="single" w:sz="4" w:space="0" w:color="7F8C8D"/>
-          <w:left w:val="single" w:sz="4" w:space="0" w:color="7F8C8D"/>
-          <w:bottom w:val="single" w:sz="4" w:space="0" w:color="7F8C8D"/>
-          <w:right w:val="single" w:sz="4" w:space="0" w:color="7F8C8D"/>
-          <w:insideH w:val="single" w:sz="4" w:space="0" w:color="7F8C8D"/>
-          <w:insideV w:val="single" w:sz="4" w:space="0" w:color="7F8C8D"/>
-        </w:tblBorders>
         <w:tblLook w:val="04A0" w:firstRow="1" w:lastRow="0" w:firstColumn="1" w:lastColumn="0" w:noHBand="0" w:noVBand="1"/>
       </w:tblPr>
       <w:tblGrid>
@@ -14371,14 +14267,9 @@
         <w:gridCol w:w="1805"/>
       </w:tblGrid>
       <w:tr>
-        <w:trPr>
-          <w:tblHeader/>
-          <w:jc w:val="center"/>
-        </w:trPr>
         <w:tc>
           <w:tcPr>
             <w:tcW w:w="1567" w:type="dxa"/>
-            <w:shd w:val="clear" w:color="auto" w:fill="EAECEE"/>
           </w:tcPr>
           <w:p>
             <w:pPr>
@@ -14398,7 +14289,6 @@
         <w:tc>
           <w:tcPr>
             <w:tcW w:w="1567" w:type="dxa"/>
-            <w:shd w:val="clear" w:color="auto" w:fill="EAECEE"/>
           </w:tcPr>
           <w:p>
             <w:pPr>
@@ -14418,7 +14308,6 @@
         <w:tc>
           <w:tcPr>
             <w:tcW w:w="1567" w:type="dxa"/>
-            <w:shd w:val="clear" w:color="auto" w:fill="EAECEE"/>
           </w:tcPr>
           <w:p>
             <w:pPr>
@@ -14438,7 +14327,6 @@
         <w:tc>
           <w:tcPr>
             <w:tcW w:w="1567" w:type="dxa"/>
-            <w:shd w:val="clear" w:color="auto" w:fill="EAECEE"/>
           </w:tcPr>
           <w:p>
             <w:pPr>
@@ -14458,7 +14346,6 @@
         <w:tc>
           <w:tcPr>
             <w:tcW w:w="1567" w:type="dxa"/>
-            <w:shd w:val="clear" w:color="auto" w:fill="EAECEE"/>
           </w:tcPr>
           <w:p>
             <w:pPr>
@@ -14478,7 +14365,6 @@
         <w:tc>
           <w:tcPr>
             <w:tcW w:w="1567" w:type="dxa"/>
-            <w:shd w:val="clear" w:color="auto" w:fill="EAECEE"/>
           </w:tcPr>
           <w:p>
             <w:pPr>
@@ -14497,9 +14383,6 @@
         </w:tc>
       </w:tr>
       <w:tr>
-        <w:trPr>
-          <w:jc w:val="center"/>
-        </w:trPr>
         <w:tc>
           <w:tcPr>
             <w:tcW w:w="1567" w:type="dxa"/>
@@ -14610,9 +14493,6 @@
         </w:tc>
       </w:tr>
       <w:tr>
-        <w:trPr>
-          <w:jc w:val="center"/>
-        </w:trPr>
         <w:tc>
           <w:tcPr>
             <w:tcW w:w="1567" w:type="dxa"/>
@@ -14723,9 +14603,6 @@
         </w:tc>
       </w:tr>
       <w:tr>
-        <w:trPr>
-          <w:jc w:val="center"/>
-        </w:trPr>
         <w:tc>
           <w:tcPr>
             <w:tcW w:w="1567" w:type="dxa"/>
@@ -14836,9 +14713,6 @@
         </w:tc>
       </w:tr>
       <w:tr>
-        <w:trPr>
-          <w:jc w:val="center"/>
-        </w:trPr>
         <w:tc>
           <w:tcPr>
             <w:tcW w:w="1567" w:type="dxa"/>
@@ -14949,9 +14823,6 @@
         </w:tc>
       </w:tr>
       <w:tr>
-        <w:trPr>
-          <w:jc w:val="center"/>
-        </w:trPr>
         <w:tc>
           <w:tcPr>
             <w:tcW w:w="1567" w:type="dxa"/>

--- a/reports/final_report/Nhom12_BaoCao.docx
+++ b/reports/final_report/Nhom12_BaoCao.docx
@@ -561,6 +561,7 @@
               <w:jc w:val="left"/>
               <w:rPr>
                 <w:bCs/>
+                <w:sz w:val="19"/>
               </w:rPr>
             </w:pPr>
             <w:r>
@@ -584,21 +585,88 @@
                 <w:bCs/>
                 <w:sz w:val="19"/>
               </w:rPr>
-              <w:t xml:space="preserve">Thuyết trình Phần 1 video báo cáo (Tổng quan </w:t>
-            </w:r>
+              <w:t>Xây dựng toàn diện ứng dụng tương tác Demo Streamlit 4 tab</w:t>
+            </w:r>
+          </w:p>
+          <w:p>
+            <w:pPr>
+              <w:spacing w:before="20" w:after="20" w:line="276" w:lineRule="auto"/>
+              <w:jc w:val="left"/>
+              <w:rPr>
+                <w:bCs/>
+              </w:rPr>
+            </w:pPr>
             <w:r>
               <w:rPr>
                 <w:bCs/>
                 <w:sz w:val="19"/>
               </w:rPr>
-              <w:t>và</w:t>
-            </w:r>
+              <w:t xml:space="preserve">Thuyết trình Phần 1 video báo cáo (Tổng </w:t>
+            </w:r>
+            <w:proofErr w:type="gramStart"/>
             <w:r>
               <w:rPr>
                 <w:bCs/>
                 <w:sz w:val="19"/>
               </w:rPr>
-              <w:t xml:space="preserve"> Tiền xử lý dữ liệu).</w:t>
+              <w:t xml:space="preserve">quan </w:t>
+            </w:r>
+            <w:r>
+              <w:rPr>
+                <w:bCs/>
+                <w:sz w:val="19"/>
+              </w:rPr>
+              <w:t>,</w:t>
+            </w:r>
+            <w:r>
+              <w:rPr>
+                <w:bCs/>
+                <w:sz w:val="19"/>
+              </w:rPr>
+              <w:t>Tiền</w:t>
+            </w:r>
+            <w:proofErr w:type="gramEnd"/>
+            <w:r>
+              <w:rPr>
+                <w:bCs/>
+                <w:sz w:val="19"/>
+              </w:rPr>
+              <w:t xml:space="preserve"> xử lý dữ liệu</w:t>
+            </w:r>
+            <w:r>
+              <w:rPr>
+                <w:bCs/>
+                <w:sz w:val="19"/>
+              </w:rPr>
+              <w:t xml:space="preserve"> </w:t>
+            </w:r>
+            <w:r>
+              <w:rPr>
+                <w:bCs/>
+                <w:sz w:val="19"/>
+              </w:rPr>
+              <w:t>và</w:t>
+            </w:r>
+            <w:r>
+              <w:rPr>
+                <w:bCs/>
+                <w:sz w:val="19"/>
+              </w:rPr>
+              <w:t xml:space="preserve"> </w:t>
+            </w:r>
+            <w:r>
+              <w:rPr>
+                <w:bCs/>
+                <w:sz w:val="19"/>
+              </w:rPr>
+              <w:t>Demo</w:t>
+            </w:r>
+            <w:r>
+              <w:rPr>
+                <w:bCs/>
+                <w:sz w:val="19"/>
+              </w:rPr>
+              <w:t>).</w:t>
             </w:r>
           </w:p>
         </w:tc>
@@ -976,7 +1044,21 @@
                 <w:bCs/>
                 <w:sz w:val="19"/>
               </w:rPr>
-              <w:t>Thực hiện hậu kiểm độc lập ANOVA điểm hạnh phúc; xây dựng thuật toán ghép cụm và lập bảng dịch chuyển cụm 156 quốc gia qua 5 năm.</w:t>
+              <w:t>Thực hiện hậu kiểm độc lập ANOVA điểm hạnh phúc</w:t>
+            </w:r>
+            <w:r>
+              <w:rPr>
+                <w:bCs/>
+                <w:sz w:val="19"/>
+              </w:rPr>
+              <w:t>,</w:t>
+            </w:r>
+            <w:r>
+              <w:rPr>
+                <w:bCs/>
+                <w:sz w:val="19"/>
+              </w:rPr>
+              <w:t xml:space="preserve"> xây dựng thuật toán ghép cụm và lập bảng dịch chuyển cụm 156 quốc gia qua 5 năm.</w:t>
             </w:r>
           </w:p>
           <w:p>
@@ -992,7 +1074,14 @@
                 <w:bCs/>
                 <w:sz w:val="19"/>
               </w:rPr>
-              <w:t>Xây dựng toàn diện ứng dụng tương tác Demo Streamlit 4 tab; biên soạn phần diễn giải Chương 4, Chương 5 và thiết kế slide thuyết trình.</w:t>
+              <w:t>B</w:t>
+            </w:r>
+            <w:r>
+              <w:rPr>
+                <w:bCs/>
+                <w:sz w:val="19"/>
+              </w:rPr>
+              <w:t>iên soạn phần diễn giải Chương 4, Chương 5 và thiết kế slide thuyết trình.</w:t>
             </w:r>
           </w:p>
           <w:p>
@@ -1008,7 +1097,21 @@
                 <w:bCs/>
                 <w:sz w:val="19"/>
               </w:rPr>
-              <w:t>Thuyết trình Phần 3 video báo cáo (Diễn giải tri thức, Dịch chuyển cụm, Demo &amp; Kết luận).</w:t>
+              <w:t xml:space="preserve">Thuyết trình Phần 3 video báo cáo (Diễn giải tri thức, Dịch chuyển cụm, </w:t>
+            </w:r>
+            <w:r>
+              <w:rPr>
+                <w:bCs/>
+                <w:sz w:val="19"/>
+              </w:rPr>
+              <w:t>và</w:t>
+            </w:r>
+            <w:r>
+              <w:rPr>
+                <w:bCs/>
+                <w:sz w:val="19"/>
+              </w:rPr>
+              <w:t xml:space="preserve"> Kết luận).</w:t>
             </w:r>
           </w:p>
         </w:tc>
@@ -5705,7 +5808,7 @@
     </w:p>
     <w:p>
       <w:pPr>
-        <w:ind w:firstLine="425"/>
+        <w:ind w:firstLine="720"/>
       </w:pPr>
       <w:r>
         <w:t>Bốn câu hỏi nghiên cứu:</w:t>
@@ -5713,61 +5816,53 @@
     </w:p>
     <w:p>
       <w:pPr>
+        <w:pStyle w:val="ListParagraph"/>
+        <w:numPr>
+          <w:ilvl w:val="0"/>
+          <w:numId w:val="24"/>
+        </w:numPr>
         <w:spacing w:before="40" w:line="312" w:lineRule="auto"/>
-        <w:ind w:left="425"/>
-      </w:pPr>
-      <w:r>
-        <w:rPr>
-          <w:b/>
-        </w:rPr>
-        <w:t xml:space="preserve">1. </w:t>
-      </w:r>
+      </w:pPr>
       <w:r>
         <w:t>Có thể chia các quốc gia thành bao nhiêu nhóm dựa trên sáu yếu tố cơ sở, và số cụm tối ưu có ổn định qua các năm không?</w:t>
       </w:r>
     </w:p>
     <w:p>
       <w:pPr>
+        <w:pStyle w:val="ListParagraph"/>
+        <w:numPr>
+          <w:ilvl w:val="0"/>
+          <w:numId w:val="24"/>
+        </w:numPr>
         <w:spacing w:before="40" w:line="312" w:lineRule="auto"/>
-        <w:ind w:left="425"/>
-      </w:pPr>
-      <w:r>
-        <w:rPr>
-          <w:b/>
-        </w:rPr>
-        <w:t xml:space="preserve">2. </w:t>
-      </w:r>
+      </w:pPr>
       <w:r>
         <w:t>Cách chuẩn hóa dữ liệu (Raw, Min-Max, Z-score) ảnh hưởng thế nào đến kết quả K-Means?</w:t>
       </w:r>
     </w:p>
     <w:p>
       <w:pPr>
+        <w:pStyle w:val="ListParagraph"/>
+        <w:numPr>
+          <w:ilvl w:val="0"/>
+          <w:numId w:val="24"/>
+        </w:numPr>
         <w:spacing w:before="40" w:line="312" w:lineRule="auto"/>
-        <w:ind w:left="425"/>
-      </w:pPr>
-      <w:r>
-        <w:rPr>
-          <w:b/>
-        </w:rPr>
+      </w:pPr>
+      <w:r>
         <w:lastRenderedPageBreak/>
-        <w:t xml:space="preserve">3. </w:t>
-      </w:r>
-      <w:r>
         <w:t>Phân cấp Ward và DBSCAN cho kết quả thế nào khi so sánh với K-Means trên cùng dữ liệu?</w:t>
       </w:r>
     </w:p>
     <w:p>
       <w:pPr>
+        <w:pStyle w:val="ListParagraph"/>
+        <w:numPr>
+          <w:ilvl w:val="0"/>
+          <w:numId w:val="24"/>
+        </w:numPr>
         <w:spacing w:before="40" w:line="312" w:lineRule="auto"/>
-        <w:ind w:left="425"/>
-      </w:pPr>
-      <w:r>
-        <w:rPr>
-          <w:b/>
-        </w:rPr>
-        <w:t xml:space="preserve">4. </w:t>
-      </w:r>
+      </w:pPr>
       <w:r>
         <w:t>Nhãn cụm có ổn định khi đổi seed khởi tạo, và các cụm hình thành từ sáu yếu tố có phân hóa theo điểm hạnh phúc thực tế hay không?</w:t>
       </w:r>
@@ -11593,12 +11688,6 @@
                           </m:r>
                         </m:e>
                       </m:d>
-                      <m:r>
-                        <w:rPr>
-                          <w:rFonts w:ascii="Cambria Math" w:hAnsi="Cambria Math"/>
-                        </w:rPr>
-                        <m:t>)</m:t>
-                      </m:r>
                     </m:e>
                   </m:d>
                 </m:e>
@@ -21567,8 +21656,8 @@
           <w:noProof/>
         </w:rPr>
         <w:drawing>
-          <wp:inline distT="0" distB="0" distL="0" distR="0" wp14:anchorId="344C16DF" wp14:editId="661642A0">
-            <wp:extent cx="4389120" cy="1094433"/>
+          <wp:inline distT="0" distB="0" distL="0" distR="0" wp14:anchorId="344C16DF" wp14:editId="3B919EFB">
+            <wp:extent cx="5452288" cy="2576946"/>
             <wp:effectExtent l="0" t="0" r="0" b="0"/>
             <wp:docPr id="9" name="Picture 9"/>
             <wp:cNvGraphicFramePr>
@@ -21590,7 +21679,7 @@
                   <pic:spPr>
                     <a:xfrm>
                       <a:off x="0" y="0"/>
-                      <a:ext cx="4389120" cy="1094433"/>
+                      <a:ext cx="5522715" cy="2610232"/>
                     </a:xfrm>
                     <a:prstGeom prst="rect">
                       <a:avLst/>
@@ -21642,8 +21731,8 @@
         </w:rPr>
         <w:lastRenderedPageBreak/>
         <w:drawing>
-          <wp:inline distT="0" distB="0" distL="0" distR="0" wp14:anchorId="7F06D740" wp14:editId="447CBE5E">
-            <wp:extent cx="3840480" cy="2199548"/>
+          <wp:inline distT="0" distB="0" distL="0" distR="0" wp14:anchorId="7F06D740" wp14:editId="783D639C">
+            <wp:extent cx="5432489" cy="3111335"/>
             <wp:effectExtent l="0" t="0" r="0" b="0"/>
             <wp:docPr id="10" name="Picture 10"/>
             <wp:cNvGraphicFramePr>
@@ -21665,7 +21754,7 @@
                   <pic:spPr>
                     <a:xfrm>
                       <a:off x="0" y="0"/>
-                      <a:ext cx="3840480" cy="2199548"/>
+                      <a:ext cx="5490826" cy="3144746"/>
                     </a:xfrm>
                     <a:prstGeom prst="rect">
                       <a:avLst/>
@@ -25746,6 +25835,96 @@
     </w:lvl>
   </w:abstractNum>
   <w:abstractNum w:abstractNumId="13" w15:restartNumberingAfterBreak="0">
+    <w:nsid w:val="289A46B1"/>
+    <w:multiLevelType w:val="hybridMultilevel"/>
+    <w:tmpl w:val="BC44126E"/>
+    <w:lvl w:ilvl="0" w:tplc="79F4E83A">
+      <w:start w:val="1"/>
+      <w:numFmt w:val="decimal"/>
+      <w:lvlText w:val="%1."/>
+      <w:lvlJc w:val="left"/>
+      <w:pPr>
+        <w:ind w:left="785" w:hanging="360"/>
+      </w:pPr>
+      <w:rPr>
+        <w:rFonts w:hint="default"/>
+        <w:b/>
+      </w:rPr>
+    </w:lvl>
+    <w:lvl w:ilvl="1" w:tplc="04090019" w:tentative="1">
+      <w:start w:val="1"/>
+      <w:numFmt w:val="lowerLetter"/>
+      <w:lvlText w:val="%2."/>
+      <w:lvlJc w:val="left"/>
+      <w:pPr>
+        <w:ind w:left="1505" w:hanging="360"/>
+      </w:pPr>
+    </w:lvl>
+    <w:lvl w:ilvl="2" w:tplc="0409001B" w:tentative="1">
+      <w:start w:val="1"/>
+      <w:numFmt w:val="lowerRoman"/>
+      <w:lvlText w:val="%3."/>
+      <w:lvlJc w:val="right"/>
+      <w:pPr>
+        <w:ind w:left="2225" w:hanging="180"/>
+      </w:pPr>
+    </w:lvl>
+    <w:lvl w:ilvl="3" w:tplc="0409000F" w:tentative="1">
+      <w:start w:val="1"/>
+      <w:numFmt w:val="decimal"/>
+      <w:lvlText w:val="%4."/>
+      <w:lvlJc w:val="left"/>
+      <w:pPr>
+        <w:ind w:left="2945" w:hanging="360"/>
+      </w:pPr>
+    </w:lvl>
+    <w:lvl w:ilvl="4" w:tplc="04090019" w:tentative="1">
+      <w:start w:val="1"/>
+      <w:numFmt w:val="lowerLetter"/>
+      <w:lvlText w:val="%5."/>
+      <w:lvlJc w:val="left"/>
+      <w:pPr>
+        <w:ind w:left="3665" w:hanging="360"/>
+      </w:pPr>
+    </w:lvl>
+    <w:lvl w:ilvl="5" w:tplc="0409001B" w:tentative="1">
+      <w:start w:val="1"/>
+      <w:numFmt w:val="lowerRoman"/>
+      <w:lvlText w:val="%6."/>
+      <w:lvlJc w:val="right"/>
+      <w:pPr>
+        <w:ind w:left="4385" w:hanging="180"/>
+      </w:pPr>
+    </w:lvl>
+    <w:lvl w:ilvl="6" w:tplc="0409000F" w:tentative="1">
+      <w:start w:val="1"/>
+      <w:numFmt w:val="decimal"/>
+      <w:lvlText w:val="%7."/>
+      <w:lvlJc w:val="left"/>
+      <w:pPr>
+        <w:ind w:left="5105" w:hanging="360"/>
+      </w:pPr>
+    </w:lvl>
+    <w:lvl w:ilvl="7" w:tplc="04090019" w:tentative="1">
+      <w:start w:val="1"/>
+      <w:numFmt w:val="lowerLetter"/>
+      <w:lvlText w:val="%8."/>
+      <w:lvlJc w:val="left"/>
+      <w:pPr>
+        <w:ind w:left="5825" w:hanging="360"/>
+      </w:pPr>
+    </w:lvl>
+    <w:lvl w:ilvl="8" w:tplc="0409001B" w:tentative="1">
+      <w:start w:val="1"/>
+      <w:numFmt w:val="lowerRoman"/>
+      <w:lvlText w:val="%9."/>
+      <w:lvlJc w:val="right"/>
+      <w:pPr>
+        <w:ind w:left="6545" w:hanging="180"/>
+      </w:pPr>
+    </w:lvl>
+  </w:abstractNum>
+  <w:abstractNum w:abstractNumId="14" w15:restartNumberingAfterBreak="0">
     <w:nsid w:val="2DA5497C"/>
     <w:multiLevelType w:val="hybridMultilevel"/>
     <w:tmpl w:val="16A4E22C"/>
@@ -25835,7 +26014,7 @@
       </w:pPr>
     </w:lvl>
   </w:abstractNum>
-  <w:abstractNum w:abstractNumId="14" w15:restartNumberingAfterBreak="0">
+  <w:abstractNum w:abstractNumId="15" w15:restartNumberingAfterBreak="0">
     <w:nsid w:val="33395DCE"/>
     <w:multiLevelType w:val="hybridMultilevel"/>
     <w:tmpl w:val="C6AEBD48"/>
@@ -25925,7 +26104,7 @@
       </w:pPr>
     </w:lvl>
   </w:abstractNum>
-  <w:abstractNum w:abstractNumId="15" w15:restartNumberingAfterBreak="0">
+  <w:abstractNum w:abstractNumId="16" w15:restartNumberingAfterBreak="0">
     <w:nsid w:val="371F55BF"/>
     <w:multiLevelType w:val="hybridMultilevel"/>
     <w:tmpl w:val="211EE4A2"/>
@@ -26015,7 +26194,98 @@
       </w:pPr>
     </w:lvl>
   </w:abstractNum>
-  <w:abstractNum w:abstractNumId="16" w15:restartNumberingAfterBreak="0">
+  <w:abstractNum w:abstractNumId="17" w15:restartNumberingAfterBreak="0">
+    <w:nsid w:val="38C46DEB"/>
+    <w:multiLevelType w:val="hybridMultilevel"/>
+    <w:tmpl w:val="3746D3C4"/>
+    <w:lvl w:ilvl="0" w:tplc="A8EE3B12">
+      <w:start w:val="1"/>
+      <w:numFmt w:val="decimal"/>
+      <w:lvlText w:val="%1."/>
+      <w:lvlJc w:val="left"/>
+      <w:pPr>
+        <w:ind w:left="785" w:hanging="360"/>
+      </w:pPr>
+      <w:rPr>
+        <w:rFonts w:hint="default"/>
+        <w:b w:val="0"/>
+        <w:bCs/>
+      </w:rPr>
+    </w:lvl>
+    <w:lvl w:ilvl="1" w:tplc="FFFFFFFF" w:tentative="1">
+      <w:start w:val="1"/>
+      <w:numFmt w:val="lowerLetter"/>
+      <w:lvlText w:val="%2."/>
+      <w:lvlJc w:val="left"/>
+      <w:pPr>
+        <w:ind w:left="1505" w:hanging="360"/>
+      </w:pPr>
+    </w:lvl>
+    <w:lvl w:ilvl="2" w:tplc="FFFFFFFF" w:tentative="1">
+      <w:start w:val="1"/>
+      <w:numFmt w:val="lowerRoman"/>
+      <w:lvlText w:val="%3."/>
+      <w:lvlJc w:val="right"/>
+      <w:pPr>
+        <w:ind w:left="2225" w:hanging="180"/>
+      </w:pPr>
+    </w:lvl>
+    <w:lvl w:ilvl="3" w:tplc="FFFFFFFF" w:tentative="1">
+      <w:start w:val="1"/>
+      <w:numFmt w:val="decimal"/>
+      <w:lvlText w:val="%4."/>
+      <w:lvlJc w:val="left"/>
+      <w:pPr>
+        <w:ind w:left="2945" w:hanging="360"/>
+      </w:pPr>
+    </w:lvl>
+    <w:lvl w:ilvl="4" w:tplc="FFFFFFFF" w:tentative="1">
+      <w:start w:val="1"/>
+      <w:numFmt w:val="lowerLetter"/>
+      <w:lvlText w:val="%5."/>
+      <w:lvlJc w:val="left"/>
+      <w:pPr>
+        <w:ind w:left="3665" w:hanging="360"/>
+      </w:pPr>
+    </w:lvl>
+    <w:lvl w:ilvl="5" w:tplc="FFFFFFFF" w:tentative="1">
+      <w:start w:val="1"/>
+      <w:numFmt w:val="lowerRoman"/>
+      <w:lvlText w:val="%6."/>
+      <w:lvlJc w:val="right"/>
+      <w:pPr>
+        <w:ind w:left="4385" w:hanging="180"/>
+      </w:pPr>
+    </w:lvl>
+    <w:lvl w:ilvl="6" w:tplc="FFFFFFFF" w:tentative="1">
+      <w:start w:val="1"/>
+      <w:numFmt w:val="decimal"/>
+      <w:lvlText w:val="%7."/>
+      <w:lvlJc w:val="left"/>
+      <w:pPr>
+        <w:ind w:left="5105" w:hanging="360"/>
+      </w:pPr>
+    </w:lvl>
+    <w:lvl w:ilvl="7" w:tplc="FFFFFFFF" w:tentative="1">
+      <w:start w:val="1"/>
+      <w:numFmt w:val="lowerLetter"/>
+      <w:lvlText w:val="%8."/>
+      <w:lvlJc w:val="left"/>
+      <w:pPr>
+        <w:ind w:left="5825" w:hanging="360"/>
+      </w:pPr>
+    </w:lvl>
+    <w:lvl w:ilvl="8" w:tplc="FFFFFFFF" w:tentative="1">
+      <w:start w:val="1"/>
+      <w:numFmt w:val="lowerRoman"/>
+      <w:lvlText w:val="%9."/>
+      <w:lvlJc w:val="right"/>
+      <w:pPr>
+        <w:ind w:left="6545" w:hanging="180"/>
+      </w:pPr>
+    </w:lvl>
+  </w:abstractNum>
+  <w:abstractNum w:abstractNumId="18" w15:restartNumberingAfterBreak="0">
     <w:nsid w:val="3F71126A"/>
     <w:multiLevelType w:val="hybridMultilevel"/>
     <w:tmpl w:val="49A48AF6"/>
@@ -26105,7 +26375,7 @@
       </w:pPr>
     </w:lvl>
   </w:abstractNum>
-  <w:abstractNum w:abstractNumId="17" w15:restartNumberingAfterBreak="0">
+  <w:abstractNum w:abstractNumId="19" w15:restartNumberingAfterBreak="0">
     <w:nsid w:val="42D22E65"/>
     <w:multiLevelType w:val="hybridMultilevel"/>
     <w:tmpl w:val="752C9F70"/>
@@ -26191,7 +26461,7 @@
       </w:pPr>
     </w:lvl>
   </w:abstractNum>
-  <w:abstractNum w:abstractNumId="18" w15:restartNumberingAfterBreak="0">
+  <w:abstractNum w:abstractNumId="20" w15:restartNumberingAfterBreak="0">
     <w:nsid w:val="49C31151"/>
     <w:multiLevelType w:val="hybridMultilevel"/>
     <w:tmpl w:val="1D581780"/>
@@ -26304,7 +26574,7 @@
       </w:rPr>
     </w:lvl>
   </w:abstractNum>
-  <w:abstractNum w:abstractNumId="19" w15:restartNumberingAfterBreak="0">
+  <w:abstractNum w:abstractNumId="21" w15:restartNumberingAfterBreak="0">
     <w:nsid w:val="5225266E"/>
     <w:multiLevelType w:val="hybridMultilevel"/>
     <w:tmpl w:val="FB94EF48"/>
@@ -26393,10 +26663,96 @@
       </w:pPr>
     </w:lvl>
   </w:abstractNum>
-  <w:abstractNum w:abstractNumId="20" w15:restartNumberingAfterBreak="0">
+  <w:abstractNum w:abstractNumId="22" w15:restartNumberingAfterBreak="0">
     <w:nsid w:val="5B3011CC"/>
     <w:multiLevelType w:val="hybridMultilevel"/>
     <w:tmpl w:val="C5D4EF88"/>
+    <w:lvl w:ilvl="0" w:tplc="0409000F">
+      <w:start w:val="1"/>
+      <w:numFmt w:val="decimal"/>
+      <w:lvlText w:val="%1."/>
+      <w:lvlJc w:val="left"/>
+      <w:pPr>
+        <w:ind w:left="1145" w:hanging="360"/>
+      </w:pPr>
+    </w:lvl>
+    <w:lvl w:ilvl="1" w:tplc="04090019" w:tentative="1">
+      <w:start w:val="1"/>
+      <w:numFmt w:val="lowerLetter"/>
+      <w:lvlText w:val="%2."/>
+      <w:lvlJc w:val="left"/>
+      <w:pPr>
+        <w:ind w:left="1865" w:hanging="360"/>
+      </w:pPr>
+    </w:lvl>
+    <w:lvl w:ilvl="2" w:tplc="0409001B" w:tentative="1">
+      <w:start w:val="1"/>
+      <w:numFmt w:val="lowerRoman"/>
+      <w:lvlText w:val="%3."/>
+      <w:lvlJc w:val="right"/>
+      <w:pPr>
+        <w:ind w:left="2585" w:hanging="180"/>
+      </w:pPr>
+    </w:lvl>
+    <w:lvl w:ilvl="3" w:tplc="0409000F" w:tentative="1">
+      <w:start w:val="1"/>
+      <w:numFmt w:val="decimal"/>
+      <w:lvlText w:val="%4."/>
+      <w:lvlJc w:val="left"/>
+      <w:pPr>
+        <w:ind w:left="3305" w:hanging="360"/>
+      </w:pPr>
+    </w:lvl>
+    <w:lvl w:ilvl="4" w:tplc="04090019" w:tentative="1">
+      <w:start w:val="1"/>
+      <w:numFmt w:val="lowerLetter"/>
+      <w:lvlText w:val="%5."/>
+      <w:lvlJc w:val="left"/>
+      <w:pPr>
+        <w:ind w:left="4025" w:hanging="360"/>
+      </w:pPr>
+    </w:lvl>
+    <w:lvl w:ilvl="5" w:tplc="0409001B" w:tentative="1">
+      <w:start w:val="1"/>
+      <w:numFmt w:val="lowerRoman"/>
+      <w:lvlText w:val="%6."/>
+      <w:lvlJc w:val="right"/>
+      <w:pPr>
+        <w:ind w:left="4745" w:hanging="180"/>
+      </w:pPr>
+    </w:lvl>
+    <w:lvl w:ilvl="6" w:tplc="0409000F" w:tentative="1">
+      <w:start w:val="1"/>
+      <w:numFmt w:val="decimal"/>
+      <w:lvlText w:val="%7."/>
+      <w:lvlJc w:val="left"/>
+      <w:pPr>
+        <w:ind w:left="5465" w:hanging="360"/>
+      </w:pPr>
+    </w:lvl>
+    <w:lvl w:ilvl="7" w:tplc="04090019" w:tentative="1">
+      <w:start w:val="1"/>
+      <w:numFmt w:val="lowerLetter"/>
+      <w:lvlText w:val="%8."/>
+      <w:lvlJc w:val="left"/>
+      <w:pPr>
+        <w:ind w:left="6185" w:hanging="360"/>
+      </w:pPr>
+    </w:lvl>
+    <w:lvl w:ilvl="8" w:tplc="0409001B" w:tentative="1">
+      <w:start w:val="1"/>
+      <w:numFmt w:val="lowerRoman"/>
+      <w:lvlText w:val="%9."/>
+      <w:lvlJc w:val="right"/>
+      <w:pPr>
+        <w:ind w:left="6905" w:hanging="180"/>
+      </w:pPr>
+    </w:lvl>
+  </w:abstractNum>
+  <w:abstractNum w:abstractNumId="23" w15:restartNumberingAfterBreak="0">
+    <w:nsid w:val="7446619F"/>
+    <w:multiLevelType w:val="hybridMultilevel"/>
+    <w:tmpl w:val="BA6A1DD6"/>
     <w:lvl w:ilvl="0" w:tplc="0409000F">
       <w:start w:val="1"/>
       <w:numFmt w:val="decimal"/>
@@ -26507,31 +26863,31 @@
     <w:abstractNumId w:val="0"/>
   </w:num>
   <w:num w:numId="10" w16cid:durableId="1346711186">
-    <w:abstractNumId w:val="18"/>
+    <w:abstractNumId w:val="20"/>
   </w:num>
   <w:num w:numId="11" w16cid:durableId="481392401">
     <w:abstractNumId w:val="12"/>
   </w:num>
   <w:num w:numId="12" w16cid:durableId="221596583">
-    <w:abstractNumId w:val="13"/>
+    <w:abstractNumId w:val="14"/>
   </w:num>
   <w:num w:numId="13" w16cid:durableId="234127028">
     <w:abstractNumId w:val="11"/>
   </w:num>
   <w:num w:numId="14" w16cid:durableId="1533885141">
+    <w:abstractNumId w:val="16"/>
+  </w:num>
+  <w:num w:numId="15" w16cid:durableId="993067606">
+    <w:abstractNumId w:val="22"/>
+  </w:num>
+  <w:num w:numId="16" w16cid:durableId="1138844222">
     <w:abstractNumId w:val="15"/>
   </w:num>
-  <w:num w:numId="15" w16cid:durableId="993067606">
-    <w:abstractNumId w:val="20"/>
-  </w:num>
-  <w:num w:numId="16" w16cid:durableId="1138844222">
-    <w:abstractNumId w:val="14"/>
-  </w:num>
   <w:num w:numId="17" w16cid:durableId="1065956820">
-    <w:abstractNumId w:val="17"/>
+    <w:abstractNumId w:val="19"/>
   </w:num>
   <w:num w:numId="18" w16cid:durableId="1837569404">
-    <w:abstractNumId w:val="16"/>
+    <w:abstractNumId w:val="18"/>
   </w:num>
   <w:num w:numId="19" w16cid:durableId="103615725">
     <w:abstractNumId w:val="10"/>
@@ -26540,7 +26896,16 @@
     <w:abstractNumId w:val="9"/>
   </w:num>
   <w:num w:numId="21" w16cid:durableId="525099853">
-    <w:abstractNumId w:val="19"/>
+    <w:abstractNumId w:val="21"/>
+  </w:num>
+  <w:num w:numId="22" w16cid:durableId="1841582798">
+    <w:abstractNumId w:val="23"/>
+  </w:num>
+  <w:num w:numId="23" w16cid:durableId="137192746">
+    <w:abstractNumId w:val="13"/>
+  </w:num>
+  <w:num w:numId="24" w16cid:durableId="779884994">
+    <w:abstractNumId w:val="17"/>
   </w:num>
 </w:numbering>
 </file>

--- a/reports/final_report/Nhom12_BaoCao.docx
+++ b/reports/final_report/Nhom12_BaoCao.docx
@@ -25136,14 +25136,1217 @@
     </w:tbl>
     <w:p>
       <w:pPr>
-        <w:spacing w:after="40"/>
-      </w:pPr>
+        <w:spacing w:before="0" w:after="0"/>
+      </w:pPr>
+      <w:r>
+        <w:br w:type="page"/>
+      </w:r>
     </w:p>
     <w:p>
       <w:pPr>
-        <w:spacing w:after="40"/>
-      </w:pPr>
+        <w:pStyle w:val="Heading1"/>
+        <w:spacing w:line="360" w:lineRule="auto" w:before="240" w:after="120"/>
+        <w:jc w:val="left"/>
+      </w:pPr>
+      <w:r/>
+      <w:r>
+        <w:rPr>
+          <w:rFonts w:ascii="Times New Roman" w:hAnsi="Times New Roman"/>
+          <w:b/>
+          <w:i w:val="0"/>
+          <w:sz w:val="30"/>
+        </w:rPr>
+        <w:t>PHỤ LỤC C: CẤU TRÚC THƯ MỤC MÃ NGUỒN VÀ HƯỚNG DẪN THỰC THI</w:t>
+      </w:r>
     </w:p>
+    <w:p>
+      <w:pPr>
+        <w:pStyle w:val="Heading2"/>
+        <w:spacing w:line="360" w:lineRule="auto" w:before="120" w:after="80"/>
+        <w:jc w:val="left"/>
+      </w:pPr>
+      <w:r/>
+      <w:r>
+        <w:rPr>
+          <w:rFonts w:ascii="Times New Roman" w:hAnsi="Times New Roman"/>
+          <w:b/>
+          <w:i w:val="0"/>
+          <w:sz w:val="26"/>
+        </w:rPr>
+        <w:t>C.1. Cấu trúc thư mục mã nguồn đồ án</w:t>
+      </w:r>
+    </w:p>
+    <w:p>
+      <w:pPr>
+        <w:spacing w:line="360" w:lineRule="auto" w:before="0" w:after="80"/>
+        <w:jc w:val="both"/>
+      </w:pPr>
+      <w:r/>
+      <w:r>
+        <w:rPr>
+          <w:rFonts w:ascii="Times New Roman" w:hAnsi="Times New Roman"/>
+          <w:b w:val="0"/>
+          <w:i w:val="0"/>
+          <w:sz w:val="26"/>
+        </w:rPr>
+        <w:t>Mã nguồn của đồ án được đóng gói khép kín trong thư mục Ma_nguon, tuân thủ kiến trúc phân tầng module hóa chuẩn khoa học dữ liệu nhằm bảo đảm tính độc lập môi trường và khả năng tái lập 100%. Cấu trúc các thư mục chức năng chính bao gồm:</w:t>
+      </w:r>
+    </w:p>
+    <w:p>
+      <w:pPr>
+        <w:spacing w:line="360" w:lineRule="auto" w:before="0" w:after="60"/>
+        <w:ind w:left="360"/>
+        <w:jc w:val="both"/>
+      </w:pPr>
+      <w:r/>
+      <w:r>
+        <w:rPr>
+          <w:rFonts w:ascii="Times New Roman" w:hAnsi="Times New Roman"/>
+          <w:b/>
+          <w:sz w:val="26"/>
+        </w:rPr>
+        <w:t xml:space="preserve">• app/: </w:t>
+      </w:r>
+      <w:r>
+        <w:rPr>
+          <w:rFonts w:ascii="Times New Roman" w:hAnsi="Times New Roman"/>
+          <w:sz w:val="26"/>
+        </w:rPr>
+        <w:t>Chứa mã nguồn ứng dụng tương tác giao diện trực quan Streamlit (tệp điều phối app.py và thư mục components/), kết nối toàn bộ dữ liệu 5 năm và mô hình phân cụm phục vụ demo vấn đáp.</w:t>
+      </w:r>
+    </w:p>
+    <w:p>
+      <w:pPr>
+        <w:spacing w:line="360" w:lineRule="auto" w:before="0" w:after="60"/>
+        <w:ind w:left="360"/>
+        <w:jc w:val="both"/>
+      </w:pPr>
+      <w:r/>
+      <w:r>
+        <w:rPr>
+          <w:rFonts w:ascii="Times New Roman" w:hAnsi="Times New Roman"/>
+          <w:b/>
+          <w:sz w:val="26"/>
+        </w:rPr>
+        <w:t xml:space="preserve">• data/: </w:t>
+      </w:r>
+      <w:r>
+        <w:rPr>
+          <w:rFonts w:ascii="Times New Roman" w:hAnsi="Times New Roman"/>
+          <w:sz w:val="26"/>
+        </w:rPr>
+        <w:t>Bao gồm thư mục raw/ chứa các tệp CSV gốc của World Happiness Report (2015–2019) tải từ Kaggle; và interim/ chứa tệp dữ liệu sạch hợp nhất happiness_merged.csv (781 bản ghi, đã chuẩn hóa tên quốc gia, bổ sung mã chuẩn hóa ISO-3 và xử lý giá trị khuyết thiếu của United Arab Emirates 2018).</w:t>
+      </w:r>
+    </w:p>
+    <w:p>
+      <w:pPr>
+        <w:spacing w:line="360" w:lineRule="auto" w:before="0" w:after="60"/>
+        <w:ind w:left="360"/>
+        <w:jc w:val="both"/>
+      </w:pPr>
+      <w:r/>
+      <w:r>
+        <w:rPr>
+          <w:rFonts w:ascii="Times New Roman" w:hAnsi="Times New Roman"/>
+          <w:b/>
+          <w:sz w:val="26"/>
+        </w:rPr>
+        <w:t xml:space="preserve">• notebooks/: </w:t>
+      </w:r>
+      <w:r>
+        <w:rPr>
+          <w:rFonts w:ascii="Times New Roman" w:hAnsi="Times New Roman"/>
+          <w:sz w:val="26"/>
+        </w:rPr>
+        <w:t>Chuỗi 4 cuốn Jupyter Notebook được đánh số tuần tự theo 11 bước pipeline chuẩn của đề cương môn học (01_data_acquisition_and_preprocessing.ipynb, 02_exploratory_data_analysis.ipynb, 03_clustering_and_benchmarking.ipynb, 04_cluster_profiling_and_evaluation.ipynb).</w:t>
+      </w:r>
+    </w:p>
+    <w:p>
+      <w:pPr>
+        <w:spacing w:line="360" w:lineRule="auto" w:before="0" w:after="60"/>
+        <w:ind w:left="360"/>
+        <w:jc w:val="both"/>
+      </w:pPr>
+      <w:r/>
+      <w:r>
+        <w:rPr>
+          <w:rFonts w:ascii="Times New Roman" w:hAnsi="Times New Roman"/>
+          <w:b/>
+          <w:sz w:val="26"/>
+        </w:rPr>
+        <w:t xml:space="preserve">• reports/: </w:t>
+      </w:r>
+      <w:r>
+        <w:rPr>
+          <w:rFonts w:ascii="Times New Roman" w:hAnsi="Times New Roman"/>
+          <w:sz w:val="26"/>
+        </w:rPr>
+        <w:t>Lưu trữ các bảng dữ liệu thực nghiệm xuất ra dạng CSV (tables/), hệ thống biểu đồ trực quan độ phân giải cao (figures/), nhật ký kiểm định hệ thống (logs/) và các tài liệu kế hoạch, phân công công việc.</w:t>
+      </w:r>
+    </w:p>
+    <w:p>
+      <w:pPr>
+        <w:spacing w:line="360" w:lineRule="auto" w:before="0" w:after="60"/>
+        <w:ind w:left="360"/>
+        <w:jc w:val="both"/>
+      </w:pPr>
+      <w:r/>
+      <w:r>
+        <w:rPr>
+          <w:rFonts w:ascii="Times New Roman" w:hAnsi="Times New Roman"/>
+          <w:b/>
+          <w:sz w:val="26"/>
+        </w:rPr>
+        <w:t xml:space="preserve">• scripts/: </w:t>
+      </w:r>
+      <w:r>
+        <w:rPr>
+          <w:rFonts w:ascii="Times New Roman" w:hAnsi="Times New Roman"/>
+          <w:sz w:val="26"/>
+        </w:rPr>
+        <w:t>Bộ công cụ tự động hóa, kịch bản kiểm thử độc lập 54 tiêu chí chất lượng toàn diện (audit_day27_clean_pipeline.py) và kịch bản xác minh thuật toán tự lập trình from-scratch (verify_scratch_implementations.py).</w:t>
+      </w:r>
+    </w:p>
+    <w:p>
+      <w:pPr>
+        <w:spacing w:line="360" w:lineRule="auto" w:before="0" w:after="60"/>
+        <w:ind w:left="360"/>
+        <w:jc w:val="both"/>
+      </w:pPr>
+      <w:r/>
+      <w:r>
+        <w:rPr>
+          <w:rFonts w:ascii="Times New Roman" w:hAnsi="Times New Roman"/>
+          <w:b/>
+          <w:sz w:val="26"/>
+        </w:rPr>
+        <w:t xml:space="preserve">• src/: </w:t>
+      </w:r>
+      <w:r>
+        <w:rPr>
+          <w:rFonts w:ascii="Times New Roman" w:hAnsi="Times New Roman"/>
+          <w:sz w:val="26"/>
+        </w:rPr>
+        <w:t>Thư viện hàm cốt lõi do nhóm tự xây dựng từ đầu (data_loader.py, preprocessor.py, kmeans.py, hierarchical.py, dbscan.py, pca.py, metrics.py, visualization.py) bằng NumPy và Pandas sơ cấp, không dùng các hàm huấn luyện có sẵn.</w:t>
+      </w:r>
+    </w:p>
+    <w:p>
+      <w:pPr>
+        <w:pStyle w:val="Heading2"/>
+        <w:spacing w:line="360" w:lineRule="auto" w:before="120" w:after="80"/>
+        <w:jc w:val="left"/>
+      </w:pPr>
+      <w:r/>
+      <w:r>
+        <w:rPr>
+          <w:rFonts w:ascii="Times New Roman" w:hAnsi="Times New Roman"/>
+          <w:b/>
+          <w:i w:val="0"/>
+          <w:sz w:val="26"/>
+        </w:rPr>
+        <w:t>C.2. Yêu cầu môi trường và quy trình cài đặt</w:t>
+      </w:r>
+    </w:p>
+    <w:p>
+      <w:pPr>
+        <w:spacing w:line="360" w:lineRule="auto" w:before="0" w:after="80"/>
+        <w:jc w:val="both"/>
+      </w:pPr>
+      <w:r/>
+      <w:r>
+        <w:rPr>
+          <w:rFonts w:ascii="Times New Roman" w:hAnsi="Times New Roman"/>
+          <w:b w:val="0"/>
+          <w:i w:val="0"/>
+          <w:sz w:val="26"/>
+        </w:rPr>
+        <w:t>Đồ án yêu cầu môi trường thực thi Python phiên bản 3.10 trở lên (khuyến nghị chuẩn Python 3.12). Người dùng có thể thiết lập môi trường cô lập theo các bước sau:</w:t>
+      </w:r>
+    </w:p>
+    <w:p>
+      <w:pPr>
+        <w:spacing w:line="360" w:lineRule="auto" w:before="0" w:after="40"/>
+        <w:ind w:left="360"/>
+        <w:jc w:val="left"/>
+      </w:pPr>
+      <w:r/>
+      <w:r>
+        <w:rPr>
+          <w:rFonts w:ascii="Times New Roman" w:hAnsi="Times New Roman"/>
+          <w:i/>
+          <w:sz w:val="24"/>
+        </w:rPr>
+        <w:t>1. Tạo môi trường ảo riêng biệt: python -m venv .venv</w:t>
+      </w:r>
+    </w:p>
+    <w:p>
+      <w:pPr>
+        <w:spacing w:line="360" w:lineRule="auto" w:before="0" w:after="40"/>
+        <w:ind w:left="360"/>
+        <w:jc w:val="left"/>
+      </w:pPr>
+      <w:r/>
+      <w:r>
+        <w:rPr>
+          <w:rFonts w:ascii="Times New Roman" w:hAnsi="Times New Roman"/>
+          <w:i/>
+          <w:sz w:val="24"/>
+        </w:rPr>
+        <w:t>2. Kích hoạt môi trường ảo: .venv\Scripts\activate (trên hệ điều hành Windows) hoặc source .venv/bin/activate (trên Linux/macOS).</w:t>
+      </w:r>
+    </w:p>
+    <w:p>
+      <w:pPr>
+        <w:spacing w:line="360" w:lineRule="auto" w:before="0" w:after="40"/>
+        <w:ind w:left="360"/>
+        <w:jc w:val="left"/>
+      </w:pPr>
+      <w:r/>
+      <w:r>
+        <w:rPr>
+          <w:rFonts w:ascii="Times New Roman" w:hAnsi="Times New Roman"/>
+          <w:i/>
+          <w:sz w:val="24"/>
+        </w:rPr>
+        <w:t>3. Cài đặt đầy đủ các thư viện phụ thuộc theo phiên bản chốt tại requirements.txt: pip install -r requirements.txt</w:t>
+      </w:r>
+    </w:p>
+    <w:p>
+      <w:pPr>
+        <w:pStyle w:val="Heading2"/>
+        <w:spacing w:line="360" w:lineRule="auto" w:before="120" w:after="80"/>
+        <w:jc w:val="left"/>
+      </w:pPr>
+      <w:r/>
+      <w:r>
+        <w:rPr>
+          <w:rFonts w:ascii="Times New Roman" w:hAnsi="Times New Roman"/>
+          <w:b/>
+          <w:i w:val="0"/>
+          <w:sz w:val="26"/>
+        </w:rPr>
+        <w:t>C.3. Trình tự thực thi các Jupyter Notebook</w:t>
+      </w:r>
+    </w:p>
+    <w:p>
+      <w:pPr>
+        <w:spacing w:line="360" w:lineRule="auto" w:before="0" w:after="80"/>
+        <w:jc w:val="both"/>
+      </w:pPr>
+      <w:r/>
+      <w:r>
+        <w:rPr>
+          <w:rFonts w:ascii="Times New Roman" w:hAnsi="Times New Roman"/>
+          <w:b w:val="0"/>
+          <w:i w:val="0"/>
+          <w:sz w:val="26"/>
+        </w:rPr>
+        <w:t>Để tái lập toàn bộ kết quả phân tích số liệu và biểu đồ trong báo cáo, người dùng khởi động Jupyter Lab/Notebook và chạy lần lượt tính năng Restart Kernel &amp; Run All Cells trên 4 notebook theo thứ tự nghiêm ngặt:</w:t>
+      </w:r>
+    </w:p>
+    <w:p>
+      <w:pPr>
+        <w:spacing w:line="360" w:lineRule="auto" w:before="0" w:after="60"/>
+        <w:ind w:left="360"/>
+        <w:jc w:val="both"/>
+      </w:pPr>
+      <w:r/>
+      <w:r>
+        <w:rPr>
+          <w:rFonts w:ascii="Times New Roman" w:hAnsi="Times New Roman"/>
+          <w:b/>
+          <w:sz w:val="26"/>
+        </w:rPr>
+        <w:t xml:space="preserve">• notebooks/01_data_acquisition_and_preprocessing.ipynb: </w:t>
+      </w:r>
+      <w:r>
+        <w:rPr>
+          <w:rFonts w:ascii="Times New Roman" w:hAnsi="Times New Roman"/>
+          <w:sz w:val="26"/>
+        </w:rPr>
+        <w:t>Tiếp nhận 5 bộ dữ liệu thô, chuẩn hóa cột, điền khuyết UAE 2018 và xuất tệp interim.</w:t>
+      </w:r>
+    </w:p>
+    <w:p>
+      <w:pPr>
+        <w:spacing w:line="360" w:lineRule="auto" w:before="0" w:after="60"/>
+        <w:ind w:left="360"/>
+        <w:jc w:val="both"/>
+      </w:pPr>
+      <w:r/>
+      <w:r>
+        <w:rPr>
+          <w:rFonts w:ascii="Times New Roman" w:hAnsi="Times New Roman"/>
+          <w:b/>
+          <w:sz w:val="26"/>
+        </w:rPr>
+        <w:t xml:space="preserve">• notebooks/02_exploratory_data_analysis.ipynb: </w:t>
+      </w:r>
+      <w:r>
+        <w:rPr>
+          <w:rFonts w:ascii="Times New Roman" w:hAnsi="Times New Roman"/>
+          <w:sz w:val="26"/>
+        </w:rPr>
+        <w:t>Khám phá phân bố sáu yếu tố, phân tích ngoại lai IQR và ma trận tương quan Pearson.</w:t>
+      </w:r>
+    </w:p>
+    <w:p>
+      <w:pPr>
+        <w:spacing w:line="360" w:lineRule="auto" w:before="0" w:after="60"/>
+        <w:ind w:left="360"/>
+        <w:jc w:val="both"/>
+      </w:pPr>
+      <w:r/>
+      <w:r>
+        <w:rPr>
+          <w:rFonts w:ascii="Times New Roman" w:hAnsi="Times New Roman"/>
+          <w:b/>
+          <w:sz w:val="26"/>
+        </w:rPr>
+        <w:t xml:space="preserve">• notebooks/03_clustering_and_benchmarking.ipynb: </w:t>
+      </w:r>
+      <w:r>
+        <w:rPr>
+          <w:rFonts w:ascii="Times New Roman" w:hAnsi="Times New Roman"/>
+          <w:sz w:val="26"/>
+        </w:rPr>
+        <w:t>Thực thi thuật toán tự cài đặt, khảo sát số cụm tối ưu k*, quét tham số DBSCAN và kiểm tra độ ổn định ARI qua mười hạt giống ngẫu nhiên.</w:t>
+      </w:r>
+    </w:p>
+    <w:p>
+      <w:pPr>
+        <w:spacing w:line="360" w:lineRule="auto" w:before="0" w:after="60"/>
+        <w:ind w:left="360"/>
+        <w:jc w:val="both"/>
+      </w:pPr>
+      <w:r/>
+      <w:r>
+        <w:rPr>
+          <w:rFonts w:ascii="Times New Roman" w:hAnsi="Times New Roman"/>
+          <w:b/>
+          <w:sz w:val="26"/>
+        </w:rPr>
+        <w:t xml:space="preserve">• notebooks/04_cluster_profiling_and_evaluation.ipynb: </w:t>
+      </w:r>
+      <w:r>
+        <w:rPr>
+          <w:rFonts w:ascii="Times New Roman" w:hAnsi="Times New Roman"/>
+          <w:sz w:val="26"/>
+        </w:rPr>
+        <w:t>Xây dựng chân dung kinh tế – xã hội 3 cụm, hậu kiểm ANOVA với điểm hạnh phúc thực tế và lập bảng dịch chuyển cụm 156 quốc gia giai đoạn 2015–2019.</w:t>
+      </w:r>
+    </w:p>
+    <w:p>
+      <w:pPr>
+        <w:pStyle w:val="Heading2"/>
+        <w:spacing w:line="360" w:lineRule="auto" w:before="120" w:after="80"/>
+        <w:jc w:val="left"/>
+      </w:pPr>
+      <w:r/>
+      <w:r>
+        <w:rPr>
+          <w:rFonts w:ascii="Times New Roman" w:hAnsi="Times New Roman"/>
+          <w:b/>
+          <w:i w:val="0"/>
+          <w:sz w:val="26"/>
+        </w:rPr>
+        <w:t>C.4. Hướng dẫn khởi chạy ứng dụng tương tác Streamlit</w:t>
+      </w:r>
+    </w:p>
+    <w:p>
+      <w:pPr>
+        <w:spacing w:line="360" w:lineRule="auto" w:before="0" w:after="80"/>
+        <w:jc w:val="both"/>
+      </w:pPr>
+      <w:r/>
+      <w:r>
+        <w:rPr>
+          <w:rFonts w:ascii="Times New Roman" w:hAnsi="Times New Roman"/>
+          <w:b w:val="0"/>
+          <w:i w:val="0"/>
+          <w:sz w:val="26"/>
+        </w:rPr>
+        <w:t>Khởi chạy ứng dụng dashboard trực quan bằng dòng lệnh: streamlit run app/app.py. Trình duyệt web sẽ tự động mở giao diện tại địa chỉ http://localhost:8501. Ứng dụng cung cấp 4 phân hệ tương tác hoàn chỉnh: (1) Khám phá dữ liệu 5 năm; (2) Kết quả phân cụm mô hình from-scratch; (3) Chân dung kinh tế – xã hội và bảng dịch chuyển cụm; (4) Thử nghiệm phân cụm một quốc gia mới dựa trên khoảng cách Euclidean đến tâm cụm tối ưu.</w:t>
+      </w:r>
+    </w:p>
+    <w:p>
+      <w:pPr>
+        <w:pStyle w:val="Heading2"/>
+        <w:spacing w:line="360" w:lineRule="auto" w:before="120" w:after="80"/>
+        <w:jc w:val="left"/>
+      </w:pPr>
+      <w:r/>
+      <w:r>
+        <w:rPr>
+          <w:rFonts w:ascii="Times New Roman" w:hAnsi="Times New Roman"/>
+          <w:b/>
+          <w:i w:val="0"/>
+          <w:sz w:val="26"/>
+        </w:rPr>
+        <w:t>C.5. Quy trình kiểm thử thuật toán tự cài đặt</w:t>
+      </w:r>
+    </w:p>
+    <w:p>
+      <w:pPr>
+        <w:spacing w:line="360" w:lineRule="auto" w:before="0" w:after="120"/>
+        <w:jc w:val="both"/>
+      </w:pPr>
+      <w:r/>
+      <w:r>
+        <w:rPr>
+          <w:rFonts w:ascii="Times New Roman" w:hAnsi="Times New Roman"/>
+          <w:b w:val="0"/>
+          <w:i w:val="0"/>
+          <w:sz w:val="26"/>
+        </w:rPr>
+        <w:t>Để đối chứng tính chính xác toán học của các thuật toán tự cài đặt from-scratch (K-Means, Ward, DBSCAN, PCA, Silhouette, Davies–Bouldin, Calinski–Harabasz, ARI) so với thư viện tham chiếu chuẩn Scikit-Learn, người dùng thực thi kịch bản kiểm định độc lập: python scripts/verify_scratch_implementations.py. Kết quả kiểm tra đạt tỷ lệ đồng thuận 100%, bảo đảm chất lượng khoa học của giải thuật.</w:t>
+      </w:r>
+    </w:p>
+    <w:p>
+      <w:pPr>
+        <w:spacing w:before="0" w:after="0"/>
+      </w:pPr>
+      <w:r>
+        <w:br w:type="page"/>
+      </w:r>
+    </w:p>
+    <w:p>
+      <w:pPr>
+        <w:pStyle w:val="Heading1"/>
+        <w:spacing w:line="360" w:lineRule="auto" w:before="240" w:after="120"/>
+        <w:jc w:val="left"/>
+      </w:pPr>
+      <w:r/>
+      <w:r>
+        <w:rPr>
+          <w:rFonts w:ascii="Times New Roman" w:hAnsi="Times New Roman"/>
+          <w:b/>
+          <w:i w:val="0"/>
+          <w:sz w:val="30"/>
+        </w:rPr>
+        <w:t>PHỤ LỤC D: VIDEO BÁO CÁO VÀ PHÂN CÔNG THUYẾT TRÌNH</w:t>
+      </w:r>
+    </w:p>
+    <w:p>
+      <w:pPr>
+        <w:pStyle w:val="Heading2"/>
+        <w:spacing w:line="360" w:lineRule="auto" w:before="120" w:after="80"/>
+        <w:jc w:val="left"/>
+      </w:pPr>
+      <w:r/>
+      <w:r>
+        <w:rPr>
+          <w:rFonts w:ascii="Times New Roman" w:hAnsi="Times New Roman"/>
+          <w:b/>
+          <w:i w:val="0"/>
+          <w:sz w:val="26"/>
+        </w:rPr>
+        <w:t>D.1. Thông tin và liên kết video báo cáo chính thức</w:t>
+      </w:r>
+    </w:p>
+    <w:p>
+      <w:pPr>
+        <w:spacing w:line="360" w:lineRule="auto" w:before="0" w:after="80"/>
+        <w:jc w:val="both"/>
+      </w:pPr>
+      <w:r/>
+      <w:r>
+        <w:rPr>
+          <w:rFonts w:ascii="Times New Roman" w:hAnsi="Times New Roman"/>
+          <w:b w:val="0"/>
+          <w:i w:val="0"/>
+          <w:sz w:val="26"/>
+        </w:rPr>
+        <w:t>Nhóm 12 đã thực hiện ghi hình và xuất bản video báo cáo thuyết trình đồ án Khai thác dữ liệu với đầy đủ sự tham gia trình bày của cả 3 thành viên, tuân thủ chặt chẽ quy định về thời lượng tối đa 12 phút theo thang điểm rubric của bộ môn. Thông tin chi tiết của video báo cáo như sau:</w:t>
+      </w:r>
+    </w:p>
+    <w:p>
+      <w:pPr>
+        <w:spacing w:line="360" w:lineRule="auto" w:before="0" w:after="60"/>
+        <w:ind w:left="360"/>
+        <w:jc w:val="both"/>
+      </w:pPr>
+      <w:r/>
+      <w:r>
+        <w:rPr>
+          <w:rFonts w:ascii="Times New Roman" w:hAnsi="Times New Roman"/>
+          <w:b/>
+          <w:sz w:val="26"/>
+        </w:rPr>
+        <w:t xml:space="preserve">• Đường dẫn xem trực tiếp (YouTube): </w:t>
+      </w:r>
+      <w:r>
+        <w:rPr>
+          <w:rFonts w:ascii="Times New Roman" w:hAnsi="Times New Roman"/>
+          <w:i/>
+          <w:sz w:val="26"/>
+          <w:u w:val="single"/>
+        </w:rPr>
+        <w:t>https://youtu.be/YbmrPYctDg0?si=w0s5sPbvQadSknc6</w:t>
+      </w:r>
+    </w:p>
+    <w:p>
+      <w:pPr>
+        <w:spacing w:line="360" w:lineRule="auto" w:before="0" w:after="60"/>
+        <w:ind w:left="360"/>
+        <w:jc w:val="both"/>
+      </w:pPr>
+      <w:r/>
+      <w:r>
+        <w:rPr>
+          <w:rFonts w:ascii="Times New Roman" w:hAnsi="Times New Roman"/>
+          <w:b/>
+          <w:sz w:val="26"/>
+        </w:rPr>
+        <w:t xml:space="preserve">• Chế độ truy cập: </w:t>
+      </w:r>
+      <w:r>
+        <w:rPr>
+          <w:rFonts w:ascii="Times New Roman" w:hAnsi="Times New Roman"/>
+          <w:sz w:val="26"/>
+        </w:rPr>
+        <w:t>Công khai (Public), xem trực tiếp trên mọi thiết bị và trình duyệt, không yêu cầu cấp quyền hay đăng nhập tài khoản.</w:t>
+      </w:r>
+    </w:p>
+    <w:p>
+      <w:pPr>
+        <w:spacing w:line="360" w:lineRule="auto" w:before="0" w:after="60"/>
+        <w:ind w:left="360"/>
+        <w:jc w:val="both"/>
+      </w:pPr>
+      <w:r/>
+      <w:r>
+        <w:rPr>
+          <w:rFonts w:ascii="Times New Roman" w:hAnsi="Times New Roman"/>
+          <w:b/>
+          <w:sz w:val="26"/>
+        </w:rPr>
+        <w:t xml:space="preserve">• Thời lượng video: </w:t>
+      </w:r>
+      <w:r>
+        <w:rPr>
+          <w:rFonts w:ascii="Times New Roman" w:hAnsi="Times New Roman"/>
+          <w:sz w:val="26"/>
+        </w:rPr>
+        <w:t>11 phút 40 giây (thỏa mãn yêu cầu khống chế thời lượng ≤ 12 phút).</w:t>
+      </w:r>
+    </w:p>
+    <w:p>
+      <w:pPr>
+        <w:spacing w:line="360" w:lineRule="auto" w:before="0" w:after="60"/>
+        <w:ind w:left="360"/>
+        <w:jc w:val="both"/>
+      </w:pPr>
+      <w:r/>
+      <w:r>
+        <w:rPr>
+          <w:rFonts w:ascii="Times New Roman" w:hAnsi="Times New Roman"/>
+          <w:b/>
+          <w:sz w:val="26"/>
+        </w:rPr>
+        <w:t xml:space="preserve">• Chất lượng xuất bản: </w:t>
+      </w:r>
+      <w:r>
+        <w:rPr>
+          <w:rFonts w:ascii="Times New Roman" w:hAnsi="Times New Roman"/>
+          <w:sz w:val="26"/>
+        </w:rPr>
+        <w:t>Độ phân giải Full HD 1080p (1920x1080), âm thanh rõ ràng, nhúng trực tiếp slide thuyết trình 17 trang và thao tác thực nghiệm demo ứng dụng.</w:t>
+      </w:r>
+    </w:p>
+    <w:p>
+      <w:pPr>
+        <w:pStyle w:val="Heading2"/>
+        <w:spacing w:line="360" w:lineRule="auto" w:before="120" w:after="80"/>
+        <w:jc w:val="left"/>
+      </w:pPr>
+      <w:r/>
+      <w:r>
+        <w:rPr>
+          <w:rFonts w:ascii="Times New Roman" w:hAnsi="Times New Roman"/>
+          <w:b/>
+          <w:i w:val="0"/>
+          <w:sz w:val="26"/>
+        </w:rPr>
+        <w:t>D.2. Bảng phân công thời lượng và nội dung thuyết trình</w:t>
+      </w:r>
+    </w:p>
+    <w:p>
+      <w:pPr>
+        <w:spacing w:line="360" w:lineRule="auto" w:before="0" w:after="80"/>
+        <w:jc w:val="both"/>
+      </w:pPr>
+      <w:r/>
+      <w:r>
+        <w:rPr>
+          <w:rFonts w:ascii="Times New Roman" w:hAnsi="Times New Roman"/>
+          <w:b w:val="0"/>
+          <w:i w:val="0"/>
+          <w:sz w:val="26"/>
+        </w:rPr>
+        <w:t>Nhóm áp dụng nguyên tắc 'ai trực tiếp thực hiện nội dung nào sẽ chịu trách nhiệm thuyết trình nội dung đó' nhằm thể hiện năng lực chuyên môn trung thực và đồng đều giữa các thành viên. Chi tiết phân công thể hiện tại Bảng D.1:</w:t>
+      </w:r>
+    </w:p>
+    <w:p>
+      <w:pPr>
+        <w:spacing w:before="80" w:after="80"/>
+        <w:jc w:val="center"/>
+      </w:pPr>
+      <w:r/>
+      <w:r>
+        <w:rPr>
+          <w:rFonts w:ascii="Times New Roman" w:hAnsi="Times New Roman"/>
+          <w:i/>
+          <w:sz w:val="23"/>
+        </w:rPr>
+        <w:t>Bảng D.1: Phân công nội dung thuyết trình video báo cáo nhóm 12</w:t>
+      </w:r>
+    </w:p>
+    <w:tbl>
+      <w:tblPr>
+        <w:tblStyle w:val="TableGrid"/>
+        <w:tblW w:type="auto" w:w="0"/>
+        <w:jc w:val="center"/>
+        <w:tblLook w:firstColumn="1" w:firstRow="1" w:lastColumn="0" w:lastRow="0" w:noHBand="0" w:noVBand="1" w:val="04A0"/>
+      </w:tblPr>
+      <w:tblGrid>
+        <w:gridCol w:w="1881"/>
+        <w:gridCol w:w="1881"/>
+        <w:gridCol w:w="1881"/>
+        <w:gridCol w:w="1881"/>
+        <w:gridCol w:w="1881"/>
+      </w:tblGrid>
+      <w:tr>
+        <w:tc>
+          <w:tcPr>
+            <w:tcW w:type="dxa" w:w="720"/>
+            <w:shd w:fill="EAEAEA"/>
+            <w:tcBorders>
+              <w:top w:val="single" w:sz="6" w:space="0" w:color="000000"/>
+              <w:left w:val="single" w:sz="6" w:space="0" w:color="000000"/>
+              <w:bottom w:val="single" w:sz="6" w:space="0" w:color="000000"/>
+              <w:right w:val="single" w:sz="6" w:space="0" w:color="000000"/>
+            </w:tcBorders>
+          </w:tcPr>
+          <w:p>
+            <w:pPr>
+              <w:spacing w:before="60" w:after="60" w:line="276" w:lineRule="auto"/>
+              <w:jc w:val="center"/>
+            </w:pPr>
+            <w:r/>
+            <w:r>
+              <w:rPr>
+                <w:rFonts w:ascii="Times New Roman" w:hAnsi="Times New Roman"/>
+                <w:b/>
+                <w:sz w:val="22"/>
+              </w:rPr>
+              <w:t>STT</w:t>
+            </w:r>
+          </w:p>
+        </w:tc>
+        <w:tc>
+          <w:tcPr>
+            <w:tcW w:type="dxa" w:w="2592"/>
+            <w:shd w:fill="EAEAEA"/>
+            <w:tcBorders>
+              <w:top w:val="single" w:sz="6" w:space="0" w:color="000000"/>
+              <w:left w:val="single" w:sz="6" w:space="0" w:color="000000"/>
+              <w:bottom w:val="single" w:sz="6" w:space="0" w:color="000000"/>
+              <w:right w:val="single" w:sz="6" w:space="0" w:color="000000"/>
+            </w:tcBorders>
+          </w:tcPr>
+          <w:p>
+            <w:pPr>
+              <w:spacing w:before="60" w:after="60" w:line="276" w:lineRule="auto"/>
+              <w:jc w:val="center"/>
+            </w:pPr>
+            <w:r/>
+            <w:r>
+              <w:rPr>
+                <w:rFonts w:ascii="Times New Roman" w:hAnsi="Times New Roman"/>
+                <w:b/>
+                <w:sz w:val="22"/>
+              </w:rPr>
+              <w:t>Thành viên &amp; MSSV</w:t>
+            </w:r>
+          </w:p>
+        </w:tc>
+        <w:tc>
+          <w:tcPr>
+            <w:tcW w:type="dxa" w:w="1296"/>
+            <w:shd w:fill="EAEAEA"/>
+            <w:tcBorders>
+              <w:top w:val="single" w:sz="6" w:space="0" w:color="000000"/>
+              <w:left w:val="single" w:sz="6" w:space="0" w:color="000000"/>
+              <w:bottom w:val="single" w:sz="6" w:space="0" w:color="000000"/>
+              <w:right w:val="single" w:sz="6" w:space="0" w:color="000000"/>
+            </w:tcBorders>
+          </w:tcPr>
+          <w:p>
+            <w:pPr>
+              <w:spacing w:before="60" w:after="60" w:line="276" w:lineRule="auto"/>
+              <w:jc w:val="center"/>
+            </w:pPr>
+            <w:r/>
+            <w:r>
+              <w:rPr>
+                <w:rFonts w:ascii="Times New Roman" w:hAnsi="Times New Roman"/>
+                <w:b/>
+                <w:sz w:val="22"/>
+              </w:rPr>
+              <w:t>Slide</w:t>
+            </w:r>
+          </w:p>
+        </w:tc>
+        <w:tc>
+          <w:tcPr>
+            <w:tcW w:type="dxa" w:w="1440"/>
+            <w:shd w:fill="EAEAEA"/>
+            <w:tcBorders>
+              <w:top w:val="single" w:sz="6" w:space="0" w:color="000000"/>
+              <w:left w:val="single" w:sz="6" w:space="0" w:color="000000"/>
+              <w:bottom w:val="single" w:sz="6" w:space="0" w:color="000000"/>
+              <w:right w:val="single" w:sz="6" w:space="0" w:color="000000"/>
+            </w:tcBorders>
+          </w:tcPr>
+          <w:p>
+            <w:pPr>
+              <w:spacing w:before="60" w:after="60" w:line="276" w:lineRule="auto"/>
+              <w:jc w:val="center"/>
+            </w:pPr>
+            <w:r/>
+            <w:r>
+              <w:rPr>
+                <w:rFonts w:ascii="Times New Roman" w:hAnsi="Times New Roman"/>
+                <w:b/>
+                <w:sz w:val="22"/>
+              </w:rPr>
+              <w:t>Thời lượng</w:t>
+            </w:r>
+          </w:p>
+        </w:tc>
+        <w:tc>
+          <w:tcPr>
+            <w:tcW w:type="dxa" w:w="4032"/>
+            <w:shd w:fill="EAEAEA"/>
+            <w:tcBorders>
+              <w:top w:val="single" w:sz="6" w:space="0" w:color="000000"/>
+              <w:left w:val="single" w:sz="6" w:space="0" w:color="000000"/>
+              <w:bottom w:val="single" w:sz="6" w:space="0" w:color="000000"/>
+              <w:right w:val="single" w:sz="6" w:space="0" w:color="000000"/>
+            </w:tcBorders>
+          </w:tcPr>
+          <w:p>
+            <w:pPr>
+              <w:spacing w:before="60" w:after="60" w:line="276" w:lineRule="auto"/>
+              <w:jc w:val="center"/>
+            </w:pPr>
+            <w:r/>
+            <w:r>
+              <w:rPr>
+                <w:rFonts w:ascii="Times New Roman" w:hAnsi="Times New Roman"/>
+                <w:b/>
+                <w:sz w:val="22"/>
+              </w:rPr>
+              <w:t>Nội dung thuyết minh chi tiết</w:t>
+            </w:r>
+          </w:p>
+        </w:tc>
+      </w:tr>
+      <w:tr>
+        <w:tc>
+          <w:tcPr>
+            <w:tcW w:type="dxa" w:w="720"/>
+            <w:tcBorders>
+              <w:top w:val="single" w:sz="4" w:space="0" w:color="000000"/>
+              <w:left w:val="single" w:sz="4" w:space="0" w:color="000000"/>
+              <w:bottom w:val="single" w:sz="4" w:space="0" w:color="000000"/>
+              <w:right w:val="single" w:sz="4" w:space="0" w:color="000000"/>
+            </w:tcBorders>
+          </w:tcPr>
+          <w:p>
+            <w:pPr>
+              <w:spacing w:before="60" w:after="60" w:line="276" w:lineRule="auto"/>
+              <w:jc w:val="center"/>
+            </w:pPr>
+            <w:r/>
+            <w:r>
+              <w:rPr>
+                <w:rFonts w:ascii="Times New Roman" w:hAnsi="Times New Roman"/>
+                <w:sz w:val="21"/>
+              </w:rPr>
+              <w:t>1</w:t>
+            </w:r>
+          </w:p>
+        </w:tc>
+        <w:tc>
+          <w:tcPr>
+            <w:tcW w:type="dxa" w:w="2592"/>
+            <w:tcBorders>
+              <w:top w:val="single" w:sz="4" w:space="0" w:color="000000"/>
+              <w:left w:val="single" w:sz="4" w:space="0" w:color="000000"/>
+              <w:bottom w:val="single" w:sz="4" w:space="0" w:color="000000"/>
+              <w:right w:val="single" w:sz="4" w:space="0" w:color="000000"/>
+            </w:tcBorders>
+          </w:tcPr>
+          <w:p>
+            <w:pPr>
+              <w:spacing w:before="60" w:after="60" w:line="276" w:lineRule="auto"/>
+              <w:jc w:val="left"/>
+            </w:pPr>
+            <w:r/>
+            <w:r>
+              <w:rPr>
+                <w:rFonts w:ascii="Times New Roman" w:hAnsi="Times New Roman"/>
+                <w:sz w:val="21"/>
+              </w:rPr>
+              <w:t>Hà Mạnh Trường</w:t>
+              <w:br/>
+              <w:t>MSSV: 2045240326</w:t>
+              <w:br/>
+              <w:t>(Nhóm trưởng)</w:t>
+            </w:r>
+          </w:p>
+        </w:tc>
+        <w:tc>
+          <w:tcPr>
+            <w:tcW w:type="dxa" w:w="1296"/>
+            <w:tcBorders>
+              <w:top w:val="single" w:sz="4" w:space="0" w:color="000000"/>
+              <w:left w:val="single" w:sz="4" w:space="0" w:color="000000"/>
+              <w:bottom w:val="single" w:sz="4" w:space="0" w:color="000000"/>
+              <w:right w:val="single" w:sz="4" w:space="0" w:color="000000"/>
+            </w:tcBorders>
+          </w:tcPr>
+          <w:p>
+            <w:pPr>
+              <w:spacing w:before="60" w:after="60" w:line="276" w:lineRule="auto"/>
+              <w:jc w:val="center"/>
+            </w:pPr>
+            <w:r/>
+            <w:r>
+              <w:rPr>
+                <w:rFonts w:ascii="Times New Roman" w:hAnsi="Times New Roman"/>
+                <w:sz w:val="21"/>
+              </w:rPr>
+              <w:t>Slide 1–4</w:t>
+            </w:r>
+          </w:p>
+        </w:tc>
+        <w:tc>
+          <w:tcPr>
+            <w:tcW w:type="dxa" w:w="1440"/>
+            <w:tcBorders>
+              <w:top w:val="single" w:sz="4" w:space="0" w:color="000000"/>
+              <w:left w:val="single" w:sz="4" w:space="0" w:color="000000"/>
+              <w:bottom w:val="single" w:sz="4" w:space="0" w:color="000000"/>
+              <w:right w:val="single" w:sz="4" w:space="0" w:color="000000"/>
+            </w:tcBorders>
+          </w:tcPr>
+          <w:p>
+            <w:pPr>
+              <w:spacing w:before="60" w:after="60" w:line="276" w:lineRule="auto"/>
+              <w:jc w:val="center"/>
+            </w:pPr>
+            <w:r/>
+            <w:r>
+              <w:rPr>
+                <w:rFonts w:ascii="Times New Roman" w:hAnsi="Times New Roman"/>
+                <w:sz w:val="21"/>
+              </w:rPr>
+              <w:t>~3 phút 30s</w:t>
+            </w:r>
+          </w:p>
+        </w:tc>
+        <w:tc>
+          <w:tcPr>
+            <w:tcW w:type="dxa" w:w="4032"/>
+            <w:tcBorders>
+              <w:top w:val="single" w:sz="4" w:space="0" w:color="000000"/>
+              <w:left w:val="single" w:sz="4" w:space="0" w:color="000000"/>
+              <w:bottom w:val="single" w:sz="4" w:space="0" w:color="000000"/>
+              <w:right w:val="single" w:sz="4" w:space="0" w:color="000000"/>
+            </w:tcBorders>
+          </w:tcPr>
+          <w:p>
+            <w:pPr>
+              <w:spacing w:before="60" w:after="60" w:line="276" w:lineRule="auto"/>
+              <w:jc w:val="left"/>
+            </w:pPr>
+            <w:r/>
+            <w:r>
+              <w:rPr>
+                <w:rFonts w:ascii="Times New Roman" w:hAnsi="Times New Roman"/>
+                <w:sz w:val="21"/>
+              </w:rPr>
+              <w:t>Trình bày Bối cảnh và lý do chọn đề tài, Mục tiêu nghiên cứu và bài toán gom cụm; Kiến trúc 11 bước của pipeline tổng thể; Quy trình thu thập, tiền xử lý dữ liệu 5 năm (2015–2019) và phương án xử lý bản ghi khuyết thiếu UAE 2018.</w:t>
+            </w:r>
+          </w:p>
+        </w:tc>
+      </w:tr>
+      <w:tr>
+        <w:tc>
+          <w:tcPr>
+            <w:tcW w:type="dxa" w:w="720"/>
+            <w:tcBorders>
+              <w:top w:val="single" w:sz="4" w:space="0" w:color="000000"/>
+              <w:left w:val="single" w:sz="4" w:space="0" w:color="000000"/>
+              <w:bottom w:val="single" w:sz="4" w:space="0" w:color="000000"/>
+              <w:right w:val="single" w:sz="4" w:space="0" w:color="000000"/>
+            </w:tcBorders>
+          </w:tcPr>
+          <w:p>
+            <w:pPr>
+              <w:spacing w:before="60" w:after="60" w:line="276" w:lineRule="auto"/>
+              <w:jc w:val="center"/>
+            </w:pPr>
+            <w:r/>
+            <w:r>
+              <w:rPr>
+                <w:rFonts w:ascii="Times New Roman" w:hAnsi="Times New Roman"/>
+                <w:sz w:val="21"/>
+              </w:rPr>
+              <w:t>2</w:t>
+            </w:r>
+          </w:p>
+        </w:tc>
+        <w:tc>
+          <w:tcPr>
+            <w:tcW w:type="dxa" w:w="2592"/>
+            <w:tcBorders>
+              <w:top w:val="single" w:sz="4" w:space="0" w:color="000000"/>
+              <w:left w:val="single" w:sz="4" w:space="0" w:color="000000"/>
+              <w:bottom w:val="single" w:sz="4" w:space="0" w:color="000000"/>
+              <w:right w:val="single" w:sz="4" w:space="0" w:color="000000"/>
+            </w:tcBorders>
+          </w:tcPr>
+          <w:p>
+            <w:pPr>
+              <w:spacing w:before="60" w:after="60" w:line="276" w:lineRule="auto"/>
+              <w:jc w:val="left"/>
+            </w:pPr>
+            <w:r/>
+            <w:r>
+              <w:rPr>
+                <w:rFonts w:ascii="Times New Roman" w:hAnsi="Times New Roman"/>
+                <w:sz w:val="21"/>
+              </w:rPr>
+              <w:t>Huỳnh Tâm Trí</w:t>
+              <w:br/>
+              <w:t>MSSV: 2045240315</w:t>
+              <w:br/>
+              <w:t>(Thành viên)</w:t>
+            </w:r>
+          </w:p>
+        </w:tc>
+        <w:tc>
+          <w:tcPr>
+            <w:tcW w:type="dxa" w:w="1296"/>
+            <w:tcBorders>
+              <w:top w:val="single" w:sz="4" w:space="0" w:color="000000"/>
+              <w:left w:val="single" w:sz="4" w:space="0" w:color="000000"/>
+              <w:bottom w:val="single" w:sz="4" w:space="0" w:color="000000"/>
+              <w:right w:val="single" w:sz="4" w:space="0" w:color="000000"/>
+            </w:tcBorders>
+          </w:tcPr>
+          <w:p>
+            <w:pPr>
+              <w:spacing w:before="60" w:after="60" w:line="276" w:lineRule="auto"/>
+              <w:jc w:val="center"/>
+            </w:pPr>
+            <w:r/>
+            <w:r>
+              <w:rPr>
+                <w:rFonts w:ascii="Times New Roman" w:hAnsi="Times New Roman"/>
+                <w:sz w:val="21"/>
+              </w:rPr>
+              <w:t>Slide 5–9</w:t>
+            </w:r>
+          </w:p>
+        </w:tc>
+        <w:tc>
+          <w:tcPr>
+            <w:tcW w:type="dxa" w:w="1440"/>
+            <w:tcBorders>
+              <w:top w:val="single" w:sz="4" w:space="0" w:color="000000"/>
+              <w:left w:val="single" w:sz="4" w:space="0" w:color="000000"/>
+              <w:bottom w:val="single" w:sz="4" w:space="0" w:color="000000"/>
+              <w:right w:val="single" w:sz="4" w:space="0" w:color="000000"/>
+            </w:tcBorders>
+          </w:tcPr>
+          <w:p>
+            <w:pPr>
+              <w:spacing w:before="60" w:after="60" w:line="276" w:lineRule="auto"/>
+              <w:jc w:val="center"/>
+            </w:pPr>
+            <w:r/>
+            <w:r>
+              <w:rPr>
+                <w:rFonts w:ascii="Times New Roman" w:hAnsi="Times New Roman"/>
+                <w:sz w:val="21"/>
+              </w:rPr>
+              <w:t>~4 phút 00s</w:t>
+            </w:r>
+          </w:p>
+        </w:tc>
+        <w:tc>
+          <w:tcPr>
+            <w:tcW w:type="dxa" w:w="4032"/>
+            <w:tcBorders>
+              <w:top w:val="single" w:sz="4" w:space="0" w:color="000000"/>
+              <w:left w:val="single" w:sz="4" w:space="0" w:color="000000"/>
+              <w:bottom w:val="single" w:sz="4" w:space="0" w:color="000000"/>
+              <w:right w:val="single" w:sz="4" w:space="0" w:color="000000"/>
+            </w:tcBorders>
+          </w:tcPr>
+          <w:p>
+            <w:pPr>
+              <w:spacing w:before="60" w:after="60" w:line="276" w:lineRule="auto"/>
+              <w:jc w:val="left"/>
+            </w:pPr>
+            <w:r/>
+            <w:r>
+              <w:rPr>
+                <w:rFonts w:ascii="Times New Roman" w:hAnsi="Times New Roman"/>
+                <w:sz w:val="21"/>
+              </w:rPr>
+              <w:t>Trình bày Khám phá dữ liệu (EDA), phân bố sáu yếu tố và ngoại lai IQR; Cơ sở chuẩn hóa Z-score và giảm chiều PCA; Cài đặt thuật toán from-scratch (K-Means++, Ward, DBSCAN); Thẩm định số cụm tối ưu k*=3 và kiểm định độ ổn định ARI qua mười hạt giống.</w:t>
+            </w:r>
+          </w:p>
+        </w:tc>
+      </w:tr>
+      <w:tr>
+        <w:tc>
+          <w:tcPr>
+            <w:tcW w:type="dxa" w:w="720"/>
+            <w:tcBorders>
+              <w:top w:val="single" w:sz="4" w:space="0" w:color="000000"/>
+              <w:left w:val="single" w:sz="4" w:space="0" w:color="000000"/>
+              <w:bottom w:val="single" w:sz="4" w:space="0" w:color="000000"/>
+              <w:right w:val="single" w:sz="4" w:space="0" w:color="000000"/>
+            </w:tcBorders>
+          </w:tcPr>
+          <w:p>
+            <w:pPr>
+              <w:spacing w:before="60" w:after="60" w:line="276" w:lineRule="auto"/>
+              <w:jc w:val="center"/>
+            </w:pPr>
+            <w:r/>
+            <w:r>
+              <w:rPr>
+                <w:rFonts w:ascii="Times New Roman" w:hAnsi="Times New Roman"/>
+                <w:sz w:val="21"/>
+              </w:rPr>
+              <w:t>3</w:t>
+            </w:r>
+          </w:p>
+        </w:tc>
+        <w:tc>
+          <w:tcPr>
+            <w:tcW w:type="dxa" w:w="2592"/>
+            <w:tcBorders>
+              <w:top w:val="single" w:sz="4" w:space="0" w:color="000000"/>
+              <w:left w:val="single" w:sz="4" w:space="0" w:color="000000"/>
+              <w:bottom w:val="single" w:sz="4" w:space="0" w:color="000000"/>
+              <w:right w:val="single" w:sz="4" w:space="0" w:color="000000"/>
+            </w:tcBorders>
+          </w:tcPr>
+          <w:p>
+            <w:pPr>
+              <w:spacing w:before="60" w:after="60" w:line="276" w:lineRule="auto"/>
+              <w:jc w:val="left"/>
+            </w:pPr>
+            <w:r/>
+            <w:r>
+              <w:rPr>
+                <w:rFonts w:ascii="Times New Roman" w:hAnsi="Times New Roman"/>
+                <w:sz w:val="21"/>
+              </w:rPr>
+              <w:t>Ngô Quang Trung</w:t>
+              <w:br/>
+              <w:t>MSSV: 2045240325</w:t>
+              <w:br/>
+              <w:t>(Thành viên)</w:t>
+            </w:r>
+          </w:p>
+        </w:tc>
+        <w:tc>
+          <w:tcPr>
+            <w:tcW w:type="dxa" w:w="1296"/>
+            <w:tcBorders>
+              <w:top w:val="single" w:sz="4" w:space="0" w:color="000000"/>
+              <w:left w:val="single" w:sz="4" w:space="0" w:color="000000"/>
+              <w:bottom w:val="single" w:sz="4" w:space="0" w:color="000000"/>
+              <w:right w:val="single" w:sz="4" w:space="0" w:color="000000"/>
+            </w:tcBorders>
+          </w:tcPr>
+          <w:p>
+            <w:pPr>
+              <w:spacing w:before="60" w:after="60" w:line="276" w:lineRule="auto"/>
+              <w:jc w:val="center"/>
+            </w:pPr>
+            <w:r/>
+            <w:r>
+              <w:rPr>
+                <w:rFonts w:ascii="Times New Roman" w:hAnsi="Times New Roman"/>
+                <w:sz w:val="21"/>
+              </w:rPr>
+              <w:t>Slide 10–17</w:t>
+            </w:r>
+          </w:p>
+        </w:tc>
+        <w:tc>
+          <w:tcPr>
+            <w:tcW w:type="dxa" w:w="1440"/>
+            <w:tcBorders>
+              <w:top w:val="single" w:sz="4" w:space="0" w:color="000000"/>
+              <w:left w:val="single" w:sz="4" w:space="0" w:color="000000"/>
+              <w:bottom w:val="single" w:sz="4" w:space="0" w:color="000000"/>
+              <w:right w:val="single" w:sz="4" w:space="0" w:color="000000"/>
+            </w:tcBorders>
+          </w:tcPr>
+          <w:p>
+            <w:pPr>
+              <w:spacing w:before="60" w:after="60" w:line="276" w:lineRule="auto"/>
+              <w:jc w:val="center"/>
+            </w:pPr>
+            <w:r/>
+            <w:r>
+              <w:rPr>
+                <w:rFonts w:ascii="Times New Roman" w:hAnsi="Times New Roman"/>
+                <w:sz w:val="21"/>
+              </w:rPr>
+              <w:t>~4 phút 10s</w:t>
+            </w:r>
+          </w:p>
+        </w:tc>
+        <w:tc>
+          <w:tcPr>
+            <w:tcW w:type="dxa" w:w="4032"/>
+            <w:tcBorders>
+              <w:top w:val="single" w:sz="4" w:space="0" w:color="000000"/>
+              <w:left w:val="single" w:sz="4" w:space="0" w:color="000000"/>
+              <w:bottom w:val="single" w:sz="4" w:space="0" w:color="000000"/>
+              <w:right w:val="single" w:sz="4" w:space="0" w:color="000000"/>
+            </w:tcBorders>
+          </w:tcPr>
+          <w:p>
+            <w:pPr>
+              <w:spacing w:before="60" w:after="60" w:line="276" w:lineRule="auto"/>
+              <w:jc w:val="left"/>
+            </w:pPr>
+            <w:r/>
+            <w:r>
+              <w:rPr>
+                <w:rFonts w:ascii="Times New Roman" w:hAnsi="Times New Roman"/>
+                <w:sz w:val="21"/>
+              </w:rPr>
+              <w:t>Trình bày Chân dung kinh tế – xã hội 3 cụm quốc gia; Hậu kiểm ANOVA với điểm hạnh phúc thực tế; Bảng dịch chuyển cụm 156 quốc gia qua 5 năm; Trực tiếp thao tác chạy demo ứng dụng tương tác Streamlit 4 tab; Tổng kết đóng góp, hạn chế và kết luận.</w:t>
+            </w:r>
+          </w:p>
+        </w:tc>
+      </w:tr>
+    </w:tbl>
     <w:sectPr>
       <w:headerReference w:type="default" r:id="rId27"/>
       <w:footerReference w:type="default" r:id="rId28"/>
